--- a/_Learn/Packaging.tutorial/OS.2022/en-US_Windows_Server_2022.docx
+++ b/_Learn/Packaging.tutorial/OS.2022/en-US_Windows_Server_2022.docx
@@ -30,7 +30,7 @@
           <w:noProof/>
         </w:rPr>
         <w:drawing>
-          <wp:anchor distT="0" distB="0" distL="114300" distR="114300" simplePos="0" relativeHeight="251661312" behindDoc="1" locked="0" layoutInCell="1" allowOverlap="1" wp14:anchorId="0EBCC4B8" wp14:editId="1688F825">
+          <wp:anchor distT="0" distB="0" distL="114300" distR="114300" simplePos="0" relativeHeight="251661312" behindDoc="1" locked="0" layoutInCell="1" allowOverlap="1" wp14:anchorId="0EBCC4B8" wp14:editId="0AF339D3">
             <wp:simplePos x="0" y="0"/>
             <wp:positionH relativeFrom="column">
               <wp:posOffset>0</wp:posOffset>
@@ -42438,7 +42438,7 @@
           <w:noProof/>
         </w:rPr>
         <w:drawing>
-          <wp:anchor distT="0" distB="0" distL="114300" distR="114300" simplePos="0" relativeHeight="251659264" behindDoc="1" locked="0" layoutInCell="1" allowOverlap="1" wp14:anchorId="71CE2F8E" wp14:editId="76041AE7">
+          <wp:anchor distT="0" distB="0" distL="114300" distR="114300" simplePos="0" relativeHeight="251659264" behindDoc="1" locked="0" layoutInCell="1" allowOverlap="1" wp14:anchorId="71CE2F8E" wp14:editId="5F102F4B">
             <wp:simplePos x="0" y="0"/>
             <wp:positionH relativeFrom="column">
               <wp:posOffset>0</wp:posOffset>
@@ -42739,6 +42739,39 @@
           <w:color w:val="7030A0"/>
         </w:rPr>
         <w:t>Chinese to English version</w:t>
+      </w:r>
+    </w:p>
+    <w:p>
+      <w:pPr>
+        <w:spacing w:line="360" w:lineRule="auto"/>
+        <w:rPr>
+          <w:rFonts w:ascii="Aptos Narrow" w:hAnsi="Aptos Narrow"/>
+        </w:rPr>
+      </w:pPr>
+      <w:r>
+        <w:rPr>
+          <w:rFonts w:ascii="Aptos Narrow" w:hAnsi="Aptos Narrow"/>
+        </w:rPr>
+        <w:t>Initial public offering time</w:t>
+      </w:r>
+      <w:r>
+        <w:rPr>
+          <w:rFonts w:ascii="Aptos Narrow" w:hAnsi="Aptos Narrow"/>
+        </w:rPr>
+        <w:t>:</w:t>
+      </w:r>
+      <w:r>
+        <w:rPr>
+          <w:rFonts w:ascii="Aptos Narrow" w:hAnsi="Aptos Narrow"/>
+        </w:rPr>
+        <w:t xml:space="preserve"> </w:t>
+      </w:r>
+      <w:r>
+        <w:rPr>
+          <w:rFonts w:ascii="Aptos Narrow" w:hAnsi="Aptos Narrow"/>
+          <w:color w:val="7030A0"/>
+        </w:rPr>
+        <w:t>4 / 2023</w:t>
       </w:r>
     </w:p>
     <w:p>

--- a/_Learn/Packaging.tutorial/OS.2022/en-US_Windows_Server_2022.docx
+++ b/_Learn/Packaging.tutorial/OS.2022/en-US_Windows_Server_2022.docx
@@ -30,7 +30,7 @@
           <w:noProof/>
         </w:rPr>
         <w:drawing>
-          <wp:anchor distT="0" distB="0" distL="114300" distR="114300" simplePos="0" relativeHeight="251661312" behindDoc="1" locked="0" layoutInCell="1" allowOverlap="1" wp14:anchorId="0EBCC4B8" wp14:editId="46E2EF54">
+          <wp:anchor distT="0" distB="0" distL="114300" distR="114300" simplePos="0" relativeHeight="251661312" behindDoc="1" locked="0" layoutInCell="1" allowOverlap="1" wp14:anchorId="0EBCC4B8" wp14:editId="129CC926">
             <wp:simplePos x="0" y="0"/>
             <wp:positionH relativeFrom="column">
               <wp:posOffset>0</wp:posOffset>
@@ -762,7 +762,7 @@
           <w:tab w:val="right" w:pos="13977"/>
         </w:tabs>
         <w:spacing w:before="240" w:line="360" w:lineRule="auto"/>
-        <w:ind w:left="1985" w:hanging="634"/>
+        <w:ind w:left="1985" w:hanging="725"/>
         <w:contextualSpacing w:val="0"/>
         <w:rPr>
           <w:rFonts w:ascii="Aptos Narrow" w:eastAsiaTheme="majorEastAsia" w:hAnsi="Aptos Narrow"/>
@@ -1126,12 +1126,12 @@
         <w:rPr>
           <w:rFonts w:ascii="Aptos Narrow" w:eastAsiaTheme="majorEastAsia" w:hAnsi="Aptos Narrow"/>
         </w:rPr>
-      </w:r>
-      <w:r>
-        <w:rPr>
-          <w:rFonts w:ascii="Aptos Narrow" w:eastAsiaTheme="majorEastAsia" w:hAnsi="Aptos Narrow"/>
-        </w:rPr>
         <w:instrText xml:space="preserve"> \* MERGEFORMAT </w:instrText>
+      </w:r>
+      <w:r>
+        <w:rPr>
+          <w:rFonts w:ascii="Aptos Narrow" w:eastAsiaTheme="majorEastAsia" w:hAnsi="Aptos Narrow"/>
+        </w:rPr>
       </w:r>
       <w:r>
         <w:rPr>
@@ -1241,22 +1241,22 @@
         <w:rPr>
           <w:rFonts w:ascii="Aptos Narrow" w:eastAsiaTheme="majorEastAsia" w:hAnsi="Aptos Narrow"/>
         </w:rPr>
-      </w:r>
-      <w:r>
-        <w:rPr>
-          <w:rFonts w:ascii="Aptos Narrow" w:eastAsiaTheme="majorEastAsia" w:hAnsi="Aptos Narrow"/>
-        </w:rPr>
         <w:instrText xml:space="preserve"> \* MERGEFORMAT </w:instrText>
       </w:r>
       <w:r>
         <w:rPr>
           <w:rFonts w:ascii="Aptos Narrow" w:eastAsiaTheme="majorEastAsia" w:hAnsi="Aptos Narrow"/>
         </w:rPr>
+      </w:r>
+      <w:r>
+        <w:rPr>
+          <w:rFonts w:ascii="Aptos Narrow" w:eastAsiaTheme="majorEastAsia" w:hAnsi="Aptos Narrow"/>
+        </w:rPr>
         <w:fldChar w:fldCharType="separate"/>
       </w:r>
       <w:r>
         <w:rPr>
-          <w:rFonts w:ascii="Aptos Narrow" w:eastAsia="Microsoft YaHei" w:hAnsi="Aptos Narrow"/>
+          <w:rFonts w:ascii="Aptos Narrow" w:eastAsia="微软雅黑" w:hAnsi="Aptos Narrow"/>
         </w:rPr>
         <w:t>Turn off Windows Security Center</w:t>
       </w:r>
@@ -1355,22 +1355,22 @@
         <w:rPr>
           <w:rFonts w:ascii="Aptos Narrow" w:eastAsiaTheme="majorEastAsia" w:hAnsi="Aptos Narrow"/>
         </w:rPr>
-      </w:r>
-      <w:r>
-        <w:rPr>
-          <w:rFonts w:ascii="Aptos Narrow" w:eastAsiaTheme="majorEastAsia" w:hAnsi="Aptos Narrow"/>
-        </w:rPr>
         <w:instrText xml:space="preserve"> \* MERGEFORMAT </w:instrText>
       </w:r>
       <w:r>
         <w:rPr>
           <w:rFonts w:ascii="Aptos Narrow" w:eastAsiaTheme="majorEastAsia" w:hAnsi="Aptos Narrow"/>
         </w:rPr>
+      </w:r>
+      <w:r>
+        <w:rPr>
+          <w:rFonts w:ascii="Aptos Narrow" w:eastAsiaTheme="majorEastAsia" w:hAnsi="Aptos Narrow"/>
+        </w:rPr>
         <w:fldChar w:fldCharType="separate"/>
       </w:r>
       <w:r>
         <w:rPr>
-          <w:rFonts w:ascii="Aptos Narrow" w:eastAsia="Microsoft YaHei" w:hAnsi="Aptos Narrow"/>
+          <w:rFonts w:ascii="Aptos Narrow" w:eastAsia="微软雅黑" w:hAnsi="Aptos Narrow"/>
         </w:rPr>
         <w:t>Turn off virtualization-based security</w:t>
       </w:r>
@@ -1446,7 +1446,7 @@
         <w:tabs>
           <w:tab w:val="right" w:pos="13977"/>
         </w:tabs>
-        <w:spacing w:before="600" w:line="360" w:lineRule="auto"/>
+        <w:spacing w:before="480" w:line="360" w:lineRule="auto"/>
         <w:ind w:left="2520" w:hanging="540"/>
         <w:contextualSpacing w:val="0"/>
         <w:rPr>
@@ -1560,8 +1560,8 @@
         <w:tabs>
           <w:tab w:val="right" w:pos="13977"/>
         </w:tabs>
-        <w:spacing w:before="720" w:line="360" w:lineRule="auto"/>
-        <w:ind w:left="1985" w:hanging="634"/>
+        <w:spacing w:before="600" w:line="360" w:lineRule="auto"/>
+        <w:ind w:left="1985" w:hanging="725"/>
         <w:contextualSpacing w:val="0"/>
         <w:rPr>
           <w:rStyle w:val="Hyperlink"/>
@@ -2313,7 +2313,7 @@
           <w:tab w:val="right" w:pos="13977"/>
         </w:tabs>
         <w:spacing w:before="240" w:line="360" w:lineRule="auto"/>
-        <w:ind w:left="1985" w:hanging="634"/>
+        <w:ind w:left="1985" w:hanging="635"/>
         <w:contextualSpacing w:val="0"/>
         <w:rPr>
           <w:rStyle w:val="Hyperlink"/>
@@ -2436,7 +2436,7 @@
           <w:tab w:val="right" w:pos="13977"/>
         </w:tabs>
         <w:spacing w:before="240" w:line="360" w:lineRule="auto"/>
-        <w:ind w:left="1985" w:hanging="634"/>
+        <w:ind w:left="1985" w:hanging="635"/>
         <w:contextualSpacing w:val="0"/>
         <w:rPr>
           <w:rStyle w:val="Hyperlink"/>
@@ -2571,7 +2571,7 @@
           <w:tab w:val="right" w:pos="13977"/>
         </w:tabs>
         <w:spacing w:before="240" w:line="360" w:lineRule="auto"/>
-        <w:ind w:left="1985" w:hanging="634"/>
+        <w:ind w:left="1985" w:hanging="635"/>
         <w:contextualSpacing w:val="0"/>
         <w:rPr>
           <w:rStyle w:val="Hyperlink"/>
@@ -3476,7 +3476,7 @@
       <w:r>
         <w:rPr>
           <w:rStyle w:val="Hyperlink"/>
-          <w:rFonts w:ascii="Aptos Narrow" w:eastAsia="Microsoft YaHei" w:hAnsi="Aptos Narrow"/>
+          <w:rFonts w:ascii="Aptos Narrow" w:eastAsia="微软雅黑" w:hAnsi="Aptos Narrow"/>
           <w:color w:val="auto"/>
           <w:szCs w:val="20"/>
           <w:u w:val="none"/>
@@ -4098,7 +4098,7 @@
       </w:r>
       <w:r>
         <w:rPr>
-          <w:rFonts w:ascii="Aptos Narrow" w:eastAsia="Microsoft YaHei" w:hAnsi="Aptos Narrow"/>
+          <w:rFonts w:ascii="Aptos Narrow" w:eastAsia="微软雅黑" w:hAnsi="Aptos Narrow"/>
           <w:szCs w:val="20"/>
         </w:rPr>
         <w:t>Offline image language: change</w:t>
@@ -4195,7 +4195,6 @@
         <w:rPr>
           <w:rFonts w:ascii="Aptos Narrow" w:eastAsiaTheme="majorEastAsia" w:hAnsi="Aptos Narrow"/>
         </w:rPr>
-        <w:lastRenderedPageBreak/>
         <w:fldChar w:fldCharType="begin"/>
       </w:r>
       <w:r>
@@ -4224,7 +4223,7 @@
       <w:r>
         <w:rPr>
           <w:rStyle w:val="Hyperlink"/>
-          <w:rFonts w:ascii="Aptos Narrow" w:eastAsia="Microsoft YaHei" w:hAnsi="Aptos Narrow"/>
+          <w:rFonts w:ascii="Aptos Narrow" w:eastAsia="微软雅黑" w:hAnsi="Aptos Narrow"/>
           <w:color w:val="auto"/>
           <w:szCs w:val="20"/>
           <w:u w:val="none"/>
@@ -4323,6 +4322,7 @@
         <w:rPr>
           <w:rFonts w:ascii="Aptos Narrow" w:eastAsiaTheme="majorEastAsia" w:hAnsi="Aptos Narrow"/>
         </w:rPr>
+        <w:lastRenderedPageBreak/>
         <w:fldChar w:fldCharType="begin"/>
       </w:r>
       <w:r>
@@ -4351,7 +4351,7 @@
       <w:r>
         <w:rPr>
           <w:rStyle w:val="Hyperlink"/>
-          <w:rFonts w:ascii="Aptos Narrow" w:eastAsia="Microsoft YaHei" w:hAnsi="Aptos Narrow"/>
+          <w:rFonts w:ascii="Aptos Narrow" w:eastAsia="微软雅黑" w:hAnsi="Aptos Narrow"/>
           <w:color w:val="auto"/>
           <w:szCs w:val="20"/>
           <w:u w:val="none"/>
@@ -4436,7 +4436,7 @@
         <w:tabs>
           <w:tab w:val="right" w:pos="13977"/>
         </w:tabs>
-        <w:spacing w:before="600" w:line="360" w:lineRule="auto"/>
+        <w:spacing w:before="480" w:line="360" w:lineRule="auto"/>
         <w:ind w:left="5387" w:hanging="1080"/>
         <w:contextualSpacing w:val="0"/>
         <w:rPr>
@@ -4560,7 +4560,7 @@
         <w:tabs>
           <w:tab w:val="right" w:pos="13977"/>
         </w:tabs>
-        <w:spacing w:before="600" w:line="360" w:lineRule="auto"/>
+        <w:spacing w:before="480" w:line="360" w:lineRule="auto"/>
         <w:ind w:left="4253" w:hanging="994"/>
         <w:contextualSpacing w:val="0"/>
         <w:rPr>
@@ -4601,7 +4601,7 @@
       </w:r>
       <w:r>
         <w:rPr>
-          <w:rFonts w:ascii="Aptos Narrow" w:eastAsia="Microsoft YaHei" w:hAnsi="Aptos Narrow"/>
+          <w:rFonts w:ascii="Aptos Narrow" w:eastAsia="微软雅黑" w:hAnsi="Aptos Narrow"/>
           <w:szCs w:val="20"/>
         </w:rPr>
         <w:t>Cumulative updates</w:t>
@@ -4725,7 +4725,7 @@
       </w:r>
       <w:r>
         <w:rPr>
-          <w:rFonts w:ascii="Aptos Narrow" w:eastAsia="Microsoft YaHei" w:hAnsi="Aptos Narrow"/>
+          <w:rFonts w:ascii="Aptos Narrow" w:eastAsia="微软雅黑" w:hAnsi="Aptos Narrow"/>
           <w:szCs w:val="20"/>
         </w:rPr>
         <w:t>Add</w:t>
@@ -4849,7 +4849,7 @@
       </w:r>
       <w:r>
         <w:rPr>
-          <w:rFonts w:ascii="Aptos Narrow" w:eastAsia="Microsoft YaHei" w:hAnsi="Aptos Narrow"/>
+          <w:rFonts w:ascii="Aptos Narrow" w:eastAsia="微软雅黑" w:hAnsi="Aptos Narrow"/>
           <w:szCs w:val="20"/>
         </w:rPr>
         <w:t>Delete</w:t>
@@ -4973,7 +4973,7 @@
       </w:r>
       <w:r>
         <w:rPr>
-          <w:rFonts w:ascii="Aptos Narrow" w:eastAsia="Microsoft YaHei" w:hAnsi="Aptos Narrow"/>
+          <w:rFonts w:ascii="Aptos Narrow" w:eastAsia="微软雅黑" w:hAnsi="Aptos Narrow"/>
           <w:szCs w:val="20"/>
         </w:rPr>
         <w:t>Solid update</w:t>
@@ -5098,7 +5098,7 @@
       <w:r>
         <w:rPr>
           <w:rStyle w:val="Hyperlink"/>
-          <w:rFonts w:ascii="Aptos Narrow" w:eastAsia="Microsoft YaHei" w:hAnsi="Aptos Narrow"/>
+          <w:rFonts w:ascii="Aptos Narrow" w:eastAsia="微软雅黑" w:hAnsi="Aptos Narrow"/>
           <w:color w:val="auto"/>
           <w:szCs w:val="20"/>
           <w:u w:val="none"/>
@@ -5183,7 +5183,7 @@
         <w:tabs>
           <w:tab w:val="right" w:pos="13977"/>
         </w:tabs>
-        <w:spacing w:before="600" w:line="360" w:lineRule="auto"/>
+        <w:spacing w:before="480" w:line="360" w:lineRule="auto"/>
         <w:ind w:left="4253" w:hanging="990"/>
         <w:contextualSpacing w:val="0"/>
         <w:rPr>
@@ -5939,7 +5939,7 @@
         <w:tabs>
           <w:tab w:val="right" w:pos="13977"/>
         </w:tabs>
-        <w:spacing w:before="600" w:line="360" w:lineRule="auto"/>
+        <w:spacing w:before="480" w:line="360" w:lineRule="auto"/>
         <w:ind w:left="2552" w:hanging="547"/>
         <w:contextualSpacing w:val="0"/>
         <w:rPr>
@@ -6228,7 +6228,7 @@
       </w:r>
       <w:r>
         <w:rPr>
-          <w:rFonts w:ascii="Aptos Narrow" w:eastAsia="Microsoft YaHei" w:hAnsi="Aptos Narrow"/>
+          <w:rFonts w:ascii="Aptos Narrow" w:eastAsia="微软雅黑" w:hAnsi="Aptos Narrow"/>
           <w:szCs w:val="20"/>
         </w:rPr>
         <w:t>Offline image language: change</w:t>
@@ -6563,7 +6563,7 @@
         <w:tabs>
           <w:tab w:val="right" w:pos="13977"/>
         </w:tabs>
-        <w:spacing w:before="600" w:line="360" w:lineRule="auto"/>
+        <w:spacing w:before="480" w:line="360" w:lineRule="auto"/>
         <w:ind w:left="3261" w:hanging="720"/>
         <w:contextualSpacing w:val="0"/>
         <w:rPr>
@@ -6686,7 +6686,7 @@
         <w:tabs>
           <w:tab w:val="right" w:pos="13977"/>
         </w:tabs>
-        <w:spacing w:before="600" w:line="360" w:lineRule="auto"/>
+        <w:spacing w:before="480" w:line="360" w:lineRule="auto"/>
         <w:ind w:left="2552" w:hanging="547"/>
         <w:contextualSpacing w:val="0"/>
         <w:rPr>
@@ -7304,7 +7304,7 @@
         <w:tabs>
           <w:tab w:val="right" w:pos="13977"/>
         </w:tabs>
-        <w:spacing w:before="600" w:line="360" w:lineRule="auto"/>
+        <w:spacing w:before="480" w:line="360" w:lineRule="auto"/>
         <w:ind w:left="2552" w:hanging="547"/>
         <w:contextualSpacing w:val="0"/>
         <w:rPr>
@@ -7941,7 +7941,6 @@
         <w:rPr>
           <w:rFonts w:ascii="Aptos Narrow" w:eastAsiaTheme="majorEastAsia" w:hAnsi="Aptos Narrow"/>
         </w:rPr>
-        <w:lastRenderedPageBreak/>
         <w:fldChar w:fldCharType="begin"/>
       </w:r>
       <w:r>
@@ -8314,6 +8313,7 @@
         <w:rPr>
           <w:rFonts w:ascii="Aptos Narrow" w:eastAsiaTheme="majorEastAsia" w:hAnsi="Aptos Narrow"/>
         </w:rPr>
+        <w:lastRenderedPageBreak/>
         <w:fldChar w:fldCharType="begin"/>
       </w:r>
       <w:r>
@@ -8424,7 +8424,7 @@
         <w:tabs>
           <w:tab w:val="right" w:pos="13977"/>
         </w:tabs>
-        <w:spacing w:before="600" w:line="360" w:lineRule="auto"/>
+        <w:spacing w:before="480" w:line="360" w:lineRule="auto"/>
         <w:ind w:left="2610" w:hanging="630"/>
         <w:contextualSpacing w:val="0"/>
         <w:rPr>
@@ -8643,7 +8643,7 @@
       </w:r>
       <w:r>
         <w:rPr>
-          <w:rFonts w:ascii="Aptos Narrow" w:eastAsia="Microsoft YaHei" w:hAnsi="Aptos Narrow"/>
+          <w:rFonts w:ascii="Aptos Narrow" w:eastAsia="微软雅黑" w:hAnsi="Aptos Narrow"/>
         </w:rPr>
         <w:t>Split, merge, compress, and convert</w:t>
       </w:r>
@@ -8805,7 +8805,7 @@
       </w:r>
       <w:r>
         <w:rPr>
-          <w:rFonts w:ascii="Aptos Narrow" w:eastAsia="Microsoft YaHei" w:hAnsi="Aptos Narrow"/>
+          <w:rFonts w:ascii="Aptos Narrow" w:eastAsia="微软雅黑" w:hAnsi="Aptos Narrow"/>
         </w:rPr>
         <w:t>Splitting and merging</w:t>
       </w:r>
@@ -8967,7 +8967,7 @@
       </w:r>
       <w:r>
         <w:rPr>
-          <w:rFonts w:ascii="Aptos Narrow" w:eastAsia="Microsoft YaHei" w:hAnsi="Aptos Narrow"/>
+          <w:rFonts w:ascii="Aptos Narrow" w:eastAsia="微软雅黑" w:hAnsi="Aptos Narrow"/>
         </w:rPr>
         <w:t>Splitting</w:t>
       </w:r>
@@ -9129,7 +9129,7 @@
       </w:r>
       <w:r>
         <w:rPr>
-          <w:rFonts w:ascii="Aptos Narrow" w:eastAsia="Microsoft YaHei" w:hAnsi="Aptos Narrow"/>
+          <w:rFonts w:ascii="Aptos Narrow" w:eastAsia="微软雅黑" w:hAnsi="Aptos Narrow"/>
         </w:rPr>
         <w:t>Merge</w:t>
       </w:r>
@@ -9235,7 +9235,7 @@
         <w:tabs>
           <w:tab w:val="right" w:pos="13977"/>
         </w:tabs>
-        <w:spacing w:before="600" w:line="360" w:lineRule="auto"/>
+        <w:spacing w:before="480" w:line="360" w:lineRule="auto"/>
         <w:ind w:left="3330" w:hanging="720"/>
         <w:contextualSpacing w:val="0"/>
         <w:rPr>
@@ -9291,7 +9291,7 @@
       </w:r>
       <w:r>
         <w:rPr>
-          <w:rFonts w:ascii="Aptos Narrow" w:eastAsia="Microsoft YaHei" w:hAnsi="Aptos Narrow"/>
+          <w:rFonts w:ascii="Aptos Narrow" w:eastAsia="微软雅黑" w:hAnsi="Aptos Narrow"/>
         </w:rPr>
         <w:t>Solid compressed ESD format and WIM format conversion</w:t>
       </w:r>
@@ -9453,7 +9453,7 @@
       </w:r>
       <w:r>
         <w:rPr>
-          <w:rFonts w:ascii="Aptos Narrow" w:eastAsia="Microsoft YaHei" w:hAnsi="Aptos Narrow"/>
+          <w:rFonts w:ascii="Aptos Narrow" w:eastAsia="微软雅黑" w:hAnsi="Aptos Narrow"/>
         </w:rPr>
         <w:t>Solid compression</w:t>
       </w:r>
@@ -9564,7 +9564,7 @@
         <w:contextualSpacing w:val="0"/>
         <w:rPr>
           <w:rStyle w:val="Hyperlink"/>
-          <w:rFonts w:ascii="Aptos Narrow" w:eastAsia="Microsoft YaHei" w:hAnsi="Aptos Narrow"/>
+          <w:rFonts w:ascii="Aptos Narrow" w:eastAsia="微软雅黑" w:hAnsi="Aptos Narrow"/>
           <w:color w:val="auto"/>
           <w:u w:val="none"/>
         </w:rPr>
@@ -9720,7 +9720,7 @@
         <w:tabs>
           <w:tab w:val="right" w:pos="13977"/>
         </w:tabs>
-        <w:spacing w:before="720" w:line="360" w:lineRule="auto"/>
+        <w:spacing w:before="600" w:line="360" w:lineRule="auto"/>
         <w:ind w:left="1995" w:hanging="645"/>
         <w:contextualSpacing w:val="0"/>
         <w:rPr>
@@ -9886,7 +9886,7 @@
       <w:r>
         <w:rPr>
           <w:rStyle w:val="Hyperlink"/>
-          <w:rFonts w:ascii="Aptos Narrow" w:eastAsia="Microsoft YaHei" w:hAnsi="Aptos Narrow"/>
+          <w:rFonts w:ascii="Aptos Narrow" w:eastAsia="微软雅黑" w:hAnsi="Aptos Narrow"/>
           <w:color w:val="auto"/>
           <w:szCs w:val="20"/>
           <w:u w:val="none"/>
@@ -10514,7 +10514,7 @@
       </w:r>
       <w:r>
         <w:rPr>
-          <w:rFonts w:ascii="Aptos Narrow" w:eastAsia="Microsoft YaHei" w:hAnsi="Aptos Narrow"/>
+          <w:rFonts w:ascii="Aptos Narrow" w:eastAsia="微软雅黑" w:hAnsi="Aptos Narrow"/>
           <w:szCs w:val="20"/>
         </w:rPr>
         <w:t>Offline image language: change</w:t>
@@ -10639,7 +10639,7 @@
       <w:r>
         <w:rPr>
           <w:rStyle w:val="Hyperlink"/>
-          <w:rFonts w:ascii="Aptos Narrow" w:eastAsia="Microsoft YaHei" w:hAnsi="Aptos Narrow"/>
+          <w:rFonts w:ascii="Aptos Narrow" w:eastAsia="微软雅黑" w:hAnsi="Aptos Narrow"/>
           <w:color w:val="auto"/>
           <w:szCs w:val="20"/>
           <w:u w:val="none"/>
@@ -10766,7 +10766,7 @@
       <w:r>
         <w:rPr>
           <w:rStyle w:val="Hyperlink"/>
-          <w:rFonts w:ascii="Aptos Narrow" w:eastAsia="Microsoft YaHei" w:hAnsi="Aptos Narrow"/>
+          <w:rFonts w:ascii="Aptos Narrow" w:eastAsia="微软雅黑" w:hAnsi="Aptos Narrow"/>
           <w:color w:val="auto"/>
           <w:szCs w:val="20"/>
           <w:u w:val="none"/>
@@ -10851,7 +10851,7 @@
         <w:tabs>
           <w:tab w:val="right" w:pos="13977"/>
         </w:tabs>
-        <w:spacing w:before="600" w:line="360" w:lineRule="auto"/>
+        <w:spacing w:before="480" w:line="360" w:lineRule="auto"/>
         <w:ind w:left="3261" w:hanging="720"/>
         <w:contextualSpacing w:val="0"/>
         <w:rPr>
@@ -11469,7 +11469,7 @@
         <w:tabs>
           <w:tab w:val="right" w:pos="13977"/>
         </w:tabs>
-        <w:spacing w:before="600" w:line="360" w:lineRule="auto"/>
+        <w:spacing w:before="480" w:line="360" w:lineRule="auto"/>
         <w:ind w:left="2552" w:hanging="540"/>
         <w:contextualSpacing w:val="0"/>
         <w:rPr>
@@ -11511,7 +11511,7 @@
       <w:r>
         <w:rPr>
           <w:rStyle w:val="Hyperlink"/>
-          <w:rFonts w:ascii="Aptos Narrow" w:eastAsia="Microsoft YaHei" w:hAnsi="Aptos Narrow"/>
+          <w:rFonts w:ascii="Aptos Narrow" w:eastAsia="微软雅黑" w:hAnsi="Aptos Narrow"/>
           <w:color w:val="auto"/>
           <w:szCs w:val="20"/>
           <w:u w:val="none"/>
@@ -12088,7 +12088,7 @@
         <w:tabs>
           <w:tab w:val="right" w:pos="13977"/>
         </w:tabs>
-        <w:spacing w:before="600" w:line="360" w:lineRule="auto"/>
+        <w:spacing w:before="480" w:line="360" w:lineRule="auto"/>
         <w:ind w:left="2552" w:hanging="540"/>
         <w:contextualSpacing w:val="0"/>
         <w:rPr>
@@ -12102,7 +12102,6 @@
         <w:rPr>
           <w:rFonts w:ascii="Aptos Narrow" w:eastAsiaTheme="majorEastAsia" w:hAnsi="Aptos Narrow"/>
         </w:rPr>
-        <w:lastRenderedPageBreak/>
         <w:fldChar w:fldCharType="begin"/>
       </w:r>
       <w:r>
@@ -12473,7 +12472,7 @@
         <w:tabs>
           <w:tab w:val="right" w:pos="13977"/>
         </w:tabs>
-        <w:spacing w:before="720" w:line="360" w:lineRule="auto"/>
+        <w:spacing w:before="600" w:line="360" w:lineRule="auto"/>
         <w:ind w:left="1995" w:hanging="645"/>
         <w:contextualSpacing w:val="0"/>
         <w:rPr>
@@ -12487,6 +12486,7 @@
         <w:rPr>
           <w:rFonts w:ascii="Aptos Narrow" w:eastAsiaTheme="majorEastAsia" w:hAnsi="Aptos Narrow"/>
         </w:rPr>
+        <w:lastRenderedPageBreak/>
         <w:fldChar w:fldCharType="begin"/>
       </w:r>
       <w:r>
@@ -12638,7 +12638,7 @@
       </w:r>
       <w:r>
         <w:rPr>
-          <w:rFonts w:ascii="Aptos Narrow" w:eastAsia="Microsoft YaHei" w:hAnsi="Aptos Narrow"/>
+          <w:rFonts w:ascii="Aptos Narrow" w:eastAsia="微软雅黑" w:hAnsi="Aptos Narrow"/>
           <w:szCs w:val="20"/>
         </w:rPr>
         <w:t>Add method</w:t>
@@ -12762,7 +12762,7 @@
       </w:r>
       <w:r>
         <w:rPr>
-          <w:rFonts w:ascii="Aptos Narrow" w:eastAsia="Microsoft YaHei" w:hAnsi="Aptos Narrow"/>
+          <w:rFonts w:ascii="Aptos Narrow" w:eastAsia="微软雅黑" w:hAnsi="Aptos Narrow"/>
           <w:szCs w:val="20"/>
         </w:rPr>
         <w:t>Deployment Engine: Advanced</w:t>
@@ -13957,7 +13957,7 @@
         <w:spacing w:before="720" w:line="360" w:lineRule="auto"/>
         <w:ind w:left="3420" w:hanging="720"/>
         <w:rPr>
-          <w:rFonts w:ascii="Aptos Narrow" w:eastAsia="Microsoft YaHei" w:hAnsi="Aptos Narrow"/>
+          <w:rFonts w:ascii="Aptos Narrow" w:eastAsia="微软雅黑" w:hAnsi="Aptos Narrow"/>
           <w:iCs/>
         </w:rPr>
       </w:pPr>
@@ -13965,7 +13965,7 @@
       <w:bookmarkEnd w:id="10"/>
       <w:r>
         <w:rPr>
-          <w:rFonts w:ascii="Aptos Narrow" w:eastAsia="Microsoft YaHei" w:hAnsi="Aptos Narrow"/>
+          <w:rFonts w:ascii="Aptos Narrow" w:eastAsia="微软雅黑" w:hAnsi="Aptos Narrow"/>
         </w:rPr>
         <w:t>Turn off Windows Security Center</w:t>
       </w:r>
@@ -14261,14 +14261,14 @@
         <w:spacing w:before="720" w:line="360" w:lineRule="auto"/>
         <w:ind w:left="3420" w:hanging="720"/>
         <w:rPr>
-          <w:rFonts w:ascii="Aptos Narrow" w:eastAsia="Microsoft YaHei" w:hAnsi="Aptos Narrow"/>
+          <w:rFonts w:ascii="Aptos Narrow" w:eastAsia="微软雅黑" w:hAnsi="Aptos Narrow"/>
           <w:iCs/>
         </w:rPr>
       </w:pPr>
       <w:bookmarkStart w:id="14" w:name="_Ref194674479"/>
       <w:r>
         <w:rPr>
-          <w:rFonts w:ascii="Aptos Narrow" w:eastAsia="Microsoft YaHei" w:hAnsi="Aptos Narrow"/>
+          <w:rFonts w:ascii="Aptos Narrow" w:eastAsia="微软雅黑" w:hAnsi="Aptos Narrow"/>
         </w:rPr>
         <w:t>Turn off virtualization-based security</w:t>
       </w:r>
@@ -15188,7 +15188,7 @@
         <w:spacing w:before="720" w:line="360" w:lineRule="auto"/>
         <w:ind w:left="2694" w:hanging="567"/>
         <w:rPr>
-          <w:rFonts w:ascii="Aptos Narrow" w:eastAsia="Microsoft YaHei" w:hAnsi="Aptos Narrow" w:cstheme="minorHAnsi"/>
+          <w:rFonts w:ascii="Aptos Narrow" w:eastAsia="微软雅黑" w:hAnsi="Aptos Narrow" w:cstheme="minorHAnsi"/>
           <w:szCs w:val="20"/>
         </w:rPr>
       </w:pPr>
@@ -15237,7 +15237,7 @@
         <w:ind w:left="4253" w:hanging="851"/>
         <w:contextualSpacing w:val="0"/>
         <w:rPr>
-          <w:rFonts w:ascii="Aptos Narrow" w:eastAsia="Microsoft YaHei" w:hAnsi="Aptos Narrow" w:cstheme="minorHAnsi"/>
+          <w:rFonts w:ascii="Aptos Narrow" w:eastAsia="微软雅黑" w:hAnsi="Aptos Narrow" w:cstheme="minorHAnsi"/>
           <w:szCs w:val="20"/>
         </w:rPr>
       </w:pPr>
@@ -15245,7 +15245,7 @@
         <w:r>
           <w:rPr>
             <w:rStyle w:val="Hyperlink"/>
-            <w:rFonts w:ascii="Aptos Narrow" w:eastAsia="Microsoft YaHei" w:hAnsi="Aptos Narrow" w:cstheme="minorHAnsi"/>
+            <w:rFonts w:ascii="Aptos Narrow" w:eastAsia="微软雅黑" w:hAnsi="Aptos Narrow" w:cstheme="minorHAnsi"/>
             <w:szCs w:val="20"/>
             <w:u w:val="none"/>
           </w:rPr>
@@ -15264,7 +15264,7 @@
         <w:ind w:left="4253" w:hanging="851"/>
         <w:contextualSpacing w:val="0"/>
         <w:rPr>
-          <w:rFonts w:ascii="Aptos Narrow" w:eastAsia="Microsoft YaHei" w:hAnsi="Aptos Narrow" w:cstheme="minorHAnsi"/>
+          <w:rFonts w:ascii="Aptos Narrow" w:eastAsia="微软雅黑" w:hAnsi="Aptos Narrow" w:cstheme="minorHAnsi"/>
           <w:szCs w:val="20"/>
         </w:rPr>
       </w:pPr>
@@ -15272,7 +15272,7 @@
         <w:r>
           <w:rPr>
             <w:rStyle w:val="Hyperlink"/>
-            <w:rFonts w:ascii="Aptos Narrow" w:eastAsia="Microsoft YaHei" w:hAnsi="Aptos Narrow" w:cstheme="minorHAnsi"/>
+            <w:rFonts w:ascii="Aptos Narrow" w:eastAsia="微软雅黑" w:hAnsi="Aptos Narrow" w:cstheme="minorHAnsi"/>
             <w:szCs w:val="20"/>
             <w:u w:val="none"/>
           </w:rPr>
@@ -15313,13 +15313,13 @@
         <w:ind w:left="5670" w:hanging="425"/>
         <w:contextualSpacing w:val="0"/>
         <w:rPr>
-          <w:rFonts w:ascii="Aptos Narrow" w:eastAsia="Microsoft YaHei" w:hAnsi="Aptos Narrow" w:cstheme="minorHAnsi"/>
-          <w:szCs w:val="20"/>
-        </w:rPr>
-      </w:pPr>
-      <w:r>
-        <w:rPr>
-          <w:rFonts w:ascii="Aptos Narrow" w:eastAsia="Microsoft YaHei" w:hAnsi="Aptos Narrow" w:cstheme="minorHAnsi"/>
+          <w:rFonts w:ascii="Aptos Narrow" w:eastAsia="微软雅黑" w:hAnsi="Aptos Narrow" w:cstheme="minorHAnsi"/>
+          <w:szCs w:val="20"/>
+        </w:rPr>
+      </w:pPr>
+      <w:r>
+        <w:rPr>
+          <w:rFonts w:ascii="Aptos Narrow" w:eastAsia="微软雅黑" w:hAnsi="Aptos Narrow" w:cstheme="minorHAnsi"/>
           <w:szCs w:val="20"/>
         </w:rPr>
         <w:t>When adding a language pack, when the corresponding region is triggered, the required font functions need to be added, download "</w:t>
@@ -15328,7 +15328,7 @@
         <w:r>
           <w:rPr>
             <w:rStyle w:val="Hyperlink"/>
-            <w:rFonts w:ascii="Aptos Narrow" w:eastAsia="Microsoft YaHei" w:hAnsi="Aptos Narrow" w:cstheme="minorHAnsi"/>
+            <w:rFonts w:ascii="Aptos Narrow" w:eastAsia="微软雅黑" w:hAnsi="Aptos Narrow" w:cstheme="minorHAnsi"/>
             <w:szCs w:val="20"/>
             <w:u w:val="none"/>
           </w:rPr>
@@ -15337,7 +15337,7 @@
       </w:hyperlink>
       <w:r>
         <w:rPr>
-          <w:rFonts w:ascii="Aptos Narrow" w:eastAsia="Microsoft YaHei" w:hAnsi="Aptos Narrow" w:cstheme="minorHAnsi"/>
+          <w:rFonts w:ascii="Aptos Narrow" w:eastAsia="微软雅黑" w:hAnsi="Aptos Narrow" w:cstheme="minorHAnsi"/>
           <w:szCs w:val="20"/>
         </w:rPr>
         <w:t>" learn more.</w:t>
@@ -15354,13 +15354,13 @@
         <w:ind w:left="5670" w:hanging="425"/>
         <w:contextualSpacing w:val="0"/>
         <w:rPr>
-          <w:rFonts w:ascii="Aptos Narrow" w:eastAsia="Microsoft YaHei" w:hAnsi="Aptos Narrow" w:cstheme="minorHAnsi"/>
-          <w:szCs w:val="20"/>
-        </w:rPr>
-      </w:pPr>
-      <w:r>
-        <w:rPr>
-          <w:rFonts w:ascii="Aptos Narrow" w:eastAsia="Microsoft YaHei" w:hAnsi="Aptos Narrow" w:cstheme="minorHAnsi"/>
+          <w:rFonts w:ascii="Aptos Narrow" w:eastAsia="微软雅黑" w:hAnsi="Aptos Narrow" w:cstheme="minorHAnsi"/>
+          <w:szCs w:val="20"/>
+        </w:rPr>
+      </w:pPr>
+      <w:r>
+        <w:rPr>
+          <w:rFonts w:ascii="Aptos Narrow" w:eastAsia="微软雅黑" w:hAnsi="Aptos Narrow" w:cstheme="minorHAnsi"/>
           <w:szCs w:val="20"/>
         </w:rPr>
         <w:t>In "</w:t>
@@ -15369,7 +15369,7 @@
         <w:r>
           <w:rPr>
             <w:rStyle w:val="Hyperlink"/>
-            <w:rFonts w:ascii="Aptos Narrow" w:eastAsia="Microsoft YaHei" w:hAnsi="Aptos Narrow" w:cstheme="minorHAnsi"/>
+            <w:rFonts w:ascii="Aptos Narrow" w:eastAsia="微软雅黑" w:hAnsi="Aptos Narrow" w:cstheme="minorHAnsi"/>
             <w:color w:val="0070C0"/>
             <w:szCs w:val="20"/>
             <w:u w:val="none"/>
@@ -15386,7 +15386,7 @@
         <w:r>
           <w:rPr>
             <w:rStyle w:val="Hyperlink"/>
-            <w:rFonts w:ascii="Aptos Narrow" w:eastAsia="Microsoft YaHei" w:hAnsi="Aptos Narrow" w:cstheme="minorHAnsi"/>
+            <w:rFonts w:ascii="Aptos Narrow" w:eastAsia="微软雅黑" w:hAnsi="Aptos Narrow" w:cstheme="minorHAnsi"/>
             <w:color w:val="0070C0"/>
             <w:szCs w:val="20"/>
             <w:u w:val="none"/>
@@ -15396,7 +15396,7 @@
         <w:r>
           <w:rPr>
             <w:rStyle w:val="Hyperlink"/>
-            <w:rFonts w:ascii="Aptos Narrow" w:eastAsia="Microsoft YaHei" w:hAnsi="Aptos Narrow" w:cstheme="minorHAnsi"/>
+            <w:rFonts w:ascii="Aptos Narrow" w:eastAsia="微软雅黑" w:hAnsi="Aptos Narrow" w:cstheme="minorHAnsi"/>
             <w:color w:val="0070C0"/>
             <w:szCs w:val="20"/>
             <w:u w:val="none"/>
@@ -15405,7 +15405,7 @@
         <w:r>
           <w:rPr>
             <w:rStyle w:val="Hyperlink"/>
-            <w:rFonts w:ascii="Aptos Narrow" w:eastAsia="Microsoft YaHei" w:hAnsi="Aptos Narrow" w:cstheme="minorHAnsi"/>
+            <w:rFonts w:ascii="Aptos Narrow" w:eastAsia="微软雅黑" w:hAnsi="Aptos Narrow" w:cstheme="minorHAnsi"/>
             <w:color w:val="0070C0"/>
             <w:szCs w:val="20"/>
             <w:u w:val="none"/>
@@ -15422,7 +15422,7 @@
         <w:r>
           <w:rPr>
             <w:rStyle w:val="Hyperlink"/>
-            <w:rFonts w:ascii="Aptos Narrow" w:eastAsia="Microsoft YaHei" w:hAnsi="Aptos Narrow" w:cstheme="minorHAnsi"/>
+            <w:rFonts w:ascii="Aptos Narrow" w:eastAsia="微软雅黑" w:hAnsi="Aptos Narrow" w:cstheme="minorHAnsi"/>
             <w:color w:val="0070C0"/>
             <w:szCs w:val="20"/>
             <w:u w:val="none"/>
@@ -15432,14 +15432,14 @@
       </w:hyperlink>
       <w:r>
         <w:rPr>
-          <w:rFonts w:ascii="Aptos Narrow" w:eastAsia="Microsoft YaHei" w:hAnsi="Aptos Narrow" w:cstheme="minorHAnsi"/>
+          <w:rFonts w:ascii="Aptos Narrow" w:eastAsia="微软雅黑" w:hAnsi="Aptos Narrow" w:cstheme="minorHAnsi"/>
           <w:szCs w:val="20"/>
         </w:rPr>
         <w:t xml:space="preserve">", the automatic recognition function has been added, and you can understand the functions: </w:t>
       </w:r>
       <w:r>
         <w:rPr>
-          <w:rFonts w:ascii="Aptos Narrow" w:eastAsia="Microsoft YaHei" w:hAnsi="Aptos Narrow" w:cstheme="minorHAnsi"/>
+          <w:rFonts w:ascii="Aptos Narrow" w:eastAsia="微软雅黑" w:hAnsi="Aptos Narrow" w:cstheme="minorHAnsi"/>
           <w:color w:val="7030A0"/>
           <w:szCs w:val="20"/>
         </w:rPr>
@@ -15475,13 +15475,13 @@
         <w:ind w:left="5245"/>
         <w:contextualSpacing w:val="0"/>
         <w:rPr>
-          <w:rFonts w:ascii="Aptos Narrow" w:eastAsia="Microsoft YaHei" w:hAnsi="Aptos Narrow" w:cstheme="minorHAnsi"/>
-          <w:szCs w:val="20"/>
-        </w:rPr>
-      </w:pPr>
-      <w:r>
-        <w:rPr>
-          <w:rFonts w:ascii="Aptos Narrow" w:eastAsia="Microsoft YaHei" w:hAnsi="Aptos Narrow" w:cstheme="minorHAnsi"/>
+          <w:rFonts w:ascii="Aptos Narrow" w:eastAsia="微软雅黑" w:hAnsi="Aptos Narrow" w:cstheme="minorHAnsi"/>
+          <w:szCs w:val="20"/>
+        </w:rPr>
+      </w:pPr>
+      <w:r>
+        <w:rPr>
+          <w:rFonts w:ascii="Aptos Narrow" w:eastAsia="微软雅黑" w:hAnsi="Aptos Narrow" w:cstheme="minorHAnsi"/>
           <w:szCs w:val="20"/>
         </w:rPr>
         <w:t>What are regional connections?</w:t>
@@ -15498,20 +15498,20 @@
         <w:ind w:left="5670" w:hanging="425"/>
         <w:contextualSpacing w:val="0"/>
         <w:rPr>
-          <w:rFonts w:ascii="Aptos Narrow" w:eastAsia="Microsoft YaHei" w:hAnsi="Aptos Narrow" w:cstheme="minorHAnsi"/>
-          <w:szCs w:val="20"/>
-        </w:rPr>
-      </w:pPr>
-      <w:r>
-        <w:rPr>
-          <w:rFonts w:ascii="Aptos Narrow" w:eastAsia="Microsoft YaHei" w:hAnsi="Aptos Narrow" w:cstheme="minorHAnsi"/>
+          <w:rFonts w:ascii="Aptos Narrow" w:eastAsia="微软雅黑" w:hAnsi="Aptos Narrow" w:cstheme="minorHAnsi"/>
+          <w:szCs w:val="20"/>
+        </w:rPr>
+      </w:pPr>
+      <w:r>
+        <w:rPr>
+          <w:rFonts w:ascii="Aptos Narrow" w:eastAsia="微软雅黑" w:hAnsi="Aptos Narrow" w:cstheme="minorHAnsi"/>
           <w:szCs w:val="20"/>
         </w:rPr>
         <w:t xml:space="preserve">When the image language is only in English, after adding the </w:t>
       </w:r>
       <w:r>
         <w:rPr>
-          <w:rFonts w:ascii="Aptos Narrow" w:eastAsia="Microsoft YaHei" w:hAnsi="Aptos Narrow" w:cstheme="minorHAnsi"/>
+          <w:rFonts w:ascii="Aptos Narrow" w:eastAsia="微软雅黑" w:hAnsi="Aptos Narrow" w:cstheme="minorHAnsi"/>
           <w:color w:val="7030A0"/>
           <w:szCs w:val="20"/>
         </w:rPr>
@@ -15519,14 +15519,14 @@
       </w:r>
       <w:r>
         <w:rPr>
-          <w:rFonts w:ascii="Aptos Narrow" w:eastAsia="Microsoft YaHei" w:hAnsi="Aptos Narrow" w:cstheme="minorHAnsi"/>
+          <w:rFonts w:ascii="Aptos Narrow" w:eastAsia="微软雅黑" w:hAnsi="Aptos Narrow" w:cstheme="minorHAnsi"/>
           <w:szCs w:val="20"/>
         </w:rPr>
         <w:t xml:space="preserve"> language pack, the image language will not be added. You should install </w:t>
       </w:r>
       <w:r>
         <w:rPr>
-          <w:rFonts w:ascii="Aptos Narrow" w:eastAsia="Microsoft YaHei" w:hAnsi="Aptos Narrow" w:cstheme="minorHAnsi"/>
+          <w:rFonts w:ascii="Aptos Narrow" w:eastAsia="微软雅黑" w:hAnsi="Aptos Narrow" w:cstheme="minorHAnsi"/>
           <w:color w:val="7030A0"/>
           <w:szCs w:val="20"/>
         </w:rPr>
@@ -15534,14 +15534,14 @@
       </w:r>
       <w:r>
         <w:rPr>
-          <w:rFonts w:ascii="Aptos Narrow" w:eastAsia="Microsoft YaHei" w:hAnsi="Aptos Narrow" w:cstheme="minorHAnsi"/>
+          <w:rFonts w:ascii="Aptos Narrow" w:eastAsia="微软雅黑" w:hAnsi="Aptos Narrow" w:cstheme="minorHAnsi"/>
           <w:szCs w:val="20"/>
         </w:rPr>
         <w:t xml:space="preserve"> first, and then install </w:t>
       </w:r>
       <w:r>
         <w:rPr>
-          <w:rFonts w:ascii="Aptos Narrow" w:eastAsia="Microsoft YaHei" w:hAnsi="Aptos Narrow" w:cstheme="minorHAnsi"/>
+          <w:rFonts w:ascii="Aptos Narrow" w:eastAsia="微软雅黑" w:hAnsi="Aptos Narrow" w:cstheme="minorHAnsi"/>
           <w:color w:val="7030A0"/>
           <w:szCs w:val="20"/>
         </w:rPr>
@@ -15549,7 +15549,7 @@
       </w:r>
       <w:r>
         <w:rPr>
-          <w:rFonts w:ascii="Aptos Narrow" w:eastAsia="Microsoft YaHei" w:hAnsi="Aptos Narrow" w:cstheme="minorHAnsi"/>
+          <w:rFonts w:ascii="Aptos Narrow" w:eastAsia="微软雅黑" w:hAnsi="Aptos Narrow" w:cstheme="minorHAnsi"/>
           <w:szCs w:val="20"/>
         </w:rPr>
         <w:t xml:space="preserve"> to obtain the corresponding association.</w:t>
@@ -15566,13 +15566,13 @@
         <w:ind w:left="5670" w:hanging="425"/>
         <w:contextualSpacing w:val="0"/>
         <w:rPr>
-          <w:rFonts w:ascii="Aptos Narrow" w:eastAsia="Microsoft YaHei" w:hAnsi="Aptos Narrow" w:cstheme="minorHAnsi"/>
-          <w:szCs w:val="20"/>
-        </w:rPr>
-      </w:pPr>
-      <w:r>
-        <w:rPr>
-          <w:rFonts w:ascii="Aptos Narrow" w:eastAsia="Microsoft YaHei" w:hAnsi="Aptos Narrow" w:cstheme="minorHAnsi"/>
+          <w:rFonts w:ascii="Aptos Narrow" w:eastAsia="微软雅黑" w:hAnsi="Aptos Narrow" w:cstheme="minorHAnsi"/>
+          <w:szCs w:val="20"/>
+        </w:rPr>
+      </w:pPr>
+      <w:r>
+        <w:rPr>
+          <w:rFonts w:ascii="Aptos Narrow" w:eastAsia="微软雅黑" w:hAnsi="Aptos Narrow" w:cstheme="minorHAnsi"/>
           <w:szCs w:val="20"/>
         </w:rPr>
         <w:t>Please refer to Microsoft's official original version: Windows 10, Windows 11 Traditional Chinese version.</w:t>
@@ -15585,13 +15585,13 @@
         <w:ind w:left="5245"/>
         <w:contextualSpacing w:val="0"/>
         <w:rPr>
-          <w:rFonts w:ascii="Aptos Narrow" w:eastAsia="Microsoft YaHei" w:hAnsi="Aptos Narrow" w:cstheme="minorHAnsi"/>
-          <w:szCs w:val="20"/>
-        </w:rPr>
-      </w:pPr>
-      <w:r>
-        <w:rPr>
-          <w:rFonts w:ascii="Aptos Narrow" w:eastAsia="Microsoft YaHei" w:hAnsi="Aptos Narrow" w:cstheme="minorHAnsi"/>
+          <w:rFonts w:ascii="Aptos Narrow" w:eastAsia="微软雅黑" w:hAnsi="Aptos Narrow" w:cstheme="minorHAnsi"/>
+          <w:szCs w:val="20"/>
+        </w:rPr>
+      </w:pPr>
+      <w:r>
+        <w:rPr>
+          <w:rFonts w:ascii="Aptos Narrow" w:eastAsia="微软雅黑" w:hAnsi="Aptos Narrow" w:cstheme="minorHAnsi"/>
           <w:szCs w:val="20"/>
         </w:rPr>
         <w:t>Known regional associations:</w:t>
@@ -15608,20 +15608,20 @@
         <w:ind w:left="6521" w:hanging="1276"/>
         <w:contextualSpacing w:val="0"/>
         <w:rPr>
-          <w:rFonts w:ascii="Aptos Narrow" w:eastAsia="Microsoft YaHei" w:hAnsi="Aptos Narrow" w:cstheme="minorHAnsi"/>
-          <w:szCs w:val="20"/>
-        </w:rPr>
-      </w:pPr>
-      <w:r>
-        <w:rPr>
-          <w:rFonts w:ascii="Aptos Narrow" w:eastAsia="Microsoft YaHei" w:hAnsi="Aptos Narrow" w:cstheme="minorHAnsi"/>
+          <w:rFonts w:ascii="Aptos Narrow" w:eastAsia="微软雅黑" w:hAnsi="Aptos Narrow" w:cstheme="minorHAnsi"/>
+          <w:szCs w:val="20"/>
+        </w:rPr>
+      </w:pPr>
+      <w:r>
+        <w:rPr>
+          <w:rFonts w:ascii="Aptos Narrow" w:eastAsia="微软雅黑" w:hAnsi="Aptos Narrow" w:cstheme="minorHAnsi"/>
           <w:szCs w:val="20"/>
         </w:rPr>
         <w:t xml:space="preserve">Region: </w:t>
       </w:r>
       <w:r>
         <w:rPr>
-          <w:rFonts w:ascii="Aptos Narrow" w:eastAsia="Microsoft YaHei" w:hAnsi="Aptos Narrow" w:cstheme="minorHAnsi"/>
+          <w:rFonts w:ascii="Aptos Narrow" w:eastAsia="微软雅黑" w:hAnsi="Aptos Narrow" w:cstheme="minorHAnsi"/>
           <w:color w:val="7030A0"/>
           <w:szCs w:val="20"/>
         </w:rPr>
@@ -15629,14 +15629,14 @@
       </w:r>
       <w:r>
         <w:rPr>
-          <w:rFonts w:ascii="Aptos Narrow" w:eastAsia="Microsoft YaHei" w:hAnsi="Aptos Narrow" w:cstheme="minorHAnsi"/>
+          <w:rFonts w:ascii="Aptos Narrow" w:eastAsia="微软雅黑" w:hAnsi="Aptos Narrow" w:cstheme="minorHAnsi"/>
           <w:szCs w:val="20"/>
         </w:rPr>
         <w:t xml:space="preserve">, Optional associated areas: </w:t>
       </w:r>
       <w:r>
         <w:rPr>
-          <w:rFonts w:ascii="Aptos Narrow" w:eastAsia="Microsoft YaHei" w:hAnsi="Aptos Narrow" w:cstheme="minorHAnsi"/>
+          <w:rFonts w:ascii="Aptos Narrow" w:eastAsia="微软雅黑" w:hAnsi="Aptos Narrow" w:cstheme="minorHAnsi"/>
           <w:color w:val="7030A0"/>
           <w:szCs w:val="20"/>
         </w:rPr>
@@ -15941,20 +15941,20 @@
         <w:ind w:left="3402" w:hanging="708"/>
         <w:contextualSpacing w:val="0"/>
         <w:rPr>
-          <w:rFonts w:ascii="Aptos Narrow" w:eastAsia="Microsoft YaHei" w:hAnsi="Aptos Narrow" w:cstheme="minorHAnsi"/>
-          <w:szCs w:val="20"/>
-        </w:rPr>
-      </w:pPr>
-      <w:r>
-        <w:rPr>
-          <w:rFonts w:ascii="Aptos Narrow" w:eastAsia="Microsoft YaHei" w:hAnsi="Aptos Narrow"/>
+          <w:rFonts w:ascii="Aptos Narrow" w:eastAsia="微软雅黑" w:hAnsi="Aptos Narrow" w:cstheme="minorHAnsi"/>
+          <w:szCs w:val="20"/>
+        </w:rPr>
+      </w:pPr>
+      <w:r>
+        <w:rPr>
+          <w:rFonts w:ascii="Aptos Narrow" w:eastAsia="微软雅黑" w:hAnsi="Aptos Narrow"/>
           <w:szCs w:val="20"/>
         </w:rPr>
         <w:t xml:space="preserve">Language name: </w:t>
       </w:r>
       <w:r>
         <w:rPr>
-          <w:rFonts w:ascii="Aptos Narrow" w:eastAsia="Microsoft YaHei" w:hAnsi="Aptos Narrow"/>
+          <w:rFonts w:ascii="Aptos Narrow" w:eastAsia="微软雅黑" w:hAnsi="Aptos Narrow"/>
           <w:color w:val="7030A0"/>
           <w:szCs w:val="20"/>
         </w:rPr>
@@ -15962,14 +15962,14 @@
       </w:r>
       <w:r>
         <w:rPr>
-          <w:rFonts w:ascii="Aptos Narrow" w:eastAsia="Microsoft YaHei" w:hAnsi="Aptos Narrow"/>
+          <w:rFonts w:ascii="Aptos Narrow" w:eastAsia="微软雅黑" w:hAnsi="Aptos Narrow"/>
           <w:szCs w:val="20"/>
         </w:rPr>
         <w:t xml:space="preserve">, language tag: </w:t>
       </w:r>
       <w:r>
         <w:rPr>
-          <w:rFonts w:ascii="Aptos Narrow" w:eastAsia="Microsoft YaHei" w:hAnsi="Aptos Narrow"/>
+          <w:rFonts w:ascii="Aptos Narrow" w:eastAsia="微软雅黑" w:hAnsi="Aptos Narrow"/>
           <w:color w:val="7030A0"/>
           <w:szCs w:val="20"/>
         </w:rPr>
@@ -15977,14 +15977,14 @@
       </w:r>
       <w:r>
         <w:rPr>
-          <w:rFonts w:ascii="Aptos Narrow" w:eastAsia="Microsoft YaHei" w:hAnsi="Aptos Narrow"/>
+          <w:rFonts w:ascii="Aptos Narrow" w:eastAsia="微软雅黑" w:hAnsi="Aptos Narrow"/>
           <w:szCs w:val="20"/>
         </w:rPr>
         <w:t xml:space="preserve">, Scope of application: </w:t>
       </w:r>
       <w:r>
         <w:rPr>
-          <w:rFonts w:ascii="Aptos Narrow" w:eastAsia="Microsoft YaHei" w:hAnsi="Aptos Narrow"/>
+          <w:rFonts w:ascii="Aptos Narrow" w:eastAsia="微软雅黑" w:hAnsi="Aptos Narrow"/>
           <w:color w:val="7030A0"/>
           <w:szCs w:val="20"/>
         </w:rPr>
@@ -15992,14 +15992,14 @@
       </w:r>
       <w:r>
         <w:rPr>
-          <w:rFonts w:ascii="Aptos Narrow" w:eastAsia="Microsoft YaHei" w:hAnsi="Aptos Narrow"/>
+          <w:rFonts w:ascii="Aptos Narrow" w:eastAsia="微软雅黑" w:hAnsi="Aptos Narrow"/>
           <w:szCs w:val="20"/>
         </w:rPr>
         <w:t xml:space="preserve">, </w:t>
       </w:r>
       <w:r>
         <w:rPr>
-          <w:rFonts w:ascii="Aptos Narrow" w:eastAsia="Microsoft YaHei" w:hAnsi="Aptos Narrow"/>
+          <w:rFonts w:ascii="Aptos Narrow" w:eastAsia="微软雅黑" w:hAnsi="Aptos Narrow"/>
           <w:color w:val="7030A0"/>
           <w:szCs w:val="20"/>
         </w:rPr>
@@ -16007,14 +16007,14 @@
       </w:r>
       <w:r>
         <w:rPr>
-          <w:rFonts w:ascii="Aptos Narrow" w:eastAsia="Microsoft YaHei" w:hAnsi="Aptos Narrow"/>
+          <w:rFonts w:ascii="Aptos Narrow" w:eastAsia="微软雅黑" w:hAnsi="Aptos Narrow"/>
           <w:szCs w:val="20"/>
         </w:rPr>
         <w:t xml:space="preserve">, </w:t>
       </w:r>
       <w:r>
         <w:rPr>
-          <w:rFonts w:ascii="Aptos Narrow" w:eastAsia="Microsoft YaHei" w:hAnsi="Aptos Narrow"/>
+          <w:rFonts w:ascii="Aptos Narrow" w:eastAsia="微软雅黑" w:hAnsi="Aptos Narrow"/>
           <w:color w:val="7030A0"/>
           <w:szCs w:val="20"/>
         </w:rPr>
@@ -16054,20 +16054,20 @@
         <w:ind w:left="3402" w:hanging="708"/>
         <w:contextualSpacing w:val="0"/>
         <w:rPr>
-          <w:rFonts w:ascii="Aptos Narrow" w:eastAsia="Microsoft YaHei" w:hAnsi="Aptos Narrow" w:cstheme="minorHAnsi"/>
-          <w:szCs w:val="20"/>
-        </w:rPr>
-      </w:pPr>
-      <w:r>
-        <w:rPr>
-          <w:rFonts w:ascii="Aptos Narrow" w:eastAsia="Microsoft YaHei" w:hAnsi="Aptos Narrow"/>
+          <w:rFonts w:ascii="Aptos Narrow" w:eastAsia="微软雅黑" w:hAnsi="Aptos Narrow" w:cstheme="minorHAnsi"/>
+          <w:szCs w:val="20"/>
+        </w:rPr>
+      </w:pPr>
+      <w:r>
+        <w:rPr>
+          <w:rFonts w:ascii="Aptos Narrow" w:eastAsia="微软雅黑" w:hAnsi="Aptos Narrow"/>
           <w:szCs w:val="20"/>
         </w:rPr>
         <w:t xml:space="preserve">Language name: </w:t>
       </w:r>
       <w:r>
         <w:rPr>
-          <w:rFonts w:ascii="Aptos Narrow" w:eastAsia="Microsoft YaHei" w:hAnsi="Aptos Narrow"/>
+          <w:rFonts w:ascii="Aptos Narrow" w:eastAsia="微软雅黑" w:hAnsi="Aptos Narrow"/>
           <w:color w:val="7030A0"/>
           <w:szCs w:val="20"/>
         </w:rPr>
@@ -16075,14 +16075,14 @@
       </w:r>
       <w:r>
         <w:rPr>
-          <w:rFonts w:ascii="Aptos Narrow" w:eastAsia="Microsoft YaHei" w:hAnsi="Aptos Narrow"/>
+          <w:rFonts w:ascii="Aptos Narrow" w:eastAsia="微软雅黑" w:hAnsi="Aptos Narrow"/>
           <w:szCs w:val="20"/>
         </w:rPr>
         <w:t xml:space="preserve">, language tag: </w:t>
       </w:r>
       <w:r>
         <w:rPr>
-          <w:rFonts w:ascii="Aptos Narrow" w:eastAsia="Microsoft YaHei" w:hAnsi="Aptos Narrow"/>
+          <w:rFonts w:ascii="Aptos Narrow" w:eastAsia="微软雅黑" w:hAnsi="Aptos Narrow"/>
           <w:color w:val="7030A0"/>
           <w:szCs w:val="20"/>
         </w:rPr>
@@ -16090,14 +16090,14 @@
       </w:r>
       <w:r>
         <w:rPr>
-          <w:rFonts w:ascii="Aptos Narrow" w:eastAsia="Microsoft YaHei" w:hAnsi="Aptos Narrow"/>
+          <w:rFonts w:ascii="Aptos Narrow" w:eastAsia="微软雅黑" w:hAnsi="Aptos Narrow"/>
           <w:szCs w:val="20"/>
         </w:rPr>
         <w:t xml:space="preserve">, Scope of application: </w:t>
       </w:r>
       <w:r>
         <w:rPr>
-          <w:rFonts w:ascii="Aptos Narrow" w:eastAsia="Microsoft YaHei" w:hAnsi="Aptos Narrow"/>
+          <w:rFonts w:ascii="Aptos Narrow" w:eastAsia="微软雅黑" w:hAnsi="Aptos Narrow"/>
           <w:color w:val="7030A0"/>
           <w:szCs w:val="20"/>
         </w:rPr>
@@ -16105,14 +16105,14 @@
       </w:r>
       <w:r>
         <w:rPr>
-          <w:rFonts w:ascii="Aptos Narrow" w:eastAsia="Microsoft YaHei" w:hAnsi="Aptos Narrow"/>
+          <w:rFonts w:ascii="Aptos Narrow" w:eastAsia="微软雅黑" w:hAnsi="Aptos Narrow"/>
           <w:szCs w:val="20"/>
         </w:rPr>
         <w:t xml:space="preserve">, </w:t>
       </w:r>
       <w:r>
         <w:rPr>
-          <w:rFonts w:ascii="Aptos Narrow" w:eastAsia="Microsoft YaHei" w:hAnsi="Aptos Narrow"/>
+          <w:rFonts w:ascii="Aptos Narrow" w:eastAsia="微软雅黑" w:hAnsi="Aptos Narrow"/>
           <w:color w:val="7030A0"/>
           <w:szCs w:val="20"/>
         </w:rPr>
@@ -16120,14 +16120,14 @@
       </w:r>
       <w:r>
         <w:rPr>
-          <w:rFonts w:ascii="Aptos Narrow" w:eastAsia="Microsoft YaHei" w:hAnsi="Aptos Narrow"/>
+          <w:rFonts w:ascii="Aptos Narrow" w:eastAsia="微软雅黑" w:hAnsi="Aptos Narrow"/>
           <w:szCs w:val="20"/>
         </w:rPr>
         <w:t xml:space="preserve">, </w:t>
       </w:r>
       <w:r>
         <w:rPr>
-          <w:rFonts w:ascii="Aptos Narrow" w:eastAsia="Microsoft YaHei" w:hAnsi="Aptos Narrow"/>
+          <w:rFonts w:ascii="Aptos Narrow" w:eastAsia="微软雅黑" w:hAnsi="Aptos Narrow"/>
           <w:color w:val="7030A0"/>
           <w:szCs w:val="20"/>
         </w:rPr>
@@ -16171,13 +16171,13 @@
         <w:ind w:left="2552" w:hanging="425"/>
         <w:contextualSpacing w:val="0"/>
         <w:rPr>
-          <w:rFonts w:ascii="Aptos Narrow" w:eastAsia="Microsoft YaHei" w:hAnsi="Aptos Narrow" w:cstheme="minorHAnsi"/>
-          <w:szCs w:val="20"/>
-        </w:rPr>
-      </w:pPr>
-      <w:r>
-        <w:rPr>
-          <w:rFonts w:ascii="Aptos Narrow" w:eastAsia="Microsoft YaHei" w:hAnsi="Aptos Narrow" w:cstheme="minorHAnsi"/>
+          <w:rFonts w:ascii="Aptos Narrow" w:eastAsia="微软雅黑" w:hAnsi="Aptos Narrow" w:cstheme="minorHAnsi"/>
+          <w:szCs w:val="20"/>
+        </w:rPr>
+      </w:pPr>
+      <w:r>
+        <w:rPr>
+          <w:rFonts w:ascii="Aptos Narrow" w:eastAsia="微软雅黑" w:hAnsi="Aptos Narrow" w:cstheme="minorHAnsi"/>
           <w:color w:val="7030A0"/>
           <w:szCs w:val="20"/>
         </w:rPr>
@@ -16185,7 +16185,7 @@
       </w:r>
       <w:r>
         <w:rPr>
-          <w:rFonts w:ascii="Aptos Narrow" w:eastAsia="Microsoft YaHei" w:hAnsi="Aptos Narrow" w:cstheme="minorHAnsi"/>
+          <w:rFonts w:ascii="Aptos Narrow" w:eastAsia="微软雅黑" w:hAnsi="Aptos Narrow" w:cstheme="minorHAnsi"/>
           <w:szCs w:val="20"/>
         </w:rPr>
         <w:t xml:space="preserve"> = automatically search all local disks, default;</w:t>
@@ -16202,20 +16202,20 @@
         <w:ind w:left="2552" w:hanging="425"/>
         <w:contextualSpacing w:val="0"/>
         <w:rPr>
-          <w:rFonts w:ascii="Aptos Narrow" w:eastAsia="Microsoft YaHei" w:hAnsi="Aptos Narrow" w:cstheme="minorHAnsi"/>
-          <w:szCs w:val="20"/>
-        </w:rPr>
-      </w:pPr>
-      <w:r>
-        <w:rPr>
-          <w:rFonts w:ascii="Aptos Narrow" w:eastAsia="Microsoft YaHei" w:hAnsi="Aptos Narrow" w:cstheme="minorHAnsi"/>
+          <w:rFonts w:ascii="Aptos Narrow" w:eastAsia="微软雅黑" w:hAnsi="Aptos Narrow" w:cstheme="minorHAnsi"/>
+          <w:szCs w:val="20"/>
+        </w:rPr>
+      </w:pPr>
+      <w:r>
+        <w:rPr>
+          <w:rFonts w:ascii="Aptos Narrow" w:eastAsia="微软雅黑" w:hAnsi="Aptos Narrow" w:cstheme="minorHAnsi"/>
           <w:szCs w:val="20"/>
         </w:rPr>
         <w:t xml:space="preserve">Customize the path, for example, specify the E drive: </w:t>
       </w:r>
       <w:r>
         <w:rPr>
-          <w:rFonts w:ascii="Aptos Narrow" w:eastAsia="Microsoft YaHei" w:hAnsi="Aptos Narrow" w:cstheme="minorHAnsi"/>
+          <w:rFonts w:ascii="Aptos Narrow" w:eastAsia="微软雅黑" w:hAnsi="Aptos Narrow" w:cstheme="minorHAnsi"/>
           <w:color w:val="7030A0"/>
           <w:szCs w:val="20"/>
         </w:rPr>
@@ -16233,7 +16233,7 @@
         <w:ind w:left="2552" w:hanging="425"/>
         <w:contextualSpacing w:val="0"/>
         <w:rPr>
-          <w:rFonts w:ascii="Aptos Narrow" w:eastAsia="Microsoft YaHei" w:hAnsi="Aptos Narrow" w:cstheme="minorHAnsi"/>
+          <w:rFonts w:ascii="Aptos Narrow" w:eastAsia="微软雅黑" w:hAnsi="Aptos Narrow" w:cstheme="minorHAnsi"/>
           <w:szCs w:val="20"/>
         </w:rPr>
       </w:pPr>
@@ -16257,7 +16257,7 @@
         <w:contextualSpacing w:val="0"/>
         <w:rPr>
           <w:rStyle w:val="Hyperlink"/>
-          <w:rFonts w:ascii="Aptos Narrow" w:eastAsia="Microsoft YaHei" w:hAnsi="Aptos Narrow" w:cstheme="minorHAnsi"/>
+          <w:rFonts w:ascii="Aptos Narrow" w:eastAsia="微软雅黑" w:hAnsi="Aptos Narrow" w:cstheme="minorHAnsi"/>
           <w:color w:val="auto"/>
           <w:szCs w:val="20"/>
           <w:u w:val="none"/>
@@ -16287,7 +16287,7 @@
         <w:contextualSpacing w:val="0"/>
         <w:rPr>
           <w:rStyle w:val="Hyperlink"/>
-          <w:rFonts w:ascii="Aptos Narrow" w:eastAsia="Microsoft YaHei" w:hAnsi="Aptos Narrow" w:cstheme="minorHAnsi"/>
+          <w:rFonts w:ascii="Aptos Narrow" w:eastAsia="微软雅黑" w:hAnsi="Aptos Narrow" w:cstheme="minorHAnsi"/>
           <w:color w:val="auto"/>
           <w:szCs w:val="20"/>
           <w:u w:val="none"/>
@@ -16352,7 +16352,7 @@
         <w:ind w:left="2552" w:hanging="425"/>
         <w:contextualSpacing w:val="0"/>
         <w:rPr>
-          <w:rFonts w:ascii="Aptos Narrow" w:eastAsia="Microsoft YaHei" w:hAnsi="Aptos Narrow" w:cstheme="minorHAnsi"/>
+          <w:rFonts w:ascii="Aptos Narrow" w:eastAsia="微软雅黑" w:hAnsi="Aptos Narrow" w:cstheme="minorHAnsi"/>
           <w:szCs w:val="20"/>
         </w:rPr>
       </w:pPr>
@@ -20340,13 +20340,13 @@
         <w:spacing w:before="240" w:line="360" w:lineRule="auto"/>
         <w:ind w:left="2694"/>
         <w:rPr>
-          <w:rFonts w:ascii="Aptos Narrow" w:eastAsia="Microsoft YaHei" w:hAnsi="Aptos Narrow"/>
-          <w:szCs w:val="20"/>
-        </w:rPr>
-      </w:pPr>
-      <w:r>
-        <w:rPr>
-          <w:rFonts w:ascii="Aptos Narrow" w:eastAsia="Microsoft YaHei" w:hAnsi="Aptos Narrow"/>
+          <w:rFonts w:ascii="Aptos Narrow" w:eastAsia="微软雅黑" w:hAnsi="Aptos Narrow"/>
+          <w:szCs w:val="20"/>
+        </w:rPr>
+      </w:pPr>
+      <w:r>
+        <w:rPr>
+          <w:rFonts w:ascii="Aptos Narrow" w:eastAsia="微软雅黑" w:hAnsi="Aptos Narrow"/>
           <w:szCs w:val="20"/>
         </w:rPr>
         <w:lastRenderedPageBreak/>
@@ -20358,14 +20358,14 @@
         <w:spacing w:before="240" w:line="360" w:lineRule="auto"/>
         <w:ind w:left="2694"/>
         <w:rPr>
-          <w:rFonts w:ascii="Aptos Narrow" w:eastAsia="Microsoft YaHei" w:hAnsi="Aptos Narrow"/>
-          <w:color w:val="70AD47" w:themeColor="accent6"/>
-          <w:szCs w:val="20"/>
-        </w:rPr>
-      </w:pPr>
-      <w:r>
-        <w:rPr>
-          <w:rFonts w:ascii="Aptos Narrow" w:eastAsia="Microsoft YaHei" w:hAnsi="Aptos Narrow"/>
+          <w:rFonts w:ascii="Aptos Narrow" w:eastAsia="微软雅黑" w:hAnsi="Aptos Narrow"/>
+          <w:color w:val="70AD47" w:themeColor="accent6"/>
+          <w:szCs w:val="20"/>
+        </w:rPr>
+      </w:pPr>
+      <w:r>
+        <w:rPr>
+          <w:rFonts w:ascii="Aptos Narrow" w:eastAsia="微软雅黑" w:hAnsi="Aptos Narrow"/>
           <w:color w:val="70AD47" w:themeColor="accent6"/>
           <w:szCs w:val="20"/>
         </w:rPr>
@@ -20373,7 +20373,7 @@
       </w:r>
       <w:r>
         <w:rPr>
-          <w:rFonts w:ascii="Aptos Narrow" w:eastAsia="Microsoft YaHei" w:hAnsi="Aptos Narrow"/>
+          <w:rFonts w:ascii="Aptos Narrow" w:eastAsia="微软雅黑" w:hAnsi="Aptos Narrow"/>
           <w:color w:val="70AD47" w:themeColor="accent6"/>
           <w:szCs w:val="20"/>
         </w:rPr>
@@ -20381,7 +20381,7 @@
       </w:r>
       <w:r>
         <w:rPr>
-          <w:rFonts w:ascii="Aptos Narrow" w:eastAsia="Microsoft YaHei" w:hAnsi="Aptos Narrow"/>
+          <w:rFonts w:ascii="Aptos Narrow" w:eastAsia="微软雅黑" w:hAnsi="Aptos Narrow"/>
           <w:color w:val="70AD47" w:themeColor="accent6"/>
           <w:szCs w:val="20"/>
         </w:rPr>
@@ -20393,14 +20393,14 @@
         <w:spacing w:before="240" w:line="360" w:lineRule="auto"/>
         <w:ind w:left="2694"/>
         <w:rPr>
-          <w:rFonts w:ascii="Aptos Narrow" w:eastAsia="Microsoft YaHei" w:hAnsi="Aptos Narrow"/>
-          <w:color w:val="70AD47" w:themeColor="accent6"/>
-          <w:szCs w:val="20"/>
-        </w:rPr>
-      </w:pPr>
-      <w:r>
-        <w:rPr>
-          <w:rFonts w:ascii="Aptos Narrow" w:eastAsia="Microsoft YaHei" w:hAnsi="Aptos Narrow"/>
+          <w:rFonts w:ascii="Aptos Narrow" w:eastAsia="微软雅黑" w:hAnsi="Aptos Narrow"/>
+          <w:color w:val="70AD47" w:themeColor="accent6"/>
+          <w:szCs w:val="20"/>
+        </w:rPr>
+      </w:pPr>
+      <w:r>
+        <w:rPr>
+          <w:rFonts w:ascii="Aptos Narrow" w:eastAsia="微软雅黑" w:hAnsi="Aptos Narrow"/>
           <w:color w:val="70AD47" w:themeColor="accent6"/>
           <w:szCs w:val="20"/>
         </w:rPr>
@@ -20408,7 +20408,7 @@
       </w:r>
       <w:r>
         <w:rPr>
-          <w:rFonts w:ascii="Aptos Narrow" w:eastAsia="Microsoft YaHei" w:hAnsi="Aptos Narrow"/>
+          <w:rFonts w:ascii="Aptos Narrow" w:eastAsia="微软雅黑" w:hAnsi="Aptos Narrow"/>
           <w:color w:val="70AD47" w:themeColor="accent6"/>
           <w:szCs w:val="20"/>
         </w:rPr>
@@ -20416,7 +20416,7 @@
       </w:r>
       <w:r>
         <w:rPr>
-          <w:rFonts w:ascii="Aptos Narrow" w:eastAsia="Microsoft YaHei" w:hAnsi="Aptos Narrow"/>
+          <w:rFonts w:ascii="Aptos Narrow" w:eastAsia="微软雅黑" w:hAnsi="Aptos Narrow"/>
           <w:color w:val="70AD47" w:themeColor="accent6"/>
           <w:szCs w:val="20"/>
         </w:rPr>
@@ -20424,7 +20424,7 @@
       </w:r>
       <w:r>
         <w:rPr>
-          <w:rFonts w:ascii="Aptos Narrow" w:eastAsia="Microsoft YaHei" w:hAnsi="Aptos Narrow"/>
+          <w:rFonts w:ascii="Aptos Narrow" w:eastAsia="微软雅黑" w:hAnsi="Aptos Narrow"/>
           <w:color w:val="70AD47" w:themeColor="accent6"/>
           <w:szCs w:val="20"/>
         </w:rPr>
@@ -20432,7 +20432,7 @@
       </w:r>
       <w:r>
         <w:rPr>
-          <w:rFonts w:ascii="Aptos Narrow" w:eastAsia="Microsoft YaHei" w:hAnsi="Aptos Narrow"/>
+          <w:rFonts w:ascii="Aptos Narrow" w:eastAsia="微软雅黑" w:hAnsi="Aptos Narrow"/>
           <w:color w:val="70AD47" w:themeColor="accent6"/>
           <w:szCs w:val="20"/>
         </w:rPr>
@@ -20875,7 +20875,7 @@
         <w:spacing w:before="720" w:line="360" w:lineRule="auto"/>
         <w:ind w:left="4253" w:hanging="851"/>
         <w:rPr>
-          <w:rFonts w:ascii="Aptos Narrow" w:eastAsia="Microsoft YaHei" w:hAnsi="Aptos Narrow"/>
+          <w:rFonts w:ascii="Aptos Narrow" w:eastAsia="微软雅黑" w:hAnsi="Aptos Narrow"/>
           <w:iCs w:val="0"/>
           <w:szCs w:val="20"/>
         </w:rPr>
@@ -20884,7 +20884,7 @@
       <w:r>
         <w:rPr>
           <w:rStyle w:val="Hyperlink"/>
-          <w:rFonts w:ascii="Aptos Narrow" w:eastAsia="Microsoft YaHei" w:hAnsi="Aptos Narrow"/>
+          <w:rFonts w:ascii="Aptos Narrow" w:eastAsia="微软雅黑" w:hAnsi="Aptos Narrow"/>
           <w:iCs w:val="0"/>
           <w:color w:val="auto"/>
           <w:szCs w:val="20"/>
@@ -22408,7 +22408,7 @@
         <w:spacing w:before="720" w:line="360" w:lineRule="auto"/>
         <w:ind w:left="5400" w:hanging="1140"/>
         <w:rPr>
-          <w:rFonts w:ascii="Aptos Narrow" w:eastAsia="Microsoft YaHei" w:hAnsi="Aptos Narrow" w:cstheme="minorBidi"/>
+          <w:rFonts w:ascii="Aptos Narrow" w:eastAsia="微软雅黑" w:hAnsi="Aptos Narrow" w:cstheme="minorBidi"/>
           <w:color w:val="auto"/>
           <w:sz w:val="20"/>
           <w:szCs w:val="20"/>
@@ -22417,7 +22417,7 @@
       <w:bookmarkStart w:id="41" w:name="_Ref148194332"/>
       <w:r>
         <w:rPr>
-          <w:rFonts w:ascii="Aptos Narrow" w:eastAsia="Microsoft YaHei" w:hAnsi="Aptos Narrow" w:cstheme="minorBidi"/>
+          <w:rFonts w:ascii="Aptos Narrow" w:eastAsia="微软雅黑" w:hAnsi="Aptos Narrow" w:cstheme="minorBidi"/>
           <w:color w:val="auto"/>
           <w:sz w:val="20"/>
           <w:szCs w:val="20"/>
@@ -22437,7 +22437,7 @@
         <w:ind w:left="6663" w:hanging="1267"/>
         <w:rPr>
           <w:rStyle w:val="Hyperlink"/>
-          <w:rFonts w:ascii="Aptos Narrow" w:eastAsia="Microsoft YaHei" w:hAnsi="Aptos Narrow"/>
+          <w:rFonts w:ascii="Aptos Narrow" w:eastAsia="微软雅黑" w:hAnsi="Aptos Narrow"/>
           <w:iCs w:val="0"/>
           <w:color w:val="auto"/>
           <w:szCs w:val="20"/>
@@ -22448,7 +22448,7 @@
       <w:r>
         <w:rPr>
           <w:rStyle w:val="Hyperlink"/>
-          <w:rFonts w:ascii="Aptos Narrow" w:eastAsia="Microsoft YaHei" w:hAnsi="Aptos Narrow"/>
+          <w:rFonts w:ascii="Aptos Narrow" w:eastAsia="微软雅黑" w:hAnsi="Aptos Narrow"/>
           <w:iCs w:val="0"/>
           <w:color w:val="auto"/>
           <w:szCs w:val="20"/>
@@ -22488,14 +22488,14 @@
         <w:spacing w:before="240" w:line="360" w:lineRule="auto"/>
         <w:ind w:left="6662"/>
         <w:rPr>
-          <w:rFonts w:ascii="Aptos Narrow" w:eastAsia="Microsoft YaHei" w:hAnsi="Aptos Narrow"/>
-          <w:color w:val="70AD47" w:themeColor="accent6"/>
-          <w:szCs w:val="20"/>
-        </w:rPr>
-      </w:pPr>
-      <w:r>
-        <w:rPr>
-          <w:rFonts w:ascii="Aptos Narrow" w:eastAsia="Microsoft YaHei" w:hAnsi="Aptos Narrow"/>
+          <w:rFonts w:ascii="Aptos Narrow" w:eastAsia="微软雅黑" w:hAnsi="Aptos Narrow"/>
+          <w:color w:val="70AD47" w:themeColor="accent6"/>
+          <w:szCs w:val="20"/>
+        </w:rPr>
+      </w:pPr>
+      <w:r>
+        <w:rPr>
+          <w:rFonts w:ascii="Aptos Narrow" w:eastAsia="微软雅黑" w:hAnsi="Aptos Narrow"/>
           <w:color w:val="70AD47" w:themeColor="accent6"/>
           <w:szCs w:val="20"/>
         </w:rPr>
@@ -22503,7 +22503,7 @@
       </w:r>
       <w:r>
         <w:rPr>
-          <w:rFonts w:ascii="Aptos Narrow" w:eastAsia="Microsoft YaHei" w:hAnsi="Aptos Narrow"/>
+          <w:rFonts w:ascii="Aptos Narrow" w:eastAsia="微软雅黑" w:hAnsi="Aptos Narrow"/>
           <w:color w:val="70AD47" w:themeColor="accent6"/>
           <w:szCs w:val="20"/>
         </w:rPr>
@@ -22511,7 +22511,7 @@
       </w:r>
       <w:r>
         <w:rPr>
-          <w:rFonts w:ascii="Aptos Narrow" w:eastAsia="Microsoft YaHei" w:hAnsi="Aptos Narrow"/>
+          <w:rFonts w:ascii="Aptos Narrow" w:eastAsia="微软雅黑" w:hAnsi="Aptos Narrow"/>
           <w:color w:val="70AD47" w:themeColor="accent6"/>
           <w:szCs w:val="20"/>
         </w:rPr>
@@ -22537,7 +22537,7 @@
       <w:r>
         <w:rPr>
           <w:rStyle w:val="Hyperlink"/>
-          <w:rFonts w:ascii="Aptos Narrow" w:eastAsia="Microsoft YaHei" w:hAnsi="Aptos Narrow"/>
+          <w:rFonts w:ascii="Aptos Narrow" w:eastAsia="微软雅黑" w:hAnsi="Aptos Narrow"/>
           <w:iCs w:val="0"/>
           <w:color w:val="auto"/>
           <w:szCs w:val="20"/>
@@ -22552,14 +22552,14 @@
         <w:spacing w:before="240" w:line="360" w:lineRule="auto"/>
         <w:ind w:left="6662"/>
         <w:rPr>
-          <w:rFonts w:ascii="Aptos Narrow" w:eastAsia="Microsoft YaHei" w:hAnsi="Aptos Narrow"/>
-          <w:color w:val="70AD47" w:themeColor="accent6"/>
-          <w:szCs w:val="20"/>
-        </w:rPr>
-      </w:pPr>
-      <w:r>
-        <w:rPr>
-          <w:rFonts w:ascii="Aptos Narrow" w:eastAsia="Microsoft YaHei" w:hAnsi="Aptos Narrow"/>
+          <w:rFonts w:ascii="Aptos Narrow" w:eastAsia="微软雅黑" w:hAnsi="Aptos Narrow"/>
+          <w:color w:val="70AD47" w:themeColor="accent6"/>
+          <w:szCs w:val="20"/>
+        </w:rPr>
+      </w:pPr>
+      <w:r>
+        <w:rPr>
+          <w:rFonts w:ascii="Aptos Narrow" w:eastAsia="微软雅黑" w:hAnsi="Aptos Narrow"/>
           <w:color w:val="70AD47" w:themeColor="accent6"/>
           <w:szCs w:val="20"/>
         </w:rPr>
@@ -22567,7 +22567,7 @@
       </w:r>
       <w:r>
         <w:rPr>
-          <w:rFonts w:ascii="Aptos Narrow" w:eastAsia="Microsoft YaHei" w:hAnsi="Aptos Narrow"/>
+          <w:rFonts w:ascii="Aptos Narrow" w:eastAsia="微软雅黑" w:hAnsi="Aptos Narrow"/>
           <w:color w:val="70AD47" w:themeColor="accent6"/>
           <w:szCs w:val="20"/>
         </w:rPr>
@@ -22575,7 +22575,7 @@
       </w:r>
       <w:r>
         <w:rPr>
-          <w:rFonts w:ascii="Aptos Narrow" w:eastAsia="Microsoft YaHei" w:hAnsi="Aptos Narrow"/>
+          <w:rFonts w:ascii="Aptos Narrow" w:eastAsia="微软雅黑" w:hAnsi="Aptos Narrow"/>
           <w:color w:val="70AD47" w:themeColor="accent6"/>
           <w:szCs w:val="20"/>
         </w:rPr>
@@ -22822,7 +22822,7 @@
         <w:ind w:left="4253" w:hanging="851"/>
         <w:rPr>
           <w:rStyle w:val="Hyperlink"/>
-          <w:rFonts w:ascii="Aptos Narrow" w:eastAsia="Microsoft YaHei" w:hAnsi="Aptos Narrow"/>
+          <w:rFonts w:ascii="Aptos Narrow" w:eastAsia="微软雅黑" w:hAnsi="Aptos Narrow"/>
           <w:iCs w:val="0"/>
           <w:color w:val="auto"/>
           <w:szCs w:val="20"/>
@@ -22832,7 +22832,7 @@
       <w:bookmarkStart w:id="45" w:name="_Ref148194315"/>
       <w:r>
         <w:rPr>
-          <w:rFonts w:ascii="Aptos Narrow" w:eastAsia="Microsoft YaHei" w:hAnsi="Aptos Narrow"/>
+          <w:rFonts w:ascii="Aptos Narrow" w:eastAsia="微软雅黑" w:hAnsi="Aptos Narrow"/>
           <w:iCs w:val="0"/>
           <w:szCs w:val="20"/>
         </w:rPr>
@@ -22845,34 +22845,34 @@
         <w:spacing w:before="240" w:line="360" w:lineRule="auto"/>
         <w:ind w:left="4230"/>
         <w:rPr>
-          <w:rFonts w:ascii="Aptos Narrow" w:eastAsia="Microsoft YaHei" w:hAnsi="Aptos Narrow"/>
-          <w:szCs w:val="20"/>
-        </w:rPr>
-      </w:pPr>
-      <w:r>
-        <w:rPr>
-          <w:rFonts w:ascii="Aptos Narrow" w:eastAsia="Microsoft YaHei" w:hAnsi="Aptos Narrow"/>
+          <w:rFonts w:ascii="Aptos Narrow" w:eastAsia="微软雅黑" w:hAnsi="Aptos Narrow"/>
+          <w:szCs w:val="20"/>
+        </w:rPr>
+      </w:pPr>
+      <w:r>
+        <w:rPr>
+          <w:rFonts w:ascii="Aptos Narrow" w:eastAsia="微软雅黑" w:hAnsi="Aptos Narrow"/>
           <w:szCs w:val="20"/>
         </w:rPr>
         <w:t xml:space="preserve">To prepare the </w:t>
       </w:r>
       <w:r>
         <w:rPr>
-          <w:rFonts w:ascii="Aptos Narrow" w:eastAsia="Microsoft YaHei" w:hAnsi="Aptos Narrow"/>
+          <w:rFonts w:ascii="Aptos Narrow" w:eastAsia="微软雅黑" w:hAnsi="Aptos Narrow"/>
           <w:szCs w:val="20"/>
         </w:rPr>
         <w:t xml:space="preserve">cumulative updates </w:t>
       </w:r>
       <w:r>
         <w:rPr>
-          <w:rFonts w:ascii="Aptos Narrow" w:eastAsia="Microsoft YaHei" w:hAnsi="Aptos Narrow"/>
+          <w:rFonts w:ascii="Aptos Narrow" w:eastAsia="微软雅黑" w:hAnsi="Aptos Narrow"/>
           <w:szCs w:val="20"/>
         </w:rPr>
         <w:t xml:space="preserve">file available, change the example file name: </w:t>
       </w:r>
       <w:r>
         <w:rPr>
-          <w:rFonts w:ascii="Aptos Narrow" w:eastAsia="Microsoft YaHei" w:hAnsi="Aptos Narrow"/>
+          <w:rFonts w:ascii="Aptos Narrow" w:eastAsia="微软雅黑" w:hAnsi="Aptos Narrow"/>
           <w:color w:val="70AD47" w:themeColor="accent6"/>
           <w:szCs w:val="20"/>
         </w:rPr>
@@ -22891,7 +22891,7 @@
         <w:spacing w:before="720" w:line="360" w:lineRule="auto"/>
         <w:ind w:left="5310" w:hanging="1080"/>
         <w:rPr>
-          <w:rFonts w:ascii="Aptos Narrow" w:eastAsia="Microsoft YaHei" w:hAnsi="Aptos Narrow"/>
+          <w:rFonts w:ascii="Aptos Narrow" w:eastAsia="微软雅黑" w:hAnsi="Aptos Narrow"/>
           <w:color w:val="auto"/>
           <w:sz w:val="20"/>
           <w:szCs w:val="20"/>
@@ -22900,7 +22900,7 @@
       <w:bookmarkStart w:id="46" w:name="_Ref148194312"/>
       <w:r>
         <w:rPr>
-          <w:rFonts w:ascii="Aptos Narrow" w:eastAsia="Microsoft YaHei" w:hAnsi="Aptos Narrow"/>
+          <w:rFonts w:ascii="Aptos Narrow" w:eastAsia="微软雅黑" w:hAnsi="Aptos Narrow"/>
           <w:color w:val="auto"/>
           <w:sz w:val="20"/>
           <w:szCs w:val="20"/>
@@ -22916,14 +22916,14 @@
         <w:ind w:left="5313"/>
         <w:contextualSpacing w:val="0"/>
         <w:rPr>
-          <w:rFonts w:ascii="Aptos Narrow" w:eastAsia="Microsoft YaHei" w:hAnsi="Aptos Narrow"/>
-          <w:color w:val="70AD47" w:themeColor="accent6"/>
-          <w:szCs w:val="20"/>
-        </w:rPr>
-      </w:pPr>
-      <w:r>
-        <w:rPr>
-          <w:rFonts w:ascii="Aptos Narrow" w:eastAsia="Microsoft YaHei" w:hAnsi="Aptos Narrow"/>
+          <w:rFonts w:ascii="Aptos Narrow" w:eastAsia="微软雅黑" w:hAnsi="Aptos Narrow"/>
+          <w:color w:val="70AD47" w:themeColor="accent6"/>
+          <w:szCs w:val="20"/>
+        </w:rPr>
+      </w:pPr>
+      <w:r>
+        <w:rPr>
+          <w:rFonts w:ascii="Aptos Narrow" w:eastAsia="微软雅黑" w:hAnsi="Aptos Narrow"/>
           <w:color w:val="70AD47" w:themeColor="accent6"/>
           <w:szCs w:val="20"/>
         </w:rPr>
@@ -22931,7 +22931,7 @@
       </w:r>
       <w:r>
         <w:rPr>
-          <w:rFonts w:ascii="Aptos Narrow" w:eastAsia="Microsoft YaHei" w:hAnsi="Aptos Narrow"/>
+          <w:rFonts w:ascii="Aptos Narrow" w:eastAsia="微软雅黑" w:hAnsi="Aptos Narrow"/>
           <w:color w:val="70AD47" w:themeColor="accent6"/>
           <w:szCs w:val="20"/>
         </w:rPr>
@@ -22939,7 +22939,7 @@
       </w:r>
       <w:r>
         <w:rPr>
-          <w:rFonts w:ascii="Aptos Narrow" w:eastAsia="Microsoft YaHei" w:hAnsi="Aptos Narrow"/>
+          <w:rFonts w:ascii="Aptos Narrow" w:eastAsia="微软雅黑" w:hAnsi="Aptos Narrow"/>
           <w:color w:val="70AD47" w:themeColor="accent6"/>
           <w:szCs w:val="20"/>
         </w:rPr>
@@ -22947,7 +22947,7 @@
       </w:r>
       <w:r>
         <w:rPr>
-          <w:rFonts w:ascii="Aptos Narrow" w:eastAsia="Microsoft YaHei" w:hAnsi="Aptos Narrow"/>
+          <w:rFonts w:ascii="Aptos Narrow" w:eastAsia="微软雅黑" w:hAnsi="Aptos Narrow"/>
           <w:color w:val="70AD47" w:themeColor="accent6"/>
           <w:szCs w:val="20"/>
         </w:rPr>
@@ -22955,7 +22955,7 @@
       </w:r>
       <w:r>
         <w:rPr>
-          <w:rFonts w:ascii="Aptos Narrow" w:eastAsia="Microsoft YaHei" w:hAnsi="Aptos Narrow"/>
+          <w:rFonts w:ascii="Aptos Narrow" w:eastAsia="微软雅黑" w:hAnsi="Aptos Narrow"/>
           <w:color w:val="70AD47" w:themeColor="accent6"/>
           <w:szCs w:val="20"/>
         </w:rPr>
@@ -22969,14 +22969,14 @@
         <w:ind w:left="5313"/>
         <w:contextualSpacing w:val="0"/>
         <w:rPr>
-          <w:rFonts w:ascii="Aptos Narrow" w:eastAsia="Microsoft YaHei" w:hAnsi="Aptos Narrow"/>
-          <w:color w:val="70AD47" w:themeColor="accent6"/>
-          <w:szCs w:val="20"/>
-        </w:rPr>
-      </w:pPr>
-      <w:r>
-        <w:rPr>
-          <w:rFonts w:ascii="Aptos Narrow" w:eastAsia="Microsoft YaHei" w:hAnsi="Aptos Narrow"/>
+          <w:rFonts w:ascii="Aptos Narrow" w:eastAsia="微软雅黑" w:hAnsi="Aptos Narrow"/>
+          <w:color w:val="70AD47" w:themeColor="accent6"/>
+          <w:szCs w:val="20"/>
+        </w:rPr>
+      </w:pPr>
+      <w:r>
+        <w:rPr>
+          <w:rFonts w:ascii="Aptos Narrow" w:eastAsia="微软雅黑" w:hAnsi="Aptos Narrow"/>
           <w:color w:val="70AD47" w:themeColor="accent6"/>
           <w:szCs w:val="20"/>
         </w:rPr>
@@ -22984,7 +22984,7 @@
       </w:r>
       <w:r>
         <w:rPr>
-          <w:rFonts w:ascii="Aptos Narrow" w:eastAsia="Microsoft YaHei" w:hAnsi="Aptos Narrow"/>
+          <w:rFonts w:ascii="Aptos Narrow" w:eastAsia="微软雅黑" w:hAnsi="Aptos Narrow"/>
           <w:color w:val="70AD47" w:themeColor="accent6"/>
           <w:szCs w:val="20"/>
         </w:rPr>
@@ -22992,7 +22992,7 @@
       </w:r>
       <w:r>
         <w:rPr>
-          <w:rFonts w:ascii="Aptos Narrow" w:eastAsia="Microsoft YaHei" w:hAnsi="Aptos Narrow"/>
+          <w:rFonts w:ascii="Aptos Narrow" w:eastAsia="微软雅黑" w:hAnsi="Aptos Narrow"/>
           <w:color w:val="70AD47" w:themeColor="accent6"/>
           <w:szCs w:val="20"/>
         </w:rPr>
@@ -23011,7 +23011,7 @@
         <w:spacing w:before="720" w:line="360" w:lineRule="auto"/>
         <w:ind w:left="5307" w:hanging="1077"/>
         <w:rPr>
-          <w:rFonts w:ascii="Aptos Narrow" w:eastAsia="Microsoft YaHei" w:hAnsi="Aptos Narrow"/>
+          <w:rFonts w:ascii="Aptos Narrow" w:eastAsia="微软雅黑" w:hAnsi="Aptos Narrow"/>
           <w:color w:val="auto"/>
           <w:sz w:val="20"/>
           <w:szCs w:val="20"/>
@@ -23020,7 +23020,7 @@
       <w:bookmarkStart w:id="47" w:name="_Ref148194309"/>
       <w:r>
         <w:rPr>
-          <w:rFonts w:ascii="Aptos Narrow" w:eastAsia="Microsoft YaHei" w:hAnsi="Aptos Narrow"/>
+          <w:rFonts w:ascii="Aptos Narrow" w:eastAsia="微软雅黑" w:hAnsi="Aptos Narrow"/>
           <w:color w:val="auto"/>
           <w:sz w:val="20"/>
           <w:szCs w:val="20"/>
@@ -23034,14 +23034,14 @@
         <w:spacing w:before="240" w:line="360" w:lineRule="auto"/>
         <w:ind w:left="5313"/>
         <w:rPr>
-          <w:rFonts w:ascii="Aptos Narrow" w:eastAsia="Microsoft YaHei" w:hAnsi="Aptos Narrow"/>
-          <w:color w:val="70AD47" w:themeColor="accent6"/>
-          <w:szCs w:val="20"/>
-        </w:rPr>
-      </w:pPr>
-      <w:r>
-        <w:rPr>
-          <w:rFonts w:ascii="Aptos Narrow" w:eastAsia="Microsoft YaHei" w:hAnsi="Aptos Narrow"/>
+          <w:rFonts w:ascii="Aptos Narrow" w:eastAsia="微软雅黑" w:hAnsi="Aptos Narrow"/>
+          <w:color w:val="70AD47" w:themeColor="accent6"/>
+          <w:szCs w:val="20"/>
+        </w:rPr>
+      </w:pPr>
+      <w:r>
+        <w:rPr>
+          <w:rFonts w:ascii="Aptos Narrow" w:eastAsia="微软雅黑" w:hAnsi="Aptos Narrow"/>
           <w:color w:val="70AD47" w:themeColor="accent6"/>
           <w:szCs w:val="20"/>
         </w:rPr>
@@ -23049,7 +23049,7 @@
       </w:r>
       <w:r>
         <w:rPr>
-          <w:rFonts w:ascii="Aptos Narrow" w:eastAsia="Microsoft YaHei" w:hAnsi="Aptos Narrow"/>
+          <w:rFonts w:ascii="Aptos Narrow" w:eastAsia="微软雅黑" w:hAnsi="Aptos Narrow"/>
           <w:color w:val="70AD47" w:themeColor="accent6"/>
           <w:szCs w:val="20"/>
         </w:rPr>
@@ -23057,7 +23057,7 @@
       </w:r>
       <w:r>
         <w:rPr>
-          <w:rFonts w:ascii="Aptos Narrow" w:eastAsia="Microsoft YaHei" w:hAnsi="Aptos Narrow"/>
+          <w:rFonts w:ascii="Aptos Narrow" w:eastAsia="微软雅黑" w:hAnsi="Aptos Narrow"/>
           <w:color w:val="70AD47" w:themeColor="accent6"/>
           <w:szCs w:val="20"/>
         </w:rPr>
@@ -23065,7 +23065,7 @@
       </w:r>
       <w:r>
         <w:rPr>
-          <w:rFonts w:ascii="Aptos Narrow" w:eastAsia="Microsoft YaHei" w:hAnsi="Aptos Narrow"/>
+          <w:rFonts w:ascii="Aptos Narrow" w:eastAsia="微软雅黑" w:hAnsi="Aptos Narrow"/>
           <w:color w:val="70AD47" w:themeColor="accent6"/>
           <w:szCs w:val="20"/>
         </w:rPr>
@@ -23073,7 +23073,7 @@
       </w:r>
       <w:r>
         <w:rPr>
-          <w:rFonts w:ascii="Aptos Narrow" w:eastAsia="Microsoft YaHei" w:hAnsi="Aptos Narrow"/>
+          <w:rFonts w:ascii="Aptos Narrow" w:eastAsia="微软雅黑" w:hAnsi="Aptos Narrow"/>
           <w:color w:val="70AD47" w:themeColor="accent6"/>
           <w:szCs w:val="20"/>
         </w:rPr>
@@ -23085,14 +23085,14 @@
         <w:spacing w:before="240" w:line="360" w:lineRule="auto"/>
         <w:ind w:left="5313"/>
         <w:rPr>
-          <w:rFonts w:ascii="Aptos Narrow" w:eastAsia="Microsoft YaHei" w:hAnsi="Aptos Narrow"/>
-          <w:color w:val="70AD47" w:themeColor="accent6"/>
-          <w:szCs w:val="20"/>
-        </w:rPr>
-      </w:pPr>
-      <w:r>
-        <w:rPr>
-          <w:rFonts w:ascii="Aptos Narrow" w:eastAsia="Microsoft YaHei" w:hAnsi="Aptos Narrow"/>
+          <w:rFonts w:ascii="Aptos Narrow" w:eastAsia="微软雅黑" w:hAnsi="Aptos Narrow"/>
+          <w:color w:val="70AD47" w:themeColor="accent6"/>
+          <w:szCs w:val="20"/>
+        </w:rPr>
+      </w:pPr>
+      <w:r>
+        <w:rPr>
+          <w:rFonts w:ascii="Aptos Narrow" w:eastAsia="微软雅黑" w:hAnsi="Aptos Narrow"/>
           <w:color w:val="70AD47" w:themeColor="accent6"/>
           <w:szCs w:val="20"/>
         </w:rPr>
@@ -23100,7 +23100,7 @@
       </w:r>
       <w:r>
         <w:rPr>
-          <w:rFonts w:ascii="Aptos Narrow" w:eastAsia="Microsoft YaHei" w:hAnsi="Aptos Narrow"/>
+          <w:rFonts w:ascii="Aptos Narrow" w:eastAsia="微软雅黑" w:hAnsi="Aptos Narrow"/>
           <w:color w:val="70AD47" w:themeColor="accent6"/>
           <w:szCs w:val="20"/>
         </w:rPr>
@@ -23108,7 +23108,7 @@
       </w:r>
       <w:r>
         <w:rPr>
-          <w:rFonts w:ascii="Aptos Narrow" w:eastAsia="Microsoft YaHei" w:hAnsi="Aptos Narrow"/>
+          <w:rFonts w:ascii="Aptos Narrow" w:eastAsia="微软雅黑" w:hAnsi="Aptos Narrow"/>
           <w:color w:val="70AD47" w:themeColor="accent6"/>
           <w:szCs w:val="20"/>
         </w:rPr>
@@ -23127,7 +23127,7 @@
         <w:spacing w:before="720" w:line="360" w:lineRule="auto"/>
         <w:ind w:left="5310" w:hanging="1080"/>
         <w:rPr>
-          <w:rFonts w:ascii="Aptos Narrow" w:eastAsia="Microsoft YaHei" w:hAnsi="Aptos Narrow"/>
+          <w:rFonts w:ascii="Aptos Narrow" w:eastAsia="微软雅黑" w:hAnsi="Aptos Narrow"/>
           <w:color w:val="auto"/>
           <w:sz w:val="20"/>
           <w:szCs w:val="20"/>
@@ -23136,7 +23136,7 @@
       <w:bookmarkStart w:id="48" w:name="_Ref148194306"/>
       <w:r>
         <w:rPr>
-          <w:rFonts w:ascii="Aptos Narrow" w:eastAsia="Microsoft YaHei" w:hAnsi="Aptos Narrow"/>
+          <w:rFonts w:ascii="Aptos Narrow" w:eastAsia="微软雅黑" w:hAnsi="Aptos Narrow"/>
           <w:color w:val="auto"/>
           <w:sz w:val="20"/>
           <w:szCs w:val="20"/>
@@ -23150,13 +23150,13 @@
         <w:spacing w:before="240" w:line="360" w:lineRule="auto"/>
         <w:ind w:left="5310"/>
         <w:rPr>
-          <w:rFonts w:ascii="Aptos Narrow" w:eastAsia="Microsoft YaHei" w:hAnsi="Aptos Narrow"/>
-          <w:szCs w:val="20"/>
-        </w:rPr>
-      </w:pPr>
-      <w:r>
-        <w:rPr>
-          <w:rFonts w:ascii="Aptos Narrow" w:eastAsia="Microsoft YaHei" w:hAnsi="Aptos Narrow"/>
+          <w:rFonts w:ascii="Aptos Narrow" w:eastAsia="微软雅黑" w:hAnsi="Aptos Narrow"/>
+          <w:szCs w:val="20"/>
+        </w:rPr>
+      </w:pPr>
+      <w:r>
+        <w:rPr>
+          <w:rFonts w:ascii="Aptos Narrow" w:eastAsia="微软雅黑" w:hAnsi="Aptos Narrow"/>
           <w:szCs w:val="20"/>
         </w:rPr>
         <w:t>It cannot be uninstalled after curing, which cleans the recovery image and resets the basis of any superseded components.</w:t>
@@ -23167,14 +23167,14 @@
         <w:spacing w:before="240" w:line="360" w:lineRule="auto"/>
         <w:ind w:left="5310"/>
         <w:rPr>
-          <w:rFonts w:ascii="Aptos Narrow" w:eastAsia="Microsoft YaHei" w:hAnsi="Aptos Narrow"/>
-          <w:color w:val="70AD47" w:themeColor="accent6"/>
-          <w:szCs w:val="20"/>
-        </w:rPr>
-      </w:pPr>
-      <w:r>
-        <w:rPr>
-          <w:rFonts w:ascii="Aptos Narrow" w:eastAsia="Microsoft YaHei" w:hAnsi="Aptos Narrow"/>
+          <w:rFonts w:ascii="Aptos Narrow" w:eastAsia="微软雅黑" w:hAnsi="Aptos Narrow"/>
+          <w:color w:val="70AD47" w:themeColor="accent6"/>
+          <w:szCs w:val="20"/>
+        </w:rPr>
+      </w:pPr>
+      <w:r>
+        <w:rPr>
+          <w:rFonts w:ascii="Aptos Narrow" w:eastAsia="微软雅黑" w:hAnsi="Aptos Narrow"/>
           <w:color w:val="70AD47" w:themeColor="accent6"/>
           <w:szCs w:val="20"/>
         </w:rPr>
@@ -23182,7 +23182,7 @@
       </w:r>
       <w:r>
         <w:rPr>
-          <w:rFonts w:ascii="Aptos Narrow" w:eastAsia="Microsoft YaHei" w:hAnsi="Aptos Narrow"/>
+          <w:rFonts w:ascii="Aptos Narrow" w:eastAsia="微软雅黑" w:hAnsi="Aptos Narrow"/>
           <w:color w:val="70AD47" w:themeColor="accent6"/>
           <w:szCs w:val="20"/>
         </w:rPr>
@@ -23190,7 +23190,7 @@
       </w:r>
       <w:r>
         <w:rPr>
-          <w:rFonts w:ascii="Aptos Narrow" w:eastAsia="Microsoft YaHei" w:hAnsi="Aptos Narrow"/>
+          <w:rFonts w:ascii="Aptos Narrow" w:eastAsia="微软雅黑" w:hAnsi="Aptos Narrow"/>
           <w:color w:val="70AD47" w:themeColor="accent6"/>
           <w:szCs w:val="20"/>
         </w:rPr>
@@ -23198,7 +23198,7 @@
       </w:r>
       <w:r>
         <w:rPr>
-          <w:rFonts w:ascii="Aptos Narrow" w:eastAsia="Microsoft YaHei" w:hAnsi="Aptos Narrow"/>
+          <w:rFonts w:ascii="Aptos Narrow" w:eastAsia="微软雅黑" w:hAnsi="Aptos Narrow"/>
           <w:color w:val="70AD47" w:themeColor="accent6"/>
           <w:szCs w:val="20"/>
         </w:rPr>
@@ -23206,7 +23206,7 @@
       </w:r>
       <w:r>
         <w:rPr>
-          <w:rFonts w:ascii="Aptos Narrow" w:eastAsia="Microsoft YaHei" w:hAnsi="Aptos Narrow"/>
+          <w:rFonts w:ascii="Aptos Narrow" w:eastAsia="微软雅黑" w:hAnsi="Aptos Narrow"/>
           <w:color w:val="70AD47" w:themeColor="accent6"/>
           <w:szCs w:val="20"/>
         </w:rPr>
@@ -23214,7 +23214,7 @@
       </w:r>
       <w:r>
         <w:rPr>
-          <w:rFonts w:ascii="Aptos Narrow" w:eastAsia="Microsoft YaHei" w:hAnsi="Aptos Narrow"/>
+          <w:rFonts w:ascii="Aptos Narrow" w:eastAsia="微软雅黑" w:hAnsi="Aptos Narrow"/>
           <w:color w:val="70AD47" w:themeColor="accent6"/>
           <w:szCs w:val="20"/>
         </w:rPr>
@@ -23222,7 +23222,7 @@
       </w:r>
       <w:r>
         <w:rPr>
-          <w:rFonts w:ascii="Aptos Narrow" w:eastAsia="Microsoft YaHei" w:hAnsi="Aptos Narrow"/>
+          <w:rFonts w:ascii="Aptos Narrow" w:eastAsia="微软雅黑" w:hAnsi="Aptos Narrow"/>
           <w:color w:val="70AD47" w:themeColor="accent6"/>
           <w:szCs w:val="20"/>
         </w:rPr>
@@ -23240,7 +23240,7 @@
         <w:ind w:left="6660" w:hanging="1350"/>
         <w:rPr>
           <w:rStyle w:val="Hyperlink"/>
-          <w:rFonts w:ascii="Aptos Narrow" w:eastAsia="Microsoft YaHei" w:hAnsi="Aptos Narrow"/>
+          <w:rFonts w:ascii="Aptos Narrow" w:eastAsia="微软雅黑" w:hAnsi="Aptos Narrow"/>
           <w:iCs w:val="0"/>
           <w:color w:val="auto"/>
           <w:szCs w:val="20"/>
@@ -23251,7 +23251,7 @@
       <w:r>
         <w:rPr>
           <w:rStyle w:val="Hyperlink"/>
-          <w:rFonts w:ascii="Aptos Narrow" w:eastAsia="Microsoft YaHei" w:hAnsi="Aptos Narrow"/>
+          <w:rFonts w:ascii="Aptos Narrow" w:eastAsia="微软雅黑" w:hAnsi="Aptos Narrow"/>
           <w:iCs w:val="0"/>
           <w:color w:val="auto"/>
           <w:szCs w:val="20"/>
@@ -23266,14 +23266,14 @@
         <w:spacing w:before="240" w:line="360" w:lineRule="auto"/>
         <w:ind w:left="6675"/>
         <w:rPr>
-          <w:rFonts w:ascii="Aptos Narrow" w:eastAsia="Microsoft YaHei" w:hAnsi="Aptos Narrow"/>
-          <w:color w:val="70AD47" w:themeColor="accent6"/>
-          <w:szCs w:val="20"/>
-        </w:rPr>
-      </w:pPr>
-      <w:r>
-        <w:rPr>
-          <w:rFonts w:ascii="Aptos Narrow" w:eastAsia="Microsoft YaHei" w:hAnsi="Aptos Narrow"/>
+          <w:rFonts w:ascii="Aptos Narrow" w:eastAsia="微软雅黑" w:hAnsi="Aptos Narrow"/>
+          <w:color w:val="70AD47" w:themeColor="accent6"/>
+          <w:szCs w:val="20"/>
+        </w:rPr>
+      </w:pPr>
+      <w:r>
+        <w:rPr>
+          <w:rFonts w:ascii="Aptos Narrow" w:eastAsia="微软雅黑" w:hAnsi="Aptos Narrow"/>
           <w:color w:val="70AD47" w:themeColor="accent6"/>
           <w:szCs w:val="20"/>
         </w:rPr>
@@ -23281,7 +23281,7 @@
       </w:r>
       <w:r>
         <w:rPr>
-          <w:rFonts w:ascii="Aptos Narrow" w:eastAsia="Microsoft YaHei" w:hAnsi="Aptos Narrow"/>
+          <w:rFonts w:ascii="Aptos Narrow" w:eastAsia="微软雅黑" w:hAnsi="Aptos Narrow"/>
           <w:color w:val="70AD47" w:themeColor="accent6"/>
           <w:szCs w:val="20"/>
         </w:rPr>
@@ -23289,7 +23289,7 @@
       </w:r>
       <w:r>
         <w:rPr>
-          <w:rFonts w:ascii="Aptos Narrow" w:eastAsia="Microsoft YaHei" w:hAnsi="Aptos Narrow"/>
+          <w:rFonts w:ascii="Aptos Narrow" w:eastAsia="微软雅黑" w:hAnsi="Aptos Narrow"/>
           <w:color w:val="70AD47" w:themeColor="accent6"/>
           <w:szCs w:val="20"/>
         </w:rPr>
@@ -23301,14 +23301,14 @@
         <w:spacing w:before="240" w:line="360" w:lineRule="auto"/>
         <w:ind w:left="6675"/>
         <w:rPr>
-          <w:rFonts w:ascii="Aptos Narrow" w:eastAsia="Microsoft YaHei" w:hAnsi="Aptos Narrow"/>
-          <w:color w:val="70AD47" w:themeColor="accent6"/>
-          <w:szCs w:val="20"/>
-        </w:rPr>
-      </w:pPr>
-      <w:r>
-        <w:rPr>
-          <w:rFonts w:ascii="Aptos Narrow" w:eastAsia="Microsoft YaHei" w:hAnsi="Aptos Narrow"/>
+          <w:rFonts w:ascii="Aptos Narrow" w:eastAsia="微软雅黑" w:hAnsi="Aptos Narrow"/>
+          <w:color w:val="70AD47" w:themeColor="accent6"/>
+          <w:szCs w:val="20"/>
+        </w:rPr>
+      </w:pPr>
+      <w:r>
+        <w:rPr>
+          <w:rFonts w:ascii="Aptos Narrow" w:eastAsia="微软雅黑" w:hAnsi="Aptos Narrow"/>
           <w:color w:val="70AD47" w:themeColor="accent6"/>
           <w:szCs w:val="20"/>
         </w:rPr>
@@ -23320,14 +23320,14 @@
         <w:spacing w:before="240" w:line="360" w:lineRule="auto"/>
         <w:ind w:left="6675"/>
         <w:rPr>
-          <w:rFonts w:ascii="Aptos Narrow" w:eastAsia="Microsoft YaHei" w:hAnsi="Aptos Narrow"/>
-          <w:color w:val="70AD47" w:themeColor="accent6"/>
-          <w:szCs w:val="20"/>
-        </w:rPr>
-      </w:pPr>
-      <w:r>
-        <w:rPr>
-          <w:rFonts w:ascii="Aptos Narrow" w:eastAsia="Microsoft YaHei" w:hAnsi="Aptos Narrow"/>
+          <w:rFonts w:ascii="Aptos Narrow" w:eastAsia="微软雅黑" w:hAnsi="Aptos Narrow"/>
+          <w:color w:val="70AD47" w:themeColor="accent6"/>
+          <w:szCs w:val="20"/>
+        </w:rPr>
+      </w:pPr>
+      <w:r>
+        <w:rPr>
+          <w:rFonts w:ascii="Aptos Narrow" w:eastAsia="微软雅黑" w:hAnsi="Aptos Narrow"/>
           <w:color w:val="70AD47" w:themeColor="accent6"/>
           <w:szCs w:val="20"/>
         </w:rPr>
@@ -23339,14 +23339,14 @@
         <w:spacing w:before="240" w:line="360" w:lineRule="auto"/>
         <w:ind w:left="6675"/>
         <w:rPr>
-          <w:rFonts w:ascii="Aptos Narrow" w:eastAsia="Microsoft YaHei" w:hAnsi="Aptos Narrow"/>
-          <w:color w:val="70AD47" w:themeColor="accent6"/>
-          <w:szCs w:val="20"/>
-        </w:rPr>
-      </w:pPr>
-      <w:r>
-        <w:rPr>
-          <w:rFonts w:ascii="Aptos Narrow" w:eastAsia="Microsoft YaHei" w:hAnsi="Aptos Narrow"/>
+          <w:rFonts w:ascii="Aptos Narrow" w:eastAsia="微软雅黑" w:hAnsi="Aptos Narrow"/>
+          <w:color w:val="70AD47" w:themeColor="accent6"/>
+          <w:szCs w:val="20"/>
+        </w:rPr>
+      </w:pPr>
+      <w:r>
+        <w:rPr>
+          <w:rFonts w:ascii="Aptos Narrow" w:eastAsia="微软雅黑" w:hAnsi="Aptos Narrow"/>
           <w:color w:val="70AD47" w:themeColor="accent6"/>
           <w:szCs w:val="20"/>
         </w:rPr>
@@ -23358,14 +23358,14 @@
         <w:spacing w:before="240" w:line="360" w:lineRule="auto"/>
         <w:ind w:left="6675"/>
         <w:rPr>
-          <w:rFonts w:ascii="Aptos Narrow" w:eastAsia="Microsoft YaHei" w:hAnsi="Aptos Narrow"/>
-          <w:color w:val="70AD47" w:themeColor="accent6"/>
-          <w:szCs w:val="20"/>
-        </w:rPr>
-      </w:pPr>
-      <w:r>
-        <w:rPr>
-          <w:rFonts w:ascii="Aptos Narrow" w:eastAsia="Microsoft YaHei" w:hAnsi="Aptos Narrow"/>
+          <w:rFonts w:ascii="Aptos Narrow" w:eastAsia="微软雅黑" w:hAnsi="Aptos Narrow"/>
+          <w:color w:val="70AD47" w:themeColor="accent6"/>
+          <w:szCs w:val="20"/>
+        </w:rPr>
+      </w:pPr>
+      <w:r>
+        <w:rPr>
+          <w:rFonts w:ascii="Aptos Narrow" w:eastAsia="微软雅黑" w:hAnsi="Aptos Narrow"/>
           <w:color w:val="70AD47" w:themeColor="accent6"/>
           <w:szCs w:val="20"/>
         </w:rPr>
@@ -23377,14 +23377,14 @@
         <w:spacing w:before="240" w:line="360" w:lineRule="auto"/>
         <w:ind w:left="6675"/>
         <w:rPr>
-          <w:rFonts w:ascii="Aptos Narrow" w:eastAsia="Microsoft YaHei" w:hAnsi="Aptos Narrow"/>
-          <w:color w:val="70AD47" w:themeColor="accent6"/>
-          <w:szCs w:val="20"/>
-        </w:rPr>
-      </w:pPr>
-      <w:r>
-        <w:rPr>
-          <w:rFonts w:ascii="Aptos Narrow" w:eastAsia="Microsoft YaHei" w:hAnsi="Aptos Narrow"/>
+          <w:rFonts w:ascii="Aptos Narrow" w:eastAsia="微软雅黑" w:hAnsi="Aptos Narrow"/>
+          <w:color w:val="70AD47" w:themeColor="accent6"/>
+          <w:szCs w:val="20"/>
+        </w:rPr>
+      </w:pPr>
+      <w:r>
+        <w:rPr>
+          <w:rFonts w:ascii="Aptos Narrow" w:eastAsia="微软雅黑" w:hAnsi="Aptos Narrow"/>
           <w:color w:val="70AD47" w:themeColor="accent6"/>
           <w:szCs w:val="20"/>
         </w:rPr>
@@ -23396,14 +23396,14 @@
         <w:spacing w:before="240" w:line="360" w:lineRule="auto"/>
         <w:ind w:left="6675"/>
         <w:rPr>
-          <w:rFonts w:ascii="Aptos Narrow" w:eastAsia="Microsoft YaHei" w:hAnsi="Aptos Narrow"/>
-          <w:color w:val="70AD47" w:themeColor="accent6"/>
-          <w:szCs w:val="20"/>
-        </w:rPr>
-      </w:pPr>
-      <w:r>
-        <w:rPr>
-          <w:rFonts w:ascii="Aptos Narrow" w:eastAsia="Microsoft YaHei" w:hAnsi="Aptos Narrow"/>
+          <w:rFonts w:ascii="Aptos Narrow" w:eastAsia="微软雅黑" w:hAnsi="Aptos Narrow"/>
+          <w:color w:val="70AD47" w:themeColor="accent6"/>
+          <w:szCs w:val="20"/>
+        </w:rPr>
+      </w:pPr>
+      <w:r>
+        <w:rPr>
+          <w:rFonts w:ascii="Aptos Narrow" w:eastAsia="微软雅黑" w:hAnsi="Aptos Narrow"/>
           <w:color w:val="70AD47" w:themeColor="accent6"/>
           <w:szCs w:val="20"/>
         </w:rPr>
@@ -28716,14 +28716,14 @@
         <w:spacing w:before="720" w:line="360" w:lineRule="auto"/>
         <w:ind w:left="3555" w:hanging="855"/>
         <w:rPr>
-          <w:rFonts w:ascii="Aptos Narrow" w:eastAsia="Microsoft YaHei" w:hAnsi="Aptos Narrow"/>
+          <w:rFonts w:ascii="Aptos Narrow" w:eastAsia="微软雅黑" w:hAnsi="Aptos Narrow"/>
           <w:szCs w:val="20"/>
         </w:rPr>
       </w:pPr>
       <w:bookmarkStart w:id="60" w:name="_Ref148194271"/>
       <w:r>
         <w:rPr>
-          <w:rFonts w:ascii="Aptos Narrow" w:eastAsia="Microsoft YaHei" w:hAnsi="Aptos Narrow"/>
+          <w:rFonts w:ascii="Aptos Narrow" w:eastAsia="微软雅黑" w:hAnsi="Aptos Narrow"/>
           <w:szCs w:val="20"/>
         </w:rPr>
         <w:t>Offline image language: change</w:t>
@@ -28741,20 +28741,20 @@
         <w:ind w:left="3969" w:hanging="425"/>
         <w:contextualSpacing w:val="0"/>
         <w:rPr>
-          <w:rFonts w:ascii="Aptos Narrow" w:eastAsia="Microsoft YaHei" w:hAnsi="Aptos Narrow"/>
-          <w:szCs w:val="20"/>
-        </w:rPr>
-      </w:pPr>
-      <w:r>
-        <w:rPr>
-          <w:rFonts w:ascii="Aptos Narrow" w:eastAsia="Microsoft YaHei" w:hAnsi="Aptos Narrow"/>
+          <w:rFonts w:ascii="Aptos Narrow" w:eastAsia="微软雅黑" w:hAnsi="Aptos Narrow"/>
+          <w:szCs w:val="20"/>
+        </w:rPr>
+      </w:pPr>
+      <w:r>
+        <w:rPr>
+          <w:rFonts w:ascii="Aptos Narrow" w:eastAsia="微软雅黑" w:hAnsi="Aptos Narrow"/>
           <w:szCs w:val="20"/>
         </w:rPr>
         <w:t>S</w:t>
       </w:r>
       <w:r>
         <w:rPr>
-          <w:rFonts w:ascii="Aptos Narrow" w:eastAsia="Microsoft YaHei" w:hAnsi="Aptos Narrow"/>
+          <w:rFonts w:ascii="Aptos Narrow" w:eastAsia="微软雅黑" w:hAnsi="Aptos Narrow"/>
           <w:szCs w:val="20"/>
         </w:rPr>
         <w:t xml:space="preserve">tarting Windows 11, the </w:t>
@@ -28763,7 +28763,7 @@
         <w:r>
           <w:rPr>
             <w:rStyle w:val="Hyperlink"/>
-            <w:rFonts w:ascii="Aptos Narrow" w:eastAsia="Microsoft YaHei" w:hAnsi="Aptos Narrow"/>
+            <w:rFonts w:ascii="Aptos Narrow" w:eastAsia="微软雅黑" w:hAnsi="Aptos Narrow"/>
             <w:szCs w:val="20"/>
             <w:u w:val="none"/>
           </w:rPr>
@@ -28772,7 +28772,7 @@
       </w:hyperlink>
       <w:r>
         <w:rPr>
-          <w:rFonts w:ascii="Aptos Narrow" w:eastAsia="Microsoft YaHei" w:hAnsi="Aptos Narrow"/>
+          <w:rFonts w:ascii="Aptos Narrow" w:eastAsia="微软雅黑" w:hAnsi="Aptos Narrow"/>
           <w:szCs w:val="20"/>
         </w:rPr>
         <w:t xml:space="preserve"> set by DISM is left unaltered on all editions except for Home edition. For all </w:t>
@@ -28781,7 +28781,7 @@
         <w:r>
           <w:rPr>
             <w:rStyle w:val="Hyperlink"/>
-            <w:rFonts w:ascii="Aptos Narrow" w:eastAsia="Microsoft YaHei" w:hAnsi="Aptos Narrow"/>
+            <w:rFonts w:ascii="Aptos Narrow" w:eastAsia="微软雅黑" w:hAnsi="Aptos Narrow"/>
             <w:szCs w:val="20"/>
             <w:u w:val="none"/>
           </w:rPr>
@@ -28790,7 +28790,7 @@
       </w:hyperlink>
       <w:r>
         <w:rPr>
-          <w:rFonts w:ascii="Aptos Narrow" w:eastAsia="Microsoft YaHei" w:hAnsi="Aptos Narrow"/>
+          <w:rFonts w:ascii="Aptos Narrow" w:eastAsia="微软雅黑" w:hAnsi="Aptos Narrow"/>
           <w:szCs w:val="20"/>
         </w:rPr>
         <w:t xml:space="preserve"> the language chosen during the Out-of-Box Experience (OOBE) is set as the </w:t>
@@ -28799,7 +28799,7 @@
         <w:r>
           <w:rPr>
             <w:rStyle w:val="Hyperlink"/>
-            <w:rFonts w:ascii="Aptos Narrow" w:eastAsia="Microsoft YaHei" w:hAnsi="Aptos Narrow"/>
+            <w:rFonts w:ascii="Aptos Narrow" w:eastAsia="微软雅黑" w:hAnsi="Aptos Narrow"/>
             <w:szCs w:val="20"/>
             <w:u w:val="none"/>
           </w:rPr>
@@ -28808,7 +28808,7 @@
       </w:hyperlink>
       <w:r>
         <w:rPr>
-          <w:rFonts w:ascii="Aptos Narrow" w:eastAsia="Microsoft YaHei" w:hAnsi="Aptos Narrow"/>
+          <w:rFonts w:ascii="Aptos Narrow" w:eastAsia="微软雅黑" w:hAnsi="Aptos Narrow"/>
           <w:szCs w:val="20"/>
         </w:rPr>
         <w:t xml:space="preserve"> and Windows will be displayed in this language and for Home edition the language chosen at OOBE will continue to be the default System UI Language.</w:t>
@@ -28825,13 +28825,13 @@
         <w:ind w:left="3969" w:hanging="425"/>
         <w:contextualSpacing w:val="0"/>
         <w:rPr>
-          <w:rFonts w:ascii="Aptos Narrow" w:eastAsia="Microsoft YaHei" w:hAnsi="Aptos Narrow"/>
-          <w:szCs w:val="20"/>
-        </w:rPr>
-      </w:pPr>
-      <w:r>
-        <w:rPr>
-          <w:rFonts w:ascii="Aptos Narrow" w:eastAsia="Microsoft YaHei" w:hAnsi="Aptos Narrow"/>
+          <w:rFonts w:ascii="Aptos Narrow" w:eastAsia="微软雅黑" w:hAnsi="Aptos Narrow"/>
+          <w:szCs w:val="20"/>
+        </w:rPr>
+      </w:pPr>
+      <w:r>
+        <w:rPr>
+          <w:rFonts w:ascii="Aptos Narrow" w:eastAsia="微软雅黑" w:hAnsi="Aptos Narrow"/>
           <w:szCs w:val="20"/>
         </w:rPr>
         <w:t>As of Windows 10, version 2004, if an .appx-based Language Experience Pack (LXP) backed language is passed as an argument then the language will be set as the System Preferred UI language and its parent language will be set as the Default System UI language. In prior versions only .cab based language packs were supported.</w:t>
@@ -28891,14 +28891,14 @@
         <w:spacing w:before="240" w:line="360" w:lineRule="auto"/>
         <w:ind w:left="4395"/>
         <w:rPr>
-          <w:rFonts w:ascii="Aptos Narrow" w:eastAsia="Microsoft YaHei" w:hAnsi="Aptos Narrow"/>
-          <w:color w:val="70AD47" w:themeColor="accent6"/>
-          <w:szCs w:val="20"/>
-        </w:rPr>
-      </w:pPr>
-      <w:r>
-        <w:rPr>
-          <w:rFonts w:ascii="Aptos Narrow" w:eastAsia="Microsoft YaHei" w:hAnsi="Aptos Narrow"/>
+          <w:rFonts w:ascii="Aptos Narrow" w:eastAsia="微软雅黑" w:hAnsi="Aptos Narrow"/>
+          <w:color w:val="70AD47" w:themeColor="accent6"/>
+          <w:szCs w:val="20"/>
+        </w:rPr>
+      </w:pPr>
+      <w:r>
+        <w:rPr>
+          <w:rFonts w:ascii="Aptos Narrow" w:eastAsia="微软雅黑" w:hAnsi="Aptos Narrow"/>
           <w:color w:val="70AD47" w:themeColor="accent6"/>
           <w:szCs w:val="20"/>
         </w:rPr>
@@ -28906,7 +28906,7 @@
       </w:r>
       <w:r>
         <w:rPr>
-          <w:rFonts w:ascii="Aptos Narrow" w:eastAsia="Microsoft YaHei" w:hAnsi="Aptos Narrow"/>
+          <w:rFonts w:ascii="Aptos Narrow" w:eastAsia="微软雅黑" w:hAnsi="Aptos Narrow"/>
           <w:color w:val="70AD47" w:themeColor="accent6"/>
           <w:szCs w:val="20"/>
         </w:rPr>
@@ -28914,7 +28914,7 @@
       </w:r>
       <w:r>
         <w:rPr>
-          <w:rFonts w:ascii="Aptos Narrow" w:eastAsia="Microsoft YaHei" w:hAnsi="Aptos Narrow"/>
+          <w:rFonts w:ascii="Aptos Narrow" w:eastAsia="微软雅黑" w:hAnsi="Aptos Narrow"/>
           <w:color w:val="70AD47" w:themeColor="accent6"/>
           <w:szCs w:val="20"/>
         </w:rPr>
@@ -28950,14 +28950,14 @@
         <w:spacing w:before="240" w:line="360" w:lineRule="auto"/>
         <w:ind w:left="4395"/>
         <w:rPr>
-          <w:rFonts w:ascii="Aptos Narrow" w:eastAsia="Microsoft YaHei" w:hAnsi="Aptos Narrow"/>
-          <w:color w:val="70AD47" w:themeColor="accent6"/>
-          <w:szCs w:val="20"/>
-        </w:rPr>
-      </w:pPr>
-      <w:r>
-        <w:rPr>
-          <w:rFonts w:ascii="Aptos Narrow" w:eastAsia="Microsoft YaHei" w:hAnsi="Aptos Narrow"/>
+          <w:rFonts w:ascii="Aptos Narrow" w:eastAsia="微软雅黑" w:hAnsi="Aptos Narrow"/>
+          <w:color w:val="70AD47" w:themeColor="accent6"/>
+          <w:szCs w:val="20"/>
+        </w:rPr>
+      </w:pPr>
+      <w:r>
+        <w:rPr>
+          <w:rFonts w:ascii="Aptos Narrow" w:eastAsia="微软雅黑" w:hAnsi="Aptos Narrow"/>
           <w:color w:val="70AD47" w:themeColor="accent6"/>
           <w:szCs w:val="20"/>
         </w:rPr>
@@ -28965,7 +28965,7 @@
       </w:r>
       <w:r>
         <w:rPr>
-          <w:rFonts w:ascii="Aptos Narrow" w:eastAsia="Microsoft YaHei" w:hAnsi="Aptos Narrow"/>
+          <w:rFonts w:ascii="Aptos Narrow" w:eastAsia="微软雅黑" w:hAnsi="Aptos Narrow"/>
           <w:color w:val="70AD47" w:themeColor="accent6"/>
           <w:szCs w:val="20"/>
         </w:rPr>
@@ -28973,7 +28973,7 @@
       </w:r>
       <w:r>
         <w:rPr>
-          <w:rFonts w:ascii="Aptos Narrow" w:eastAsia="Microsoft YaHei" w:hAnsi="Aptos Narrow"/>
+          <w:rFonts w:ascii="Aptos Narrow" w:eastAsia="微软雅黑" w:hAnsi="Aptos Narrow"/>
           <w:color w:val="70AD47" w:themeColor="accent6"/>
           <w:szCs w:val="20"/>
         </w:rPr>
@@ -30011,13 +30011,13 @@
         <w:ind w:left="3119" w:hanging="425"/>
         <w:contextualSpacing w:val="0"/>
         <w:rPr>
-          <w:rFonts w:ascii="Aptos Narrow" w:eastAsia="Microsoft YaHei" w:hAnsi="Aptos Narrow"/>
-          <w:szCs w:val="20"/>
-        </w:rPr>
-      </w:pPr>
-      <w:r>
-        <w:rPr>
-          <w:rFonts w:ascii="Aptos Narrow" w:eastAsia="Microsoft YaHei" w:hAnsi="Aptos Narrow"/>
+          <w:rFonts w:ascii="Aptos Narrow" w:eastAsia="微软雅黑" w:hAnsi="Aptos Narrow"/>
+          <w:szCs w:val="20"/>
+        </w:rPr>
+      </w:pPr>
+      <w:r>
+        <w:rPr>
+          <w:rFonts w:ascii="Aptos Narrow" w:eastAsia="微软雅黑" w:hAnsi="Aptos Narrow"/>
           <w:szCs w:val="20"/>
         </w:rPr>
         <w:t>Learn "</w:t>
@@ -30026,7 +30026,7 @@
         <w:r>
           <w:rPr>
             <w:rStyle w:val="Hyperlink"/>
-            <w:rFonts w:ascii="Aptos Narrow" w:eastAsia="Microsoft YaHei" w:hAnsi="Aptos Narrow"/>
+            <w:rFonts w:ascii="Aptos Narrow" w:eastAsia="微软雅黑" w:hAnsi="Aptos Narrow"/>
             <w:color w:val="0070C0"/>
             <w:szCs w:val="20"/>
             <w:u w:val="none"/>
@@ -30043,7 +30043,7 @@
         <w:r>
           <w:rPr>
             <w:rStyle w:val="Hyperlink"/>
-            <w:rFonts w:ascii="Aptos Narrow" w:eastAsia="Microsoft YaHei" w:hAnsi="Aptos Narrow"/>
+            <w:rFonts w:ascii="Aptos Narrow" w:eastAsia="微软雅黑" w:hAnsi="Aptos Narrow"/>
             <w:color w:val="0070C0"/>
             <w:szCs w:val="20"/>
             <w:u w:val="none"/>
@@ -30053,7 +30053,7 @@
         <w:r>
           <w:rPr>
             <w:rStyle w:val="Hyperlink"/>
-            <w:rFonts w:ascii="Aptos Narrow" w:eastAsia="Microsoft YaHei" w:hAnsi="Aptos Narrow"/>
+            <w:rFonts w:ascii="Aptos Narrow" w:eastAsia="微软雅黑" w:hAnsi="Aptos Narrow"/>
             <w:color w:val="0070C0"/>
             <w:szCs w:val="20"/>
             <w:u w:val="none"/>
@@ -30062,7 +30062,7 @@
         <w:r>
           <w:rPr>
             <w:rStyle w:val="Hyperlink"/>
-            <w:rFonts w:ascii="Aptos Narrow" w:eastAsia="Microsoft YaHei" w:hAnsi="Aptos Narrow"/>
+            <w:rFonts w:ascii="Aptos Narrow" w:eastAsia="微软雅黑" w:hAnsi="Aptos Narrow"/>
             <w:color w:val="0070C0"/>
             <w:szCs w:val="20"/>
             <w:u w:val="none"/>
@@ -30079,7 +30079,7 @@
         <w:r>
           <w:rPr>
             <w:rStyle w:val="Hyperlink"/>
-            <w:rFonts w:ascii="Aptos Narrow" w:eastAsia="Microsoft YaHei" w:hAnsi="Aptos Narrow"/>
+            <w:rFonts w:ascii="Aptos Narrow" w:eastAsia="微软雅黑" w:hAnsi="Aptos Narrow"/>
             <w:color w:val="0070C0"/>
             <w:szCs w:val="20"/>
             <w:u w:val="none"/>
@@ -30089,7 +30089,7 @@
       </w:hyperlink>
       <w:r>
         <w:rPr>
-          <w:rFonts w:ascii="Aptos Narrow" w:eastAsia="Microsoft YaHei" w:hAnsi="Aptos Narrow"/>
+          <w:rFonts w:ascii="Aptos Narrow" w:eastAsia="微软雅黑" w:hAnsi="Aptos Narrow"/>
           <w:szCs w:val="20"/>
         </w:rPr>
         <w:t>", if added to ISO installation media, can skip adding to mounted.</w:t>
@@ -30106,13 +30106,13 @@
         <w:ind w:left="3119" w:hanging="419"/>
         <w:contextualSpacing w:val="0"/>
         <w:rPr>
-          <w:rFonts w:ascii="Aptos Narrow" w:eastAsia="Microsoft YaHei" w:hAnsi="Aptos Narrow"/>
-          <w:szCs w:val="20"/>
-        </w:rPr>
-      </w:pPr>
-      <w:r>
-        <w:rPr>
-          <w:rFonts w:ascii="Aptos Narrow" w:eastAsia="Microsoft YaHei" w:hAnsi="Aptos Narrow"/>
+          <w:rFonts w:ascii="Aptos Narrow" w:eastAsia="微软雅黑" w:hAnsi="Aptos Narrow"/>
+          <w:szCs w:val="20"/>
+        </w:rPr>
+      </w:pPr>
+      <w:r>
+        <w:rPr>
+          <w:rFonts w:ascii="Aptos Narrow" w:eastAsia="微软雅黑" w:hAnsi="Aptos Narrow"/>
           <w:szCs w:val="20"/>
         </w:rPr>
         <w:t>After adding the deployment engine, continue at the current location.</w:t>
@@ -31956,13 +31956,13 @@
         <w:spacing w:before="720" w:line="360" w:lineRule="auto"/>
         <w:ind w:left="2693" w:hanging="562"/>
         <w:rPr>
-          <w:rFonts w:ascii="Aptos Narrow" w:eastAsia="Microsoft YaHei" w:hAnsi="Aptos Narrow"/>
+          <w:rFonts w:ascii="Aptos Narrow" w:eastAsia="微软雅黑" w:hAnsi="Aptos Narrow"/>
         </w:rPr>
       </w:pPr>
       <w:bookmarkStart w:id="87" w:name="_Ref183014184"/>
       <w:r>
         <w:rPr>
-          <w:rFonts w:ascii="Aptos Narrow" w:eastAsia="Microsoft YaHei" w:hAnsi="Aptos Narrow"/>
+          <w:rFonts w:ascii="Aptos Narrow" w:eastAsia="微软雅黑" w:hAnsi="Aptos Narrow"/>
         </w:rPr>
         <w:t>Split, merge, compress, and convert</w:t>
       </w:r>
@@ -32023,13 +32023,13 @@
         <w:spacing w:before="720" w:line="360" w:lineRule="auto"/>
         <w:ind w:left="3510" w:hanging="810"/>
         <w:rPr>
-          <w:rFonts w:ascii="Aptos Narrow" w:eastAsia="Microsoft YaHei" w:hAnsi="Aptos Narrow"/>
+          <w:rFonts w:ascii="Aptos Narrow" w:eastAsia="微软雅黑" w:hAnsi="Aptos Narrow"/>
         </w:rPr>
       </w:pPr>
       <w:bookmarkStart w:id="88" w:name="_Ref183014198"/>
       <w:r>
         <w:rPr>
-          <w:rFonts w:ascii="Aptos Narrow" w:eastAsia="Microsoft YaHei" w:hAnsi="Aptos Narrow"/>
+          <w:rFonts w:ascii="Aptos Narrow" w:eastAsia="微软雅黑" w:hAnsi="Aptos Narrow"/>
         </w:rPr>
         <w:t>Splitting and merging</w:t>
       </w:r>
@@ -32045,13 +32045,13 @@
         <w:spacing w:line="360" w:lineRule="auto"/>
         <w:ind w:left="4410" w:hanging="900"/>
         <w:rPr>
-          <w:rFonts w:ascii="Aptos Narrow" w:eastAsia="Microsoft YaHei" w:hAnsi="Aptos Narrow"/>
+          <w:rFonts w:ascii="Aptos Narrow" w:eastAsia="微软雅黑" w:hAnsi="Aptos Narrow"/>
         </w:rPr>
       </w:pPr>
       <w:bookmarkStart w:id="89" w:name="_Ref183014206"/>
       <w:r>
         <w:rPr>
-          <w:rFonts w:ascii="Aptos Narrow" w:eastAsia="Microsoft YaHei" w:hAnsi="Aptos Narrow"/>
+          <w:rFonts w:ascii="Aptos Narrow" w:eastAsia="微软雅黑" w:hAnsi="Aptos Narrow"/>
         </w:rPr>
         <w:t>Splitting</w:t>
       </w:r>
@@ -32434,13 +32434,13 @@
         <w:spacing w:before="720" w:line="360" w:lineRule="auto"/>
         <w:ind w:left="4410" w:hanging="900"/>
         <w:rPr>
-          <w:rFonts w:ascii="Aptos Narrow" w:eastAsia="Microsoft YaHei" w:hAnsi="Aptos Narrow"/>
+          <w:rFonts w:ascii="Aptos Narrow" w:eastAsia="微软雅黑" w:hAnsi="Aptos Narrow"/>
         </w:rPr>
       </w:pPr>
       <w:bookmarkStart w:id="90" w:name="_Ref183014208"/>
       <w:r>
         <w:rPr>
-          <w:rFonts w:ascii="Aptos Narrow" w:eastAsia="Microsoft YaHei" w:hAnsi="Aptos Narrow"/>
+          <w:rFonts w:ascii="Aptos Narrow" w:eastAsia="微软雅黑" w:hAnsi="Aptos Narrow"/>
         </w:rPr>
         <w:t>Merge</w:t>
       </w:r>
@@ -32961,13 +32961,13 @@
         <w:spacing w:before="720" w:line="360" w:lineRule="auto"/>
         <w:ind w:left="3510" w:hanging="810"/>
         <w:rPr>
-          <w:rFonts w:ascii="Aptos Narrow" w:eastAsia="Microsoft YaHei" w:hAnsi="Aptos Narrow"/>
+          <w:rFonts w:ascii="Aptos Narrow" w:eastAsia="微软雅黑" w:hAnsi="Aptos Narrow"/>
         </w:rPr>
       </w:pPr>
       <w:bookmarkStart w:id="91" w:name="_Ref183017575"/>
       <w:r>
         <w:rPr>
-          <w:rFonts w:ascii="Aptos Narrow" w:eastAsia="Microsoft YaHei" w:hAnsi="Aptos Narrow"/>
+          <w:rFonts w:ascii="Aptos Narrow" w:eastAsia="微软雅黑" w:hAnsi="Aptos Narrow"/>
         </w:rPr>
         <w:t>Solid compressed ESD format and WIM format conversion</w:t>
       </w:r>
@@ -32983,13 +32983,13 @@
         <w:spacing w:line="360" w:lineRule="auto"/>
         <w:ind w:left="4410" w:hanging="900"/>
         <w:rPr>
-          <w:rFonts w:ascii="Aptos Narrow" w:eastAsia="Microsoft YaHei" w:hAnsi="Aptos Narrow"/>
+          <w:rFonts w:ascii="Aptos Narrow" w:eastAsia="微软雅黑" w:hAnsi="Aptos Narrow"/>
         </w:rPr>
       </w:pPr>
       <w:bookmarkStart w:id="92" w:name="_Ref183014214"/>
       <w:r>
         <w:rPr>
-          <w:rFonts w:ascii="Aptos Narrow" w:eastAsia="Microsoft YaHei" w:hAnsi="Aptos Narrow"/>
+          <w:rFonts w:ascii="Aptos Narrow" w:eastAsia="微软雅黑" w:hAnsi="Aptos Narrow"/>
         </w:rPr>
         <w:t>Solid compression</w:t>
       </w:r>
@@ -33445,7 +33445,7 @@
         <w:spacing w:before="720" w:line="360" w:lineRule="auto"/>
         <w:ind w:left="4410" w:hanging="900"/>
         <w:rPr>
-          <w:rFonts w:ascii="Aptos Narrow" w:eastAsia="Microsoft YaHei" w:hAnsi="Aptos Narrow"/>
+          <w:rFonts w:ascii="Aptos Narrow" w:eastAsia="微软雅黑" w:hAnsi="Aptos Narrow"/>
         </w:rPr>
       </w:pPr>
       <w:bookmarkStart w:id="93" w:name="_Ref183017581"/>
@@ -34015,7 +34015,7 @@
         <w:spacing w:line="360" w:lineRule="auto"/>
         <w:ind w:left="2694" w:hanging="567"/>
         <w:rPr>
-          <w:rFonts w:ascii="Aptos Narrow" w:eastAsia="Microsoft YaHei" w:hAnsi="Aptos Narrow"/>
+          <w:rFonts w:ascii="Aptos Narrow" w:eastAsia="微软雅黑" w:hAnsi="Aptos Narrow"/>
           <w:szCs w:val="20"/>
         </w:rPr>
       </w:pPr>
@@ -34023,7 +34023,7 @@
       <w:r>
         <w:rPr>
           <w:rStyle w:val="Hyperlink"/>
-          <w:rFonts w:ascii="Aptos Narrow" w:eastAsia="Microsoft YaHei" w:hAnsi="Aptos Narrow"/>
+          <w:rFonts w:ascii="Aptos Narrow" w:eastAsia="微软雅黑" w:hAnsi="Aptos Narrow"/>
           <w:color w:val="auto"/>
           <w:szCs w:val="20"/>
           <w:u w:val="none"/>
@@ -35435,14 +35435,14 @@
         <w:spacing w:before="720" w:line="360" w:lineRule="auto"/>
         <w:ind w:left="3420" w:hanging="720"/>
         <w:rPr>
-          <w:rFonts w:ascii="Aptos Narrow" w:eastAsia="Microsoft YaHei" w:hAnsi="Aptos Narrow"/>
+          <w:rFonts w:ascii="Aptos Narrow" w:eastAsia="微软雅黑" w:hAnsi="Aptos Narrow"/>
           <w:szCs w:val="20"/>
         </w:rPr>
       </w:pPr>
       <w:bookmarkStart w:id="100" w:name="_Ref148194175"/>
       <w:r>
         <w:rPr>
-          <w:rFonts w:ascii="Aptos Narrow" w:eastAsia="Microsoft YaHei" w:hAnsi="Aptos Narrow"/>
+          <w:rFonts w:ascii="Aptos Narrow" w:eastAsia="微软雅黑" w:hAnsi="Aptos Narrow"/>
           <w:szCs w:val="20"/>
         </w:rPr>
         <w:t>Offline image language: change</w:t>
@@ -35460,7 +35460,7 @@
         <w:ind w:left="4253" w:hanging="851"/>
         <w:rPr>
           <w:rStyle w:val="Hyperlink"/>
-          <w:rFonts w:ascii="Aptos Narrow" w:eastAsia="Microsoft YaHei" w:hAnsi="Aptos Narrow"/>
+          <w:rFonts w:ascii="Aptos Narrow" w:eastAsia="微软雅黑" w:hAnsi="Aptos Narrow"/>
           <w:iCs w:val="0"/>
           <w:color w:val="auto"/>
           <w:szCs w:val="20"/>
@@ -35471,7 +35471,7 @@
       <w:r>
         <w:rPr>
           <w:rStyle w:val="Hyperlink"/>
-          <w:rFonts w:ascii="Aptos Narrow" w:eastAsia="Microsoft YaHei" w:hAnsi="Aptos Narrow"/>
+          <w:rFonts w:ascii="Aptos Narrow" w:eastAsia="微软雅黑" w:hAnsi="Aptos Narrow"/>
           <w:iCs w:val="0"/>
           <w:color w:val="auto"/>
           <w:szCs w:val="20"/>
@@ -35511,14 +35511,14 @@
         <w:spacing w:before="240" w:line="360" w:lineRule="auto"/>
         <w:ind w:left="4253"/>
         <w:rPr>
-          <w:rFonts w:ascii="Aptos Narrow" w:eastAsia="Microsoft YaHei" w:hAnsi="Aptos Narrow"/>
-          <w:color w:val="70AD47" w:themeColor="accent6"/>
-          <w:szCs w:val="20"/>
-        </w:rPr>
-      </w:pPr>
-      <w:r>
-        <w:rPr>
-          <w:rFonts w:ascii="Aptos Narrow" w:eastAsia="Microsoft YaHei" w:hAnsi="Aptos Narrow"/>
+          <w:rFonts w:ascii="Aptos Narrow" w:eastAsia="微软雅黑" w:hAnsi="Aptos Narrow"/>
+          <w:color w:val="70AD47" w:themeColor="accent6"/>
+          <w:szCs w:val="20"/>
+        </w:rPr>
+      </w:pPr>
+      <w:r>
+        <w:rPr>
+          <w:rFonts w:ascii="Aptos Narrow" w:eastAsia="微软雅黑" w:hAnsi="Aptos Narrow"/>
           <w:color w:val="70AD47" w:themeColor="accent6"/>
           <w:szCs w:val="20"/>
         </w:rPr>
@@ -35526,7 +35526,7 @@
       </w:r>
       <w:r>
         <w:rPr>
-          <w:rFonts w:ascii="Aptos Narrow" w:eastAsia="Microsoft YaHei" w:hAnsi="Aptos Narrow"/>
+          <w:rFonts w:ascii="Aptos Narrow" w:eastAsia="微软雅黑" w:hAnsi="Aptos Narrow"/>
           <w:color w:val="70AD47" w:themeColor="accent6"/>
           <w:szCs w:val="20"/>
         </w:rPr>
@@ -35534,7 +35534,7 @@
       </w:r>
       <w:r>
         <w:rPr>
-          <w:rFonts w:ascii="Aptos Narrow" w:eastAsia="Microsoft YaHei" w:hAnsi="Aptos Narrow"/>
+          <w:rFonts w:ascii="Aptos Narrow" w:eastAsia="微软雅黑" w:hAnsi="Aptos Narrow"/>
           <w:color w:val="70AD47" w:themeColor="accent6"/>
           <w:szCs w:val="20"/>
         </w:rPr>
@@ -35551,7 +35551,7 @@
         <w:spacing w:before="720" w:line="360" w:lineRule="auto"/>
         <w:ind w:left="4253" w:hanging="851"/>
         <w:rPr>
-          <w:rFonts w:ascii="Aptos Narrow" w:eastAsia="Microsoft YaHei" w:hAnsi="Aptos Narrow"/>
+          <w:rFonts w:ascii="Aptos Narrow" w:eastAsia="微软雅黑" w:hAnsi="Aptos Narrow"/>
           <w:iCs w:val="0"/>
           <w:szCs w:val="20"/>
         </w:rPr>
@@ -35560,7 +35560,7 @@
       <w:r>
         <w:rPr>
           <w:rStyle w:val="Hyperlink"/>
-          <w:rFonts w:ascii="Aptos Narrow" w:eastAsia="Microsoft YaHei" w:hAnsi="Aptos Narrow"/>
+          <w:rFonts w:ascii="Aptos Narrow" w:eastAsia="微软雅黑" w:hAnsi="Aptos Narrow"/>
           <w:iCs w:val="0"/>
           <w:color w:val="auto"/>
           <w:szCs w:val="20"/>
@@ -35575,14 +35575,14 @@
         <w:spacing w:before="240" w:line="360" w:lineRule="auto"/>
         <w:ind w:left="4253"/>
         <w:rPr>
-          <w:rFonts w:ascii="Aptos Narrow" w:eastAsia="Microsoft YaHei" w:hAnsi="Aptos Narrow"/>
-          <w:color w:val="70AD47" w:themeColor="accent6"/>
-          <w:szCs w:val="20"/>
-        </w:rPr>
-      </w:pPr>
-      <w:r>
-        <w:rPr>
-          <w:rFonts w:ascii="Aptos Narrow" w:eastAsia="Microsoft YaHei" w:hAnsi="Aptos Narrow"/>
+          <w:rFonts w:ascii="Aptos Narrow" w:eastAsia="微软雅黑" w:hAnsi="Aptos Narrow"/>
+          <w:color w:val="70AD47" w:themeColor="accent6"/>
+          <w:szCs w:val="20"/>
+        </w:rPr>
+      </w:pPr>
+      <w:r>
+        <w:rPr>
+          <w:rFonts w:ascii="Aptos Narrow" w:eastAsia="微软雅黑" w:hAnsi="Aptos Narrow"/>
           <w:color w:val="70AD47" w:themeColor="accent6"/>
           <w:szCs w:val="20"/>
         </w:rPr>
@@ -35590,7 +35590,7 @@
       </w:r>
       <w:r>
         <w:rPr>
-          <w:rFonts w:ascii="Aptos Narrow" w:eastAsia="Microsoft YaHei" w:hAnsi="Aptos Narrow"/>
+          <w:rFonts w:ascii="Aptos Narrow" w:eastAsia="微软雅黑" w:hAnsi="Aptos Narrow"/>
           <w:color w:val="70AD47" w:themeColor="accent6"/>
           <w:szCs w:val="20"/>
         </w:rPr>
@@ -35598,7 +35598,7 @@
       </w:r>
       <w:r>
         <w:rPr>
-          <w:rFonts w:ascii="Aptos Narrow" w:eastAsia="Microsoft YaHei" w:hAnsi="Aptos Narrow"/>
+          <w:rFonts w:ascii="Aptos Narrow" w:eastAsia="微软雅黑" w:hAnsi="Aptos Narrow"/>
           <w:color w:val="70AD47" w:themeColor="accent6"/>
           <w:szCs w:val="20"/>
         </w:rPr>
@@ -36198,7 +36198,7 @@
         <w:ind w:left="2694" w:hanging="567"/>
         <w:rPr>
           <w:rStyle w:val="Hyperlink"/>
-          <w:rFonts w:ascii="Aptos Narrow" w:eastAsia="Microsoft YaHei" w:hAnsi="Aptos Narrow"/>
+          <w:rFonts w:ascii="Aptos Narrow" w:eastAsia="微软雅黑" w:hAnsi="Aptos Narrow"/>
           <w:color w:val="auto"/>
           <w:szCs w:val="20"/>
           <w:u w:val="none"/>
@@ -36208,7 +36208,7 @@
       <w:r>
         <w:rPr>
           <w:rStyle w:val="Hyperlink"/>
-          <w:rFonts w:ascii="Aptos Narrow" w:eastAsia="Microsoft YaHei" w:hAnsi="Aptos Narrow"/>
+          <w:rFonts w:ascii="Aptos Narrow" w:eastAsia="微软雅黑" w:hAnsi="Aptos Narrow"/>
           <w:color w:val="auto"/>
           <w:szCs w:val="20"/>
           <w:u w:val="none"/>
@@ -36222,34 +36222,34 @@
         <w:spacing w:before="240" w:line="360" w:lineRule="auto"/>
         <w:ind w:left="2694"/>
         <w:rPr>
-          <w:rFonts w:ascii="Aptos Narrow" w:eastAsia="Microsoft YaHei" w:hAnsi="Aptos Narrow"/>
-          <w:szCs w:val="20"/>
-        </w:rPr>
-      </w:pPr>
-      <w:r>
-        <w:rPr>
-          <w:rFonts w:ascii="Aptos Narrow" w:eastAsia="Microsoft YaHei" w:hAnsi="Aptos Narrow"/>
+          <w:rFonts w:ascii="Aptos Narrow" w:eastAsia="微软雅黑" w:hAnsi="Aptos Narrow"/>
+          <w:szCs w:val="20"/>
+        </w:rPr>
+      </w:pPr>
+      <w:r>
+        <w:rPr>
+          <w:rFonts w:ascii="Aptos Narrow" w:eastAsia="微软雅黑" w:hAnsi="Aptos Narrow"/>
           <w:szCs w:val="20"/>
         </w:rPr>
         <w:t xml:space="preserve">To prepare the </w:t>
       </w:r>
       <w:r>
         <w:rPr>
-          <w:rFonts w:ascii="Aptos Narrow" w:eastAsia="Microsoft YaHei" w:hAnsi="Aptos Narrow"/>
+          <w:rFonts w:ascii="Aptos Narrow" w:eastAsia="微软雅黑" w:hAnsi="Aptos Narrow"/>
           <w:szCs w:val="20"/>
         </w:rPr>
         <w:t xml:space="preserve">cumulative updates </w:t>
       </w:r>
       <w:r>
         <w:rPr>
-          <w:rFonts w:ascii="Aptos Narrow" w:eastAsia="Microsoft YaHei" w:hAnsi="Aptos Narrow"/>
+          <w:rFonts w:ascii="Aptos Narrow" w:eastAsia="微软雅黑" w:hAnsi="Aptos Narrow"/>
           <w:szCs w:val="20"/>
         </w:rPr>
         <w:t xml:space="preserve">file available, change the example file name: </w:t>
       </w:r>
       <w:r>
         <w:rPr>
-          <w:rFonts w:ascii="Aptos Narrow" w:eastAsia="Microsoft YaHei" w:hAnsi="Aptos Narrow"/>
+          <w:rFonts w:ascii="Aptos Narrow" w:eastAsia="微软雅黑" w:hAnsi="Aptos Narrow"/>
           <w:color w:val="70AD47" w:themeColor="accent6"/>
           <w:szCs w:val="20"/>
         </w:rPr>
@@ -36285,14 +36285,14 @@
         <w:ind w:left="3402"/>
         <w:contextualSpacing w:val="0"/>
         <w:rPr>
-          <w:rFonts w:ascii="Aptos Narrow" w:eastAsia="Microsoft YaHei" w:hAnsi="Aptos Narrow"/>
-          <w:color w:val="70AD47" w:themeColor="accent6"/>
-          <w:szCs w:val="20"/>
-        </w:rPr>
-      </w:pPr>
-      <w:r>
-        <w:rPr>
-          <w:rFonts w:ascii="Aptos Narrow" w:eastAsia="Microsoft YaHei" w:hAnsi="Aptos Narrow"/>
+          <w:rFonts w:ascii="Aptos Narrow" w:eastAsia="微软雅黑" w:hAnsi="Aptos Narrow"/>
+          <w:color w:val="70AD47" w:themeColor="accent6"/>
+          <w:szCs w:val="20"/>
+        </w:rPr>
+      </w:pPr>
+      <w:r>
+        <w:rPr>
+          <w:rFonts w:ascii="Aptos Narrow" w:eastAsia="微软雅黑" w:hAnsi="Aptos Narrow"/>
           <w:color w:val="70AD47" w:themeColor="accent6"/>
           <w:szCs w:val="20"/>
         </w:rPr>
@@ -36300,7 +36300,7 @@
       </w:r>
       <w:r>
         <w:rPr>
-          <w:rFonts w:ascii="Aptos Narrow" w:eastAsia="Microsoft YaHei" w:hAnsi="Aptos Narrow"/>
+          <w:rFonts w:ascii="Aptos Narrow" w:eastAsia="微软雅黑" w:hAnsi="Aptos Narrow"/>
           <w:color w:val="70AD47" w:themeColor="accent6"/>
           <w:szCs w:val="20"/>
         </w:rPr>
@@ -36308,7 +36308,7 @@
       </w:r>
       <w:r>
         <w:rPr>
-          <w:rFonts w:ascii="Aptos Narrow" w:eastAsia="Microsoft YaHei" w:hAnsi="Aptos Narrow"/>
+          <w:rFonts w:ascii="Aptos Narrow" w:eastAsia="微软雅黑" w:hAnsi="Aptos Narrow"/>
           <w:color w:val="70AD47" w:themeColor="accent6"/>
           <w:szCs w:val="20"/>
         </w:rPr>
@@ -36322,14 +36322,14 @@
         <w:ind w:left="3402"/>
         <w:contextualSpacing w:val="0"/>
         <w:rPr>
-          <w:rFonts w:ascii="Aptos Narrow" w:eastAsia="Microsoft YaHei" w:hAnsi="Aptos Narrow"/>
-          <w:color w:val="70AD47" w:themeColor="accent6"/>
-          <w:szCs w:val="20"/>
-        </w:rPr>
-      </w:pPr>
-      <w:r>
-        <w:rPr>
-          <w:rFonts w:ascii="Aptos Narrow" w:eastAsia="Microsoft YaHei" w:hAnsi="Aptos Narrow"/>
+          <w:rFonts w:ascii="Aptos Narrow" w:eastAsia="微软雅黑" w:hAnsi="Aptos Narrow"/>
+          <w:color w:val="70AD47" w:themeColor="accent6"/>
+          <w:szCs w:val="20"/>
+        </w:rPr>
+      </w:pPr>
+      <w:r>
+        <w:rPr>
+          <w:rFonts w:ascii="Aptos Narrow" w:eastAsia="微软雅黑" w:hAnsi="Aptos Narrow"/>
           <w:color w:val="70AD47" w:themeColor="accent6"/>
           <w:szCs w:val="20"/>
         </w:rPr>
@@ -36337,7 +36337,7 @@
       </w:r>
       <w:r>
         <w:rPr>
-          <w:rFonts w:ascii="Aptos Narrow" w:eastAsia="Microsoft YaHei" w:hAnsi="Aptos Narrow"/>
+          <w:rFonts w:ascii="Aptos Narrow" w:eastAsia="微软雅黑" w:hAnsi="Aptos Narrow"/>
           <w:color w:val="70AD47" w:themeColor="accent6"/>
           <w:szCs w:val="20"/>
         </w:rPr>
@@ -36345,7 +36345,7 @@
       </w:r>
       <w:r>
         <w:rPr>
-          <w:rFonts w:ascii="Aptos Narrow" w:eastAsia="Microsoft YaHei" w:hAnsi="Aptos Narrow"/>
+          <w:rFonts w:ascii="Aptos Narrow" w:eastAsia="微软雅黑" w:hAnsi="Aptos Narrow"/>
           <w:color w:val="70AD47" w:themeColor="accent6"/>
           <w:szCs w:val="20"/>
         </w:rPr>
@@ -36379,14 +36379,14 @@
         <w:spacing w:before="240" w:line="360" w:lineRule="auto"/>
         <w:ind w:left="3402"/>
         <w:rPr>
-          <w:rFonts w:ascii="Aptos Narrow" w:eastAsia="Microsoft YaHei" w:hAnsi="Aptos Narrow"/>
-          <w:color w:val="70AD47" w:themeColor="accent6"/>
-          <w:szCs w:val="20"/>
-        </w:rPr>
-      </w:pPr>
-      <w:r>
-        <w:rPr>
-          <w:rFonts w:ascii="Aptos Narrow" w:eastAsia="Microsoft YaHei" w:hAnsi="Aptos Narrow"/>
+          <w:rFonts w:ascii="Aptos Narrow" w:eastAsia="微软雅黑" w:hAnsi="Aptos Narrow"/>
+          <w:color w:val="70AD47" w:themeColor="accent6"/>
+          <w:szCs w:val="20"/>
+        </w:rPr>
+      </w:pPr>
+      <w:r>
+        <w:rPr>
+          <w:rFonts w:ascii="Aptos Narrow" w:eastAsia="微软雅黑" w:hAnsi="Aptos Narrow"/>
           <w:color w:val="70AD47" w:themeColor="accent6"/>
           <w:szCs w:val="20"/>
         </w:rPr>
@@ -36394,7 +36394,7 @@
       </w:r>
       <w:r>
         <w:rPr>
-          <w:rFonts w:ascii="Aptos Narrow" w:eastAsia="Microsoft YaHei" w:hAnsi="Aptos Narrow"/>
+          <w:rFonts w:ascii="Aptos Narrow" w:eastAsia="微软雅黑" w:hAnsi="Aptos Narrow"/>
           <w:color w:val="70AD47" w:themeColor="accent6"/>
           <w:szCs w:val="20"/>
         </w:rPr>
@@ -36402,7 +36402,7 @@
       </w:r>
       <w:r>
         <w:rPr>
-          <w:rFonts w:ascii="Aptos Narrow" w:eastAsia="Microsoft YaHei" w:hAnsi="Aptos Narrow"/>
+          <w:rFonts w:ascii="Aptos Narrow" w:eastAsia="微软雅黑" w:hAnsi="Aptos Narrow"/>
           <w:color w:val="70AD47" w:themeColor="accent6"/>
           <w:szCs w:val="20"/>
         </w:rPr>
@@ -36414,14 +36414,14 @@
         <w:spacing w:before="240" w:line="360" w:lineRule="auto"/>
         <w:ind w:left="3402"/>
         <w:rPr>
-          <w:rFonts w:ascii="Aptos Narrow" w:eastAsia="Microsoft YaHei" w:hAnsi="Aptos Narrow"/>
-          <w:color w:val="70AD47" w:themeColor="accent6"/>
-          <w:szCs w:val="20"/>
-        </w:rPr>
-      </w:pPr>
-      <w:r>
-        <w:rPr>
-          <w:rFonts w:ascii="Aptos Narrow" w:eastAsia="Microsoft YaHei" w:hAnsi="Aptos Narrow"/>
+          <w:rFonts w:ascii="Aptos Narrow" w:eastAsia="微软雅黑" w:hAnsi="Aptos Narrow"/>
+          <w:color w:val="70AD47" w:themeColor="accent6"/>
+          <w:szCs w:val="20"/>
+        </w:rPr>
+      </w:pPr>
+      <w:r>
+        <w:rPr>
+          <w:rFonts w:ascii="Aptos Narrow" w:eastAsia="微软雅黑" w:hAnsi="Aptos Narrow"/>
           <w:color w:val="70AD47" w:themeColor="accent6"/>
           <w:szCs w:val="20"/>
         </w:rPr>
@@ -36429,7 +36429,7 @@
       </w:r>
       <w:r>
         <w:rPr>
-          <w:rFonts w:ascii="Aptos Narrow" w:eastAsia="Microsoft YaHei" w:hAnsi="Aptos Narrow"/>
+          <w:rFonts w:ascii="Aptos Narrow" w:eastAsia="微软雅黑" w:hAnsi="Aptos Narrow"/>
           <w:color w:val="70AD47" w:themeColor="accent6"/>
           <w:szCs w:val="20"/>
         </w:rPr>
@@ -36437,7 +36437,7 @@
       </w:r>
       <w:r>
         <w:rPr>
-          <w:rFonts w:ascii="Aptos Narrow" w:eastAsia="Microsoft YaHei" w:hAnsi="Aptos Narrow"/>
+          <w:rFonts w:ascii="Aptos Narrow" w:eastAsia="微软雅黑" w:hAnsi="Aptos Narrow"/>
           <w:color w:val="70AD47" w:themeColor="accent6"/>
           <w:szCs w:val="20"/>
         </w:rPr>
@@ -36471,13 +36471,13 @@
         <w:spacing w:before="240" w:line="360" w:lineRule="auto"/>
         <w:ind w:left="3402"/>
         <w:rPr>
-          <w:rFonts w:ascii="Aptos Narrow" w:eastAsia="Microsoft YaHei" w:hAnsi="Aptos Narrow"/>
-          <w:szCs w:val="20"/>
-        </w:rPr>
-      </w:pPr>
-      <w:r>
-        <w:rPr>
-          <w:rFonts w:ascii="Aptos Narrow" w:eastAsia="Microsoft YaHei" w:hAnsi="Aptos Narrow"/>
+          <w:rFonts w:ascii="Aptos Narrow" w:eastAsia="微软雅黑" w:hAnsi="Aptos Narrow"/>
+          <w:szCs w:val="20"/>
+        </w:rPr>
+      </w:pPr>
+      <w:r>
+        <w:rPr>
+          <w:rFonts w:ascii="Aptos Narrow" w:eastAsia="微软雅黑" w:hAnsi="Aptos Narrow"/>
           <w:szCs w:val="20"/>
         </w:rPr>
         <w:t>It cannot be uninstalled after curing, which cleans the recovery image and resets the basis of any superseded components.</w:t>
@@ -36488,14 +36488,14 @@
         <w:spacing w:before="240" w:line="360" w:lineRule="auto"/>
         <w:ind w:left="3402"/>
         <w:rPr>
-          <w:rFonts w:ascii="Aptos Narrow" w:eastAsia="Microsoft YaHei" w:hAnsi="Aptos Narrow"/>
-          <w:color w:val="70AD47" w:themeColor="accent6"/>
-          <w:szCs w:val="20"/>
-        </w:rPr>
-      </w:pPr>
-      <w:r>
-        <w:rPr>
-          <w:rFonts w:ascii="Aptos Narrow" w:eastAsia="Microsoft YaHei" w:hAnsi="Aptos Narrow"/>
+          <w:rFonts w:ascii="Aptos Narrow" w:eastAsia="微软雅黑" w:hAnsi="Aptos Narrow"/>
+          <w:color w:val="70AD47" w:themeColor="accent6"/>
+          <w:szCs w:val="20"/>
+        </w:rPr>
+      </w:pPr>
+      <w:r>
+        <w:rPr>
+          <w:rFonts w:ascii="Aptos Narrow" w:eastAsia="微软雅黑" w:hAnsi="Aptos Narrow"/>
           <w:color w:val="70AD47" w:themeColor="accent6"/>
           <w:szCs w:val="20"/>
         </w:rPr>
@@ -36503,7 +36503,7 @@
       </w:r>
       <w:r>
         <w:rPr>
-          <w:rFonts w:ascii="Aptos Narrow" w:eastAsia="Microsoft YaHei" w:hAnsi="Aptos Narrow"/>
+          <w:rFonts w:ascii="Aptos Narrow" w:eastAsia="微软雅黑" w:hAnsi="Aptos Narrow"/>
           <w:color w:val="70AD47" w:themeColor="accent6"/>
           <w:szCs w:val="20"/>
         </w:rPr>
@@ -36511,7 +36511,7 @@
       </w:r>
       <w:r>
         <w:rPr>
-          <w:rFonts w:ascii="Aptos Narrow" w:eastAsia="Microsoft YaHei" w:hAnsi="Aptos Narrow"/>
+          <w:rFonts w:ascii="Aptos Narrow" w:eastAsia="微软雅黑" w:hAnsi="Aptos Narrow"/>
           <w:color w:val="70AD47" w:themeColor="accent6"/>
           <w:szCs w:val="20"/>
         </w:rPr>
@@ -36519,7 +36519,7 @@
       </w:r>
       <w:r>
         <w:rPr>
-          <w:rFonts w:ascii="Aptos Narrow" w:eastAsia="Microsoft YaHei" w:hAnsi="Aptos Narrow"/>
+          <w:rFonts w:ascii="Aptos Narrow" w:eastAsia="微软雅黑" w:hAnsi="Aptos Narrow"/>
           <w:color w:val="70AD47" w:themeColor="accent6"/>
           <w:szCs w:val="20"/>
         </w:rPr>
@@ -36555,14 +36555,14 @@
         <w:spacing w:before="240" w:line="360" w:lineRule="auto"/>
         <w:ind w:left="4245"/>
         <w:rPr>
-          <w:rFonts w:ascii="Aptos Narrow" w:eastAsia="Microsoft YaHei" w:hAnsi="Aptos Narrow"/>
-          <w:color w:val="70AD47" w:themeColor="accent6"/>
-          <w:szCs w:val="20"/>
-        </w:rPr>
-      </w:pPr>
-      <w:r>
-        <w:rPr>
-          <w:rFonts w:ascii="Aptos Narrow" w:eastAsia="Microsoft YaHei" w:hAnsi="Aptos Narrow"/>
+          <w:rFonts w:ascii="Aptos Narrow" w:eastAsia="微软雅黑" w:hAnsi="Aptos Narrow"/>
+          <w:color w:val="70AD47" w:themeColor="accent6"/>
+          <w:szCs w:val="20"/>
+        </w:rPr>
+      </w:pPr>
+      <w:r>
+        <w:rPr>
+          <w:rFonts w:ascii="Aptos Narrow" w:eastAsia="微软雅黑" w:hAnsi="Aptos Narrow"/>
           <w:color w:val="70AD47" w:themeColor="accent6"/>
           <w:szCs w:val="20"/>
         </w:rPr>
@@ -36570,7 +36570,7 @@
       </w:r>
       <w:r>
         <w:rPr>
-          <w:rFonts w:ascii="Aptos Narrow" w:eastAsia="Microsoft YaHei" w:hAnsi="Aptos Narrow"/>
+          <w:rFonts w:ascii="Aptos Narrow" w:eastAsia="微软雅黑" w:hAnsi="Aptos Narrow"/>
           <w:color w:val="70AD47" w:themeColor="accent6"/>
           <w:szCs w:val="20"/>
         </w:rPr>
@@ -36578,7 +36578,7 @@
       </w:r>
       <w:r>
         <w:rPr>
-          <w:rFonts w:ascii="Aptos Narrow" w:eastAsia="Microsoft YaHei" w:hAnsi="Aptos Narrow"/>
+          <w:rFonts w:ascii="Aptos Narrow" w:eastAsia="微软雅黑" w:hAnsi="Aptos Narrow"/>
           <w:color w:val="70AD47" w:themeColor="accent6"/>
           <w:szCs w:val="20"/>
         </w:rPr>
@@ -36590,14 +36590,14 @@
         <w:spacing w:before="240" w:line="360" w:lineRule="auto"/>
         <w:ind w:left="4245"/>
         <w:rPr>
-          <w:rFonts w:ascii="Aptos Narrow" w:eastAsia="Microsoft YaHei" w:hAnsi="Aptos Narrow"/>
-          <w:color w:val="70AD47" w:themeColor="accent6"/>
-          <w:szCs w:val="20"/>
-        </w:rPr>
-      </w:pPr>
-      <w:r>
-        <w:rPr>
-          <w:rFonts w:ascii="Aptos Narrow" w:eastAsia="Microsoft YaHei" w:hAnsi="Aptos Narrow"/>
+          <w:rFonts w:ascii="Aptos Narrow" w:eastAsia="微软雅黑" w:hAnsi="Aptos Narrow"/>
+          <w:color w:val="70AD47" w:themeColor="accent6"/>
+          <w:szCs w:val="20"/>
+        </w:rPr>
+      </w:pPr>
+      <w:r>
+        <w:rPr>
+          <w:rFonts w:ascii="Aptos Narrow" w:eastAsia="微软雅黑" w:hAnsi="Aptos Narrow"/>
           <w:color w:val="70AD47" w:themeColor="accent6"/>
           <w:szCs w:val="20"/>
         </w:rPr>
@@ -36609,14 +36609,14 @@
         <w:spacing w:before="240" w:line="360" w:lineRule="auto"/>
         <w:ind w:left="4245"/>
         <w:rPr>
-          <w:rFonts w:ascii="Aptos Narrow" w:eastAsia="Microsoft YaHei" w:hAnsi="Aptos Narrow"/>
-          <w:color w:val="70AD47" w:themeColor="accent6"/>
-          <w:szCs w:val="20"/>
-        </w:rPr>
-      </w:pPr>
-      <w:r>
-        <w:rPr>
-          <w:rFonts w:ascii="Aptos Narrow" w:eastAsia="Microsoft YaHei" w:hAnsi="Aptos Narrow"/>
+          <w:rFonts w:ascii="Aptos Narrow" w:eastAsia="微软雅黑" w:hAnsi="Aptos Narrow"/>
+          <w:color w:val="70AD47" w:themeColor="accent6"/>
+          <w:szCs w:val="20"/>
+        </w:rPr>
+      </w:pPr>
+      <w:r>
+        <w:rPr>
+          <w:rFonts w:ascii="Aptos Narrow" w:eastAsia="微软雅黑" w:hAnsi="Aptos Narrow"/>
           <w:color w:val="70AD47" w:themeColor="accent6"/>
           <w:szCs w:val="20"/>
         </w:rPr>
@@ -36628,14 +36628,14 @@
         <w:spacing w:before="240" w:line="360" w:lineRule="auto"/>
         <w:ind w:left="4245"/>
         <w:rPr>
-          <w:rFonts w:ascii="Aptos Narrow" w:eastAsia="Microsoft YaHei" w:hAnsi="Aptos Narrow"/>
-          <w:color w:val="70AD47" w:themeColor="accent6"/>
-          <w:szCs w:val="20"/>
-        </w:rPr>
-      </w:pPr>
-      <w:r>
-        <w:rPr>
-          <w:rFonts w:ascii="Aptos Narrow" w:eastAsia="Microsoft YaHei" w:hAnsi="Aptos Narrow"/>
+          <w:rFonts w:ascii="Aptos Narrow" w:eastAsia="微软雅黑" w:hAnsi="Aptos Narrow"/>
+          <w:color w:val="70AD47" w:themeColor="accent6"/>
+          <w:szCs w:val="20"/>
+        </w:rPr>
+      </w:pPr>
+      <w:r>
+        <w:rPr>
+          <w:rFonts w:ascii="Aptos Narrow" w:eastAsia="微软雅黑" w:hAnsi="Aptos Narrow"/>
           <w:color w:val="70AD47" w:themeColor="accent6"/>
           <w:szCs w:val="20"/>
         </w:rPr>
@@ -36647,14 +36647,14 @@
         <w:spacing w:before="240" w:line="360" w:lineRule="auto"/>
         <w:ind w:left="4245"/>
         <w:rPr>
-          <w:rFonts w:ascii="Aptos Narrow" w:eastAsia="Microsoft YaHei" w:hAnsi="Aptos Narrow"/>
-          <w:color w:val="70AD47" w:themeColor="accent6"/>
-          <w:szCs w:val="20"/>
-        </w:rPr>
-      </w:pPr>
-      <w:r>
-        <w:rPr>
-          <w:rFonts w:ascii="Aptos Narrow" w:eastAsia="Microsoft YaHei" w:hAnsi="Aptos Narrow"/>
+          <w:rFonts w:ascii="Aptos Narrow" w:eastAsia="微软雅黑" w:hAnsi="Aptos Narrow"/>
+          <w:color w:val="70AD47" w:themeColor="accent6"/>
+          <w:szCs w:val="20"/>
+        </w:rPr>
+      </w:pPr>
+      <w:r>
+        <w:rPr>
+          <w:rFonts w:ascii="Aptos Narrow" w:eastAsia="微软雅黑" w:hAnsi="Aptos Narrow"/>
           <w:color w:val="70AD47" w:themeColor="accent6"/>
           <w:szCs w:val="20"/>
         </w:rPr>
@@ -36666,14 +36666,14 @@
         <w:spacing w:before="240" w:line="360" w:lineRule="auto"/>
         <w:ind w:left="4245"/>
         <w:rPr>
-          <w:rFonts w:ascii="Aptos Narrow" w:eastAsia="Microsoft YaHei" w:hAnsi="Aptos Narrow"/>
-          <w:color w:val="70AD47" w:themeColor="accent6"/>
-          <w:szCs w:val="20"/>
-        </w:rPr>
-      </w:pPr>
-      <w:r>
-        <w:rPr>
-          <w:rFonts w:ascii="Aptos Narrow" w:eastAsia="Microsoft YaHei" w:hAnsi="Aptos Narrow"/>
+          <w:rFonts w:ascii="Aptos Narrow" w:eastAsia="微软雅黑" w:hAnsi="Aptos Narrow"/>
+          <w:color w:val="70AD47" w:themeColor="accent6"/>
+          <w:szCs w:val="20"/>
+        </w:rPr>
+      </w:pPr>
+      <w:r>
+        <w:rPr>
+          <w:rFonts w:ascii="Aptos Narrow" w:eastAsia="微软雅黑" w:hAnsi="Aptos Narrow"/>
           <w:color w:val="70AD47" w:themeColor="accent6"/>
           <w:szCs w:val="20"/>
         </w:rPr>
@@ -36685,14 +36685,14 @@
         <w:spacing w:before="240" w:line="360" w:lineRule="auto"/>
         <w:ind w:left="4245"/>
         <w:rPr>
-          <w:rFonts w:ascii="Aptos Narrow" w:eastAsia="Microsoft YaHei" w:hAnsi="Aptos Narrow"/>
-          <w:color w:val="70AD47" w:themeColor="accent6"/>
-          <w:szCs w:val="20"/>
-        </w:rPr>
-      </w:pPr>
-      <w:r>
-        <w:rPr>
-          <w:rFonts w:ascii="Aptos Narrow" w:eastAsia="Microsoft YaHei" w:hAnsi="Aptos Narrow"/>
+          <w:rFonts w:ascii="Aptos Narrow" w:eastAsia="微软雅黑" w:hAnsi="Aptos Narrow"/>
+          <w:color w:val="70AD47" w:themeColor="accent6"/>
+          <w:szCs w:val="20"/>
+        </w:rPr>
+      </w:pPr>
+      <w:r>
+        <w:rPr>
+          <w:rFonts w:ascii="Aptos Narrow" w:eastAsia="微软雅黑" w:hAnsi="Aptos Narrow"/>
           <w:color w:val="70AD47" w:themeColor="accent6"/>
           <w:szCs w:val="20"/>
         </w:rPr>
@@ -36931,7 +36931,7 @@
         <w:contextualSpacing w:val="0"/>
         <w:rPr>
           <w:rStyle w:val="Hyperlink"/>
-          <w:rFonts w:ascii="Aptos Narrow" w:eastAsia="Microsoft YaHei" w:hAnsi="Aptos Narrow" w:cstheme="minorHAnsi"/>
+          <w:rFonts w:ascii="Aptos Narrow" w:eastAsia="微软雅黑" w:hAnsi="Aptos Narrow" w:cstheme="minorHAnsi"/>
           <w:color w:val="auto"/>
           <w:szCs w:val="20"/>
           <w:u w:val="none"/>
@@ -36939,7 +36939,7 @@
       </w:pPr>
       <w:r>
         <w:rPr>
-          <w:rFonts w:ascii="Aptos Narrow" w:eastAsia="Microsoft YaHei" w:hAnsi="Aptos Narrow" w:cstheme="minorHAnsi"/>
+          <w:rFonts w:ascii="Aptos Narrow" w:eastAsia="微软雅黑" w:hAnsi="Aptos Narrow" w:cstheme="minorHAnsi"/>
           <w:szCs w:val="20"/>
         </w:rPr>
         <w:t xml:space="preserve">Learn about "Automatically Adding Languages Installed in Windows Systems", learn: </w:t>
@@ -36948,7 +36948,7 @@
         <w:r>
           <w:rPr>
             <w:rStyle w:val="Hyperlink"/>
-            <w:rFonts w:ascii="Aptos Narrow" w:eastAsia="Microsoft YaHei" w:hAnsi="Aptos Narrow" w:cstheme="minorHAnsi"/>
+            <w:rFonts w:ascii="Aptos Narrow" w:eastAsia="微软雅黑" w:hAnsi="Aptos Narrow" w:cstheme="minorHAnsi"/>
             <w:szCs w:val="20"/>
             <w:u w:val="none"/>
           </w:rPr>
@@ -36957,7 +36957,7 @@
       </w:hyperlink>
       <w:r>
         <w:rPr>
-          <w:rFonts w:ascii="Aptos Narrow" w:eastAsia="Microsoft YaHei" w:hAnsi="Aptos Narrow" w:cstheme="minorHAnsi"/>
+          <w:rFonts w:ascii="Aptos Narrow" w:eastAsia="微软雅黑" w:hAnsi="Aptos Narrow" w:cstheme="minorHAnsi"/>
           <w:szCs w:val="20"/>
         </w:rPr>
         <w:t>, how to download:</w:t>
@@ -36973,20 +36973,20 @@
         <w:spacing w:before="240" w:line="360" w:lineRule="auto"/>
         <w:contextualSpacing w:val="0"/>
         <w:rPr>
-          <w:rFonts w:ascii="Aptos Narrow" w:eastAsia="Microsoft YaHei" w:hAnsi="Aptos Narrow" w:cstheme="minorHAnsi"/>
-          <w:szCs w:val="20"/>
-        </w:rPr>
-      </w:pPr>
-      <w:r>
-        <w:rPr>
-          <w:rFonts w:ascii="Aptos Narrow" w:eastAsia="Microsoft YaHei" w:hAnsi="Aptos Narrow" w:cstheme="minorHAnsi"/>
+          <w:rFonts w:ascii="Aptos Narrow" w:eastAsia="微软雅黑" w:hAnsi="Aptos Narrow" w:cstheme="minorHAnsi"/>
+          <w:szCs w:val="20"/>
+        </w:rPr>
+      </w:pPr>
+      <w:r>
+        <w:rPr>
+          <w:rFonts w:ascii="Aptos Narrow" w:eastAsia="微软雅黑" w:hAnsi="Aptos Narrow" w:cstheme="minorHAnsi"/>
           <w:szCs w:val="20"/>
         </w:rPr>
         <w:t>After entering the website, click "</w:t>
       </w:r>
       <w:r>
         <w:rPr>
-          <w:rFonts w:ascii="Aptos Narrow" w:eastAsia="Microsoft YaHei" w:hAnsi="Aptos Narrow" w:cstheme="minorHAnsi"/>
+          <w:rFonts w:ascii="Aptos Narrow" w:eastAsia="微软雅黑" w:hAnsi="Aptos Narrow" w:cstheme="minorHAnsi"/>
           <w:color w:val="7030A0"/>
           <w:szCs w:val="20"/>
         </w:rPr>
@@ -36994,14 +36994,14 @@
       </w:r>
       <w:r>
         <w:rPr>
-          <w:rFonts w:ascii="Aptos Narrow" w:eastAsia="Microsoft YaHei" w:hAnsi="Aptos Narrow" w:cstheme="minorHAnsi"/>
+          <w:rFonts w:ascii="Aptos Narrow" w:eastAsia="微软雅黑" w:hAnsi="Aptos Narrow" w:cstheme="minorHAnsi"/>
           <w:szCs w:val="20"/>
         </w:rPr>
         <w:t>", "</w:t>
       </w:r>
       <w:r>
         <w:rPr>
-          <w:rFonts w:ascii="Aptos Narrow" w:eastAsia="Microsoft YaHei" w:hAnsi="Aptos Narrow" w:cstheme="minorHAnsi"/>
+          <w:rFonts w:ascii="Aptos Narrow" w:eastAsia="微软雅黑" w:hAnsi="Aptos Narrow" w:cstheme="minorHAnsi"/>
           <w:color w:val="7030A0"/>
           <w:szCs w:val="20"/>
         </w:rPr>
@@ -37009,14 +37009,14 @@
       </w:r>
       <w:r>
         <w:rPr>
-          <w:rFonts w:ascii="Aptos Narrow" w:eastAsia="Microsoft YaHei" w:hAnsi="Aptos Narrow" w:cstheme="minorHAnsi"/>
+          <w:rFonts w:ascii="Aptos Narrow" w:eastAsia="微软雅黑" w:hAnsi="Aptos Narrow" w:cstheme="minorHAnsi"/>
           <w:szCs w:val="20"/>
         </w:rPr>
         <w:t xml:space="preserve">", and after the download is completed, you will get the </w:t>
       </w:r>
       <w:r>
         <w:rPr>
-          <w:rFonts w:ascii="Aptos Narrow" w:eastAsia="Microsoft YaHei" w:hAnsi="Aptos Narrow" w:cstheme="minorHAnsi"/>
+          <w:rFonts w:ascii="Aptos Narrow" w:eastAsia="微软雅黑" w:hAnsi="Aptos Narrow" w:cstheme="minorHAnsi"/>
           <w:color w:val="7030A0"/>
           <w:szCs w:val="20"/>
         </w:rPr>
@@ -37024,7 +37024,7 @@
       </w:r>
       <w:r>
         <w:rPr>
-          <w:rFonts w:ascii="Aptos Narrow" w:eastAsia="Microsoft YaHei" w:hAnsi="Aptos Narrow" w:cstheme="minorHAnsi"/>
+          <w:rFonts w:ascii="Aptos Narrow" w:eastAsia="微软雅黑" w:hAnsi="Aptos Narrow" w:cstheme="minorHAnsi"/>
           <w:szCs w:val="20"/>
         </w:rPr>
         <w:t xml:space="preserve"> compressed package file.</w:t>
@@ -37040,13 +37040,13 @@
         <w:spacing w:before="240" w:line="360" w:lineRule="auto"/>
         <w:contextualSpacing w:val="0"/>
         <w:rPr>
-          <w:rFonts w:ascii="Aptos Narrow" w:eastAsia="Microsoft YaHei" w:hAnsi="Aptos Narrow" w:cstheme="minorHAnsi"/>
-          <w:szCs w:val="20"/>
-        </w:rPr>
-      </w:pPr>
-      <w:r>
-        <w:rPr>
-          <w:rFonts w:ascii="Aptos Narrow" w:eastAsia="Microsoft YaHei" w:hAnsi="Aptos Narrow" w:cstheme="minorHAnsi"/>
+          <w:rFonts w:ascii="Aptos Narrow" w:eastAsia="微软雅黑" w:hAnsi="Aptos Narrow" w:cstheme="minorHAnsi"/>
+          <w:szCs w:val="20"/>
+        </w:rPr>
+      </w:pPr>
+      <w:r>
+        <w:rPr>
+          <w:rFonts w:ascii="Aptos Narrow" w:eastAsia="微软雅黑" w:hAnsi="Aptos Narrow" w:cstheme="minorHAnsi"/>
           <w:szCs w:val="20"/>
         </w:rPr>
         <w:t xml:space="preserve">Go to the </w:t>
@@ -37055,7 +37055,7 @@
         <w:r>
           <w:rPr>
             <w:rStyle w:val="Hyperlink"/>
-            <w:rFonts w:ascii="Aptos Narrow" w:eastAsia="Microsoft YaHei" w:hAnsi="Aptos Narrow" w:cstheme="minorHAnsi"/>
+            <w:rFonts w:ascii="Aptos Narrow" w:eastAsia="微软雅黑" w:hAnsi="Aptos Narrow" w:cstheme="minorHAnsi"/>
             <w:szCs w:val="20"/>
             <w:u w:val="none"/>
           </w:rPr>
@@ -37064,14 +37064,14 @@
       </w:hyperlink>
       <w:r>
         <w:rPr>
-          <w:rFonts w:ascii="Aptos Narrow" w:eastAsia="Microsoft YaHei" w:hAnsi="Aptos Narrow" w:cstheme="minorHAnsi"/>
+          <w:rFonts w:ascii="Aptos Narrow" w:eastAsia="微软雅黑" w:hAnsi="Aptos Narrow" w:cstheme="minorHAnsi"/>
           <w:szCs w:val="20"/>
         </w:rPr>
         <w:t xml:space="preserve"> download page, select the available version: </w:t>
       </w:r>
       <w:r>
         <w:rPr>
-          <w:rFonts w:ascii="Aptos Narrow" w:eastAsia="Microsoft YaHei" w:hAnsi="Aptos Narrow" w:cstheme="minorHAnsi"/>
+          <w:rFonts w:ascii="Aptos Narrow" w:eastAsia="微软雅黑" w:hAnsi="Aptos Narrow" w:cstheme="minorHAnsi"/>
           <w:color w:val="7030A0"/>
           <w:szCs w:val="20"/>
         </w:rPr>
@@ -37079,14 +37079,14 @@
       </w:r>
       <w:r>
         <w:rPr>
-          <w:rFonts w:ascii="Aptos Narrow" w:eastAsia="Microsoft YaHei" w:hAnsi="Aptos Narrow" w:cstheme="minorHAnsi"/>
+          <w:rFonts w:ascii="Aptos Narrow" w:eastAsia="微软雅黑" w:hAnsi="Aptos Narrow" w:cstheme="minorHAnsi"/>
           <w:szCs w:val="20"/>
         </w:rPr>
         <w:t xml:space="preserve">, select the download source code format: zip, and get the </w:t>
       </w:r>
       <w:r>
         <w:rPr>
-          <w:rFonts w:ascii="Aptos Narrow" w:eastAsia="Microsoft YaHei" w:hAnsi="Aptos Narrow" w:cstheme="minorHAnsi"/>
+          <w:rFonts w:ascii="Aptos Narrow" w:eastAsia="微软雅黑" w:hAnsi="Aptos Narrow" w:cstheme="minorHAnsi"/>
           <w:color w:val="7030A0"/>
           <w:szCs w:val="20"/>
         </w:rPr>
@@ -37094,7 +37094,7 @@
       </w:r>
       <w:r>
         <w:rPr>
-          <w:rFonts w:ascii="Aptos Narrow" w:eastAsia="Microsoft YaHei" w:hAnsi="Aptos Narrow" w:cstheme="minorHAnsi"/>
+          <w:rFonts w:ascii="Aptos Narrow" w:eastAsia="微软雅黑" w:hAnsi="Aptos Narrow" w:cstheme="minorHAnsi"/>
           <w:color w:val="7030A0"/>
           <w:szCs w:val="20"/>
         </w:rPr>
@@ -37102,7 +37102,7 @@
       </w:r>
       <w:r>
         <w:rPr>
-          <w:rFonts w:ascii="Aptos Narrow" w:eastAsia="Microsoft YaHei" w:hAnsi="Aptos Narrow" w:cstheme="minorHAnsi"/>
+          <w:rFonts w:ascii="Aptos Narrow" w:eastAsia="微软雅黑" w:hAnsi="Aptos Narrow" w:cstheme="minorHAnsi"/>
           <w:color w:val="7030A0"/>
           <w:szCs w:val="20"/>
         </w:rPr>
@@ -37110,7 +37110,7 @@
       </w:r>
       <w:r>
         <w:rPr>
-          <w:rFonts w:ascii="Aptos Narrow" w:eastAsia="Microsoft YaHei" w:hAnsi="Aptos Narrow" w:cstheme="minorHAnsi"/>
+          <w:rFonts w:ascii="Aptos Narrow" w:eastAsia="微软雅黑" w:hAnsi="Aptos Narrow" w:cstheme="minorHAnsi"/>
           <w:szCs w:val="20"/>
         </w:rPr>
         <w:t xml:space="preserve"> compressed package file after the download is completed;</w:t>
@@ -37127,20 +37127,20 @@
         <w:ind w:left="2520"/>
         <w:contextualSpacing w:val="0"/>
         <w:rPr>
-          <w:rFonts w:ascii="Aptos Narrow" w:eastAsia="Microsoft YaHei" w:hAnsi="Aptos Narrow" w:cstheme="minorHAnsi"/>
-          <w:szCs w:val="20"/>
-        </w:rPr>
-      </w:pPr>
-      <w:r>
-        <w:rPr>
-          <w:rFonts w:ascii="Aptos Narrow" w:eastAsia="Microsoft YaHei" w:hAnsi="Aptos Narrow" w:cstheme="minorHAnsi"/>
+          <w:rFonts w:ascii="Aptos Narrow" w:eastAsia="微软雅黑" w:hAnsi="Aptos Narrow" w:cstheme="minorHAnsi"/>
+          <w:szCs w:val="20"/>
+        </w:rPr>
+      </w:pPr>
+      <w:r>
+        <w:rPr>
+          <w:rFonts w:ascii="Aptos Narrow" w:eastAsia="微软雅黑" w:hAnsi="Aptos Narrow" w:cstheme="minorHAnsi"/>
           <w:szCs w:val="20"/>
         </w:rPr>
         <w:t xml:space="preserve">Unzip the downloaded </w:t>
       </w:r>
       <w:r>
         <w:rPr>
-          <w:rFonts w:ascii="Aptos Narrow" w:eastAsia="Microsoft YaHei" w:hAnsi="Aptos Narrow" w:cstheme="minorHAnsi"/>
+          <w:rFonts w:ascii="Aptos Narrow" w:eastAsia="微软雅黑" w:hAnsi="Aptos Narrow" w:cstheme="minorHAnsi"/>
           <w:color w:val="7030A0"/>
           <w:szCs w:val="20"/>
         </w:rPr>
@@ -37148,14 +37148,14 @@
       </w:r>
       <w:r>
         <w:rPr>
-          <w:rFonts w:ascii="Aptos Narrow" w:eastAsia="Microsoft YaHei" w:hAnsi="Aptos Narrow" w:cstheme="minorHAnsi"/>
+          <w:rFonts w:ascii="Aptos Narrow" w:eastAsia="微软雅黑" w:hAnsi="Aptos Narrow" w:cstheme="minorHAnsi"/>
           <w:szCs w:val="20"/>
         </w:rPr>
         <w:t xml:space="preserve"> or </w:t>
       </w:r>
       <w:r>
         <w:rPr>
-          <w:rFonts w:ascii="Aptos Narrow" w:eastAsia="Microsoft YaHei" w:hAnsi="Aptos Narrow" w:cstheme="minorHAnsi"/>
+          <w:rFonts w:ascii="Aptos Narrow" w:eastAsia="微软雅黑" w:hAnsi="Aptos Narrow" w:cstheme="minorHAnsi"/>
           <w:color w:val="7030A0"/>
           <w:szCs w:val="20"/>
         </w:rPr>
@@ -37163,7 +37163,7 @@
       </w:r>
       <w:r>
         <w:rPr>
-          <w:rFonts w:ascii="Aptos Narrow" w:eastAsia="Microsoft YaHei" w:hAnsi="Aptos Narrow" w:cstheme="minorHAnsi"/>
+          <w:rFonts w:ascii="Aptos Narrow" w:eastAsia="微软雅黑" w:hAnsi="Aptos Narrow" w:cstheme="minorHAnsi"/>
           <w:color w:val="7030A0"/>
           <w:szCs w:val="20"/>
         </w:rPr>
@@ -37171,7 +37171,7 @@
       </w:r>
       <w:r>
         <w:rPr>
-          <w:rFonts w:ascii="Aptos Narrow" w:eastAsia="Microsoft YaHei" w:hAnsi="Aptos Narrow" w:cstheme="minorHAnsi"/>
+          <w:rFonts w:ascii="Aptos Narrow" w:eastAsia="微软雅黑" w:hAnsi="Aptos Narrow" w:cstheme="minorHAnsi"/>
           <w:color w:val="7030A0"/>
           <w:szCs w:val="20"/>
         </w:rPr>
@@ -37179,14 +37179,14 @@
       </w:r>
       <w:r>
         <w:rPr>
-          <w:rFonts w:ascii="Aptos Narrow" w:eastAsia="Microsoft YaHei" w:hAnsi="Aptos Narrow" w:cstheme="minorHAnsi"/>
+          <w:rFonts w:ascii="Aptos Narrow" w:eastAsia="微软雅黑" w:hAnsi="Aptos Narrow" w:cstheme="minorHAnsi"/>
           <w:szCs w:val="20"/>
         </w:rPr>
         <w:t xml:space="preserve"> to: </w:t>
       </w:r>
       <w:r>
         <w:rPr>
-          <w:rFonts w:ascii="Aptos Narrow" w:eastAsia="Microsoft YaHei" w:hAnsi="Aptos Narrow" w:cstheme="minorHAnsi"/>
+          <w:rFonts w:ascii="Aptos Narrow" w:eastAsia="微软雅黑" w:hAnsi="Aptos Narrow" w:cstheme="minorHAnsi"/>
           <w:color w:val="7030A0"/>
           <w:szCs w:val="20"/>
         </w:rPr>
@@ -37194,7 +37194,7 @@
       </w:r>
       <w:r>
         <w:rPr>
-          <w:rFonts w:ascii="Aptos Narrow" w:eastAsia="Microsoft YaHei" w:hAnsi="Aptos Narrow" w:cstheme="minorHAnsi"/>
+          <w:rFonts w:ascii="Aptos Narrow" w:eastAsia="微软雅黑" w:hAnsi="Aptos Narrow" w:cstheme="minorHAnsi"/>
           <w:color w:val="7030A0"/>
           <w:szCs w:val="20"/>
         </w:rPr>
@@ -37202,14 +37202,14 @@
       </w:r>
       <w:r>
         <w:rPr>
-          <w:rFonts w:ascii="Aptos Narrow" w:eastAsia="Microsoft YaHei" w:hAnsi="Aptos Narrow" w:cstheme="minorHAnsi"/>
+          <w:rFonts w:ascii="Aptos Narrow" w:eastAsia="微软雅黑" w:hAnsi="Aptos Narrow" w:cstheme="minorHAnsi"/>
           <w:szCs w:val="20"/>
         </w:rPr>
         <w:t xml:space="preserve">, and rename: </w:t>
       </w:r>
       <w:r>
         <w:rPr>
-          <w:rFonts w:ascii="Aptos Narrow" w:eastAsia="Microsoft YaHei" w:hAnsi="Aptos Narrow" w:cstheme="minorHAnsi"/>
+          <w:rFonts w:ascii="Aptos Narrow" w:eastAsia="微软雅黑" w:hAnsi="Aptos Narrow" w:cstheme="minorHAnsi"/>
           <w:color w:val="70AD47" w:themeColor="accent6"/>
           <w:szCs w:val="20"/>
         </w:rPr>
@@ -37227,13 +37227,13 @@
         <w:ind w:left="2520"/>
         <w:contextualSpacing w:val="0"/>
         <w:rPr>
-          <w:rFonts w:ascii="Aptos Narrow" w:eastAsia="Microsoft YaHei" w:hAnsi="Aptos Narrow" w:cstheme="minorHAnsi"/>
-          <w:szCs w:val="20"/>
-        </w:rPr>
-      </w:pPr>
-      <w:r>
-        <w:rPr>
-          <w:rFonts w:ascii="Aptos Narrow" w:eastAsia="Microsoft YaHei" w:hAnsi="Aptos Narrow" w:cstheme="minorHAnsi"/>
+          <w:rFonts w:ascii="Aptos Narrow" w:eastAsia="微软雅黑" w:hAnsi="Aptos Narrow" w:cstheme="minorHAnsi"/>
+          <w:szCs w:val="20"/>
+        </w:rPr>
+      </w:pPr>
+      <w:r>
+        <w:rPr>
+          <w:rFonts w:ascii="Aptos Narrow" w:eastAsia="微软雅黑" w:hAnsi="Aptos Narrow" w:cstheme="minorHAnsi"/>
           <w:szCs w:val="20"/>
         </w:rPr>
         <w:t>Learn "</w:t>
@@ -37242,7 +37242,7 @@
         <w:r>
           <w:rPr>
             <w:rStyle w:val="Hyperlink"/>
-            <w:rFonts w:ascii="Aptos Narrow" w:eastAsia="Microsoft YaHei" w:hAnsi="Aptos Narrow" w:cstheme="minorHAnsi"/>
+            <w:rFonts w:ascii="Aptos Narrow" w:eastAsia="微软雅黑" w:hAnsi="Aptos Narrow" w:cstheme="minorHAnsi"/>
             <w:szCs w:val="20"/>
             <w:u w:val="none"/>
           </w:rPr>
@@ -37251,7 +37251,7 @@
       </w:hyperlink>
       <w:r>
         <w:rPr>
-          <w:rFonts w:ascii="Aptos Narrow" w:eastAsia="Microsoft YaHei" w:hAnsi="Aptos Narrow" w:cstheme="minorHAnsi"/>
+          <w:rFonts w:ascii="Aptos Narrow" w:eastAsia="微软雅黑" w:hAnsi="Aptos Narrow" w:cstheme="minorHAnsi"/>
           <w:szCs w:val="20"/>
         </w:rPr>
         <w:t>", Intervene in the installation process by leaving it unattended.</w:t>
@@ -37267,14 +37267,14 @@
         <w:spacing w:before="720" w:line="360" w:lineRule="auto"/>
         <w:ind w:left="2694" w:hanging="572"/>
         <w:rPr>
-          <w:rFonts w:ascii="Aptos Narrow" w:eastAsia="Microsoft YaHei" w:hAnsi="Aptos Narrow"/>
+          <w:rFonts w:ascii="Aptos Narrow" w:eastAsia="微软雅黑" w:hAnsi="Aptos Narrow"/>
           <w:szCs w:val="20"/>
         </w:rPr>
       </w:pPr>
       <w:bookmarkStart w:id="120" w:name="_Ref148194104"/>
       <w:r>
         <w:rPr>
-          <w:rFonts w:ascii="Aptos Narrow" w:eastAsia="Microsoft YaHei" w:hAnsi="Aptos Narrow"/>
+          <w:rFonts w:ascii="Aptos Narrow" w:eastAsia="微软雅黑" w:hAnsi="Aptos Narrow"/>
           <w:szCs w:val="20"/>
         </w:rPr>
         <w:t>Add method</w:t>
@@ -37291,13 +37291,13 @@
         <w:spacing w:before="240" w:line="360" w:lineRule="auto"/>
         <w:ind w:left="3402" w:hanging="708"/>
         <w:rPr>
-          <w:rFonts w:ascii="Aptos Narrow" w:eastAsia="Microsoft YaHei" w:hAnsi="Aptos Narrow"/>
-          <w:szCs w:val="20"/>
-        </w:rPr>
-      </w:pPr>
-      <w:r>
-        <w:rPr>
-          <w:rFonts w:ascii="Aptos Narrow" w:eastAsia="Microsoft YaHei" w:hAnsi="Aptos Narrow"/>
+          <w:rFonts w:ascii="Aptos Narrow" w:eastAsia="微软雅黑" w:hAnsi="Aptos Narrow"/>
+          <w:szCs w:val="20"/>
+        </w:rPr>
+      </w:pPr>
+      <w:r>
+        <w:rPr>
+          <w:rFonts w:ascii="Aptos Narrow" w:eastAsia="微软雅黑" w:hAnsi="Aptos Narrow"/>
           <w:szCs w:val="20"/>
         </w:rPr>
         <w:t>Add to ISO installation media</w:t>
@@ -37313,14 +37313,14 @@
         <w:spacing w:line="360" w:lineRule="auto"/>
         <w:ind w:left="4253" w:hanging="851"/>
         <w:rPr>
-          <w:rFonts w:ascii="Aptos Narrow" w:eastAsia="Microsoft YaHei" w:hAnsi="Aptos Narrow"/>
+          <w:rFonts w:ascii="Aptos Narrow" w:eastAsia="微软雅黑" w:hAnsi="Aptos Narrow"/>
           <w:iCs w:val="0"/>
           <w:szCs w:val="20"/>
         </w:rPr>
       </w:pPr>
       <w:r>
         <w:rPr>
-          <w:rFonts w:ascii="Aptos Narrow" w:eastAsia="Microsoft YaHei" w:hAnsi="Aptos Narrow"/>
+          <w:rFonts w:ascii="Aptos Narrow" w:eastAsia="微软雅黑" w:hAnsi="Aptos Narrow"/>
           <w:iCs w:val="0"/>
           <w:szCs w:val="20"/>
         </w:rPr>
@@ -37339,7 +37339,7 @@
         <w:spacing w:before="240" w:line="360" w:lineRule="auto"/>
         <w:ind w:left="5387" w:hanging="1134"/>
         <w:rPr>
-          <w:rFonts w:ascii="Aptos Narrow" w:eastAsia="Microsoft YaHei" w:hAnsi="Aptos Narrow"/>
+          <w:rFonts w:ascii="Aptos Narrow" w:eastAsia="微软雅黑" w:hAnsi="Aptos Narrow"/>
           <w:color w:val="auto"/>
           <w:sz w:val="20"/>
           <w:szCs w:val="20"/>
@@ -37347,7 +37347,7 @@
       </w:pPr>
       <w:r>
         <w:rPr>
-          <w:rFonts w:ascii="Aptos Narrow" w:eastAsia="Microsoft YaHei" w:hAnsi="Aptos Narrow"/>
+          <w:rFonts w:ascii="Aptos Narrow" w:eastAsia="微软雅黑" w:hAnsi="Aptos Narrow"/>
           <w:color w:val="auto"/>
           <w:sz w:val="20"/>
           <w:szCs w:val="20"/>
@@ -37356,7 +37356,7 @@
       </w:r>
       <w:r>
         <w:rPr>
-          <w:rFonts w:ascii="Aptos Narrow" w:eastAsia="Microsoft YaHei" w:hAnsi="Aptos Narrow"/>
+          <w:rFonts w:ascii="Aptos Narrow" w:eastAsia="微软雅黑" w:hAnsi="Aptos Narrow"/>
           <w:color w:val="7030A0"/>
           <w:sz w:val="20"/>
           <w:szCs w:val="20"/>
@@ -37369,13 +37369,13 @@
         <w:spacing w:before="240" w:line="360" w:lineRule="auto"/>
         <w:ind w:left="5387"/>
         <w:rPr>
-          <w:rFonts w:ascii="Aptos Narrow" w:eastAsia="Microsoft YaHei" w:hAnsi="Aptos Narrow" w:cstheme="minorHAnsi"/>
-          <w:szCs w:val="20"/>
-        </w:rPr>
-      </w:pPr>
-      <w:r>
-        <w:rPr>
-          <w:rFonts w:ascii="Aptos Narrow" w:eastAsia="Microsoft YaHei" w:hAnsi="Aptos Narrow" w:cstheme="minorHAnsi"/>
+          <w:rFonts w:ascii="Aptos Narrow" w:eastAsia="微软雅黑" w:hAnsi="Aptos Narrow" w:cstheme="minorHAnsi"/>
+          <w:szCs w:val="20"/>
+        </w:rPr>
+      </w:pPr>
+      <w:r>
+        <w:rPr>
+          <w:rFonts w:ascii="Aptos Narrow" w:eastAsia="微软雅黑" w:hAnsi="Aptos Narrow" w:cstheme="minorHAnsi"/>
           <w:szCs w:val="20"/>
         </w:rPr>
         <w:t>Autounattend.xml interferes with the WinPE installer when booting an ISO installation.</w:t>
@@ -37388,20 +37388,20 @@
         <w:ind w:left="5387"/>
         <w:contextualSpacing w:val="0"/>
         <w:rPr>
-          <w:rFonts w:ascii="Aptos Narrow" w:eastAsia="Microsoft YaHei" w:hAnsi="Aptos Narrow" w:cstheme="minorHAnsi"/>
-          <w:szCs w:val="20"/>
-        </w:rPr>
-      </w:pPr>
-      <w:r>
-        <w:rPr>
-          <w:rFonts w:ascii="Aptos Narrow" w:eastAsia="Microsoft YaHei" w:hAnsi="Aptos Narrow" w:cstheme="minorHAnsi"/>
+          <w:rFonts w:ascii="Aptos Narrow" w:eastAsia="微软雅黑" w:hAnsi="Aptos Narrow" w:cstheme="minorHAnsi"/>
+          <w:szCs w:val="20"/>
+        </w:rPr>
+      </w:pPr>
+      <w:r>
+        <w:rPr>
+          <w:rFonts w:ascii="Aptos Narrow" w:eastAsia="微软雅黑" w:hAnsi="Aptos Narrow" w:cstheme="minorHAnsi"/>
           <w:szCs w:val="20"/>
         </w:rPr>
         <w:t xml:space="preserve">Copy </w:t>
       </w:r>
       <w:r>
         <w:rPr>
-          <w:rFonts w:ascii="Aptos Narrow" w:eastAsia="Microsoft YaHei" w:hAnsi="Aptos Narrow" w:cstheme="minorHAnsi"/>
+          <w:rFonts w:ascii="Aptos Narrow" w:eastAsia="微软雅黑" w:hAnsi="Aptos Narrow" w:cstheme="minorHAnsi"/>
           <w:color w:val="7030A0"/>
           <w:szCs w:val="20"/>
         </w:rPr>
@@ -37409,7 +37409,7 @@
       </w:r>
       <w:r>
         <w:rPr>
-          <w:rFonts w:ascii="Aptos Narrow" w:eastAsia="Microsoft YaHei" w:hAnsi="Aptos Narrow" w:cstheme="minorHAnsi"/>
+          <w:rFonts w:ascii="Aptos Narrow" w:eastAsia="微软雅黑" w:hAnsi="Aptos Narrow" w:cstheme="minorHAnsi"/>
           <w:color w:val="7030A0"/>
           <w:szCs w:val="20"/>
         </w:rPr>
@@ -37417,14 +37417,14 @@
       </w:r>
       <w:r>
         <w:rPr>
-          <w:rFonts w:ascii="Aptos Narrow" w:eastAsia="Microsoft YaHei" w:hAnsi="Aptos Narrow" w:cstheme="minorHAnsi"/>
+          <w:rFonts w:ascii="Aptos Narrow" w:eastAsia="微软雅黑" w:hAnsi="Aptos Narrow" w:cstheme="minorHAnsi"/>
           <w:szCs w:val="20"/>
         </w:rPr>
         <w:t xml:space="preserve"> to </w:t>
       </w:r>
       <w:r>
         <w:rPr>
-          <w:rFonts w:ascii="Aptos Narrow" w:eastAsia="Microsoft YaHei" w:hAnsi="Aptos Narrow" w:cstheme="minorHAnsi"/>
+          <w:rFonts w:ascii="Aptos Narrow" w:eastAsia="微软雅黑" w:hAnsi="Aptos Narrow" w:cstheme="minorHAnsi"/>
           <w:color w:val="7030A0"/>
           <w:szCs w:val="20"/>
         </w:rPr>
@@ -37432,7 +37432,7 @@
       </w:r>
       <w:r>
         <w:rPr>
-          <w:rFonts w:ascii="Aptos Narrow" w:eastAsia="Microsoft YaHei" w:hAnsi="Aptos Narrow" w:cstheme="minorHAnsi"/>
+          <w:rFonts w:ascii="Aptos Narrow" w:eastAsia="微软雅黑" w:hAnsi="Aptos Narrow" w:cstheme="minorHAnsi"/>
           <w:color w:val="7030A0"/>
           <w:szCs w:val="20"/>
         </w:rPr>
@@ -37440,7 +37440,7 @@
       </w:r>
       <w:r>
         <w:rPr>
-          <w:rFonts w:ascii="Aptos Narrow" w:eastAsia="Microsoft YaHei" w:hAnsi="Aptos Narrow" w:cstheme="minorHAnsi"/>
+          <w:rFonts w:ascii="Aptos Narrow" w:eastAsia="微软雅黑" w:hAnsi="Aptos Narrow" w:cstheme="minorHAnsi"/>
           <w:color w:val="7030A0"/>
           <w:szCs w:val="20"/>
         </w:rPr>
@@ -37454,14 +37454,14 @@
         <w:ind w:left="5387"/>
         <w:contextualSpacing w:val="0"/>
         <w:rPr>
-          <w:rFonts w:ascii="Aptos Narrow" w:eastAsia="Microsoft YaHei" w:hAnsi="Aptos Narrow" w:cstheme="minorHAnsi"/>
-          <w:color w:val="70AD47" w:themeColor="accent6"/>
-          <w:szCs w:val="20"/>
-        </w:rPr>
-      </w:pPr>
-      <w:r>
-        <w:rPr>
-          <w:rFonts w:ascii="Aptos Narrow" w:eastAsia="Microsoft YaHei" w:hAnsi="Aptos Narrow" w:cstheme="minorHAnsi"/>
+          <w:rFonts w:ascii="Aptos Narrow" w:eastAsia="微软雅黑" w:hAnsi="Aptos Narrow" w:cstheme="minorHAnsi"/>
+          <w:color w:val="70AD47" w:themeColor="accent6"/>
+          <w:szCs w:val="20"/>
+        </w:rPr>
+      </w:pPr>
+      <w:r>
+        <w:rPr>
+          <w:rFonts w:ascii="Aptos Narrow" w:eastAsia="微软雅黑" w:hAnsi="Aptos Narrow" w:cstheme="minorHAnsi"/>
           <w:color w:val="70AD47" w:themeColor="accent6"/>
           <w:szCs w:val="20"/>
         </w:rPr>
@@ -37469,7 +37469,7 @@
       </w:r>
       <w:r>
         <w:rPr>
-          <w:rFonts w:ascii="Aptos Narrow" w:eastAsia="Microsoft YaHei" w:hAnsi="Aptos Narrow" w:cstheme="minorHAnsi"/>
+          <w:rFonts w:ascii="Aptos Narrow" w:eastAsia="微软雅黑" w:hAnsi="Aptos Narrow" w:cstheme="minorHAnsi"/>
           <w:color w:val="70AD47" w:themeColor="accent6"/>
           <w:szCs w:val="20"/>
         </w:rPr>
@@ -37477,7 +37477,7 @@
       </w:r>
       <w:r>
         <w:rPr>
-          <w:rFonts w:ascii="Aptos Narrow" w:eastAsia="Microsoft YaHei" w:hAnsi="Aptos Narrow" w:cstheme="minorHAnsi"/>
+          <w:rFonts w:ascii="Aptos Narrow" w:eastAsia="微软雅黑" w:hAnsi="Aptos Narrow" w:cstheme="minorHAnsi"/>
           <w:color w:val="70AD47" w:themeColor="accent6"/>
           <w:szCs w:val="20"/>
         </w:rPr>
@@ -37485,7 +37485,7 @@
       </w:r>
       <w:r>
         <w:rPr>
-          <w:rFonts w:ascii="Aptos Narrow" w:eastAsia="Microsoft YaHei" w:hAnsi="Aptos Narrow" w:cstheme="minorHAnsi"/>
+          <w:rFonts w:ascii="Aptos Narrow" w:eastAsia="微软雅黑" w:hAnsi="Aptos Narrow" w:cstheme="minorHAnsi"/>
           <w:color w:val="70AD47" w:themeColor="accent6"/>
           <w:szCs w:val="20"/>
         </w:rPr>
@@ -37493,7 +37493,7 @@
       </w:r>
       <w:r>
         <w:rPr>
-          <w:rFonts w:ascii="Aptos Narrow" w:eastAsia="Microsoft YaHei" w:hAnsi="Aptos Narrow" w:cstheme="minorHAnsi"/>
+          <w:rFonts w:ascii="Aptos Narrow" w:eastAsia="微软雅黑" w:hAnsi="Aptos Narrow" w:cstheme="minorHAnsi"/>
           <w:color w:val="70AD47" w:themeColor="accent6"/>
           <w:szCs w:val="20"/>
         </w:rPr>
@@ -37512,7 +37512,7 @@
         <w:spacing w:before="720" w:line="360" w:lineRule="auto"/>
         <w:ind w:left="5387" w:hanging="1134"/>
         <w:rPr>
-          <w:rFonts w:ascii="Aptos Narrow" w:eastAsia="Microsoft YaHei" w:hAnsi="Aptos Narrow"/>
+          <w:rFonts w:ascii="Aptos Narrow" w:eastAsia="微软雅黑" w:hAnsi="Aptos Narrow"/>
           <w:color w:val="7030A0"/>
           <w:sz w:val="20"/>
           <w:szCs w:val="20"/>
@@ -37520,7 +37520,7 @@
       </w:pPr>
       <w:r>
         <w:rPr>
-          <w:rFonts w:ascii="Aptos Narrow" w:eastAsia="Microsoft YaHei" w:hAnsi="Aptos Narrow"/>
+          <w:rFonts w:ascii="Aptos Narrow" w:eastAsia="微软雅黑" w:hAnsi="Aptos Narrow"/>
           <w:color w:val="auto"/>
           <w:sz w:val="20"/>
           <w:szCs w:val="20"/>
@@ -37529,7 +37529,7 @@
       </w:r>
       <w:r>
         <w:rPr>
-          <w:rFonts w:ascii="Aptos Narrow" w:eastAsia="Microsoft YaHei" w:hAnsi="Aptos Narrow"/>
+          <w:rFonts w:ascii="Aptos Narrow" w:eastAsia="微软雅黑" w:hAnsi="Aptos Narrow"/>
           <w:color w:val="7030A0"/>
           <w:sz w:val="20"/>
           <w:szCs w:val="20"/>
@@ -37544,20 +37544,20 @@
         <w:ind w:left="5387"/>
         <w:contextualSpacing w:val="0"/>
         <w:rPr>
-          <w:rFonts w:ascii="Aptos Narrow" w:eastAsia="Microsoft YaHei" w:hAnsi="Aptos Narrow" w:cstheme="minorHAnsi"/>
-          <w:szCs w:val="20"/>
-        </w:rPr>
-      </w:pPr>
-      <w:r>
-        <w:rPr>
-          <w:rFonts w:ascii="Aptos Narrow" w:eastAsia="Microsoft YaHei" w:hAnsi="Aptos Narrow" w:cstheme="minorHAnsi"/>
+          <w:rFonts w:ascii="Aptos Narrow" w:eastAsia="微软雅黑" w:hAnsi="Aptos Narrow" w:cstheme="minorHAnsi"/>
+          <w:szCs w:val="20"/>
+        </w:rPr>
+      </w:pPr>
+      <w:r>
+        <w:rPr>
+          <w:rFonts w:ascii="Aptos Narrow" w:eastAsia="微软雅黑" w:hAnsi="Aptos Narrow" w:cstheme="minorHAnsi"/>
           <w:szCs w:val="20"/>
         </w:rPr>
         <w:t xml:space="preserve">When mounting or unpacking an ISO, after running the </w:t>
       </w:r>
       <w:r>
         <w:rPr>
-          <w:rFonts w:ascii="Aptos Narrow" w:eastAsia="Microsoft YaHei" w:hAnsi="Aptos Narrow" w:cstheme="minorHAnsi"/>
+          <w:rFonts w:ascii="Aptos Narrow" w:eastAsia="微软雅黑" w:hAnsi="Aptos Narrow" w:cstheme="minorHAnsi"/>
           <w:color w:val="7030A0"/>
           <w:szCs w:val="20"/>
         </w:rPr>
@@ -37565,14 +37565,14 @@
       </w:r>
       <w:r>
         <w:rPr>
-          <w:rFonts w:ascii="Aptos Narrow" w:eastAsia="Microsoft YaHei" w:hAnsi="Aptos Narrow" w:cstheme="minorHAnsi"/>
+          <w:rFonts w:ascii="Aptos Narrow" w:eastAsia="微软雅黑" w:hAnsi="Aptos Narrow" w:cstheme="minorHAnsi"/>
           <w:szCs w:val="20"/>
         </w:rPr>
         <w:t xml:space="preserve"> installer, </w:t>
       </w:r>
       <w:r>
         <w:rPr>
-          <w:rFonts w:ascii="Aptos Narrow" w:eastAsia="Microsoft YaHei" w:hAnsi="Aptos Narrow" w:cstheme="minorHAnsi"/>
+          <w:rFonts w:ascii="Aptos Narrow" w:eastAsia="微软雅黑" w:hAnsi="Aptos Narrow" w:cstheme="minorHAnsi"/>
           <w:color w:val="7030A0"/>
           <w:szCs w:val="20"/>
         </w:rPr>
@@ -37580,7 +37580,7 @@
       </w:r>
       <w:r>
         <w:rPr>
-          <w:rFonts w:ascii="Aptos Narrow" w:eastAsia="Microsoft YaHei" w:hAnsi="Aptos Narrow" w:cstheme="minorHAnsi"/>
+          <w:rFonts w:ascii="Aptos Narrow" w:eastAsia="微软雅黑" w:hAnsi="Aptos Narrow" w:cstheme="minorHAnsi"/>
           <w:szCs w:val="20"/>
         </w:rPr>
         <w:t xml:space="preserve"> will intervene in the installation process.</w:t>
@@ -37593,20 +37593,20 @@
         <w:ind w:left="5387"/>
         <w:contextualSpacing w:val="0"/>
         <w:rPr>
-          <w:rFonts w:ascii="Aptos Narrow" w:eastAsia="Microsoft YaHei" w:hAnsi="Aptos Narrow" w:cstheme="minorHAnsi"/>
-          <w:szCs w:val="20"/>
-        </w:rPr>
-      </w:pPr>
-      <w:r>
-        <w:rPr>
-          <w:rFonts w:ascii="Aptos Narrow" w:eastAsia="Microsoft YaHei" w:hAnsi="Aptos Narrow" w:cstheme="minorHAnsi"/>
+          <w:rFonts w:ascii="Aptos Narrow" w:eastAsia="微软雅黑" w:hAnsi="Aptos Narrow" w:cstheme="minorHAnsi"/>
+          <w:szCs w:val="20"/>
+        </w:rPr>
+      </w:pPr>
+      <w:r>
+        <w:rPr>
+          <w:rFonts w:ascii="Aptos Narrow" w:eastAsia="微软雅黑" w:hAnsi="Aptos Narrow" w:cstheme="minorHAnsi"/>
           <w:szCs w:val="20"/>
         </w:rPr>
         <w:t xml:space="preserve">Copy </w:t>
       </w:r>
       <w:r>
         <w:rPr>
-          <w:rFonts w:ascii="Aptos Narrow" w:eastAsia="Microsoft YaHei" w:hAnsi="Aptos Narrow" w:cstheme="minorHAnsi"/>
+          <w:rFonts w:ascii="Aptos Narrow" w:eastAsia="微软雅黑" w:hAnsi="Aptos Narrow" w:cstheme="minorHAnsi"/>
           <w:color w:val="7030A0"/>
           <w:szCs w:val="20"/>
         </w:rPr>
@@ -37614,7 +37614,7 @@
       </w:r>
       <w:r>
         <w:rPr>
-          <w:rFonts w:ascii="Aptos Narrow" w:eastAsia="Microsoft YaHei" w:hAnsi="Aptos Narrow" w:cstheme="minorHAnsi"/>
+          <w:rFonts w:ascii="Aptos Narrow" w:eastAsia="微软雅黑" w:hAnsi="Aptos Narrow" w:cstheme="minorHAnsi"/>
           <w:color w:val="7030A0"/>
           <w:szCs w:val="20"/>
         </w:rPr>
@@ -37622,14 +37622,14 @@
       </w:r>
       <w:r>
         <w:rPr>
-          <w:rFonts w:ascii="Aptos Narrow" w:eastAsia="Microsoft YaHei" w:hAnsi="Aptos Narrow" w:cstheme="minorHAnsi"/>
+          <w:rFonts w:ascii="Aptos Narrow" w:eastAsia="微软雅黑" w:hAnsi="Aptos Narrow" w:cstheme="minorHAnsi"/>
           <w:szCs w:val="20"/>
         </w:rPr>
         <w:t xml:space="preserve"> to </w:t>
       </w:r>
       <w:r>
         <w:rPr>
-          <w:rFonts w:ascii="Aptos Narrow" w:eastAsia="Microsoft YaHei" w:hAnsi="Aptos Narrow" w:cstheme="minorHAnsi"/>
+          <w:rFonts w:ascii="Aptos Narrow" w:eastAsia="微软雅黑" w:hAnsi="Aptos Narrow" w:cstheme="minorHAnsi"/>
           <w:color w:val="7030A0"/>
           <w:szCs w:val="20"/>
         </w:rPr>
@@ -37637,7 +37637,7 @@
       </w:r>
       <w:r>
         <w:rPr>
-          <w:rFonts w:ascii="Aptos Narrow" w:eastAsia="Microsoft YaHei" w:hAnsi="Aptos Narrow" w:cstheme="minorHAnsi"/>
+          <w:rFonts w:ascii="Aptos Narrow" w:eastAsia="微软雅黑" w:hAnsi="Aptos Narrow" w:cstheme="minorHAnsi"/>
           <w:color w:val="7030A0"/>
           <w:szCs w:val="20"/>
         </w:rPr>
@@ -37645,7 +37645,7 @@
       </w:r>
       <w:r>
         <w:rPr>
-          <w:rFonts w:ascii="Aptos Narrow" w:eastAsia="Microsoft YaHei" w:hAnsi="Aptos Narrow" w:cstheme="minorHAnsi"/>
+          <w:rFonts w:ascii="Aptos Narrow" w:eastAsia="微软雅黑" w:hAnsi="Aptos Narrow" w:cstheme="minorHAnsi"/>
           <w:color w:val="7030A0"/>
           <w:szCs w:val="20"/>
         </w:rPr>
@@ -37659,14 +37659,14 @@
         <w:ind w:left="5387"/>
         <w:contextualSpacing w:val="0"/>
         <w:rPr>
-          <w:rFonts w:ascii="Aptos Narrow" w:eastAsia="Microsoft YaHei" w:hAnsi="Aptos Narrow" w:cstheme="minorHAnsi"/>
-          <w:color w:val="70AD47" w:themeColor="accent6"/>
-          <w:szCs w:val="20"/>
-        </w:rPr>
-      </w:pPr>
-      <w:r>
-        <w:rPr>
-          <w:rFonts w:ascii="Aptos Narrow" w:eastAsia="Microsoft YaHei" w:hAnsi="Aptos Narrow" w:cstheme="minorHAnsi"/>
+          <w:rFonts w:ascii="Aptos Narrow" w:eastAsia="微软雅黑" w:hAnsi="Aptos Narrow" w:cstheme="minorHAnsi"/>
+          <w:color w:val="70AD47" w:themeColor="accent6"/>
+          <w:szCs w:val="20"/>
+        </w:rPr>
+      </w:pPr>
+      <w:r>
+        <w:rPr>
+          <w:rFonts w:ascii="Aptos Narrow" w:eastAsia="微软雅黑" w:hAnsi="Aptos Narrow" w:cstheme="minorHAnsi"/>
           <w:color w:val="70AD47" w:themeColor="accent6"/>
           <w:szCs w:val="20"/>
         </w:rPr>
@@ -37674,7 +37674,7 @@
       </w:r>
       <w:r>
         <w:rPr>
-          <w:rFonts w:ascii="Aptos Narrow" w:eastAsia="Microsoft YaHei" w:hAnsi="Aptos Narrow" w:cstheme="minorHAnsi"/>
+          <w:rFonts w:ascii="Aptos Narrow" w:eastAsia="微软雅黑" w:hAnsi="Aptos Narrow" w:cstheme="minorHAnsi"/>
           <w:color w:val="70AD47" w:themeColor="accent6"/>
           <w:szCs w:val="20"/>
         </w:rPr>
@@ -37682,7 +37682,7 @@
       </w:r>
       <w:r>
         <w:rPr>
-          <w:rFonts w:ascii="Aptos Narrow" w:eastAsia="Microsoft YaHei" w:hAnsi="Aptos Narrow" w:cstheme="minorHAnsi"/>
+          <w:rFonts w:ascii="Aptos Narrow" w:eastAsia="微软雅黑" w:hAnsi="Aptos Narrow" w:cstheme="minorHAnsi"/>
           <w:color w:val="70AD47" w:themeColor="accent6"/>
           <w:szCs w:val="20"/>
         </w:rPr>
@@ -37690,7 +37690,7 @@
       </w:r>
       <w:r>
         <w:rPr>
-          <w:rFonts w:ascii="Aptos Narrow" w:eastAsia="Microsoft YaHei" w:hAnsi="Aptos Narrow" w:cstheme="minorHAnsi"/>
+          <w:rFonts w:ascii="Aptos Narrow" w:eastAsia="微软雅黑" w:hAnsi="Aptos Narrow" w:cstheme="minorHAnsi"/>
           <w:color w:val="70AD47" w:themeColor="accent6"/>
           <w:szCs w:val="20"/>
         </w:rPr>
@@ -37698,7 +37698,7 @@
       </w:r>
       <w:r>
         <w:rPr>
-          <w:rFonts w:ascii="Aptos Narrow" w:eastAsia="Microsoft YaHei" w:hAnsi="Aptos Narrow" w:cstheme="minorHAnsi"/>
+          <w:rFonts w:ascii="Aptos Narrow" w:eastAsia="微软雅黑" w:hAnsi="Aptos Narrow" w:cstheme="minorHAnsi"/>
           <w:color w:val="70AD47" w:themeColor="accent6"/>
           <w:szCs w:val="20"/>
         </w:rPr>
@@ -37717,7 +37717,7 @@
         <w:spacing w:before="720" w:line="360" w:lineRule="auto"/>
         <w:ind w:left="5387" w:hanging="1134"/>
         <w:rPr>
-          <w:rFonts w:ascii="Aptos Narrow" w:eastAsia="Microsoft YaHei" w:hAnsi="Aptos Narrow"/>
+          <w:rFonts w:ascii="Aptos Narrow" w:eastAsia="微软雅黑" w:hAnsi="Aptos Narrow"/>
           <w:color w:val="7030A0"/>
           <w:sz w:val="20"/>
           <w:szCs w:val="20"/>
@@ -37725,7 +37725,7 @@
       </w:pPr>
       <w:r>
         <w:rPr>
-          <w:rFonts w:ascii="Aptos Narrow" w:eastAsia="Microsoft YaHei" w:hAnsi="Aptos Narrow"/>
+          <w:rFonts w:ascii="Aptos Narrow" w:eastAsia="微软雅黑" w:hAnsi="Aptos Narrow"/>
           <w:color w:val="auto"/>
           <w:sz w:val="20"/>
           <w:szCs w:val="20"/>
@@ -37734,7 +37734,7 @@
       </w:r>
       <w:r>
         <w:rPr>
-          <w:rFonts w:ascii="Aptos Narrow" w:eastAsia="Microsoft YaHei" w:hAnsi="Aptos Narrow"/>
+          <w:rFonts w:ascii="Aptos Narrow" w:eastAsia="微软雅黑" w:hAnsi="Aptos Narrow"/>
           <w:color w:val="7030A0"/>
           <w:sz w:val="20"/>
           <w:szCs w:val="20"/>
@@ -37749,13 +37749,13 @@
         <w:ind w:left="5387"/>
         <w:contextualSpacing w:val="0"/>
         <w:rPr>
-          <w:rFonts w:ascii="Aptos Narrow" w:eastAsia="Microsoft YaHei" w:hAnsi="Aptos Narrow" w:cstheme="minorHAnsi"/>
-          <w:szCs w:val="20"/>
-        </w:rPr>
-      </w:pPr>
-      <w:r>
-        <w:rPr>
-          <w:rFonts w:ascii="Aptos Narrow" w:eastAsia="Microsoft YaHei" w:hAnsi="Aptos Narrow" w:cstheme="minorHAnsi"/>
+          <w:rFonts w:ascii="Aptos Narrow" w:eastAsia="微软雅黑" w:hAnsi="Aptos Narrow" w:cstheme="minorHAnsi"/>
+          <w:szCs w:val="20"/>
+        </w:rPr>
+      </w:pPr>
+      <w:r>
+        <w:rPr>
+          <w:rFonts w:ascii="Aptos Narrow" w:eastAsia="微软雅黑" w:hAnsi="Aptos Narrow" w:cstheme="minorHAnsi"/>
           <w:szCs w:val="20"/>
         </w:rPr>
         <w:t>Copy it to the system disk during the installation process, copy to: {system disk}:\Windows\Panther\unattend.xml</w:t>
@@ -37771,14 +37771,14 @@
         <w:spacing w:line="360" w:lineRule="auto"/>
         <w:ind w:left="6663" w:hanging="1276"/>
         <w:rPr>
-          <w:rFonts w:ascii="Aptos Narrow" w:eastAsia="Microsoft YaHei" w:hAnsi="Aptos Narrow"/>
+          <w:rFonts w:ascii="Aptos Narrow" w:eastAsia="微软雅黑" w:hAnsi="Aptos Narrow"/>
           <w:iCs w:val="0"/>
           <w:szCs w:val="20"/>
         </w:rPr>
       </w:pPr>
       <w:r>
         <w:rPr>
-          <w:rFonts w:ascii="Aptos Narrow" w:eastAsia="Microsoft YaHei" w:hAnsi="Aptos Narrow"/>
+          <w:rFonts w:ascii="Aptos Narrow" w:eastAsia="微软雅黑" w:hAnsi="Aptos Narrow"/>
           <w:iCs w:val="0"/>
           <w:szCs w:val="20"/>
         </w:rPr>
@@ -37792,13 +37792,13 @@
         <w:ind w:left="6663"/>
         <w:contextualSpacing w:val="0"/>
         <w:rPr>
-          <w:rFonts w:ascii="Aptos Narrow" w:eastAsia="Microsoft YaHei" w:hAnsi="Aptos Narrow" w:cstheme="minorHAnsi"/>
-          <w:szCs w:val="20"/>
-        </w:rPr>
-      </w:pPr>
-      <w:r>
-        <w:rPr>
-          <w:rFonts w:ascii="Aptos Narrow" w:eastAsia="Microsoft YaHei" w:hAnsi="Aptos Narrow" w:cstheme="minorHAnsi"/>
+          <w:rFonts w:ascii="Aptos Narrow" w:eastAsia="微软雅黑" w:hAnsi="Aptos Narrow" w:cstheme="minorHAnsi"/>
+          <w:szCs w:val="20"/>
+        </w:rPr>
+      </w:pPr>
+      <w:r>
+        <w:rPr>
+          <w:rFonts w:ascii="Aptos Narrow" w:eastAsia="微软雅黑" w:hAnsi="Aptos Narrow" w:cstheme="minorHAnsi"/>
           <w:color w:val="70AD47" w:themeColor="accent6"/>
           <w:szCs w:val="20"/>
         </w:rPr>
@@ -37806,7 +37806,7 @@
       </w:r>
       <w:r>
         <w:rPr>
-          <w:rFonts w:ascii="Aptos Narrow" w:eastAsia="Microsoft YaHei" w:hAnsi="Aptos Narrow" w:cstheme="minorHAnsi"/>
+          <w:rFonts w:ascii="Aptos Narrow" w:eastAsia="微软雅黑" w:hAnsi="Aptos Narrow" w:cstheme="minorHAnsi"/>
           <w:color w:val="70AD47" w:themeColor="accent6"/>
           <w:szCs w:val="20"/>
         </w:rPr>
@@ -37814,7 +37814,7 @@
       </w:r>
       <w:r>
         <w:rPr>
-          <w:rFonts w:ascii="Aptos Narrow" w:eastAsia="Microsoft YaHei" w:hAnsi="Aptos Narrow" w:cstheme="minorHAnsi"/>
+          <w:rFonts w:ascii="Aptos Narrow" w:eastAsia="微软雅黑" w:hAnsi="Aptos Narrow" w:cstheme="minorHAnsi"/>
           <w:color w:val="70AD47" w:themeColor="accent6"/>
           <w:szCs w:val="20"/>
         </w:rPr>
@@ -37831,14 +37831,14 @@
         <w:spacing w:before="720" w:line="360" w:lineRule="auto"/>
         <w:ind w:left="6663" w:hanging="1276"/>
         <w:rPr>
-          <w:rFonts w:ascii="Aptos Narrow" w:eastAsia="Microsoft YaHei" w:hAnsi="Aptos Narrow"/>
+          <w:rFonts w:ascii="Aptos Narrow" w:eastAsia="微软雅黑" w:hAnsi="Aptos Narrow"/>
           <w:iCs w:val="0"/>
           <w:szCs w:val="20"/>
         </w:rPr>
       </w:pPr>
       <w:r>
         <w:rPr>
-          <w:rFonts w:ascii="Aptos Narrow" w:eastAsia="Microsoft YaHei" w:hAnsi="Aptos Narrow"/>
+          <w:rFonts w:ascii="Aptos Narrow" w:eastAsia="微软雅黑" w:hAnsi="Aptos Narrow"/>
           <w:iCs w:val="0"/>
           <w:szCs w:val="20"/>
         </w:rPr>
@@ -37852,20 +37852,20 @@
         <w:ind w:left="6663"/>
         <w:contextualSpacing w:val="0"/>
         <w:rPr>
-          <w:rFonts w:ascii="Aptos Narrow" w:eastAsia="Microsoft YaHei" w:hAnsi="Aptos Narrow" w:cstheme="minorHAnsi"/>
-          <w:szCs w:val="20"/>
-        </w:rPr>
-      </w:pPr>
-      <w:r>
-        <w:rPr>
-          <w:rFonts w:ascii="Aptos Narrow" w:eastAsia="Microsoft YaHei" w:hAnsi="Aptos Narrow" w:cstheme="minorHAnsi"/>
+          <w:rFonts w:ascii="Aptos Narrow" w:eastAsia="微软雅黑" w:hAnsi="Aptos Narrow" w:cstheme="minorHAnsi"/>
+          <w:szCs w:val="20"/>
+        </w:rPr>
+      </w:pPr>
+      <w:r>
+        <w:rPr>
+          <w:rFonts w:ascii="Aptos Narrow" w:eastAsia="微软雅黑" w:hAnsi="Aptos Narrow" w:cstheme="minorHAnsi"/>
           <w:szCs w:val="20"/>
         </w:rPr>
         <w:t xml:space="preserve">Copy  </w:t>
       </w:r>
       <w:r>
         <w:rPr>
-          <w:rFonts w:ascii="Aptos Narrow" w:eastAsia="Microsoft YaHei" w:hAnsi="Aptos Narrow" w:cstheme="minorHAnsi"/>
+          <w:rFonts w:ascii="Aptos Narrow" w:eastAsia="微软雅黑" w:hAnsi="Aptos Narrow" w:cstheme="minorHAnsi"/>
           <w:color w:val="7030A0"/>
           <w:szCs w:val="20"/>
         </w:rPr>
@@ -37873,7 +37873,7 @@
       </w:r>
       <w:r>
         <w:rPr>
-          <w:rFonts w:ascii="Aptos Narrow" w:eastAsia="Microsoft YaHei" w:hAnsi="Aptos Narrow" w:cstheme="minorHAnsi"/>
+          <w:rFonts w:ascii="Aptos Narrow" w:eastAsia="微软雅黑" w:hAnsi="Aptos Narrow" w:cstheme="minorHAnsi"/>
           <w:color w:val="7030A0"/>
           <w:szCs w:val="20"/>
         </w:rPr>
@@ -37881,14 +37881,14 @@
       </w:r>
       <w:r>
         <w:rPr>
-          <w:rFonts w:ascii="Aptos Narrow" w:eastAsia="Microsoft YaHei" w:hAnsi="Aptos Narrow" w:cstheme="minorHAnsi"/>
+          <w:rFonts w:ascii="Aptos Narrow" w:eastAsia="微软雅黑" w:hAnsi="Aptos Narrow" w:cstheme="minorHAnsi"/>
           <w:szCs w:val="20"/>
         </w:rPr>
         <w:t xml:space="preserve"> to </w:t>
       </w:r>
       <w:r>
         <w:rPr>
-          <w:rFonts w:ascii="Aptos Narrow" w:eastAsia="Microsoft YaHei" w:hAnsi="Aptos Narrow" w:cstheme="minorHAnsi"/>
+          <w:rFonts w:ascii="Aptos Narrow" w:eastAsia="微软雅黑" w:hAnsi="Aptos Narrow" w:cstheme="minorHAnsi"/>
           <w:color w:val="7030A0"/>
           <w:szCs w:val="20"/>
         </w:rPr>
@@ -37896,7 +37896,7 @@
       </w:r>
       <w:r>
         <w:rPr>
-          <w:rFonts w:ascii="Aptos Narrow" w:eastAsia="Microsoft YaHei" w:hAnsi="Aptos Narrow" w:cstheme="minorHAnsi"/>
+          <w:rFonts w:ascii="Aptos Narrow" w:eastAsia="微软雅黑" w:hAnsi="Aptos Narrow" w:cstheme="minorHAnsi"/>
           <w:color w:val="7030A0"/>
           <w:szCs w:val="20"/>
         </w:rPr>
@@ -37904,7 +37904,7 @@
       </w:r>
       <w:r>
         <w:rPr>
-          <w:rFonts w:ascii="Aptos Narrow" w:eastAsia="Microsoft YaHei" w:hAnsi="Aptos Narrow" w:cstheme="minorHAnsi"/>
+          <w:rFonts w:ascii="Aptos Narrow" w:eastAsia="微软雅黑" w:hAnsi="Aptos Narrow" w:cstheme="minorHAnsi"/>
           <w:color w:val="7030A0"/>
           <w:szCs w:val="20"/>
         </w:rPr>
@@ -37918,14 +37918,14 @@
         <w:ind w:left="6663"/>
         <w:contextualSpacing w:val="0"/>
         <w:rPr>
-          <w:rFonts w:ascii="Aptos Narrow" w:eastAsia="Microsoft YaHei" w:hAnsi="Aptos Narrow" w:cstheme="minorHAnsi"/>
-          <w:color w:val="70AD47" w:themeColor="accent6"/>
-          <w:szCs w:val="20"/>
-        </w:rPr>
-      </w:pPr>
-      <w:r>
-        <w:rPr>
-          <w:rFonts w:ascii="Aptos Narrow" w:eastAsia="Microsoft YaHei" w:hAnsi="Aptos Narrow" w:cstheme="minorHAnsi"/>
+          <w:rFonts w:ascii="Aptos Narrow" w:eastAsia="微软雅黑" w:hAnsi="Aptos Narrow" w:cstheme="minorHAnsi"/>
+          <w:color w:val="70AD47" w:themeColor="accent6"/>
+          <w:szCs w:val="20"/>
+        </w:rPr>
+      </w:pPr>
+      <w:r>
+        <w:rPr>
+          <w:rFonts w:ascii="Aptos Narrow" w:eastAsia="微软雅黑" w:hAnsi="Aptos Narrow" w:cstheme="minorHAnsi"/>
           <w:color w:val="70AD47" w:themeColor="accent6"/>
           <w:szCs w:val="20"/>
         </w:rPr>
@@ -37933,7 +37933,7 @@
       </w:r>
       <w:r>
         <w:rPr>
-          <w:rFonts w:ascii="Aptos Narrow" w:eastAsia="Microsoft YaHei" w:hAnsi="Aptos Narrow" w:cstheme="minorHAnsi"/>
+          <w:rFonts w:ascii="Aptos Narrow" w:eastAsia="微软雅黑" w:hAnsi="Aptos Narrow" w:cstheme="minorHAnsi"/>
           <w:color w:val="70AD47" w:themeColor="accent6"/>
           <w:szCs w:val="20"/>
         </w:rPr>
@@ -37941,7 +37941,7 @@
       </w:r>
       <w:r>
         <w:rPr>
-          <w:rFonts w:ascii="Aptos Narrow" w:eastAsia="Microsoft YaHei" w:hAnsi="Aptos Narrow" w:cstheme="minorHAnsi"/>
+          <w:rFonts w:ascii="Aptos Narrow" w:eastAsia="微软雅黑" w:hAnsi="Aptos Narrow" w:cstheme="minorHAnsi"/>
           <w:color w:val="70AD47" w:themeColor="accent6"/>
           <w:szCs w:val="20"/>
         </w:rPr>
@@ -37949,7 +37949,7 @@
       </w:r>
       <w:r>
         <w:rPr>
-          <w:rFonts w:ascii="Aptos Narrow" w:eastAsia="Microsoft YaHei" w:hAnsi="Aptos Narrow" w:cstheme="minorHAnsi"/>
+          <w:rFonts w:ascii="Aptos Narrow" w:eastAsia="微软雅黑" w:hAnsi="Aptos Narrow" w:cstheme="minorHAnsi"/>
           <w:color w:val="70AD47" w:themeColor="accent6"/>
           <w:szCs w:val="20"/>
         </w:rPr>
@@ -37957,7 +37957,7 @@
       </w:r>
       <w:r>
         <w:rPr>
-          <w:rFonts w:ascii="Aptos Narrow" w:eastAsia="Microsoft YaHei" w:hAnsi="Aptos Narrow" w:cstheme="minorHAnsi"/>
+          <w:rFonts w:ascii="Aptos Narrow" w:eastAsia="微软雅黑" w:hAnsi="Aptos Narrow" w:cstheme="minorHAnsi"/>
           <w:color w:val="70AD47" w:themeColor="accent6"/>
           <w:szCs w:val="20"/>
         </w:rPr>
@@ -37974,14 +37974,14 @@
         <w:spacing w:before="720" w:line="360" w:lineRule="auto"/>
         <w:ind w:left="4253" w:hanging="851"/>
         <w:rPr>
-          <w:rFonts w:ascii="Aptos Narrow" w:eastAsia="Microsoft YaHei" w:hAnsi="Aptos Narrow"/>
+          <w:rFonts w:ascii="Aptos Narrow" w:eastAsia="微软雅黑" w:hAnsi="Aptos Narrow"/>
           <w:iCs w:val="0"/>
           <w:szCs w:val="20"/>
         </w:rPr>
       </w:pPr>
       <w:r>
         <w:rPr>
-          <w:rFonts w:ascii="Aptos Narrow" w:eastAsia="Microsoft YaHei" w:hAnsi="Aptos Narrow"/>
+          <w:rFonts w:ascii="Aptos Narrow" w:eastAsia="微软雅黑" w:hAnsi="Aptos Narrow"/>
           <w:iCs w:val="0"/>
           <w:szCs w:val="20"/>
         </w:rPr>
@@ -37994,20 +37994,20 @@
         <w:spacing w:before="240" w:line="360" w:lineRule="auto"/>
         <w:ind w:left="4253"/>
         <w:rPr>
-          <w:rFonts w:ascii="Aptos Narrow" w:eastAsia="Microsoft YaHei" w:hAnsi="Aptos Narrow" w:cstheme="minorHAnsi"/>
-          <w:szCs w:val="20"/>
-        </w:rPr>
-      </w:pPr>
-      <w:r>
-        <w:rPr>
-          <w:rFonts w:ascii="Aptos Narrow" w:eastAsia="Microsoft YaHei" w:hAnsi="Aptos Narrow" w:cstheme="minorHAnsi"/>
+          <w:rFonts w:ascii="Aptos Narrow" w:eastAsia="微软雅黑" w:hAnsi="Aptos Narrow" w:cstheme="minorHAnsi"/>
+          <w:szCs w:val="20"/>
+        </w:rPr>
+      </w:pPr>
+      <w:r>
+        <w:rPr>
+          <w:rFonts w:ascii="Aptos Narrow" w:eastAsia="微软雅黑" w:hAnsi="Aptos Narrow" w:cstheme="minorHAnsi"/>
           <w:szCs w:val="20"/>
         </w:rPr>
         <w:t>Add "</w:t>
       </w:r>
       <w:r>
         <w:rPr>
-          <w:rFonts w:ascii="Aptos Narrow" w:eastAsia="Microsoft YaHei" w:hAnsi="Aptos Narrow" w:cstheme="minorHAnsi"/>
+          <w:rFonts w:ascii="Aptos Narrow" w:eastAsia="微软雅黑" w:hAnsi="Aptos Narrow" w:cstheme="minorHAnsi"/>
           <w:color w:val="7030A0"/>
           <w:szCs w:val="20"/>
         </w:rPr>
@@ -38015,14 +38015,14 @@
       </w:r>
       <w:r>
         <w:rPr>
-          <w:rFonts w:ascii="Aptos Narrow" w:eastAsia="Microsoft YaHei" w:hAnsi="Aptos Narrow" w:cstheme="minorHAnsi"/>
+          <w:rFonts w:ascii="Aptos Narrow" w:eastAsia="微软雅黑" w:hAnsi="Aptos Narrow" w:cstheme="minorHAnsi"/>
           <w:szCs w:val="20"/>
         </w:rPr>
         <w:t xml:space="preserve">" to </w:t>
       </w:r>
       <w:r>
         <w:rPr>
-          <w:rFonts w:ascii="Aptos Narrow" w:eastAsia="Microsoft YaHei" w:hAnsi="Aptos Narrow" w:cstheme="minorHAnsi"/>
+          <w:rFonts w:ascii="Aptos Narrow" w:eastAsia="微软雅黑" w:hAnsi="Aptos Narrow" w:cstheme="minorHAnsi"/>
           <w:color w:val="7030A0"/>
           <w:szCs w:val="20"/>
         </w:rPr>
@@ -38030,7 +38030,7 @@
       </w:r>
       <w:r>
         <w:rPr>
-          <w:rFonts w:ascii="Aptos Narrow" w:eastAsia="Microsoft YaHei" w:hAnsi="Aptos Narrow" w:cstheme="minorHAnsi"/>
+          <w:rFonts w:ascii="Aptos Narrow" w:eastAsia="微软雅黑" w:hAnsi="Aptos Narrow" w:cstheme="minorHAnsi"/>
           <w:color w:val="7030A0"/>
           <w:szCs w:val="20"/>
         </w:rPr>
@@ -38038,7 +38038,7 @@
       </w:r>
       <w:r>
         <w:rPr>
-          <w:rFonts w:ascii="Aptos Narrow" w:eastAsia="Microsoft YaHei" w:hAnsi="Aptos Narrow" w:cstheme="minorHAnsi"/>
+          <w:rFonts w:ascii="Aptos Narrow" w:eastAsia="微软雅黑" w:hAnsi="Aptos Narrow" w:cstheme="minorHAnsi"/>
           <w:color w:val="7030A0"/>
           <w:szCs w:val="20"/>
         </w:rPr>
@@ -38046,7 +38046,7 @@
       </w:r>
       <w:r>
         <w:rPr>
-          <w:rFonts w:ascii="Aptos Narrow" w:eastAsia="Microsoft YaHei" w:hAnsi="Aptos Narrow" w:cstheme="minorHAnsi"/>
+          <w:rFonts w:ascii="Aptos Narrow" w:eastAsia="微软雅黑" w:hAnsi="Aptos Narrow" w:cstheme="minorHAnsi"/>
           <w:szCs w:val="20"/>
         </w:rPr>
         <w:t xml:space="preserve"> in the directory.</w:t>
@@ -38064,7 +38064,7 @@
         <w:spacing w:before="720" w:line="360" w:lineRule="auto"/>
         <w:ind w:left="5387" w:hanging="1134"/>
         <w:rPr>
-          <w:rFonts w:ascii="Aptos Narrow" w:eastAsia="Microsoft YaHei" w:hAnsi="Aptos Narrow"/>
+          <w:rFonts w:ascii="Aptos Narrow" w:eastAsia="微软雅黑" w:hAnsi="Aptos Narrow"/>
           <w:color w:val="auto"/>
           <w:sz w:val="20"/>
           <w:szCs w:val="20"/>
@@ -38072,7 +38072,7 @@
       </w:pPr>
       <w:r>
         <w:rPr>
-          <w:rFonts w:ascii="Aptos Narrow" w:eastAsia="Microsoft YaHei" w:hAnsi="Aptos Narrow"/>
+          <w:rFonts w:ascii="Aptos Narrow" w:eastAsia="微软雅黑" w:hAnsi="Aptos Narrow"/>
           <w:color w:val="auto"/>
           <w:sz w:val="20"/>
           <w:szCs w:val="20"/>
@@ -38087,21 +38087,21 @@
         <w:ind w:left="5387"/>
         <w:contextualSpacing w:val="0"/>
         <w:rPr>
-          <w:rFonts w:ascii="Aptos Narrow" w:eastAsia="Microsoft YaHei" w:hAnsi="Aptos Narrow" w:cstheme="minorHAnsi"/>
+          <w:rFonts w:ascii="Aptos Narrow" w:eastAsia="微软雅黑" w:hAnsi="Aptos Narrow" w:cstheme="minorHAnsi"/>
           <w:color w:val="7030A0"/>
           <w:szCs w:val="20"/>
         </w:rPr>
       </w:pPr>
       <w:r>
         <w:rPr>
-          <w:rFonts w:ascii="Aptos Narrow" w:eastAsia="Microsoft YaHei" w:hAnsi="Aptos Narrow" w:cstheme="minorHAnsi"/>
+          <w:rFonts w:ascii="Aptos Narrow" w:eastAsia="微软雅黑" w:hAnsi="Aptos Narrow" w:cstheme="minorHAnsi"/>
           <w:szCs w:val="20"/>
         </w:rPr>
         <w:t xml:space="preserve">Copy  </w:t>
       </w:r>
       <w:r>
         <w:rPr>
-          <w:rFonts w:ascii="Aptos Narrow" w:eastAsia="Microsoft YaHei" w:hAnsi="Aptos Narrow" w:cstheme="minorHAnsi"/>
+          <w:rFonts w:ascii="Aptos Narrow" w:eastAsia="微软雅黑" w:hAnsi="Aptos Narrow" w:cstheme="minorHAnsi"/>
           <w:color w:val="7030A0"/>
           <w:szCs w:val="20"/>
         </w:rPr>
@@ -38109,14 +38109,14 @@
       </w:r>
       <w:r>
         <w:rPr>
-          <w:rFonts w:ascii="Aptos Narrow" w:eastAsia="Microsoft YaHei" w:hAnsi="Aptos Narrow" w:cstheme="minorHAnsi"/>
+          <w:rFonts w:ascii="Aptos Narrow" w:eastAsia="微软雅黑" w:hAnsi="Aptos Narrow" w:cstheme="minorHAnsi"/>
           <w:szCs w:val="20"/>
         </w:rPr>
         <w:t xml:space="preserve"> to </w:t>
       </w:r>
       <w:r>
         <w:rPr>
-          <w:rFonts w:ascii="Aptos Narrow" w:eastAsia="Microsoft YaHei" w:hAnsi="Aptos Narrow" w:cstheme="minorHAnsi"/>
+          <w:rFonts w:ascii="Aptos Narrow" w:eastAsia="微软雅黑" w:hAnsi="Aptos Narrow" w:cstheme="minorHAnsi"/>
           <w:color w:val="7030A0"/>
           <w:szCs w:val="20"/>
         </w:rPr>
@@ -38124,7 +38124,7 @@
       </w:r>
       <w:r>
         <w:rPr>
-          <w:rFonts w:ascii="Aptos Narrow" w:eastAsia="Microsoft YaHei" w:hAnsi="Aptos Narrow" w:cstheme="minorHAnsi"/>
+          <w:rFonts w:ascii="Aptos Narrow" w:eastAsia="微软雅黑" w:hAnsi="Aptos Narrow" w:cstheme="minorHAnsi"/>
           <w:color w:val="7030A0"/>
           <w:szCs w:val="20"/>
         </w:rPr>
@@ -38132,7 +38132,7 @@
       </w:r>
       <w:r>
         <w:rPr>
-          <w:rFonts w:ascii="Aptos Narrow" w:eastAsia="Microsoft YaHei" w:hAnsi="Aptos Narrow" w:cstheme="minorHAnsi"/>
+          <w:rFonts w:ascii="Aptos Narrow" w:eastAsia="微软雅黑" w:hAnsi="Aptos Narrow" w:cstheme="minorHAnsi"/>
           <w:color w:val="7030A0"/>
           <w:szCs w:val="20"/>
         </w:rPr>
@@ -38146,14 +38146,14 @@
         <w:ind w:left="5387"/>
         <w:contextualSpacing w:val="0"/>
         <w:rPr>
-          <w:rFonts w:ascii="Aptos Narrow" w:eastAsia="Microsoft YaHei" w:hAnsi="Aptos Narrow" w:cstheme="minorHAnsi"/>
-          <w:color w:val="70AD47" w:themeColor="accent6"/>
-          <w:szCs w:val="20"/>
-        </w:rPr>
-      </w:pPr>
-      <w:r>
-        <w:rPr>
-          <w:rFonts w:ascii="Aptos Narrow" w:eastAsia="Microsoft YaHei" w:hAnsi="Aptos Narrow" w:cstheme="minorHAnsi"/>
+          <w:rFonts w:ascii="Aptos Narrow" w:eastAsia="微软雅黑" w:hAnsi="Aptos Narrow" w:cstheme="minorHAnsi"/>
+          <w:color w:val="70AD47" w:themeColor="accent6"/>
+          <w:szCs w:val="20"/>
+        </w:rPr>
+      </w:pPr>
+      <w:r>
+        <w:rPr>
+          <w:rFonts w:ascii="Aptos Narrow" w:eastAsia="微软雅黑" w:hAnsi="Aptos Narrow" w:cstheme="minorHAnsi"/>
           <w:color w:val="70AD47" w:themeColor="accent6"/>
           <w:szCs w:val="20"/>
         </w:rPr>
@@ -38161,7 +38161,7 @@
       </w:r>
       <w:r>
         <w:rPr>
-          <w:rFonts w:ascii="Aptos Narrow" w:eastAsia="Microsoft YaHei" w:hAnsi="Aptos Narrow" w:cstheme="minorHAnsi"/>
+          <w:rFonts w:ascii="Aptos Narrow" w:eastAsia="微软雅黑" w:hAnsi="Aptos Narrow" w:cstheme="minorHAnsi"/>
           <w:color w:val="70AD47" w:themeColor="accent6"/>
           <w:szCs w:val="20"/>
         </w:rPr>
@@ -38169,7 +38169,7 @@
       </w:r>
       <w:r>
         <w:rPr>
-          <w:rFonts w:ascii="Aptos Narrow" w:eastAsia="Microsoft YaHei" w:hAnsi="Aptos Narrow" w:cstheme="minorHAnsi"/>
+          <w:rFonts w:ascii="Aptos Narrow" w:eastAsia="微软雅黑" w:hAnsi="Aptos Narrow" w:cstheme="minorHAnsi"/>
           <w:color w:val="70AD47" w:themeColor="accent6"/>
           <w:szCs w:val="20"/>
         </w:rPr>
@@ -38188,7 +38188,7 @@
         <w:spacing w:before="720" w:line="360" w:lineRule="auto"/>
         <w:ind w:left="5387" w:hanging="1134"/>
         <w:rPr>
-          <w:rFonts w:ascii="Aptos Narrow" w:eastAsia="Microsoft YaHei" w:hAnsi="Aptos Narrow"/>
+          <w:rFonts w:ascii="Aptos Narrow" w:eastAsia="微软雅黑" w:hAnsi="Aptos Narrow"/>
           <w:color w:val="auto"/>
           <w:sz w:val="20"/>
           <w:szCs w:val="20"/>
@@ -38196,7 +38196,7 @@
       </w:pPr>
       <w:r>
         <w:rPr>
-          <w:rFonts w:ascii="Aptos Narrow" w:eastAsia="Microsoft YaHei" w:hAnsi="Aptos Narrow"/>
+          <w:rFonts w:ascii="Aptos Narrow" w:eastAsia="微软雅黑" w:hAnsi="Aptos Narrow"/>
           <w:color w:val="auto"/>
           <w:sz w:val="20"/>
           <w:szCs w:val="20"/>
@@ -38211,14 +38211,14 @@
         <w:ind w:left="5400"/>
         <w:contextualSpacing w:val="0"/>
         <w:rPr>
-          <w:rFonts w:ascii="Aptos Narrow" w:eastAsia="Microsoft YaHei" w:hAnsi="Aptos Narrow" w:cstheme="minorHAnsi"/>
-          <w:color w:val="70AD47" w:themeColor="accent6"/>
-          <w:szCs w:val="20"/>
-        </w:rPr>
-      </w:pPr>
-      <w:r>
-        <w:rPr>
-          <w:rFonts w:ascii="Aptos Narrow" w:eastAsia="Microsoft YaHei" w:hAnsi="Aptos Narrow" w:cstheme="minorHAnsi"/>
+          <w:rFonts w:ascii="Aptos Narrow" w:eastAsia="微软雅黑" w:hAnsi="Aptos Narrow" w:cstheme="minorHAnsi"/>
+          <w:color w:val="70AD47" w:themeColor="accent6"/>
+          <w:szCs w:val="20"/>
+        </w:rPr>
+      </w:pPr>
+      <w:r>
+        <w:rPr>
+          <w:rFonts w:ascii="Aptos Narrow" w:eastAsia="微软雅黑" w:hAnsi="Aptos Narrow" w:cstheme="minorHAnsi"/>
           <w:color w:val="70AD47" w:themeColor="accent6"/>
           <w:szCs w:val="20"/>
         </w:rPr>
@@ -38232,14 +38232,14 @@
         <w:ind w:left="5400"/>
         <w:contextualSpacing w:val="0"/>
         <w:rPr>
-          <w:rFonts w:ascii="Aptos Narrow" w:eastAsia="Microsoft YaHei" w:hAnsi="Aptos Narrow" w:cstheme="minorHAnsi"/>
-          <w:color w:val="70AD47" w:themeColor="accent6"/>
-          <w:szCs w:val="20"/>
-        </w:rPr>
-      </w:pPr>
-      <w:r>
-        <w:rPr>
-          <w:rFonts w:ascii="Aptos Narrow" w:eastAsia="Microsoft YaHei" w:hAnsi="Aptos Narrow" w:cstheme="minorHAnsi"/>
+          <w:rFonts w:ascii="Aptos Narrow" w:eastAsia="微软雅黑" w:hAnsi="Aptos Narrow" w:cstheme="minorHAnsi"/>
+          <w:color w:val="70AD47" w:themeColor="accent6"/>
+          <w:szCs w:val="20"/>
+        </w:rPr>
+      </w:pPr>
+      <w:r>
+        <w:rPr>
+          <w:rFonts w:ascii="Aptos Narrow" w:eastAsia="微软雅黑" w:hAnsi="Aptos Narrow" w:cstheme="minorHAnsi"/>
           <w:color w:val="70AD47" w:themeColor="accent6"/>
           <w:szCs w:val="20"/>
         </w:rPr>
@@ -38253,14 +38253,14 @@
         <w:ind w:left="5400"/>
         <w:contextualSpacing w:val="0"/>
         <w:rPr>
-          <w:rFonts w:ascii="Aptos Narrow" w:eastAsia="Microsoft YaHei" w:hAnsi="Aptos Narrow" w:cstheme="minorHAnsi"/>
-          <w:color w:val="70AD47" w:themeColor="accent6"/>
-          <w:szCs w:val="20"/>
-        </w:rPr>
-      </w:pPr>
-      <w:r>
-        <w:rPr>
-          <w:rFonts w:ascii="Aptos Narrow" w:eastAsia="Microsoft YaHei" w:hAnsi="Aptos Narrow" w:cstheme="minorHAnsi"/>
+          <w:rFonts w:ascii="Aptos Narrow" w:eastAsia="微软雅黑" w:hAnsi="Aptos Narrow" w:cstheme="minorHAnsi"/>
+          <w:color w:val="70AD47" w:themeColor="accent6"/>
+          <w:szCs w:val="20"/>
+        </w:rPr>
+      </w:pPr>
+      <w:r>
+        <w:rPr>
+          <w:rFonts w:ascii="Aptos Narrow" w:eastAsia="微软雅黑" w:hAnsi="Aptos Narrow" w:cstheme="minorHAnsi"/>
           <w:color w:val="70AD47" w:themeColor="accent6"/>
           <w:szCs w:val="20"/>
         </w:rPr>
@@ -38274,14 +38274,14 @@
         <w:ind w:left="5400"/>
         <w:contextualSpacing w:val="0"/>
         <w:rPr>
-          <w:rFonts w:ascii="Aptos Narrow" w:eastAsia="Microsoft YaHei" w:hAnsi="Aptos Narrow" w:cstheme="minorHAnsi"/>
-          <w:color w:val="70AD47" w:themeColor="accent6"/>
-          <w:szCs w:val="20"/>
-        </w:rPr>
-      </w:pPr>
-      <w:r>
-        <w:rPr>
-          <w:rFonts w:ascii="Aptos Narrow" w:eastAsia="Microsoft YaHei" w:hAnsi="Aptos Narrow" w:cstheme="minorHAnsi"/>
+          <w:rFonts w:ascii="Aptos Narrow" w:eastAsia="微软雅黑" w:hAnsi="Aptos Narrow" w:cstheme="minorHAnsi"/>
+          <w:color w:val="70AD47" w:themeColor="accent6"/>
+          <w:szCs w:val="20"/>
+        </w:rPr>
+      </w:pPr>
+      <w:r>
+        <w:rPr>
+          <w:rFonts w:ascii="Aptos Narrow" w:eastAsia="微软雅黑" w:hAnsi="Aptos Narrow" w:cstheme="minorHAnsi"/>
           <w:color w:val="70AD47" w:themeColor="accent6"/>
           <w:szCs w:val="20"/>
         </w:rPr>
@@ -38295,14 +38295,14 @@
         <w:ind w:left="5400"/>
         <w:contextualSpacing w:val="0"/>
         <w:rPr>
-          <w:rFonts w:ascii="Aptos Narrow" w:eastAsia="Microsoft YaHei" w:hAnsi="Aptos Narrow" w:cstheme="minorHAnsi"/>
-          <w:color w:val="70AD47" w:themeColor="accent6"/>
-          <w:szCs w:val="20"/>
-        </w:rPr>
-      </w:pPr>
-      <w:r>
-        <w:rPr>
-          <w:rFonts w:ascii="Aptos Narrow" w:eastAsia="Microsoft YaHei" w:hAnsi="Aptos Narrow" w:cstheme="minorHAnsi"/>
+          <w:rFonts w:ascii="Aptos Narrow" w:eastAsia="微软雅黑" w:hAnsi="Aptos Narrow" w:cstheme="minorHAnsi"/>
+          <w:color w:val="70AD47" w:themeColor="accent6"/>
+          <w:szCs w:val="20"/>
+        </w:rPr>
+      </w:pPr>
+      <w:r>
+        <w:rPr>
+          <w:rFonts w:ascii="Aptos Narrow" w:eastAsia="微软雅黑" w:hAnsi="Aptos Narrow" w:cstheme="minorHAnsi"/>
           <w:color w:val="70AD47" w:themeColor="accent6"/>
           <w:szCs w:val="20"/>
         </w:rPr>
@@ -38316,14 +38316,14 @@
         <w:ind w:left="5400"/>
         <w:contextualSpacing w:val="0"/>
         <w:rPr>
-          <w:rFonts w:ascii="Aptos Narrow" w:eastAsia="Microsoft YaHei" w:hAnsi="Aptos Narrow" w:cstheme="minorHAnsi"/>
-          <w:color w:val="70AD47" w:themeColor="accent6"/>
-          <w:szCs w:val="20"/>
-        </w:rPr>
-      </w:pPr>
-      <w:r>
-        <w:rPr>
-          <w:rFonts w:ascii="Aptos Narrow" w:eastAsia="Microsoft YaHei" w:hAnsi="Aptos Narrow" w:cstheme="minorHAnsi"/>
+          <w:rFonts w:ascii="Aptos Narrow" w:eastAsia="微软雅黑" w:hAnsi="Aptos Narrow" w:cstheme="minorHAnsi"/>
+          <w:color w:val="70AD47" w:themeColor="accent6"/>
+          <w:szCs w:val="20"/>
+        </w:rPr>
+      </w:pPr>
+      <w:r>
+        <w:rPr>
+          <w:rFonts w:ascii="Aptos Narrow" w:eastAsia="微软雅黑" w:hAnsi="Aptos Narrow" w:cstheme="minorHAnsi"/>
           <w:color w:val="70AD47" w:themeColor="accent6"/>
           <w:szCs w:val="20"/>
         </w:rPr>
@@ -38337,14 +38337,14 @@
         <w:ind w:left="5400"/>
         <w:contextualSpacing w:val="0"/>
         <w:rPr>
-          <w:rFonts w:ascii="Aptos Narrow" w:eastAsia="Microsoft YaHei" w:hAnsi="Aptos Narrow" w:cstheme="minorHAnsi"/>
-          <w:color w:val="70AD47" w:themeColor="accent6"/>
-          <w:szCs w:val="20"/>
-        </w:rPr>
-      </w:pPr>
-      <w:r>
-        <w:rPr>
-          <w:rFonts w:ascii="Aptos Narrow" w:eastAsia="Microsoft YaHei" w:hAnsi="Aptos Narrow" w:cstheme="minorHAnsi"/>
+          <w:rFonts w:ascii="Aptos Narrow" w:eastAsia="微软雅黑" w:hAnsi="Aptos Narrow" w:cstheme="minorHAnsi"/>
+          <w:color w:val="70AD47" w:themeColor="accent6"/>
+          <w:szCs w:val="20"/>
+        </w:rPr>
+      </w:pPr>
+      <w:r>
+        <w:rPr>
+          <w:rFonts w:ascii="Aptos Narrow" w:eastAsia="微软雅黑" w:hAnsi="Aptos Narrow" w:cstheme="minorHAnsi"/>
           <w:color w:val="70AD47" w:themeColor="accent6"/>
           <w:szCs w:val="20"/>
         </w:rPr>
@@ -38358,14 +38358,14 @@
         <w:ind w:left="5400"/>
         <w:contextualSpacing w:val="0"/>
         <w:rPr>
-          <w:rFonts w:ascii="Aptos Narrow" w:eastAsia="Microsoft YaHei" w:hAnsi="Aptos Narrow" w:cstheme="minorHAnsi"/>
-          <w:color w:val="70AD47" w:themeColor="accent6"/>
-          <w:szCs w:val="20"/>
-        </w:rPr>
-      </w:pPr>
-      <w:r>
-        <w:rPr>
-          <w:rFonts w:ascii="Aptos Narrow" w:eastAsia="Microsoft YaHei" w:hAnsi="Aptos Narrow" w:cstheme="minorHAnsi"/>
+          <w:rFonts w:ascii="Aptos Narrow" w:eastAsia="微软雅黑" w:hAnsi="Aptos Narrow" w:cstheme="minorHAnsi"/>
+          <w:color w:val="70AD47" w:themeColor="accent6"/>
+          <w:szCs w:val="20"/>
+        </w:rPr>
+      </w:pPr>
+      <w:r>
+        <w:rPr>
+          <w:rFonts w:ascii="Aptos Narrow" w:eastAsia="微软雅黑" w:hAnsi="Aptos Narrow" w:cstheme="minorHAnsi"/>
           <w:color w:val="70AD47" w:themeColor="accent6"/>
           <w:szCs w:val="20"/>
         </w:rPr>
@@ -38379,14 +38379,14 @@
         <w:ind w:left="5400"/>
         <w:contextualSpacing w:val="0"/>
         <w:rPr>
-          <w:rFonts w:ascii="Aptos Narrow" w:eastAsia="Microsoft YaHei" w:hAnsi="Aptos Narrow" w:cstheme="minorHAnsi"/>
-          <w:color w:val="70AD47" w:themeColor="accent6"/>
-          <w:szCs w:val="20"/>
-        </w:rPr>
-      </w:pPr>
-      <w:r>
-        <w:rPr>
-          <w:rFonts w:ascii="Aptos Narrow" w:eastAsia="Microsoft YaHei" w:hAnsi="Aptos Narrow" w:cstheme="minorHAnsi"/>
+          <w:rFonts w:ascii="Aptos Narrow" w:eastAsia="微软雅黑" w:hAnsi="Aptos Narrow" w:cstheme="minorHAnsi"/>
+          <w:color w:val="70AD47" w:themeColor="accent6"/>
+          <w:szCs w:val="20"/>
+        </w:rPr>
+      </w:pPr>
+      <w:r>
+        <w:rPr>
+          <w:rFonts w:ascii="Aptos Narrow" w:eastAsia="微软雅黑" w:hAnsi="Aptos Narrow" w:cstheme="minorHAnsi"/>
           <w:color w:val="70AD47" w:themeColor="accent6"/>
           <w:szCs w:val="20"/>
         </w:rPr>
@@ -38400,14 +38400,14 @@
         <w:ind w:left="5400"/>
         <w:contextualSpacing w:val="0"/>
         <w:rPr>
-          <w:rFonts w:ascii="Aptos Narrow" w:eastAsia="Microsoft YaHei" w:hAnsi="Aptos Narrow" w:cstheme="minorHAnsi"/>
-          <w:color w:val="70AD47" w:themeColor="accent6"/>
-          <w:szCs w:val="20"/>
-        </w:rPr>
-      </w:pPr>
-      <w:r>
-        <w:rPr>
-          <w:rFonts w:ascii="Aptos Narrow" w:eastAsia="Microsoft YaHei" w:hAnsi="Aptos Narrow" w:cstheme="minorHAnsi"/>
+          <w:rFonts w:ascii="Aptos Narrow" w:eastAsia="微软雅黑" w:hAnsi="Aptos Narrow" w:cstheme="minorHAnsi"/>
+          <w:color w:val="70AD47" w:themeColor="accent6"/>
+          <w:szCs w:val="20"/>
+        </w:rPr>
+      </w:pPr>
+      <w:r>
+        <w:rPr>
+          <w:rFonts w:ascii="Aptos Narrow" w:eastAsia="微软雅黑" w:hAnsi="Aptos Narrow" w:cstheme="minorHAnsi"/>
           <w:color w:val="70AD47" w:themeColor="accent6"/>
           <w:szCs w:val="20"/>
         </w:rPr>
@@ -38421,14 +38421,14 @@
         <w:ind w:left="5400"/>
         <w:contextualSpacing w:val="0"/>
         <w:rPr>
-          <w:rFonts w:ascii="Aptos Narrow" w:eastAsia="Microsoft YaHei" w:hAnsi="Aptos Narrow" w:cstheme="minorHAnsi"/>
-          <w:color w:val="70AD47" w:themeColor="accent6"/>
-          <w:szCs w:val="20"/>
-        </w:rPr>
-      </w:pPr>
-      <w:r>
-        <w:rPr>
-          <w:rFonts w:ascii="Aptos Narrow" w:eastAsia="Microsoft YaHei" w:hAnsi="Aptos Narrow" w:cstheme="minorHAnsi"/>
+          <w:rFonts w:ascii="Aptos Narrow" w:eastAsia="微软雅黑" w:hAnsi="Aptos Narrow" w:cstheme="minorHAnsi"/>
+          <w:color w:val="70AD47" w:themeColor="accent6"/>
+          <w:szCs w:val="20"/>
+        </w:rPr>
+      </w:pPr>
+      <w:r>
+        <w:rPr>
+          <w:rFonts w:ascii="Aptos Narrow" w:eastAsia="微软雅黑" w:hAnsi="Aptos Narrow" w:cstheme="minorHAnsi"/>
           <w:color w:val="70AD47" w:themeColor="accent6"/>
           <w:szCs w:val="20"/>
         </w:rPr>
@@ -38442,14 +38442,14 @@
         <w:ind w:left="5400"/>
         <w:contextualSpacing w:val="0"/>
         <w:rPr>
-          <w:rFonts w:ascii="Aptos Narrow" w:eastAsia="Microsoft YaHei" w:hAnsi="Aptos Narrow" w:cstheme="minorHAnsi"/>
-          <w:color w:val="70AD47" w:themeColor="accent6"/>
-          <w:szCs w:val="20"/>
-        </w:rPr>
-      </w:pPr>
-      <w:r>
-        <w:rPr>
-          <w:rFonts w:ascii="Aptos Narrow" w:eastAsia="Microsoft YaHei" w:hAnsi="Aptos Narrow" w:cstheme="minorHAnsi"/>
+          <w:rFonts w:ascii="Aptos Narrow" w:eastAsia="微软雅黑" w:hAnsi="Aptos Narrow" w:cstheme="minorHAnsi"/>
+          <w:color w:val="70AD47" w:themeColor="accent6"/>
+          <w:szCs w:val="20"/>
+        </w:rPr>
+      </w:pPr>
+      <w:r>
+        <w:rPr>
+          <w:rFonts w:ascii="Aptos Narrow" w:eastAsia="微软雅黑" w:hAnsi="Aptos Narrow" w:cstheme="minorHAnsi"/>
           <w:color w:val="70AD47" w:themeColor="accent6"/>
           <w:szCs w:val="20"/>
         </w:rPr>
@@ -38463,14 +38463,14 @@
         <w:ind w:left="5400"/>
         <w:contextualSpacing w:val="0"/>
         <w:rPr>
-          <w:rFonts w:ascii="Aptos Narrow" w:eastAsia="Microsoft YaHei" w:hAnsi="Aptos Narrow" w:cstheme="minorHAnsi"/>
-          <w:color w:val="70AD47" w:themeColor="accent6"/>
-          <w:szCs w:val="20"/>
-        </w:rPr>
-      </w:pPr>
-      <w:r>
-        <w:rPr>
-          <w:rFonts w:ascii="Aptos Narrow" w:eastAsia="Microsoft YaHei" w:hAnsi="Aptos Narrow" w:cstheme="minorHAnsi"/>
+          <w:rFonts w:ascii="Aptos Narrow" w:eastAsia="微软雅黑" w:hAnsi="Aptos Narrow" w:cstheme="minorHAnsi"/>
+          <w:color w:val="70AD47" w:themeColor="accent6"/>
+          <w:szCs w:val="20"/>
+        </w:rPr>
+      </w:pPr>
+      <w:r>
+        <w:rPr>
+          <w:rFonts w:ascii="Aptos Narrow" w:eastAsia="微软雅黑" w:hAnsi="Aptos Narrow" w:cstheme="minorHAnsi"/>
           <w:color w:val="70AD47" w:themeColor="accent6"/>
           <w:szCs w:val="20"/>
         </w:rPr>
@@ -38484,14 +38484,14 @@
         <w:ind w:left="5400"/>
         <w:contextualSpacing w:val="0"/>
         <w:rPr>
-          <w:rFonts w:ascii="Aptos Narrow" w:eastAsia="Microsoft YaHei" w:hAnsi="Aptos Narrow" w:cstheme="minorHAnsi"/>
-          <w:color w:val="70AD47" w:themeColor="accent6"/>
-          <w:szCs w:val="20"/>
-        </w:rPr>
-      </w:pPr>
-      <w:r>
-        <w:rPr>
-          <w:rFonts w:ascii="Aptos Narrow" w:eastAsia="Microsoft YaHei" w:hAnsi="Aptos Narrow" w:cstheme="minorHAnsi"/>
+          <w:rFonts w:ascii="Aptos Narrow" w:eastAsia="微软雅黑" w:hAnsi="Aptos Narrow" w:cstheme="minorHAnsi"/>
+          <w:color w:val="70AD47" w:themeColor="accent6"/>
+          <w:szCs w:val="20"/>
+        </w:rPr>
+      </w:pPr>
+      <w:r>
+        <w:rPr>
+          <w:rFonts w:ascii="Aptos Narrow" w:eastAsia="微软雅黑" w:hAnsi="Aptos Narrow" w:cstheme="minorHAnsi"/>
           <w:color w:val="70AD47" w:themeColor="accent6"/>
           <w:szCs w:val="20"/>
         </w:rPr>
@@ -38505,14 +38505,14 @@
         <w:ind w:left="5400"/>
         <w:contextualSpacing w:val="0"/>
         <w:rPr>
-          <w:rFonts w:ascii="Aptos Narrow" w:eastAsia="Microsoft YaHei" w:hAnsi="Aptos Narrow" w:cstheme="minorHAnsi"/>
-          <w:color w:val="70AD47" w:themeColor="accent6"/>
-          <w:szCs w:val="20"/>
-        </w:rPr>
-      </w:pPr>
-      <w:r>
-        <w:rPr>
-          <w:rFonts w:ascii="Aptos Narrow" w:eastAsia="Microsoft YaHei" w:hAnsi="Aptos Narrow" w:cstheme="minorHAnsi"/>
+          <w:rFonts w:ascii="Aptos Narrow" w:eastAsia="微软雅黑" w:hAnsi="Aptos Narrow" w:cstheme="minorHAnsi"/>
+          <w:color w:val="70AD47" w:themeColor="accent6"/>
+          <w:szCs w:val="20"/>
+        </w:rPr>
+      </w:pPr>
+      <w:r>
+        <w:rPr>
+          <w:rFonts w:ascii="Aptos Narrow" w:eastAsia="微软雅黑" w:hAnsi="Aptos Narrow" w:cstheme="minorHAnsi"/>
           <w:color w:val="70AD47" w:themeColor="accent6"/>
           <w:szCs w:val="20"/>
         </w:rPr>
@@ -38526,14 +38526,14 @@
         <w:ind w:left="5400"/>
         <w:contextualSpacing w:val="0"/>
         <w:rPr>
-          <w:rFonts w:ascii="Aptos Narrow" w:eastAsia="Microsoft YaHei" w:hAnsi="Aptos Narrow" w:cstheme="minorHAnsi"/>
-          <w:color w:val="70AD47" w:themeColor="accent6"/>
-          <w:szCs w:val="20"/>
-        </w:rPr>
-      </w:pPr>
-      <w:r>
-        <w:rPr>
-          <w:rFonts w:ascii="Aptos Narrow" w:eastAsia="Microsoft YaHei" w:hAnsi="Aptos Narrow" w:cstheme="minorHAnsi"/>
+          <w:rFonts w:ascii="Aptos Narrow" w:eastAsia="微软雅黑" w:hAnsi="Aptos Narrow" w:cstheme="minorHAnsi"/>
+          <w:color w:val="70AD47" w:themeColor="accent6"/>
+          <w:szCs w:val="20"/>
+        </w:rPr>
+      </w:pPr>
+      <w:r>
+        <w:rPr>
+          <w:rFonts w:ascii="Aptos Narrow" w:eastAsia="微软雅黑" w:hAnsi="Aptos Narrow" w:cstheme="minorHAnsi"/>
           <w:color w:val="70AD47" w:themeColor="accent6"/>
           <w:szCs w:val="20"/>
         </w:rPr>
@@ -38547,14 +38547,14 @@
         <w:ind w:left="5400"/>
         <w:contextualSpacing w:val="0"/>
         <w:rPr>
-          <w:rFonts w:ascii="Aptos Narrow" w:eastAsia="Microsoft YaHei" w:hAnsi="Aptos Narrow" w:cstheme="minorHAnsi"/>
-          <w:color w:val="70AD47" w:themeColor="accent6"/>
-          <w:szCs w:val="20"/>
-        </w:rPr>
-      </w:pPr>
-      <w:r>
-        <w:rPr>
-          <w:rFonts w:ascii="Aptos Narrow" w:eastAsia="Microsoft YaHei" w:hAnsi="Aptos Narrow" w:cstheme="minorHAnsi"/>
+          <w:rFonts w:ascii="Aptos Narrow" w:eastAsia="微软雅黑" w:hAnsi="Aptos Narrow" w:cstheme="minorHAnsi"/>
+          <w:color w:val="70AD47" w:themeColor="accent6"/>
+          <w:szCs w:val="20"/>
+        </w:rPr>
+      </w:pPr>
+      <w:r>
+        <w:rPr>
+          <w:rFonts w:ascii="Aptos Narrow" w:eastAsia="微软雅黑" w:hAnsi="Aptos Narrow" w:cstheme="minorHAnsi"/>
           <w:color w:val="70AD47" w:themeColor="accent6"/>
           <w:szCs w:val="20"/>
         </w:rPr>
@@ -38568,14 +38568,14 @@
         <w:ind w:left="5400"/>
         <w:contextualSpacing w:val="0"/>
         <w:rPr>
-          <w:rFonts w:ascii="Aptos Narrow" w:eastAsia="Microsoft YaHei" w:hAnsi="Aptos Narrow" w:cstheme="minorHAnsi"/>
-          <w:color w:val="70AD47" w:themeColor="accent6"/>
-          <w:szCs w:val="20"/>
-        </w:rPr>
-      </w:pPr>
-      <w:r>
-        <w:rPr>
-          <w:rFonts w:ascii="Aptos Narrow" w:eastAsia="Microsoft YaHei" w:hAnsi="Aptos Narrow" w:cstheme="minorHAnsi"/>
+          <w:rFonts w:ascii="Aptos Narrow" w:eastAsia="微软雅黑" w:hAnsi="Aptos Narrow" w:cstheme="minorHAnsi"/>
+          <w:color w:val="70AD47" w:themeColor="accent6"/>
+          <w:szCs w:val="20"/>
+        </w:rPr>
+      </w:pPr>
+      <w:r>
+        <w:rPr>
+          <w:rFonts w:ascii="Aptos Narrow" w:eastAsia="微软雅黑" w:hAnsi="Aptos Narrow" w:cstheme="minorHAnsi"/>
           <w:color w:val="70AD47" w:themeColor="accent6"/>
           <w:szCs w:val="20"/>
         </w:rPr>
@@ -38589,14 +38589,14 @@
         <w:ind w:left="5400"/>
         <w:contextualSpacing w:val="0"/>
         <w:rPr>
-          <w:rFonts w:ascii="Aptos Narrow" w:eastAsia="Microsoft YaHei" w:hAnsi="Aptos Narrow" w:cstheme="minorHAnsi"/>
-          <w:color w:val="70AD47" w:themeColor="accent6"/>
-          <w:szCs w:val="20"/>
-        </w:rPr>
-      </w:pPr>
-      <w:r>
-        <w:rPr>
-          <w:rFonts w:ascii="Aptos Narrow" w:eastAsia="Microsoft YaHei" w:hAnsi="Aptos Narrow" w:cstheme="minorHAnsi"/>
+          <w:rFonts w:ascii="Aptos Narrow" w:eastAsia="微软雅黑" w:hAnsi="Aptos Narrow" w:cstheme="minorHAnsi"/>
+          <w:color w:val="70AD47" w:themeColor="accent6"/>
+          <w:szCs w:val="20"/>
+        </w:rPr>
+      </w:pPr>
+      <w:r>
+        <w:rPr>
+          <w:rFonts w:ascii="Aptos Narrow" w:eastAsia="微软雅黑" w:hAnsi="Aptos Narrow" w:cstheme="minorHAnsi"/>
           <w:color w:val="70AD47" w:themeColor="accent6"/>
           <w:szCs w:val="20"/>
         </w:rPr>
@@ -38610,14 +38610,14 @@
         <w:ind w:left="5400"/>
         <w:contextualSpacing w:val="0"/>
         <w:rPr>
-          <w:rFonts w:ascii="Aptos Narrow" w:eastAsia="Microsoft YaHei" w:hAnsi="Aptos Narrow" w:cstheme="minorHAnsi"/>
-          <w:color w:val="70AD47" w:themeColor="accent6"/>
-          <w:szCs w:val="20"/>
-        </w:rPr>
-      </w:pPr>
-      <w:r>
-        <w:rPr>
-          <w:rFonts w:ascii="Aptos Narrow" w:eastAsia="Microsoft YaHei" w:hAnsi="Aptos Narrow" w:cstheme="minorHAnsi"/>
+          <w:rFonts w:ascii="Aptos Narrow" w:eastAsia="微软雅黑" w:hAnsi="Aptos Narrow" w:cstheme="minorHAnsi"/>
+          <w:color w:val="70AD47" w:themeColor="accent6"/>
+          <w:szCs w:val="20"/>
+        </w:rPr>
+      </w:pPr>
+      <w:r>
+        <w:rPr>
+          <w:rFonts w:ascii="Aptos Narrow" w:eastAsia="微软雅黑" w:hAnsi="Aptos Narrow" w:cstheme="minorHAnsi"/>
           <w:color w:val="70AD47" w:themeColor="accent6"/>
           <w:szCs w:val="20"/>
         </w:rPr>
@@ -38631,14 +38631,14 @@
         <w:ind w:left="5400"/>
         <w:contextualSpacing w:val="0"/>
         <w:rPr>
-          <w:rFonts w:ascii="Aptos Narrow" w:eastAsia="Microsoft YaHei" w:hAnsi="Aptos Narrow" w:cstheme="minorHAnsi"/>
-          <w:color w:val="70AD47" w:themeColor="accent6"/>
-          <w:szCs w:val="20"/>
-        </w:rPr>
-      </w:pPr>
-      <w:r>
-        <w:rPr>
-          <w:rFonts w:ascii="Aptos Narrow" w:eastAsia="Microsoft YaHei" w:hAnsi="Aptos Narrow" w:cstheme="minorHAnsi"/>
+          <w:rFonts w:ascii="Aptos Narrow" w:eastAsia="微软雅黑" w:hAnsi="Aptos Narrow" w:cstheme="minorHAnsi"/>
+          <w:color w:val="70AD47" w:themeColor="accent6"/>
+          <w:szCs w:val="20"/>
+        </w:rPr>
+      </w:pPr>
+      <w:r>
+        <w:rPr>
+          <w:rFonts w:ascii="Aptos Narrow" w:eastAsia="微软雅黑" w:hAnsi="Aptos Narrow" w:cstheme="minorHAnsi"/>
           <w:color w:val="70AD47" w:themeColor="accent6"/>
           <w:szCs w:val="20"/>
         </w:rPr>
@@ -38646,7 +38646,7 @@
       </w:r>
       <w:r>
         <w:rPr>
-          <w:rFonts w:ascii="Aptos Narrow" w:eastAsia="Microsoft YaHei" w:hAnsi="Aptos Narrow" w:cstheme="minorHAnsi"/>
+          <w:rFonts w:ascii="Aptos Narrow" w:eastAsia="微软雅黑" w:hAnsi="Aptos Narrow" w:cstheme="minorHAnsi"/>
           <w:color w:val="70AD47" w:themeColor="accent6"/>
           <w:szCs w:val="20"/>
         </w:rPr>
@@ -38654,7 +38654,7 @@
       </w:r>
       <w:r>
         <w:rPr>
-          <w:rFonts w:ascii="Aptos Narrow" w:eastAsia="Microsoft YaHei" w:hAnsi="Aptos Narrow" w:cstheme="minorHAnsi"/>
+          <w:rFonts w:ascii="Aptos Narrow" w:eastAsia="微软雅黑" w:hAnsi="Aptos Narrow" w:cstheme="minorHAnsi"/>
           <w:color w:val="70AD47" w:themeColor="accent6"/>
           <w:szCs w:val="20"/>
         </w:rPr>
@@ -38668,14 +38668,14 @@
         <w:ind w:left="5400"/>
         <w:contextualSpacing w:val="0"/>
         <w:rPr>
-          <w:rFonts w:ascii="Aptos Narrow" w:eastAsia="Microsoft YaHei" w:hAnsi="Aptos Narrow" w:cstheme="minorHAnsi"/>
-          <w:color w:val="70AD47" w:themeColor="accent6"/>
-          <w:szCs w:val="20"/>
-        </w:rPr>
-      </w:pPr>
-      <w:r>
-        <w:rPr>
-          <w:rFonts w:ascii="Aptos Narrow" w:eastAsia="Microsoft YaHei" w:hAnsi="Aptos Narrow" w:cstheme="minorHAnsi"/>
+          <w:rFonts w:ascii="Aptos Narrow" w:eastAsia="微软雅黑" w:hAnsi="Aptos Narrow" w:cstheme="minorHAnsi"/>
+          <w:color w:val="70AD47" w:themeColor="accent6"/>
+          <w:szCs w:val="20"/>
+        </w:rPr>
+      </w:pPr>
+      <w:r>
+        <w:rPr>
+          <w:rFonts w:ascii="Aptos Narrow" w:eastAsia="微软雅黑" w:hAnsi="Aptos Narrow" w:cstheme="minorHAnsi"/>
           <w:color w:val="70AD47" w:themeColor="accent6"/>
           <w:szCs w:val="20"/>
         </w:rPr>
@@ -38683,7 +38683,7 @@
       </w:r>
       <w:r>
         <w:rPr>
-          <w:rFonts w:ascii="Aptos Narrow" w:eastAsia="Microsoft YaHei" w:hAnsi="Aptos Narrow" w:cstheme="minorHAnsi"/>
+          <w:rFonts w:ascii="Aptos Narrow" w:eastAsia="微软雅黑" w:hAnsi="Aptos Narrow" w:cstheme="minorHAnsi"/>
           <w:color w:val="70AD47" w:themeColor="accent6"/>
           <w:szCs w:val="20"/>
         </w:rPr>
@@ -38691,7 +38691,7 @@
       </w:r>
       <w:r>
         <w:rPr>
-          <w:rFonts w:ascii="Aptos Narrow" w:eastAsia="Microsoft YaHei" w:hAnsi="Aptos Narrow" w:cstheme="minorHAnsi"/>
+          <w:rFonts w:ascii="Aptos Narrow" w:eastAsia="微软雅黑" w:hAnsi="Aptos Narrow" w:cstheme="minorHAnsi"/>
           <w:color w:val="70AD47" w:themeColor="accent6"/>
           <w:szCs w:val="20"/>
         </w:rPr>
@@ -38705,14 +38705,14 @@
         <w:ind w:left="5400"/>
         <w:contextualSpacing w:val="0"/>
         <w:rPr>
-          <w:rFonts w:ascii="Aptos Narrow" w:eastAsia="Microsoft YaHei" w:hAnsi="Aptos Narrow" w:cstheme="minorHAnsi"/>
-          <w:color w:val="70AD47" w:themeColor="accent6"/>
-          <w:szCs w:val="20"/>
-        </w:rPr>
-      </w:pPr>
-      <w:r>
-        <w:rPr>
-          <w:rFonts w:ascii="Aptos Narrow" w:eastAsia="Microsoft YaHei" w:hAnsi="Aptos Narrow" w:cstheme="minorHAnsi"/>
+          <w:rFonts w:ascii="Aptos Narrow" w:eastAsia="微软雅黑" w:hAnsi="Aptos Narrow" w:cstheme="minorHAnsi"/>
+          <w:color w:val="70AD47" w:themeColor="accent6"/>
+          <w:szCs w:val="20"/>
+        </w:rPr>
+      </w:pPr>
+      <w:r>
+        <w:rPr>
+          <w:rFonts w:ascii="Aptos Narrow" w:eastAsia="微软雅黑" w:hAnsi="Aptos Narrow" w:cstheme="minorHAnsi"/>
           <w:color w:val="70AD47" w:themeColor="accent6"/>
           <w:szCs w:val="20"/>
         </w:rPr>
@@ -38729,13 +38729,13 @@
         <w:spacing w:before="720" w:line="360" w:lineRule="auto"/>
         <w:ind w:left="3420" w:hanging="720"/>
         <w:rPr>
-          <w:rFonts w:ascii="Aptos Narrow" w:eastAsia="Microsoft YaHei" w:hAnsi="Aptos Narrow"/>
-          <w:szCs w:val="20"/>
-        </w:rPr>
-      </w:pPr>
-      <w:r>
-        <w:rPr>
-          <w:rFonts w:ascii="Aptos Narrow" w:eastAsia="Microsoft YaHei" w:hAnsi="Aptos Narrow"/>
+          <w:rFonts w:ascii="Aptos Narrow" w:eastAsia="微软雅黑" w:hAnsi="Aptos Narrow"/>
+          <w:szCs w:val="20"/>
+        </w:rPr>
+      </w:pPr>
+      <w:r>
+        <w:rPr>
+          <w:rFonts w:ascii="Aptos Narrow" w:eastAsia="微软雅黑" w:hAnsi="Aptos Narrow"/>
           <w:szCs w:val="20"/>
         </w:rPr>
         <w:lastRenderedPageBreak/>
@@ -38747,13 +38747,13 @@
         <w:spacing w:before="240" w:line="360" w:lineRule="auto"/>
         <w:ind w:left="3510"/>
         <w:rPr>
-          <w:rFonts w:ascii="Aptos Narrow" w:eastAsia="Microsoft YaHei" w:hAnsi="Aptos Narrow" w:cstheme="majorBidi"/>
-          <w:szCs w:val="20"/>
-        </w:rPr>
-      </w:pPr>
-      <w:r>
-        <w:rPr>
-          <w:rFonts w:ascii="Aptos Narrow" w:eastAsia="Microsoft YaHei" w:hAnsi="Aptos Narrow" w:cstheme="majorBidi"/>
+          <w:rFonts w:ascii="Aptos Narrow" w:eastAsia="微软雅黑" w:hAnsi="Aptos Narrow" w:cstheme="majorBidi"/>
+          <w:szCs w:val="20"/>
+        </w:rPr>
+      </w:pPr>
+      <w:r>
+        <w:rPr>
+          <w:rFonts w:ascii="Aptos Narrow" w:eastAsia="微软雅黑" w:hAnsi="Aptos Narrow" w:cstheme="majorBidi"/>
           <w:szCs w:val="20"/>
         </w:rPr>
         <w:t>Through "</w:t>
@@ -38762,7 +38762,7 @@
         <w:r>
           <w:rPr>
             <w:rStyle w:val="Hyperlink"/>
-            <w:rFonts w:ascii="Aptos Narrow" w:eastAsia="Microsoft YaHei" w:hAnsi="Aptos Narrow" w:cstheme="majorBidi"/>
+            <w:rFonts w:ascii="Aptos Narrow" w:eastAsia="微软雅黑" w:hAnsi="Aptos Narrow" w:cstheme="majorBidi"/>
             <w:color w:val="0070C0"/>
             <w:szCs w:val="20"/>
             <w:u w:val="none"/>
@@ -38779,7 +38779,7 @@
         <w:r>
           <w:rPr>
             <w:rStyle w:val="Hyperlink"/>
-            <w:rFonts w:ascii="Aptos Narrow" w:eastAsia="Microsoft YaHei" w:hAnsi="Aptos Narrow" w:cstheme="majorBidi"/>
+            <w:rFonts w:ascii="Aptos Narrow" w:eastAsia="微软雅黑" w:hAnsi="Aptos Narrow" w:cstheme="majorBidi"/>
             <w:color w:val="0070C0"/>
             <w:szCs w:val="20"/>
             <w:u w:val="none"/>
@@ -38789,7 +38789,7 @@
         <w:r>
           <w:rPr>
             <w:rStyle w:val="Hyperlink"/>
-            <w:rFonts w:ascii="Aptos Narrow" w:eastAsia="Microsoft YaHei" w:hAnsi="Aptos Narrow" w:cstheme="majorBidi"/>
+            <w:rFonts w:ascii="Aptos Narrow" w:eastAsia="微软雅黑" w:hAnsi="Aptos Narrow" w:cstheme="majorBidi"/>
             <w:color w:val="0070C0"/>
             <w:szCs w:val="20"/>
             <w:u w:val="none"/>
@@ -38798,7 +38798,7 @@
         <w:r>
           <w:rPr>
             <w:rStyle w:val="Hyperlink"/>
-            <w:rFonts w:ascii="Aptos Narrow" w:eastAsia="Microsoft YaHei" w:hAnsi="Aptos Narrow" w:cstheme="majorBidi"/>
+            <w:rFonts w:ascii="Aptos Narrow" w:eastAsia="微软雅黑" w:hAnsi="Aptos Narrow" w:cstheme="majorBidi"/>
             <w:color w:val="0070C0"/>
             <w:szCs w:val="20"/>
             <w:u w:val="none"/>
@@ -38818,7 +38818,7 @@
         <w:r>
           <w:rPr>
             <w:rStyle w:val="Hyperlink"/>
-            <w:rFonts w:ascii="Aptos Narrow" w:eastAsia="Microsoft YaHei" w:hAnsi="Aptos Narrow" w:cstheme="majorBidi"/>
+            <w:rFonts w:ascii="Aptos Narrow" w:eastAsia="微软雅黑" w:hAnsi="Aptos Narrow" w:cstheme="majorBidi"/>
             <w:color w:val="0070C0"/>
             <w:szCs w:val="20"/>
             <w:u w:val="none"/>
@@ -38828,7 +38828,7 @@
       </w:hyperlink>
       <w:r>
         <w:rPr>
-          <w:rFonts w:ascii="Aptos Narrow" w:eastAsia="Microsoft YaHei" w:hAnsi="Aptos Narrow" w:cstheme="majorBidi"/>
+          <w:rFonts w:ascii="Aptos Narrow" w:eastAsia="微软雅黑" w:hAnsi="Aptos Narrow" w:cstheme="majorBidi"/>
           <w:szCs w:val="20"/>
         </w:rPr>
         <w:t>", execute "</w:t>
@@ -38837,7 +38837,7 @@
         <w:r>
           <w:rPr>
             <w:rStyle w:val="Hyperlink"/>
-            <w:rFonts w:ascii="Aptos Narrow" w:eastAsia="Microsoft YaHei" w:hAnsi="Aptos Narrow" w:cstheme="majorBidi"/>
+            <w:rFonts w:ascii="Aptos Narrow" w:eastAsia="微软雅黑" w:hAnsi="Aptos Narrow" w:cstheme="majorBidi"/>
             <w:color w:val="0070C0"/>
             <w:szCs w:val="20"/>
             <w:u w:val="none"/>
@@ -38854,7 +38854,7 @@
         <w:r>
           <w:rPr>
             <w:rStyle w:val="Hyperlink"/>
-            <w:rFonts w:ascii="Aptos Narrow" w:eastAsia="Microsoft YaHei" w:hAnsi="Aptos Narrow" w:cstheme="majorBidi"/>
+            <w:rFonts w:ascii="Aptos Narrow" w:eastAsia="微软雅黑" w:hAnsi="Aptos Narrow" w:cstheme="majorBidi"/>
             <w:color w:val="0070C0"/>
             <w:szCs w:val="20"/>
             <w:u w:val="none"/>
@@ -38864,7 +38864,7 @@
         <w:r>
           <w:rPr>
             <w:rStyle w:val="Hyperlink"/>
-            <w:rFonts w:ascii="Aptos Narrow" w:eastAsia="Microsoft YaHei" w:hAnsi="Aptos Narrow" w:cstheme="majorBidi"/>
+            <w:rFonts w:ascii="Aptos Narrow" w:eastAsia="微软雅黑" w:hAnsi="Aptos Narrow" w:cstheme="majorBidi"/>
             <w:color w:val="0070C0"/>
             <w:szCs w:val="20"/>
             <w:u w:val="none"/>
@@ -38873,7 +38873,7 @@
         <w:r>
           <w:rPr>
             <w:rStyle w:val="Hyperlink"/>
-            <w:rFonts w:ascii="Aptos Narrow" w:eastAsia="Microsoft YaHei" w:hAnsi="Aptos Narrow" w:cstheme="majorBidi"/>
+            <w:rFonts w:ascii="Aptos Narrow" w:eastAsia="微软雅黑" w:hAnsi="Aptos Narrow" w:cstheme="majorBidi"/>
             <w:color w:val="0070C0"/>
             <w:szCs w:val="20"/>
             <w:u w:val="none"/>
@@ -38889,7 +38889,7 @@
         <w:r>
           <w:rPr>
             <w:rStyle w:val="Hyperlink"/>
-            <w:rFonts w:ascii="Aptos Narrow" w:eastAsia="Microsoft YaHei" w:hAnsi="Aptos Narrow" w:cstheme="majorBidi"/>
+            <w:rFonts w:ascii="Aptos Narrow" w:eastAsia="微软雅黑" w:hAnsi="Aptos Narrow" w:cstheme="majorBidi"/>
             <w:color w:val="0070C0"/>
             <w:szCs w:val="20"/>
             <w:u w:val="none"/>
@@ -38899,14 +38899,14 @@
       </w:hyperlink>
       <w:r>
         <w:rPr>
-          <w:rFonts w:ascii="Aptos Narrow" w:eastAsia="Microsoft YaHei" w:hAnsi="Aptos Narrow" w:cstheme="majorBidi"/>
+          <w:rFonts w:ascii="Aptos Narrow" w:eastAsia="微软雅黑" w:hAnsi="Aptos Narrow" w:cstheme="majorBidi"/>
           <w:szCs w:val="20"/>
         </w:rPr>
         <w:t xml:space="preserve">" and mount to: </w:t>
       </w:r>
       <w:r>
         <w:rPr>
-          <w:rFonts w:ascii="Aptos Narrow" w:eastAsia="Microsoft YaHei" w:hAnsi="Aptos Narrow" w:cstheme="majorBidi"/>
+          <w:rFonts w:ascii="Aptos Narrow" w:eastAsia="微软雅黑" w:hAnsi="Aptos Narrow" w:cstheme="majorBidi"/>
           <w:color w:val="7030A0"/>
           <w:szCs w:val="20"/>
         </w:rPr>
@@ -38914,7 +38914,7 @@
       </w:r>
       <w:r>
         <w:rPr>
-          <w:rFonts w:ascii="Aptos Narrow" w:eastAsia="Microsoft YaHei" w:hAnsi="Aptos Narrow" w:cstheme="majorBidi"/>
+          <w:rFonts w:ascii="Aptos Narrow" w:eastAsia="微软雅黑" w:hAnsi="Aptos Narrow" w:cstheme="majorBidi"/>
           <w:color w:val="7030A0"/>
           <w:szCs w:val="20"/>
         </w:rPr>
@@ -38922,7 +38922,7 @@
       </w:r>
       <w:r>
         <w:rPr>
-          <w:rFonts w:ascii="Aptos Narrow" w:eastAsia="Microsoft YaHei" w:hAnsi="Aptos Narrow" w:cstheme="majorBidi"/>
+          <w:rFonts w:ascii="Aptos Narrow" w:eastAsia="微软雅黑" w:hAnsi="Aptos Narrow" w:cstheme="majorBidi"/>
           <w:color w:val="7030A0"/>
           <w:szCs w:val="20"/>
         </w:rPr>
@@ -38939,14 +38939,14 @@
         <w:spacing w:before="720" w:line="360" w:lineRule="auto"/>
         <w:ind w:left="4253" w:hanging="851"/>
         <w:rPr>
-          <w:rFonts w:ascii="Aptos Narrow" w:eastAsia="Microsoft YaHei" w:hAnsi="Aptos Narrow"/>
+          <w:rFonts w:ascii="Aptos Narrow" w:eastAsia="微软雅黑" w:hAnsi="Aptos Narrow"/>
           <w:iCs w:val="0"/>
           <w:szCs w:val="20"/>
         </w:rPr>
       </w:pPr>
       <w:r>
         <w:rPr>
-          <w:rFonts w:ascii="Aptos Narrow" w:eastAsia="Microsoft YaHei" w:hAnsi="Aptos Narrow"/>
+          <w:rFonts w:ascii="Aptos Narrow" w:eastAsia="微软雅黑" w:hAnsi="Aptos Narrow"/>
           <w:iCs w:val="0"/>
           <w:szCs w:val="20"/>
         </w:rPr>
@@ -38960,20 +38960,20 @@
         <w:ind w:left="4253"/>
         <w:contextualSpacing w:val="0"/>
         <w:rPr>
-          <w:rFonts w:ascii="Aptos Narrow" w:eastAsia="Microsoft YaHei" w:hAnsi="Aptos Narrow" w:cstheme="minorHAnsi"/>
-          <w:szCs w:val="20"/>
-        </w:rPr>
-      </w:pPr>
-      <w:r>
-        <w:rPr>
-          <w:rFonts w:ascii="Aptos Narrow" w:eastAsia="Microsoft YaHei" w:hAnsi="Aptos Narrow" w:cstheme="minorHAnsi"/>
+          <w:rFonts w:ascii="Aptos Narrow" w:eastAsia="微软雅黑" w:hAnsi="Aptos Narrow" w:cstheme="minorHAnsi"/>
+          <w:szCs w:val="20"/>
+        </w:rPr>
+      </w:pPr>
+      <w:r>
+        <w:rPr>
+          <w:rFonts w:ascii="Aptos Narrow" w:eastAsia="微软雅黑" w:hAnsi="Aptos Narrow" w:cstheme="minorHAnsi"/>
           <w:szCs w:val="20"/>
         </w:rPr>
         <w:t xml:space="preserve">Copy </w:t>
       </w:r>
       <w:r>
         <w:rPr>
-          <w:rFonts w:ascii="Aptos Narrow" w:eastAsia="Microsoft YaHei" w:hAnsi="Aptos Narrow" w:cstheme="minorHAnsi"/>
+          <w:rFonts w:ascii="Aptos Narrow" w:eastAsia="微软雅黑" w:hAnsi="Aptos Narrow" w:cstheme="minorHAnsi"/>
           <w:color w:val="7030A0"/>
           <w:szCs w:val="20"/>
         </w:rPr>
@@ -38981,7 +38981,7 @@
       </w:r>
       <w:r>
         <w:rPr>
-          <w:rFonts w:ascii="Aptos Narrow" w:eastAsia="Microsoft YaHei" w:hAnsi="Aptos Narrow" w:cstheme="minorHAnsi"/>
+          <w:rFonts w:ascii="Aptos Narrow" w:eastAsia="微软雅黑" w:hAnsi="Aptos Narrow" w:cstheme="minorHAnsi"/>
           <w:color w:val="7030A0"/>
           <w:szCs w:val="20"/>
         </w:rPr>
@@ -38989,14 +38989,14 @@
       </w:r>
       <w:r>
         <w:rPr>
-          <w:rFonts w:ascii="Aptos Narrow" w:eastAsia="Microsoft YaHei" w:hAnsi="Aptos Narrow" w:cstheme="minorHAnsi"/>
+          <w:rFonts w:ascii="Aptos Narrow" w:eastAsia="微软雅黑" w:hAnsi="Aptos Narrow" w:cstheme="minorHAnsi"/>
           <w:szCs w:val="20"/>
         </w:rPr>
         <w:t xml:space="preserve"> to </w:t>
       </w:r>
       <w:r>
         <w:rPr>
-          <w:rFonts w:ascii="Aptos Narrow" w:eastAsia="Microsoft YaHei" w:hAnsi="Aptos Narrow" w:cstheme="minorHAnsi"/>
+          <w:rFonts w:ascii="Aptos Narrow" w:eastAsia="微软雅黑" w:hAnsi="Aptos Narrow" w:cstheme="minorHAnsi"/>
           <w:color w:val="7030A0"/>
           <w:szCs w:val="20"/>
         </w:rPr>
@@ -39004,7 +39004,7 @@
       </w:r>
       <w:r>
         <w:rPr>
-          <w:rFonts w:ascii="Aptos Narrow" w:eastAsia="Microsoft YaHei" w:hAnsi="Aptos Narrow" w:cstheme="minorHAnsi"/>
+          <w:rFonts w:ascii="Aptos Narrow" w:eastAsia="微软雅黑" w:hAnsi="Aptos Narrow" w:cstheme="minorHAnsi"/>
           <w:color w:val="7030A0"/>
           <w:szCs w:val="20"/>
         </w:rPr>
@@ -39012,7 +39012,7 @@
       </w:r>
       <w:r>
         <w:rPr>
-          <w:rFonts w:ascii="Aptos Narrow" w:eastAsia="Microsoft YaHei" w:hAnsi="Aptos Narrow" w:cstheme="minorHAnsi"/>
+          <w:rFonts w:ascii="Aptos Narrow" w:eastAsia="微软雅黑" w:hAnsi="Aptos Narrow" w:cstheme="minorHAnsi"/>
           <w:color w:val="7030A0"/>
           <w:szCs w:val="20"/>
         </w:rPr>
@@ -39026,14 +39026,14 @@
         <w:ind w:left="4253"/>
         <w:contextualSpacing w:val="0"/>
         <w:rPr>
-          <w:rFonts w:ascii="Aptos Narrow" w:eastAsia="Microsoft YaHei" w:hAnsi="Aptos Narrow" w:cstheme="minorHAnsi"/>
-          <w:color w:val="70AD47" w:themeColor="accent6"/>
-          <w:szCs w:val="20"/>
-        </w:rPr>
-      </w:pPr>
-      <w:r>
-        <w:rPr>
-          <w:rFonts w:ascii="Aptos Narrow" w:eastAsia="Microsoft YaHei" w:hAnsi="Aptos Narrow" w:cstheme="minorHAnsi"/>
+          <w:rFonts w:ascii="Aptos Narrow" w:eastAsia="微软雅黑" w:hAnsi="Aptos Narrow" w:cstheme="minorHAnsi"/>
+          <w:color w:val="70AD47" w:themeColor="accent6"/>
+          <w:szCs w:val="20"/>
+        </w:rPr>
+      </w:pPr>
+      <w:r>
+        <w:rPr>
+          <w:rFonts w:ascii="Aptos Narrow" w:eastAsia="微软雅黑" w:hAnsi="Aptos Narrow" w:cstheme="minorHAnsi"/>
           <w:color w:val="70AD47" w:themeColor="accent6"/>
           <w:szCs w:val="20"/>
         </w:rPr>
@@ -39041,7 +39041,7 @@
       </w:r>
       <w:r>
         <w:rPr>
-          <w:rFonts w:ascii="Aptos Narrow" w:eastAsia="Microsoft YaHei" w:hAnsi="Aptos Narrow" w:cstheme="minorHAnsi"/>
+          <w:rFonts w:ascii="Aptos Narrow" w:eastAsia="微软雅黑" w:hAnsi="Aptos Narrow" w:cstheme="minorHAnsi"/>
           <w:color w:val="70AD47" w:themeColor="accent6"/>
           <w:szCs w:val="20"/>
         </w:rPr>
@@ -39049,7 +39049,7 @@
       </w:r>
       <w:r>
         <w:rPr>
-          <w:rFonts w:ascii="Aptos Narrow" w:eastAsia="Microsoft YaHei" w:hAnsi="Aptos Narrow" w:cstheme="minorHAnsi"/>
+          <w:rFonts w:ascii="Aptos Narrow" w:eastAsia="微软雅黑" w:hAnsi="Aptos Narrow" w:cstheme="minorHAnsi"/>
           <w:color w:val="70AD47" w:themeColor="accent6"/>
           <w:szCs w:val="20"/>
         </w:rPr>
@@ -39057,7 +39057,7 @@
       </w:r>
       <w:r>
         <w:rPr>
-          <w:rFonts w:ascii="Aptos Narrow" w:eastAsia="Microsoft YaHei" w:hAnsi="Aptos Narrow" w:cstheme="minorHAnsi"/>
+          <w:rFonts w:ascii="Aptos Narrow" w:eastAsia="微软雅黑" w:hAnsi="Aptos Narrow" w:cstheme="minorHAnsi"/>
           <w:color w:val="70AD47" w:themeColor="accent6"/>
           <w:szCs w:val="20"/>
         </w:rPr>
@@ -39065,7 +39065,7 @@
       </w:r>
       <w:r>
         <w:rPr>
-          <w:rFonts w:ascii="Aptos Narrow" w:eastAsia="Microsoft YaHei" w:hAnsi="Aptos Narrow" w:cstheme="minorHAnsi"/>
+          <w:rFonts w:ascii="Aptos Narrow" w:eastAsia="微软雅黑" w:hAnsi="Aptos Narrow" w:cstheme="minorHAnsi"/>
           <w:color w:val="70AD47" w:themeColor="accent6"/>
           <w:szCs w:val="20"/>
         </w:rPr>
@@ -39082,14 +39082,14 @@
         <w:spacing w:before="720" w:line="360" w:lineRule="auto"/>
         <w:ind w:left="4253" w:hanging="851"/>
         <w:rPr>
-          <w:rFonts w:ascii="Aptos Narrow" w:eastAsia="Microsoft YaHei" w:hAnsi="Aptos Narrow"/>
+          <w:rFonts w:ascii="Aptos Narrow" w:eastAsia="微软雅黑" w:hAnsi="Aptos Narrow"/>
           <w:iCs w:val="0"/>
           <w:szCs w:val="20"/>
         </w:rPr>
       </w:pPr>
       <w:r>
         <w:rPr>
-          <w:rFonts w:ascii="Aptos Narrow" w:eastAsia="Microsoft YaHei" w:hAnsi="Aptos Narrow"/>
+          <w:rFonts w:ascii="Aptos Narrow" w:eastAsia="微软雅黑" w:hAnsi="Aptos Narrow"/>
           <w:iCs w:val="0"/>
           <w:szCs w:val="20"/>
         </w:rPr>
@@ -39101,20 +39101,20 @@
         <w:spacing w:before="240" w:line="360" w:lineRule="auto"/>
         <w:ind w:left="4253"/>
         <w:rPr>
-          <w:rFonts w:ascii="Aptos Narrow" w:eastAsia="Microsoft YaHei" w:hAnsi="Aptos Narrow" w:cstheme="minorHAnsi"/>
-          <w:szCs w:val="20"/>
-        </w:rPr>
-      </w:pPr>
-      <w:r>
-        <w:rPr>
-          <w:rFonts w:ascii="Aptos Narrow" w:eastAsia="Microsoft YaHei" w:hAnsi="Aptos Narrow" w:cstheme="minorHAnsi"/>
+          <w:rFonts w:ascii="Aptos Narrow" w:eastAsia="微软雅黑" w:hAnsi="Aptos Narrow" w:cstheme="minorHAnsi"/>
+          <w:szCs w:val="20"/>
+        </w:rPr>
+      </w:pPr>
+      <w:r>
+        <w:rPr>
+          <w:rFonts w:ascii="Aptos Narrow" w:eastAsia="微软雅黑" w:hAnsi="Aptos Narrow" w:cstheme="minorHAnsi"/>
           <w:szCs w:val="20"/>
         </w:rPr>
         <w:t>Add "</w:t>
       </w:r>
       <w:r>
         <w:rPr>
-          <w:rFonts w:ascii="Aptos Narrow" w:eastAsia="Microsoft YaHei" w:hAnsi="Aptos Narrow" w:cstheme="minorHAnsi"/>
+          <w:rFonts w:ascii="Aptos Narrow" w:eastAsia="微软雅黑" w:hAnsi="Aptos Narrow" w:cstheme="minorHAnsi"/>
           <w:color w:val="7030A0"/>
           <w:szCs w:val="20"/>
         </w:rPr>
@@ -39122,14 +39122,14 @@
       </w:r>
       <w:r>
         <w:rPr>
-          <w:rFonts w:ascii="Aptos Narrow" w:eastAsia="Microsoft YaHei" w:hAnsi="Aptos Narrow" w:cstheme="minorHAnsi"/>
+          <w:rFonts w:ascii="Aptos Narrow" w:eastAsia="微软雅黑" w:hAnsi="Aptos Narrow" w:cstheme="minorHAnsi"/>
           <w:szCs w:val="20"/>
         </w:rPr>
         <w:t xml:space="preserve">" to the </w:t>
       </w:r>
       <w:r>
         <w:rPr>
-          <w:rFonts w:ascii="Aptos Narrow" w:eastAsia="Microsoft YaHei" w:hAnsi="Aptos Narrow" w:cstheme="minorHAnsi"/>
+          <w:rFonts w:ascii="Aptos Narrow" w:eastAsia="微软雅黑" w:hAnsi="Aptos Narrow" w:cstheme="minorHAnsi"/>
           <w:color w:val="7030A0"/>
           <w:szCs w:val="20"/>
         </w:rPr>
@@ -39137,7 +39137,7 @@
       </w:r>
       <w:r>
         <w:rPr>
-          <w:rFonts w:ascii="Aptos Narrow" w:eastAsia="Microsoft YaHei" w:hAnsi="Aptos Narrow" w:cstheme="minorHAnsi"/>
+          <w:rFonts w:ascii="Aptos Narrow" w:eastAsia="微软雅黑" w:hAnsi="Aptos Narrow" w:cstheme="minorHAnsi"/>
           <w:color w:val="7030A0"/>
           <w:szCs w:val="20"/>
         </w:rPr>
@@ -39145,7 +39145,7 @@
       </w:r>
       <w:r>
         <w:rPr>
-          <w:rFonts w:ascii="Aptos Narrow" w:eastAsia="Microsoft YaHei" w:hAnsi="Aptos Narrow" w:cstheme="minorHAnsi"/>
+          <w:rFonts w:ascii="Aptos Narrow" w:eastAsia="微软雅黑" w:hAnsi="Aptos Narrow" w:cstheme="minorHAnsi"/>
           <w:color w:val="7030A0"/>
           <w:szCs w:val="20"/>
         </w:rPr>
@@ -39153,7 +39153,7 @@
       </w:r>
       <w:r>
         <w:rPr>
-          <w:rFonts w:ascii="Aptos Narrow" w:eastAsia="Microsoft YaHei" w:hAnsi="Aptos Narrow" w:cstheme="minorHAnsi"/>
+          <w:rFonts w:ascii="Aptos Narrow" w:eastAsia="微软雅黑" w:hAnsi="Aptos Narrow" w:cstheme="minorHAnsi"/>
           <w:szCs w:val="20"/>
         </w:rPr>
         <w:t xml:space="preserve"> directory.</w:t>
@@ -39171,7 +39171,7 @@
         <w:spacing w:before="720" w:line="360" w:lineRule="auto"/>
         <w:ind w:left="5400" w:hanging="1140"/>
         <w:rPr>
-          <w:rFonts w:ascii="Aptos Narrow" w:eastAsia="Microsoft YaHei" w:hAnsi="Aptos Narrow"/>
+          <w:rFonts w:ascii="Aptos Narrow" w:eastAsia="微软雅黑" w:hAnsi="Aptos Narrow"/>
           <w:color w:val="auto"/>
           <w:sz w:val="20"/>
           <w:szCs w:val="20"/>
@@ -39179,7 +39179,7 @@
       </w:pPr>
       <w:r>
         <w:rPr>
-          <w:rFonts w:ascii="Aptos Narrow" w:eastAsia="Microsoft YaHei" w:hAnsi="Aptos Narrow"/>
+          <w:rFonts w:ascii="Aptos Narrow" w:eastAsia="微软雅黑" w:hAnsi="Aptos Narrow"/>
           <w:color w:val="auto"/>
           <w:sz w:val="20"/>
           <w:szCs w:val="20"/>
@@ -39194,21 +39194,21 @@
         <w:ind w:left="5387"/>
         <w:contextualSpacing w:val="0"/>
         <w:rPr>
-          <w:rFonts w:ascii="Aptos Narrow" w:eastAsia="Microsoft YaHei" w:hAnsi="Aptos Narrow" w:cstheme="minorHAnsi"/>
+          <w:rFonts w:ascii="Aptos Narrow" w:eastAsia="微软雅黑" w:hAnsi="Aptos Narrow" w:cstheme="minorHAnsi"/>
           <w:color w:val="7030A0"/>
           <w:szCs w:val="20"/>
         </w:rPr>
       </w:pPr>
       <w:r>
         <w:rPr>
-          <w:rFonts w:ascii="Aptos Narrow" w:eastAsia="Microsoft YaHei" w:hAnsi="Aptos Narrow" w:cstheme="minorHAnsi"/>
+          <w:rFonts w:ascii="Aptos Narrow" w:eastAsia="微软雅黑" w:hAnsi="Aptos Narrow" w:cstheme="minorHAnsi"/>
           <w:szCs w:val="20"/>
         </w:rPr>
         <w:t xml:space="preserve">Copy </w:t>
       </w:r>
       <w:r>
         <w:rPr>
-          <w:rFonts w:ascii="Aptos Narrow" w:eastAsia="Microsoft YaHei" w:hAnsi="Aptos Narrow" w:cstheme="minorHAnsi"/>
+          <w:rFonts w:ascii="Aptos Narrow" w:eastAsia="微软雅黑" w:hAnsi="Aptos Narrow" w:cstheme="minorHAnsi"/>
           <w:color w:val="7030A0"/>
           <w:szCs w:val="20"/>
         </w:rPr>
@@ -39216,14 +39216,14 @@
       </w:r>
       <w:r>
         <w:rPr>
-          <w:rFonts w:ascii="Aptos Narrow" w:eastAsia="Microsoft YaHei" w:hAnsi="Aptos Narrow" w:cstheme="minorHAnsi"/>
+          <w:rFonts w:ascii="Aptos Narrow" w:eastAsia="微软雅黑" w:hAnsi="Aptos Narrow" w:cstheme="minorHAnsi"/>
           <w:szCs w:val="20"/>
         </w:rPr>
         <w:t xml:space="preserve"> to </w:t>
       </w:r>
       <w:r>
         <w:rPr>
-          <w:rFonts w:ascii="Aptos Narrow" w:eastAsia="Microsoft YaHei" w:hAnsi="Aptos Narrow" w:cstheme="minorHAnsi"/>
+          <w:rFonts w:ascii="Aptos Narrow" w:eastAsia="微软雅黑" w:hAnsi="Aptos Narrow" w:cstheme="minorHAnsi"/>
           <w:color w:val="7030A0"/>
           <w:szCs w:val="20"/>
         </w:rPr>
@@ -39231,7 +39231,7 @@
       </w:r>
       <w:r>
         <w:rPr>
-          <w:rFonts w:ascii="Aptos Narrow" w:eastAsia="Microsoft YaHei" w:hAnsi="Aptos Narrow" w:cstheme="minorHAnsi"/>
+          <w:rFonts w:ascii="Aptos Narrow" w:eastAsia="微软雅黑" w:hAnsi="Aptos Narrow" w:cstheme="minorHAnsi"/>
           <w:color w:val="7030A0"/>
           <w:szCs w:val="20"/>
         </w:rPr>
@@ -39239,7 +39239,7 @@
       </w:r>
       <w:r>
         <w:rPr>
-          <w:rFonts w:ascii="Aptos Narrow" w:eastAsia="Microsoft YaHei" w:hAnsi="Aptos Narrow" w:cstheme="minorHAnsi"/>
+          <w:rFonts w:ascii="Aptos Narrow" w:eastAsia="微软雅黑" w:hAnsi="Aptos Narrow" w:cstheme="minorHAnsi"/>
           <w:color w:val="7030A0"/>
           <w:szCs w:val="20"/>
         </w:rPr>
@@ -39253,14 +39253,14 @@
         <w:ind w:left="5387"/>
         <w:contextualSpacing w:val="0"/>
         <w:rPr>
-          <w:rFonts w:ascii="Aptos Narrow" w:eastAsia="Microsoft YaHei" w:hAnsi="Aptos Narrow" w:cstheme="minorHAnsi"/>
-          <w:color w:val="70AD47" w:themeColor="accent6"/>
-          <w:szCs w:val="20"/>
-        </w:rPr>
-      </w:pPr>
-      <w:r>
-        <w:rPr>
-          <w:rFonts w:ascii="Aptos Narrow" w:eastAsia="Microsoft YaHei" w:hAnsi="Aptos Narrow" w:cstheme="minorHAnsi"/>
+          <w:rFonts w:ascii="Aptos Narrow" w:eastAsia="微软雅黑" w:hAnsi="Aptos Narrow" w:cstheme="minorHAnsi"/>
+          <w:color w:val="70AD47" w:themeColor="accent6"/>
+          <w:szCs w:val="20"/>
+        </w:rPr>
+      </w:pPr>
+      <w:r>
+        <w:rPr>
+          <w:rFonts w:ascii="Aptos Narrow" w:eastAsia="微软雅黑" w:hAnsi="Aptos Narrow" w:cstheme="minorHAnsi"/>
           <w:color w:val="70AD47" w:themeColor="accent6"/>
           <w:szCs w:val="20"/>
         </w:rPr>
@@ -39268,7 +39268,7 @@
       </w:r>
       <w:r>
         <w:rPr>
-          <w:rFonts w:ascii="Aptos Narrow" w:eastAsia="Microsoft YaHei" w:hAnsi="Aptos Narrow" w:cstheme="minorHAnsi"/>
+          <w:rFonts w:ascii="Aptos Narrow" w:eastAsia="微软雅黑" w:hAnsi="Aptos Narrow" w:cstheme="minorHAnsi"/>
           <w:color w:val="70AD47" w:themeColor="accent6"/>
           <w:szCs w:val="20"/>
         </w:rPr>
@@ -39276,7 +39276,7 @@
       </w:r>
       <w:r>
         <w:rPr>
-          <w:rFonts w:ascii="Aptos Narrow" w:eastAsia="Microsoft YaHei" w:hAnsi="Aptos Narrow" w:cstheme="minorHAnsi"/>
+          <w:rFonts w:ascii="Aptos Narrow" w:eastAsia="微软雅黑" w:hAnsi="Aptos Narrow" w:cstheme="minorHAnsi"/>
           <w:color w:val="70AD47" w:themeColor="accent6"/>
           <w:szCs w:val="20"/>
         </w:rPr>
@@ -39295,7 +39295,7 @@
         <w:spacing w:before="720" w:line="360" w:lineRule="auto"/>
         <w:ind w:left="5400" w:hanging="1140"/>
         <w:rPr>
-          <w:rFonts w:ascii="Aptos Narrow" w:eastAsia="Microsoft YaHei" w:hAnsi="Aptos Narrow"/>
+          <w:rFonts w:ascii="Aptos Narrow" w:eastAsia="微软雅黑" w:hAnsi="Aptos Narrow"/>
           <w:color w:val="auto"/>
           <w:sz w:val="20"/>
           <w:szCs w:val="20"/>
@@ -39303,7 +39303,7 @@
       </w:pPr>
       <w:r>
         <w:rPr>
-          <w:rFonts w:ascii="Aptos Narrow" w:eastAsia="Microsoft YaHei" w:hAnsi="Aptos Narrow"/>
+          <w:rFonts w:ascii="Aptos Narrow" w:eastAsia="微软雅黑" w:hAnsi="Aptos Narrow"/>
           <w:color w:val="auto"/>
           <w:sz w:val="20"/>
           <w:szCs w:val="20"/>
@@ -39318,14 +39318,14 @@
         <w:ind w:left="5400"/>
         <w:contextualSpacing w:val="0"/>
         <w:rPr>
-          <w:rFonts w:ascii="Aptos Narrow" w:eastAsia="Microsoft YaHei" w:hAnsi="Aptos Narrow" w:cstheme="minorHAnsi"/>
-          <w:color w:val="70AD47" w:themeColor="accent6"/>
-          <w:szCs w:val="20"/>
-        </w:rPr>
-      </w:pPr>
-      <w:r>
-        <w:rPr>
-          <w:rFonts w:ascii="Aptos Narrow" w:eastAsia="Microsoft YaHei" w:hAnsi="Aptos Narrow" w:cstheme="minorHAnsi"/>
+          <w:rFonts w:ascii="Aptos Narrow" w:eastAsia="微软雅黑" w:hAnsi="Aptos Narrow" w:cstheme="minorHAnsi"/>
+          <w:color w:val="70AD47" w:themeColor="accent6"/>
+          <w:szCs w:val="20"/>
+        </w:rPr>
+      </w:pPr>
+      <w:r>
+        <w:rPr>
+          <w:rFonts w:ascii="Aptos Narrow" w:eastAsia="微软雅黑" w:hAnsi="Aptos Narrow" w:cstheme="minorHAnsi"/>
           <w:color w:val="70AD47" w:themeColor="accent6"/>
           <w:szCs w:val="20"/>
         </w:rPr>
@@ -39339,14 +39339,14 @@
         <w:ind w:left="5400"/>
         <w:contextualSpacing w:val="0"/>
         <w:rPr>
-          <w:rFonts w:ascii="Aptos Narrow" w:eastAsia="Microsoft YaHei" w:hAnsi="Aptos Narrow" w:cstheme="minorHAnsi"/>
-          <w:color w:val="70AD47" w:themeColor="accent6"/>
-          <w:szCs w:val="20"/>
-        </w:rPr>
-      </w:pPr>
-      <w:r>
-        <w:rPr>
-          <w:rFonts w:ascii="Aptos Narrow" w:eastAsia="Microsoft YaHei" w:hAnsi="Aptos Narrow" w:cstheme="minorHAnsi"/>
+          <w:rFonts w:ascii="Aptos Narrow" w:eastAsia="微软雅黑" w:hAnsi="Aptos Narrow" w:cstheme="minorHAnsi"/>
+          <w:color w:val="70AD47" w:themeColor="accent6"/>
+          <w:szCs w:val="20"/>
+        </w:rPr>
+      </w:pPr>
+      <w:r>
+        <w:rPr>
+          <w:rFonts w:ascii="Aptos Narrow" w:eastAsia="微软雅黑" w:hAnsi="Aptos Narrow" w:cstheme="minorHAnsi"/>
           <w:color w:val="70AD47" w:themeColor="accent6"/>
           <w:szCs w:val="20"/>
         </w:rPr>
@@ -39360,14 +39360,14 @@
         <w:ind w:left="5400"/>
         <w:contextualSpacing w:val="0"/>
         <w:rPr>
-          <w:rFonts w:ascii="Aptos Narrow" w:eastAsia="Microsoft YaHei" w:hAnsi="Aptos Narrow" w:cstheme="minorHAnsi"/>
-          <w:color w:val="70AD47" w:themeColor="accent6"/>
-          <w:szCs w:val="20"/>
-        </w:rPr>
-      </w:pPr>
-      <w:r>
-        <w:rPr>
-          <w:rFonts w:ascii="Aptos Narrow" w:eastAsia="Microsoft YaHei" w:hAnsi="Aptos Narrow" w:cstheme="minorHAnsi"/>
+          <w:rFonts w:ascii="Aptos Narrow" w:eastAsia="微软雅黑" w:hAnsi="Aptos Narrow" w:cstheme="minorHAnsi"/>
+          <w:color w:val="70AD47" w:themeColor="accent6"/>
+          <w:szCs w:val="20"/>
+        </w:rPr>
+      </w:pPr>
+      <w:r>
+        <w:rPr>
+          <w:rFonts w:ascii="Aptos Narrow" w:eastAsia="微软雅黑" w:hAnsi="Aptos Narrow" w:cstheme="minorHAnsi"/>
           <w:color w:val="70AD47" w:themeColor="accent6"/>
           <w:szCs w:val="20"/>
         </w:rPr>
@@ -39381,14 +39381,14 @@
         <w:ind w:left="5400"/>
         <w:contextualSpacing w:val="0"/>
         <w:rPr>
-          <w:rFonts w:ascii="Aptos Narrow" w:eastAsia="Microsoft YaHei" w:hAnsi="Aptos Narrow" w:cstheme="minorHAnsi"/>
-          <w:color w:val="70AD47" w:themeColor="accent6"/>
-          <w:szCs w:val="20"/>
-        </w:rPr>
-      </w:pPr>
-      <w:r>
-        <w:rPr>
-          <w:rFonts w:ascii="Aptos Narrow" w:eastAsia="Microsoft YaHei" w:hAnsi="Aptos Narrow" w:cstheme="minorHAnsi"/>
+          <w:rFonts w:ascii="Aptos Narrow" w:eastAsia="微软雅黑" w:hAnsi="Aptos Narrow" w:cstheme="minorHAnsi"/>
+          <w:color w:val="70AD47" w:themeColor="accent6"/>
+          <w:szCs w:val="20"/>
+        </w:rPr>
+      </w:pPr>
+      <w:r>
+        <w:rPr>
+          <w:rFonts w:ascii="Aptos Narrow" w:eastAsia="微软雅黑" w:hAnsi="Aptos Narrow" w:cstheme="minorHAnsi"/>
           <w:color w:val="70AD47" w:themeColor="accent6"/>
           <w:szCs w:val="20"/>
         </w:rPr>
@@ -39402,14 +39402,14 @@
         <w:ind w:left="5400"/>
         <w:contextualSpacing w:val="0"/>
         <w:rPr>
-          <w:rFonts w:ascii="Aptos Narrow" w:eastAsia="Microsoft YaHei" w:hAnsi="Aptos Narrow" w:cstheme="minorHAnsi"/>
-          <w:color w:val="70AD47" w:themeColor="accent6"/>
-          <w:szCs w:val="20"/>
-        </w:rPr>
-      </w:pPr>
-      <w:r>
-        <w:rPr>
-          <w:rFonts w:ascii="Aptos Narrow" w:eastAsia="Microsoft YaHei" w:hAnsi="Aptos Narrow" w:cstheme="minorHAnsi"/>
+          <w:rFonts w:ascii="Aptos Narrow" w:eastAsia="微软雅黑" w:hAnsi="Aptos Narrow" w:cstheme="minorHAnsi"/>
+          <w:color w:val="70AD47" w:themeColor="accent6"/>
+          <w:szCs w:val="20"/>
+        </w:rPr>
+      </w:pPr>
+      <w:r>
+        <w:rPr>
+          <w:rFonts w:ascii="Aptos Narrow" w:eastAsia="微软雅黑" w:hAnsi="Aptos Narrow" w:cstheme="minorHAnsi"/>
           <w:color w:val="70AD47" w:themeColor="accent6"/>
           <w:szCs w:val="20"/>
         </w:rPr>
@@ -39423,14 +39423,14 @@
         <w:ind w:left="5400"/>
         <w:contextualSpacing w:val="0"/>
         <w:rPr>
-          <w:rFonts w:ascii="Aptos Narrow" w:eastAsia="Microsoft YaHei" w:hAnsi="Aptos Narrow" w:cstheme="minorHAnsi"/>
-          <w:color w:val="70AD47" w:themeColor="accent6"/>
-          <w:szCs w:val="20"/>
-        </w:rPr>
-      </w:pPr>
-      <w:r>
-        <w:rPr>
-          <w:rFonts w:ascii="Aptos Narrow" w:eastAsia="Microsoft YaHei" w:hAnsi="Aptos Narrow" w:cstheme="minorHAnsi"/>
+          <w:rFonts w:ascii="Aptos Narrow" w:eastAsia="微软雅黑" w:hAnsi="Aptos Narrow" w:cstheme="minorHAnsi"/>
+          <w:color w:val="70AD47" w:themeColor="accent6"/>
+          <w:szCs w:val="20"/>
+        </w:rPr>
+      </w:pPr>
+      <w:r>
+        <w:rPr>
+          <w:rFonts w:ascii="Aptos Narrow" w:eastAsia="微软雅黑" w:hAnsi="Aptos Narrow" w:cstheme="minorHAnsi"/>
           <w:color w:val="70AD47" w:themeColor="accent6"/>
           <w:szCs w:val="20"/>
         </w:rPr>
@@ -39444,14 +39444,14 @@
         <w:ind w:left="5400"/>
         <w:contextualSpacing w:val="0"/>
         <w:rPr>
-          <w:rFonts w:ascii="Aptos Narrow" w:eastAsia="Microsoft YaHei" w:hAnsi="Aptos Narrow" w:cstheme="minorHAnsi"/>
-          <w:color w:val="70AD47" w:themeColor="accent6"/>
-          <w:szCs w:val="20"/>
-        </w:rPr>
-      </w:pPr>
-      <w:r>
-        <w:rPr>
-          <w:rFonts w:ascii="Aptos Narrow" w:eastAsia="Microsoft YaHei" w:hAnsi="Aptos Narrow" w:cstheme="minorHAnsi"/>
+          <w:rFonts w:ascii="Aptos Narrow" w:eastAsia="微软雅黑" w:hAnsi="Aptos Narrow" w:cstheme="minorHAnsi"/>
+          <w:color w:val="70AD47" w:themeColor="accent6"/>
+          <w:szCs w:val="20"/>
+        </w:rPr>
+      </w:pPr>
+      <w:r>
+        <w:rPr>
+          <w:rFonts w:ascii="Aptos Narrow" w:eastAsia="微软雅黑" w:hAnsi="Aptos Narrow" w:cstheme="minorHAnsi"/>
           <w:color w:val="70AD47" w:themeColor="accent6"/>
           <w:szCs w:val="20"/>
         </w:rPr>
@@ -39465,14 +39465,14 @@
         <w:ind w:left="5400"/>
         <w:contextualSpacing w:val="0"/>
         <w:rPr>
-          <w:rFonts w:ascii="Aptos Narrow" w:eastAsia="Microsoft YaHei" w:hAnsi="Aptos Narrow" w:cstheme="minorHAnsi"/>
-          <w:color w:val="70AD47" w:themeColor="accent6"/>
-          <w:szCs w:val="20"/>
-        </w:rPr>
-      </w:pPr>
-      <w:r>
-        <w:rPr>
-          <w:rFonts w:ascii="Aptos Narrow" w:eastAsia="Microsoft YaHei" w:hAnsi="Aptos Narrow" w:cstheme="minorHAnsi"/>
+          <w:rFonts w:ascii="Aptos Narrow" w:eastAsia="微软雅黑" w:hAnsi="Aptos Narrow" w:cstheme="minorHAnsi"/>
+          <w:color w:val="70AD47" w:themeColor="accent6"/>
+          <w:szCs w:val="20"/>
+        </w:rPr>
+      </w:pPr>
+      <w:r>
+        <w:rPr>
+          <w:rFonts w:ascii="Aptos Narrow" w:eastAsia="微软雅黑" w:hAnsi="Aptos Narrow" w:cstheme="minorHAnsi"/>
           <w:color w:val="70AD47" w:themeColor="accent6"/>
           <w:szCs w:val="20"/>
         </w:rPr>
@@ -39486,14 +39486,14 @@
         <w:ind w:left="5400"/>
         <w:contextualSpacing w:val="0"/>
         <w:rPr>
-          <w:rFonts w:ascii="Aptos Narrow" w:eastAsia="Microsoft YaHei" w:hAnsi="Aptos Narrow" w:cstheme="minorHAnsi"/>
-          <w:color w:val="70AD47" w:themeColor="accent6"/>
-          <w:szCs w:val="20"/>
-        </w:rPr>
-      </w:pPr>
-      <w:r>
-        <w:rPr>
-          <w:rFonts w:ascii="Aptos Narrow" w:eastAsia="Microsoft YaHei" w:hAnsi="Aptos Narrow" w:cstheme="minorHAnsi"/>
+          <w:rFonts w:ascii="Aptos Narrow" w:eastAsia="微软雅黑" w:hAnsi="Aptos Narrow" w:cstheme="minorHAnsi"/>
+          <w:color w:val="70AD47" w:themeColor="accent6"/>
+          <w:szCs w:val="20"/>
+        </w:rPr>
+      </w:pPr>
+      <w:r>
+        <w:rPr>
+          <w:rFonts w:ascii="Aptos Narrow" w:eastAsia="微软雅黑" w:hAnsi="Aptos Narrow" w:cstheme="minorHAnsi"/>
           <w:color w:val="70AD47" w:themeColor="accent6"/>
           <w:szCs w:val="20"/>
         </w:rPr>
@@ -39507,14 +39507,14 @@
         <w:ind w:left="5400"/>
         <w:contextualSpacing w:val="0"/>
         <w:rPr>
-          <w:rFonts w:ascii="Aptos Narrow" w:eastAsia="Microsoft YaHei" w:hAnsi="Aptos Narrow" w:cstheme="minorHAnsi"/>
-          <w:color w:val="70AD47" w:themeColor="accent6"/>
-          <w:szCs w:val="20"/>
-        </w:rPr>
-      </w:pPr>
-      <w:r>
-        <w:rPr>
-          <w:rFonts w:ascii="Aptos Narrow" w:eastAsia="Microsoft YaHei" w:hAnsi="Aptos Narrow" w:cstheme="minorHAnsi"/>
+          <w:rFonts w:ascii="Aptos Narrow" w:eastAsia="微软雅黑" w:hAnsi="Aptos Narrow" w:cstheme="minorHAnsi"/>
+          <w:color w:val="70AD47" w:themeColor="accent6"/>
+          <w:szCs w:val="20"/>
+        </w:rPr>
+      </w:pPr>
+      <w:r>
+        <w:rPr>
+          <w:rFonts w:ascii="Aptos Narrow" w:eastAsia="微软雅黑" w:hAnsi="Aptos Narrow" w:cstheme="minorHAnsi"/>
           <w:color w:val="70AD47" w:themeColor="accent6"/>
           <w:szCs w:val="20"/>
         </w:rPr>
@@ -39528,14 +39528,14 @@
         <w:ind w:left="5400"/>
         <w:contextualSpacing w:val="0"/>
         <w:rPr>
-          <w:rFonts w:ascii="Aptos Narrow" w:eastAsia="Microsoft YaHei" w:hAnsi="Aptos Narrow" w:cstheme="minorHAnsi"/>
-          <w:color w:val="70AD47" w:themeColor="accent6"/>
-          <w:szCs w:val="20"/>
-        </w:rPr>
-      </w:pPr>
-      <w:r>
-        <w:rPr>
-          <w:rFonts w:ascii="Aptos Narrow" w:eastAsia="Microsoft YaHei" w:hAnsi="Aptos Narrow" w:cstheme="minorHAnsi"/>
+          <w:rFonts w:ascii="Aptos Narrow" w:eastAsia="微软雅黑" w:hAnsi="Aptos Narrow" w:cstheme="minorHAnsi"/>
+          <w:color w:val="70AD47" w:themeColor="accent6"/>
+          <w:szCs w:val="20"/>
+        </w:rPr>
+      </w:pPr>
+      <w:r>
+        <w:rPr>
+          <w:rFonts w:ascii="Aptos Narrow" w:eastAsia="微软雅黑" w:hAnsi="Aptos Narrow" w:cstheme="minorHAnsi"/>
           <w:color w:val="70AD47" w:themeColor="accent6"/>
           <w:szCs w:val="20"/>
         </w:rPr>
@@ -39549,14 +39549,14 @@
         <w:ind w:left="5400"/>
         <w:contextualSpacing w:val="0"/>
         <w:rPr>
-          <w:rFonts w:ascii="Aptos Narrow" w:eastAsia="Microsoft YaHei" w:hAnsi="Aptos Narrow" w:cstheme="minorHAnsi"/>
-          <w:color w:val="70AD47" w:themeColor="accent6"/>
-          <w:szCs w:val="20"/>
-        </w:rPr>
-      </w:pPr>
-      <w:r>
-        <w:rPr>
-          <w:rFonts w:ascii="Aptos Narrow" w:eastAsia="Microsoft YaHei" w:hAnsi="Aptos Narrow" w:cstheme="minorHAnsi"/>
+          <w:rFonts w:ascii="Aptos Narrow" w:eastAsia="微软雅黑" w:hAnsi="Aptos Narrow" w:cstheme="minorHAnsi"/>
+          <w:color w:val="70AD47" w:themeColor="accent6"/>
+          <w:szCs w:val="20"/>
+        </w:rPr>
+      </w:pPr>
+      <w:r>
+        <w:rPr>
+          <w:rFonts w:ascii="Aptos Narrow" w:eastAsia="微软雅黑" w:hAnsi="Aptos Narrow" w:cstheme="minorHAnsi"/>
           <w:color w:val="70AD47" w:themeColor="accent6"/>
           <w:szCs w:val="20"/>
         </w:rPr>
@@ -39570,14 +39570,14 @@
         <w:ind w:left="5400"/>
         <w:contextualSpacing w:val="0"/>
         <w:rPr>
-          <w:rFonts w:ascii="Aptos Narrow" w:eastAsia="Microsoft YaHei" w:hAnsi="Aptos Narrow" w:cstheme="minorHAnsi"/>
-          <w:color w:val="70AD47" w:themeColor="accent6"/>
-          <w:szCs w:val="20"/>
-        </w:rPr>
-      </w:pPr>
-      <w:r>
-        <w:rPr>
-          <w:rFonts w:ascii="Aptos Narrow" w:eastAsia="Microsoft YaHei" w:hAnsi="Aptos Narrow" w:cstheme="minorHAnsi"/>
+          <w:rFonts w:ascii="Aptos Narrow" w:eastAsia="微软雅黑" w:hAnsi="Aptos Narrow" w:cstheme="minorHAnsi"/>
+          <w:color w:val="70AD47" w:themeColor="accent6"/>
+          <w:szCs w:val="20"/>
+        </w:rPr>
+      </w:pPr>
+      <w:r>
+        <w:rPr>
+          <w:rFonts w:ascii="Aptos Narrow" w:eastAsia="微软雅黑" w:hAnsi="Aptos Narrow" w:cstheme="minorHAnsi"/>
           <w:color w:val="70AD47" w:themeColor="accent6"/>
           <w:szCs w:val="20"/>
         </w:rPr>
@@ -39591,14 +39591,14 @@
         <w:ind w:left="5400"/>
         <w:contextualSpacing w:val="0"/>
         <w:rPr>
-          <w:rFonts w:ascii="Aptos Narrow" w:eastAsia="Microsoft YaHei" w:hAnsi="Aptos Narrow" w:cstheme="minorHAnsi"/>
-          <w:color w:val="70AD47" w:themeColor="accent6"/>
-          <w:szCs w:val="20"/>
-        </w:rPr>
-      </w:pPr>
-      <w:r>
-        <w:rPr>
-          <w:rFonts w:ascii="Aptos Narrow" w:eastAsia="Microsoft YaHei" w:hAnsi="Aptos Narrow" w:cstheme="minorHAnsi"/>
+          <w:rFonts w:ascii="Aptos Narrow" w:eastAsia="微软雅黑" w:hAnsi="Aptos Narrow" w:cstheme="minorHAnsi"/>
+          <w:color w:val="70AD47" w:themeColor="accent6"/>
+          <w:szCs w:val="20"/>
+        </w:rPr>
+      </w:pPr>
+      <w:r>
+        <w:rPr>
+          <w:rFonts w:ascii="Aptos Narrow" w:eastAsia="微软雅黑" w:hAnsi="Aptos Narrow" w:cstheme="minorHAnsi"/>
           <w:color w:val="70AD47" w:themeColor="accent6"/>
           <w:szCs w:val="20"/>
         </w:rPr>
@@ -39612,14 +39612,14 @@
         <w:ind w:left="5400"/>
         <w:contextualSpacing w:val="0"/>
         <w:rPr>
-          <w:rFonts w:ascii="Aptos Narrow" w:eastAsia="Microsoft YaHei" w:hAnsi="Aptos Narrow" w:cstheme="minorHAnsi"/>
-          <w:color w:val="70AD47" w:themeColor="accent6"/>
-          <w:szCs w:val="20"/>
-        </w:rPr>
-      </w:pPr>
-      <w:r>
-        <w:rPr>
-          <w:rFonts w:ascii="Aptos Narrow" w:eastAsia="Microsoft YaHei" w:hAnsi="Aptos Narrow" w:cstheme="minorHAnsi"/>
+          <w:rFonts w:ascii="Aptos Narrow" w:eastAsia="微软雅黑" w:hAnsi="Aptos Narrow" w:cstheme="minorHAnsi"/>
+          <w:color w:val="70AD47" w:themeColor="accent6"/>
+          <w:szCs w:val="20"/>
+        </w:rPr>
+      </w:pPr>
+      <w:r>
+        <w:rPr>
+          <w:rFonts w:ascii="Aptos Narrow" w:eastAsia="微软雅黑" w:hAnsi="Aptos Narrow" w:cstheme="minorHAnsi"/>
           <w:color w:val="70AD47" w:themeColor="accent6"/>
           <w:szCs w:val="20"/>
         </w:rPr>
@@ -39633,14 +39633,14 @@
         <w:ind w:left="5400"/>
         <w:contextualSpacing w:val="0"/>
         <w:rPr>
-          <w:rFonts w:ascii="Aptos Narrow" w:eastAsia="Microsoft YaHei" w:hAnsi="Aptos Narrow" w:cstheme="minorHAnsi"/>
-          <w:color w:val="70AD47" w:themeColor="accent6"/>
-          <w:szCs w:val="20"/>
-        </w:rPr>
-      </w:pPr>
-      <w:r>
-        <w:rPr>
-          <w:rFonts w:ascii="Aptos Narrow" w:eastAsia="Microsoft YaHei" w:hAnsi="Aptos Narrow" w:cstheme="minorHAnsi"/>
+          <w:rFonts w:ascii="Aptos Narrow" w:eastAsia="微软雅黑" w:hAnsi="Aptos Narrow" w:cstheme="minorHAnsi"/>
+          <w:color w:val="70AD47" w:themeColor="accent6"/>
+          <w:szCs w:val="20"/>
+        </w:rPr>
+      </w:pPr>
+      <w:r>
+        <w:rPr>
+          <w:rFonts w:ascii="Aptos Narrow" w:eastAsia="微软雅黑" w:hAnsi="Aptos Narrow" w:cstheme="minorHAnsi"/>
           <w:color w:val="70AD47" w:themeColor="accent6"/>
           <w:szCs w:val="20"/>
         </w:rPr>
@@ -39654,14 +39654,14 @@
         <w:ind w:left="5400"/>
         <w:contextualSpacing w:val="0"/>
         <w:rPr>
-          <w:rFonts w:ascii="Aptos Narrow" w:eastAsia="Microsoft YaHei" w:hAnsi="Aptos Narrow" w:cstheme="minorHAnsi"/>
-          <w:color w:val="70AD47" w:themeColor="accent6"/>
-          <w:szCs w:val="20"/>
-        </w:rPr>
-      </w:pPr>
-      <w:r>
-        <w:rPr>
-          <w:rFonts w:ascii="Aptos Narrow" w:eastAsia="Microsoft YaHei" w:hAnsi="Aptos Narrow" w:cstheme="minorHAnsi"/>
+          <w:rFonts w:ascii="Aptos Narrow" w:eastAsia="微软雅黑" w:hAnsi="Aptos Narrow" w:cstheme="minorHAnsi"/>
+          <w:color w:val="70AD47" w:themeColor="accent6"/>
+          <w:szCs w:val="20"/>
+        </w:rPr>
+      </w:pPr>
+      <w:r>
+        <w:rPr>
+          <w:rFonts w:ascii="Aptos Narrow" w:eastAsia="微软雅黑" w:hAnsi="Aptos Narrow" w:cstheme="minorHAnsi"/>
           <w:color w:val="70AD47" w:themeColor="accent6"/>
           <w:szCs w:val="20"/>
         </w:rPr>
@@ -39675,14 +39675,14 @@
         <w:ind w:left="5400"/>
         <w:contextualSpacing w:val="0"/>
         <w:rPr>
-          <w:rFonts w:ascii="Aptos Narrow" w:eastAsia="Microsoft YaHei" w:hAnsi="Aptos Narrow" w:cstheme="minorHAnsi"/>
-          <w:color w:val="70AD47" w:themeColor="accent6"/>
-          <w:szCs w:val="20"/>
-        </w:rPr>
-      </w:pPr>
-      <w:r>
-        <w:rPr>
-          <w:rFonts w:ascii="Aptos Narrow" w:eastAsia="Microsoft YaHei" w:hAnsi="Aptos Narrow" w:cstheme="minorHAnsi"/>
+          <w:rFonts w:ascii="Aptos Narrow" w:eastAsia="微软雅黑" w:hAnsi="Aptos Narrow" w:cstheme="minorHAnsi"/>
+          <w:color w:val="70AD47" w:themeColor="accent6"/>
+          <w:szCs w:val="20"/>
+        </w:rPr>
+      </w:pPr>
+      <w:r>
+        <w:rPr>
+          <w:rFonts w:ascii="Aptos Narrow" w:eastAsia="微软雅黑" w:hAnsi="Aptos Narrow" w:cstheme="minorHAnsi"/>
           <w:color w:val="70AD47" w:themeColor="accent6"/>
           <w:szCs w:val="20"/>
         </w:rPr>
@@ -39697,14 +39697,14 @@
         <w:ind w:left="5400"/>
         <w:contextualSpacing w:val="0"/>
         <w:rPr>
-          <w:rFonts w:ascii="Aptos Narrow" w:eastAsia="Microsoft YaHei" w:hAnsi="Aptos Narrow" w:cstheme="minorHAnsi"/>
-          <w:color w:val="70AD47" w:themeColor="accent6"/>
-          <w:szCs w:val="20"/>
-        </w:rPr>
-      </w:pPr>
-      <w:r>
-        <w:rPr>
-          <w:rFonts w:ascii="Aptos Narrow" w:eastAsia="Microsoft YaHei" w:hAnsi="Aptos Narrow" w:cstheme="minorHAnsi"/>
+          <w:rFonts w:ascii="Aptos Narrow" w:eastAsia="微软雅黑" w:hAnsi="Aptos Narrow" w:cstheme="minorHAnsi"/>
+          <w:color w:val="70AD47" w:themeColor="accent6"/>
+          <w:szCs w:val="20"/>
+        </w:rPr>
+      </w:pPr>
+      <w:r>
+        <w:rPr>
+          <w:rFonts w:ascii="Aptos Narrow" w:eastAsia="微软雅黑" w:hAnsi="Aptos Narrow" w:cstheme="minorHAnsi"/>
           <w:color w:val="70AD47" w:themeColor="accent6"/>
           <w:szCs w:val="20"/>
         </w:rPr>
@@ -39718,14 +39718,14 @@
         <w:ind w:left="5400"/>
         <w:contextualSpacing w:val="0"/>
         <w:rPr>
-          <w:rFonts w:ascii="Aptos Narrow" w:eastAsia="Microsoft YaHei" w:hAnsi="Aptos Narrow" w:cstheme="minorHAnsi"/>
-          <w:color w:val="70AD47" w:themeColor="accent6"/>
-          <w:szCs w:val="20"/>
-        </w:rPr>
-      </w:pPr>
-      <w:r>
-        <w:rPr>
-          <w:rFonts w:ascii="Aptos Narrow" w:eastAsia="Microsoft YaHei" w:hAnsi="Aptos Narrow" w:cstheme="minorHAnsi"/>
+          <w:rFonts w:ascii="Aptos Narrow" w:eastAsia="微软雅黑" w:hAnsi="Aptos Narrow" w:cstheme="minorHAnsi"/>
+          <w:color w:val="70AD47" w:themeColor="accent6"/>
+          <w:szCs w:val="20"/>
+        </w:rPr>
+      </w:pPr>
+      <w:r>
+        <w:rPr>
+          <w:rFonts w:ascii="Aptos Narrow" w:eastAsia="微软雅黑" w:hAnsi="Aptos Narrow" w:cstheme="minorHAnsi"/>
           <w:color w:val="70AD47" w:themeColor="accent6"/>
           <w:szCs w:val="20"/>
         </w:rPr>
@@ -39739,14 +39739,14 @@
         <w:ind w:left="5400"/>
         <w:contextualSpacing w:val="0"/>
         <w:rPr>
-          <w:rFonts w:ascii="Aptos Narrow" w:eastAsia="Microsoft YaHei" w:hAnsi="Aptos Narrow" w:cstheme="minorHAnsi"/>
-          <w:color w:val="70AD47" w:themeColor="accent6"/>
-          <w:szCs w:val="20"/>
-        </w:rPr>
-      </w:pPr>
-      <w:r>
-        <w:rPr>
-          <w:rFonts w:ascii="Aptos Narrow" w:eastAsia="Microsoft YaHei" w:hAnsi="Aptos Narrow" w:cstheme="minorHAnsi"/>
+          <w:rFonts w:ascii="Aptos Narrow" w:eastAsia="微软雅黑" w:hAnsi="Aptos Narrow" w:cstheme="minorHAnsi"/>
+          <w:color w:val="70AD47" w:themeColor="accent6"/>
+          <w:szCs w:val="20"/>
+        </w:rPr>
+      </w:pPr>
+      <w:r>
+        <w:rPr>
+          <w:rFonts w:ascii="Aptos Narrow" w:eastAsia="微软雅黑" w:hAnsi="Aptos Narrow" w:cstheme="minorHAnsi"/>
           <w:color w:val="70AD47" w:themeColor="accent6"/>
           <w:szCs w:val="20"/>
         </w:rPr>
@@ -39754,7 +39754,7 @@
       </w:r>
       <w:r>
         <w:rPr>
-          <w:rFonts w:ascii="Aptos Narrow" w:eastAsia="Microsoft YaHei" w:hAnsi="Aptos Narrow" w:cstheme="minorHAnsi"/>
+          <w:rFonts w:ascii="Aptos Narrow" w:eastAsia="微软雅黑" w:hAnsi="Aptos Narrow" w:cstheme="minorHAnsi"/>
           <w:color w:val="70AD47" w:themeColor="accent6"/>
           <w:szCs w:val="20"/>
         </w:rPr>
@@ -39762,7 +39762,7 @@
       </w:r>
       <w:r>
         <w:rPr>
-          <w:rFonts w:ascii="Aptos Narrow" w:eastAsia="Microsoft YaHei" w:hAnsi="Aptos Narrow" w:cstheme="minorHAnsi"/>
+          <w:rFonts w:ascii="Aptos Narrow" w:eastAsia="微软雅黑" w:hAnsi="Aptos Narrow" w:cstheme="minorHAnsi"/>
           <w:color w:val="70AD47" w:themeColor="accent6"/>
           <w:szCs w:val="20"/>
         </w:rPr>
@@ -39776,14 +39776,14 @@
         <w:ind w:left="5400"/>
         <w:contextualSpacing w:val="0"/>
         <w:rPr>
-          <w:rFonts w:ascii="Aptos Narrow" w:eastAsia="Microsoft YaHei" w:hAnsi="Aptos Narrow" w:cstheme="minorHAnsi"/>
-          <w:color w:val="70AD47" w:themeColor="accent6"/>
-          <w:szCs w:val="20"/>
-        </w:rPr>
-      </w:pPr>
-      <w:r>
-        <w:rPr>
-          <w:rFonts w:ascii="Aptos Narrow" w:eastAsia="Microsoft YaHei" w:hAnsi="Aptos Narrow" w:cstheme="minorHAnsi"/>
+          <w:rFonts w:ascii="Aptos Narrow" w:eastAsia="微软雅黑" w:hAnsi="Aptos Narrow" w:cstheme="minorHAnsi"/>
+          <w:color w:val="70AD47" w:themeColor="accent6"/>
+          <w:szCs w:val="20"/>
+        </w:rPr>
+      </w:pPr>
+      <w:r>
+        <w:rPr>
+          <w:rFonts w:ascii="Aptos Narrow" w:eastAsia="微软雅黑" w:hAnsi="Aptos Narrow" w:cstheme="minorHAnsi"/>
           <w:color w:val="70AD47" w:themeColor="accent6"/>
           <w:szCs w:val="20"/>
         </w:rPr>
@@ -39791,7 +39791,7 @@
       </w:r>
       <w:r>
         <w:rPr>
-          <w:rFonts w:ascii="Aptos Narrow" w:eastAsia="Microsoft YaHei" w:hAnsi="Aptos Narrow" w:cstheme="minorHAnsi"/>
+          <w:rFonts w:ascii="Aptos Narrow" w:eastAsia="微软雅黑" w:hAnsi="Aptos Narrow" w:cstheme="minorHAnsi"/>
           <w:color w:val="70AD47" w:themeColor="accent6"/>
           <w:szCs w:val="20"/>
         </w:rPr>
@@ -39799,7 +39799,7 @@
       </w:r>
       <w:r>
         <w:rPr>
-          <w:rFonts w:ascii="Aptos Narrow" w:eastAsia="Microsoft YaHei" w:hAnsi="Aptos Narrow" w:cstheme="minorHAnsi"/>
+          <w:rFonts w:ascii="Aptos Narrow" w:eastAsia="微软雅黑" w:hAnsi="Aptos Narrow" w:cstheme="minorHAnsi"/>
           <w:color w:val="70AD47" w:themeColor="accent6"/>
           <w:szCs w:val="20"/>
         </w:rPr>
@@ -39813,14 +39813,14 @@
         <w:ind w:left="5400"/>
         <w:contextualSpacing w:val="0"/>
         <w:rPr>
-          <w:rFonts w:ascii="Aptos Narrow" w:eastAsia="Microsoft YaHei" w:hAnsi="Aptos Narrow" w:cstheme="minorHAnsi"/>
-          <w:color w:val="70AD47" w:themeColor="accent6"/>
-          <w:szCs w:val="20"/>
-        </w:rPr>
-      </w:pPr>
-      <w:r>
-        <w:rPr>
-          <w:rFonts w:ascii="Aptos Narrow" w:eastAsia="Microsoft YaHei" w:hAnsi="Aptos Narrow" w:cstheme="minorHAnsi"/>
+          <w:rFonts w:ascii="Aptos Narrow" w:eastAsia="微软雅黑" w:hAnsi="Aptos Narrow" w:cstheme="minorHAnsi"/>
+          <w:color w:val="70AD47" w:themeColor="accent6"/>
+          <w:szCs w:val="20"/>
+        </w:rPr>
+      </w:pPr>
+      <w:r>
+        <w:rPr>
+          <w:rFonts w:ascii="Aptos Narrow" w:eastAsia="微软雅黑" w:hAnsi="Aptos Narrow" w:cstheme="minorHAnsi"/>
           <w:color w:val="70AD47" w:themeColor="accent6"/>
           <w:szCs w:val="20"/>
         </w:rPr>
@@ -39837,14 +39837,14 @@
         <w:spacing w:before="720" w:line="360" w:lineRule="auto"/>
         <w:ind w:left="2715" w:hanging="585"/>
         <w:rPr>
-          <w:rFonts w:ascii="Aptos Narrow" w:eastAsia="Microsoft YaHei" w:hAnsi="Aptos Narrow"/>
+          <w:rFonts w:ascii="Aptos Narrow" w:eastAsia="微软雅黑" w:hAnsi="Aptos Narrow"/>
           <w:szCs w:val="20"/>
         </w:rPr>
       </w:pPr>
       <w:bookmarkStart w:id="121" w:name="_Ref148194096"/>
       <w:r>
         <w:rPr>
-          <w:rFonts w:ascii="Aptos Narrow" w:eastAsia="Microsoft YaHei" w:hAnsi="Aptos Narrow"/>
+          <w:rFonts w:ascii="Aptos Narrow" w:eastAsia="微软雅黑" w:hAnsi="Aptos Narrow"/>
           <w:szCs w:val="20"/>
         </w:rPr>
         <w:t>Deployment Engine: Advanced</w:t>
@@ -39861,13 +39861,13 @@
         <w:spacing w:before="240" w:line="360" w:lineRule="auto"/>
         <w:ind w:left="3420" w:hanging="720"/>
         <w:rPr>
-          <w:rFonts w:ascii="Aptos Narrow" w:eastAsia="Microsoft YaHei" w:hAnsi="Aptos Narrow"/>
-          <w:szCs w:val="20"/>
-        </w:rPr>
-      </w:pPr>
-      <w:r>
-        <w:rPr>
-          <w:rFonts w:ascii="Aptos Narrow" w:eastAsia="Microsoft YaHei" w:hAnsi="Aptos Narrow"/>
+          <w:rFonts w:ascii="Aptos Narrow" w:eastAsia="微软雅黑" w:hAnsi="Aptos Narrow"/>
+          <w:szCs w:val="20"/>
+        </w:rPr>
+      </w:pPr>
+      <w:r>
+        <w:rPr>
+          <w:rFonts w:ascii="Aptos Narrow" w:eastAsia="微软雅黑" w:hAnsi="Aptos Narrow"/>
           <w:szCs w:val="20"/>
         </w:rPr>
         <w:t>Deployment engine: adding process</w:t>
@@ -39880,13 +39880,13 @@
         <w:ind w:left="3420"/>
         <w:contextualSpacing w:val="0"/>
         <w:rPr>
-          <w:rFonts w:ascii="Aptos Narrow" w:eastAsia="Microsoft YaHei" w:hAnsi="Aptos Narrow" w:cstheme="minorHAnsi"/>
-          <w:szCs w:val="20"/>
-        </w:rPr>
-      </w:pPr>
-      <w:r>
-        <w:rPr>
-          <w:rFonts w:ascii="Aptos Narrow" w:eastAsia="Microsoft YaHei" w:hAnsi="Aptos Narrow" w:cstheme="minorHAnsi"/>
+          <w:rFonts w:ascii="Aptos Narrow" w:eastAsia="微软雅黑" w:hAnsi="Aptos Narrow" w:cstheme="minorHAnsi"/>
+          <w:szCs w:val="20"/>
+        </w:rPr>
+      </w:pPr>
+      <w:r>
+        <w:rPr>
+          <w:rFonts w:ascii="Aptos Narrow" w:eastAsia="微软雅黑" w:hAnsi="Aptos Narrow" w:cstheme="minorHAnsi"/>
           <w:szCs w:val="20"/>
         </w:rPr>
         <w:t>After copying the deployment engine, you can add deployment tags to intervene in the installation process.</w:t>
@@ -39902,13 +39902,13 @@
         <w:spacing w:before="720" w:line="360" w:lineRule="auto"/>
         <w:ind w:left="3420" w:hanging="720"/>
         <w:rPr>
-          <w:rFonts w:ascii="Aptos Narrow" w:eastAsia="Microsoft YaHei" w:hAnsi="Aptos Narrow"/>
-          <w:szCs w:val="20"/>
-        </w:rPr>
-      </w:pPr>
-      <w:r>
-        <w:rPr>
-          <w:rFonts w:ascii="Aptos Narrow" w:eastAsia="Microsoft YaHei" w:hAnsi="Aptos Narrow"/>
+          <w:rFonts w:ascii="Aptos Narrow" w:eastAsia="微软雅黑" w:hAnsi="Aptos Narrow"/>
+          <w:szCs w:val="20"/>
+        </w:rPr>
+      </w:pPr>
+      <w:r>
+        <w:rPr>
+          <w:rFonts w:ascii="Aptos Narrow" w:eastAsia="微软雅黑" w:hAnsi="Aptos Narrow"/>
           <w:szCs w:val="20"/>
         </w:rPr>
         <w:t>Unattended solution</w:t>
@@ -39919,13 +39919,13 @@
         <w:spacing w:before="240" w:line="360" w:lineRule="auto"/>
         <w:ind w:left="3420"/>
         <w:rPr>
-          <w:rFonts w:ascii="Aptos Narrow" w:eastAsia="Microsoft YaHei" w:hAnsi="Aptos Narrow" w:cstheme="minorHAnsi"/>
-          <w:szCs w:val="20"/>
-        </w:rPr>
-      </w:pPr>
-      <w:r>
-        <w:rPr>
-          <w:rFonts w:ascii="Aptos Narrow" w:eastAsia="Microsoft YaHei" w:hAnsi="Aptos Narrow" w:cstheme="minorHAnsi"/>
+          <w:rFonts w:ascii="Aptos Narrow" w:eastAsia="微软雅黑" w:hAnsi="Aptos Narrow" w:cstheme="minorHAnsi"/>
+          <w:szCs w:val="20"/>
+        </w:rPr>
+      </w:pPr>
+      <w:r>
+        <w:rPr>
+          <w:rFonts w:ascii="Aptos Narrow" w:eastAsia="微软雅黑" w:hAnsi="Aptos Narrow" w:cstheme="minorHAnsi"/>
           <w:szCs w:val="20"/>
         </w:rPr>
         <w:t>When the customization is unattended, please modify it simultaneously if the following files exist:</w:t>
@@ -39942,14 +39942,14 @@
         <w:ind w:left="4155" w:hanging="555"/>
         <w:contextualSpacing w:val="0"/>
         <w:rPr>
-          <w:rFonts w:ascii="Aptos Narrow" w:eastAsia="Microsoft YaHei" w:hAnsi="Aptos Narrow" w:cstheme="minorHAnsi"/>
+          <w:rFonts w:ascii="Aptos Narrow" w:eastAsia="微软雅黑" w:hAnsi="Aptos Narrow" w:cstheme="minorHAnsi"/>
           <w:color w:val="7030A0"/>
           <w:szCs w:val="20"/>
         </w:rPr>
       </w:pPr>
       <w:r>
         <w:rPr>
-          <w:rFonts w:ascii="Aptos Narrow" w:eastAsia="Microsoft YaHei" w:hAnsi="Aptos Narrow" w:cstheme="minorHAnsi"/>
+          <w:rFonts w:ascii="Aptos Narrow" w:eastAsia="微软雅黑" w:hAnsi="Aptos Narrow" w:cstheme="minorHAnsi"/>
           <w:color w:val="7030A0"/>
           <w:szCs w:val="20"/>
         </w:rPr>
@@ -39957,7 +39957,7 @@
       </w:r>
       <w:r>
         <w:rPr>
-          <w:rFonts w:ascii="Aptos Narrow" w:eastAsia="Microsoft YaHei" w:hAnsi="Aptos Narrow" w:cstheme="minorHAnsi"/>
+          <w:rFonts w:ascii="Aptos Narrow" w:eastAsia="微软雅黑" w:hAnsi="Aptos Narrow" w:cstheme="minorHAnsi"/>
           <w:color w:val="7030A0"/>
           <w:szCs w:val="20"/>
         </w:rPr>
@@ -39965,7 +39965,7 @@
       </w:r>
       <w:r>
         <w:rPr>
-          <w:rFonts w:ascii="Aptos Narrow" w:eastAsia="Microsoft YaHei" w:hAnsi="Aptos Narrow" w:cstheme="minorHAnsi"/>
+          <w:rFonts w:ascii="Aptos Narrow" w:eastAsia="微软雅黑" w:hAnsi="Aptos Narrow" w:cstheme="minorHAnsi"/>
           <w:color w:val="7030A0"/>
           <w:szCs w:val="20"/>
         </w:rPr>
@@ -39983,14 +39983,14 @@
         <w:ind w:left="4155" w:hanging="555"/>
         <w:contextualSpacing w:val="0"/>
         <w:rPr>
-          <w:rFonts w:ascii="Aptos Narrow" w:eastAsia="Microsoft YaHei" w:hAnsi="Aptos Narrow" w:cstheme="minorHAnsi"/>
+          <w:rFonts w:ascii="Aptos Narrow" w:eastAsia="微软雅黑" w:hAnsi="Aptos Narrow" w:cstheme="minorHAnsi"/>
           <w:color w:val="7030A0"/>
           <w:szCs w:val="20"/>
         </w:rPr>
       </w:pPr>
       <w:r>
         <w:rPr>
-          <w:rFonts w:ascii="Aptos Narrow" w:eastAsia="Microsoft YaHei" w:hAnsi="Aptos Narrow" w:cstheme="minorHAnsi"/>
+          <w:rFonts w:ascii="Aptos Narrow" w:eastAsia="微软雅黑" w:hAnsi="Aptos Narrow" w:cstheme="minorHAnsi"/>
           <w:color w:val="7030A0"/>
           <w:szCs w:val="20"/>
         </w:rPr>
@@ -39998,7 +39998,7 @@
       </w:r>
       <w:r>
         <w:rPr>
-          <w:rFonts w:ascii="Aptos Narrow" w:eastAsia="Microsoft YaHei" w:hAnsi="Aptos Narrow" w:cstheme="minorHAnsi"/>
+          <w:rFonts w:ascii="Aptos Narrow" w:eastAsia="微软雅黑" w:hAnsi="Aptos Narrow" w:cstheme="minorHAnsi"/>
           <w:color w:val="7030A0"/>
           <w:szCs w:val="20"/>
         </w:rPr>
@@ -40006,7 +40006,7 @@
       </w:r>
       <w:r>
         <w:rPr>
-          <w:rFonts w:ascii="Aptos Narrow" w:eastAsia="Microsoft YaHei" w:hAnsi="Aptos Narrow" w:cstheme="minorHAnsi"/>
+          <w:rFonts w:ascii="Aptos Narrow" w:eastAsia="微软雅黑" w:hAnsi="Aptos Narrow" w:cstheme="minorHAnsi"/>
           <w:color w:val="7030A0"/>
           <w:szCs w:val="20"/>
         </w:rPr>
@@ -40024,14 +40024,14 @@
         <w:ind w:left="4155" w:hanging="555"/>
         <w:contextualSpacing w:val="0"/>
         <w:rPr>
-          <w:rFonts w:ascii="Aptos Narrow" w:eastAsia="Microsoft YaHei" w:hAnsi="Aptos Narrow" w:cstheme="minorHAnsi"/>
+          <w:rFonts w:ascii="Aptos Narrow" w:eastAsia="微软雅黑" w:hAnsi="Aptos Narrow" w:cstheme="minorHAnsi"/>
           <w:color w:val="7030A0"/>
           <w:szCs w:val="20"/>
         </w:rPr>
       </w:pPr>
       <w:r>
         <w:rPr>
-          <w:rFonts w:ascii="Aptos Narrow" w:eastAsia="Microsoft YaHei" w:hAnsi="Aptos Narrow" w:cstheme="minorHAnsi"/>
+          <w:rFonts w:ascii="Aptos Narrow" w:eastAsia="微软雅黑" w:hAnsi="Aptos Narrow" w:cstheme="minorHAnsi"/>
           <w:color w:val="7030A0"/>
           <w:szCs w:val="20"/>
         </w:rPr>
@@ -40039,7 +40039,7 @@
       </w:r>
       <w:r>
         <w:rPr>
-          <w:rFonts w:ascii="Aptos Narrow" w:eastAsia="Microsoft YaHei" w:hAnsi="Aptos Narrow" w:cstheme="minorHAnsi"/>
+          <w:rFonts w:ascii="Aptos Narrow" w:eastAsia="微软雅黑" w:hAnsi="Aptos Narrow" w:cstheme="minorHAnsi"/>
           <w:color w:val="7030A0"/>
           <w:szCs w:val="20"/>
         </w:rPr>
@@ -40047,7 +40047,7 @@
       </w:r>
       <w:r>
         <w:rPr>
-          <w:rFonts w:ascii="Aptos Narrow" w:eastAsia="Microsoft YaHei" w:hAnsi="Aptos Narrow" w:cstheme="minorHAnsi"/>
+          <w:rFonts w:ascii="Aptos Narrow" w:eastAsia="微软雅黑" w:hAnsi="Aptos Narrow" w:cstheme="minorHAnsi"/>
           <w:color w:val="7030A0"/>
           <w:szCs w:val="20"/>
         </w:rPr>
@@ -40065,14 +40065,14 @@
         <w:ind w:left="4155" w:hanging="555"/>
         <w:contextualSpacing w:val="0"/>
         <w:rPr>
-          <w:rFonts w:ascii="Aptos Narrow" w:eastAsia="Microsoft YaHei" w:hAnsi="Aptos Narrow" w:cstheme="minorHAnsi"/>
+          <w:rFonts w:ascii="Aptos Narrow" w:eastAsia="微软雅黑" w:hAnsi="Aptos Narrow" w:cstheme="minorHAnsi"/>
           <w:color w:val="7030A0"/>
           <w:szCs w:val="20"/>
         </w:rPr>
       </w:pPr>
       <w:r>
         <w:rPr>
-          <w:rFonts w:ascii="Aptos Narrow" w:eastAsia="Microsoft YaHei" w:hAnsi="Aptos Narrow" w:cstheme="minorHAnsi"/>
+          <w:rFonts w:ascii="Aptos Narrow" w:eastAsia="微软雅黑" w:hAnsi="Aptos Narrow" w:cstheme="minorHAnsi"/>
           <w:color w:val="7030A0"/>
           <w:szCs w:val="20"/>
         </w:rPr>
@@ -40080,7 +40080,7 @@
       </w:r>
       <w:r>
         <w:rPr>
-          <w:rFonts w:ascii="Aptos Narrow" w:eastAsia="Microsoft YaHei" w:hAnsi="Aptos Narrow" w:cstheme="minorHAnsi"/>
+          <w:rFonts w:ascii="Aptos Narrow" w:eastAsia="微软雅黑" w:hAnsi="Aptos Narrow" w:cstheme="minorHAnsi"/>
           <w:color w:val="7030A0"/>
           <w:szCs w:val="20"/>
         </w:rPr>
@@ -40088,7 +40088,7 @@
       </w:r>
       <w:r>
         <w:rPr>
-          <w:rFonts w:ascii="Aptos Narrow" w:eastAsia="Microsoft YaHei" w:hAnsi="Aptos Narrow" w:cstheme="minorHAnsi"/>
+          <w:rFonts w:ascii="Aptos Narrow" w:eastAsia="微软雅黑" w:hAnsi="Aptos Narrow" w:cstheme="minorHAnsi"/>
           <w:color w:val="7030A0"/>
           <w:szCs w:val="20"/>
         </w:rPr>
@@ -40105,14 +40105,14 @@
         <w:spacing w:before="720" w:line="360" w:lineRule="auto"/>
         <w:ind w:left="4253" w:hanging="851"/>
         <w:rPr>
-          <w:rFonts w:ascii="Aptos Narrow" w:eastAsia="Microsoft YaHei" w:hAnsi="Aptos Narrow"/>
+          <w:rFonts w:ascii="Aptos Narrow" w:eastAsia="微软雅黑" w:hAnsi="Aptos Narrow"/>
           <w:iCs w:val="0"/>
           <w:szCs w:val="20"/>
         </w:rPr>
       </w:pPr>
       <w:r>
         <w:rPr>
-          <w:rFonts w:ascii="Aptos Narrow" w:eastAsia="Microsoft YaHei" w:hAnsi="Aptos Narrow"/>
+          <w:rFonts w:ascii="Aptos Narrow" w:eastAsia="微软雅黑" w:hAnsi="Aptos Narrow"/>
           <w:iCs w:val="0"/>
           <w:szCs w:val="20"/>
         </w:rPr>
@@ -40124,13 +40124,13 @@
         <w:spacing w:before="240" w:line="360" w:lineRule="auto"/>
         <w:ind w:left="4253"/>
         <w:rPr>
-          <w:rFonts w:ascii="Aptos Narrow" w:eastAsia="Microsoft YaHei" w:hAnsi="Aptos Narrow"/>
-          <w:szCs w:val="20"/>
-        </w:rPr>
-      </w:pPr>
-      <w:r>
-        <w:rPr>
-          <w:rFonts w:ascii="Aptos Narrow" w:eastAsia="Microsoft YaHei" w:hAnsi="Aptos Narrow"/>
+          <w:rFonts w:ascii="Aptos Narrow" w:eastAsia="微软雅黑" w:hAnsi="Aptos Narrow"/>
+          <w:szCs w:val="20"/>
+        </w:rPr>
+      </w:pPr>
+      <w:r>
+        <w:rPr>
+          <w:rFonts w:ascii="Aptos Narrow" w:eastAsia="微软雅黑" w:hAnsi="Aptos Narrow"/>
           <w:szCs w:val="20"/>
         </w:rPr>
         <w:t>In multi-language and monolingual, you can switch between each other. When replacing, please replace all the same ones in the file.</w:t>
@@ -40148,7 +40148,7 @@
         <w:spacing w:before="720" w:line="360" w:lineRule="auto"/>
         <w:ind w:left="5245" w:hanging="1005"/>
         <w:rPr>
-          <w:rFonts w:ascii="Aptos Narrow" w:eastAsia="Microsoft YaHei" w:hAnsi="Aptos Narrow"/>
+          <w:rFonts w:ascii="Aptos Narrow" w:eastAsia="微软雅黑" w:hAnsi="Aptos Narrow"/>
           <w:color w:val="auto"/>
           <w:sz w:val="20"/>
           <w:szCs w:val="20"/>
@@ -40156,7 +40156,7 @@
       </w:pPr>
       <w:r>
         <w:rPr>
-          <w:rFonts w:ascii="Aptos Narrow" w:eastAsia="Microsoft YaHei" w:hAnsi="Aptos Narrow"/>
+          <w:rFonts w:ascii="Aptos Narrow" w:eastAsia="微软雅黑" w:hAnsi="Aptos Narrow"/>
           <w:color w:val="auto"/>
           <w:sz w:val="20"/>
           <w:szCs w:val="20"/>
@@ -40169,14 +40169,14 @@
         <w:spacing w:before="240" w:line="360" w:lineRule="auto"/>
         <w:ind w:left="5245"/>
         <w:rPr>
-          <w:rFonts w:ascii="Aptos Narrow" w:eastAsia="Microsoft YaHei" w:hAnsi="Aptos Narrow" w:cstheme="minorHAnsi"/>
+          <w:rFonts w:ascii="Aptos Narrow" w:eastAsia="微软雅黑" w:hAnsi="Aptos Narrow" w:cstheme="minorHAnsi"/>
           <w:color w:val="7030A0"/>
           <w:szCs w:val="20"/>
         </w:rPr>
       </w:pPr>
       <w:r>
         <w:rPr>
-          <w:rFonts w:ascii="Aptos Narrow" w:eastAsia="Microsoft YaHei" w:hAnsi="Aptos Narrow" w:cstheme="minorHAnsi"/>
+          <w:rFonts w:ascii="Aptos Narrow" w:eastAsia="微软雅黑" w:hAnsi="Aptos Narrow" w:cstheme="minorHAnsi"/>
           <w:color w:val="7030A0"/>
           <w:szCs w:val="20"/>
         </w:rPr>
@@ -40188,14 +40188,14 @@
         <w:spacing w:before="240" w:line="360" w:lineRule="auto"/>
         <w:ind w:left="5245"/>
         <w:rPr>
-          <w:rFonts w:ascii="Aptos Narrow" w:eastAsia="Microsoft YaHei" w:hAnsi="Aptos Narrow" w:cstheme="minorHAnsi"/>
+          <w:rFonts w:ascii="Aptos Narrow" w:eastAsia="微软雅黑" w:hAnsi="Aptos Narrow" w:cstheme="minorHAnsi"/>
           <w:color w:val="7030A0"/>
           <w:szCs w:val="20"/>
         </w:rPr>
       </w:pPr>
       <w:r>
         <w:rPr>
-          <w:rFonts w:ascii="Aptos Narrow" w:eastAsia="Microsoft YaHei" w:hAnsi="Aptos Narrow" w:cstheme="minorHAnsi"/>
+          <w:rFonts w:ascii="Aptos Narrow" w:eastAsia="微软雅黑" w:hAnsi="Aptos Narrow" w:cstheme="minorHAnsi"/>
           <w:color w:val="7030A0"/>
           <w:szCs w:val="20"/>
         </w:rPr>
@@ -40207,14 +40207,14 @@
         <w:spacing w:before="240" w:line="360" w:lineRule="auto"/>
         <w:ind w:left="5245"/>
         <w:rPr>
-          <w:rFonts w:ascii="Aptos Narrow" w:eastAsia="Microsoft YaHei" w:hAnsi="Aptos Narrow" w:cstheme="minorHAnsi"/>
+          <w:rFonts w:ascii="Aptos Narrow" w:eastAsia="微软雅黑" w:hAnsi="Aptos Narrow" w:cstheme="minorHAnsi"/>
           <w:color w:val="7030A0"/>
           <w:szCs w:val="20"/>
         </w:rPr>
       </w:pPr>
       <w:r>
         <w:rPr>
-          <w:rFonts w:ascii="Aptos Narrow" w:eastAsia="Microsoft YaHei" w:hAnsi="Aptos Narrow" w:cstheme="minorHAnsi"/>
+          <w:rFonts w:ascii="Aptos Narrow" w:eastAsia="微软雅黑" w:hAnsi="Aptos Narrow" w:cstheme="minorHAnsi"/>
           <w:color w:val="7030A0"/>
           <w:szCs w:val="20"/>
         </w:rPr>
@@ -40226,14 +40226,14 @@
         <w:spacing w:before="240" w:line="360" w:lineRule="auto"/>
         <w:ind w:left="5245"/>
         <w:rPr>
-          <w:rFonts w:ascii="Aptos Narrow" w:eastAsia="Microsoft YaHei" w:hAnsi="Aptos Narrow" w:cstheme="minorHAnsi"/>
+          <w:rFonts w:ascii="Aptos Narrow" w:eastAsia="微软雅黑" w:hAnsi="Aptos Narrow" w:cstheme="minorHAnsi"/>
           <w:color w:val="7030A0"/>
           <w:szCs w:val="20"/>
         </w:rPr>
       </w:pPr>
       <w:r>
         <w:rPr>
-          <w:rFonts w:ascii="Aptos Narrow" w:eastAsia="Microsoft YaHei" w:hAnsi="Aptos Narrow" w:cstheme="minorHAnsi"/>
+          <w:rFonts w:ascii="Aptos Narrow" w:eastAsia="微软雅黑" w:hAnsi="Aptos Narrow" w:cstheme="minorHAnsi"/>
           <w:color w:val="7030A0"/>
           <w:szCs w:val="20"/>
         </w:rPr>
@@ -40245,14 +40245,14 @@
         <w:spacing w:before="240" w:line="360" w:lineRule="auto"/>
         <w:ind w:left="5245"/>
         <w:rPr>
-          <w:rFonts w:ascii="Aptos Narrow" w:eastAsia="Microsoft YaHei" w:hAnsi="Aptos Narrow" w:cstheme="minorHAnsi"/>
+          <w:rFonts w:ascii="Aptos Narrow" w:eastAsia="微软雅黑" w:hAnsi="Aptos Narrow" w:cstheme="minorHAnsi"/>
           <w:color w:val="7030A0"/>
           <w:szCs w:val="20"/>
         </w:rPr>
       </w:pPr>
       <w:r>
         <w:rPr>
-          <w:rFonts w:ascii="Aptos Narrow" w:eastAsia="Microsoft YaHei" w:hAnsi="Aptos Narrow" w:cstheme="minorHAnsi"/>
+          <w:rFonts w:ascii="Aptos Narrow" w:eastAsia="微软雅黑" w:hAnsi="Aptos Narrow" w:cstheme="minorHAnsi"/>
           <w:color w:val="7030A0"/>
           <w:szCs w:val="20"/>
         </w:rPr>
@@ -40264,14 +40264,14 @@
         <w:spacing w:before="240" w:line="360" w:lineRule="auto"/>
         <w:ind w:left="5245"/>
         <w:rPr>
-          <w:rFonts w:ascii="Aptos Narrow" w:eastAsia="Microsoft YaHei" w:hAnsi="Aptos Narrow" w:cstheme="minorHAnsi"/>
+          <w:rFonts w:ascii="Aptos Narrow" w:eastAsia="微软雅黑" w:hAnsi="Aptos Narrow" w:cstheme="minorHAnsi"/>
           <w:color w:val="7030A0"/>
           <w:szCs w:val="20"/>
         </w:rPr>
       </w:pPr>
       <w:r>
         <w:rPr>
-          <w:rFonts w:ascii="Aptos Narrow" w:eastAsia="Microsoft YaHei" w:hAnsi="Aptos Narrow" w:cstheme="minorHAnsi"/>
+          <w:rFonts w:ascii="Aptos Narrow" w:eastAsia="微软雅黑" w:hAnsi="Aptos Narrow" w:cstheme="minorHAnsi"/>
           <w:color w:val="7030A0"/>
           <w:szCs w:val="20"/>
         </w:rPr>
@@ -40290,7 +40290,7 @@
         <w:spacing w:before="720" w:line="360" w:lineRule="auto"/>
         <w:ind w:left="5245" w:hanging="1005"/>
         <w:rPr>
-          <w:rFonts w:ascii="Aptos Narrow" w:eastAsia="Microsoft YaHei" w:hAnsi="Aptos Narrow"/>
+          <w:rFonts w:ascii="Aptos Narrow" w:eastAsia="微软雅黑" w:hAnsi="Aptos Narrow"/>
           <w:color w:val="auto"/>
           <w:sz w:val="20"/>
           <w:szCs w:val="20"/>
@@ -40298,7 +40298,7 @@
       </w:pPr>
       <w:r>
         <w:rPr>
-          <w:rFonts w:ascii="Aptos Narrow" w:eastAsia="Microsoft YaHei" w:hAnsi="Aptos Narrow"/>
+          <w:rFonts w:ascii="Aptos Narrow" w:eastAsia="微软雅黑" w:hAnsi="Aptos Narrow"/>
           <w:color w:val="auto"/>
           <w:sz w:val="20"/>
           <w:szCs w:val="20"/>
@@ -40313,21 +40313,21 @@
         <w:ind w:left="5245"/>
         <w:contextualSpacing w:val="0"/>
         <w:rPr>
-          <w:rFonts w:ascii="Aptos Narrow" w:eastAsia="Microsoft YaHei" w:hAnsi="Aptos Narrow" w:cstheme="minorHAnsi"/>
+          <w:rFonts w:ascii="Aptos Narrow" w:eastAsia="微软雅黑" w:hAnsi="Aptos Narrow" w:cstheme="minorHAnsi"/>
           <w:color w:val="7030A0"/>
           <w:szCs w:val="20"/>
         </w:rPr>
       </w:pPr>
       <w:r>
         <w:rPr>
-          <w:rFonts w:ascii="Aptos Narrow" w:eastAsia="Microsoft YaHei" w:hAnsi="Aptos Narrow" w:cstheme="minorHAnsi"/>
+          <w:rFonts w:ascii="Aptos Narrow" w:eastAsia="微软雅黑" w:hAnsi="Aptos Narrow" w:cstheme="minorHAnsi"/>
           <w:szCs w:val="20"/>
         </w:rPr>
         <w:t xml:space="preserve">A single language needs to specify a language tag, for example, specify a language tag: </w:t>
       </w:r>
       <w:r>
         <w:rPr>
-          <w:rFonts w:ascii="Aptos Narrow" w:eastAsia="Microsoft YaHei" w:hAnsi="Aptos Narrow" w:cstheme="minorHAnsi"/>
+          <w:rFonts w:ascii="Aptos Narrow" w:eastAsia="微软雅黑" w:hAnsi="Aptos Narrow" w:cstheme="minorHAnsi"/>
           <w:color w:val="7030A0"/>
           <w:szCs w:val="20"/>
         </w:rPr>
@@ -40339,14 +40339,14 @@
         <w:spacing w:before="240" w:line="360" w:lineRule="auto"/>
         <w:ind w:left="5245"/>
         <w:rPr>
-          <w:rFonts w:ascii="Aptos Narrow" w:eastAsia="Microsoft YaHei" w:hAnsi="Aptos Narrow" w:cstheme="minorHAnsi"/>
+          <w:rFonts w:ascii="Aptos Narrow" w:eastAsia="微软雅黑" w:hAnsi="Aptos Narrow" w:cstheme="minorHAnsi"/>
           <w:color w:val="7030A0"/>
           <w:szCs w:val="20"/>
         </w:rPr>
       </w:pPr>
       <w:r>
         <w:rPr>
-          <w:rFonts w:ascii="Aptos Narrow" w:eastAsia="Microsoft YaHei" w:hAnsi="Aptos Narrow" w:cstheme="minorHAnsi"/>
+          <w:rFonts w:ascii="Aptos Narrow" w:eastAsia="微软雅黑" w:hAnsi="Aptos Narrow" w:cstheme="minorHAnsi"/>
           <w:color w:val="7030A0"/>
           <w:szCs w:val="20"/>
         </w:rPr>
@@ -40358,14 +40358,14 @@
         <w:spacing w:before="240" w:line="360" w:lineRule="auto"/>
         <w:ind w:left="5245"/>
         <w:rPr>
-          <w:rFonts w:ascii="Aptos Narrow" w:eastAsia="Microsoft YaHei" w:hAnsi="Aptos Narrow" w:cstheme="minorHAnsi"/>
+          <w:rFonts w:ascii="Aptos Narrow" w:eastAsia="微软雅黑" w:hAnsi="Aptos Narrow" w:cstheme="minorHAnsi"/>
           <w:color w:val="7030A0"/>
           <w:szCs w:val="20"/>
         </w:rPr>
       </w:pPr>
       <w:r>
         <w:rPr>
-          <w:rFonts w:ascii="Aptos Narrow" w:eastAsia="Microsoft YaHei" w:hAnsi="Aptos Narrow" w:cstheme="minorHAnsi"/>
+          <w:rFonts w:ascii="Aptos Narrow" w:eastAsia="微软雅黑" w:hAnsi="Aptos Narrow" w:cstheme="minorHAnsi"/>
           <w:color w:val="7030A0"/>
           <w:szCs w:val="20"/>
         </w:rPr>
@@ -40377,14 +40377,14 @@
         <w:spacing w:before="240" w:line="360" w:lineRule="auto"/>
         <w:ind w:left="5245"/>
         <w:rPr>
-          <w:rFonts w:ascii="Aptos Narrow" w:eastAsia="Microsoft YaHei" w:hAnsi="Aptos Narrow" w:cstheme="minorHAnsi"/>
+          <w:rFonts w:ascii="Aptos Narrow" w:eastAsia="微软雅黑" w:hAnsi="Aptos Narrow" w:cstheme="minorHAnsi"/>
           <w:color w:val="7030A0"/>
           <w:szCs w:val="20"/>
         </w:rPr>
       </w:pPr>
       <w:r>
         <w:rPr>
-          <w:rFonts w:ascii="Aptos Narrow" w:eastAsia="Microsoft YaHei" w:hAnsi="Aptos Narrow" w:cstheme="minorHAnsi"/>
+          <w:rFonts w:ascii="Aptos Narrow" w:eastAsia="微软雅黑" w:hAnsi="Aptos Narrow" w:cstheme="minorHAnsi"/>
           <w:color w:val="7030A0"/>
           <w:szCs w:val="20"/>
         </w:rPr>
@@ -40396,14 +40396,14 @@
         <w:spacing w:before="240" w:line="360" w:lineRule="auto"/>
         <w:ind w:left="5245"/>
         <w:rPr>
-          <w:rFonts w:ascii="Aptos Narrow" w:eastAsia="Microsoft YaHei" w:hAnsi="Aptos Narrow" w:cstheme="minorHAnsi"/>
+          <w:rFonts w:ascii="Aptos Narrow" w:eastAsia="微软雅黑" w:hAnsi="Aptos Narrow" w:cstheme="minorHAnsi"/>
           <w:color w:val="7030A0"/>
           <w:szCs w:val="20"/>
         </w:rPr>
       </w:pPr>
       <w:r>
         <w:rPr>
-          <w:rFonts w:ascii="Aptos Narrow" w:eastAsia="Microsoft YaHei" w:hAnsi="Aptos Narrow" w:cstheme="minorHAnsi"/>
+          <w:rFonts w:ascii="Aptos Narrow" w:eastAsia="微软雅黑" w:hAnsi="Aptos Narrow" w:cstheme="minorHAnsi"/>
           <w:color w:val="7030A0"/>
           <w:szCs w:val="20"/>
         </w:rPr>
@@ -40416,14 +40416,14 @@
         <w:spacing w:before="240" w:line="360" w:lineRule="auto"/>
         <w:ind w:left="5245"/>
         <w:rPr>
-          <w:rFonts w:ascii="Aptos Narrow" w:eastAsia="Microsoft YaHei" w:hAnsi="Aptos Narrow" w:cstheme="minorHAnsi"/>
+          <w:rFonts w:ascii="Aptos Narrow" w:eastAsia="微软雅黑" w:hAnsi="Aptos Narrow" w:cstheme="minorHAnsi"/>
           <w:color w:val="7030A0"/>
           <w:szCs w:val="20"/>
         </w:rPr>
       </w:pPr>
       <w:r>
         <w:rPr>
-          <w:rFonts w:ascii="Aptos Narrow" w:eastAsia="Microsoft YaHei" w:hAnsi="Aptos Narrow" w:cstheme="minorHAnsi"/>
+          <w:rFonts w:ascii="Aptos Narrow" w:eastAsia="微软雅黑" w:hAnsi="Aptos Narrow" w:cstheme="minorHAnsi"/>
           <w:color w:val="7030A0"/>
           <w:szCs w:val="20"/>
         </w:rPr>
@@ -40435,14 +40435,14 @@
         <w:spacing w:before="240" w:line="360" w:lineRule="auto"/>
         <w:ind w:left="5245"/>
         <w:rPr>
-          <w:rFonts w:ascii="Aptos Narrow" w:eastAsia="Microsoft YaHei" w:hAnsi="Aptos Narrow" w:cstheme="minorHAnsi"/>
+          <w:rFonts w:ascii="Aptos Narrow" w:eastAsia="微软雅黑" w:hAnsi="Aptos Narrow" w:cstheme="minorHAnsi"/>
           <w:color w:val="7030A0"/>
           <w:szCs w:val="20"/>
         </w:rPr>
       </w:pPr>
       <w:r>
         <w:rPr>
-          <w:rFonts w:ascii="Aptos Narrow" w:eastAsia="Microsoft YaHei" w:hAnsi="Aptos Narrow" w:cstheme="minorHAnsi"/>
+          <w:rFonts w:ascii="Aptos Narrow" w:eastAsia="微软雅黑" w:hAnsi="Aptos Narrow" w:cstheme="minorHAnsi"/>
           <w:color w:val="7030A0"/>
           <w:szCs w:val="20"/>
         </w:rPr>
@@ -40459,14 +40459,14 @@
         <w:spacing w:before="720" w:line="360" w:lineRule="auto"/>
         <w:ind w:left="4260" w:hanging="855"/>
         <w:rPr>
-          <w:rFonts w:ascii="Aptos Narrow" w:eastAsia="Microsoft YaHei" w:hAnsi="Aptos Narrow"/>
+          <w:rFonts w:ascii="Aptos Narrow" w:eastAsia="微软雅黑" w:hAnsi="Aptos Narrow"/>
           <w:iCs w:val="0"/>
           <w:szCs w:val="20"/>
         </w:rPr>
       </w:pPr>
       <w:r>
         <w:rPr>
-          <w:rFonts w:ascii="Aptos Narrow" w:eastAsia="Microsoft YaHei" w:hAnsi="Aptos Narrow"/>
+          <w:rFonts w:ascii="Aptos Narrow" w:eastAsia="微软雅黑" w:hAnsi="Aptos Narrow"/>
           <w:iCs w:val="0"/>
           <w:szCs w:val="20"/>
         </w:rPr>
@@ -40480,20 +40480,20 @@
         <w:ind w:left="4253"/>
         <w:contextualSpacing w:val="0"/>
         <w:rPr>
-          <w:rFonts w:ascii="Aptos Narrow" w:eastAsia="Microsoft YaHei" w:hAnsi="Aptos Narrow" w:cstheme="minorHAnsi"/>
-          <w:szCs w:val="20"/>
-        </w:rPr>
-      </w:pPr>
-      <w:r>
-        <w:rPr>
-          <w:rFonts w:ascii="Aptos Narrow" w:eastAsia="Microsoft YaHei" w:hAnsi="Aptos Narrow" w:cstheme="minorHAnsi"/>
+          <w:rFonts w:ascii="Aptos Narrow" w:eastAsia="微软雅黑" w:hAnsi="Aptos Narrow" w:cstheme="minorHAnsi"/>
+          <w:szCs w:val="20"/>
+        </w:rPr>
+      </w:pPr>
+      <w:r>
+        <w:rPr>
+          <w:rFonts w:ascii="Aptos Narrow" w:eastAsia="微软雅黑" w:hAnsi="Aptos Narrow" w:cstheme="minorHAnsi"/>
           <w:szCs w:val="20"/>
         </w:rPr>
         <w:t xml:space="preserve">By default, the self-created user </w:t>
       </w:r>
       <w:r>
         <w:rPr>
-          <w:rFonts w:ascii="Aptos Narrow" w:eastAsia="Microsoft YaHei" w:hAnsi="Aptos Narrow" w:cstheme="minorHAnsi"/>
+          <w:rFonts w:ascii="Aptos Narrow" w:eastAsia="微软雅黑" w:hAnsi="Aptos Narrow" w:cstheme="minorHAnsi"/>
           <w:color w:val="7030A0"/>
           <w:szCs w:val="20"/>
         </w:rPr>
@@ -40501,7 +40501,7 @@
       </w:r>
       <w:r>
         <w:rPr>
-          <w:rFonts w:ascii="Aptos Narrow" w:eastAsia="Microsoft YaHei" w:hAnsi="Aptos Narrow" w:cstheme="minorHAnsi"/>
+          <w:rFonts w:ascii="Aptos Narrow" w:eastAsia="微软雅黑" w:hAnsi="Aptos Narrow" w:cstheme="minorHAnsi"/>
           <w:szCs w:val="20"/>
         </w:rPr>
         <w:t xml:space="preserve"> is used and logged in automatically. It can be switched by modifying the following configuration: self-created or customized user.</w:t>
@@ -40519,7 +40519,7 @@
         <w:spacing w:before="720" w:line="360" w:lineRule="auto"/>
         <w:ind w:left="5387" w:hanging="1134"/>
         <w:rPr>
-          <w:rFonts w:ascii="Aptos Narrow" w:eastAsia="Microsoft YaHei" w:hAnsi="Aptos Narrow"/>
+          <w:rFonts w:ascii="Aptos Narrow" w:eastAsia="微软雅黑" w:hAnsi="Aptos Narrow"/>
           <w:color w:val="auto"/>
           <w:sz w:val="20"/>
           <w:szCs w:val="20"/>
@@ -40527,7 +40527,7 @@
       </w:pPr>
       <w:r>
         <w:rPr>
-          <w:rFonts w:ascii="Aptos Narrow" w:eastAsia="Microsoft YaHei" w:hAnsi="Aptos Narrow"/>
+          <w:rFonts w:ascii="Aptos Narrow" w:eastAsia="微软雅黑" w:hAnsi="Aptos Narrow"/>
           <w:color w:val="auto"/>
           <w:sz w:val="20"/>
           <w:szCs w:val="20"/>
@@ -40540,20 +40540,20 @@
         <w:spacing w:before="240" w:line="360" w:lineRule="auto"/>
         <w:ind w:left="5387"/>
         <w:rPr>
-          <w:rFonts w:ascii="Aptos Narrow" w:eastAsia="Microsoft YaHei" w:hAnsi="Aptos Narrow"/>
-          <w:szCs w:val="20"/>
-        </w:rPr>
-      </w:pPr>
-      <w:r>
-        <w:rPr>
-          <w:rFonts w:ascii="Aptos Narrow" w:eastAsia="Microsoft YaHei" w:hAnsi="Aptos Narrow"/>
+          <w:rFonts w:ascii="Aptos Narrow" w:eastAsia="微软雅黑" w:hAnsi="Aptos Narrow"/>
+          <w:szCs w:val="20"/>
+        </w:rPr>
+      </w:pPr>
+      <w:r>
+        <w:rPr>
+          <w:rFonts w:ascii="Aptos Narrow" w:eastAsia="微软雅黑" w:hAnsi="Aptos Narrow"/>
           <w:szCs w:val="20"/>
         </w:rPr>
         <w:t xml:space="preserve">By default, the self-created user: </w:t>
       </w:r>
       <w:r>
         <w:rPr>
-          <w:rFonts w:ascii="Aptos Narrow" w:eastAsia="Microsoft YaHei" w:hAnsi="Aptos Narrow"/>
+          <w:rFonts w:ascii="Aptos Narrow" w:eastAsia="微软雅黑" w:hAnsi="Aptos Narrow"/>
           <w:color w:val="7030A0"/>
           <w:szCs w:val="20"/>
         </w:rPr>
@@ -40561,14 +40561,14 @@
       </w:r>
       <w:r>
         <w:rPr>
-          <w:rFonts w:ascii="Aptos Narrow" w:eastAsia="Microsoft YaHei" w:hAnsi="Aptos Narrow"/>
+          <w:rFonts w:ascii="Aptos Narrow" w:eastAsia="微软雅黑" w:hAnsi="Aptos Narrow"/>
           <w:szCs w:val="20"/>
         </w:rPr>
         <w:t xml:space="preserve"> is used and logged in automatically, inserted between </w:t>
       </w:r>
       <w:r>
         <w:rPr>
-          <w:rFonts w:ascii="Aptos Narrow" w:eastAsia="Microsoft YaHei" w:hAnsi="Aptos Narrow"/>
+          <w:rFonts w:ascii="Aptos Narrow" w:eastAsia="微软雅黑" w:hAnsi="Aptos Narrow"/>
           <w:color w:val="7030A0"/>
           <w:szCs w:val="20"/>
         </w:rPr>
@@ -40576,14 +40576,14 @@
       </w:r>
       <w:r>
         <w:rPr>
-          <w:rFonts w:ascii="Aptos Narrow" w:eastAsia="Microsoft YaHei" w:hAnsi="Aptos Narrow"/>
+          <w:rFonts w:ascii="Aptos Narrow" w:eastAsia="微软雅黑" w:hAnsi="Aptos Narrow"/>
           <w:szCs w:val="20"/>
         </w:rPr>
         <w:t xml:space="preserve"> and </w:t>
       </w:r>
       <w:r>
         <w:rPr>
-          <w:rFonts w:ascii="Aptos Narrow" w:eastAsia="Microsoft YaHei" w:hAnsi="Aptos Narrow"/>
+          <w:rFonts w:ascii="Aptos Narrow" w:eastAsia="微软雅黑" w:hAnsi="Aptos Narrow"/>
           <w:color w:val="7030A0"/>
           <w:szCs w:val="20"/>
         </w:rPr>
@@ -40591,7 +40591,7 @@
       </w:r>
       <w:r>
         <w:rPr>
-          <w:rFonts w:ascii="Aptos Narrow" w:eastAsia="Microsoft YaHei" w:hAnsi="Aptos Narrow"/>
+          <w:rFonts w:ascii="Aptos Narrow" w:eastAsia="微软雅黑" w:hAnsi="Aptos Narrow"/>
           <w:szCs w:val="20"/>
         </w:rPr>
         <w:t>.</w:t>
@@ -40602,14 +40602,14 @@
         <w:spacing w:before="240" w:line="360" w:lineRule="auto"/>
         <w:ind w:left="5387"/>
         <w:rPr>
-          <w:rFonts w:ascii="Aptos Narrow" w:eastAsia="Microsoft YaHei" w:hAnsi="Aptos Narrow" w:cstheme="minorHAnsi"/>
+          <w:rFonts w:ascii="Aptos Narrow" w:eastAsia="微软雅黑" w:hAnsi="Aptos Narrow" w:cstheme="minorHAnsi"/>
           <w:color w:val="7030A0"/>
           <w:szCs w:val="20"/>
         </w:rPr>
       </w:pPr>
       <w:r>
         <w:rPr>
-          <w:rFonts w:ascii="Aptos Narrow" w:eastAsia="Microsoft YaHei" w:hAnsi="Aptos Narrow" w:cstheme="minorHAnsi"/>
+          <w:rFonts w:ascii="Aptos Narrow" w:eastAsia="微软雅黑" w:hAnsi="Aptos Narrow" w:cstheme="minorHAnsi"/>
           <w:color w:val="7030A0"/>
           <w:szCs w:val="20"/>
         </w:rPr>
@@ -40621,14 +40621,14 @@
         <w:spacing w:before="240" w:line="360" w:lineRule="auto"/>
         <w:ind w:left="5387"/>
         <w:rPr>
-          <w:rFonts w:ascii="Aptos Narrow" w:eastAsia="Microsoft YaHei" w:hAnsi="Aptos Narrow" w:cstheme="minorHAnsi"/>
+          <w:rFonts w:ascii="Aptos Narrow" w:eastAsia="微软雅黑" w:hAnsi="Aptos Narrow" w:cstheme="minorHAnsi"/>
           <w:color w:val="7030A0"/>
           <w:szCs w:val="20"/>
         </w:rPr>
       </w:pPr>
       <w:r>
         <w:rPr>
-          <w:rFonts w:ascii="Aptos Narrow" w:eastAsia="Microsoft YaHei" w:hAnsi="Aptos Narrow" w:cstheme="minorHAnsi"/>
+          <w:rFonts w:ascii="Aptos Narrow" w:eastAsia="微软雅黑" w:hAnsi="Aptos Narrow" w:cstheme="minorHAnsi"/>
           <w:color w:val="7030A0"/>
           <w:szCs w:val="20"/>
         </w:rPr>
@@ -40640,14 +40640,14 @@
         <w:spacing w:before="240" w:line="360" w:lineRule="auto"/>
         <w:ind w:left="5387"/>
         <w:rPr>
-          <w:rFonts w:ascii="Aptos Narrow" w:eastAsia="Microsoft YaHei" w:hAnsi="Aptos Narrow" w:cstheme="minorHAnsi"/>
+          <w:rFonts w:ascii="Aptos Narrow" w:eastAsia="微软雅黑" w:hAnsi="Aptos Narrow" w:cstheme="minorHAnsi"/>
           <w:color w:val="7030A0"/>
           <w:szCs w:val="20"/>
         </w:rPr>
       </w:pPr>
       <w:r>
         <w:rPr>
-          <w:rFonts w:ascii="Aptos Narrow" w:eastAsia="Microsoft YaHei" w:hAnsi="Aptos Narrow" w:cstheme="minorHAnsi"/>
+          <w:rFonts w:ascii="Aptos Narrow" w:eastAsia="微软雅黑" w:hAnsi="Aptos Narrow" w:cstheme="minorHAnsi"/>
           <w:color w:val="7030A0"/>
           <w:szCs w:val="20"/>
         </w:rPr>
@@ -40659,14 +40659,14 @@
         <w:spacing w:before="240" w:line="360" w:lineRule="auto"/>
         <w:ind w:left="5387"/>
         <w:rPr>
-          <w:rFonts w:ascii="Aptos Narrow" w:eastAsia="Microsoft YaHei" w:hAnsi="Aptos Narrow" w:cstheme="minorHAnsi"/>
+          <w:rFonts w:ascii="Aptos Narrow" w:eastAsia="微软雅黑" w:hAnsi="Aptos Narrow" w:cstheme="minorHAnsi"/>
           <w:color w:val="7030A0"/>
           <w:szCs w:val="20"/>
         </w:rPr>
       </w:pPr>
       <w:r>
         <w:rPr>
-          <w:rFonts w:ascii="Aptos Narrow" w:eastAsia="Microsoft YaHei" w:hAnsi="Aptos Narrow" w:cstheme="minorHAnsi"/>
+          <w:rFonts w:ascii="Aptos Narrow" w:eastAsia="微软雅黑" w:hAnsi="Aptos Narrow" w:cstheme="minorHAnsi"/>
           <w:color w:val="7030A0"/>
           <w:szCs w:val="20"/>
         </w:rPr>
@@ -40678,14 +40678,14 @@
         <w:spacing w:before="240" w:line="360" w:lineRule="auto"/>
         <w:ind w:left="5387"/>
         <w:rPr>
-          <w:rFonts w:ascii="Aptos Narrow" w:eastAsia="Microsoft YaHei" w:hAnsi="Aptos Narrow" w:cstheme="minorHAnsi"/>
+          <w:rFonts w:ascii="Aptos Narrow" w:eastAsia="微软雅黑" w:hAnsi="Aptos Narrow" w:cstheme="minorHAnsi"/>
           <w:color w:val="7030A0"/>
           <w:szCs w:val="20"/>
         </w:rPr>
       </w:pPr>
       <w:r>
         <w:rPr>
-          <w:rFonts w:ascii="Aptos Narrow" w:eastAsia="Microsoft YaHei" w:hAnsi="Aptos Narrow" w:cstheme="minorHAnsi"/>
+          <w:rFonts w:ascii="Aptos Narrow" w:eastAsia="微软雅黑" w:hAnsi="Aptos Narrow" w:cstheme="minorHAnsi"/>
           <w:color w:val="7030A0"/>
           <w:szCs w:val="20"/>
         </w:rPr>
@@ -40697,14 +40697,14 @@
         <w:spacing w:before="240" w:line="360" w:lineRule="auto"/>
         <w:ind w:left="5387"/>
         <w:rPr>
-          <w:rFonts w:ascii="Aptos Narrow" w:eastAsia="Microsoft YaHei" w:hAnsi="Aptos Narrow" w:cstheme="minorHAnsi"/>
+          <w:rFonts w:ascii="Aptos Narrow" w:eastAsia="微软雅黑" w:hAnsi="Aptos Narrow" w:cstheme="minorHAnsi"/>
           <w:color w:val="7030A0"/>
           <w:szCs w:val="20"/>
         </w:rPr>
       </w:pPr>
       <w:r>
         <w:rPr>
-          <w:rFonts w:ascii="Aptos Narrow" w:eastAsia="Microsoft YaHei" w:hAnsi="Aptos Narrow" w:cstheme="minorHAnsi"/>
+          <w:rFonts w:ascii="Aptos Narrow" w:eastAsia="微软雅黑" w:hAnsi="Aptos Narrow" w:cstheme="minorHAnsi"/>
           <w:color w:val="7030A0"/>
           <w:szCs w:val="20"/>
         </w:rPr>
@@ -40716,14 +40716,14 @@
         <w:spacing w:before="240" w:line="360" w:lineRule="auto"/>
         <w:ind w:left="5387"/>
         <w:rPr>
-          <w:rFonts w:ascii="Aptos Narrow" w:eastAsia="Microsoft YaHei" w:hAnsi="Aptos Narrow" w:cstheme="minorHAnsi"/>
+          <w:rFonts w:ascii="Aptos Narrow" w:eastAsia="微软雅黑" w:hAnsi="Aptos Narrow" w:cstheme="minorHAnsi"/>
           <w:color w:val="7030A0"/>
           <w:szCs w:val="20"/>
         </w:rPr>
       </w:pPr>
       <w:r>
         <w:rPr>
-          <w:rFonts w:ascii="Aptos Narrow" w:eastAsia="Microsoft YaHei" w:hAnsi="Aptos Narrow" w:cstheme="minorHAnsi"/>
+          <w:rFonts w:ascii="Aptos Narrow" w:eastAsia="微软雅黑" w:hAnsi="Aptos Narrow" w:cstheme="minorHAnsi"/>
           <w:color w:val="7030A0"/>
           <w:szCs w:val="20"/>
         </w:rPr>
@@ -40735,14 +40735,14 @@
         <w:spacing w:before="240" w:line="360" w:lineRule="auto"/>
         <w:ind w:left="5387"/>
         <w:rPr>
-          <w:rFonts w:ascii="Aptos Narrow" w:eastAsia="Microsoft YaHei" w:hAnsi="Aptos Narrow" w:cstheme="minorHAnsi"/>
+          <w:rFonts w:ascii="Aptos Narrow" w:eastAsia="微软雅黑" w:hAnsi="Aptos Narrow" w:cstheme="minorHAnsi"/>
           <w:color w:val="7030A0"/>
           <w:szCs w:val="20"/>
         </w:rPr>
       </w:pPr>
       <w:r>
         <w:rPr>
-          <w:rFonts w:ascii="Aptos Narrow" w:eastAsia="Microsoft YaHei" w:hAnsi="Aptos Narrow" w:cstheme="minorHAnsi"/>
+          <w:rFonts w:ascii="Aptos Narrow" w:eastAsia="微软雅黑" w:hAnsi="Aptos Narrow" w:cstheme="minorHAnsi"/>
           <w:color w:val="7030A0"/>
           <w:szCs w:val="20"/>
         </w:rPr>
@@ -40754,14 +40754,14 @@
         <w:spacing w:before="240" w:line="360" w:lineRule="auto"/>
         <w:ind w:left="5387"/>
         <w:rPr>
-          <w:rFonts w:ascii="Aptos Narrow" w:eastAsia="Microsoft YaHei" w:hAnsi="Aptos Narrow" w:cstheme="minorHAnsi"/>
+          <w:rFonts w:ascii="Aptos Narrow" w:eastAsia="微软雅黑" w:hAnsi="Aptos Narrow" w:cstheme="minorHAnsi"/>
           <w:color w:val="7030A0"/>
           <w:szCs w:val="20"/>
         </w:rPr>
       </w:pPr>
       <w:r>
         <w:rPr>
-          <w:rFonts w:ascii="Aptos Narrow" w:eastAsia="Microsoft YaHei" w:hAnsi="Aptos Narrow" w:cstheme="minorHAnsi"/>
+          <w:rFonts w:ascii="Aptos Narrow" w:eastAsia="微软雅黑" w:hAnsi="Aptos Narrow" w:cstheme="minorHAnsi"/>
           <w:color w:val="7030A0"/>
           <w:szCs w:val="20"/>
         </w:rPr>
@@ -40773,14 +40773,14 @@
         <w:spacing w:before="240" w:line="360" w:lineRule="auto"/>
         <w:ind w:left="5387"/>
         <w:rPr>
-          <w:rFonts w:ascii="Aptos Narrow" w:eastAsia="Microsoft YaHei" w:hAnsi="Aptos Narrow" w:cstheme="minorHAnsi"/>
+          <w:rFonts w:ascii="Aptos Narrow" w:eastAsia="微软雅黑" w:hAnsi="Aptos Narrow" w:cstheme="minorHAnsi"/>
           <w:color w:val="7030A0"/>
           <w:szCs w:val="20"/>
         </w:rPr>
       </w:pPr>
       <w:r>
         <w:rPr>
-          <w:rFonts w:ascii="Aptos Narrow" w:eastAsia="Microsoft YaHei" w:hAnsi="Aptos Narrow" w:cstheme="minorHAnsi"/>
+          <w:rFonts w:ascii="Aptos Narrow" w:eastAsia="微软雅黑" w:hAnsi="Aptos Narrow" w:cstheme="minorHAnsi"/>
           <w:color w:val="7030A0"/>
           <w:szCs w:val="20"/>
         </w:rPr>
@@ -40792,14 +40792,14 @@
         <w:spacing w:before="240" w:line="360" w:lineRule="auto"/>
         <w:ind w:left="5387"/>
         <w:rPr>
-          <w:rFonts w:ascii="Aptos Narrow" w:eastAsia="Microsoft YaHei" w:hAnsi="Aptos Narrow" w:cstheme="minorHAnsi"/>
+          <w:rFonts w:ascii="Aptos Narrow" w:eastAsia="微软雅黑" w:hAnsi="Aptos Narrow" w:cstheme="minorHAnsi"/>
           <w:color w:val="7030A0"/>
           <w:szCs w:val="20"/>
         </w:rPr>
       </w:pPr>
       <w:r>
         <w:rPr>
-          <w:rFonts w:ascii="Aptos Narrow" w:eastAsia="Microsoft YaHei" w:hAnsi="Aptos Narrow" w:cstheme="minorHAnsi"/>
+          <w:rFonts w:ascii="Aptos Narrow" w:eastAsia="微软雅黑" w:hAnsi="Aptos Narrow" w:cstheme="minorHAnsi"/>
           <w:color w:val="7030A0"/>
           <w:szCs w:val="20"/>
         </w:rPr>
@@ -40811,14 +40811,14 @@
         <w:spacing w:before="240" w:line="360" w:lineRule="auto"/>
         <w:ind w:left="5387"/>
         <w:rPr>
-          <w:rFonts w:ascii="Aptos Narrow" w:eastAsia="Microsoft YaHei" w:hAnsi="Aptos Narrow" w:cstheme="minorHAnsi"/>
+          <w:rFonts w:ascii="Aptos Narrow" w:eastAsia="微软雅黑" w:hAnsi="Aptos Narrow" w:cstheme="minorHAnsi"/>
           <w:color w:val="7030A0"/>
           <w:szCs w:val="20"/>
         </w:rPr>
       </w:pPr>
       <w:r>
         <w:rPr>
-          <w:rFonts w:ascii="Aptos Narrow" w:eastAsia="Microsoft YaHei" w:hAnsi="Aptos Narrow" w:cstheme="minorHAnsi"/>
+          <w:rFonts w:ascii="Aptos Narrow" w:eastAsia="微软雅黑" w:hAnsi="Aptos Narrow" w:cstheme="minorHAnsi"/>
           <w:color w:val="7030A0"/>
           <w:szCs w:val="20"/>
         </w:rPr>
@@ -40830,14 +40830,14 @@
         <w:spacing w:before="240" w:line="360" w:lineRule="auto"/>
         <w:ind w:left="5387"/>
         <w:rPr>
-          <w:rFonts w:ascii="Aptos Narrow" w:eastAsia="Microsoft YaHei" w:hAnsi="Aptos Narrow" w:cstheme="minorHAnsi"/>
+          <w:rFonts w:ascii="Aptos Narrow" w:eastAsia="微软雅黑" w:hAnsi="Aptos Narrow" w:cstheme="minorHAnsi"/>
           <w:color w:val="7030A0"/>
           <w:szCs w:val="20"/>
         </w:rPr>
       </w:pPr>
       <w:r>
         <w:rPr>
-          <w:rFonts w:ascii="Aptos Narrow" w:eastAsia="Microsoft YaHei" w:hAnsi="Aptos Narrow" w:cstheme="minorHAnsi"/>
+          <w:rFonts w:ascii="Aptos Narrow" w:eastAsia="微软雅黑" w:hAnsi="Aptos Narrow" w:cstheme="minorHAnsi"/>
           <w:color w:val="7030A0"/>
           <w:szCs w:val="20"/>
         </w:rPr>
@@ -40849,14 +40849,14 @@
         <w:spacing w:before="240" w:line="360" w:lineRule="auto"/>
         <w:ind w:left="5387"/>
         <w:rPr>
-          <w:rFonts w:ascii="Aptos Narrow" w:eastAsia="Microsoft YaHei" w:hAnsi="Aptos Narrow" w:cstheme="minorHAnsi"/>
+          <w:rFonts w:ascii="Aptos Narrow" w:eastAsia="微软雅黑" w:hAnsi="Aptos Narrow" w:cstheme="minorHAnsi"/>
           <w:color w:val="7030A0"/>
           <w:szCs w:val="20"/>
         </w:rPr>
       </w:pPr>
       <w:r>
         <w:rPr>
-          <w:rFonts w:ascii="Aptos Narrow" w:eastAsia="Microsoft YaHei" w:hAnsi="Aptos Narrow" w:cstheme="minorHAnsi"/>
+          <w:rFonts w:ascii="Aptos Narrow" w:eastAsia="微软雅黑" w:hAnsi="Aptos Narrow" w:cstheme="minorHAnsi"/>
           <w:color w:val="7030A0"/>
           <w:szCs w:val="20"/>
         </w:rPr>
@@ -40868,14 +40868,14 @@
         <w:spacing w:before="240" w:line="360" w:lineRule="auto"/>
         <w:ind w:left="5387"/>
         <w:rPr>
-          <w:rFonts w:ascii="Aptos Narrow" w:eastAsia="Microsoft YaHei" w:hAnsi="Aptos Narrow" w:cstheme="minorHAnsi"/>
+          <w:rFonts w:ascii="Aptos Narrow" w:eastAsia="微软雅黑" w:hAnsi="Aptos Narrow" w:cstheme="minorHAnsi"/>
           <w:color w:val="7030A0"/>
           <w:szCs w:val="20"/>
         </w:rPr>
       </w:pPr>
       <w:r>
         <w:rPr>
-          <w:rFonts w:ascii="Aptos Narrow" w:eastAsia="Microsoft YaHei" w:hAnsi="Aptos Narrow" w:cstheme="minorHAnsi"/>
+          <w:rFonts w:ascii="Aptos Narrow" w:eastAsia="微软雅黑" w:hAnsi="Aptos Narrow" w:cstheme="minorHAnsi"/>
           <w:color w:val="7030A0"/>
           <w:szCs w:val="20"/>
         </w:rPr>
@@ -40887,14 +40887,14 @@
         <w:spacing w:before="240" w:line="360" w:lineRule="auto"/>
         <w:ind w:left="5387"/>
         <w:rPr>
-          <w:rFonts w:ascii="Aptos Narrow" w:eastAsia="Microsoft YaHei" w:hAnsi="Aptos Narrow" w:cstheme="minorHAnsi"/>
+          <w:rFonts w:ascii="Aptos Narrow" w:eastAsia="微软雅黑" w:hAnsi="Aptos Narrow" w:cstheme="minorHAnsi"/>
           <w:color w:val="7030A0"/>
           <w:szCs w:val="20"/>
         </w:rPr>
       </w:pPr>
       <w:r>
         <w:rPr>
-          <w:rFonts w:ascii="Aptos Narrow" w:eastAsia="Microsoft YaHei" w:hAnsi="Aptos Narrow" w:cstheme="minorHAnsi"/>
+          <w:rFonts w:ascii="Aptos Narrow" w:eastAsia="微软雅黑" w:hAnsi="Aptos Narrow" w:cstheme="minorHAnsi"/>
           <w:color w:val="7030A0"/>
           <w:szCs w:val="20"/>
         </w:rPr>
@@ -40906,14 +40906,14 @@
         <w:spacing w:before="240" w:line="360" w:lineRule="auto"/>
         <w:ind w:left="5387"/>
         <w:rPr>
-          <w:rFonts w:ascii="Aptos Narrow" w:eastAsia="Microsoft YaHei" w:hAnsi="Aptos Narrow" w:cstheme="minorHAnsi"/>
+          <w:rFonts w:ascii="Aptos Narrow" w:eastAsia="微软雅黑" w:hAnsi="Aptos Narrow" w:cstheme="minorHAnsi"/>
           <w:color w:val="7030A0"/>
           <w:szCs w:val="20"/>
         </w:rPr>
       </w:pPr>
       <w:r>
         <w:rPr>
-          <w:rFonts w:ascii="Aptos Narrow" w:eastAsia="Microsoft YaHei" w:hAnsi="Aptos Narrow" w:cstheme="minorHAnsi"/>
+          <w:rFonts w:ascii="Aptos Narrow" w:eastAsia="微软雅黑" w:hAnsi="Aptos Narrow" w:cstheme="minorHAnsi"/>
           <w:color w:val="7030A0"/>
           <w:szCs w:val="20"/>
         </w:rPr>
@@ -40925,14 +40925,14 @@
         <w:spacing w:before="240" w:line="360" w:lineRule="auto"/>
         <w:ind w:left="5387"/>
         <w:rPr>
-          <w:rFonts w:ascii="Aptos Narrow" w:eastAsia="Microsoft YaHei" w:hAnsi="Aptos Narrow" w:cstheme="minorHAnsi"/>
+          <w:rFonts w:ascii="Aptos Narrow" w:eastAsia="微软雅黑" w:hAnsi="Aptos Narrow" w:cstheme="minorHAnsi"/>
           <w:color w:val="7030A0"/>
           <w:szCs w:val="20"/>
         </w:rPr>
       </w:pPr>
       <w:r>
         <w:rPr>
-          <w:rFonts w:ascii="Aptos Narrow" w:eastAsia="Microsoft YaHei" w:hAnsi="Aptos Narrow" w:cstheme="minorHAnsi"/>
+          <w:rFonts w:ascii="Aptos Narrow" w:eastAsia="微软雅黑" w:hAnsi="Aptos Narrow" w:cstheme="minorHAnsi"/>
           <w:color w:val="7030A0"/>
           <w:szCs w:val="20"/>
         </w:rPr>
@@ -40944,14 +40944,14 @@
         <w:spacing w:before="240" w:line="360" w:lineRule="auto"/>
         <w:ind w:left="5387"/>
         <w:rPr>
-          <w:rFonts w:ascii="Aptos Narrow" w:eastAsia="Microsoft YaHei" w:hAnsi="Aptos Narrow" w:cstheme="minorHAnsi"/>
+          <w:rFonts w:ascii="Aptos Narrow" w:eastAsia="微软雅黑" w:hAnsi="Aptos Narrow" w:cstheme="minorHAnsi"/>
           <w:color w:val="7030A0"/>
           <w:szCs w:val="20"/>
         </w:rPr>
       </w:pPr>
       <w:r>
         <w:rPr>
-          <w:rFonts w:ascii="Aptos Narrow" w:eastAsia="Microsoft YaHei" w:hAnsi="Aptos Narrow" w:cstheme="minorHAnsi"/>
+          <w:rFonts w:ascii="Aptos Narrow" w:eastAsia="微软雅黑" w:hAnsi="Aptos Narrow" w:cstheme="minorHAnsi"/>
           <w:color w:val="7030A0"/>
           <w:szCs w:val="20"/>
         </w:rPr>
@@ -40963,14 +40963,14 @@
         <w:spacing w:before="240" w:line="360" w:lineRule="auto"/>
         <w:ind w:left="5387"/>
         <w:rPr>
-          <w:rFonts w:ascii="Aptos Narrow" w:eastAsia="Microsoft YaHei" w:hAnsi="Aptos Narrow" w:cstheme="minorHAnsi"/>
+          <w:rFonts w:ascii="Aptos Narrow" w:eastAsia="微软雅黑" w:hAnsi="Aptos Narrow" w:cstheme="minorHAnsi"/>
           <w:color w:val="7030A0"/>
           <w:szCs w:val="20"/>
         </w:rPr>
       </w:pPr>
       <w:r>
         <w:rPr>
-          <w:rFonts w:ascii="Aptos Narrow" w:eastAsia="Microsoft YaHei" w:hAnsi="Aptos Narrow" w:cstheme="minorHAnsi"/>
+          <w:rFonts w:ascii="Aptos Narrow" w:eastAsia="微软雅黑" w:hAnsi="Aptos Narrow" w:cstheme="minorHAnsi"/>
           <w:color w:val="7030A0"/>
           <w:szCs w:val="20"/>
         </w:rPr>
@@ -40982,14 +40982,14 @@
         <w:spacing w:before="240" w:line="360" w:lineRule="auto"/>
         <w:ind w:left="5387"/>
         <w:rPr>
-          <w:rFonts w:ascii="Aptos Narrow" w:eastAsia="Microsoft YaHei" w:hAnsi="Aptos Narrow" w:cstheme="minorHAnsi"/>
+          <w:rFonts w:ascii="Aptos Narrow" w:eastAsia="微软雅黑" w:hAnsi="Aptos Narrow" w:cstheme="minorHAnsi"/>
           <w:color w:val="7030A0"/>
           <w:szCs w:val="20"/>
         </w:rPr>
       </w:pPr>
       <w:r>
         <w:rPr>
-          <w:rFonts w:ascii="Aptos Narrow" w:eastAsia="Microsoft YaHei" w:hAnsi="Aptos Narrow" w:cstheme="minorHAnsi"/>
+          <w:rFonts w:ascii="Aptos Narrow" w:eastAsia="微软雅黑" w:hAnsi="Aptos Narrow" w:cstheme="minorHAnsi"/>
           <w:color w:val="7030A0"/>
           <w:szCs w:val="20"/>
         </w:rPr>
@@ -41001,14 +41001,14 @@
         <w:spacing w:before="240" w:line="360" w:lineRule="auto"/>
         <w:ind w:left="5387"/>
         <w:rPr>
-          <w:rFonts w:ascii="Aptos Narrow" w:eastAsia="Microsoft YaHei" w:hAnsi="Aptos Narrow" w:cstheme="minorHAnsi"/>
+          <w:rFonts w:ascii="Aptos Narrow" w:eastAsia="微软雅黑" w:hAnsi="Aptos Narrow" w:cstheme="minorHAnsi"/>
           <w:color w:val="7030A0"/>
           <w:szCs w:val="20"/>
         </w:rPr>
       </w:pPr>
       <w:r>
         <w:rPr>
-          <w:rFonts w:ascii="Aptos Narrow" w:eastAsia="Microsoft YaHei" w:hAnsi="Aptos Narrow" w:cstheme="minorHAnsi"/>
+          <w:rFonts w:ascii="Aptos Narrow" w:eastAsia="微软雅黑" w:hAnsi="Aptos Narrow" w:cstheme="minorHAnsi"/>
           <w:color w:val="7030A0"/>
           <w:szCs w:val="20"/>
         </w:rPr>
@@ -41027,7 +41027,7 @@
         <w:spacing w:before="720" w:line="360" w:lineRule="auto"/>
         <w:ind w:left="5387" w:hanging="1127"/>
         <w:rPr>
-          <w:rFonts w:ascii="Aptos Narrow" w:eastAsia="Microsoft YaHei" w:hAnsi="Aptos Narrow"/>
+          <w:rFonts w:ascii="Aptos Narrow" w:eastAsia="微软雅黑" w:hAnsi="Aptos Narrow"/>
           <w:color w:val="auto"/>
           <w:sz w:val="20"/>
           <w:szCs w:val="20"/>
@@ -41035,7 +41035,7 @@
       </w:pPr>
       <w:r>
         <w:rPr>
-          <w:rFonts w:ascii="Aptos Narrow" w:eastAsia="Microsoft YaHei" w:hAnsi="Aptos Narrow"/>
+          <w:rFonts w:ascii="Aptos Narrow" w:eastAsia="微软雅黑" w:hAnsi="Aptos Narrow"/>
           <w:color w:val="auto"/>
           <w:sz w:val="20"/>
           <w:szCs w:val="20"/>
@@ -41048,13 +41048,13 @@
         <w:spacing w:before="240" w:line="360" w:lineRule="auto"/>
         <w:ind w:left="5387"/>
         <w:rPr>
-          <w:rFonts w:ascii="Aptos Narrow" w:eastAsia="Microsoft YaHei" w:hAnsi="Aptos Narrow" w:cstheme="minorHAnsi"/>
-          <w:szCs w:val="20"/>
-        </w:rPr>
-      </w:pPr>
-      <w:r>
-        <w:rPr>
-          <w:rFonts w:ascii="Aptos Narrow" w:eastAsia="Microsoft YaHei" w:hAnsi="Aptos Narrow" w:cstheme="minorHAnsi"/>
+          <w:rFonts w:ascii="Aptos Narrow" w:eastAsia="微软雅黑" w:hAnsi="Aptos Narrow" w:cstheme="minorHAnsi"/>
+          <w:szCs w:val="20"/>
+        </w:rPr>
+      </w:pPr>
+      <w:r>
+        <w:rPr>
+          <w:rFonts w:ascii="Aptos Narrow" w:eastAsia="微软雅黑" w:hAnsi="Aptos Narrow" w:cstheme="minorHAnsi"/>
           <w:szCs w:val="20"/>
         </w:rPr>
         <w:lastRenderedPageBreak/>
@@ -41088,21 +41088,21 @@
         <w:spacing w:before="240" w:line="360" w:lineRule="auto"/>
         <w:ind w:left="6521"/>
         <w:rPr>
-          <w:rFonts w:ascii="Aptos Narrow" w:eastAsia="Microsoft YaHei" w:hAnsi="Aptos Narrow" w:cstheme="minorHAnsi"/>
+          <w:rFonts w:ascii="Aptos Narrow" w:eastAsia="微软雅黑" w:hAnsi="Aptos Narrow" w:cstheme="minorHAnsi"/>
           <w:color w:val="7030A0"/>
           <w:szCs w:val="20"/>
         </w:rPr>
       </w:pPr>
       <w:r>
         <w:rPr>
-          <w:rFonts w:ascii="Aptos Narrow" w:eastAsia="Microsoft YaHei" w:hAnsi="Aptos Narrow" w:cstheme="minorHAnsi"/>
+          <w:rFonts w:ascii="Aptos Narrow" w:eastAsia="微软雅黑" w:hAnsi="Aptos Narrow" w:cstheme="minorHAnsi"/>
           <w:szCs w:val="20"/>
         </w:rPr>
         <w:t xml:space="preserve">Username: Removed from start </w:t>
       </w:r>
       <w:r>
         <w:rPr>
-          <w:rFonts w:ascii="Aptos Narrow" w:eastAsia="Microsoft YaHei" w:hAnsi="Aptos Narrow" w:cstheme="minorHAnsi"/>
+          <w:rFonts w:ascii="Aptos Narrow" w:eastAsia="微软雅黑" w:hAnsi="Aptos Narrow" w:cstheme="minorHAnsi"/>
           <w:color w:val="7030A0"/>
           <w:szCs w:val="20"/>
         </w:rPr>
@@ -41110,14 +41110,14 @@
       </w:r>
       <w:r>
         <w:rPr>
-          <w:rFonts w:ascii="Aptos Narrow" w:eastAsia="Microsoft YaHei" w:hAnsi="Aptos Narrow" w:cstheme="minorHAnsi"/>
+          <w:rFonts w:ascii="Aptos Narrow" w:eastAsia="微软雅黑" w:hAnsi="Aptos Narrow" w:cstheme="minorHAnsi"/>
           <w:szCs w:val="20"/>
         </w:rPr>
         <w:t xml:space="preserve"> to </w:t>
       </w:r>
       <w:r>
         <w:rPr>
-          <w:rFonts w:ascii="Aptos Narrow" w:eastAsia="Microsoft YaHei" w:hAnsi="Aptos Narrow" w:cstheme="minorHAnsi"/>
+          <w:rFonts w:ascii="Aptos Narrow" w:eastAsia="微软雅黑" w:hAnsi="Aptos Narrow" w:cstheme="minorHAnsi"/>
           <w:color w:val="7030A0"/>
           <w:szCs w:val="20"/>
         </w:rPr>
@@ -41129,21 +41129,21 @@
         <w:spacing w:before="240" w:line="360" w:lineRule="auto"/>
         <w:ind w:left="6521"/>
         <w:rPr>
-          <w:rFonts w:ascii="Aptos Narrow" w:eastAsia="Microsoft YaHei" w:hAnsi="Aptos Narrow" w:cstheme="minorHAnsi"/>
+          <w:rFonts w:ascii="Aptos Narrow" w:eastAsia="微软雅黑" w:hAnsi="Aptos Narrow" w:cstheme="minorHAnsi"/>
           <w:color w:val="7030A0"/>
           <w:szCs w:val="20"/>
         </w:rPr>
       </w:pPr>
       <w:r>
         <w:rPr>
-          <w:rFonts w:ascii="Aptos Narrow" w:eastAsia="Microsoft YaHei" w:hAnsi="Aptos Narrow" w:cstheme="minorHAnsi"/>
+          <w:rFonts w:ascii="Aptos Narrow" w:eastAsia="微软雅黑" w:hAnsi="Aptos Narrow" w:cstheme="minorHAnsi"/>
           <w:szCs w:val="20"/>
         </w:rPr>
         <w:t xml:space="preserve">Autologin: Remove from start </w:t>
       </w:r>
       <w:r>
         <w:rPr>
-          <w:rFonts w:ascii="Aptos Narrow" w:eastAsia="Microsoft YaHei" w:hAnsi="Aptos Narrow" w:cstheme="minorHAnsi"/>
+          <w:rFonts w:ascii="Aptos Narrow" w:eastAsia="微软雅黑" w:hAnsi="Aptos Narrow" w:cstheme="minorHAnsi"/>
           <w:color w:val="7030A0"/>
           <w:szCs w:val="20"/>
         </w:rPr>
@@ -41151,14 +41151,14 @@
       </w:r>
       <w:r>
         <w:rPr>
-          <w:rFonts w:ascii="Aptos Narrow" w:eastAsia="Microsoft YaHei" w:hAnsi="Aptos Narrow" w:cstheme="minorHAnsi"/>
+          <w:rFonts w:ascii="Aptos Narrow" w:eastAsia="微软雅黑" w:hAnsi="Aptos Narrow" w:cstheme="minorHAnsi"/>
           <w:szCs w:val="20"/>
         </w:rPr>
         <w:t xml:space="preserve"> to </w:t>
       </w:r>
       <w:r>
         <w:rPr>
-          <w:rFonts w:ascii="Aptos Narrow" w:eastAsia="Microsoft YaHei" w:hAnsi="Aptos Narrow" w:cstheme="minorHAnsi"/>
+          <w:rFonts w:ascii="Aptos Narrow" w:eastAsia="微软雅黑" w:hAnsi="Aptos Narrow" w:cstheme="minorHAnsi"/>
           <w:color w:val="7030A0"/>
           <w:szCs w:val="20"/>
         </w:rPr>
@@ -41194,21 +41194,21 @@
         <w:ind w:left="6521"/>
         <w:contextualSpacing w:val="0"/>
         <w:rPr>
-          <w:rFonts w:ascii="Aptos Narrow" w:eastAsia="Microsoft YaHei" w:hAnsi="Aptos Narrow" w:cstheme="minorHAnsi"/>
+          <w:rFonts w:ascii="Aptos Narrow" w:eastAsia="微软雅黑" w:hAnsi="Aptos Narrow" w:cstheme="minorHAnsi"/>
           <w:color w:val="7030A0"/>
           <w:szCs w:val="20"/>
         </w:rPr>
       </w:pPr>
       <w:r>
         <w:rPr>
-          <w:rFonts w:ascii="Aptos Narrow" w:eastAsia="Microsoft YaHei" w:hAnsi="Aptos Narrow" w:cstheme="minorHAnsi"/>
+          <w:rFonts w:ascii="Aptos Narrow" w:eastAsia="微软雅黑" w:hAnsi="Aptos Narrow" w:cstheme="minorHAnsi"/>
           <w:szCs w:val="20"/>
         </w:rPr>
         <w:t xml:space="preserve">From the beginning </w:t>
       </w:r>
       <w:r>
         <w:rPr>
-          <w:rFonts w:ascii="Aptos Narrow" w:eastAsia="Microsoft YaHei" w:hAnsi="Aptos Narrow" w:cstheme="minorHAnsi"/>
+          <w:rFonts w:ascii="Aptos Narrow" w:eastAsia="微软雅黑" w:hAnsi="Aptos Narrow" w:cstheme="minorHAnsi"/>
           <w:color w:val="7030A0"/>
           <w:szCs w:val="20"/>
         </w:rPr>
@@ -41216,14 +41216,14 @@
       </w:r>
       <w:r>
         <w:rPr>
-          <w:rFonts w:ascii="Aptos Narrow" w:eastAsia="Microsoft YaHei" w:hAnsi="Aptos Narrow" w:cstheme="minorHAnsi"/>
+          <w:rFonts w:ascii="Aptos Narrow" w:eastAsia="微软雅黑" w:hAnsi="Aptos Narrow" w:cstheme="minorHAnsi"/>
           <w:szCs w:val="20"/>
         </w:rPr>
         <w:t xml:space="preserve"> to </w:t>
       </w:r>
       <w:r>
         <w:rPr>
-          <w:rFonts w:ascii="Aptos Narrow" w:eastAsia="Microsoft YaHei" w:hAnsi="Aptos Narrow" w:cstheme="minorHAnsi"/>
+          <w:rFonts w:ascii="Aptos Narrow" w:eastAsia="微软雅黑" w:hAnsi="Aptos Narrow" w:cstheme="minorHAnsi"/>
           <w:color w:val="7030A0"/>
           <w:szCs w:val="20"/>
         </w:rPr>
@@ -41237,14 +41237,14 @@
         <w:ind w:left="6525"/>
         <w:contextualSpacing w:val="0"/>
         <w:rPr>
-          <w:rFonts w:ascii="Aptos Narrow" w:eastAsia="Microsoft YaHei" w:hAnsi="Aptos Narrow" w:cstheme="minorHAnsi"/>
+          <w:rFonts w:ascii="Aptos Narrow" w:eastAsia="微软雅黑" w:hAnsi="Aptos Narrow" w:cstheme="minorHAnsi"/>
           <w:color w:val="7030A0"/>
           <w:szCs w:val="20"/>
         </w:rPr>
       </w:pPr>
       <w:r>
         <w:rPr>
-          <w:rFonts w:ascii="Aptos Narrow" w:eastAsia="Microsoft YaHei" w:hAnsi="Aptos Narrow" w:cstheme="minorHAnsi"/>
+          <w:rFonts w:ascii="Aptos Narrow" w:eastAsia="微软雅黑" w:hAnsi="Aptos Narrow" w:cstheme="minorHAnsi"/>
           <w:color w:val="7030A0"/>
           <w:szCs w:val="20"/>
         </w:rPr>
@@ -41258,14 +41258,14 @@
         <w:ind w:left="6525"/>
         <w:contextualSpacing w:val="0"/>
         <w:rPr>
-          <w:rFonts w:ascii="Aptos Narrow" w:eastAsia="Microsoft YaHei" w:hAnsi="Aptos Narrow" w:cstheme="minorHAnsi"/>
+          <w:rFonts w:ascii="Aptos Narrow" w:eastAsia="微软雅黑" w:hAnsi="Aptos Narrow" w:cstheme="minorHAnsi"/>
           <w:color w:val="7030A0"/>
           <w:szCs w:val="20"/>
         </w:rPr>
       </w:pPr>
       <w:r>
         <w:rPr>
-          <w:rFonts w:ascii="Aptos Narrow" w:eastAsia="Microsoft YaHei" w:hAnsi="Aptos Narrow" w:cstheme="minorHAnsi"/>
+          <w:rFonts w:ascii="Aptos Narrow" w:eastAsia="微软雅黑" w:hAnsi="Aptos Narrow" w:cstheme="minorHAnsi"/>
           <w:color w:val="7030A0"/>
           <w:szCs w:val="20"/>
         </w:rPr>
@@ -41279,14 +41279,14 @@
         <w:ind w:left="6525"/>
         <w:contextualSpacing w:val="0"/>
         <w:rPr>
-          <w:rFonts w:ascii="Aptos Narrow" w:eastAsia="Microsoft YaHei" w:hAnsi="Aptos Narrow" w:cstheme="minorHAnsi"/>
+          <w:rFonts w:ascii="Aptos Narrow" w:eastAsia="微软雅黑" w:hAnsi="Aptos Narrow" w:cstheme="minorHAnsi"/>
           <w:color w:val="7030A0"/>
           <w:szCs w:val="20"/>
         </w:rPr>
       </w:pPr>
       <w:r>
         <w:rPr>
-          <w:rFonts w:ascii="Aptos Narrow" w:eastAsia="Microsoft YaHei" w:hAnsi="Aptos Narrow" w:cstheme="minorHAnsi"/>
+          <w:rFonts w:ascii="Aptos Narrow" w:eastAsia="微软雅黑" w:hAnsi="Aptos Narrow" w:cstheme="minorHAnsi"/>
           <w:color w:val="7030A0"/>
           <w:szCs w:val="20"/>
         </w:rPr>
@@ -41300,14 +41300,14 @@
         <w:ind w:left="6525"/>
         <w:contextualSpacing w:val="0"/>
         <w:rPr>
-          <w:rFonts w:ascii="Aptos Narrow" w:eastAsia="Microsoft YaHei" w:hAnsi="Aptos Narrow" w:cstheme="minorHAnsi"/>
+          <w:rFonts w:ascii="Aptos Narrow" w:eastAsia="微软雅黑" w:hAnsi="Aptos Narrow" w:cstheme="minorHAnsi"/>
           <w:color w:val="7030A0"/>
           <w:szCs w:val="20"/>
         </w:rPr>
       </w:pPr>
       <w:r>
         <w:rPr>
-          <w:rFonts w:ascii="Aptos Narrow" w:eastAsia="Microsoft YaHei" w:hAnsi="Aptos Narrow" w:cstheme="minorHAnsi"/>
+          <w:rFonts w:ascii="Aptos Narrow" w:eastAsia="微软雅黑" w:hAnsi="Aptos Narrow" w:cstheme="minorHAnsi"/>
           <w:color w:val="7030A0"/>
           <w:szCs w:val="20"/>
         </w:rPr>
@@ -41321,14 +41321,14 @@
         <w:ind w:left="6525"/>
         <w:contextualSpacing w:val="0"/>
         <w:rPr>
-          <w:rFonts w:ascii="Aptos Narrow" w:eastAsia="Microsoft YaHei" w:hAnsi="Aptos Narrow" w:cstheme="minorHAnsi"/>
+          <w:rFonts w:ascii="Aptos Narrow" w:eastAsia="微软雅黑" w:hAnsi="Aptos Narrow" w:cstheme="minorHAnsi"/>
           <w:color w:val="7030A0"/>
           <w:szCs w:val="20"/>
         </w:rPr>
       </w:pPr>
       <w:r>
         <w:rPr>
-          <w:rFonts w:ascii="Aptos Narrow" w:eastAsia="Microsoft YaHei" w:hAnsi="Aptos Narrow" w:cstheme="minorHAnsi"/>
+          <w:rFonts w:ascii="Aptos Narrow" w:eastAsia="微软雅黑" w:hAnsi="Aptos Narrow" w:cstheme="minorHAnsi"/>
           <w:color w:val="7030A0"/>
           <w:szCs w:val="20"/>
         </w:rPr>
@@ -42042,13 +42042,13 @@
         <w:ind w:left="1418"/>
         <w:contextualSpacing w:val="0"/>
         <w:rPr>
-          <w:rFonts w:ascii="Aptos Narrow" w:eastAsia="Microsoft YaHei" w:hAnsi="Aptos Narrow" w:cstheme="majorBidi"/>
-          <w:szCs w:val="20"/>
-        </w:rPr>
-      </w:pPr>
-      <w:r>
-        <w:rPr>
-          <w:rFonts w:ascii="Aptos Narrow" w:eastAsia="Microsoft YaHei" w:hAnsi="Aptos Narrow" w:cstheme="majorBidi"/>
+          <w:rFonts w:ascii="Aptos Narrow" w:eastAsia="微软雅黑" w:hAnsi="Aptos Narrow" w:cstheme="majorBidi"/>
+          <w:szCs w:val="20"/>
+        </w:rPr>
+      </w:pPr>
+      <w:r>
+        <w:rPr>
+          <w:rFonts w:ascii="Aptos Narrow" w:eastAsia="微软雅黑" w:hAnsi="Aptos Narrow" w:cstheme="majorBidi"/>
           <w:szCs w:val="20"/>
         </w:rPr>
         <w:t>Close any applications that may be accessing files in the image, including File Explorer.</w:t>
@@ -42064,14 +42064,14 @@
         <w:ind w:left="1418"/>
         <w:contextualSpacing w:val="0"/>
         <w:rPr>
-          <w:rFonts w:ascii="Aptos Narrow" w:eastAsia="Microsoft YaHei" w:hAnsi="Aptos Narrow" w:cstheme="majorBidi"/>
-          <w:color w:val="70AD47" w:themeColor="accent6"/>
-          <w:szCs w:val="20"/>
-        </w:rPr>
-      </w:pPr>
-      <w:r>
-        <w:rPr>
-          <w:rFonts w:ascii="Aptos Narrow" w:eastAsia="Microsoft YaHei" w:hAnsi="Aptos Narrow" w:cstheme="majorBidi"/>
+          <w:rFonts w:ascii="Aptos Narrow" w:eastAsia="微软雅黑" w:hAnsi="Aptos Narrow" w:cstheme="majorBidi"/>
+          <w:color w:val="70AD47" w:themeColor="accent6"/>
+          <w:szCs w:val="20"/>
+        </w:rPr>
+      </w:pPr>
+      <w:r>
+        <w:rPr>
+          <w:rFonts w:ascii="Aptos Narrow" w:eastAsia="微软雅黑" w:hAnsi="Aptos Narrow" w:cstheme="majorBidi"/>
           <w:color w:val="70AD47" w:themeColor="accent6"/>
           <w:szCs w:val="20"/>
         </w:rPr>
@@ -42088,14 +42088,14 @@
         <w:ind w:left="1418"/>
         <w:contextualSpacing w:val="0"/>
         <w:rPr>
-          <w:rFonts w:ascii="Aptos Narrow" w:eastAsia="Microsoft YaHei" w:hAnsi="Aptos Narrow" w:cstheme="majorBidi"/>
-          <w:color w:val="70AD47" w:themeColor="accent6"/>
-          <w:szCs w:val="20"/>
-        </w:rPr>
-      </w:pPr>
-      <w:r>
-        <w:rPr>
-          <w:rFonts w:ascii="Aptos Narrow" w:eastAsia="Microsoft YaHei" w:hAnsi="Aptos Narrow" w:cstheme="majorBidi"/>
+          <w:rFonts w:ascii="Aptos Narrow" w:eastAsia="微软雅黑" w:hAnsi="Aptos Narrow" w:cstheme="majorBidi"/>
+          <w:color w:val="70AD47" w:themeColor="accent6"/>
+          <w:szCs w:val="20"/>
+        </w:rPr>
+      </w:pPr>
+      <w:r>
+        <w:rPr>
+          <w:rFonts w:ascii="Aptos Narrow" w:eastAsia="微软雅黑" w:hAnsi="Aptos Narrow" w:cstheme="majorBidi"/>
           <w:color w:val="70AD47" w:themeColor="accent6"/>
           <w:szCs w:val="20"/>
         </w:rPr>
@@ -42112,14 +42112,14 @@
         <w:ind w:left="1418"/>
         <w:contextualSpacing w:val="0"/>
         <w:rPr>
-          <w:rFonts w:ascii="Aptos Narrow" w:eastAsia="Microsoft YaHei" w:hAnsi="Aptos Narrow" w:cstheme="majorBidi"/>
-          <w:color w:val="70AD47" w:themeColor="accent6"/>
-          <w:szCs w:val="20"/>
-        </w:rPr>
-      </w:pPr>
-      <w:r>
-        <w:rPr>
-          <w:rFonts w:ascii="Aptos Narrow" w:eastAsia="Microsoft YaHei" w:hAnsi="Aptos Narrow" w:cstheme="majorBidi"/>
+          <w:rFonts w:ascii="Aptos Narrow" w:eastAsia="微软雅黑" w:hAnsi="Aptos Narrow" w:cstheme="majorBidi"/>
+          <w:color w:val="70AD47" w:themeColor="accent6"/>
+          <w:szCs w:val="20"/>
+        </w:rPr>
+      </w:pPr>
+      <w:r>
+        <w:rPr>
+          <w:rFonts w:ascii="Aptos Narrow" w:eastAsia="微软雅黑" w:hAnsi="Aptos Narrow" w:cstheme="majorBidi"/>
           <w:color w:val="70AD47" w:themeColor="accent6"/>
           <w:szCs w:val="20"/>
         </w:rPr>
@@ -42159,13 +42159,13 @@
         <w:ind w:left="2160" w:hanging="720"/>
         <w:contextualSpacing w:val="0"/>
         <w:rPr>
-          <w:rFonts w:ascii="Aptos Narrow" w:eastAsia="Microsoft YaHei" w:hAnsi="Aptos Narrow" w:cstheme="majorBidi"/>
-          <w:szCs w:val="20"/>
-        </w:rPr>
-      </w:pPr>
-      <w:r>
-        <w:rPr>
-          <w:rFonts w:ascii="Aptos Narrow" w:eastAsia="Microsoft YaHei" w:hAnsi="Aptos Narrow" w:cstheme="majorBidi"/>
+          <w:rFonts w:ascii="Aptos Narrow" w:eastAsia="微软雅黑" w:hAnsi="Aptos Narrow" w:cstheme="majorBidi"/>
+          <w:szCs w:val="20"/>
+        </w:rPr>
+      </w:pPr>
+      <w:r>
+        <w:rPr>
+          <w:rFonts w:ascii="Aptos Narrow" w:eastAsia="微软雅黑" w:hAnsi="Aptos Narrow" w:cstheme="majorBidi"/>
           <w:szCs w:val="20"/>
         </w:rPr>
         <w:t>View mounted</w:t>
@@ -42176,14 +42176,14 @@
         <w:spacing w:before="240" w:line="360" w:lineRule="auto"/>
         <w:ind w:left="2160"/>
         <w:rPr>
-          <w:rFonts w:ascii="Aptos Narrow" w:eastAsia="Microsoft YaHei" w:hAnsi="Aptos Narrow" w:cstheme="majorBidi"/>
-          <w:color w:val="70AD47" w:themeColor="accent6"/>
-          <w:szCs w:val="20"/>
-        </w:rPr>
-      </w:pPr>
-      <w:r>
-        <w:rPr>
-          <w:rFonts w:ascii="Aptos Narrow" w:eastAsia="Microsoft YaHei" w:hAnsi="Aptos Narrow" w:cstheme="majorBidi"/>
+          <w:rFonts w:ascii="Aptos Narrow" w:eastAsia="微软雅黑" w:hAnsi="Aptos Narrow" w:cstheme="majorBidi"/>
+          <w:color w:val="70AD47" w:themeColor="accent6"/>
+          <w:szCs w:val="20"/>
+        </w:rPr>
+      </w:pPr>
+      <w:r>
+        <w:rPr>
+          <w:rFonts w:ascii="Aptos Narrow" w:eastAsia="微软雅黑" w:hAnsi="Aptos Narrow" w:cstheme="majorBidi"/>
           <w:color w:val="70AD47" w:themeColor="accent6"/>
           <w:szCs w:val="20"/>
         </w:rPr>
@@ -42201,13 +42201,13 @@
         <w:ind w:left="2160" w:hanging="720"/>
         <w:contextualSpacing w:val="0"/>
         <w:rPr>
-          <w:rFonts w:ascii="Aptos Narrow" w:eastAsia="Microsoft YaHei" w:hAnsi="Aptos Narrow" w:cstheme="majorBidi"/>
-          <w:szCs w:val="20"/>
-        </w:rPr>
-      </w:pPr>
-      <w:r>
-        <w:rPr>
-          <w:rFonts w:ascii="Aptos Narrow" w:eastAsia="Microsoft YaHei" w:hAnsi="Aptos Narrow" w:cstheme="majorBidi"/>
+          <w:rFonts w:ascii="Aptos Narrow" w:eastAsia="微软雅黑" w:hAnsi="Aptos Narrow" w:cstheme="majorBidi"/>
+          <w:szCs w:val="20"/>
+        </w:rPr>
+      </w:pPr>
+      <w:r>
+        <w:rPr>
+          <w:rFonts w:ascii="Aptos Narrow" w:eastAsia="微软雅黑" w:hAnsi="Aptos Narrow" w:cstheme="majorBidi"/>
           <w:szCs w:val="20"/>
         </w:rPr>
         <w:t>Delete the DISM mount record saved in the registry</w:t>
@@ -42218,14 +42218,14 @@
         <w:spacing w:before="240" w:line="360" w:lineRule="auto"/>
         <w:ind w:left="2160"/>
         <w:rPr>
-          <w:rFonts w:ascii="Aptos Narrow" w:eastAsia="Microsoft YaHei" w:hAnsi="Aptos Narrow" w:cstheme="majorBidi"/>
-          <w:color w:val="70AD47" w:themeColor="accent6"/>
-          <w:szCs w:val="20"/>
-        </w:rPr>
-      </w:pPr>
-      <w:r>
-        <w:rPr>
-          <w:rFonts w:ascii="Aptos Narrow" w:eastAsia="Microsoft YaHei" w:hAnsi="Aptos Narrow" w:cstheme="majorBidi"/>
+          <w:rFonts w:ascii="Aptos Narrow" w:eastAsia="微软雅黑" w:hAnsi="Aptos Narrow" w:cstheme="majorBidi"/>
+          <w:color w:val="70AD47" w:themeColor="accent6"/>
+          <w:szCs w:val="20"/>
+        </w:rPr>
+      </w:pPr>
+      <w:r>
+        <w:rPr>
+          <w:rFonts w:ascii="Aptos Narrow" w:eastAsia="微软雅黑" w:hAnsi="Aptos Narrow" w:cstheme="majorBidi"/>
           <w:color w:val="70AD47" w:themeColor="accent6"/>
           <w:szCs w:val="20"/>
         </w:rPr>
@@ -42243,13 +42243,13 @@
         <w:ind w:left="2160" w:hanging="720"/>
         <w:contextualSpacing w:val="0"/>
         <w:rPr>
-          <w:rFonts w:ascii="Aptos Narrow" w:eastAsia="Microsoft YaHei" w:hAnsi="Aptos Narrow" w:cstheme="majorBidi"/>
-          <w:szCs w:val="20"/>
-        </w:rPr>
-      </w:pPr>
-      <w:r>
-        <w:rPr>
-          <w:rFonts w:ascii="Aptos Narrow" w:eastAsia="Microsoft YaHei" w:hAnsi="Aptos Narrow" w:cstheme="majorBidi"/>
+          <w:rFonts w:ascii="Aptos Narrow" w:eastAsia="微软雅黑" w:hAnsi="Aptos Narrow" w:cstheme="majorBidi"/>
+          <w:szCs w:val="20"/>
+        </w:rPr>
+      </w:pPr>
+      <w:r>
+        <w:rPr>
+          <w:rFonts w:ascii="Aptos Narrow" w:eastAsia="微软雅黑" w:hAnsi="Aptos Narrow" w:cstheme="majorBidi"/>
           <w:szCs w:val="20"/>
         </w:rPr>
         <w:t>Delete all resources associated with the corrupted mounted image</w:t>
@@ -42260,14 +42260,14 @@
         <w:spacing w:before="240" w:line="360" w:lineRule="auto"/>
         <w:ind w:left="2160"/>
         <w:rPr>
-          <w:rFonts w:ascii="Aptos Narrow" w:eastAsia="Microsoft YaHei" w:hAnsi="Aptos Narrow" w:cstheme="majorBidi"/>
-          <w:color w:val="70AD47" w:themeColor="accent6"/>
-          <w:szCs w:val="20"/>
-        </w:rPr>
-      </w:pPr>
-      <w:r>
-        <w:rPr>
-          <w:rFonts w:ascii="Aptos Narrow" w:eastAsia="Microsoft YaHei" w:hAnsi="Aptos Narrow" w:cstheme="majorBidi"/>
+          <w:rFonts w:ascii="Aptos Narrow" w:eastAsia="微软雅黑" w:hAnsi="Aptos Narrow" w:cstheme="majorBidi"/>
+          <w:color w:val="70AD47" w:themeColor="accent6"/>
+          <w:szCs w:val="20"/>
+        </w:rPr>
+      </w:pPr>
+      <w:r>
+        <w:rPr>
+          <w:rFonts w:ascii="Aptos Narrow" w:eastAsia="微软雅黑" w:hAnsi="Aptos Narrow" w:cstheme="majorBidi"/>
           <w:color w:val="70AD47" w:themeColor="accent6"/>
           <w:szCs w:val="20"/>
         </w:rPr>
@@ -42279,14 +42279,14 @@
         <w:spacing w:before="240" w:line="360" w:lineRule="auto"/>
         <w:ind w:left="2160"/>
         <w:rPr>
-          <w:rFonts w:ascii="Aptos Narrow" w:eastAsia="Microsoft YaHei" w:hAnsi="Aptos Narrow" w:cstheme="majorBidi"/>
-          <w:color w:val="70AD47" w:themeColor="accent6"/>
-          <w:szCs w:val="20"/>
-        </w:rPr>
-      </w:pPr>
-      <w:r>
-        <w:rPr>
-          <w:rFonts w:ascii="Aptos Narrow" w:eastAsia="Microsoft YaHei" w:hAnsi="Aptos Narrow" w:cstheme="majorBidi"/>
+          <w:rFonts w:ascii="Aptos Narrow" w:eastAsia="微软雅黑" w:hAnsi="Aptos Narrow" w:cstheme="majorBidi"/>
+          <w:color w:val="70AD47" w:themeColor="accent6"/>
+          <w:szCs w:val="20"/>
+        </w:rPr>
+      </w:pPr>
+      <w:r>
+        <w:rPr>
+          <w:rFonts w:ascii="Aptos Narrow" w:eastAsia="微软雅黑" w:hAnsi="Aptos Narrow" w:cstheme="majorBidi"/>
           <w:color w:val="70AD47" w:themeColor="accent6"/>
           <w:szCs w:val="20"/>
         </w:rPr>
@@ -43020,7 +43020,7 @@
       <w:pPr>
         <w:spacing w:before="240" w:line="360" w:lineRule="auto"/>
         <w:rPr>
-          <w:rFonts w:ascii="Aptos Narrow" w:eastAsia="Microsoft YaHei" w:hAnsi="Aptos Narrow" w:cstheme="majorBidi"/>
+          <w:rFonts w:ascii="Aptos Narrow" w:eastAsia="微软雅黑" w:hAnsi="Aptos Narrow" w:cstheme="majorBidi"/>
           <w:szCs w:val="26"/>
         </w:rPr>
         <w:sectPr>
@@ -43063,7 +43063,7 @@
           <w:noProof/>
         </w:rPr>
         <w:drawing>
-          <wp:anchor distT="0" distB="0" distL="114300" distR="114300" simplePos="0" relativeHeight="251659264" behindDoc="1" locked="0" layoutInCell="1" allowOverlap="1" wp14:anchorId="71CE2F8E" wp14:editId="7CF10F3F">
+          <wp:anchor distT="0" distB="0" distL="114300" distR="114300" simplePos="0" relativeHeight="251659264" behindDoc="1" locked="0" layoutInCell="1" allowOverlap="1" wp14:anchorId="71CE2F8E" wp14:editId="5F992E94">
             <wp:simplePos x="0" y="0"/>
             <wp:positionH relativeFrom="column">
               <wp:posOffset>0</wp:posOffset>
@@ -43149,7 +43149,7 @@
       <w:pPr>
         <w:spacing w:before="240" w:line="360" w:lineRule="auto"/>
         <w:rPr>
-          <w:rFonts w:ascii="Aptos Narrow" w:eastAsia="Microsoft YaHei" w:hAnsi="Aptos Narrow"/>
+          <w:rFonts w:ascii="Aptos Narrow" w:eastAsia="微软雅黑" w:hAnsi="Aptos Narrow"/>
         </w:rPr>
       </w:pPr>
     </w:p>
@@ -45883,11 +45883,11 @@
   <w:abstractNum w:abstractNumId="19" w15:restartNumberingAfterBreak="0">
     <w:nsid w:val="1CF05499"/>
     <w:multiLevelType w:val="hybridMultilevel"/>
-    <w:tmpl w:val="B148A1B2"/>
-    <w:lvl w:ilvl="0" w:tplc="1BCCD3E0">
-      <w:start w:val="2"/>
+    <w:tmpl w:val="9692EC54"/>
+    <w:lvl w:ilvl="0" w:tplc="5FE40C24">
+      <w:start w:val="1"/>
       <w:numFmt w:val="upperRoman"/>
-      <w:lvlText w:val="%1"/>
+      <w:lvlText w:val="%1."/>
       <w:lvlJc w:val="left"/>
       <w:pPr>
         <w:ind w:left="720" w:hanging="360"/>
@@ -47400,11 +47400,11 @@
   <w:abstractNum w:abstractNumId="35" w15:restartNumberingAfterBreak="0">
     <w:nsid w:val="37160514"/>
     <w:multiLevelType w:val="hybridMultilevel"/>
-    <w:tmpl w:val="A7CA6748"/>
-    <w:lvl w:ilvl="0" w:tplc="8D5ED0BC">
-      <w:start w:val="2"/>
+    <w:tmpl w:val="11681F36"/>
+    <w:lvl w:ilvl="0" w:tplc="0B146B40">
+      <w:start w:val="1"/>
       <w:numFmt w:val="upperRoman"/>
-      <w:lvlText w:val="%1"/>
+      <w:lvlText w:val="%1."/>
       <w:lvlJc w:val="right"/>
       <w:pPr>
         <w:ind w:left="720" w:hanging="360"/>
@@ -48769,11 +48769,11 @@
   <w:abstractNum w:abstractNumId="48" w15:restartNumberingAfterBreak="0">
     <w:nsid w:val="4C7A1956"/>
     <w:multiLevelType w:val="hybridMultilevel"/>
-    <w:tmpl w:val="7DF4653C"/>
-    <w:lvl w:ilvl="0" w:tplc="1458F920">
-      <w:start w:val="2"/>
+    <w:tmpl w:val="D220A4C2"/>
+    <w:lvl w:ilvl="0" w:tplc="5FE40C24">
+      <w:start w:val="1"/>
       <w:numFmt w:val="upperRoman"/>
-      <w:lvlText w:val="%1"/>
+      <w:lvlText w:val="%1."/>
       <w:lvlJc w:val="left"/>
       <w:pPr>
         <w:ind w:left="2160" w:hanging="360"/>
@@ -49176,11 +49176,11 @@
   <w:abstractNum w:abstractNumId="52" w15:restartNumberingAfterBreak="0">
     <w:nsid w:val="551F4A79"/>
     <w:multiLevelType w:val="hybridMultilevel"/>
-    <w:tmpl w:val="8C2C2062"/>
-    <w:lvl w:ilvl="0" w:tplc="BAE091E2">
-      <w:start w:val="2"/>
+    <w:tmpl w:val="60DC74A4"/>
+    <w:lvl w:ilvl="0" w:tplc="5FE40C24">
+      <w:start w:val="1"/>
       <w:numFmt w:val="upperRoman"/>
-      <w:lvlText w:val="%1"/>
+      <w:lvlText w:val="%1."/>
       <w:lvlJc w:val="left"/>
       <w:pPr>
         <w:ind w:left="1890" w:hanging="360"/>
@@ -49644,11 +49644,11 @@
   <w:abstractNum w:abstractNumId="57" w15:restartNumberingAfterBreak="0">
     <w:nsid w:val="5B033EDD"/>
     <w:multiLevelType w:val="hybridMultilevel"/>
-    <w:tmpl w:val="EE2EF75C"/>
-    <w:lvl w:ilvl="0" w:tplc="BAE091E2">
-      <w:start w:val="2"/>
+    <w:tmpl w:val="8EF6F3C6"/>
+    <w:lvl w:ilvl="0" w:tplc="6556043E">
+      <w:start w:val="1"/>
       <w:numFmt w:val="upperRoman"/>
-      <w:lvlText w:val="%1"/>
+      <w:lvlText w:val="%1."/>
       <w:lvlJc w:val="left"/>
       <w:pPr>
         <w:ind w:left="1890" w:hanging="360"/>
@@ -49846,11 +49846,11 @@
   <w:abstractNum w:abstractNumId="59" w15:restartNumberingAfterBreak="0">
     <w:nsid w:val="5F2560C6"/>
     <w:multiLevelType w:val="hybridMultilevel"/>
-    <w:tmpl w:val="FD544B24"/>
-    <w:lvl w:ilvl="0" w:tplc="8D5ED0BC">
-      <w:start w:val="2"/>
+    <w:tmpl w:val="98FC9FE8"/>
+    <w:lvl w:ilvl="0" w:tplc="47761214">
+      <w:start w:val="1"/>
       <w:numFmt w:val="upperRoman"/>
-      <w:lvlText w:val="%1"/>
+      <w:lvlText w:val="%1."/>
       <w:lvlJc w:val="right"/>
       <w:pPr>
         <w:ind w:left="1170" w:hanging="360"/>
@@ -50875,11 +50875,11 @@
   <w:abstractNum w:abstractNumId="69" w15:restartNumberingAfterBreak="0">
     <w:nsid w:val="706479D4"/>
     <w:multiLevelType w:val="hybridMultilevel"/>
-    <w:tmpl w:val="3072FDA6"/>
-    <w:lvl w:ilvl="0" w:tplc="BAE091E2">
-      <w:start w:val="2"/>
+    <w:tmpl w:val="4AF4E0BA"/>
+    <w:lvl w:ilvl="0" w:tplc="5FE40C24">
+      <w:start w:val="1"/>
       <w:numFmt w:val="upperRoman"/>
-      <w:lvlText w:val="%1"/>
+      <w:lvlText w:val="%1."/>
       <w:lvlJc w:val="left"/>
       <w:pPr>
         <w:ind w:left="1890" w:hanging="360"/>
@@ -51053,11 +51053,11 @@
   <w:abstractNum w:abstractNumId="71" w15:restartNumberingAfterBreak="0">
     <w:nsid w:val="7BC7508C"/>
     <w:multiLevelType w:val="hybridMultilevel"/>
-    <w:tmpl w:val="A8C07924"/>
-    <w:lvl w:ilvl="0" w:tplc="4C04C45E">
-      <w:start w:val="2"/>
+    <w:tmpl w:val="F1D4DA50"/>
+    <w:lvl w:ilvl="0" w:tplc="5FE40C24">
+      <w:start w:val="1"/>
       <w:numFmt w:val="upperRoman"/>
-      <w:lvlText w:val="%1"/>
+      <w:lvlText w:val="%1."/>
       <w:lvlJc w:val="left"/>
       <w:pPr>
         <w:ind w:left="727" w:hanging="360"/>
@@ -51884,7 +51884,7 @@
       <w:outlineLvl w:val="0"/>
     </w:pPr>
     <w:rPr>
-      <w:rFonts w:eastAsia="Microsoft YaHei" w:cstheme="majorBidi"/>
+      <w:rFonts w:eastAsia="微软雅黑" w:cstheme="majorBidi"/>
       <w:smallCaps/>
       <w:szCs w:val="20"/>
     </w:rPr>
@@ -51903,7 +51903,7 @@
       <w:outlineLvl w:val="1"/>
     </w:pPr>
     <w:rPr>
-      <w:rFonts w:eastAsia="Microsoft YaHei" w:cstheme="majorBidi"/>
+      <w:rFonts w:eastAsia="微软雅黑" w:cstheme="majorBidi"/>
       <w:szCs w:val="26"/>
     </w:rPr>
   </w:style>
@@ -51921,7 +51921,7 @@
       <w:outlineLvl w:val="2"/>
     </w:pPr>
     <w:rPr>
-      <w:rFonts w:eastAsia="Microsoft YaHei" w:cstheme="majorBidi"/>
+      <w:rFonts w:eastAsia="微软雅黑" w:cstheme="majorBidi"/>
       <w:szCs w:val="24"/>
     </w:rPr>
   </w:style>
@@ -51941,7 +51941,7 @@
       <w:outlineLvl w:val="3"/>
     </w:pPr>
     <w:rPr>
-      <w:rFonts w:eastAsia="Microsoft YaHei" w:cstheme="majorBidi"/>
+      <w:rFonts w:eastAsia="微软雅黑" w:cstheme="majorBidi"/>
       <w:iCs/>
     </w:rPr>
   </w:style>
@@ -52502,7 +52502,7 @@
     <w:uiPriority w:val="9"/>
     <w:rsid w:val="00361B0C"/>
     <w:rPr>
-      <w:rFonts w:ascii="Aptos" w:eastAsia="Microsoft YaHei" w:hAnsi="Aptos" w:cstheme="majorBidi"/>
+      <w:rFonts w:ascii="Aptos" w:eastAsia="微软雅黑" w:hAnsi="Aptos" w:cstheme="majorBidi"/>
       <w:smallCaps/>
       <w:sz w:val="20"/>
       <w:szCs w:val="20"/>
@@ -52515,7 +52515,7 @@
     <w:uiPriority w:val="9"/>
     <w:rsid w:val="00361B0C"/>
     <w:rPr>
-      <w:rFonts w:ascii="Aptos" w:eastAsia="Microsoft YaHei" w:hAnsi="Aptos" w:cstheme="majorBidi"/>
+      <w:rFonts w:ascii="Aptos" w:eastAsia="微软雅黑" w:hAnsi="Aptos" w:cstheme="majorBidi"/>
       <w:sz w:val="20"/>
       <w:szCs w:val="26"/>
     </w:rPr>
@@ -52527,7 +52527,7 @@
     <w:uiPriority w:val="9"/>
     <w:rsid w:val="0069314A"/>
     <w:rPr>
-      <w:rFonts w:ascii="Aptos" w:eastAsia="Microsoft YaHei" w:hAnsi="Aptos" w:cstheme="majorBidi"/>
+      <w:rFonts w:ascii="Aptos" w:eastAsia="微软雅黑" w:hAnsi="Aptos" w:cstheme="majorBidi"/>
       <w:sz w:val="20"/>
       <w:szCs w:val="24"/>
     </w:rPr>
@@ -52539,7 +52539,7 @@
     <w:uiPriority w:val="9"/>
     <w:rsid w:val="006C7655"/>
     <w:rPr>
-      <w:rFonts w:ascii="Aptos" w:eastAsia="Microsoft YaHei" w:hAnsi="Aptos" w:cstheme="majorBidi"/>
+      <w:rFonts w:ascii="Aptos" w:eastAsia="微软雅黑" w:hAnsi="Aptos" w:cstheme="majorBidi"/>
       <w:iCs/>
       <w:sz w:val="20"/>
     </w:rPr>

--- a/_Learn/Packaging.tutorial/OS.2022/en-US_Windows_Server_2022.docx
+++ b/_Learn/Packaging.tutorial/OS.2022/en-US_Windows_Server_2022.docx
@@ -1,6 +1,6 @@
 
 <file path=word/document.xml><?xml version="1.0" encoding="utf-8"?>
-<w:document xmlns:wpc="http://schemas.microsoft.com/office/word/2010/wordprocessingCanvas" xmlns:cx="http://schemas.microsoft.com/office/drawing/2014/chartex" xmlns:cx1="http://schemas.microsoft.com/office/drawing/2015/9/8/chartex" xmlns:cx2="http://schemas.microsoft.com/office/drawing/2015/10/21/chartex" xmlns:cx3="http://schemas.microsoft.com/office/drawing/2016/5/9/chartex" xmlns:cx4="http://schemas.microsoft.com/office/drawing/2016/5/10/chartex" xmlns:cx5="http://schemas.microsoft.com/office/drawing/2016/5/11/chartex" xmlns:cx6="http://schemas.microsoft.com/office/drawing/2016/5/12/chartex" xmlns:cx7="http://schemas.microsoft.com/office/drawing/2016/5/13/chartex" xmlns:cx8="http://schemas.microsoft.com/office/drawing/2016/5/14/chartex" xmlns:mc="http://schemas.openxmlformats.org/markup-compatibility/2006" xmlns:aink="http://schemas.microsoft.com/office/drawing/2016/ink" xmlns:am3d="http://schemas.microsoft.com/office/drawing/2017/model3d" xmlns:o="urn:schemas-microsoft-com:office:office" xmlns:oel="http://schemas.microsoft.com/office/2019/extlst" xmlns:r="http://schemas.openxmlformats.org/officeDocument/2006/relationships" xmlns:m="http://schemas.openxmlformats.org/officeDocument/2006/math" xmlns:v="urn:schemas-microsoft-com:vml" xmlns:wp14="http://schemas.microsoft.com/office/word/2010/wordprocessingDrawing" xmlns:wp="http://schemas.openxmlformats.org/drawingml/2006/wordprocessingDrawing" xmlns:w10="urn:schemas-microsoft-com:office:word" xmlns:w="http://schemas.openxmlformats.org/wordprocessingml/2006/main" xmlns:w14="http://schemas.microsoft.com/office/word/2010/wordml" xmlns:w15="http://schemas.microsoft.com/office/word/2012/wordml" xmlns:w16cex="http://schemas.microsoft.com/office/word/2018/wordml/cex" xmlns:w16cid="http://schemas.microsoft.com/office/word/2016/wordml/cid" xmlns:w16="http://schemas.microsoft.com/office/word/2018/wordml" xmlns:w16sdtdh="http://schemas.microsoft.com/office/word/2020/wordml/sdtdatahash" xmlns:w16se="http://schemas.microsoft.com/office/word/2015/wordml/symex" xmlns:wpg="http://schemas.microsoft.com/office/word/2010/wordprocessingGroup" xmlns:wpi="http://schemas.microsoft.com/office/word/2010/wordprocessingInk" xmlns:wne="http://schemas.microsoft.com/office/word/2006/wordml" xmlns:wps="http://schemas.microsoft.com/office/word/2010/wordprocessingShape" mc:Ignorable="w14 w15 w16se w16cid w16 w16cex w16sdtdh wp14">
+<w:document xmlns:wpc="http://schemas.microsoft.com/office/word/2010/wordprocessingCanvas" xmlns:cx="http://schemas.microsoft.com/office/drawing/2014/chartex" xmlns:cx1="http://schemas.microsoft.com/office/drawing/2015/9/8/chartex" xmlns:cx2="http://schemas.microsoft.com/office/drawing/2015/10/21/chartex" xmlns:cx3="http://schemas.microsoft.com/office/drawing/2016/5/9/chartex" xmlns:cx4="http://schemas.microsoft.com/office/drawing/2016/5/10/chartex" xmlns:cx5="http://schemas.microsoft.com/office/drawing/2016/5/11/chartex" xmlns:cx6="http://schemas.microsoft.com/office/drawing/2016/5/12/chartex" xmlns:cx7="http://schemas.microsoft.com/office/drawing/2016/5/13/chartex" xmlns:cx8="http://schemas.microsoft.com/office/drawing/2016/5/14/chartex" xmlns:mc="http://schemas.openxmlformats.org/markup-compatibility/2006" xmlns:aink="http://schemas.microsoft.com/office/drawing/2016/ink" xmlns:am3d="http://schemas.microsoft.com/office/drawing/2017/model3d" xmlns:o="urn:schemas-microsoft-com:office:office" xmlns:oel="http://schemas.microsoft.com/office/2019/extlst" xmlns:r="http://schemas.openxmlformats.org/officeDocument/2006/relationships" xmlns:m="http://schemas.openxmlformats.org/officeDocument/2006/math" xmlns:v="urn:schemas-microsoft-com:vml" xmlns:wp14="http://schemas.microsoft.com/office/word/2010/wordprocessingDrawing" xmlns:wp="http://schemas.openxmlformats.org/drawingml/2006/wordprocessingDrawing" xmlns:w10="urn:schemas-microsoft-com:office:word" xmlns:w="http://schemas.openxmlformats.org/wordprocessingml/2006/main" xmlns:w14="http://schemas.microsoft.com/office/word/2010/wordml" xmlns:w15="http://schemas.microsoft.com/office/word/2012/wordml" xmlns:w16cex="http://schemas.microsoft.com/office/word/2018/wordml/cex" xmlns:w16cid="http://schemas.microsoft.com/office/word/2016/wordml/cid" xmlns:w16="http://schemas.microsoft.com/office/word/2018/wordml" xmlns:w16du="http://schemas.microsoft.com/office/word/2023/wordml/word16du" xmlns:w16sdtdh="http://schemas.microsoft.com/office/word/2020/wordml/sdtdatahash" xmlns:w16sdtfl="http://schemas.microsoft.com/office/word/2024/wordml/sdtformatlock" xmlns:w16se="http://schemas.microsoft.com/office/word/2015/wordml/symex" xmlns:wpg="http://schemas.microsoft.com/office/word/2010/wordprocessingGroup" xmlns:wpi="http://schemas.microsoft.com/office/word/2010/wordprocessingInk" xmlns:wne="http://schemas.microsoft.com/office/word/2006/wordml" xmlns:wps="http://schemas.microsoft.com/office/word/2010/wordprocessingShape" mc:Ignorable="w14 w15 w16se w16cid w16 w16cex w16sdtdh w16sdtfl w16du wp14">
   <w:body>
     <w:p>
       <w:pPr>
@@ -30,7 +30,7 @@
           <w:noProof/>
         </w:rPr>
         <w:drawing>
-          <wp:anchor distT="0" distB="0" distL="114300" distR="114300" simplePos="0" relativeHeight="251661312" behindDoc="1" locked="0" layoutInCell="1" allowOverlap="1" wp14:anchorId="0EBCC4B8" wp14:editId="129CC926">
+          <wp:anchor distT="0" distB="0" distL="114300" distR="114300" simplePos="0" relativeHeight="251661312" behindDoc="1" locked="0" layoutInCell="1" allowOverlap="1" wp14:anchorId="0EBCC4B8" wp14:editId="7D35A9B8">
             <wp:simplePos x="0" y="0"/>
             <wp:positionH relativeFrom="column">
               <wp:posOffset>0</wp:posOffset>
@@ -1256,7 +1256,7 @@
       </w:r>
       <w:r>
         <w:rPr>
-          <w:rFonts w:ascii="Aptos Narrow" w:eastAsia="微软雅黑" w:hAnsi="Aptos Narrow"/>
+          <w:rFonts w:ascii="Aptos Narrow" w:eastAsia="Microsoft YaHei" w:hAnsi="Aptos Narrow"/>
         </w:rPr>
         <w:t>Turn off Windows Security Center</w:t>
       </w:r>
@@ -1370,7 +1370,7 @@
       </w:r>
       <w:r>
         <w:rPr>
-          <w:rFonts w:ascii="Aptos Narrow" w:eastAsia="微软雅黑" w:hAnsi="Aptos Narrow"/>
+          <w:rFonts w:ascii="Aptos Narrow" w:eastAsia="Microsoft YaHei" w:hAnsi="Aptos Narrow"/>
         </w:rPr>
         <w:t>Turn off virtualization-based security</w:t>
       </w:r>
@@ -3476,7 +3476,7 @@
       <w:r>
         <w:rPr>
           <w:rStyle w:val="Hyperlink"/>
-          <w:rFonts w:ascii="Aptos Narrow" w:eastAsia="微软雅黑" w:hAnsi="Aptos Narrow"/>
+          <w:rFonts w:ascii="Aptos Narrow" w:eastAsia="Microsoft YaHei" w:hAnsi="Aptos Narrow"/>
           <w:color w:val="auto"/>
           <w:szCs w:val="20"/>
           <w:u w:val="none"/>
@@ -4098,7 +4098,7 @@
       </w:r>
       <w:r>
         <w:rPr>
-          <w:rFonts w:ascii="Aptos Narrow" w:eastAsia="微软雅黑" w:hAnsi="Aptos Narrow"/>
+          <w:rFonts w:ascii="Aptos Narrow" w:eastAsia="Microsoft YaHei" w:hAnsi="Aptos Narrow"/>
           <w:szCs w:val="20"/>
         </w:rPr>
         <w:t>Offline image language: change</w:t>
@@ -4223,7 +4223,7 @@
       <w:r>
         <w:rPr>
           <w:rStyle w:val="Hyperlink"/>
-          <w:rFonts w:ascii="Aptos Narrow" w:eastAsia="微软雅黑" w:hAnsi="Aptos Narrow"/>
+          <w:rFonts w:ascii="Aptos Narrow" w:eastAsia="Microsoft YaHei" w:hAnsi="Aptos Narrow"/>
           <w:color w:val="auto"/>
           <w:szCs w:val="20"/>
           <w:u w:val="none"/>
@@ -4351,7 +4351,7 @@
       <w:r>
         <w:rPr>
           <w:rStyle w:val="Hyperlink"/>
-          <w:rFonts w:ascii="Aptos Narrow" w:eastAsia="微软雅黑" w:hAnsi="Aptos Narrow"/>
+          <w:rFonts w:ascii="Aptos Narrow" w:eastAsia="Microsoft YaHei" w:hAnsi="Aptos Narrow"/>
           <w:color w:val="auto"/>
           <w:szCs w:val="20"/>
           <w:u w:val="none"/>
@@ -4601,7 +4601,7 @@
       </w:r>
       <w:r>
         <w:rPr>
-          <w:rFonts w:ascii="Aptos Narrow" w:eastAsia="微软雅黑" w:hAnsi="Aptos Narrow"/>
+          <w:rFonts w:ascii="Aptos Narrow" w:eastAsia="Microsoft YaHei" w:hAnsi="Aptos Narrow"/>
           <w:szCs w:val="20"/>
         </w:rPr>
         <w:t>Cumulative updates</w:t>
@@ -4725,7 +4725,7 @@
       </w:r>
       <w:r>
         <w:rPr>
-          <w:rFonts w:ascii="Aptos Narrow" w:eastAsia="微软雅黑" w:hAnsi="Aptos Narrow"/>
+          <w:rFonts w:ascii="Aptos Narrow" w:eastAsia="Microsoft YaHei" w:hAnsi="Aptos Narrow"/>
           <w:szCs w:val="20"/>
         </w:rPr>
         <w:t>Add</w:t>
@@ -4849,7 +4849,7 @@
       </w:r>
       <w:r>
         <w:rPr>
-          <w:rFonts w:ascii="Aptos Narrow" w:eastAsia="微软雅黑" w:hAnsi="Aptos Narrow"/>
+          <w:rFonts w:ascii="Aptos Narrow" w:eastAsia="Microsoft YaHei" w:hAnsi="Aptos Narrow"/>
           <w:szCs w:val="20"/>
         </w:rPr>
         <w:t>Delete</w:t>
@@ -4973,7 +4973,7 @@
       </w:r>
       <w:r>
         <w:rPr>
-          <w:rFonts w:ascii="Aptos Narrow" w:eastAsia="微软雅黑" w:hAnsi="Aptos Narrow"/>
+          <w:rFonts w:ascii="Aptos Narrow" w:eastAsia="Microsoft YaHei" w:hAnsi="Aptos Narrow"/>
           <w:szCs w:val="20"/>
         </w:rPr>
         <w:t>Solid update</w:t>
@@ -5098,7 +5098,7 @@
       <w:r>
         <w:rPr>
           <w:rStyle w:val="Hyperlink"/>
-          <w:rFonts w:ascii="Aptos Narrow" w:eastAsia="微软雅黑" w:hAnsi="Aptos Narrow"/>
+          <w:rFonts w:ascii="Aptos Narrow" w:eastAsia="Microsoft YaHei" w:hAnsi="Aptos Narrow"/>
           <w:color w:val="auto"/>
           <w:szCs w:val="20"/>
           <w:u w:val="none"/>
@@ -6228,7 +6228,7 @@
       </w:r>
       <w:r>
         <w:rPr>
-          <w:rFonts w:ascii="Aptos Narrow" w:eastAsia="微软雅黑" w:hAnsi="Aptos Narrow"/>
+          <w:rFonts w:ascii="Aptos Narrow" w:eastAsia="Microsoft YaHei" w:hAnsi="Aptos Narrow"/>
           <w:szCs w:val="20"/>
         </w:rPr>
         <w:t>Offline image language: change</w:t>
@@ -8643,7 +8643,7 @@
       </w:r>
       <w:r>
         <w:rPr>
-          <w:rFonts w:ascii="Aptos Narrow" w:eastAsia="微软雅黑" w:hAnsi="Aptos Narrow"/>
+          <w:rFonts w:ascii="Aptos Narrow" w:eastAsia="Microsoft YaHei" w:hAnsi="Aptos Narrow"/>
         </w:rPr>
         <w:t>Split, merge, compress, and convert</w:t>
       </w:r>
@@ -8805,7 +8805,7 @@
       </w:r>
       <w:r>
         <w:rPr>
-          <w:rFonts w:ascii="Aptos Narrow" w:eastAsia="微软雅黑" w:hAnsi="Aptos Narrow"/>
+          <w:rFonts w:ascii="Aptos Narrow" w:eastAsia="Microsoft YaHei" w:hAnsi="Aptos Narrow"/>
         </w:rPr>
         <w:t>Splitting and merging</w:t>
       </w:r>
@@ -8967,7 +8967,7 @@
       </w:r>
       <w:r>
         <w:rPr>
-          <w:rFonts w:ascii="Aptos Narrow" w:eastAsia="微软雅黑" w:hAnsi="Aptos Narrow"/>
+          <w:rFonts w:ascii="Aptos Narrow" w:eastAsia="Microsoft YaHei" w:hAnsi="Aptos Narrow"/>
         </w:rPr>
         <w:t>Splitting</w:t>
       </w:r>
@@ -9129,7 +9129,7 @@
       </w:r>
       <w:r>
         <w:rPr>
-          <w:rFonts w:ascii="Aptos Narrow" w:eastAsia="微软雅黑" w:hAnsi="Aptos Narrow"/>
+          <w:rFonts w:ascii="Aptos Narrow" w:eastAsia="Microsoft YaHei" w:hAnsi="Aptos Narrow"/>
         </w:rPr>
         <w:t>Merge</w:t>
       </w:r>
@@ -9291,7 +9291,7 @@
       </w:r>
       <w:r>
         <w:rPr>
-          <w:rFonts w:ascii="Aptos Narrow" w:eastAsia="微软雅黑" w:hAnsi="Aptos Narrow"/>
+          <w:rFonts w:ascii="Aptos Narrow" w:eastAsia="Microsoft YaHei" w:hAnsi="Aptos Narrow"/>
         </w:rPr>
         <w:t>Solid compressed ESD format and WIM format conversion</w:t>
       </w:r>
@@ -9453,7 +9453,7 @@
       </w:r>
       <w:r>
         <w:rPr>
-          <w:rFonts w:ascii="Aptos Narrow" w:eastAsia="微软雅黑" w:hAnsi="Aptos Narrow"/>
+          <w:rFonts w:ascii="Aptos Narrow" w:eastAsia="Microsoft YaHei" w:hAnsi="Aptos Narrow"/>
         </w:rPr>
         <w:t>Solid compression</w:t>
       </w:r>
@@ -9564,7 +9564,7 @@
         <w:contextualSpacing w:val="0"/>
         <w:rPr>
           <w:rStyle w:val="Hyperlink"/>
-          <w:rFonts w:ascii="Aptos Narrow" w:eastAsia="微软雅黑" w:hAnsi="Aptos Narrow"/>
+          <w:rFonts w:ascii="Aptos Narrow" w:eastAsia="Microsoft YaHei" w:hAnsi="Aptos Narrow"/>
           <w:color w:val="auto"/>
           <w:u w:val="none"/>
         </w:rPr>
@@ -9886,7 +9886,7 @@
       <w:r>
         <w:rPr>
           <w:rStyle w:val="Hyperlink"/>
-          <w:rFonts w:ascii="Aptos Narrow" w:eastAsia="微软雅黑" w:hAnsi="Aptos Narrow"/>
+          <w:rFonts w:ascii="Aptos Narrow" w:eastAsia="Microsoft YaHei" w:hAnsi="Aptos Narrow"/>
           <w:color w:val="auto"/>
           <w:szCs w:val="20"/>
           <w:u w:val="none"/>
@@ -10514,7 +10514,7 @@
       </w:r>
       <w:r>
         <w:rPr>
-          <w:rFonts w:ascii="Aptos Narrow" w:eastAsia="微软雅黑" w:hAnsi="Aptos Narrow"/>
+          <w:rFonts w:ascii="Aptos Narrow" w:eastAsia="Microsoft YaHei" w:hAnsi="Aptos Narrow"/>
           <w:szCs w:val="20"/>
         </w:rPr>
         <w:t>Offline image language: change</w:t>
@@ -10639,7 +10639,7 @@
       <w:r>
         <w:rPr>
           <w:rStyle w:val="Hyperlink"/>
-          <w:rFonts w:ascii="Aptos Narrow" w:eastAsia="微软雅黑" w:hAnsi="Aptos Narrow"/>
+          <w:rFonts w:ascii="Aptos Narrow" w:eastAsia="Microsoft YaHei" w:hAnsi="Aptos Narrow"/>
           <w:color w:val="auto"/>
           <w:szCs w:val="20"/>
           <w:u w:val="none"/>
@@ -10766,7 +10766,7 @@
       <w:r>
         <w:rPr>
           <w:rStyle w:val="Hyperlink"/>
-          <w:rFonts w:ascii="Aptos Narrow" w:eastAsia="微软雅黑" w:hAnsi="Aptos Narrow"/>
+          <w:rFonts w:ascii="Aptos Narrow" w:eastAsia="Microsoft YaHei" w:hAnsi="Aptos Narrow"/>
           <w:color w:val="auto"/>
           <w:szCs w:val="20"/>
           <w:u w:val="none"/>
@@ -11511,7 +11511,7 @@
       <w:r>
         <w:rPr>
           <w:rStyle w:val="Hyperlink"/>
-          <w:rFonts w:ascii="Aptos Narrow" w:eastAsia="微软雅黑" w:hAnsi="Aptos Narrow"/>
+          <w:rFonts w:ascii="Aptos Narrow" w:eastAsia="Microsoft YaHei" w:hAnsi="Aptos Narrow"/>
           <w:color w:val="auto"/>
           <w:szCs w:val="20"/>
           <w:u w:val="none"/>
@@ -12638,7 +12638,7 @@
       </w:r>
       <w:r>
         <w:rPr>
-          <w:rFonts w:ascii="Aptos Narrow" w:eastAsia="微软雅黑" w:hAnsi="Aptos Narrow"/>
+          <w:rFonts w:ascii="Aptos Narrow" w:eastAsia="Microsoft YaHei" w:hAnsi="Aptos Narrow"/>
           <w:szCs w:val="20"/>
         </w:rPr>
         <w:t>Add method</w:t>
@@ -12762,7 +12762,7 @@
       </w:r>
       <w:r>
         <w:rPr>
-          <w:rFonts w:ascii="Aptos Narrow" w:eastAsia="微软雅黑" w:hAnsi="Aptos Narrow"/>
+          <w:rFonts w:ascii="Aptos Narrow" w:eastAsia="Microsoft YaHei" w:hAnsi="Aptos Narrow"/>
           <w:szCs w:val="20"/>
         </w:rPr>
         <w:t>Deployment Engine: Advanced</w:t>
@@ -13957,7 +13957,7 @@
         <w:spacing w:before="720" w:line="360" w:lineRule="auto"/>
         <w:ind w:left="3420" w:hanging="720"/>
         <w:rPr>
-          <w:rFonts w:ascii="Aptos Narrow" w:eastAsia="微软雅黑" w:hAnsi="Aptos Narrow"/>
+          <w:rFonts w:ascii="Aptos Narrow" w:eastAsia="Microsoft YaHei" w:hAnsi="Aptos Narrow"/>
           <w:iCs/>
         </w:rPr>
       </w:pPr>
@@ -13965,7 +13965,7 @@
       <w:bookmarkEnd w:id="10"/>
       <w:r>
         <w:rPr>
-          <w:rFonts w:ascii="Aptos Narrow" w:eastAsia="微软雅黑" w:hAnsi="Aptos Narrow"/>
+          <w:rFonts w:ascii="Aptos Narrow" w:eastAsia="Microsoft YaHei" w:hAnsi="Aptos Narrow"/>
         </w:rPr>
         <w:t>Turn off Windows Security Center</w:t>
       </w:r>
@@ -14261,14 +14261,14 @@
         <w:spacing w:before="720" w:line="360" w:lineRule="auto"/>
         <w:ind w:left="3420" w:hanging="720"/>
         <w:rPr>
-          <w:rFonts w:ascii="Aptos Narrow" w:eastAsia="微软雅黑" w:hAnsi="Aptos Narrow"/>
+          <w:rFonts w:ascii="Aptos Narrow" w:eastAsia="Microsoft YaHei" w:hAnsi="Aptos Narrow"/>
           <w:iCs/>
         </w:rPr>
       </w:pPr>
       <w:bookmarkStart w:id="14" w:name="_Ref194674479"/>
       <w:r>
         <w:rPr>
-          <w:rFonts w:ascii="Aptos Narrow" w:eastAsia="微软雅黑" w:hAnsi="Aptos Narrow"/>
+          <w:rFonts w:ascii="Aptos Narrow" w:eastAsia="Microsoft YaHei" w:hAnsi="Aptos Narrow"/>
         </w:rPr>
         <w:t>Turn off virtualization-based security</w:t>
       </w:r>
@@ -14737,7 +14737,7 @@
           <w:color w:val="70AD47" w:themeColor="accent6"/>
           <w:szCs w:val="20"/>
         </w:rPr>
-        <w:t>Set-ExecutionPolicy -ExecutionPolicy Bypass -Force</w:t>
+        <w:t>Set-ExecutionPolicy -ExecutionPolicy Bypass -Scope LocalMachine -Force</w:t>
       </w:r>
     </w:p>
     <w:p>
@@ -15188,7 +15188,7 @@
         <w:spacing w:before="720" w:line="360" w:lineRule="auto"/>
         <w:ind w:left="2694" w:hanging="567"/>
         <w:rPr>
-          <w:rFonts w:ascii="Aptos Narrow" w:eastAsia="微软雅黑" w:hAnsi="Aptos Narrow" w:cstheme="minorHAnsi"/>
+          <w:rFonts w:ascii="Aptos Narrow" w:eastAsia="Microsoft YaHei" w:hAnsi="Aptos Narrow" w:cstheme="minorHAnsi"/>
           <w:szCs w:val="20"/>
         </w:rPr>
       </w:pPr>
@@ -15237,7 +15237,7 @@
         <w:ind w:left="4253" w:hanging="851"/>
         <w:contextualSpacing w:val="0"/>
         <w:rPr>
-          <w:rFonts w:ascii="Aptos Narrow" w:eastAsia="微软雅黑" w:hAnsi="Aptos Narrow" w:cstheme="minorHAnsi"/>
+          <w:rFonts w:ascii="Aptos Narrow" w:eastAsia="Microsoft YaHei" w:hAnsi="Aptos Narrow" w:cstheme="minorHAnsi"/>
           <w:szCs w:val="20"/>
         </w:rPr>
       </w:pPr>
@@ -15245,7 +15245,7 @@
         <w:r>
           <w:rPr>
             <w:rStyle w:val="Hyperlink"/>
-            <w:rFonts w:ascii="Aptos Narrow" w:eastAsia="微软雅黑" w:hAnsi="Aptos Narrow" w:cstheme="minorHAnsi"/>
+            <w:rFonts w:ascii="Aptos Narrow" w:eastAsia="Microsoft YaHei" w:hAnsi="Aptos Narrow" w:cstheme="minorHAnsi"/>
             <w:szCs w:val="20"/>
             <w:u w:val="none"/>
           </w:rPr>
@@ -15264,7 +15264,7 @@
         <w:ind w:left="4253" w:hanging="851"/>
         <w:contextualSpacing w:val="0"/>
         <w:rPr>
-          <w:rFonts w:ascii="Aptos Narrow" w:eastAsia="微软雅黑" w:hAnsi="Aptos Narrow" w:cstheme="minorHAnsi"/>
+          <w:rFonts w:ascii="Aptos Narrow" w:eastAsia="Microsoft YaHei" w:hAnsi="Aptos Narrow" w:cstheme="minorHAnsi"/>
           <w:szCs w:val="20"/>
         </w:rPr>
       </w:pPr>
@@ -15272,7 +15272,7 @@
         <w:r>
           <w:rPr>
             <w:rStyle w:val="Hyperlink"/>
-            <w:rFonts w:ascii="Aptos Narrow" w:eastAsia="微软雅黑" w:hAnsi="Aptos Narrow" w:cstheme="minorHAnsi"/>
+            <w:rFonts w:ascii="Aptos Narrow" w:eastAsia="Microsoft YaHei" w:hAnsi="Aptos Narrow" w:cstheme="minorHAnsi"/>
             <w:szCs w:val="20"/>
             <w:u w:val="none"/>
           </w:rPr>
@@ -15313,13 +15313,13 @@
         <w:ind w:left="5670" w:hanging="425"/>
         <w:contextualSpacing w:val="0"/>
         <w:rPr>
-          <w:rFonts w:ascii="Aptos Narrow" w:eastAsia="微软雅黑" w:hAnsi="Aptos Narrow" w:cstheme="minorHAnsi"/>
-          <w:szCs w:val="20"/>
-        </w:rPr>
-      </w:pPr>
-      <w:r>
-        <w:rPr>
-          <w:rFonts w:ascii="Aptos Narrow" w:eastAsia="微软雅黑" w:hAnsi="Aptos Narrow" w:cstheme="minorHAnsi"/>
+          <w:rFonts w:ascii="Aptos Narrow" w:eastAsia="Microsoft YaHei" w:hAnsi="Aptos Narrow" w:cstheme="minorHAnsi"/>
+          <w:szCs w:val="20"/>
+        </w:rPr>
+      </w:pPr>
+      <w:r>
+        <w:rPr>
+          <w:rFonts w:ascii="Aptos Narrow" w:eastAsia="Microsoft YaHei" w:hAnsi="Aptos Narrow" w:cstheme="minorHAnsi"/>
           <w:szCs w:val="20"/>
         </w:rPr>
         <w:t>When adding a language pack, when the corresponding region is triggered, the required font functions need to be added, download "</w:t>
@@ -15328,7 +15328,7 @@
         <w:r>
           <w:rPr>
             <w:rStyle w:val="Hyperlink"/>
-            <w:rFonts w:ascii="Aptos Narrow" w:eastAsia="微软雅黑" w:hAnsi="Aptos Narrow" w:cstheme="minorHAnsi"/>
+            <w:rFonts w:ascii="Aptos Narrow" w:eastAsia="Microsoft YaHei" w:hAnsi="Aptos Narrow" w:cstheme="minorHAnsi"/>
             <w:szCs w:val="20"/>
             <w:u w:val="none"/>
           </w:rPr>
@@ -15337,7 +15337,7 @@
       </w:hyperlink>
       <w:r>
         <w:rPr>
-          <w:rFonts w:ascii="Aptos Narrow" w:eastAsia="微软雅黑" w:hAnsi="Aptos Narrow" w:cstheme="minorHAnsi"/>
+          <w:rFonts w:ascii="Aptos Narrow" w:eastAsia="Microsoft YaHei" w:hAnsi="Aptos Narrow" w:cstheme="minorHAnsi"/>
           <w:szCs w:val="20"/>
         </w:rPr>
         <w:t>" learn more.</w:t>
@@ -15354,13 +15354,13 @@
         <w:ind w:left="5670" w:hanging="425"/>
         <w:contextualSpacing w:val="0"/>
         <w:rPr>
-          <w:rFonts w:ascii="Aptos Narrow" w:eastAsia="微软雅黑" w:hAnsi="Aptos Narrow" w:cstheme="minorHAnsi"/>
-          <w:szCs w:val="20"/>
-        </w:rPr>
-      </w:pPr>
-      <w:r>
-        <w:rPr>
-          <w:rFonts w:ascii="Aptos Narrow" w:eastAsia="微软雅黑" w:hAnsi="Aptos Narrow" w:cstheme="minorHAnsi"/>
+          <w:rFonts w:ascii="Aptos Narrow" w:eastAsia="Microsoft YaHei" w:hAnsi="Aptos Narrow" w:cstheme="minorHAnsi"/>
+          <w:szCs w:val="20"/>
+        </w:rPr>
+      </w:pPr>
+      <w:r>
+        <w:rPr>
+          <w:rFonts w:ascii="Aptos Narrow" w:eastAsia="Microsoft YaHei" w:hAnsi="Aptos Narrow" w:cstheme="minorHAnsi"/>
           <w:szCs w:val="20"/>
         </w:rPr>
         <w:t>In "</w:t>
@@ -15369,7 +15369,7 @@
         <w:r>
           <w:rPr>
             <w:rStyle w:val="Hyperlink"/>
-            <w:rFonts w:ascii="Aptos Narrow" w:eastAsia="微软雅黑" w:hAnsi="Aptos Narrow" w:cstheme="minorHAnsi"/>
+            <w:rFonts w:ascii="Aptos Narrow" w:eastAsia="Microsoft YaHei" w:hAnsi="Aptos Narrow" w:cstheme="minorHAnsi"/>
             <w:color w:val="0070C0"/>
             <w:szCs w:val="20"/>
             <w:u w:val="none"/>
@@ -15386,7 +15386,7 @@
         <w:r>
           <w:rPr>
             <w:rStyle w:val="Hyperlink"/>
-            <w:rFonts w:ascii="Aptos Narrow" w:eastAsia="微软雅黑" w:hAnsi="Aptos Narrow" w:cstheme="minorHAnsi"/>
+            <w:rFonts w:ascii="Aptos Narrow" w:eastAsia="Microsoft YaHei" w:hAnsi="Aptos Narrow" w:cstheme="minorHAnsi"/>
             <w:color w:val="0070C0"/>
             <w:szCs w:val="20"/>
             <w:u w:val="none"/>
@@ -15396,7 +15396,7 @@
         <w:r>
           <w:rPr>
             <w:rStyle w:val="Hyperlink"/>
-            <w:rFonts w:ascii="Aptos Narrow" w:eastAsia="微软雅黑" w:hAnsi="Aptos Narrow" w:cstheme="minorHAnsi"/>
+            <w:rFonts w:ascii="Aptos Narrow" w:eastAsia="Microsoft YaHei" w:hAnsi="Aptos Narrow" w:cstheme="minorHAnsi"/>
             <w:color w:val="0070C0"/>
             <w:szCs w:val="20"/>
             <w:u w:val="none"/>
@@ -15405,7 +15405,7 @@
         <w:r>
           <w:rPr>
             <w:rStyle w:val="Hyperlink"/>
-            <w:rFonts w:ascii="Aptos Narrow" w:eastAsia="微软雅黑" w:hAnsi="Aptos Narrow" w:cstheme="minorHAnsi"/>
+            <w:rFonts w:ascii="Aptos Narrow" w:eastAsia="Microsoft YaHei" w:hAnsi="Aptos Narrow" w:cstheme="minorHAnsi"/>
             <w:color w:val="0070C0"/>
             <w:szCs w:val="20"/>
             <w:u w:val="none"/>
@@ -15422,7 +15422,7 @@
         <w:r>
           <w:rPr>
             <w:rStyle w:val="Hyperlink"/>
-            <w:rFonts w:ascii="Aptos Narrow" w:eastAsia="微软雅黑" w:hAnsi="Aptos Narrow" w:cstheme="minorHAnsi"/>
+            <w:rFonts w:ascii="Aptos Narrow" w:eastAsia="Microsoft YaHei" w:hAnsi="Aptos Narrow" w:cstheme="minorHAnsi"/>
             <w:color w:val="0070C0"/>
             <w:szCs w:val="20"/>
             <w:u w:val="none"/>
@@ -15432,14 +15432,14 @@
       </w:hyperlink>
       <w:r>
         <w:rPr>
-          <w:rFonts w:ascii="Aptos Narrow" w:eastAsia="微软雅黑" w:hAnsi="Aptos Narrow" w:cstheme="minorHAnsi"/>
+          <w:rFonts w:ascii="Aptos Narrow" w:eastAsia="Microsoft YaHei" w:hAnsi="Aptos Narrow" w:cstheme="minorHAnsi"/>
           <w:szCs w:val="20"/>
         </w:rPr>
         <w:t xml:space="preserve">", the automatic recognition function has been added, and you can understand the functions: </w:t>
       </w:r>
       <w:r>
         <w:rPr>
-          <w:rFonts w:ascii="Aptos Narrow" w:eastAsia="微软雅黑" w:hAnsi="Aptos Narrow" w:cstheme="minorHAnsi"/>
+          <w:rFonts w:ascii="Aptos Narrow" w:eastAsia="Microsoft YaHei" w:hAnsi="Aptos Narrow" w:cstheme="minorHAnsi"/>
           <w:color w:val="7030A0"/>
           <w:szCs w:val="20"/>
         </w:rPr>
@@ -15475,13 +15475,13 @@
         <w:ind w:left="5245"/>
         <w:contextualSpacing w:val="0"/>
         <w:rPr>
-          <w:rFonts w:ascii="Aptos Narrow" w:eastAsia="微软雅黑" w:hAnsi="Aptos Narrow" w:cstheme="minorHAnsi"/>
-          <w:szCs w:val="20"/>
-        </w:rPr>
-      </w:pPr>
-      <w:r>
-        <w:rPr>
-          <w:rFonts w:ascii="Aptos Narrow" w:eastAsia="微软雅黑" w:hAnsi="Aptos Narrow" w:cstheme="minorHAnsi"/>
+          <w:rFonts w:ascii="Aptos Narrow" w:eastAsia="Microsoft YaHei" w:hAnsi="Aptos Narrow" w:cstheme="minorHAnsi"/>
+          <w:szCs w:val="20"/>
+        </w:rPr>
+      </w:pPr>
+      <w:r>
+        <w:rPr>
+          <w:rFonts w:ascii="Aptos Narrow" w:eastAsia="Microsoft YaHei" w:hAnsi="Aptos Narrow" w:cstheme="minorHAnsi"/>
           <w:szCs w:val="20"/>
         </w:rPr>
         <w:t>What are regional connections?</w:t>
@@ -15498,20 +15498,20 @@
         <w:ind w:left="5670" w:hanging="425"/>
         <w:contextualSpacing w:val="0"/>
         <w:rPr>
-          <w:rFonts w:ascii="Aptos Narrow" w:eastAsia="微软雅黑" w:hAnsi="Aptos Narrow" w:cstheme="minorHAnsi"/>
-          <w:szCs w:val="20"/>
-        </w:rPr>
-      </w:pPr>
-      <w:r>
-        <w:rPr>
-          <w:rFonts w:ascii="Aptos Narrow" w:eastAsia="微软雅黑" w:hAnsi="Aptos Narrow" w:cstheme="minorHAnsi"/>
+          <w:rFonts w:ascii="Aptos Narrow" w:eastAsia="Microsoft YaHei" w:hAnsi="Aptos Narrow" w:cstheme="minorHAnsi"/>
+          <w:szCs w:val="20"/>
+        </w:rPr>
+      </w:pPr>
+      <w:r>
+        <w:rPr>
+          <w:rFonts w:ascii="Aptos Narrow" w:eastAsia="Microsoft YaHei" w:hAnsi="Aptos Narrow" w:cstheme="minorHAnsi"/>
           <w:szCs w:val="20"/>
         </w:rPr>
         <w:t xml:space="preserve">When the image language is only in English, after adding the </w:t>
       </w:r>
       <w:r>
         <w:rPr>
-          <w:rFonts w:ascii="Aptos Narrow" w:eastAsia="微软雅黑" w:hAnsi="Aptos Narrow" w:cstheme="minorHAnsi"/>
+          <w:rFonts w:ascii="Aptos Narrow" w:eastAsia="Microsoft YaHei" w:hAnsi="Aptos Narrow" w:cstheme="minorHAnsi"/>
           <w:color w:val="7030A0"/>
           <w:szCs w:val="20"/>
         </w:rPr>
@@ -15519,14 +15519,14 @@
       </w:r>
       <w:r>
         <w:rPr>
-          <w:rFonts w:ascii="Aptos Narrow" w:eastAsia="微软雅黑" w:hAnsi="Aptos Narrow" w:cstheme="minorHAnsi"/>
+          <w:rFonts w:ascii="Aptos Narrow" w:eastAsia="Microsoft YaHei" w:hAnsi="Aptos Narrow" w:cstheme="minorHAnsi"/>
           <w:szCs w:val="20"/>
         </w:rPr>
         <w:t xml:space="preserve"> language pack, the image language will not be added. You should install </w:t>
       </w:r>
       <w:r>
         <w:rPr>
-          <w:rFonts w:ascii="Aptos Narrow" w:eastAsia="微软雅黑" w:hAnsi="Aptos Narrow" w:cstheme="minorHAnsi"/>
+          <w:rFonts w:ascii="Aptos Narrow" w:eastAsia="Microsoft YaHei" w:hAnsi="Aptos Narrow" w:cstheme="minorHAnsi"/>
           <w:color w:val="7030A0"/>
           <w:szCs w:val="20"/>
         </w:rPr>
@@ -15534,14 +15534,14 @@
       </w:r>
       <w:r>
         <w:rPr>
-          <w:rFonts w:ascii="Aptos Narrow" w:eastAsia="微软雅黑" w:hAnsi="Aptos Narrow" w:cstheme="minorHAnsi"/>
+          <w:rFonts w:ascii="Aptos Narrow" w:eastAsia="Microsoft YaHei" w:hAnsi="Aptos Narrow" w:cstheme="minorHAnsi"/>
           <w:szCs w:val="20"/>
         </w:rPr>
         <w:t xml:space="preserve"> first, and then install </w:t>
       </w:r>
       <w:r>
         <w:rPr>
-          <w:rFonts w:ascii="Aptos Narrow" w:eastAsia="微软雅黑" w:hAnsi="Aptos Narrow" w:cstheme="minorHAnsi"/>
+          <w:rFonts w:ascii="Aptos Narrow" w:eastAsia="Microsoft YaHei" w:hAnsi="Aptos Narrow" w:cstheme="minorHAnsi"/>
           <w:color w:val="7030A0"/>
           <w:szCs w:val="20"/>
         </w:rPr>
@@ -15549,7 +15549,7 @@
       </w:r>
       <w:r>
         <w:rPr>
-          <w:rFonts w:ascii="Aptos Narrow" w:eastAsia="微软雅黑" w:hAnsi="Aptos Narrow" w:cstheme="minorHAnsi"/>
+          <w:rFonts w:ascii="Aptos Narrow" w:eastAsia="Microsoft YaHei" w:hAnsi="Aptos Narrow" w:cstheme="minorHAnsi"/>
           <w:szCs w:val="20"/>
         </w:rPr>
         <w:t xml:space="preserve"> to obtain the corresponding association.</w:t>
@@ -15566,13 +15566,13 @@
         <w:ind w:left="5670" w:hanging="425"/>
         <w:contextualSpacing w:val="0"/>
         <w:rPr>
-          <w:rFonts w:ascii="Aptos Narrow" w:eastAsia="微软雅黑" w:hAnsi="Aptos Narrow" w:cstheme="minorHAnsi"/>
-          <w:szCs w:val="20"/>
-        </w:rPr>
-      </w:pPr>
-      <w:r>
-        <w:rPr>
-          <w:rFonts w:ascii="Aptos Narrow" w:eastAsia="微软雅黑" w:hAnsi="Aptos Narrow" w:cstheme="minorHAnsi"/>
+          <w:rFonts w:ascii="Aptos Narrow" w:eastAsia="Microsoft YaHei" w:hAnsi="Aptos Narrow" w:cstheme="minorHAnsi"/>
+          <w:szCs w:val="20"/>
+        </w:rPr>
+      </w:pPr>
+      <w:r>
+        <w:rPr>
+          <w:rFonts w:ascii="Aptos Narrow" w:eastAsia="Microsoft YaHei" w:hAnsi="Aptos Narrow" w:cstheme="minorHAnsi"/>
           <w:szCs w:val="20"/>
         </w:rPr>
         <w:t>Please refer to Microsoft's official original version: Windows 10, Windows 11 Traditional Chinese version.</w:t>
@@ -15585,13 +15585,13 @@
         <w:ind w:left="5245"/>
         <w:contextualSpacing w:val="0"/>
         <w:rPr>
-          <w:rFonts w:ascii="Aptos Narrow" w:eastAsia="微软雅黑" w:hAnsi="Aptos Narrow" w:cstheme="minorHAnsi"/>
-          <w:szCs w:val="20"/>
-        </w:rPr>
-      </w:pPr>
-      <w:r>
-        <w:rPr>
-          <w:rFonts w:ascii="Aptos Narrow" w:eastAsia="微软雅黑" w:hAnsi="Aptos Narrow" w:cstheme="minorHAnsi"/>
+          <w:rFonts w:ascii="Aptos Narrow" w:eastAsia="Microsoft YaHei" w:hAnsi="Aptos Narrow" w:cstheme="minorHAnsi"/>
+          <w:szCs w:val="20"/>
+        </w:rPr>
+      </w:pPr>
+      <w:r>
+        <w:rPr>
+          <w:rFonts w:ascii="Aptos Narrow" w:eastAsia="Microsoft YaHei" w:hAnsi="Aptos Narrow" w:cstheme="minorHAnsi"/>
           <w:szCs w:val="20"/>
         </w:rPr>
         <w:t>Known regional associations:</w:t>
@@ -15608,20 +15608,20 @@
         <w:ind w:left="6521" w:hanging="1276"/>
         <w:contextualSpacing w:val="0"/>
         <w:rPr>
-          <w:rFonts w:ascii="Aptos Narrow" w:eastAsia="微软雅黑" w:hAnsi="Aptos Narrow" w:cstheme="minorHAnsi"/>
-          <w:szCs w:val="20"/>
-        </w:rPr>
-      </w:pPr>
-      <w:r>
-        <w:rPr>
-          <w:rFonts w:ascii="Aptos Narrow" w:eastAsia="微软雅黑" w:hAnsi="Aptos Narrow" w:cstheme="minorHAnsi"/>
+          <w:rFonts w:ascii="Aptos Narrow" w:eastAsia="Microsoft YaHei" w:hAnsi="Aptos Narrow" w:cstheme="minorHAnsi"/>
+          <w:szCs w:val="20"/>
+        </w:rPr>
+      </w:pPr>
+      <w:r>
+        <w:rPr>
+          <w:rFonts w:ascii="Aptos Narrow" w:eastAsia="Microsoft YaHei" w:hAnsi="Aptos Narrow" w:cstheme="minorHAnsi"/>
           <w:szCs w:val="20"/>
         </w:rPr>
         <w:t xml:space="preserve">Region: </w:t>
       </w:r>
       <w:r>
         <w:rPr>
-          <w:rFonts w:ascii="Aptos Narrow" w:eastAsia="微软雅黑" w:hAnsi="Aptos Narrow" w:cstheme="minorHAnsi"/>
+          <w:rFonts w:ascii="Aptos Narrow" w:eastAsia="Microsoft YaHei" w:hAnsi="Aptos Narrow" w:cstheme="minorHAnsi"/>
           <w:color w:val="7030A0"/>
           <w:szCs w:val="20"/>
         </w:rPr>
@@ -15629,14 +15629,14 @@
       </w:r>
       <w:r>
         <w:rPr>
-          <w:rFonts w:ascii="Aptos Narrow" w:eastAsia="微软雅黑" w:hAnsi="Aptos Narrow" w:cstheme="minorHAnsi"/>
+          <w:rFonts w:ascii="Aptos Narrow" w:eastAsia="Microsoft YaHei" w:hAnsi="Aptos Narrow" w:cstheme="minorHAnsi"/>
           <w:szCs w:val="20"/>
         </w:rPr>
         <w:t xml:space="preserve">, Optional associated areas: </w:t>
       </w:r>
       <w:r>
         <w:rPr>
-          <w:rFonts w:ascii="Aptos Narrow" w:eastAsia="微软雅黑" w:hAnsi="Aptos Narrow" w:cstheme="minorHAnsi"/>
+          <w:rFonts w:ascii="Aptos Narrow" w:eastAsia="Microsoft YaHei" w:hAnsi="Aptos Narrow" w:cstheme="minorHAnsi"/>
           <w:color w:val="7030A0"/>
           <w:szCs w:val="20"/>
         </w:rPr>
@@ -15941,20 +15941,20 @@
         <w:ind w:left="3402" w:hanging="708"/>
         <w:contextualSpacing w:val="0"/>
         <w:rPr>
-          <w:rFonts w:ascii="Aptos Narrow" w:eastAsia="微软雅黑" w:hAnsi="Aptos Narrow" w:cstheme="minorHAnsi"/>
-          <w:szCs w:val="20"/>
-        </w:rPr>
-      </w:pPr>
-      <w:r>
-        <w:rPr>
-          <w:rFonts w:ascii="Aptos Narrow" w:eastAsia="微软雅黑" w:hAnsi="Aptos Narrow"/>
+          <w:rFonts w:ascii="Aptos Narrow" w:eastAsia="Microsoft YaHei" w:hAnsi="Aptos Narrow" w:cstheme="minorHAnsi"/>
+          <w:szCs w:val="20"/>
+        </w:rPr>
+      </w:pPr>
+      <w:r>
+        <w:rPr>
+          <w:rFonts w:ascii="Aptos Narrow" w:eastAsia="Microsoft YaHei" w:hAnsi="Aptos Narrow"/>
           <w:szCs w:val="20"/>
         </w:rPr>
         <w:t xml:space="preserve">Language name: </w:t>
       </w:r>
       <w:r>
         <w:rPr>
-          <w:rFonts w:ascii="Aptos Narrow" w:eastAsia="微软雅黑" w:hAnsi="Aptos Narrow"/>
+          <w:rFonts w:ascii="Aptos Narrow" w:eastAsia="Microsoft YaHei" w:hAnsi="Aptos Narrow"/>
           <w:color w:val="7030A0"/>
           <w:szCs w:val="20"/>
         </w:rPr>
@@ -15962,14 +15962,14 @@
       </w:r>
       <w:r>
         <w:rPr>
-          <w:rFonts w:ascii="Aptos Narrow" w:eastAsia="微软雅黑" w:hAnsi="Aptos Narrow"/>
+          <w:rFonts w:ascii="Aptos Narrow" w:eastAsia="Microsoft YaHei" w:hAnsi="Aptos Narrow"/>
           <w:szCs w:val="20"/>
         </w:rPr>
         <w:t xml:space="preserve">, language tag: </w:t>
       </w:r>
       <w:r>
         <w:rPr>
-          <w:rFonts w:ascii="Aptos Narrow" w:eastAsia="微软雅黑" w:hAnsi="Aptos Narrow"/>
+          <w:rFonts w:ascii="Aptos Narrow" w:eastAsia="Microsoft YaHei" w:hAnsi="Aptos Narrow"/>
           <w:color w:val="7030A0"/>
           <w:szCs w:val="20"/>
         </w:rPr>
@@ -15977,14 +15977,14 @@
       </w:r>
       <w:r>
         <w:rPr>
-          <w:rFonts w:ascii="Aptos Narrow" w:eastAsia="微软雅黑" w:hAnsi="Aptos Narrow"/>
+          <w:rFonts w:ascii="Aptos Narrow" w:eastAsia="Microsoft YaHei" w:hAnsi="Aptos Narrow"/>
           <w:szCs w:val="20"/>
         </w:rPr>
         <w:t xml:space="preserve">, Scope of application: </w:t>
       </w:r>
       <w:r>
         <w:rPr>
-          <w:rFonts w:ascii="Aptos Narrow" w:eastAsia="微软雅黑" w:hAnsi="Aptos Narrow"/>
+          <w:rFonts w:ascii="Aptos Narrow" w:eastAsia="Microsoft YaHei" w:hAnsi="Aptos Narrow"/>
           <w:color w:val="7030A0"/>
           <w:szCs w:val="20"/>
         </w:rPr>
@@ -15992,14 +15992,14 @@
       </w:r>
       <w:r>
         <w:rPr>
-          <w:rFonts w:ascii="Aptos Narrow" w:eastAsia="微软雅黑" w:hAnsi="Aptos Narrow"/>
+          <w:rFonts w:ascii="Aptos Narrow" w:eastAsia="Microsoft YaHei" w:hAnsi="Aptos Narrow"/>
           <w:szCs w:val="20"/>
         </w:rPr>
         <w:t xml:space="preserve">, </w:t>
       </w:r>
       <w:r>
         <w:rPr>
-          <w:rFonts w:ascii="Aptos Narrow" w:eastAsia="微软雅黑" w:hAnsi="Aptos Narrow"/>
+          <w:rFonts w:ascii="Aptos Narrow" w:eastAsia="Microsoft YaHei" w:hAnsi="Aptos Narrow"/>
           <w:color w:val="7030A0"/>
           <w:szCs w:val="20"/>
         </w:rPr>
@@ -16007,14 +16007,14 @@
       </w:r>
       <w:r>
         <w:rPr>
-          <w:rFonts w:ascii="Aptos Narrow" w:eastAsia="微软雅黑" w:hAnsi="Aptos Narrow"/>
+          <w:rFonts w:ascii="Aptos Narrow" w:eastAsia="Microsoft YaHei" w:hAnsi="Aptos Narrow"/>
           <w:szCs w:val="20"/>
         </w:rPr>
         <w:t xml:space="preserve">, </w:t>
       </w:r>
       <w:r>
         <w:rPr>
-          <w:rFonts w:ascii="Aptos Narrow" w:eastAsia="微软雅黑" w:hAnsi="Aptos Narrow"/>
+          <w:rFonts w:ascii="Aptos Narrow" w:eastAsia="Microsoft YaHei" w:hAnsi="Aptos Narrow"/>
           <w:color w:val="7030A0"/>
           <w:szCs w:val="20"/>
         </w:rPr>
@@ -16054,20 +16054,20 @@
         <w:ind w:left="3402" w:hanging="708"/>
         <w:contextualSpacing w:val="0"/>
         <w:rPr>
-          <w:rFonts w:ascii="Aptos Narrow" w:eastAsia="微软雅黑" w:hAnsi="Aptos Narrow" w:cstheme="minorHAnsi"/>
-          <w:szCs w:val="20"/>
-        </w:rPr>
-      </w:pPr>
-      <w:r>
-        <w:rPr>
-          <w:rFonts w:ascii="Aptos Narrow" w:eastAsia="微软雅黑" w:hAnsi="Aptos Narrow"/>
+          <w:rFonts w:ascii="Aptos Narrow" w:eastAsia="Microsoft YaHei" w:hAnsi="Aptos Narrow" w:cstheme="minorHAnsi"/>
+          <w:szCs w:val="20"/>
+        </w:rPr>
+      </w:pPr>
+      <w:r>
+        <w:rPr>
+          <w:rFonts w:ascii="Aptos Narrow" w:eastAsia="Microsoft YaHei" w:hAnsi="Aptos Narrow"/>
           <w:szCs w:val="20"/>
         </w:rPr>
         <w:t xml:space="preserve">Language name: </w:t>
       </w:r>
       <w:r>
         <w:rPr>
-          <w:rFonts w:ascii="Aptos Narrow" w:eastAsia="微软雅黑" w:hAnsi="Aptos Narrow"/>
+          <w:rFonts w:ascii="Aptos Narrow" w:eastAsia="Microsoft YaHei" w:hAnsi="Aptos Narrow"/>
           <w:color w:val="7030A0"/>
           <w:szCs w:val="20"/>
         </w:rPr>
@@ -16075,14 +16075,14 @@
       </w:r>
       <w:r>
         <w:rPr>
-          <w:rFonts w:ascii="Aptos Narrow" w:eastAsia="微软雅黑" w:hAnsi="Aptos Narrow"/>
+          <w:rFonts w:ascii="Aptos Narrow" w:eastAsia="Microsoft YaHei" w:hAnsi="Aptos Narrow"/>
           <w:szCs w:val="20"/>
         </w:rPr>
         <w:t xml:space="preserve">, language tag: </w:t>
       </w:r>
       <w:r>
         <w:rPr>
-          <w:rFonts w:ascii="Aptos Narrow" w:eastAsia="微软雅黑" w:hAnsi="Aptos Narrow"/>
+          <w:rFonts w:ascii="Aptos Narrow" w:eastAsia="Microsoft YaHei" w:hAnsi="Aptos Narrow"/>
           <w:color w:val="7030A0"/>
           <w:szCs w:val="20"/>
         </w:rPr>
@@ -16090,14 +16090,14 @@
       </w:r>
       <w:r>
         <w:rPr>
-          <w:rFonts w:ascii="Aptos Narrow" w:eastAsia="微软雅黑" w:hAnsi="Aptos Narrow"/>
+          <w:rFonts w:ascii="Aptos Narrow" w:eastAsia="Microsoft YaHei" w:hAnsi="Aptos Narrow"/>
           <w:szCs w:val="20"/>
         </w:rPr>
         <w:t xml:space="preserve">, Scope of application: </w:t>
       </w:r>
       <w:r>
         <w:rPr>
-          <w:rFonts w:ascii="Aptos Narrow" w:eastAsia="微软雅黑" w:hAnsi="Aptos Narrow"/>
+          <w:rFonts w:ascii="Aptos Narrow" w:eastAsia="Microsoft YaHei" w:hAnsi="Aptos Narrow"/>
           <w:color w:val="7030A0"/>
           <w:szCs w:val="20"/>
         </w:rPr>
@@ -16105,14 +16105,14 @@
       </w:r>
       <w:r>
         <w:rPr>
-          <w:rFonts w:ascii="Aptos Narrow" w:eastAsia="微软雅黑" w:hAnsi="Aptos Narrow"/>
+          <w:rFonts w:ascii="Aptos Narrow" w:eastAsia="Microsoft YaHei" w:hAnsi="Aptos Narrow"/>
           <w:szCs w:val="20"/>
         </w:rPr>
         <w:t xml:space="preserve">, </w:t>
       </w:r>
       <w:r>
         <w:rPr>
-          <w:rFonts w:ascii="Aptos Narrow" w:eastAsia="微软雅黑" w:hAnsi="Aptos Narrow"/>
+          <w:rFonts w:ascii="Aptos Narrow" w:eastAsia="Microsoft YaHei" w:hAnsi="Aptos Narrow"/>
           <w:color w:val="7030A0"/>
           <w:szCs w:val="20"/>
         </w:rPr>
@@ -16120,14 +16120,14 @@
       </w:r>
       <w:r>
         <w:rPr>
-          <w:rFonts w:ascii="Aptos Narrow" w:eastAsia="微软雅黑" w:hAnsi="Aptos Narrow"/>
+          <w:rFonts w:ascii="Aptos Narrow" w:eastAsia="Microsoft YaHei" w:hAnsi="Aptos Narrow"/>
           <w:szCs w:val="20"/>
         </w:rPr>
         <w:t xml:space="preserve">, </w:t>
       </w:r>
       <w:r>
         <w:rPr>
-          <w:rFonts w:ascii="Aptos Narrow" w:eastAsia="微软雅黑" w:hAnsi="Aptos Narrow"/>
+          <w:rFonts w:ascii="Aptos Narrow" w:eastAsia="Microsoft YaHei" w:hAnsi="Aptos Narrow"/>
           <w:color w:val="7030A0"/>
           <w:szCs w:val="20"/>
         </w:rPr>
@@ -16171,13 +16171,13 @@
         <w:ind w:left="2552" w:hanging="425"/>
         <w:contextualSpacing w:val="0"/>
         <w:rPr>
-          <w:rFonts w:ascii="Aptos Narrow" w:eastAsia="微软雅黑" w:hAnsi="Aptos Narrow" w:cstheme="minorHAnsi"/>
-          <w:szCs w:val="20"/>
-        </w:rPr>
-      </w:pPr>
-      <w:r>
-        <w:rPr>
-          <w:rFonts w:ascii="Aptos Narrow" w:eastAsia="微软雅黑" w:hAnsi="Aptos Narrow" w:cstheme="minorHAnsi"/>
+          <w:rFonts w:ascii="Aptos Narrow" w:eastAsia="Microsoft YaHei" w:hAnsi="Aptos Narrow" w:cstheme="minorHAnsi"/>
+          <w:szCs w:val="20"/>
+        </w:rPr>
+      </w:pPr>
+      <w:r>
+        <w:rPr>
+          <w:rFonts w:ascii="Aptos Narrow" w:eastAsia="Microsoft YaHei" w:hAnsi="Aptos Narrow" w:cstheme="minorHAnsi"/>
           <w:color w:val="7030A0"/>
           <w:szCs w:val="20"/>
         </w:rPr>
@@ -16185,7 +16185,7 @@
       </w:r>
       <w:r>
         <w:rPr>
-          <w:rFonts w:ascii="Aptos Narrow" w:eastAsia="微软雅黑" w:hAnsi="Aptos Narrow" w:cstheme="minorHAnsi"/>
+          <w:rFonts w:ascii="Aptos Narrow" w:eastAsia="Microsoft YaHei" w:hAnsi="Aptos Narrow" w:cstheme="minorHAnsi"/>
           <w:szCs w:val="20"/>
         </w:rPr>
         <w:t xml:space="preserve"> = automatically search all local disks, default;</w:t>
@@ -16202,20 +16202,20 @@
         <w:ind w:left="2552" w:hanging="425"/>
         <w:contextualSpacing w:val="0"/>
         <w:rPr>
-          <w:rFonts w:ascii="Aptos Narrow" w:eastAsia="微软雅黑" w:hAnsi="Aptos Narrow" w:cstheme="minorHAnsi"/>
-          <w:szCs w:val="20"/>
-        </w:rPr>
-      </w:pPr>
-      <w:r>
-        <w:rPr>
-          <w:rFonts w:ascii="Aptos Narrow" w:eastAsia="微软雅黑" w:hAnsi="Aptos Narrow" w:cstheme="minorHAnsi"/>
+          <w:rFonts w:ascii="Aptos Narrow" w:eastAsia="Microsoft YaHei" w:hAnsi="Aptos Narrow" w:cstheme="minorHAnsi"/>
+          <w:szCs w:val="20"/>
+        </w:rPr>
+      </w:pPr>
+      <w:r>
+        <w:rPr>
+          <w:rFonts w:ascii="Aptos Narrow" w:eastAsia="Microsoft YaHei" w:hAnsi="Aptos Narrow" w:cstheme="minorHAnsi"/>
           <w:szCs w:val="20"/>
         </w:rPr>
         <w:t xml:space="preserve">Customize the path, for example, specify the E drive: </w:t>
       </w:r>
       <w:r>
         <w:rPr>
-          <w:rFonts w:ascii="Aptos Narrow" w:eastAsia="微软雅黑" w:hAnsi="Aptos Narrow" w:cstheme="minorHAnsi"/>
+          <w:rFonts w:ascii="Aptos Narrow" w:eastAsia="Microsoft YaHei" w:hAnsi="Aptos Narrow" w:cstheme="minorHAnsi"/>
           <w:color w:val="7030A0"/>
           <w:szCs w:val="20"/>
         </w:rPr>
@@ -16233,7 +16233,7 @@
         <w:ind w:left="2552" w:hanging="425"/>
         <w:contextualSpacing w:val="0"/>
         <w:rPr>
-          <w:rFonts w:ascii="Aptos Narrow" w:eastAsia="微软雅黑" w:hAnsi="Aptos Narrow" w:cstheme="minorHAnsi"/>
+          <w:rFonts w:ascii="Aptos Narrow" w:eastAsia="Microsoft YaHei" w:hAnsi="Aptos Narrow" w:cstheme="minorHAnsi"/>
           <w:szCs w:val="20"/>
         </w:rPr>
       </w:pPr>
@@ -16257,7 +16257,7 @@
         <w:contextualSpacing w:val="0"/>
         <w:rPr>
           <w:rStyle w:val="Hyperlink"/>
-          <w:rFonts w:ascii="Aptos Narrow" w:eastAsia="微软雅黑" w:hAnsi="Aptos Narrow" w:cstheme="minorHAnsi"/>
+          <w:rFonts w:ascii="Aptos Narrow" w:eastAsia="Microsoft YaHei" w:hAnsi="Aptos Narrow" w:cstheme="minorHAnsi"/>
           <w:color w:val="auto"/>
           <w:szCs w:val="20"/>
           <w:u w:val="none"/>
@@ -16287,7 +16287,7 @@
         <w:contextualSpacing w:val="0"/>
         <w:rPr>
           <w:rStyle w:val="Hyperlink"/>
-          <w:rFonts w:ascii="Aptos Narrow" w:eastAsia="微软雅黑" w:hAnsi="Aptos Narrow" w:cstheme="minorHAnsi"/>
+          <w:rFonts w:ascii="Aptos Narrow" w:eastAsia="Microsoft YaHei" w:hAnsi="Aptos Narrow" w:cstheme="minorHAnsi"/>
           <w:color w:val="auto"/>
           <w:szCs w:val="20"/>
           <w:u w:val="none"/>
@@ -16352,7 +16352,7 @@
         <w:ind w:left="2552" w:hanging="425"/>
         <w:contextualSpacing w:val="0"/>
         <w:rPr>
-          <w:rFonts w:ascii="Aptos Narrow" w:eastAsia="微软雅黑" w:hAnsi="Aptos Narrow" w:cstheme="minorHAnsi"/>
+          <w:rFonts w:ascii="Aptos Narrow" w:eastAsia="Microsoft YaHei" w:hAnsi="Aptos Narrow" w:cstheme="minorHAnsi"/>
           <w:szCs w:val="20"/>
         </w:rPr>
       </w:pPr>
@@ -20340,13 +20340,13 @@
         <w:spacing w:before="240" w:line="360" w:lineRule="auto"/>
         <w:ind w:left="2694"/>
         <w:rPr>
-          <w:rFonts w:ascii="Aptos Narrow" w:eastAsia="微软雅黑" w:hAnsi="Aptos Narrow"/>
-          <w:szCs w:val="20"/>
-        </w:rPr>
-      </w:pPr>
-      <w:r>
-        <w:rPr>
-          <w:rFonts w:ascii="Aptos Narrow" w:eastAsia="微软雅黑" w:hAnsi="Aptos Narrow"/>
+          <w:rFonts w:ascii="Aptos Narrow" w:eastAsia="Microsoft YaHei" w:hAnsi="Aptos Narrow"/>
+          <w:szCs w:val="20"/>
+        </w:rPr>
+      </w:pPr>
+      <w:r>
+        <w:rPr>
+          <w:rFonts w:ascii="Aptos Narrow" w:eastAsia="Microsoft YaHei" w:hAnsi="Aptos Narrow"/>
           <w:szCs w:val="20"/>
         </w:rPr>
         <w:lastRenderedPageBreak/>
@@ -20358,14 +20358,14 @@
         <w:spacing w:before="240" w:line="360" w:lineRule="auto"/>
         <w:ind w:left="2694"/>
         <w:rPr>
-          <w:rFonts w:ascii="Aptos Narrow" w:eastAsia="微软雅黑" w:hAnsi="Aptos Narrow"/>
-          <w:color w:val="70AD47" w:themeColor="accent6"/>
-          <w:szCs w:val="20"/>
-        </w:rPr>
-      </w:pPr>
-      <w:r>
-        <w:rPr>
-          <w:rFonts w:ascii="Aptos Narrow" w:eastAsia="微软雅黑" w:hAnsi="Aptos Narrow"/>
+          <w:rFonts w:ascii="Aptos Narrow" w:eastAsia="Microsoft YaHei" w:hAnsi="Aptos Narrow"/>
+          <w:color w:val="70AD47" w:themeColor="accent6"/>
+          <w:szCs w:val="20"/>
+        </w:rPr>
+      </w:pPr>
+      <w:r>
+        <w:rPr>
+          <w:rFonts w:ascii="Aptos Narrow" w:eastAsia="Microsoft YaHei" w:hAnsi="Aptos Narrow"/>
           <w:color w:val="70AD47" w:themeColor="accent6"/>
           <w:szCs w:val="20"/>
         </w:rPr>
@@ -20373,7 +20373,7 @@
       </w:r>
       <w:r>
         <w:rPr>
-          <w:rFonts w:ascii="Aptos Narrow" w:eastAsia="微软雅黑" w:hAnsi="Aptos Narrow"/>
+          <w:rFonts w:ascii="Aptos Narrow" w:eastAsia="Microsoft YaHei" w:hAnsi="Aptos Narrow"/>
           <w:color w:val="70AD47" w:themeColor="accent6"/>
           <w:szCs w:val="20"/>
         </w:rPr>
@@ -20381,7 +20381,7 @@
       </w:r>
       <w:r>
         <w:rPr>
-          <w:rFonts w:ascii="Aptos Narrow" w:eastAsia="微软雅黑" w:hAnsi="Aptos Narrow"/>
+          <w:rFonts w:ascii="Aptos Narrow" w:eastAsia="Microsoft YaHei" w:hAnsi="Aptos Narrow"/>
           <w:color w:val="70AD47" w:themeColor="accent6"/>
           <w:szCs w:val="20"/>
         </w:rPr>
@@ -20393,14 +20393,14 @@
         <w:spacing w:before="240" w:line="360" w:lineRule="auto"/>
         <w:ind w:left="2694"/>
         <w:rPr>
-          <w:rFonts w:ascii="Aptos Narrow" w:eastAsia="微软雅黑" w:hAnsi="Aptos Narrow"/>
-          <w:color w:val="70AD47" w:themeColor="accent6"/>
-          <w:szCs w:val="20"/>
-        </w:rPr>
-      </w:pPr>
-      <w:r>
-        <w:rPr>
-          <w:rFonts w:ascii="Aptos Narrow" w:eastAsia="微软雅黑" w:hAnsi="Aptos Narrow"/>
+          <w:rFonts w:ascii="Aptos Narrow" w:eastAsia="Microsoft YaHei" w:hAnsi="Aptos Narrow"/>
+          <w:color w:val="70AD47" w:themeColor="accent6"/>
+          <w:szCs w:val="20"/>
+        </w:rPr>
+      </w:pPr>
+      <w:r>
+        <w:rPr>
+          <w:rFonts w:ascii="Aptos Narrow" w:eastAsia="Microsoft YaHei" w:hAnsi="Aptos Narrow"/>
           <w:color w:val="70AD47" w:themeColor="accent6"/>
           <w:szCs w:val="20"/>
         </w:rPr>
@@ -20408,7 +20408,7 @@
       </w:r>
       <w:r>
         <w:rPr>
-          <w:rFonts w:ascii="Aptos Narrow" w:eastAsia="微软雅黑" w:hAnsi="Aptos Narrow"/>
+          <w:rFonts w:ascii="Aptos Narrow" w:eastAsia="Microsoft YaHei" w:hAnsi="Aptos Narrow"/>
           <w:color w:val="70AD47" w:themeColor="accent6"/>
           <w:szCs w:val="20"/>
         </w:rPr>
@@ -20416,7 +20416,7 @@
       </w:r>
       <w:r>
         <w:rPr>
-          <w:rFonts w:ascii="Aptos Narrow" w:eastAsia="微软雅黑" w:hAnsi="Aptos Narrow"/>
+          <w:rFonts w:ascii="Aptos Narrow" w:eastAsia="Microsoft YaHei" w:hAnsi="Aptos Narrow"/>
           <w:color w:val="70AD47" w:themeColor="accent6"/>
           <w:szCs w:val="20"/>
         </w:rPr>
@@ -20424,7 +20424,7 @@
       </w:r>
       <w:r>
         <w:rPr>
-          <w:rFonts w:ascii="Aptos Narrow" w:eastAsia="微软雅黑" w:hAnsi="Aptos Narrow"/>
+          <w:rFonts w:ascii="Aptos Narrow" w:eastAsia="Microsoft YaHei" w:hAnsi="Aptos Narrow"/>
           <w:color w:val="70AD47" w:themeColor="accent6"/>
           <w:szCs w:val="20"/>
         </w:rPr>
@@ -20432,7 +20432,7 @@
       </w:r>
       <w:r>
         <w:rPr>
-          <w:rFonts w:ascii="Aptos Narrow" w:eastAsia="微软雅黑" w:hAnsi="Aptos Narrow"/>
+          <w:rFonts w:ascii="Aptos Narrow" w:eastAsia="Microsoft YaHei" w:hAnsi="Aptos Narrow"/>
           <w:color w:val="70AD47" w:themeColor="accent6"/>
           <w:szCs w:val="20"/>
         </w:rPr>
@@ -20875,7 +20875,7 @@
         <w:spacing w:before="720" w:line="360" w:lineRule="auto"/>
         <w:ind w:left="4253" w:hanging="851"/>
         <w:rPr>
-          <w:rFonts w:ascii="Aptos Narrow" w:eastAsia="微软雅黑" w:hAnsi="Aptos Narrow"/>
+          <w:rFonts w:ascii="Aptos Narrow" w:eastAsia="Microsoft YaHei" w:hAnsi="Aptos Narrow"/>
           <w:iCs w:val="0"/>
           <w:szCs w:val="20"/>
         </w:rPr>
@@ -20884,7 +20884,7 @@
       <w:r>
         <w:rPr>
           <w:rStyle w:val="Hyperlink"/>
-          <w:rFonts w:ascii="Aptos Narrow" w:eastAsia="微软雅黑" w:hAnsi="Aptos Narrow"/>
+          <w:rFonts w:ascii="Aptos Narrow" w:eastAsia="Microsoft YaHei" w:hAnsi="Aptos Narrow"/>
           <w:iCs w:val="0"/>
           <w:color w:val="auto"/>
           <w:szCs w:val="20"/>
@@ -22408,7 +22408,7 @@
         <w:spacing w:before="720" w:line="360" w:lineRule="auto"/>
         <w:ind w:left="5400" w:hanging="1140"/>
         <w:rPr>
-          <w:rFonts w:ascii="Aptos Narrow" w:eastAsia="微软雅黑" w:hAnsi="Aptos Narrow" w:cstheme="minorBidi"/>
+          <w:rFonts w:ascii="Aptos Narrow" w:eastAsia="Microsoft YaHei" w:hAnsi="Aptos Narrow" w:cstheme="minorBidi"/>
           <w:color w:val="auto"/>
           <w:sz w:val="20"/>
           <w:szCs w:val="20"/>
@@ -22417,7 +22417,7 @@
       <w:bookmarkStart w:id="41" w:name="_Ref148194332"/>
       <w:r>
         <w:rPr>
-          <w:rFonts w:ascii="Aptos Narrow" w:eastAsia="微软雅黑" w:hAnsi="Aptos Narrow" w:cstheme="minorBidi"/>
+          <w:rFonts w:ascii="Aptos Narrow" w:eastAsia="Microsoft YaHei" w:hAnsi="Aptos Narrow" w:cstheme="minorBidi"/>
           <w:color w:val="auto"/>
           <w:sz w:val="20"/>
           <w:szCs w:val="20"/>
@@ -22437,7 +22437,7 @@
         <w:ind w:left="6663" w:hanging="1267"/>
         <w:rPr>
           <w:rStyle w:val="Hyperlink"/>
-          <w:rFonts w:ascii="Aptos Narrow" w:eastAsia="微软雅黑" w:hAnsi="Aptos Narrow"/>
+          <w:rFonts w:ascii="Aptos Narrow" w:eastAsia="Microsoft YaHei" w:hAnsi="Aptos Narrow"/>
           <w:iCs w:val="0"/>
           <w:color w:val="auto"/>
           <w:szCs w:val="20"/>
@@ -22448,7 +22448,7 @@
       <w:r>
         <w:rPr>
           <w:rStyle w:val="Hyperlink"/>
-          <w:rFonts w:ascii="Aptos Narrow" w:eastAsia="微软雅黑" w:hAnsi="Aptos Narrow"/>
+          <w:rFonts w:ascii="Aptos Narrow" w:eastAsia="Microsoft YaHei" w:hAnsi="Aptos Narrow"/>
           <w:iCs w:val="0"/>
           <w:color w:val="auto"/>
           <w:szCs w:val="20"/>
@@ -22488,14 +22488,14 @@
         <w:spacing w:before="240" w:line="360" w:lineRule="auto"/>
         <w:ind w:left="6662"/>
         <w:rPr>
-          <w:rFonts w:ascii="Aptos Narrow" w:eastAsia="微软雅黑" w:hAnsi="Aptos Narrow"/>
-          <w:color w:val="70AD47" w:themeColor="accent6"/>
-          <w:szCs w:val="20"/>
-        </w:rPr>
-      </w:pPr>
-      <w:r>
-        <w:rPr>
-          <w:rFonts w:ascii="Aptos Narrow" w:eastAsia="微软雅黑" w:hAnsi="Aptos Narrow"/>
+          <w:rFonts w:ascii="Aptos Narrow" w:eastAsia="Microsoft YaHei" w:hAnsi="Aptos Narrow"/>
+          <w:color w:val="70AD47" w:themeColor="accent6"/>
+          <w:szCs w:val="20"/>
+        </w:rPr>
+      </w:pPr>
+      <w:r>
+        <w:rPr>
+          <w:rFonts w:ascii="Aptos Narrow" w:eastAsia="Microsoft YaHei" w:hAnsi="Aptos Narrow"/>
           <w:color w:val="70AD47" w:themeColor="accent6"/>
           <w:szCs w:val="20"/>
         </w:rPr>
@@ -22503,7 +22503,7 @@
       </w:r>
       <w:r>
         <w:rPr>
-          <w:rFonts w:ascii="Aptos Narrow" w:eastAsia="微软雅黑" w:hAnsi="Aptos Narrow"/>
+          <w:rFonts w:ascii="Aptos Narrow" w:eastAsia="Microsoft YaHei" w:hAnsi="Aptos Narrow"/>
           <w:color w:val="70AD47" w:themeColor="accent6"/>
           <w:szCs w:val="20"/>
         </w:rPr>
@@ -22511,7 +22511,7 @@
       </w:r>
       <w:r>
         <w:rPr>
-          <w:rFonts w:ascii="Aptos Narrow" w:eastAsia="微软雅黑" w:hAnsi="Aptos Narrow"/>
+          <w:rFonts w:ascii="Aptos Narrow" w:eastAsia="Microsoft YaHei" w:hAnsi="Aptos Narrow"/>
           <w:color w:val="70AD47" w:themeColor="accent6"/>
           <w:szCs w:val="20"/>
         </w:rPr>
@@ -22537,7 +22537,7 @@
       <w:r>
         <w:rPr>
           <w:rStyle w:val="Hyperlink"/>
-          <w:rFonts w:ascii="Aptos Narrow" w:eastAsia="微软雅黑" w:hAnsi="Aptos Narrow"/>
+          <w:rFonts w:ascii="Aptos Narrow" w:eastAsia="Microsoft YaHei" w:hAnsi="Aptos Narrow"/>
           <w:iCs w:val="0"/>
           <w:color w:val="auto"/>
           <w:szCs w:val="20"/>
@@ -22552,14 +22552,14 @@
         <w:spacing w:before="240" w:line="360" w:lineRule="auto"/>
         <w:ind w:left="6662"/>
         <w:rPr>
-          <w:rFonts w:ascii="Aptos Narrow" w:eastAsia="微软雅黑" w:hAnsi="Aptos Narrow"/>
-          <w:color w:val="70AD47" w:themeColor="accent6"/>
-          <w:szCs w:val="20"/>
-        </w:rPr>
-      </w:pPr>
-      <w:r>
-        <w:rPr>
-          <w:rFonts w:ascii="Aptos Narrow" w:eastAsia="微软雅黑" w:hAnsi="Aptos Narrow"/>
+          <w:rFonts w:ascii="Aptos Narrow" w:eastAsia="Microsoft YaHei" w:hAnsi="Aptos Narrow"/>
+          <w:color w:val="70AD47" w:themeColor="accent6"/>
+          <w:szCs w:val="20"/>
+        </w:rPr>
+      </w:pPr>
+      <w:r>
+        <w:rPr>
+          <w:rFonts w:ascii="Aptos Narrow" w:eastAsia="Microsoft YaHei" w:hAnsi="Aptos Narrow"/>
           <w:color w:val="70AD47" w:themeColor="accent6"/>
           <w:szCs w:val="20"/>
         </w:rPr>
@@ -22567,7 +22567,7 @@
       </w:r>
       <w:r>
         <w:rPr>
-          <w:rFonts w:ascii="Aptos Narrow" w:eastAsia="微软雅黑" w:hAnsi="Aptos Narrow"/>
+          <w:rFonts w:ascii="Aptos Narrow" w:eastAsia="Microsoft YaHei" w:hAnsi="Aptos Narrow"/>
           <w:color w:val="70AD47" w:themeColor="accent6"/>
           <w:szCs w:val="20"/>
         </w:rPr>
@@ -22575,7 +22575,7 @@
       </w:r>
       <w:r>
         <w:rPr>
-          <w:rFonts w:ascii="Aptos Narrow" w:eastAsia="微软雅黑" w:hAnsi="Aptos Narrow"/>
+          <w:rFonts w:ascii="Aptos Narrow" w:eastAsia="Microsoft YaHei" w:hAnsi="Aptos Narrow"/>
           <w:color w:val="70AD47" w:themeColor="accent6"/>
           <w:szCs w:val="20"/>
         </w:rPr>
@@ -22822,7 +22822,7 @@
         <w:ind w:left="4253" w:hanging="851"/>
         <w:rPr>
           <w:rStyle w:val="Hyperlink"/>
-          <w:rFonts w:ascii="Aptos Narrow" w:eastAsia="微软雅黑" w:hAnsi="Aptos Narrow"/>
+          <w:rFonts w:ascii="Aptos Narrow" w:eastAsia="Microsoft YaHei" w:hAnsi="Aptos Narrow"/>
           <w:iCs w:val="0"/>
           <w:color w:val="auto"/>
           <w:szCs w:val="20"/>
@@ -22832,7 +22832,7 @@
       <w:bookmarkStart w:id="45" w:name="_Ref148194315"/>
       <w:r>
         <w:rPr>
-          <w:rFonts w:ascii="Aptos Narrow" w:eastAsia="微软雅黑" w:hAnsi="Aptos Narrow"/>
+          <w:rFonts w:ascii="Aptos Narrow" w:eastAsia="Microsoft YaHei" w:hAnsi="Aptos Narrow"/>
           <w:iCs w:val="0"/>
           <w:szCs w:val="20"/>
         </w:rPr>
@@ -22845,34 +22845,34 @@
         <w:spacing w:before="240" w:line="360" w:lineRule="auto"/>
         <w:ind w:left="4230"/>
         <w:rPr>
-          <w:rFonts w:ascii="Aptos Narrow" w:eastAsia="微软雅黑" w:hAnsi="Aptos Narrow"/>
-          <w:szCs w:val="20"/>
-        </w:rPr>
-      </w:pPr>
-      <w:r>
-        <w:rPr>
-          <w:rFonts w:ascii="Aptos Narrow" w:eastAsia="微软雅黑" w:hAnsi="Aptos Narrow"/>
+          <w:rFonts w:ascii="Aptos Narrow" w:eastAsia="Microsoft YaHei" w:hAnsi="Aptos Narrow"/>
+          <w:szCs w:val="20"/>
+        </w:rPr>
+      </w:pPr>
+      <w:r>
+        <w:rPr>
+          <w:rFonts w:ascii="Aptos Narrow" w:eastAsia="Microsoft YaHei" w:hAnsi="Aptos Narrow"/>
           <w:szCs w:val="20"/>
         </w:rPr>
         <w:t xml:space="preserve">To prepare the </w:t>
       </w:r>
       <w:r>
         <w:rPr>
-          <w:rFonts w:ascii="Aptos Narrow" w:eastAsia="微软雅黑" w:hAnsi="Aptos Narrow"/>
+          <w:rFonts w:ascii="Aptos Narrow" w:eastAsia="Microsoft YaHei" w:hAnsi="Aptos Narrow"/>
           <w:szCs w:val="20"/>
         </w:rPr>
         <w:t xml:space="preserve">cumulative updates </w:t>
       </w:r>
       <w:r>
         <w:rPr>
-          <w:rFonts w:ascii="Aptos Narrow" w:eastAsia="微软雅黑" w:hAnsi="Aptos Narrow"/>
+          <w:rFonts w:ascii="Aptos Narrow" w:eastAsia="Microsoft YaHei" w:hAnsi="Aptos Narrow"/>
           <w:szCs w:val="20"/>
         </w:rPr>
         <w:t xml:space="preserve">file available, change the example file name: </w:t>
       </w:r>
       <w:r>
         <w:rPr>
-          <w:rFonts w:ascii="Aptos Narrow" w:eastAsia="微软雅黑" w:hAnsi="Aptos Narrow"/>
+          <w:rFonts w:ascii="Aptos Narrow" w:eastAsia="Microsoft YaHei" w:hAnsi="Aptos Narrow"/>
           <w:color w:val="70AD47" w:themeColor="accent6"/>
           <w:szCs w:val="20"/>
         </w:rPr>
@@ -22891,7 +22891,7 @@
         <w:spacing w:before="720" w:line="360" w:lineRule="auto"/>
         <w:ind w:left="5310" w:hanging="1080"/>
         <w:rPr>
-          <w:rFonts w:ascii="Aptos Narrow" w:eastAsia="微软雅黑" w:hAnsi="Aptos Narrow"/>
+          <w:rFonts w:ascii="Aptos Narrow" w:eastAsia="Microsoft YaHei" w:hAnsi="Aptos Narrow"/>
           <w:color w:val="auto"/>
           <w:sz w:val="20"/>
           <w:szCs w:val="20"/>
@@ -22900,7 +22900,7 @@
       <w:bookmarkStart w:id="46" w:name="_Ref148194312"/>
       <w:r>
         <w:rPr>
-          <w:rFonts w:ascii="Aptos Narrow" w:eastAsia="微软雅黑" w:hAnsi="Aptos Narrow"/>
+          <w:rFonts w:ascii="Aptos Narrow" w:eastAsia="Microsoft YaHei" w:hAnsi="Aptos Narrow"/>
           <w:color w:val="auto"/>
           <w:sz w:val="20"/>
           <w:szCs w:val="20"/>
@@ -22916,14 +22916,14 @@
         <w:ind w:left="5313"/>
         <w:contextualSpacing w:val="0"/>
         <w:rPr>
-          <w:rFonts w:ascii="Aptos Narrow" w:eastAsia="微软雅黑" w:hAnsi="Aptos Narrow"/>
-          <w:color w:val="70AD47" w:themeColor="accent6"/>
-          <w:szCs w:val="20"/>
-        </w:rPr>
-      </w:pPr>
-      <w:r>
-        <w:rPr>
-          <w:rFonts w:ascii="Aptos Narrow" w:eastAsia="微软雅黑" w:hAnsi="Aptos Narrow"/>
+          <w:rFonts w:ascii="Aptos Narrow" w:eastAsia="Microsoft YaHei" w:hAnsi="Aptos Narrow"/>
+          <w:color w:val="70AD47" w:themeColor="accent6"/>
+          <w:szCs w:val="20"/>
+        </w:rPr>
+      </w:pPr>
+      <w:r>
+        <w:rPr>
+          <w:rFonts w:ascii="Aptos Narrow" w:eastAsia="Microsoft YaHei" w:hAnsi="Aptos Narrow"/>
           <w:color w:val="70AD47" w:themeColor="accent6"/>
           <w:szCs w:val="20"/>
         </w:rPr>
@@ -22931,7 +22931,7 @@
       </w:r>
       <w:r>
         <w:rPr>
-          <w:rFonts w:ascii="Aptos Narrow" w:eastAsia="微软雅黑" w:hAnsi="Aptos Narrow"/>
+          <w:rFonts w:ascii="Aptos Narrow" w:eastAsia="Microsoft YaHei" w:hAnsi="Aptos Narrow"/>
           <w:color w:val="70AD47" w:themeColor="accent6"/>
           <w:szCs w:val="20"/>
         </w:rPr>
@@ -22939,7 +22939,7 @@
       </w:r>
       <w:r>
         <w:rPr>
-          <w:rFonts w:ascii="Aptos Narrow" w:eastAsia="微软雅黑" w:hAnsi="Aptos Narrow"/>
+          <w:rFonts w:ascii="Aptos Narrow" w:eastAsia="Microsoft YaHei" w:hAnsi="Aptos Narrow"/>
           <w:color w:val="70AD47" w:themeColor="accent6"/>
           <w:szCs w:val="20"/>
         </w:rPr>
@@ -22947,7 +22947,7 @@
       </w:r>
       <w:r>
         <w:rPr>
-          <w:rFonts w:ascii="Aptos Narrow" w:eastAsia="微软雅黑" w:hAnsi="Aptos Narrow"/>
+          <w:rFonts w:ascii="Aptos Narrow" w:eastAsia="Microsoft YaHei" w:hAnsi="Aptos Narrow"/>
           <w:color w:val="70AD47" w:themeColor="accent6"/>
           <w:szCs w:val="20"/>
         </w:rPr>
@@ -22955,7 +22955,7 @@
       </w:r>
       <w:r>
         <w:rPr>
-          <w:rFonts w:ascii="Aptos Narrow" w:eastAsia="微软雅黑" w:hAnsi="Aptos Narrow"/>
+          <w:rFonts w:ascii="Aptos Narrow" w:eastAsia="Microsoft YaHei" w:hAnsi="Aptos Narrow"/>
           <w:color w:val="70AD47" w:themeColor="accent6"/>
           <w:szCs w:val="20"/>
         </w:rPr>
@@ -22969,14 +22969,14 @@
         <w:ind w:left="5313"/>
         <w:contextualSpacing w:val="0"/>
         <w:rPr>
-          <w:rFonts w:ascii="Aptos Narrow" w:eastAsia="微软雅黑" w:hAnsi="Aptos Narrow"/>
-          <w:color w:val="70AD47" w:themeColor="accent6"/>
-          <w:szCs w:val="20"/>
-        </w:rPr>
-      </w:pPr>
-      <w:r>
-        <w:rPr>
-          <w:rFonts w:ascii="Aptos Narrow" w:eastAsia="微软雅黑" w:hAnsi="Aptos Narrow"/>
+          <w:rFonts w:ascii="Aptos Narrow" w:eastAsia="Microsoft YaHei" w:hAnsi="Aptos Narrow"/>
+          <w:color w:val="70AD47" w:themeColor="accent6"/>
+          <w:szCs w:val="20"/>
+        </w:rPr>
+      </w:pPr>
+      <w:r>
+        <w:rPr>
+          <w:rFonts w:ascii="Aptos Narrow" w:eastAsia="Microsoft YaHei" w:hAnsi="Aptos Narrow"/>
           <w:color w:val="70AD47" w:themeColor="accent6"/>
           <w:szCs w:val="20"/>
         </w:rPr>
@@ -22984,7 +22984,7 @@
       </w:r>
       <w:r>
         <w:rPr>
-          <w:rFonts w:ascii="Aptos Narrow" w:eastAsia="微软雅黑" w:hAnsi="Aptos Narrow"/>
+          <w:rFonts w:ascii="Aptos Narrow" w:eastAsia="Microsoft YaHei" w:hAnsi="Aptos Narrow"/>
           <w:color w:val="70AD47" w:themeColor="accent6"/>
           <w:szCs w:val="20"/>
         </w:rPr>
@@ -22992,7 +22992,7 @@
       </w:r>
       <w:r>
         <w:rPr>
-          <w:rFonts w:ascii="Aptos Narrow" w:eastAsia="微软雅黑" w:hAnsi="Aptos Narrow"/>
+          <w:rFonts w:ascii="Aptos Narrow" w:eastAsia="Microsoft YaHei" w:hAnsi="Aptos Narrow"/>
           <w:color w:val="70AD47" w:themeColor="accent6"/>
           <w:szCs w:val="20"/>
         </w:rPr>
@@ -23011,7 +23011,7 @@
         <w:spacing w:before="720" w:line="360" w:lineRule="auto"/>
         <w:ind w:left="5307" w:hanging="1077"/>
         <w:rPr>
-          <w:rFonts w:ascii="Aptos Narrow" w:eastAsia="微软雅黑" w:hAnsi="Aptos Narrow"/>
+          <w:rFonts w:ascii="Aptos Narrow" w:eastAsia="Microsoft YaHei" w:hAnsi="Aptos Narrow"/>
           <w:color w:val="auto"/>
           <w:sz w:val="20"/>
           <w:szCs w:val="20"/>
@@ -23020,7 +23020,7 @@
       <w:bookmarkStart w:id="47" w:name="_Ref148194309"/>
       <w:r>
         <w:rPr>
-          <w:rFonts w:ascii="Aptos Narrow" w:eastAsia="微软雅黑" w:hAnsi="Aptos Narrow"/>
+          <w:rFonts w:ascii="Aptos Narrow" w:eastAsia="Microsoft YaHei" w:hAnsi="Aptos Narrow"/>
           <w:color w:val="auto"/>
           <w:sz w:val="20"/>
           <w:szCs w:val="20"/>
@@ -23034,14 +23034,14 @@
         <w:spacing w:before="240" w:line="360" w:lineRule="auto"/>
         <w:ind w:left="5313"/>
         <w:rPr>
-          <w:rFonts w:ascii="Aptos Narrow" w:eastAsia="微软雅黑" w:hAnsi="Aptos Narrow"/>
-          <w:color w:val="70AD47" w:themeColor="accent6"/>
-          <w:szCs w:val="20"/>
-        </w:rPr>
-      </w:pPr>
-      <w:r>
-        <w:rPr>
-          <w:rFonts w:ascii="Aptos Narrow" w:eastAsia="微软雅黑" w:hAnsi="Aptos Narrow"/>
+          <w:rFonts w:ascii="Aptos Narrow" w:eastAsia="Microsoft YaHei" w:hAnsi="Aptos Narrow"/>
+          <w:color w:val="70AD47" w:themeColor="accent6"/>
+          <w:szCs w:val="20"/>
+        </w:rPr>
+      </w:pPr>
+      <w:r>
+        <w:rPr>
+          <w:rFonts w:ascii="Aptos Narrow" w:eastAsia="Microsoft YaHei" w:hAnsi="Aptos Narrow"/>
           <w:color w:val="70AD47" w:themeColor="accent6"/>
           <w:szCs w:val="20"/>
         </w:rPr>
@@ -23049,7 +23049,7 @@
       </w:r>
       <w:r>
         <w:rPr>
-          <w:rFonts w:ascii="Aptos Narrow" w:eastAsia="微软雅黑" w:hAnsi="Aptos Narrow"/>
+          <w:rFonts w:ascii="Aptos Narrow" w:eastAsia="Microsoft YaHei" w:hAnsi="Aptos Narrow"/>
           <w:color w:val="70AD47" w:themeColor="accent6"/>
           <w:szCs w:val="20"/>
         </w:rPr>
@@ -23057,7 +23057,7 @@
       </w:r>
       <w:r>
         <w:rPr>
-          <w:rFonts w:ascii="Aptos Narrow" w:eastAsia="微软雅黑" w:hAnsi="Aptos Narrow"/>
+          <w:rFonts w:ascii="Aptos Narrow" w:eastAsia="Microsoft YaHei" w:hAnsi="Aptos Narrow"/>
           <w:color w:val="70AD47" w:themeColor="accent6"/>
           <w:szCs w:val="20"/>
         </w:rPr>
@@ -23065,7 +23065,7 @@
       </w:r>
       <w:r>
         <w:rPr>
-          <w:rFonts w:ascii="Aptos Narrow" w:eastAsia="微软雅黑" w:hAnsi="Aptos Narrow"/>
+          <w:rFonts w:ascii="Aptos Narrow" w:eastAsia="Microsoft YaHei" w:hAnsi="Aptos Narrow"/>
           <w:color w:val="70AD47" w:themeColor="accent6"/>
           <w:szCs w:val="20"/>
         </w:rPr>
@@ -23073,7 +23073,7 @@
       </w:r>
       <w:r>
         <w:rPr>
-          <w:rFonts w:ascii="Aptos Narrow" w:eastAsia="微软雅黑" w:hAnsi="Aptos Narrow"/>
+          <w:rFonts w:ascii="Aptos Narrow" w:eastAsia="Microsoft YaHei" w:hAnsi="Aptos Narrow"/>
           <w:color w:val="70AD47" w:themeColor="accent6"/>
           <w:szCs w:val="20"/>
         </w:rPr>
@@ -23085,14 +23085,14 @@
         <w:spacing w:before="240" w:line="360" w:lineRule="auto"/>
         <w:ind w:left="5313"/>
         <w:rPr>
-          <w:rFonts w:ascii="Aptos Narrow" w:eastAsia="微软雅黑" w:hAnsi="Aptos Narrow"/>
-          <w:color w:val="70AD47" w:themeColor="accent6"/>
-          <w:szCs w:val="20"/>
-        </w:rPr>
-      </w:pPr>
-      <w:r>
-        <w:rPr>
-          <w:rFonts w:ascii="Aptos Narrow" w:eastAsia="微软雅黑" w:hAnsi="Aptos Narrow"/>
+          <w:rFonts w:ascii="Aptos Narrow" w:eastAsia="Microsoft YaHei" w:hAnsi="Aptos Narrow"/>
+          <w:color w:val="70AD47" w:themeColor="accent6"/>
+          <w:szCs w:val="20"/>
+        </w:rPr>
+      </w:pPr>
+      <w:r>
+        <w:rPr>
+          <w:rFonts w:ascii="Aptos Narrow" w:eastAsia="Microsoft YaHei" w:hAnsi="Aptos Narrow"/>
           <w:color w:val="70AD47" w:themeColor="accent6"/>
           <w:szCs w:val="20"/>
         </w:rPr>
@@ -23100,7 +23100,7 @@
       </w:r>
       <w:r>
         <w:rPr>
-          <w:rFonts w:ascii="Aptos Narrow" w:eastAsia="微软雅黑" w:hAnsi="Aptos Narrow"/>
+          <w:rFonts w:ascii="Aptos Narrow" w:eastAsia="Microsoft YaHei" w:hAnsi="Aptos Narrow"/>
           <w:color w:val="70AD47" w:themeColor="accent6"/>
           <w:szCs w:val="20"/>
         </w:rPr>
@@ -23108,7 +23108,7 @@
       </w:r>
       <w:r>
         <w:rPr>
-          <w:rFonts w:ascii="Aptos Narrow" w:eastAsia="微软雅黑" w:hAnsi="Aptos Narrow"/>
+          <w:rFonts w:ascii="Aptos Narrow" w:eastAsia="Microsoft YaHei" w:hAnsi="Aptos Narrow"/>
           <w:color w:val="70AD47" w:themeColor="accent6"/>
           <w:szCs w:val="20"/>
         </w:rPr>
@@ -23127,7 +23127,7 @@
         <w:spacing w:before="720" w:line="360" w:lineRule="auto"/>
         <w:ind w:left="5310" w:hanging="1080"/>
         <w:rPr>
-          <w:rFonts w:ascii="Aptos Narrow" w:eastAsia="微软雅黑" w:hAnsi="Aptos Narrow"/>
+          <w:rFonts w:ascii="Aptos Narrow" w:eastAsia="Microsoft YaHei" w:hAnsi="Aptos Narrow"/>
           <w:color w:val="auto"/>
           <w:sz w:val="20"/>
           <w:szCs w:val="20"/>
@@ -23136,7 +23136,7 @@
       <w:bookmarkStart w:id="48" w:name="_Ref148194306"/>
       <w:r>
         <w:rPr>
-          <w:rFonts w:ascii="Aptos Narrow" w:eastAsia="微软雅黑" w:hAnsi="Aptos Narrow"/>
+          <w:rFonts w:ascii="Aptos Narrow" w:eastAsia="Microsoft YaHei" w:hAnsi="Aptos Narrow"/>
           <w:color w:val="auto"/>
           <w:sz w:val="20"/>
           <w:szCs w:val="20"/>
@@ -23150,13 +23150,13 @@
         <w:spacing w:before="240" w:line="360" w:lineRule="auto"/>
         <w:ind w:left="5310"/>
         <w:rPr>
-          <w:rFonts w:ascii="Aptos Narrow" w:eastAsia="微软雅黑" w:hAnsi="Aptos Narrow"/>
-          <w:szCs w:val="20"/>
-        </w:rPr>
-      </w:pPr>
-      <w:r>
-        <w:rPr>
-          <w:rFonts w:ascii="Aptos Narrow" w:eastAsia="微软雅黑" w:hAnsi="Aptos Narrow"/>
+          <w:rFonts w:ascii="Aptos Narrow" w:eastAsia="Microsoft YaHei" w:hAnsi="Aptos Narrow"/>
+          <w:szCs w:val="20"/>
+        </w:rPr>
+      </w:pPr>
+      <w:r>
+        <w:rPr>
+          <w:rFonts w:ascii="Aptos Narrow" w:eastAsia="Microsoft YaHei" w:hAnsi="Aptos Narrow"/>
           <w:szCs w:val="20"/>
         </w:rPr>
         <w:t>It cannot be uninstalled after curing, which cleans the recovery image and resets the basis of any superseded components.</w:t>
@@ -23167,14 +23167,14 @@
         <w:spacing w:before="240" w:line="360" w:lineRule="auto"/>
         <w:ind w:left="5310"/>
         <w:rPr>
-          <w:rFonts w:ascii="Aptos Narrow" w:eastAsia="微软雅黑" w:hAnsi="Aptos Narrow"/>
-          <w:color w:val="70AD47" w:themeColor="accent6"/>
-          <w:szCs w:val="20"/>
-        </w:rPr>
-      </w:pPr>
-      <w:r>
-        <w:rPr>
-          <w:rFonts w:ascii="Aptos Narrow" w:eastAsia="微软雅黑" w:hAnsi="Aptos Narrow"/>
+          <w:rFonts w:ascii="Aptos Narrow" w:eastAsia="Microsoft YaHei" w:hAnsi="Aptos Narrow"/>
+          <w:color w:val="70AD47" w:themeColor="accent6"/>
+          <w:szCs w:val="20"/>
+        </w:rPr>
+      </w:pPr>
+      <w:r>
+        <w:rPr>
+          <w:rFonts w:ascii="Aptos Narrow" w:eastAsia="Microsoft YaHei" w:hAnsi="Aptos Narrow"/>
           <w:color w:val="70AD47" w:themeColor="accent6"/>
           <w:szCs w:val="20"/>
         </w:rPr>
@@ -23182,7 +23182,7 @@
       </w:r>
       <w:r>
         <w:rPr>
-          <w:rFonts w:ascii="Aptos Narrow" w:eastAsia="微软雅黑" w:hAnsi="Aptos Narrow"/>
+          <w:rFonts w:ascii="Aptos Narrow" w:eastAsia="Microsoft YaHei" w:hAnsi="Aptos Narrow"/>
           <w:color w:val="70AD47" w:themeColor="accent6"/>
           <w:szCs w:val="20"/>
         </w:rPr>
@@ -23190,7 +23190,7 @@
       </w:r>
       <w:r>
         <w:rPr>
-          <w:rFonts w:ascii="Aptos Narrow" w:eastAsia="微软雅黑" w:hAnsi="Aptos Narrow"/>
+          <w:rFonts w:ascii="Aptos Narrow" w:eastAsia="Microsoft YaHei" w:hAnsi="Aptos Narrow"/>
           <w:color w:val="70AD47" w:themeColor="accent6"/>
           <w:szCs w:val="20"/>
         </w:rPr>
@@ -23198,7 +23198,7 @@
       </w:r>
       <w:r>
         <w:rPr>
-          <w:rFonts w:ascii="Aptos Narrow" w:eastAsia="微软雅黑" w:hAnsi="Aptos Narrow"/>
+          <w:rFonts w:ascii="Aptos Narrow" w:eastAsia="Microsoft YaHei" w:hAnsi="Aptos Narrow"/>
           <w:color w:val="70AD47" w:themeColor="accent6"/>
           <w:szCs w:val="20"/>
         </w:rPr>
@@ -23206,7 +23206,7 @@
       </w:r>
       <w:r>
         <w:rPr>
-          <w:rFonts w:ascii="Aptos Narrow" w:eastAsia="微软雅黑" w:hAnsi="Aptos Narrow"/>
+          <w:rFonts w:ascii="Aptos Narrow" w:eastAsia="Microsoft YaHei" w:hAnsi="Aptos Narrow"/>
           <w:color w:val="70AD47" w:themeColor="accent6"/>
           <w:szCs w:val="20"/>
         </w:rPr>
@@ -23214,7 +23214,7 @@
       </w:r>
       <w:r>
         <w:rPr>
-          <w:rFonts w:ascii="Aptos Narrow" w:eastAsia="微软雅黑" w:hAnsi="Aptos Narrow"/>
+          <w:rFonts w:ascii="Aptos Narrow" w:eastAsia="Microsoft YaHei" w:hAnsi="Aptos Narrow"/>
           <w:color w:val="70AD47" w:themeColor="accent6"/>
           <w:szCs w:val="20"/>
         </w:rPr>
@@ -23222,7 +23222,7 @@
       </w:r>
       <w:r>
         <w:rPr>
-          <w:rFonts w:ascii="Aptos Narrow" w:eastAsia="微软雅黑" w:hAnsi="Aptos Narrow"/>
+          <w:rFonts w:ascii="Aptos Narrow" w:eastAsia="Microsoft YaHei" w:hAnsi="Aptos Narrow"/>
           <w:color w:val="70AD47" w:themeColor="accent6"/>
           <w:szCs w:val="20"/>
         </w:rPr>
@@ -23240,7 +23240,7 @@
         <w:ind w:left="6660" w:hanging="1350"/>
         <w:rPr>
           <w:rStyle w:val="Hyperlink"/>
-          <w:rFonts w:ascii="Aptos Narrow" w:eastAsia="微软雅黑" w:hAnsi="Aptos Narrow"/>
+          <w:rFonts w:ascii="Aptos Narrow" w:eastAsia="Microsoft YaHei" w:hAnsi="Aptos Narrow"/>
           <w:iCs w:val="0"/>
           <w:color w:val="auto"/>
           <w:szCs w:val="20"/>
@@ -23251,7 +23251,7 @@
       <w:r>
         <w:rPr>
           <w:rStyle w:val="Hyperlink"/>
-          <w:rFonts w:ascii="Aptos Narrow" w:eastAsia="微软雅黑" w:hAnsi="Aptos Narrow"/>
+          <w:rFonts w:ascii="Aptos Narrow" w:eastAsia="Microsoft YaHei" w:hAnsi="Aptos Narrow"/>
           <w:iCs w:val="0"/>
           <w:color w:val="auto"/>
           <w:szCs w:val="20"/>
@@ -23266,14 +23266,14 @@
         <w:spacing w:before="240" w:line="360" w:lineRule="auto"/>
         <w:ind w:left="6675"/>
         <w:rPr>
-          <w:rFonts w:ascii="Aptos Narrow" w:eastAsia="微软雅黑" w:hAnsi="Aptos Narrow"/>
-          <w:color w:val="70AD47" w:themeColor="accent6"/>
-          <w:szCs w:val="20"/>
-        </w:rPr>
-      </w:pPr>
-      <w:r>
-        <w:rPr>
-          <w:rFonts w:ascii="Aptos Narrow" w:eastAsia="微软雅黑" w:hAnsi="Aptos Narrow"/>
+          <w:rFonts w:ascii="Aptos Narrow" w:eastAsia="Microsoft YaHei" w:hAnsi="Aptos Narrow"/>
+          <w:color w:val="70AD47" w:themeColor="accent6"/>
+          <w:szCs w:val="20"/>
+        </w:rPr>
+      </w:pPr>
+      <w:r>
+        <w:rPr>
+          <w:rFonts w:ascii="Aptos Narrow" w:eastAsia="Microsoft YaHei" w:hAnsi="Aptos Narrow"/>
           <w:color w:val="70AD47" w:themeColor="accent6"/>
           <w:szCs w:val="20"/>
         </w:rPr>
@@ -23281,7 +23281,7 @@
       </w:r>
       <w:r>
         <w:rPr>
-          <w:rFonts w:ascii="Aptos Narrow" w:eastAsia="微软雅黑" w:hAnsi="Aptos Narrow"/>
+          <w:rFonts w:ascii="Aptos Narrow" w:eastAsia="Microsoft YaHei" w:hAnsi="Aptos Narrow"/>
           <w:color w:val="70AD47" w:themeColor="accent6"/>
           <w:szCs w:val="20"/>
         </w:rPr>
@@ -23289,7 +23289,7 @@
       </w:r>
       <w:r>
         <w:rPr>
-          <w:rFonts w:ascii="Aptos Narrow" w:eastAsia="微软雅黑" w:hAnsi="Aptos Narrow"/>
+          <w:rFonts w:ascii="Aptos Narrow" w:eastAsia="Microsoft YaHei" w:hAnsi="Aptos Narrow"/>
           <w:color w:val="70AD47" w:themeColor="accent6"/>
           <w:szCs w:val="20"/>
         </w:rPr>
@@ -23301,14 +23301,14 @@
         <w:spacing w:before="240" w:line="360" w:lineRule="auto"/>
         <w:ind w:left="6675"/>
         <w:rPr>
-          <w:rFonts w:ascii="Aptos Narrow" w:eastAsia="微软雅黑" w:hAnsi="Aptos Narrow"/>
-          <w:color w:val="70AD47" w:themeColor="accent6"/>
-          <w:szCs w:val="20"/>
-        </w:rPr>
-      </w:pPr>
-      <w:r>
-        <w:rPr>
-          <w:rFonts w:ascii="Aptos Narrow" w:eastAsia="微软雅黑" w:hAnsi="Aptos Narrow"/>
+          <w:rFonts w:ascii="Aptos Narrow" w:eastAsia="Microsoft YaHei" w:hAnsi="Aptos Narrow"/>
+          <w:color w:val="70AD47" w:themeColor="accent6"/>
+          <w:szCs w:val="20"/>
+        </w:rPr>
+      </w:pPr>
+      <w:r>
+        <w:rPr>
+          <w:rFonts w:ascii="Aptos Narrow" w:eastAsia="Microsoft YaHei" w:hAnsi="Aptos Narrow"/>
           <w:color w:val="70AD47" w:themeColor="accent6"/>
           <w:szCs w:val="20"/>
         </w:rPr>
@@ -23320,14 +23320,14 @@
         <w:spacing w:before="240" w:line="360" w:lineRule="auto"/>
         <w:ind w:left="6675"/>
         <w:rPr>
-          <w:rFonts w:ascii="Aptos Narrow" w:eastAsia="微软雅黑" w:hAnsi="Aptos Narrow"/>
-          <w:color w:val="70AD47" w:themeColor="accent6"/>
-          <w:szCs w:val="20"/>
-        </w:rPr>
-      </w:pPr>
-      <w:r>
-        <w:rPr>
-          <w:rFonts w:ascii="Aptos Narrow" w:eastAsia="微软雅黑" w:hAnsi="Aptos Narrow"/>
+          <w:rFonts w:ascii="Aptos Narrow" w:eastAsia="Microsoft YaHei" w:hAnsi="Aptos Narrow"/>
+          <w:color w:val="70AD47" w:themeColor="accent6"/>
+          <w:szCs w:val="20"/>
+        </w:rPr>
+      </w:pPr>
+      <w:r>
+        <w:rPr>
+          <w:rFonts w:ascii="Aptos Narrow" w:eastAsia="Microsoft YaHei" w:hAnsi="Aptos Narrow"/>
           <w:color w:val="70AD47" w:themeColor="accent6"/>
           <w:szCs w:val="20"/>
         </w:rPr>
@@ -23339,14 +23339,14 @@
         <w:spacing w:before="240" w:line="360" w:lineRule="auto"/>
         <w:ind w:left="6675"/>
         <w:rPr>
-          <w:rFonts w:ascii="Aptos Narrow" w:eastAsia="微软雅黑" w:hAnsi="Aptos Narrow"/>
-          <w:color w:val="70AD47" w:themeColor="accent6"/>
-          <w:szCs w:val="20"/>
-        </w:rPr>
-      </w:pPr>
-      <w:r>
-        <w:rPr>
-          <w:rFonts w:ascii="Aptos Narrow" w:eastAsia="微软雅黑" w:hAnsi="Aptos Narrow"/>
+          <w:rFonts w:ascii="Aptos Narrow" w:eastAsia="Microsoft YaHei" w:hAnsi="Aptos Narrow"/>
+          <w:color w:val="70AD47" w:themeColor="accent6"/>
+          <w:szCs w:val="20"/>
+        </w:rPr>
+      </w:pPr>
+      <w:r>
+        <w:rPr>
+          <w:rFonts w:ascii="Aptos Narrow" w:eastAsia="Microsoft YaHei" w:hAnsi="Aptos Narrow"/>
           <w:color w:val="70AD47" w:themeColor="accent6"/>
           <w:szCs w:val="20"/>
         </w:rPr>
@@ -23358,14 +23358,14 @@
         <w:spacing w:before="240" w:line="360" w:lineRule="auto"/>
         <w:ind w:left="6675"/>
         <w:rPr>
-          <w:rFonts w:ascii="Aptos Narrow" w:eastAsia="微软雅黑" w:hAnsi="Aptos Narrow"/>
-          <w:color w:val="70AD47" w:themeColor="accent6"/>
-          <w:szCs w:val="20"/>
-        </w:rPr>
-      </w:pPr>
-      <w:r>
-        <w:rPr>
-          <w:rFonts w:ascii="Aptos Narrow" w:eastAsia="微软雅黑" w:hAnsi="Aptos Narrow"/>
+          <w:rFonts w:ascii="Aptos Narrow" w:eastAsia="Microsoft YaHei" w:hAnsi="Aptos Narrow"/>
+          <w:color w:val="70AD47" w:themeColor="accent6"/>
+          <w:szCs w:val="20"/>
+        </w:rPr>
+      </w:pPr>
+      <w:r>
+        <w:rPr>
+          <w:rFonts w:ascii="Aptos Narrow" w:eastAsia="Microsoft YaHei" w:hAnsi="Aptos Narrow"/>
           <w:color w:val="70AD47" w:themeColor="accent6"/>
           <w:szCs w:val="20"/>
         </w:rPr>
@@ -23377,14 +23377,14 @@
         <w:spacing w:before="240" w:line="360" w:lineRule="auto"/>
         <w:ind w:left="6675"/>
         <w:rPr>
-          <w:rFonts w:ascii="Aptos Narrow" w:eastAsia="微软雅黑" w:hAnsi="Aptos Narrow"/>
-          <w:color w:val="70AD47" w:themeColor="accent6"/>
-          <w:szCs w:val="20"/>
-        </w:rPr>
-      </w:pPr>
-      <w:r>
-        <w:rPr>
-          <w:rFonts w:ascii="Aptos Narrow" w:eastAsia="微软雅黑" w:hAnsi="Aptos Narrow"/>
+          <w:rFonts w:ascii="Aptos Narrow" w:eastAsia="Microsoft YaHei" w:hAnsi="Aptos Narrow"/>
+          <w:color w:val="70AD47" w:themeColor="accent6"/>
+          <w:szCs w:val="20"/>
+        </w:rPr>
+      </w:pPr>
+      <w:r>
+        <w:rPr>
+          <w:rFonts w:ascii="Aptos Narrow" w:eastAsia="Microsoft YaHei" w:hAnsi="Aptos Narrow"/>
           <w:color w:val="70AD47" w:themeColor="accent6"/>
           <w:szCs w:val="20"/>
         </w:rPr>
@@ -23396,14 +23396,14 @@
         <w:spacing w:before="240" w:line="360" w:lineRule="auto"/>
         <w:ind w:left="6675"/>
         <w:rPr>
-          <w:rFonts w:ascii="Aptos Narrow" w:eastAsia="微软雅黑" w:hAnsi="Aptos Narrow"/>
-          <w:color w:val="70AD47" w:themeColor="accent6"/>
-          <w:szCs w:val="20"/>
-        </w:rPr>
-      </w:pPr>
-      <w:r>
-        <w:rPr>
-          <w:rFonts w:ascii="Aptos Narrow" w:eastAsia="微软雅黑" w:hAnsi="Aptos Narrow"/>
+          <w:rFonts w:ascii="Aptos Narrow" w:eastAsia="Microsoft YaHei" w:hAnsi="Aptos Narrow"/>
+          <w:color w:val="70AD47" w:themeColor="accent6"/>
+          <w:szCs w:val="20"/>
+        </w:rPr>
+      </w:pPr>
+      <w:r>
+        <w:rPr>
+          <w:rFonts w:ascii="Aptos Narrow" w:eastAsia="Microsoft YaHei" w:hAnsi="Aptos Narrow"/>
           <w:color w:val="70AD47" w:themeColor="accent6"/>
           <w:szCs w:val="20"/>
         </w:rPr>
@@ -28716,14 +28716,14 @@
         <w:spacing w:before="720" w:line="360" w:lineRule="auto"/>
         <w:ind w:left="3555" w:hanging="855"/>
         <w:rPr>
-          <w:rFonts w:ascii="Aptos Narrow" w:eastAsia="微软雅黑" w:hAnsi="Aptos Narrow"/>
+          <w:rFonts w:ascii="Aptos Narrow" w:eastAsia="Microsoft YaHei" w:hAnsi="Aptos Narrow"/>
           <w:szCs w:val="20"/>
         </w:rPr>
       </w:pPr>
       <w:bookmarkStart w:id="60" w:name="_Ref148194271"/>
       <w:r>
         <w:rPr>
-          <w:rFonts w:ascii="Aptos Narrow" w:eastAsia="微软雅黑" w:hAnsi="Aptos Narrow"/>
+          <w:rFonts w:ascii="Aptos Narrow" w:eastAsia="Microsoft YaHei" w:hAnsi="Aptos Narrow"/>
           <w:szCs w:val="20"/>
         </w:rPr>
         <w:t>Offline image language: change</w:t>
@@ -28741,20 +28741,20 @@
         <w:ind w:left="3969" w:hanging="425"/>
         <w:contextualSpacing w:val="0"/>
         <w:rPr>
-          <w:rFonts w:ascii="Aptos Narrow" w:eastAsia="微软雅黑" w:hAnsi="Aptos Narrow"/>
-          <w:szCs w:val="20"/>
-        </w:rPr>
-      </w:pPr>
-      <w:r>
-        <w:rPr>
-          <w:rFonts w:ascii="Aptos Narrow" w:eastAsia="微软雅黑" w:hAnsi="Aptos Narrow"/>
+          <w:rFonts w:ascii="Aptos Narrow" w:eastAsia="Microsoft YaHei" w:hAnsi="Aptos Narrow"/>
+          <w:szCs w:val="20"/>
+        </w:rPr>
+      </w:pPr>
+      <w:r>
+        <w:rPr>
+          <w:rFonts w:ascii="Aptos Narrow" w:eastAsia="Microsoft YaHei" w:hAnsi="Aptos Narrow"/>
           <w:szCs w:val="20"/>
         </w:rPr>
         <w:t>S</w:t>
       </w:r>
       <w:r>
         <w:rPr>
-          <w:rFonts w:ascii="Aptos Narrow" w:eastAsia="微软雅黑" w:hAnsi="Aptos Narrow"/>
+          <w:rFonts w:ascii="Aptos Narrow" w:eastAsia="Microsoft YaHei" w:hAnsi="Aptos Narrow"/>
           <w:szCs w:val="20"/>
         </w:rPr>
         <w:t xml:space="preserve">tarting Windows 11, the </w:t>
@@ -28763,7 +28763,7 @@
         <w:r>
           <w:rPr>
             <w:rStyle w:val="Hyperlink"/>
-            <w:rFonts w:ascii="Aptos Narrow" w:eastAsia="微软雅黑" w:hAnsi="Aptos Narrow"/>
+            <w:rFonts w:ascii="Aptos Narrow" w:eastAsia="Microsoft YaHei" w:hAnsi="Aptos Narrow"/>
             <w:szCs w:val="20"/>
             <w:u w:val="none"/>
           </w:rPr>
@@ -28772,7 +28772,7 @@
       </w:hyperlink>
       <w:r>
         <w:rPr>
-          <w:rFonts w:ascii="Aptos Narrow" w:eastAsia="微软雅黑" w:hAnsi="Aptos Narrow"/>
+          <w:rFonts w:ascii="Aptos Narrow" w:eastAsia="Microsoft YaHei" w:hAnsi="Aptos Narrow"/>
           <w:szCs w:val="20"/>
         </w:rPr>
         <w:t xml:space="preserve"> set by DISM is left unaltered on all editions except for Home edition. For all </w:t>
@@ -28781,7 +28781,7 @@
         <w:r>
           <w:rPr>
             <w:rStyle w:val="Hyperlink"/>
-            <w:rFonts w:ascii="Aptos Narrow" w:eastAsia="微软雅黑" w:hAnsi="Aptos Narrow"/>
+            <w:rFonts w:ascii="Aptos Narrow" w:eastAsia="Microsoft YaHei" w:hAnsi="Aptos Narrow"/>
             <w:szCs w:val="20"/>
             <w:u w:val="none"/>
           </w:rPr>
@@ -28790,7 +28790,7 @@
       </w:hyperlink>
       <w:r>
         <w:rPr>
-          <w:rFonts w:ascii="Aptos Narrow" w:eastAsia="微软雅黑" w:hAnsi="Aptos Narrow"/>
+          <w:rFonts w:ascii="Aptos Narrow" w:eastAsia="Microsoft YaHei" w:hAnsi="Aptos Narrow"/>
           <w:szCs w:val="20"/>
         </w:rPr>
         <w:t xml:space="preserve"> the language chosen during the Out-of-Box Experience (OOBE) is set as the </w:t>
@@ -28799,7 +28799,7 @@
         <w:r>
           <w:rPr>
             <w:rStyle w:val="Hyperlink"/>
-            <w:rFonts w:ascii="Aptos Narrow" w:eastAsia="微软雅黑" w:hAnsi="Aptos Narrow"/>
+            <w:rFonts w:ascii="Aptos Narrow" w:eastAsia="Microsoft YaHei" w:hAnsi="Aptos Narrow"/>
             <w:szCs w:val="20"/>
             <w:u w:val="none"/>
           </w:rPr>
@@ -28808,7 +28808,7 @@
       </w:hyperlink>
       <w:r>
         <w:rPr>
-          <w:rFonts w:ascii="Aptos Narrow" w:eastAsia="微软雅黑" w:hAnsi="Aptos Narrow"/>
+          <w:rFonts w:ascii="Aptos Narrow" w:eastAsia="Microsoft YaHei" w:hAnsi="Aptos Narrow"/>
           <w:szCs w:val="20"/>
         </w:rPr>
         <w:t xml:space="preserve"> and Windows will be displayed in this language and for Home edition the language chosen at OOBE will continue to be the default System UI Language.</w:t>
@@ -28825,13 +28825,13 @@
         <w:ind w:left="3969" w:hanging="425"/>
         <w:contextualSpacing w:val="0"/>
         <w:rPr>
-          <w:rFonts w:ascii="Aptos Narrow" w:eastAsia="微软雅黑" w:hAnsi="Aptos Narrow"/>
-          <w:szCs w:val="20"/>
-        </w:rPr>
-      </w:pPr>
-      <w:r>
-        <w:rPr>
-          <w:rFonts w:ascii="Aptos Narrow" w:eastAsia="微软雅黑" w:hAnsi="Aptos Narrow"/>
+          <w:rFonts w:ascii="Aptos Narrow" w:eastAsia="Microsoft YaHei" w:hAnsi="Aptos Narrow"/>
+          <w:szCs w:val="20"/>
+        </w:rPr>
+      </w:pPr>
+      <w:r>
+        <w:rPr>
+          <w:rFonts w:ascii="Aptos Narrow" w:eastAsia="Microsoft YaHei" w:hAnsi="Aptos Narrow"/>
           <w:szCs w:val="20"/>
         </w:rPr>
         <w:t>As of Windows 10, version 2004, if an .appx-based Language Experience Pack (LXP) backed language is passed as an argument then the language will be set as the System Preferred UI language and its parent language will be set as the Default System UI language. In prior versions only .cab based language packs were supported.</w:t>
@@ -28891,14 +28891,14 @@
         <w:spacing w:before="240" w:line="360" w:lineRule="auto"/>
         <w:ind w:left="4395"/>
         <w:rPr>
-          <w:rFonts w:ascii="Aptos Narrow" w:eastAsia="微软雅黑" w:hAnsi="Aptos Narrow"/>
-          <w:color w:val="70AD47" w:themeColor="accent6"/>
-          <w:szCs w:val="20"/>
-        </w:rPr>
-      </w:pPr>
-      <w:r>
-        <w:rPr>
-          <w:rFonts w:ascii="Aptos Narrow" w:eastAsia="微软雅黑" w:hAnsi="Aptos Narrow"/>
+          <w:rFonts w:ascii="Aptos Narrow" w:eastAsia="Microsoft YaHei" w:hAnsi="Aptos Narrow"/>
+          <w:color w:val="70AD47" w:themeColor="accent6"/>
+          <w:szCs w:val="20"/>
+        </w:rPr>
+      </w:pPr>
+      <w:r>
+        <w:rPr>
+          <w:rFonts w:ascii="Aptos Narrow" w:eastAsia="Microsoft YaHei" w:hAnsi="Aptos Narrow"/>
           <w:color w:val="70AD47" w:themeColor="accent6"/>
           <w:szCs w:val="20"/>
         </w:rPr>
@@ -28906,7 +28906,7 @@
       </w:r>
       <w:r>
         <w:rPr>
-          <w:rFonts w:ascii="Aptos Narrow" w:eastAsia="微软雅黑" w:hAnsi="Aptos Narrow"/>
+          <w:rFonts w:ascii="Aptos Narrow" w:eastAsia="Microsoft YaHei" w:hAnsi="Aptos Narrow"/>
           <w:color w:val="70AD47" w:themeColor="accent6"/>
           <w:szCs w:val="20"/>
         </w:rPr>
@@ -28914,7 +28914,7 @@
       </w:r>
       <w:r>
         <w:rPr>
-          <w:rFonts w:ascii="Aptos Narrow" w:eastAsia="微软雅黑" w:hAnsi="Aptos Narrow"/>
+          <w:rFonts w:ascii="Aptos Narrow" w:eastAsia="Microsoft YaHei" w:hAnsi="Aptos Narrow"/>
           <w:color w:val="70AD47" w:themeColor="accent6"/>
           <w:szCs w:val="20"/>
         </w:rPr>
@@ -28950,14 +28950,14 @@
         <w:spacing w:before="240" w:line="360" w:lineRule="auto"/>
         <w:ind w:left="4395"/>
         <w:rPr>
-          <w:rFonts w:ascii="Aptos Narrow" w:eastAsia="微软雅黑" w:hAnsi="Aptos Narrow"/>
-          <w:color w:val="70AD47" w:themeColor="accent6"/>
-          <w:szCs w:val="20"/>
-        </w:rPr>
-      </w:pPr>
-      <w:r>
-        <w:rPr>
-          <w:rFonts w:ascii="Aptos Narrow" w:eastAsia="微软雅黑" w:hAnsi="Aptos Narrow"/>
+          <w:rFonts w:ascii="Aptos Narrow" w:eastAsia="Microsoft YaHei" w:hAnsi="Aptos Narrow"/>
+          <w:color w:val="70AD47" w:themeColor="accent6"/>
+          <w:szCs w:val="20"/>
+        </w:rPr>
+      </w:pPr>
+      <w:r>
+        <w:rPr>
+          <w:rFonts w:ascii="Aptos Narrow" w:eastAsia="Microsoft YaHei" w:hAnsi="Aptos Narrow"/>
           <w:color w:val="70AD47" w:themeColor="accent6"/>
           <w:szCs w:val="20"/>
         </w:rPr>
@@ -28965,7 +28965,7 @@
       </w:r>
       <w:r>
         <w:rPr>
-          <w:rFonts w:ascii="Aptos Narrow" w:eastAsia="微软雅黑" w:hAnsi="Aptos Narrow"/>
+          <w:rFonts w:ascii="Aptos Narrow" w:eastAsia="Microsoft YaHei" w:hAnsi="Aptos Narrow"/>
           <w:color w:val="70AD47" w:themeColor="accent6"/>
           <w:szCs w:val="20"/>
         </w:rPr>
@@ -28973,7 +28973,7 @@
       </w:r>
       <w:r>
         <w:rPr>
-          <w:rFonts w:ascii="Aptos Narrow" w:eastAsia="微软雅黑" w:hAnsi="Aptos Narrow"/>
+          <w:rFonts w:ascii="Aptos Narrow" w:eastAsia="Microsoft YaHei" w:hAnsi="Aptos Narrow"/>
           <w:color w:val="70AD47" w:themeColor="accent6"/>
           <w:szCs w:val="20"/>
         </w:rPr>
@@ -30011,13 +30011,13 @@
         <w:ind w:left="3119" w:hanging="425"/>
         <w:contextualSpacing w:val="0"/>
         <w:rPr>
-          <w:rFonts w:ascii="Aptos Narrow" w:eastAsia="微软雅黑" w:hAnsi="Aptos Narrow"/>
-          <w:szCs w:val="20"/>
-        </w:rPr>
-      </w:pPr>
-      <w:r>
-        <w:rPr>
-          <w:rFonts w:ascii="Aptos Narrow" w:eastAsia="微软雅黑" w:hAnsi="Aptos Narrow"/>
+          <w:rFonts w:ascii="Aptos Narrow" w:eastAsia="Microsoft YaHei" w:hAnsi="Aptos Narrow"/>
+          <w:szCs w:val="20"/>
+        </w:rPr>
+      </w:pPr>
+      <w:r>
+        <w:rPr>
+          <w:rFonts w:ascii="Aptos Narrow" w:eastAsia="Microsoft YaHei" w:hAnsi="Aptos Narrow"/>
           <w:szCs w:val="20"/>
         </w:rPr>
         <w:t>Learn "</w:t>
@@ -30026,7 +30026,7 @@
         <w:r>
           <w:rPr>
             <w:rStyle w:val="Hyperlink"/>
-            <w:rFonts w:ascii="Aptos Narrow" w:eastAsia="微软雅黑" w:hAnsi="Aptos Narrow"/>
+            <w:rFonts w:ascii="Aptos Narrow" w:eastAsia="Microsoft YaHei" w:hAnsi="Aptos Narrow"/>
             <w:color w:val="0070C0"/>
             <w:szCs w:val="20"/>
             <w:u w:val="none"/>
@@ -30043,7 +30043,7 @@
         <w:r>
           <w:rPr>
             <w:rStyle w:val="Hyperlink"/>
-            <w:rFonts w:ascii="Aptos Narrow" w:eastAsia="微软雅黑" w:hAnsi="Aptos Narrow"/>
+            <w:rFonts w:ascii="Aptos Narrow" w:eastAsia="Microsoft YaHei" w:hAnsi="Aptos Narrow"/>
             <w:color w:val="0070C0"/>
             <w:szCs w:val="20"/>
             <w:u w:val="none"/>
@@ -30053,7 +30053,7 @@
         <w:r>
           <w:rPr>
             <w:rStyle w:val="Hyperlink"/>
-            <w:rFonts w:ascii="Aptos Narrow" w:eastAsia="微软雅黑" w:hAnsi="Aptos Narrow"/>
+            <w:rFonts w:ascii="Aptos Narrow" w:eastAsia="Microsoft YaHei" w:hAnsi="Aptos Narrow"/>
             <w:color w:val="0070C0"/>
             <w:szCs w:val="20"/>
             <w:u w:val="none"/>
@@ -30062,7 +30062,7 @@
         <w:r>
           <w:rPr>
             <w:rStyle w:val="Hyperlink"/>
-            <w:rFonts w:ascii="Aptos Narrow" w:eastAsia="微软雅黑" w:hAnsi="Aptos Narrow"/>
+            <w:rFonts w:ascii="Aptos Narrow" w:eastAsia="Microsoft YaHei" w:hAnsi="Aptos Narrow"/>
             <w:color w:val="0070C0"/>
             <w:szCs w:val="20"/>
             <w:u w:val="none"/>
@@ -30079,7 +30079,7 @@
         <w:r>
           <w:rPr>
             <w:rStyle w:val="Hyperlink"/>
-            <w:rFonts w:ascii="Aptos Narrow" w:eastAsia="微软雅黑" w:hAnsi="Aptos Narrow"/>
+            <w:rFonts w:ascii="Aptos Narrow" w:eastAsia="Microsoft YaHei" w:hAnsi="Aptos Narrow"/>
             <w:color w:val="0070C0"/>
             <w:szCs w:val="20"/>
             <w:u w:val="none"/>
@@ -30089,7 +30089,7 @@
       </w:hyperlink>
       <w:r>
         <w:rPr>
-          <w:rFonts w:ascii="Aptos Narrow" w:eastAsia="微软雅黑" w:hAnsi="Aptos Narrow"/>
+          <w:rFonts w:ascii="Aptos Narrow" w:eastAsia="Microsoft YaHei" w:hAnsi="Aptos Narrow"/>
           <w:szCs w:val="20"/>
         </w:rPr>
         <w:t>", if added to ISO installation media, can skip adding to mounted.</w:t>
@@ -30106,13 +30106,13 @@
         <w:ind w:left="3119" w:hanging="419"/>
         <w:contextualSpacing w:val="0"/>
         <w:rPr>
-          <w:rFonts w:ascii="Aptos Narrow" w:eastAsia="微软雅黑" w:hAnsi="Aptos Narrow"/>
-          <w:szCs w:val="20"/>
-        </w:rPr>
-      </w:pPr>
-      <w:r>
-        <w:rPr>
-          <w:rFonts w:ascii="Aptos Narrow" w:eastAsia="微软雅黑" w:hAnsi="Aptos Narrow"/>
+          <w:rFonts w:ascii="Aptos Narrow" w:eastAsia="Microsoft YaHei" w:hAnsi="Aptos Narrow"/>
+          <w:szCs w:val="20"/>
+        </w:rPr>
+      </w:pPr>
+      <w:r>
+        <w:rPr>
+          <w:rFonts w:ascii="Aptos Narrow" w:eastAsia="Microsoft YaHei" w:hAnsi="Aptos Narrow"/>
           <w:szCs w:val="20"/>
         </w:rPr>
         <w:t>After adding the deployment engine, continue at the current location.</w:t>
@@ -31956,13 +31956,13 @@
         <w:spacing w:before="720" w:line="360" w:lineRule="auto"/>
         <w:ind w:left="2693" w:hanging="562"/>
         <w:rPr>
-          <w:rFonts w:ascii="Aptos Narrow" w:eastAsia="微软雅黑" w:hAnsi="Aptos Narrow"/>
+          <w:rFonts w:ascii="Aptos Narrow" w:eastAsia="Microsoft YaHei" w:hAnsi="Aptos Narrow"/>
         </w:rPr>
       </w:pPr>
       <w:bookmarkStart w:id="87" w:name="_Ref183014184"/>
       <w:r>
         <w:rPr>
-          <w:rFonts w:ascii="Aptos Narrow" w:eastAsia="微软雅黑" w:hAnsi="Aptos Narrow"/>
+          <w:rFonts w:ascii="Aptos Narrow" w:eastAsia="Microsoft YaHei" w:hAnsi="Aptos Narrow"/>
         </w:rPr>
         <w:t>Split, merge, compress, and convert</w:t>
       </w:r>
@@ -32023,13 +32023,13 @@
         <w:spacing w:before="720" w:line="360" w:lineRule="auto"/>
         <w:ind w:left="3510" w:hanging="810"/>
         <w:rPr>
-          <w:rFonts w:ascii="Aptos Narrow" w:eastAsia="微软雅黑" w:hAnsi="Aptos Narrow"/>
+          <w:rFonts w:ascii="Aptos Narrow" w:eastAsia="Microsoft YaHei" w:hAnsi="Aptos Narrow"/>
         </w:rPr>
       </w:pPr>
       <w:bookmarkStart w:id="88" w:name="_Ref183014198"/>
       <w:r>
         <w:rPr>
-          <w:rFonts w:ascii="Aptos Narrow" w:eastAsia="微软雅黑" w:hAnsi="Aptos Narrow"/>
+          <w:rFonts w:ascii="Aptos Narrow" w:eastAsia="Microsoft YaHei" w:hAnsi="Aptos Narrow"/>
         </w:rPr>
         <w:t>Splitting and merging</w:t>
       </w:r>
@@ -32045,13 +32045,13 @@
         <w:spacing w:line="360" w:lineRule="auto"/>
         <w:ind w:left="4410" w:hanging="900"/>
         <w:rPr>
-          <w:rFonts w:ascii="Aptos Narrow" w:eastAsia="微软雅黑" w:hAnsi="Aptos Narrow"/>
+          <w:rFonts w:ascii="Aptos Narrow" w:eastAsia="Microsoft YaHei" w:hAnsi="Aptos Narrow"/>
         </w:rPr>
       </w:pPr>
       <w:bookmarkStart w:id="89" w:name="_Ref183014206"/>
       <w:r>
         <w:rPr>
-          <w:rFonts w:ascii="Aptos Narrow" w:eastAsia="微软雅黑" w:hAnsi="Aptos Narrow"/>
+          <w:rFonts w:ascii="Aptos Narrow" w:eastAsia="Microsoft YaHei" w:hAnsi="Aptos Narrow"/>
         </w:rPr>
         <w:t>Splitting</w:t>
       </w:r>
@@ -32434,13 +32434,13 @@
         <w:spacing w:before="720" w:line="360" w:lineRule="auto"/>
         <w:ind w:left="4410" w:hanging="900"/>
         <w:rPr>
-          <w:rFonts w:ascii="Aptos Narrow" w:eastAsia="微软雅黑" w:hAnsi="Aptos Narrow"/>
+          <w:rFonts w:ascii="Aptos Narrow" w:eastAsia="Microsoft YaHei" w:hAnsi="Aptos Narrow"/>
         </w:rPr>
       </w:pPr>
       <w:bookmarkStart w:id="90" w:name="_Ref183014208"/>
       <w:r>
         <w:rPr>
-          <w:rFonts w:ascii="Aptos Narrow" w:eastAsia="微软雅黑" w:hAnsi="Aptos Narrow"/>
+          <w:rFonts w:ascii="Aptos Narrow" w:eastAsia="Microsoft YaHei" w:hAnsi="Aptos Narrow"/>
         </w:rPr>
         <w:t>Merge</w:t>
       </w:r>
@@ -32961,13 +32961,13 @@
         <w:spacing w:before="720" w:line="360" w:lineRule="auto"/>
         <w:ind w:left="3510" w:hanging="810"/>
         <w:rPr>
-          <w:rFonts w:ascii="Aptos Narrow" w:eastAsia="微软雅黑" w:hAnsi="Aptos Narrow"/>
+          <w:rFonts w:ascii="Aptos Narrow" w:eastAsia="Microsoft YaHei" w:hAnsi="Aptos Narrow"/>
         </w:rPr>
       </w:pPr>
       <w:bookmarkStart w:id="91" w:name="_Ref183017575"/>
       <w:r>
         <w:rPr>
-          <w:rFonts w:ascii="Aptos Narrow" w:eastAsia="微软雅黑" w:hAnsi="Aptos Narrow"/>
+          <w:rFonts w:ascii="Aptos Narrow" w:eastAsia="Microsoft YaHei" w:hAnsi="Aptos Narrow"/>
         </w:rPr>
         <w:t>Solid compressed ESD format and WIM format conversion</w:t>
       </w:r>
@@ -32983,13 +32983,13 @@
         <w:spacing w:line="360" w:lineRule="auto"/>
         <w:ind w:left="4410" w:hanging="900"/>
         <w:rPr>
-          <w:rFonts w:ascii="Aptos Narrow" w:eastAsia="微软雅黑" w:hAnsi="Aptos Narrow"/>
+          <w:rFonts w:ascii="Aptos Narrow" w:eastAsia="Microsoft YaHei" w:hAnsi="Aptos Narrow"/>
         </w:rPr>
       </w:pPr>
       <w:bookmarkStart w:id="92" w:name="_Ref183014214"/>
       <w:r>
         <w:rPr>
-          <w:rFonts w:ascii="Aptos Narrow" w:eastAsia="微软雅黑" w:hAnsi="Aptos Narrow"/>
+          <w:rFonts w:ascii="Aptos Narrow" w:eastAsia="Microsoft YaHei" w:hAnsi="Aptos Narrow"/>
         </w:rPr>
         <w:t>Solid compression</w:t>
       </w:r>
@@ -33445,7 +33445,7 @@
         <w:spacing w:before="720" w:line="360" w:lineRule="auto"/>
         <w:ind w:left="4410" w:hanging="900"/>
         <w:rPr>
-          <w:rFonts w:ascii="Aptos Narrow" w:eastAsia="微软雅黑" w:hAnsi="Aptos Narrow"/>
+          <w:rFonts w:ascii="Aptos Narrow" w:eastAsia="Microsoft YaHei" w:hAnsi="Aptos Narrow"/>
         </w:rPr>
       </w:pPr>
       <w:bookmarkStart w:id="93" w:name="_Ref183017581"/>
@@ -34015,7 +34015,7 @@
         <w:spacing w:line="360" w:lineRule="auto"/>
         <w:ind w:left="2694" w:hanging="567"/>
         <w:rPr>
-          <w:rFonts w:ascii="Aptos Narrow" w:eastAsia="微软雅黑" w:hAnsi="Aptos Narrow"/>
+          <w:rFonts w:ascii="Aptos Narrow" w:eastAsia="Microsoft YaHei" w:hAnsi="Aptos Narrow"/>
           <w:szCs w:val="20"/>
         </w:rPr>
       </w:pPr>
@@ -34023,7 +34023,7 @@
       <w:r>
         <w:rPr>
           <w:rStyle w:val="Hyperlink"/>
-          <w:rFonts w:ascii="Aptos Narrow" w:eastAsia="微软雅黑" w:hAnsi="Aptos Narrow"/>
+          <w:rFonts w:ascii="Aptos Narrow" w:eastAsia="Microsoft YaHei" w:hAnsi="Aptos Narrow"/>
           <w:color w:val="auto"/>
           <w:szCs w:val="20"/>
           <w:u w:val="none"/>
@@ -35435,14 +35435,14 @@
         <w:spacing w:before="720" w:line="360" w:lineRule="auto"/>
         <w:ind w:left="3420" w:hanging="720"/>
         <w:rPr>
-          <w:rFonts w:ascii="Aptos Narrow" w:eastAsia="微软雅黑" w:hAnsi="Aptos Narrow"/>
+          <w:rFonts w:ascii="Aptos Narrow" w:eastAsia="Microsoft YaHei" w:hAnsi="Aptos Narrow"/>
           <w:szCs w:val="20"/>
         </w:rPr>
       </w:pPr>
       <w:bookmarkStart w:id="100" w:name="_Ref148194175"/>
       <w:r>
         <w:rPr>
-          <w:rFonts w:ascii="Aptos Narrow" w:eastAsia="微软雅黑" w:hAnsi="Aptos Narrow"/>
+          <w:rFonts w:ascii="Aptos Narrow" w:eastAsia="Microsoft YaHei" w:hAnsi="Aptos Narrow"/>
           <w:szCs w:val="20"/>
         </w:rPr>
         <w:t>Offline image language: change</w:t>
@@ -35460,7 +35460,7 @@
         <w:ind w:left="4253" w:hanging="851"/>
         <w:rPr>
           <w:rStyle w:val="Hyperlink"/>
-          <w:rFonts w:ascii="Aptos Narrow" w:eastAsia="微软雅黑" w:hAnsi="Aptos Narrow"/>
+          <w:rFonts w:ascii="Aptos Narrow" w:eastAsia="Microsoft YaHei" w:hAnsi="Aptos Narrow"/>
           <w:iCs w:val="0"/>
           <w:color w:val="auto"/>
           <w:szCs w:val="20"/>
@@ -35471,7 +35471,7 @@
       <w:r>
         <w:rPr>
           <w:rStyle w:val="Hyperlink"/>
-          <w:rFonts w:ascii="Aptos Narrow" w:eastAsia="微软雅黑" w:hAnsi="Aptos Narrow"/>
+          <w:rFonts w:ascii="Aptos Narrow" w:eastAsia="Microsoft YaHei" w:hAnsi="Aptos Narrow"/>
           <w:iCs w:val="0"/>
           <w:color w:val="auto"/>
           <w:szCs w:val="20"/>
@@ -35511,14 +35511,14 @@
         <w:spacing w:before="240" w:line="360" w:lineRule="auto"/>
         <w:ind w:left="4253"/>
         <w:rPr>
-          <w:rFonts w:ascii="Aptos Narrow" w:eastAsia="微软雅黑" w:hAnsi="Aptos Narrow"/>
-          <w:color w:val="70AD47" w:themeColor="accent6"/>
-          <w:szCs w:val="20"/>
-        </w:rPr>
-      </w:pPr>
-      <w:r>
-        <w:rPr>
-          <w:rFonts w:ascii="Aptos Narrow" w:eastAsia="微软雅黑" w:hAnsi="Aptos Narrow"/>
+          <w:rFonts w:ascii="Aptos Narrow" w:eastAsia="Microsoft YaHei" w:hAnsi="Aptos Narrow"/>
+          <w:color w:val="70AD47" w:themeColor="accent6"/>
+          <w:szCs w:val="20"/>
+        </w:rPr>
+      </w:pPr>
+      <w:r>
+        <w:rPr>
+          <w:rFonts w:ascii="Aptos Narrow" w:eastAsia="Microsoft YaHei" w:hAnsi="Aptos Narrow"/>
           <w:color w:val="70AD47" w:themeColor="accent6"/>
           <w:szCs w:val="20"/>
         </w:rPr>
@@ -35526,7 +35526,7 @@
       </w:r>
       <w:r>
         <w:rPr>
-          <w:rFonts w:ascii="Aptos Narrow" w:eastAsia="微软雅黑" w:hAnsi="Aptos Narrow"/>
+          <w:rFonts w:ascii="Aptos Narrow" w:eastAsia="Microsoft YaHei" w:hAnsi="Aptos Narrow"/>
           <w:color w:val="70AD47" w:themeColor="accent6"/>
           <w:szCs w:val="20"/>
         </w:rPr>
@@ -35534,7 +35534,7 @@
       </w:r>
       <w:r>
         <w:rPr>
-          <w:rFonts w:ascii="Aptos Narrow" w:eastAsia="微软雅黑" w:hAnsi="Aptos Narrow"/>
+          <w:rFonts w:ascii="Aptos Narrow" w:eastAsia="Microsoft YaHei" w:hAnsi="Aptos Narrow"/>
           <w:color w:val="70AD47" w:themeColor="accent6"/>
           <w:szCs w:val="20"/>
         </w:rPr>
@@ -35551,7 +35551,7 @@
         <w:spacing w:before="720" w:line="360" w:lineRule="auto"/>
         <w:ind w:left="4253" w:hanging="851"/>
         <w:rPr>
-          <w:rFonts w:ascii="Aptos Narrow" w:eastAsia="微软雅黑" w:hAnsi="Aptos Narrow"/>
+          <w:rFonts w:ascii="Aptos Narrow" w:eastAsia="Microsoft YaHei" w:hAnsi="Aptos Narrow"/>
           <w:iCs w:val="0"/>
           <w:szCs w:val="20"/>
         </w:rPr>
@@ -35560,7 +35560,7 @@
       <w:r>
         <w:rPr>
           <w:rStyle w:val="Hyperlink"/>
-          <w:rFonts w:ascii="Aptos Narrow" w:eastAsia="微软雅黑" w:hAnsi="Aptos Narrow"/>
+          <w:rFonts w:ascii="Aptos Narrow" w:eastAsia="Microsoft YaHei" w:hAnsi="Aptos Narrow"/>
           <w:iCs w:val="0"/>
           <w:color w:val="auto"/>
           <w:szCs w:val="20"/>
@@ -35575,14 +35575,14 @@
         <w:spacing w:before="240" w:line="360" w:lineRule="auto"/>
         <w:ind w:left="4253"/>
         <w:rPr>
-          <w:rFonts w:ascii="Aptos Narrow" w:eastAsia="微软雅黑" w:hAnsi="Aptos Narrow"/>
-          <w:color w:val="70AD47" w:themeColor="accent6"/>
-          <w:szCs w:val="20"/>
-        </w:rPr>
-      </w:pPr>
-      <w:r>
-        <w:rPr>
-          <w:rFonts w:ascii="Aptos Narrow" w:eastAsia="微软雅黑" w:hAnsi="Aptos Narrow"/>
+          <w:rFonts w:ascii="Aptos Narrow" w:eastAsia="Microsoft YaHei" w:hAnsi="Aptos Narrow"/>
+          <w:color w:val="70AD47" w:themeColor="accent6"/>
+          <w:szCs w:val="20"/>
+        </w:rPr>
+      </w:pPr>
+      <w:r>
+        <w:rPr>
+          <w:rFonts w:ascii="Aptos Narrow" w:eastAsia="Microsoft YaHei" w:hAnsi="Aptos Narrow"/>
           <w:color w:val="70AD47" w:themeColor="accent6"/>
           <w:szCs w:val="20"/>
         </w:rPr>
@@ -35590,7 +35590,7 @@
       </w:r>
       <w:r>
         <w:rPr>
-          <w:rFonts w:ascii="Aptos Narrow" w:eastAsia="微软雅黑" w:hAnsi="Aptos Narrow"/>
+          <w:rFonts w:ascii="Aptos Narrow" w:eastAsia="Microsoft YaHei" w:hAnsi="Aptos Narrow"/>
           <w:color w:val="70AD47" w:themeColor="accent6"/>
           <w:szCs w:val="20"/>
         </w:rPr>
@@ -35598,7 +35598,7 @@
       </w:r>
       <w:r>
         <w:rPr>
-          <w:rFonts w:ascii="Aptos Narrow" w:eastAsia="微软雅黑" w:hAnsi="Aptos Narrow"/>
+          <w:rFonts w:ascii="Aptos Narrow" w:eastAsia="Microsoft YaHei" w:hAnsi="Aptos Narrow"/>
           <w:color w:val="70AD47" w:themeColor="accent6"/>
           <w:szCs w:val="20"/>
         </w:rPr>
@@ -36198,7 +36198,7 @@
         <w:ind w:left="2694" w:hanging="567"/>
         <w:rPr>
           <w:rStyle w:val="Hyperlink"/>
-          <w:rFonts w:ascii="Aptos Narrow" w:eastAsia="微软雅黑" w:hAnsi="Aptos Narrow"/>
+          <w:rFonts w:ascii="Aptos Narrow" w:eastAsia="Microsoft YaHei" w:hAnsi="Aptos Narrow"/>
           <w:color w:val="auto"/>
           <w:szCs w:val="20"/>
           <w:u w:val="none"/>
@@ -36208,7 +36208,7 @@
       <w:r>
         <w:rPr>
           <w:rStyle w:val="Hyperlink"/>
-          <w:rFonts w:ascii="Aptos Narrow" w:eastAsia="微软雅黑" w:hAnsi="Aptos Narrow"/>
+          <w:rFonts w:ascii="Aptos Narrow" w:eastAsia="Microsoft YaHei" w:hAnsi="Aptos Narrow"/>
           <w:color w:val="auto"/>
           <w:szCs w:val="20"/>
           <w:u w:val="none"/>
@@ -36222,34 +36222,34 @@
         <w:spacing w:before="240" w:line="360" w:lineRule="auto"/>
         <w:ind w:left="2694"/>
         <w:rPr>
-          <w:rFonts w:ascii="Aptos Narrow" w:eastAsia="微软雅黑" w:hAnsi="Aptos Narrow"/>
-          <w:szCs w:val="20"/>
-        </w:rPr>
-      </w:pPr>
-      <w:r>
-        <w:rPr>
-          <w:rFonts w:ascii="Aptos Narrow" w:eastAsia="微软雅黑" w:hAnsi="Aptos Narrow"/>
+          <w:rFonts w:ascii="Aptos Narrow" w:eastAsia="Microsoft YaHei" w:hAnsi="Aptos Narrow"/>
+          <w:szCs w:val="20"/>
+        </w:rPr>
+      </w:pPr>
+      <w:r>
+        <w:rPr>
+          <w:rFonts w:ascii="Aptos Narrow" w:eastAsia="Microsoft YaHei" w:hAnsi="Aptos Narrow"/>
           <w:szCs w:val="20"/>
         </w:rPr>
         <w:t xml:space="preserve">To prepare the </w:t>
       </w:r>
       <w:r>
         <w:rPr>
-          <w:rFonts w:ascii="Aptos Narrow" w:eastAsia="微软雅黑" w:hAnsi="Aptos Narrow"/>
+          <w:rFonts w:ascii="Aptos Narrow" w:eastAsia="Microsoft YaHei" w:hAnsi="Aptos Narrow"/>
           <w:szCs w:val="20"/>
         </w:rPr>
         <w:t xml:space="preserve">cumulative updates </w:t>
       </w:r>
       <w:r>
         <w:rPr>
-          <w:rFonts w:ascii="Aptos Narrow" w:eastAsia="微软雅黑" w:hAnsi="Aptos Narrow"/>
+          <w:rFonts w:ascii="Aptos Narrow" w:eastAsia="Microsoft YaHei" w:hAnsi="Aptos Narrow"/>
           <w:szCs w:val="20"/>
         </w:rPr>
         <w:t xml:space="preserve">file available, change the example file name: </w:t>
       </w:r>
       <w:r>
         <w:rPr>
-          <w:rFonts w:ascii="Aptos Narrow" w:eastAsia="微软雅黑" w:hAnsi="Aptos Narrow"/>
+          <w:rFonts w:ascii="Aptos Narrow" w:eastAsia="Microsoft YaHei" w:hAnsi="Aptos Narrow"/>
           <w:color w:val="70AD47" w:themeColor="accent6"/>
           <w:szCs w:val="20"/>
         </w:rPr>
@@ -36285,14 +36285,14 @@
         <w:ind w:left="3402"/>
         <w:contextualSpacing w:val="0"/>
         <w:rPr>
-          <w:rFonts w:ascii="Aptos Narrow" w:eastAsia="微软雅黑" w:hAnsi="Aptos Narrow"/>
-          <w:color w:val="70AD47" w:themeColor="accent6"/>
-          <w:szCs w:val="20"/>
-        </w:rPr>
-      </w:pPr>
-      <w:r>
-        <w:rPr>
-          <w:rFonts w:ascii="Aptos Narrow" w:eastAsia="微软雅黑" w:hAnsi="Aptos Narrow"/>
+          <w:rFonts w:ascii="Aptos Narrow" w:eastAsia="Microsoft YaHei" w:hAnsi="Aptos Narrow"/>
+          <w:color w:val="70AD47" w:themeColor="accent6"/>
+          <w:szCs w:val="20"/>
+        </w:rPr>
+      </w:pPr>
+      <w:r>
+        <w:rPr>
+          <w:rFonts w:ascii="Aptos Narrow" w:eastAsia="Microsoft YaHei" w:hAnsi="Aptos Narrow"/>
           <w:color w:val="70AD47" w:themeColor="accent6"/>
           <w:szCs w:val="20"/>
         </w:rPr>
@@ -36300,7 +36300,7 @@
       </w:r>
       <w:r>
         <w:rPr>
-          <w:rFonts w:ascii="Aptos Narrow" w:eastAsia="微软雅黑" w:hAnsi="Aptos Narrow"/>
+          <w:rFonts w:ascii="Aptos Narrow" w:eastAsia="Microsoft YaHei" w:hAnsi="Aptos Narrow"/>
           <w:color w:val="70AD47" w:themeColor="accent6"/>
           <w:szCs w:val="20"/>
         </w:rPr>
@@ -36308,7 +36308,7 @@
       </w:r>
       <w:r>
         <w:rPr>
-          <w:rFonts w:ascii="Aptos Narrow" w:eastAsia="微软雅黑" w:hAnsi="Aptos Narrow"/>
+          <w:rFonts w:ascii="Aptos Narrow" w:eastAsia="Microsoft YaHei" w:hAnsi="Aptos Narrow"/>
           <w:color w:val="70AD47" w:themeColor="accent6"/>
           <w:szCs w:val="20"/>
         </w:rPr>
@@ -36322,14 +36322,14 @@
         <w:ind w:left="3402"/>
         <w:contextualSpacing w:val="0"/>
         <w:rPr>
-          <w:rFonts w:ascii="Aptos Narrow" w:eastAsia="微软雅黑" w:hAnsi="Aptos Narrow"/>
-          <w:color w:val="70AD47" w:themeColor="accent6"/>
-          <w:szCs w:val="20"/>
-        </w:rPr>
-      </w:pPr>
-      <w:r>
-        <w:rPr>
-          <w:rFonts w:ascii="Aptos Narrow" w:eastAsia="微软雅黑" w:hAnsi="Aptos Narrow"/>
+          <w:rFonts w:ascii="Aptos Narrow" w:eastAsia="Microsoft YaHei" w:hAnsi="Aptos Narrow"/>
+          <w:color w:val="70AD47" w:themeColor="accent6"/>
+          <w:szCs w:val="20"/>
+        </w:rPr>
+      </w:pPr>
+      <w:r>
+        <w:rPr>
+          <w:rFonts w:ascii="Aptos Narrow" w:eastAsia="Microsoft YaHei" w:hAnsi="Aptos Narrow"/>
           <w:color w:val="70AD47" w:themeColor="accent6"/>
           <w:szCs w:val="20"/>
         </w:rPr>
@@ -36337,7 +36337,7 @@
       </w:r>
       <w:r>
         <w:rPr>
-          <w:rFonts w:ascii="Aptos Narrow" w:eastAsia="微软雅黑" w:hAnsi="Aptos Narrow"/>
+          <w:rFonts w:ascii="Aptos Narrow" w:eastAsia="Microsoft YaHei" w:hAnsi="Aptos Narrow"/>
           <w:color w:val="70AD47" w:themeColor="accent6"/>
           <w:szCs w:val="20"/>
         </w:rPr>
@@ -36345,7 +36345,7 @@
       </w:r>
       <w:r>
         <w:rPr>
-          <w:rFonts w:ascii="Aptos Narrow" w:eastAsia="微软雅黑" w:hAnsi="Aptos Narrow"/>
+          <w:rFonts w:ascii="Aptos Narrow" w:eastAsia="Microsoft YaHei" w:hAnsi="Aptos Narrow"/>
           <w:color w:val="70AD47" w:themeColor="accent6"/>
           <w:szCs w:val="20"/>
         </w:rPr>
@@ -36379,14 +36379,14 @@
         <w:spacing w:before="240" w:line="360" w:lineRule="auto"/>
         <w:ind w:left="3402"/>
         <w:rPr>
-          <w:rFonts w:ascii="Aptos Narrow" w:eastAsia="微软雅黑" w:hAnsi="Aptos Narrow"/>
-          <w:color w:val="70AD47" w:themeColor="accent6"/>
-          <w:szCs w:val="20"/>
-        </w:rPr>
-      </w:pPr>
-      <w:r>
-        <w:rPr>
-          <w:rFonts w:ascii="Aptos Narrow" w:eastAsia="微软雅黑" w:hAnsi="Aptos Narrow"/>
+          <w:rFonts w:ascii="Aptos Narrow" w:eastAsia="Microsoft YaHei" w:hAnsi="Aptos Narrow"/>
+          <w:color w:val="70AD47" w:themeColor="accent6"/>
+          <w:szCs w:val="20"/>
+        </w:rPr>
+      </w:pPr>
+      <w:r>
+        <w:rPr>
+          <w:rFonts w:ascii="Aptos Narrow" w:eastAsia="Microsoft YaHei" w:hAnsi="Aptos Narrow"/>
           <w:color w:val="70AD47" w:themeColor="accent6"/>
           <w:szCs w:val="20"/>
         </w:rPr>
@@ -36394,7 +36394,7 @@
       </w:r>
       <w:r>
         <w:rPr>
-          <w:rFonts w:ascii="Aptos Narrow" w:eastAsia="微软雅黑" w:hAnsi="Aptos Narrow"/>
+          <w:rFonts w:ascii="Aptos Narrow" w:eastAsia="Microsoft YaHei" w:hAnsi="Aptos Narrow"/>
           <w:color w:val="70AD47" w:themeColor="accent6"/>
           <w:szCs w:val="20"/>
         </w:rPr>
@@ -36402,7 +36402,7 @@
       </w:r>
       <w:r>
         <w:rPr>
-          <w:rFonts w:ascii="Aptos Narrow" w:eastAsia="微软雅黑" w:hAnsi="Aptos Narrow"/>
+          <w:rFonts w:ascii="Aptos Narrow" w:eastAsia="Microsoft YaHei" w:hAnsi="Aptos Narrow"/>
           <w:color w:val="70AD47" w:themeColor="accent6"/>
           <w:szCs w:val="20"/>
         </w:rPr>
@@ -36414,14 +36414,14 @@
         <w:spacing w:before="240" w:line="360" w:lineRule="auto"/>
         <w:ind w:left="3402"/>
         <w:rPr>
-          <w:rFonts w:ascii="Aptos Narrow" w:eastAsia="微软雅黑" w:hAnsi="Aptos Narrow"/>
-          <w:color w:val="70AD47" w:themeColor="accent6"/>
-          <w:szCs w:val="20"/>
-        </w:rPr>
-      </w:pPr>
-      <w:r>
-        <w:rPr>
-          <w:rFonts w:ascii="Aptos Narrow" w:eastAsia="微软雅黑" w:hAnsi="Aptos Narrow"/>
+          <w:rFonts w:ascii="Aptos Narrow" w:eastAsia="Microsoft YaHei" w:hAnsi="Aptos Narrow"/>
+          <w:color w:val="70AD47" w:themeColor="accent6"/>
+          <w:szCs w:val="20"/>
+        </w:rPr>
+      </w:pPr>
+      <w:r>
+        <w:rPr>
+          <w:rFonts w:ascii="Aptos Narrow" w:eastAsia="Microsoft YaHei" w:hAnsi="Aptos Narrow"/>
           <w:color w:val="70AD47" w:themeColor="accent6"/>
           <w:szCs w:val="20"/>
         </w:rPr>
@@ -36429,7 +36429,7 @@
       </w:r>
       <w:r>
         <w:rPr>
-          <w:rFonts w:ascii="Aptos Narrow" w:eastAsia="微软雅黑" w:hAnsi="Aptos Narrow"/>
+          <w:rFonts w:ascii="Aptos Narrow" w:eastAsia="Microsoft YaHei" w:hAnsi="Aptos Narrow"/>
           <w:color w:val="70AD47" w:themeColor="accent6"/>
           <w:szCs w:val="20"/>
         </w:rPr>
@@ -36437,7 +36437,7 @@
       </w:r>
       <w:r>
         <w:rPr>
-          <w:rFonts w:ascii="Aptos Narrow" w:eastAsia="微软雅黑" w:hAnsi="Aptos Narrow"/>
+          <w:rFonts w:ascii="Aptos Narrow" w:eastAsia="Microsoft YaHei" w:hAnsi="Aptos Narrow"/>
           <w:color w:val="70AD47" w:themeColor="accent6"/>
           <w:szCs w:val="20"/>
         </w:rPr>
@@ -36471,13 +36471,13 @@
         <w:spacing w:before="240" w:line="360" w:lineRule="auto"/>
         <w:ind w:left="3402"/>
         <w:rPr>
-          <w:rFonts w:ascii="Aptos Narrow" w:eastAsia="微软雅黑" w:hAnsi="Aptos Narrow"/>
-          <w:szCs w:val="20"/>
-        </w:rPr>
-      </w:pPr>
-      <w:r>
-        <w:rPr>
-          <w:rFonts w:ascii="Aptos Narrow" w:eastAsia="微软雅黑" w:hAnsi="Aptos Narrow"/>
+          <w:rFonts w:ascii="Aptos Narrow" w:eastAsia="Microsoft YaHei" w:hAnsi="Aptos Narrow"/>
+          <w:szCs w:val="20"/>
+        </w:rPr>
+      </w:pPr>
+      <w:r>
+        <w:rPr>
+          <w:rFonts w:ascii="Aptos Narrow" w:eastAsia="Microsoft YaHei" w:hAnsi="Aptos Narrow"/>
           <w:szCs w:val="20"/>
         </w:rPr>
         <w:t>It cannot be uninstalled after curing, which cleans the recovery image and resets the basis of any superseded components.</w:t>
@@ -36488,14 +36488,14 @@
         <w:spacing w:before="240" w:line="360" w:lineRule="auto"/>
         <w:ind w:left="3402"/>
         <w:rPr>
-          <w:rFonts w:ascii="Aptos Narrow" w:eastAsia="微软雅黑" w:hAnsi="Aptos Narrow"/>
-          <w:color w:val="70AD47" w:themeColor="accent6"/>
-          <w:szCs w:val="20"/>
-        </w:rPr>
-      </w:pPr>
-      <w:r>
-        <w:rPr>
-          <w:rFonts w:ascii="Aptos Narrow" w:eastAsia="微软雅黑" w:hAnsi="Aptos Narrow"/>
+          <w:rFonts w:ascii="Aptos Narrow" w:eastAsia="Microsoft YaHei" w:hAnsi="Aptos Narrow"/>
+          <w:color w:val="70AD47" w:themeColor="accent6"/>
+          <w:szCs w:val="20"/>
+        </w:rPr>
+      </w:pPr>
+      <w:r>
+        <w:rPr>
+          <w:rFonts w:ascii="Aptos Narrow" w:eastAsia="Microsoft YaHei" w:hAnsi="Aptos Narrow"/>
           <w:color w:val="70AD47" w:themeColor="accent6"/>
           <w:szCs w:val="20"/>
         </w:rPr>
@@ -36503,7 +36503,7 @@
       </w:r>
       <w:r>
         <w:rPr>
-          <w:rFonts w:ascii="Aptos Narrow" w:eastAsia="微软雅黑" w:hAnsi="Aptos Narrow"/>
+          <w:rFonts w:ascii="Aptos Narrow" w:eastAsia="Microsoft YaHei" w:hAnsi="Aptos Narrow"/>
           <w:color w:val="70AD47" w:themeColor="accent6"/>
           <w:szCs w:val="20"/>
         </w:rPr>
@@ -36511,7 +36511,7 @@
       </w:r>
       <w:r>
         <w:rPr>
-          <w:rFonts w:ascii="Aptos Narrow" w:eastAsia="微软雅黑" w:hAnsi="Aptos Narrow"/>
+          <w:rFonts w:ascii="Aptos Narrow" w:eastAsia="Microsoft YaHei" w:hAnsi="Aptos Narrow"/>
           <w:color w:val="70AD47" w:themeColor="accent6"/>
           <w:szCs w:val="20"/>
         </w:rPr>
@@ -36519,7 +36519,7 @@
       </w:r>
       <w:r>
         <w:rPr>
-          <w:rFonts w:ascii="Aptos Narrow" w:eastAsia="微软雅黑" w:hAnsi="Aptos Narrow"/>
+          <w:rFonts w:ascii="Aptos Narrow" w:eastAsia="Microsoft YaHei" w:hAnsi="Aptos Narrow"/>
           <w:color w:val="70AD47" w:themeColor="accent6"/>
           <w:szCs w:val="20"/>
         </w:rPr>
@@ -36555,14 +36555,14 @@
         <w:spacing w:before="240" w:line="360" w:lineRule="auto"/>
         <w:ind w:left="4245"/>
         <w:rPr>
-          <w:rFonts w:ascii="Aptos Narrow" w:eastAsia="微软雅黑" w:hAnsi="Aptos Narrow"/>
-          <w:color w:val="70AD47" w:themeColor="accent6"/>
-          <w:szCs w:val="20"/>
-        </w:rPr>
-      </w:pPr>
-      <w:r>
-        <w:rPr>
-          <w:rFonts w:ascii="Aptos Narrow" w:eastAsia="微软雅黑" w:hAnsi="Aptos Narrow"/>
+          <w:rFonts w:ascii="Aptos Narrow" w:eastAsia="Microsoft YaHei" w:hAnsi="Aptos Narrow"/>
+          <w:color w:val="70AD47" w:themeColor="accent6"/>
+          <w:szCs w:val="20"/>
+        </w:rPr>
+      </w:pPr>
+      <w:r>
+        <w:rPr>
+          <w:rFonts w:ascii="Aptos Narrow" w:eastAsia="Microsoft YaHei" w:hAnsi="Aptos Narrow"/>
           <w:color w:val="70AD47" w:themeColor="accent6"/>
           <w:szCs w:val="20"/>
         </w:rPr>
@@ -36570,7 +36570,7 @@
       </w:r>
       <w:r>
         <w:rPr>
-          <w:rFonts w:ascii="Aptos Narrow" w:eastAsia="微软雅黑" w:hAnsi="Aptos Narrow"/>
+          <w:rFonts w:ascii="Aptos Narrow" w:eastAsia="Microsoft YaHei" w:hAnsi="Aptos Narrow"/>
           <w:color w:val="70AD47" w:themeColor="accent6"/>
           <w:szCs w:val="20"/>
         </w:rPr>
@@ -36578,7 +36578,7 @@
       </w:r>
       <w:r>
         <w:rPr>
-          <w:rFonts w:ascii="Aptos Narrow" w:eastAsia="微软雅黑" w:hAnsi="Aptos Narrow"/>
+          <w:rFonts w:ascii="Aptos Narrow" w:eastAsia="Microsoft YaHei" w:hAnsi="Aptos Narrow"/>
           <w:color w:val="70AD47" w:themeColor="accent6"/>
           <w:szCs w:val="20"/>
         </w:rPr>
@@ -36590,14 +36590,14 @@
         <w:spacing w:before="240" w:line="360" w:lineRule="auto"/>
         <w:ind w:left="4245"/>
         <w:rPr>
-          <w:rFonts w:ascii="Aptos Narrow" w:eastAsia="微软雅黑" w:hAnsi="Aptos Narrow"/>
-          <w:color w:val="70AD47" w:themeColor="accent6"/>
-          <w:szCs w:val="20"/>
-        </w:rPr>
-      </w:pPr>
-      <w:r>
-        <w:rPr>
-          <w:rFonts w:ascii="Aptos Narrow" w:eastAsia="微软雅黑" w:hAnsi="Aptos Narrow"/>
+          <w:rFonts w:ascii="Aptos Narrow" w:eastAsia="Microsoft YaHei" w:hAnsi="Aptos Narrow"/>
+          <w:color w:val="70AD47" w:themeColor="accent6"/>
+          <w:szCs w:val="20"/>
+        </w:rPr>
+      </w:pPr>
+      <w:r>
+        <w:rPr>
+          <w:rFonts w:ascii="Aptos Narrow" w:eastAsia="Microsoft YaHei" w:hAnsi="Aptos Narrow"/>
           <w:color w:val="70AD47" w:themeColor="accent6"/>
           <w:szCs w:val="20"/>
         </w:rPr>
@@ -36609,14 +36609,14 @@
         <w:spacing w:before="240" w:line="360" w:lineRule="auto"/>
         <w:ind w:left="4245"/>
         <w:rPr>
-          <w:rFonts w:ascii="Aptos Narrow" w:eastAsia="微软雅黑" w:hAnsi="Aptos Narrow"/>
-          <w:color w:val="70AD47" w:themeColor="accent6"/>
-          <w:szCs w:val="20"/>
-        </w:rPr>
-      </w:pPr>
-      <w:r>
-        <w:rPr>
-          <w:rFonts w:ascii="Aptos Narrow" w:eastAsia="微软雅黑" w:hAnsi="Aptos Narrow"/>
+          <w:rFonts w:ascii="Aptos Narrow" w:eastAsia="Microsoft YaHei" w:hAnsi="Aptos Narrow"/>
+          <w:color w:val="70AD47" w:themeColor="accent6"/>
+          <w:szCs w:val="20"/>
+        </w:rPr>
+      </w:pPr>
+      <w:r>
+        <w:rPr>
+          <w:rFonts w:ascii="Aptos Narrow" w:eastAsia="Microsoft YaHei" w:hAnsi="Aptos Narrow"/>
           <w:color w:val="70AD47" w:themeColor="accent6"/>
           <w:szCs w:val="20"/>
         </w:rPr>
@@ -36628,14 +36628,14 @@
         <w:spacing w:before="240" w:line="360" w:lineRule="auto"/>
         <w:ind w:left="4245"/>
         <w:rPr>
-          <w:rFonts w:ascii="Aptos Narrow" w:eastAsia="微软雅黑" w:hAnsi="Aptos Narrow"/>
-          <w:color w:val="70AD47" w:themeColor="accent6"/>
-          <w:szCs w:val="20"/>
-        </w:rPr>
-      </w:pPr>
-      <w:r>
-        <w:rPr>
-          <w:rFonts w:ascii="Aptos Narrow" w:eastAsia="微软雅黑" w:hAnsi="Aptos Narrow"/>
+          <w:rFonts w:ascii="Aptos Narrow" w:eastAsia="Microsoft YaHei" w:hAnsi="Aptos Narrow"/>
+          <w:color w:val="70AD47" w:themeColor="accent6"/>
+          <w:szCs w:val="20"/>
+        </w:rPr>
+      </w:pPr>
+      <w:r>
+        <w:rPr>
+          <w:rFonts w:ascii="Aptos Narrow" w:eastAsia="Microsoft YaHei" w:hAnsi="Aptos Narrow"/>
           <w:color w:val="70AD47" w:themeColor="accent6"/>
           <w:szCs w:val="20"/>
         </w:rPr>
@@ -36647,14 +36647,14 @@
         <w:spacing w:before="240" w:line="360" w:lineRule="auto"/>
         <w:ind w:left="4245"/>
         <w:rPr>
-          <w:rFonts w:ascii="Aptos Narrow" w:eastAsia="微软雅黑" w:hAnsi="Aptos Narrow"/>
-          <w:color w:val="70AD47" w:themeColor="accent6"/>
-          <w:szCs w:val="20"/>
-        </w:rPr>
-      </w:pPr>
-      <w:r>
-        <w:rPr>
-          <w:rFonts w:ascii="Aptos Narrow" w:eastAsia="微软雅黑" w:hAnsi="Aptos Narrow"/>
+          <w:rFonts w:ascii="Aptos Narrow" w:eastAsia="Microsoft YaHei" w:hAnsi="Aptos Narrow"/>
+          <w:color w:val="70AD47" w:themeColor="accent6"/>
+          <w:szCs w:val="20"/>
+        </w:rPr>
+      </w:pPr>
+      <w:r>
+        <w:rPr>
+          <w:rFonts w:ascii="Aptos Narrow" w:eastAsia="Microsoft YaHei" w:hAnsi="Aptos Narrow"/>
           <w:color w:val="70AD47" w:themeColor="accent6"/>
           <w:szCs w:val="20"/>
         </w:rPr>
@@ -36666,14 +36666,14 @@
         <w:spacing w:before="240" w:line="360" w:lineRule="auto"/>
         <w:ind w:left="4245"/>
         <w:rPr>
-          <w:rFonts w:ascii="Aptos Narrow" w:eastAsia="微软雅黑" w:hAnsi="Aptos Narrow"/>
-          <w:color w:val="70AD47" w:themeColor="accent6"/>
-          <w:szCs w:val="20"/>
-        </w:rPr>
-      </w:pPr>
-      <w:r>
-        <w:rPr>
-          <w:rFonts w:ascii="Aptos Narrow" w:eastAsia="微软雅黑" w:hAnsi="Aptos Narrow"/>
+          <w:rFonts w:ascii="Aptos Narrow" w:eastAsia="Microsoft YaHei" w:hAnsi="Aptos Narrow"/>
+          <w:color w:val="70AD47" w:themeColor="accent6"/>
+          <w:szCs w:val="20"/>
+        </w:rPr>
+      </w:pPr>
+      <w:r>
+        <w:rPr>
+          <w:rFonts w:ascii="Aptos Narrow" w:eastAsia="Microsoft YaHei" w:hAnsi="Aptos Narrow"/>
           <w:color w:val="70AD47" w:themeColor="accent6"/>
           <w:szCs w:val="20"/>
         </w:rPr>
@@ -36685,14 +36685,14 @@
         <w:spacing w:before="240" w:line="360" w:lineRule="auto"/>
         <w:ind w:left="4245"/>
         <w:rPr>
-          <w:rFonts w:ascii="Aptos Narrow" w:eastAsia="微软雅黑" w:hAnsi="Aptos Narrow"/>
-          <w:color w:val="70AD47" w:themeColor="accent6"/>
-          <w:szCs w:val="20"/>
-        </w:rPr>
-      </w:pPr>
-      <w:r>
-        <w:rPr>
-          <w:rFonts w:ascii="Aptos Narrow" w:eastAsia="微软雅黑" w:hAnsi="Aptos Narrow"/>
+          <w:rFonts w:ascii="Aptos Narrow" w:eastAsia="Microsoft YaHei" w:hAnsi="Aptos Narrow"/>
+          <w:color w:val="70AD47" w:themeColor="accent6"/>
+          <w:szCs w:val="20"/>
+        </w:rPr>
+      </w:pPr>
+      <w:r>
+        <w:rPr>
+          <w:rFonts w:ascii="Aptos Narrow" w:eastAsia="Microsoft YaHei" w:hAnsi="Aptos Narrow"/>
           <w:color w:val="70AD47" w:themeColor="accent6"/>
           <w:szCs w:val="20"/>
         </w:rPr>
@@ -36931,7 +36931,7 @@
         <w:contextualSpacing w:val="0"/>
         <w:rPr>
           <w:rStyle w:val="Hyperlink"/>
-          <w:rFonts w:ascii="Aptos Narrow" w:eastAsia="微软雅黑" w:hAnsi="Aptos Narrow" w:cstheme="minorHAnsi"/>
+          <w:rFonts w:ascii="Aptos Narrow" w:eastAsia="Microsoft YaHei" w:hAnsi="Aptos Narrow" w:cstheme="minorHAnsi"/>
           <w:color w:val="auto"/>
           <w:szCs w:val="20"/>
           <w:u w:val="none"/>
@@ -36939,7 +36939,7 @@
       </w:pPr>
       <w:r>
         <w:rPr>
-          <w:rFonts w:ascii="Aptos Narrow" w:eastAsia="微软雅黑" w:hAnsi="Aptos Narrow" w:cstheme="minorHAnsi"/>
+          <w:rFonts w:ascii="Aptos Narrow" w:eastAsia="Microsoft YaHei" w:hAnsi="Aptos Narrow" w:cstheme="minorHAnsi"/>
           <w:szCs w:val="20"/>
         </w:rPr>
         <w:t xml:space="preserve">Learn about "Automatically Adding Languages Installed in Windows Systems", learn: </w:t>
@@ -36948,7 +36948,7 @@
         <w:r>
           <w:rPr>
             <w:rStyle w:val="Hyperlink"/>
-            <w:rFonts w:ascii="Aptos Narrow" w:eastAsia="微软雅黑" w:hAnsi="Aptos Narrow" w:cstheme="minorHAnsi"/>
+            <w:rFonts w:ascii="Aptos Narrow" w:eastAsia="Microsoft YaHei" w:hAnsi="Aptos Narrow" w:cstheme="minorHAnsi"/>
             <w:szCs w:val="20"/>
             <w:u w:val="none"/>
           </w:rPr>
@@ -36957,7 +36957,7 @@
       </w:hyperlink>
       <w:r>
         <w:rPr>
-          <w:rFonts w:ascii="Aptos Narrow" w:eastAsia="微软雅黑" w:hAnsi="Aptos Narrow" w:cstheme="minorHAnsi"/>
+          <w:rFonts w:ascii="Aptos Narrow" w:eastAsia="Microsoft YaHei" w:hAnsi="Aptos Narrow" w:cstheme="minorHAnsi"/>
           <w:szCs w:val="20"/>
         </w:rPr>
         <w:t>, how to download:</w:t>
@@ -36973,20 +36973,20 @@
         <w:spacing w:before="240" w:line="360" w:lineRule="auto"/>
         <w:contextualSpacing w:val="0"/>
         <w:rPr>
-          <w:rFonts w:ascii="Aptos Narrow" w:eastAsia="微软雅黑" w:hAnsi="Aptos Narrow" w:cstheme="minorHAnsi"/>
-          <w:szCs w:val="20"/>
-        </w:rPr>
-      </w:pPr>
-      <w:r>
-        <w:rPr>
-          <w:rFonts w:ascii="Aptos Narrow" w:eastAsia="微软雅黑" w:hAnsi="Aptos Narrow" w:cstheme="minorHAnsi"/>
+          <w:rFonts w:ascii="Aptos Narrow" w:eastAsia="Microsoft YaHei" w:hAnsi="Aptos Narrow" w:cstheme="minorHAnsi"/>
+          <w:szCs w:val="20"/>
+        </w:rPr>
+      </w:pPr>
+      <w:r>
+        <w:rPr>
+          <w:rFonts w:ascii="Aptos Narrow" w:eastAsia="Microsoft YaHei" w:hAnsi="Aptos Narrow" w:cstheme="minorHAnsi"/>
           <w:szCs w:val="20"/>
         </w:rPr>
         <w:t>After entering the website, click "</w:t>
       </w:r>
       <w:r>
         <w:rPr>
-          <w:rFonts w:ascii="Aptos Narrow" w:eastAsia="微软雅黑" w:hAnsi="Aptos Narrow" w:cstheme="minorHAnsi"/>
+          <w:rFonts w:ascii="Aptos Narrow" w:eastAsia="Microsoft YaHei" w:hAnsi="Aptos Narrow" w:cstheme="minorHAnsi"/>
           <w:color w:val="7030A0"/>
           <w:szCs w:val="20"/>
         </w:rPr>
@@ -36994,14 +36994,14 @@
       </w:r>
       <w:r>
         <w:rPr>
-          <w:rFonts w:ascii="Aptos Narrow" w:eastAsia="微软雅黑" w:hAnsi="Aptos Narrow" w:cstheme="minorHAnsi"/>
+          <w:rFonts w:ascii="Aptos Narrow" w:eastAsia="Microsoft YaHei" w:hAnsi="Aptos Narrow" w:cstheme="minorHAnsi"/>
           <w:szCs w:val="20"/>
         </w:rPr>
         <w:t>", "</w:t>
       </w:r>
       <w:r>
         <w:rPr>
-          <w:rFonts w:ascii="Aptos Narrow" w:eastAsia="微软雅黑" w:hAnsi="Aptos Narrow" w:cstheme="minorHAnsi"/>
+          <w:rFonts w:ascii="Aptos Narrow" w:eastAsia="Microsoft YaHei" w:hAnsi="Aptos Narrow" w:cstheme="minorHAnsi"/>
           <w:color w:val="7030A0"/>
           <w:szCs w:val="20"/>
         </w:rPr>
@@ -37009,14 +37009,14 @@
       </w:r>
       <w:r>
         <w:rPr>
-          <w:rFonts w:ascii="Aptos Narrow" w:eastAsia="微软雅黑" w:hAnsi="Aptos Narrow" w:cstheme="minorHAnsi"/>
+          <w:rFonts w:ascii="Aptos Narrow" w:eastAsia="Microsoft YaHei" w:hAnsi="Aptos Narrow" w:cstheme="minorHAnsi"/>
           <w:szCs w:val="20"/>
         </w:rPr>
         <w:t xml:space="preserve">", and after the download is completed, you will get the </w:t>
       </w:r>
       <w:r>
         <w:rPr>
-          <w:rFonts w:ascii="Aptos Narrow" w:eastAsia="微软雅黑" w:hAnsi="Aptos Narrow" w:cstheme="minorHAnsi"/>
+          <w:rFonts w:ascii="Aptos Narrow" w:eastAsia="Microsoft YaHei" w:hAnsi="Aptos Narrow" w:cstheme="minorHAnsi"/>
           <w:color w:val="7030A0"/>
           <w:szCs w:val="20"/>
         </w:rPr>
@@ -37024,7 +37024,7 @@
       </w:r>
       <w:r>
         <w:rPr>
-          <w:rFonts w:ascii="Aptos Narrow" w:eastAsia="微软雅黑" w:hAnsi="Aptos Narrow" w:cstheme="minorHAnsi"/>
+          <w:rFonts w:ascii="Aptos Narrow" w:eastAsia="Microsoft YaHei" w:hAnsi="Aptos Narrow" w:cstheme="minorHAnsi"/>
           <w:szCs w:val="20"/>
         </w:rPr>
         <w:t xml:space="preserve"> compressed package file.</w:t>
@@ -37040,13 +37040,13 @@
         <w:spacing w:before="240" w:line="360" w:lineRule="auto"/>
         <w:contextualSpacing w:val="0"/>
         <w:rPr>
-          <w:rFonts w:ascii="Aptos Narrow" w:eastAsia="微软雅黑" w:hAnsi="Aptos Narrow" w:cstheme="minorHAnsi"/>
-          <w:szCs w:val="20"/>
-        </w:rPr>
-      </w:pPr>
-      <w:r>
-        <w:rPr>
-          <w:rFonts w:ascii="Aptos Narrow" w:eastAsia="微软雅黑" w:hAnsi="Aptos Narrow" w:cstheme="minorHAnsi"/>
+          <w:rFonts w:ascii="Aptos Narrow" w:eastAsia="Microsoft YaHei" w:hAnsi="Aptos Narrow" w:cstheme="minorHAnsi"/>
+          <w:szCs w:val="20"/>
+        </w:rPr>
+      </w:pPr>
+      <w:r>
+        <w:rPr>
+          <w:rFonts w:ascii="Aptos Narrow" w:eastAsia="Microsoft YaHei" w:hAnsi="Aptos Narrow" w:cstheme="minorHAnsi"/>
           <w:szCs w:val="20"/>
         </w:rPr>
         <w:t xml:space="preserve">Go to the </w:t>
@@ -37055,7 +37055,7 @@
         <w:r>
           <w:rPr>
             <w:rStyle w:val="Hyperlink"/>
-            <w:rFonts w:ascii="Aptos Narrow" w:eastAsia="微软雅黑" w:hAnsi="Aptos Narrow" w:cstheme="minorHAnsi"/>
+            <w:rFonts w:ascii="Aptos Narrow" w:eastAsia="Microsoft YaHei" w:hAnsi="Aptos Narrow" w:cstheme="minorHAnsi"/>
             <w:szCs w:val="20"/>
             <w:u w:val="none"/>
           </w:rPr>
@@ -37064,14 +37064,14 @@
       </w:hyperlink>
       <w:r>
         <w:rPr>
-          <w:rFonts w:ascii="Aptos Narrow" w:eastAsia="微软雅黑" w:hAnsi="Aptos Narrow" w:cstheme="minorHAnsi"/>
+          <w:rFonts w:ascii="Aptos Narrow" w:eastAsia="Microsoft YaHei" w:hAnsi="Aptos Narrow" w:cstheme="minorHAnsi"/>
           <w:szCs w:val="20"/>
         </w:rPr>
         <w:t xml:space="preserve"> download page, select the available version: </w:t>
       </w:r>
       <w:r>
         <w:rPr>
-          <w:rFonts w:ascii="Aptos Narrow" w:eastAsia="微软雅黑" w:hAnsi="Aptos Narrow" w:cstheme="minorHAnsi"/>
+          <w:rFonts w:ascii="Aptos Narrow" w:eastAsia="Microsoft YaHei" w:hAnsi="Aptos Narrow" w:cstheme="minorHAnsi"/>
           <w:color w:val="7030A0"/>
           <w:szCs w:val="20"/>
         </w:rPr>
@@ -37079,14 +37079,14 @@
       </w:r>
       <w:r>
         <w:rPr>
-          <w:rFonts w:ascii="Aptos Narrow" w:eastAsia="微软雅黑" w:hAnsi="Aptos Narrow" w:cstheme="minorHAnsi"/>
+          <w:rFonts w:ascii="Aptos Narrow" w:eastAsia="Microsoft YaHei" w:hAnsi="Aptos Narrow" w:cstheme="minorHAnsi"/>
           <w:szCs w:val="20"/>
         </w:rPr>
         <w:t xml:space="preserve">, select the download source code format: zip, and get the </w:t>
       </w:r>
       <w:r>
         <w:rPr>
-          <w:rFonts w:ascii="Aptos Narrow" w:eastAsia="微软雅黑" w:hAnsi="Aptos Narrow" w:cstheme="minorHAnsi"/>
+          <w:rFonts w:ascii="Aptos Narrow" w:eastAsia="Microsoft YaHei" w:hAnsi="Aptos Narrow" w:cstheme="minorHAnsi"/>
           <w:color w:val="7030A0"/>
           <w:szCs w:val="20"/>
         </w:rPr>
@@ -37094,7 +37094,7 @@
       </w:r>
       <w:r>
         <w:rPr>
-          <w:rFonts w:ascii="Aptos Narrow" w:eastAsia="微软雅黑" w:hAnsi="Aptos Narrow" w:cstheme="minorHAnsi"/>
+          <w:rFonts w:ascii="Aptos Narrow" w:eastAsia="Microsoft YaHei" w:hAnsi="Aptos Narrow" w:cstheme="minorHAnsi"/>
           <w:color w:val="7030A0"/>
           <w:szCs w:val="20"/>
         </w:rPr>
@@ -37102,7 +37102,7 @@
       </w:r>
       <w:r>
         <w:rPr>
-          <w:rFonts w:ascii="Aptos Narrow" w:eastAsia="微软雅黑" w:hAnsi="Aptos Narrow" w:cstheme="minorHAnsi"/>
+          <w:rFonts w:ascii="Aptos Narrow" w:eastAsia="Microsoft YaHei" w:hAnsi="Aptos Narrow" w:cstheme="minorHAnsi"/>
           <w:color w:val="7030A0"/>
           <w:szCs w:val="20"/>
         </w:rPr>
@@ -37110,7 +37110,7 @@
       </w:r>
       <w:r>
         <w:rPr>
-          <w:rFonts w:ascii="Aptos Narrow" w:eastAsia="微软雅黑" w:hAnsi="Aptos Narrow" w:cstheme="minorHAnsi"/>
+          <w:rFonts w:ascii="Aptos Narrow" w:eastAsia="Microsoft YaHei" w:hAnsi="Aptos Narrow" w:cstheme="minorHAnsi"/>
           <w:szCs w:val="20"/>
         </w:rPr>
         <w:t xml:space="preserve"> compressed package file after the download is completed;</w:t>
@@ -37127,20 +37127,20 @@
         <w:ind w:left="2520"/>
         <w:contextualSpacing w:val="0"/>
         <w:rPr>
-          <w:rFonts w:ascii="Aptos Narrow" w:eastAsia="微软雅黑" w:hAnsi="Aptos Narrow" w:cstheme="minorHAnsi"/>
-          <w:szCs w:val="20"/>
-        </w:rPr>
-      </w:pPr>
-      <w:r>
-        <w:rPr>
-          <w:rFonts w:ascii="Aptos Narrow" w:eastAsia="微软雅黑" w:hAnsi="Aptos Narrow" w:cstheme="minorHAnsi"/>
+          <w:rFonts w:ascii="Aptos Narrow" w:eastAsia="Microsoft YaHei" w:hAnsi="Aptos Narrow" w:cstheme="minorHAnsi"/>
+          <w:szCs w:val="20"/>
+        </w:rPr>
+      </w:pPr>
+      <w:r>
+        <w:rPr>
+          <w:rFonts w:ascii="Aptos Narrow" w:eastAsia="Microsoft YaHei" w:hAnsi="Aptos Narrow" w:cstheme="minorHAnsi"/>
           <w:szCs w:val="20"/>
         </w:rPr>
         <w:t xml:space="preserve">Unzip the downloaded </w:t>
       </w:r>
       <w:r>
         <w:rPr>
-          <w:rFonts w:ascii="Aptos Narrow" w:eastAsia="微软雅黑" w:hAnsi="Aptos Narrow" w:cstheme="minorHAnsi"/>
+          <w:rFonts w:ascii="Aptos Narrow" w:eastAsia="Microsoft YaHei" w:hAnsi="Aptos Narrow" w:cstheme="minorHAnsi"/>
           <w:color w:val="7030A0"/>
           <w:szCs w:val="20"/>
         </w:rPr>
@@ -37148,14 +37148,14 @@
       </w:r>
       <w:r>
         <w:rPr>
-          <w:rFonts w:ascii="Aptos Narrow" w:eastAsia="微软雅黑" w:hAnsi="Aptos Narrow" w:cstheme="minorHAnsi"/>
+          <w:rFonts w:ascii="Aptos Narrow" w:eastAsia="Microsoft YaHei" w:hAnsi="Aptos Narrow" w:cstheme="minorHAnsi"/>
           <w:szCs w:val="20"/>
         </w:rPr>
         <w:t xml:space="preserve"> or </w:t>
       </w:r>
       <w:r>
         <w:rPr>
-          <w:rFonts w:ascii="Aptos Narrow" w:eastAsia="微软雅黑" w:hAnsi="Aptos Narrow" w:cstheme="minorHAnsi"/>
+          <w:rFonts w:ascii="Aptos Narrow" w:eastAsia="Microsoft YaHei" w:hAnsi="Aptos Narrow" w:cstheme="minorHAnsi"/>
           <w:color w:val="7030A0"/>
           <w:szCs w:val="20"/>
         </w:rPr>
@@ -37163,7 +37163,7 @@
       </w:r>
       <w:r>
         <w:rPr>
-          <w:rFonts w:ascii="Aptos Narrow" w:eastAsia="微软雅黑" w:hAnsi="Aptos Narrow" w:cstheme="minorHAnsi"/>
+          <w:rFonts w:ascii="Aptos Narrow" w:eastAsia="Microsoft YaHei" w:hAnsi="Aptos Narrow" w:cstheme="minorHAnsi"/>
           <w:color w:val="7030A0"/>
           <w:szCs w:val="20"/>
         </w:rPr>
@@ -37171,7 +37171,7 @@
       </w:r>
       <w:r>
         <w:rPr>
-          <w:rFonts w:ascii="Aptos Narrow" w:eastAsia="微软雅黑" w:hAnsi="Aptos Narrow" w:cstheme="minorHAnsi"/>
+          <w:rFonts w:ascii="Aptos Narrow" w:eastAsia="Microsoft YaHei" w:hAnsi="Aptos Narrow" w:cstheme="minorHAnsi"/>
           <w:color w:val="7030A0"/>
           <w:szCs w:val="20"/>
         </w:rPr>
@@ -37179,14 +37179,14 @@
       </w:r>
       <w:r>
         <w:rPr>
-          <w:rFonts w:ascii="Aptos Narrow" w:eastAsia="微软雅黑" w:hAnsi="Aptos Narrow" w:cstheme="minorHAnsi"/>
+          <w:rFonts w:ascii="Aptos Narrow" w:eastAsia="Microsoft YaHei" w:hAnsi="Aptos Narrow" w:cstheme="minorHAnsi"/>
           <w:szCs w:val="20"/>
         </w:rPr>
         <w:t xml:space="preserve"> to: </w:t>
       </w:r>
       <w:r>
         <w:rPr>
-          <w:rFonts w:ascii="Aptos Narrow" w:eastAsia="微软雅黑" w:hAnsi="Aptos Narrow" w:cstheme="minorHAnsi"/>
+          <w:rFonts w:ascii="Aptos Narrow" w:eastAsia="Microsoft YaHei" w:hAnsi="Aptos Narrow" w:cstheme="minorHAnsi"/>
           <w:color w:val="7030A0"/>
           <w:szCs w:val="20"/>
         </w:rPr>
@@ -37194,7 +37194,7 @@
       </w:r>
       <w:r>
         <w:rPr>
-          <w:rFonts w:ascii="Aptos Narrow" w:eastAsia="微软雅黑" w:hAnsi="Aptos Narrow" w:cstheme="minorHAnsi"/>
+          <w:rFonts w:ascii="Aptos Narrow" w:eastAsia="Microsoft YaHei" w:hAnsi="Aptos Narrow" w:cstheme="minorHAnsi"/>
           <w:color w:val="7030A0"/>
           <w:szCs w:val="20"/>
         </w:rPr>
@@ -37202,14 +37202,14 @@
       </w:r>
       <w:r>
         <w:rPr>
-          <w:rFonts w:ascii="Aptos Narrow" w:eastAsia="微软雅黑" w:hAnsi="Aptos Narrow" w:cstheme="minorHAnsi"/>
+          <w:rFonts w:ascii="Aptos Narrow" w:eastAsia="Microsoft YaHei" w:hAnsi="Aptos Narrow" w:cstheme="minorHAnsi"/>
           <w:szCs w:val="20"/>
         </w:rPr>
         <w:t xml:space="preserve">, and rename: </w:t>
       </w:r>
       <w:r>
         <w:rPr>
-          <w:rFonts w:ascii="Aptos Narrow" w:eastAsia="微软雅黑" w:hAnsi="Aptos Narrow" w:cstheme="minorHAnsi"/>
+          <w:rFonts w:ascii="Aptos Narrow" w:eastAsia="Microsoft YaHei" w:hAnsi="Aptos Narrow" w:cstheme="minorHAnsi"/>
           <w:color w:val="70AD47" w:themeColor="accent6"/>
           <w:szCs w:val="20"/>
         </w:rPr>
@@ -37227,13 +37227,13 @@
         <w:ind w:left="2520"/>
         <w:contextualSpacing w:val="0"/>
         <w:rPr>
-          <w:rFonts w:ascii="Aptos Narrow" w:eastAsia="微软雅黑" w:hAnsi="Aptos Narrow" w:cstheme="minorHAnsi"/>
-          <w:szCs w:val="20"/>
-        </w:rPr>
-      </w:pPr>
-      <w:r>
-        <w:rPr>
-          <w:rFonts w:ascii="Aptos Narrow" w:eastAsia="微软雅黑" w:hAnsi="Aptos Narrow" w:cstheme="minorHAnsi"/>
+          <w:rFonts w:ascii="Aptos Narrow" w:eastAsia="Microsoft YaHei" w:hAnsi="Aptos Narrow" w:cstheme="minorHAnsi"/>
+          <w:szCs w:val="20"/>
+        </w:rPr>
+      </w:pPr>
+      <w:r>
+        <w:rPr>
+          <w:rFonts w:ascii="Aptos Narrow" w:eastAsia="Microsoft YaHei" w:hAnsi="Aptos Narrow" w:cstheme="minorHAnsi"/>
           <w:szCs w:val="20"/>
         </w:rPr>
         <w:t>Learn "</w:t>
@@ -37242,7 +37242,7 @@
         <w:r>
           <w:rPr>
             <w:rStyle w:val="Hyperlink"/>
-            <w:rFonts w:ascii="Aptos Narrow" w:eastAsia="微软雅黑" w:hAnsi="Aptos Narrow" w:cstheme="minorHAnsi"/>
+            <w:rFonts w:ascii="Aptos Narrow" w:eastAsia="Microsoft YaHei" w:hAnsi="Aptos Narrow" w:cstheme="minorHAnsi"/>
             <w:szCs w:val="20"/>
             <w:u w:val="none"/>
           </w:rPr>
@@ -37251,7 +37251,7 @@
       </w:hyperlink>
       <w:r>
         <w:rPr>
-          <w:rFonts w:ascii="Aptos Narrow" w:eastAsia="微软雅黑" w:hAnsi="Aptos Narrow" w:cstheme="minorHAnsi"/>
+          <w:rFonts w:ascii="Aptos Narrow" w:eastAsia="Microsoft YaHei" w:hAnsi="Aptos Narrow" w:cstheme="minorHAnsi"/>
           <w:szCs w:val="20"/>
         </w:rPr>
         <w:t>", Intervene in the installation process by leaving it unattended.</w:t>
@@ -37267,14 +37267,14 @@
         <w:spacing w:before="720" w:line="360" w:lineRule="auto"/>
         <w:ind w:left="2694" w:hanging="572"/>
         <w:rPr>
-          <w:rFonts w:ascii="Aptos Narrow" w:eastAsia="微软雅黑" w:hAnsi="Aptos Narrow"/>
+          <w:rFonts w:ascii="Aptos Narrow" w:eastAsia="Microsoft YaHei" w:hAnsi="Aptos Narrow"/>
           <w:szCs w:val="20"/>
         </w:rPr>
       </w:pPr>
       <w:bookmarkStart w:id="120" w:name="_Ref148194104"/>
       <w:r>
         <w:rPr>
-          <w:rFonts w:ascii="Aptos Narrow" w:eastAsia="微软雅黑" w:hAnsi="Aptos Narrow"/>
+          <w:rFonts w:ascii="Aptos Narrow" w:eastAsia="Microsoft YaHei" w:hAnsi="Aptos Narrow"/>
           <w:szCs w:val="20"/>
         </w:rPr>
         <w:t>Add method</w:t>
@@ -37291,13 +37291,13 @@
         <w:spacing w:before="240" w:line="360" w:lineRule="auto"/>
         <w:ind w:left="3402" w:hanging="708"/>
         <w:rPr>
-          <w:rFonts w:ascii="Aptos Narrow" w:eastAsia="微软雅黑" w:hAnsi="Aptos Narrow"/>
-          <w:szCs w:val="20"/>
-        </w:rPr>
-      </w:pPr>
-      <w:r>
-        <w:rPr>
-          <w:rFonts w:ascii="Aptos Narrow" w:eastAsia="微软雅黑" w:hAnsi="Aptos Narrow"/>
+          <w:rFonts w:ascii="Aptos Narrow" w:eastAsia="Microsoft YaHei" w:hAnsi="Aptos Narrow"/>
+          <w:szCs w:val="20"/>
+        </w:rPr>
+      </w:pPr>
+      <w:r>
+        <w:rPr>
+          <w:rFonts w:ascii="Aptos Narrow" w:eastAsia="Microsoft YaHei" w:hAnsi="Aptos Narrow"/>
           <w:szCs w:val="20"/>
         </w:rPr>
         <w:t>Add to ISO installation media</w:t>
@@ -37313,14 +37313,14 @@
         <w:spacing w:line="360" w:lineRule="auto"/>
         <w:ind w:left="4253" w:hanging="851"/>
         <w:rPr>
-          <w:rFonts w:ascii="Aptos Narrow" w:eastAsia="微软雅黑" w:hAnsi="Aptos Narrow"/>
+          <w:rFonts w:ascii="Aptos Narrow" w:eastAsia="Microsoft YaHei" w:hAnsi="Aptos Narrow"/>
           <w:iCs w:val="0"/>
           <w:szCs w:val="20"/>
         </w:rPr>
       </w:pPr>
       <w:r>
         <w:rPr>
-          <w:rFonts w:ascii="Aptos Narrow" w:eastAsia="微软雅黑" w:hAnsi="Aptos Narrow"/>
+          <w:rFonts w:ascii="Aptos Narrow" w:eastAsia="Microsoft YaHei" w:hAnsi="Aptos Narrow"/>
           <w:iCs w:val="0"/>
           <w:szCs w:val="20"/>
         </w:rPr>
@@ -37339,7 +37339,7 @@
         <w:spacing w:before="240" w:line="360" w:lineRule="auto"/>
         <w:ind w:left="5387" w:hanging="1134"/>
         <w:rPr>
-          <w:rFonts w:ascii="Aptos Narrow" w:eastAsia="微软雅黑" w:hAnsi="Aptos Narrow"/>
+          <w:rFonts w:ascii="Aptos Narrow" w:eastAsia="Microsoft YaHei" w:hAnsi="Aptos Narrow"/>
           <w:color w:val="auto"/>
           <w:sz w:val="20"/>
           <w:szCs w:val="20"/>
@@ -37347,7 +37347,7 @@
       </w:pPr>
       <w:r>
         <w:rPr>
-          <w:rFonts w:ascii="Aptos Narrow" w:eastAsia="微软雅黑" w:hAnsi="Aptos Narrow"/>
+          <w:rFonts w:ascii="Aptos Narrow" w:eastAsia="Microsoft YaHei" w:hAnsi="Aptos Narrow"/>
           <w:color w:val="auto"/>
           <w:sz w:val="20"/>
           <w:szCs w:val="20"/>
@@ -37356,7 +37356,7 @@
       </w:r>
       <w:r>
         <w:rPr>
-          <w:rFonts w:ascii="Aptos Narrow" w:eastAsia="微软雅黑" w:hAnsi="Aptos Narrow"/>
+          <w:rFonts w:ascii="Aptos Narrow" w:eastAsia="Microsoft YaHei" w:hAnsi="Aptos Narrow"/>
           <w:color w:val="7030A0"/>
           <w:sz w:val="20"/>
           <w:szCs w:val="20"/>
@@ -37369,13 +37369,13 @@
         <w:spacing w:before="240" w:line="360" w:lineRule="auto"/>
         <w:ind w:left="5387"/>
         <w:rPr>
-          <w:rFonts w:ascii="Aptos Narrow" w:eastAsia="微软雅黑" w:hAnsi="Aptos Narrow" w:cstheme="minorHAnsi"/>
-          <w:szCs w:val="20"/>
-        </w:rPr>
-      </w:pPr>
-      <w:r>
-        <w:rPr>
-          <w:rFonts w:ascii="Aptos Narrow" w:eastAsia="微软雅黑" w:hAnsi="Aptos Narrow" w:cstheme="minorHAnsi"/>
+          <w:rFonts w:ascii="Aptos Narrow" w:eastAsia="Microsoft YaHei" w:hAnsi="Aptos Narrow" w:cstheme="minorHAnsi"/>
+          <w:szCs w:val="20"/>
+        </w:rPr>
+      </w:pPr>
+      <w:r>
+        <w:rPr>
+          <w:rFonts w:ascii="Aptos Narrow" w:eastAsia="Microsoft YaHei" w:hAnsi="Aptos Narrow" w:cstheme="minorHAnsi"/>
           <w:szCs w:val="20"/>
         </w:rPr>
         <w:t>Autounattend.xml interferes with the WinPE installer when booting an ISO installation.</w:t>
@@ -37388,20 +37388,20 @@
         <w:ind w:left="5387"/>
         <w:contextualSpacing w:val="0"/>
         <w:rPr>
-          <w:rFonts w:ascii="Aptos Narrow" w:eastAsia="微软雅黑" w:hAnsi="Aptos Narrow" w:cstheme="minorHAnsi"/>
-          <w:szCs w:val="20"/>
-        </w:rPr>
-      </w:pPr>
-      <w:r>
-        <w:rPr>
-          <w:rFonts w:ascii="Aptos Narrow" w:eastAsia="微软雅黑" w:hAnsi="Aptos Narrow" w:cstheme="minorHAnsi"/>
+          <w:rFonts w:ascii="Aptos Narrow" w:eastAsia="Microsoft YaHei" w:hAnsi="Aptos Narrow" w:cstheme="minorHAnsi"/>
+          <w:szCs w:val="20"/>
+        </w:rPr>
+      </w:pPr>
+      <w:r>
+        <w:rPr>
+          <w:rFonts w:ascii="Aptos Narrow" w:eastAsia="Microsoft YaHei" w:hAnsi="Aptos Narrow" w:cstheme="minorHAnsi"/>
           <w:szCs w:val="20"/>
         </w:rPr>
         <w:t xml:space="preserve">Copy </w:t>
       </w:r>
       <w:r>
         <w:rPr>
-          <w:rFonts w:ascii="Aptos Narrow" w:eastAsia="微软雅黑" w:hAnsi="Aptos Narrow" w:cstheme="minorHAnsi"/>
+          <w:rFonts w:ascii="Aptos Narrow" w:eastAsia="Microsoft YaHei" w:hAnsi="Aptos Narrow" w:cstheme="minorHAnsi"/>
           <w:color w:val="7030A0"/>
           <w:szCs w:val="20"/>
         </w:rPr>
@@ -37409,7 +37409,7 @@
       </w:r>
       <w:r>
         <w:rPr>
-          <w:rFonts w:ascii="Aptos Narrow" w:eastAsia="微软雅黑" w:hAnsi="Aptos Narrow" w:cstheme="minorHAnsi"/>
+          <w:rFonts w:ascii="Aptos Narrow" w:eastAsia="Microsoft YaHei" w:hAnsi="Aptos Narrow" w:cstheme="minorHAnsi"/>
           <w:color w:val="7030A0"/>
           <w:szCs w:val="20"/>
         </w:rPr>
@@ -37417,14 +37417,14 @@
       </w:r>
       <w:r>
         <w:rPr>
-          <w:rFonts w:ascii="Aptos Narrow" w:eastAsia="微软雅黑" w:hAnsi="Aptos Narrow" w:cstheme="minorHAnsi"/>
+          <w:rFonts w:ascii="Aptos Narrow" w:eastAsia="Microsoft YaHei" w:hAnsi="Aptos Narrow" w:cstheme="minorHAnsi"/>
           <w:szCs w:val="20"/>
         </w:rPr>
         <w:t xml:space="preserve"> to </w:t>
       </w:r>
       <w:r>
         <w:rPr>
-          <w:rFonts w:ascii="Aptos Narrow" w:eastAsia="微软雅黑" w:hAnsi="Aptos Narrow" w:cstheme="minorHAnsi"/>
+          <w:rFonts w:ascii="Aptos Narrow" w:eastAsia="Microsoft YaHei" w:hAnsi="Aptos Narrow" w:cstheme="minorHAnsi"/>
           <w:color w:val="7030A0"/>
           <w:szCs w:val="20"/>
         </w:rPr>
@@ -37432,7 +37432,7 @@
       </w:r>
       <w:r>
         <w:rPr>
-          <w:rFonts w:ascii="Aptos Narrow" w:eastAsia="微软雅黑" w:hAnsi="Aptos Narrow" w:cstheme="minorHAnsi"/>
+          <w:rFonts w:ascii="Aptos Narrow" w:eastAsia="Microsoft YaHei" w:hAnsi="Aptos Narrow" w:cstheme="minorHAnsi"/>
           <w:color w:val="7030A0"/>
           <w:szCs w:val="20"/>
         </w:rPr>
@@ -37440,7 +37440,7 @@
       </w:r>
       <w:r>
         <w:rPr>
-          <w:rFonts w:ascii="Aptos Narrow" w:eastAsia="微软雅黑" w:hAnsi="Aptos Narrow" w:cstheme="minorHAnsi"/>
+          <w:rFonts w:ascii="Aptos Narrow" w:eastAsia="Microsoft YaHei" w:hAnsi="Aptos Narrow" w:cstheme="minorHAnsi"/>
           <w:color w:val="7030A0"/>
           <w:szCs w:val="20"/>
         </w:rPr>
@@ -37454,14 +37454,14 @@
         <w:ind w:left="5387"/>
         <w:contextualSpacing w:val="0"/>
         <w:rPr>
-          <w:rFonts w:ascii="Aptos Narrow" w:eastAsia="微软雅黑" w:hAnsi="Aptos Narrow" w:cstheme="minorHAnsi"/>
-          <w:color w:val="70AD47" w:themeColor="accent6"/>
-          <w:szCs w:val="20"/>
-        </w:rPr>
-      </w:pPr>
-      <w:r>
-        <w:rPr>
-          <w:rFonts w:ascii="Aptos Narrow" w:eastAsia="微软雅黑" w:hAnsi="Aptos Narrow" w:cstheme="minorHAnsi"/>
+          <w:rFonts w:ascii="Aptos Narrow" w:eastAsia="Microsoft YaHei" w:hAnsi="Aptos Narrow" w:cstheme="minorHAnsi"/>
+          <w:color w:val="70AD47" w:themeColor="accent6"/>
+          <w:szCs w:val="20"/>
+        </w:rPr>
+      </w:pPr>
+      <w:r>
+        <w:rPr>
+          <w:rFonts w:ascii="Aptos Narrow" w:eastAsia="Microsoft YaHei" w:hAnsi="Aptos Narrow" w:cstheme="minorHAnsi"/>
           <w:color w:val="70AD47" w:themeColor="accent6"/>
           <w:szCs w:val="20"/>
         </w:rPr>
@@ -37469,7 +37469,7 @@
       </w:r>
       <w:r>
         <w:rPr>
-          <w:rFonts w:ascii="Aptos Narrow" w:eastAsia="微软雅黑" w:hAnsi="Aptos Narrow" w:cstheme="minorHAnsi"/>
+          <w:rFonts w:ascii="Aptos Narrow" w:eastAsia="Microsoft YaHei" w:hAnsi="Aptos Narrow" w:cstheme="minorHAnsi"/>
           <w:color w:val="70AD47" w:themeColor="accent6"/>
           <w:szCs w:val="20"/>
         </w:rPr>
@@ -37477,7 +37477,7 @@
       </w:r>
       <w:r>
         <w:rPr>
-          <w:rFonts w:ascii="Aptos Narrow" w:eastAsia="微软雅黑" w:hAnsi="Aptos Narrow" w:cstheme="minorHAnsi"/>
+          <w:rFonts w:ascii="Aptos Narrow" w:eastAsia="Microsoft YaHei" w:hAnsi="Aptos Narrow" w:cstheme="minorHAnsi"/>
           <w:color w:val="70AD47" w:themeColor="accent6"/>
           <w:szCs w:val="20"/>
         </w:rPr>
@@ -37485,7 +37485,7 @@
       </w:r>
       <w:r>
         <w:rPr>
-          <w:rFonts w:ascii="Aptos Narrow" w:eastAsia="微软雅黑" w:hAnsi="Aptos Narrow" w:cstheme="minorHAnsi"/>
+          <w:rFonts w:ascii="Aptos Narrow" w:eastAsia="Microsoft YaHei" w:hAnsi="Aptos Narrow" w:cstheme="minorHAnsi"/>
           <w:color w:val="70AD47" w:themeColor="accent6"/>
           <w:szCs w:val="20"/>
         </w:rPr>
@@ -37493,7 +37493,7 @@
       </w:r>
       <w:r>
         <w:rPr>
-          <w:rFonts w:ascii="Aptos Narrow" w:eastAsia="微软雅黑" w:hAnsi="Aptos Narrow" w:cstheme="minorHAnsi"/>
+          <w:rFonts w:ascii="Aptos Narrow" w:eastAsia="Microsoft YaHei" w:hAnsi="Aptos Narrow" w:cstheme="minorHAnsi"/>
           <w:color w:val="70AD47" w:themeColor="accent6"/>
           <w:szCs w:val="20"/>
         </w:rPr>
@@ -37512,7 +37512,7 @@
         <w:spacing w:before="720" w:line="360" w:lineRule="auto"/>
         <w:ind w:left="5387" w:hanging="1134"/>
         <w:rPr>
-          <w:rFonts w:ascii="Aptos Narrow" w:eastAsia="微软雅黑" w:hAnsi="Aptos Narrow"/>
+          <w:rFonts w:ascii="Aptos Narrow" w:eastAsia="Microsoft YaHei" w:hAnsi="Aptos Narrow"/>
           <w:color w:val="7030A0"/>
           <w:sz w:val="20"/>
           <w:szCs w:val="20"/>
@@ -37520,7 +37520,7 @@
       </w:pPr>
       <w:r>
         <w:rPr>
-          <w:rFonts w:ascii="Aptos Narrow" w:eastAsia="微软雅黑" w:hAnsi="Aptos Narrow"/>
+          <w:rFonts w:ascii="Aptos Narrow" w:eastAsia="Microsoft YaHei" w:hAnsi="Aptos Narrow"/>
           <w:color w:val="auto"/>
           <w:sz w:val="20"/>
           <w:szCs w:val="20"/>
@@ -37529,7 +37529,7 @@
       </w:r>
       <w:r>
         <w:rPr>
-          <w:rFonts w:ascii="Aptos Narrow" w:eastAsia="微软雅黑" w:hAnsi="Aptos Narrow"/>
+          <w:rFonts w:ascii="Aptos Narrow" w:eastAsia="Microsoft YaHei" w:hAnsi="Aptos Narrow"/>
           <w:color w:val="7030A0"/>
           <w:sz w:val="20"/>
           <w:szCs w:val="20"/>
@@ -37544,20 +37544,20 @@
         <w:ind w:left="5387"/>
         <w:contextualSpacing w:val="0"/>
         <w:rPr>
-          <w:rFonts w:ascii="Aptos Narrow" w:eastAsia="微软雅黑" w:hAnsi="Aptos Narrow" w:cstheme="minorHAnsi"/>
-          <w:szCs w:val="20"/>
-        </w:rPr>
-      </w:pPr>
-      <w:r>
-        <w:rPr>
-          <w:rFonts w:ascii="Aptos Narrow" w:eastAsia="微软雅黑" w:hAnsi="Aptos Narrow" w:cstheme="minorHAnsi"/>
+          <w:rFonts w:ascii="Aptos Narrow" w:eastAsia="Microsoft YaHei" w:hAnsi="Aptos Narrow" w:cstheme="minorHAnsi"/>
+          <w:szCs w:val="20"/>
+        </w:rPr>
+      </w:pPr>
+      <w:r>
+        <w:rPr>
+          <w:rFonts w:ascii="Aptos Narrow" w:eastAsia="Microsoft YaHei" w:hAnsi="Aptos Narrow" w:cstheme="minorHAnsi"/>
           <w:szCs w:val="20"/>
         </w:rPr>
         <w:t xml:space="preserve">When mounting or unpacking an ISO, after running the </w:t>
       </w:r>
       <w:r>
         <w:rPr>
-          <w:rFonts w:ascii="Aptos Narrow" w:eastAsia="微软雅黑" w:hAnsi="Aptos Narrow" w:cstheme="minorHAnsi"/>
+          <w:rFonts w:ascii="Aptos Narrow" w:eastAsia="Microsoft YaHei" w:hAnsi="Aptos Narrow" w:cstheme="minorHAnsi"/>
           <w:color w:val="7030A0"/>
           <w:szCs w:val="20"/>
         </w:rPr>
@@ -37565,14 +37565,14 @@
       </w:r>
       <w:r>
         <w:rPr>
-          <w:rFonts w:ascii="Aptos Narrow" w:eastAsia="微软雅黑" w:hAnsi="Aptos Narrow" w:cstheme="minorHAnsi"/>
+          <w:rFonts w:ascii="Aptos Narrow" w:eastAsia="Microsoft YaHei" w:hAnsi="Aptos Narrow" w:cstheme="minorHAnsi"/>
           <w:szCs w:val="20"/>
         </w:rPr>
         <w:t xml:space="preserve"> installer, </w:t>
       </w:r>
       <w:r>
         <w:rPr>
-          <w:rFonts w:ascii="Aptos Narrow" w:eastAsia="微软雅黑" w:hAnsi="Aptos Narrow" w:cstheme="minorHAnsi"/>
+          <w:rFonts w:ascii="Aptos Narrow" w:eastAsia="Microsoft YaHei" w:hAnsi="Aptos Narrow" w:cstheme="minorHAnsi"/>
           <w:color w:val="7030A0"/>
           <w:szCs w:val="20"/>
         </w:rPr>
@@ -37580,7 +37580,7 @@
       </w:r>
       <w:r>
         <w:rPr>
-          <w:rFonts w:ascii="Aptos Narrow" w:eastAsia="微软雅黑" w:hAnsi="Aptos Narrow" w:cstheme="minorHAnsi"/>
+          <w:rFonts w:ascii="Aptos Narrow" w:eastAsia="Microsoft YaHei" w:hAnsi="Aptos Narrow" w:cstheme="minorHAnsi"/>
           <w:szCs w:val="20"/>
         </w:rPr>
         <w:t xml:space="preserve"> will intervene in the installation process.</w:t>
@@ -37593,20 +37593,20 @@
         <w:ind w:left="5387"/>
         <w:contextualSpacing w:val="0"/>
         <w:rPr>
-          <w:rFonts w:ascii="Aptos Narrow" w:eastAsia="微软雅黑" w:hAnsi="Aptos Narrow" w:cstheme="minorHAnsi"/>
-          <w:szCs w:val="20"/>
-        </w:rPr>
-      </w:pPr>
-      <w:r>
-        <w:rPr>
-          <w:rFonts w:ascii="Aptos Narrow" w:eastAsia="微软雅黑" w:hAnsi="Aptos Narrow" w:cstheme="minorHAnsi"/>
+          <w:rFonts w:ascii="Aptos Narrow" w:eastAsia="Microsoft YaHei" w:hAnsi="Aptos Narrow" w:cstheme="minorHAnsi"/>
+          <w:szCs w:val="20"/>
+        </w:rPr>
+      </w:pPr>
+      <w:r>
+        <w:rPr>
+          <w:rFonts w:ascii="Aptos Narrow" w:eastAsia="Microsoft YaHei" w:hAnsi="Aptos Narrow" w:cstheme="minorHAnsi"/>
           <w:szCs w:val="20"/>
         </w:rPr>
         <w:t xml:space="preserve">Copy </w:t>
       </w:r>
       <w:r>
         <w:rPr>
-          <w:rFonts w:ascii="Aptos Narrow" w:eastAsia="微软雅黑" w:hAnsi="Aptos Narrow" w:cstheme="minorHAnsi"/>
+          <w:rFonts w:ascii="Aptos Narrow" w:eastAsia="Microsoft YaHei" w:hAnsi="Aptos Narrow" w:cstheme="minorHAnsi"/>
           <w:color w:val="7030A0"/>
           <w:szCs w:val="20"/>
         </w:rPr>
@@ -37614,7 +37614,7 @@
       </w:r>
       <w:r>
         <w:rPr>
-          <w:rFonts w:ascii="Aptos Narrow" w:eastAsia="微软雅黑" w:hAnsi="Aptos Narrow" w:cstheme="minorHAnsi"/>
+          <w:rFonts w:ascii="Aptos Narrow" w:eastAsia="Microsoft YaHei" w:hAnsi="Aptos Narrow" w:cstheme="minorHAnsi"/>
           <w:color w:val="7030A0"/>
           <w:szCs w:val="20"/>
         </w:rPr>
@@ -37622,14 +37622,14 @@
       </w:r>
       <w:r>
         <w:rPr>
-          <w:rFonts w:ascii="Aptos Narrow" w:eastAsia="微软雅黑" w:hAnsi="Aptos Narrow" w:cstheme="minorHAnsi"/>
+          <w:rFonts w:ascii="Aptos Narrow" w:eastAsia="Microsoft YaHei" w:hAnsi="Aptos Narrow" w:cstheme="minorHAnsi"/>
           <w:szCs w:val="20"/>
         </w:rPr>
         <w:t xml:space="preserve"> to </w:t>
       </w:r>
       <w:r>
         <w:rPr>
-          <w:rFonts w:ascii="Aptos Narrow" w:eastAsia="微软雅黑" w:hAnsi="Aptos Narrow" w:cstheme="minorHAnsi"/>
+          <w:rFonts w:ascii="Aptos Narrow" w:eastAsia="Microsoft YaHei" w:hAnsi="Aptos Narrow" w:cstheme="minorHAnsi"/>
           <w:color w:val="7030A0"/>
           <w:szCs w:val="20"/>
         </w:rPr>
@@ -37637,7 +37637,7 @@
       </w:r>
       <w:r>
         <w:rPr>
-          <w:rFonts w:ascii="Aptos Narrow" w:eastAsia="微软雅黑" w:hAnsi="Aptos Narrow" w:cstheme="minorHAnsi"/>
+          <w:rFonts w:ascii="Aptos Narrow" w:eastAsia="Microsoft YaHei" w:hAnsi="Aptos Narrow" w:cstheme="minorHAnsi"/>
           <w:color w:val="7030A0"/>
           <w:szCs w:val="20"/>
         </w:rPr>
@@ -37645,7 +37645,7 @@
       </w:r>
       <w:r>
         <w:rPr>
-          <w:rFonts w:ascii="Aptos Narrow" w:eastAsia="微软雅黑" w:hAnsi="Aptos Narrow" w:cstheme="minorHAnsi"/>
+          <w:rFonts w:ascii="Aptos Narrow" w:eastAsia="Microsoft YaHei" w:hAnsi="Aptos Narrow" w:cstheme="minorHAnsi"/>
           <w:color w:val="7030A0"/>
           <w:szCs w:val="20"/>
         </w:rPr>
@@ -37659,14 +37659,14 @@
         <w:ind w:left="5387"/>
         <w:contextualSpacing w:val="0"/>
         <w:rPr>
-          <w:rFonts w:ascii="Aptos Narrow" w:eastAsia="微软雅黑" w:hAnsi="Aptos Narrow" w:cstheme="minorHAnsi"/>
-          <w:color w:val="70AD47" w:themeColor="accent6"/>
-          <w:szCs w:val="20"/>
-        </w:rPr>
-      </w:pPr>
-      <w:r>
-        <w:rPr>
-          <w:rFonts w:ascii="Aptos Narrow" w:eastAsia="微软雅黑" w:hAnsi="Aptos Narrow" w:cstheme="minorHAnsi"/>
+          <w:rFonts w:ascii="Aptos Narrow" w:eastAsia="Microsoft YaHei" w:hAnsi="Aptos Narrow" w:cstheme="minorHAnsi"/>
+          <w:color w:val="70AD47" w:themeColor="accent6"/>
+          <w:szCs w:val="20"/>
+        </w:rPr>
+      </w:pPr>
+      <w:r>
+        <w:rPr>
+          <w:rFonts w:ascii="Aptos Narrow" w:eastAsia="Microsoft YaHei" w:hAnsi="Aptos Narrow" w:cstheme="minorHAnsi"/>
           <w:color w:val="70AD47" w:themeColor="accent6"/>
           <w:szCs w:val="20"/>
         </w:rPr>
@@ -37674,7 +37674,7 @@
       </w:r>
       <w:r>
         <w:rPr>
-          <w:rFonts w:ascii="Aptos Narrow" w:eastAsia="微软雅黑" w:hAnsi="Aptos Narrow" w:cstheme="minorHAnsi"/>
+          <w:rFonts w:ascii="Aptos Narrow" w:eastAsia="Microsoft YaHei" w:hAnsi="Aptos Narrow" w:cstheme="minorHAnsi"/>
           <w:color w:val="70AD47" w:themeColor="accent6"/>
           <w:szCs w:val="20"/>
         </w:rPr>
@@ -37682,7 +37682,7 @@
       </w:r>
       <w:r>
         <w:rPr>
-          <w:rFonts w:ascii="Aptos Narrow" w:eastAsia="微软雅黑" w:hAnsi="Aptos Narrow" w:cstheme="minorHAnsi"/>
+          <w:rFonts w:ascii="Aptos Narrow" w:eastAsia="Microsoft YaHei" w:hAnsi="Aptos Narrow" w:cstheme="minorHAnsi"/>
           <w:color w:val="70AD47" w:themeColor="accent6"/>
           <w:szCs w:val="20"/>
         </w:rPr>
@@ -37690,7 +37690,7 @@
       </w:r>
       <w:r>
         <w:rPr>
-          <w:rFonts w:ascii="Aptos Narrow" w:eastAsia="微软雅黑" w:hAnsi="Aptos Narrow" w:cstheme="minorHAnsi"/>
+          <w:rFonts w:ascii="Aptos Narrow" w:eastAsia="Microsoft YaHei" w:hAnsi="Aptos Narrow" w:cstheme="minorHAnsi"/>
           <w:color w:val="70AD47" w:themeColor="accent6"/>
           <w:szCs w:val="20"/>
         </w:rPr>
@@ -37698,7 +37698,7 @@
       </w:r>
       <w:r>
         <w:rPr>
-          <w:rFonts w:ascii="Aptos Narrow" w:eastAsia="微软雅黑" w:hAnsi="Aptos Narrow" w:cstheme="minorHAnsi"/>
+          <w:rFonts w:ascii="Aptos Narrow" w:eastAsia="Microsoft YaHei" w:hAnsi="Aptos Narrow" w:cstheme="minorHAnsi"/>
           <w:color w:val="70AD47" w:themeColor="accent6"/>
           <w:szCs w:val="20"/>
         </w:rPr>
@@ -37717,7 +37717,7 @@
         <w:spacing w:before="720" w:line="360" w:lineRule="auto"/>
         <w:ind w:left="5387" w:hanging="1134"/>
         <w:rPr>
-          <w:rFonts w:ascii="Aptos Narrow" w:eastAsia="微软雅黑" w:hAnsi="Aptos Narrow"/>
+          <w:rFonts w:ascii="Aptos Narrow" w:eastAsia="Microsoft YaHei" w:hAnsi="Aptos Narrow"/>
           <w:color w:val="7030A0"/>
           <w:sz w:val="20"/>
           <w:szCs w:val="20"/>
@@ -37725,7 +37725,7 @@
       </w:pPr>
       <w:r>
         <w:rPr>
-          <w:rFonts w:ascii="Aptos Narrow" w:eastAsia="微软雅黑" w:hAnsi="Aptos Narrow"/>
+          <w:rFonts w:ascii="Aptos Narrow" w:eastAsia="Microsoft YaHei" w:hAnsi="Aptos Narrow"/>
           <w:color w:val="auto"/>
           <w:sz w:val="20"/>
           <w:szCs w:val="20"/>
@@ -37734,7 +37734,7 @@
       </w:r>
       <w:r>
         <w:rPr>
-          <w:rFonts w:ascii="Aptos Narrow" w:eastAsia="微软雅黑" w:hAnsi="Aptos Narrow"/>
+          <w:rFonts w:ascii="Aptos Narrow" w:eastAsia="Microsoft YaHei" w:hAnsi="Aptos Narrow"/>
           <w:color w:val="7030A0"/>
           <w:sz w:val="20"/>
           <w:szCs w:val="20"/>
@@ -37749,13 +37749,13 @@
         <w:ind w:left="5387"/>
         <w:contextualSpacing w:val="0"/>
         <w:rPr>
-          <w:rFonts w:ascii="Aptos Narrow" w:eastAsia="微软雅黑" w:hAnsi="Aptos Narrow" w:cstheme="minorHAnsi"/>
-          <w:szCs w:val="20"/>
-        </w:rPr>
-      </w:pPr>
-      <w:r>
-        <w:rPr>
-          <w:rFonts w:ascii="Aptos Narrow" w:eastAsia="微软雅黑" w:hAnsi="Aptos Narrow" w:cstheme="minorHAnsi"/>
+          <w:rFonts w:ascii="Aptos Narrow" w:eastAsia="Microsoft YaHei" w:hAnsi="Aptos Narrow" w:cstheme="minorHAnsi"/>
+          <w:szCs w:val="20"/>
+        </w:rPr>
+      </w:pPr>
+      <w:r>
+        <w:rPr>
+          <w:rFonts w:ascii="Aptos Narrow" w:eastAsia="Microsoft YaHei" w:hAnsi="Aptos Narrow" w:cstheme="minorHAnsi"/>
           <w:szCs w:val="20"/>
         </w:rPr>
         <w:t>Copy it to the system disk during the installation process, copy to: {system disk}:\Windows\Panther\unattend.xml</w:t>
@@ -37771,14 +37771,14 @@
         <w:spacing w:line="360" w:lineRule="auto"/>
         <w:ind w:left="6663" w:hanging="1276"/>
         <w:rPr>
-          <w:rFonts w:ascii="Aptos Narrow" w:eastAsia="微软雅黑" w:hAnsi="Aptos Narrow"/>
+          <w:rFonts w:ascii="Aptos Narrow" w:eastAsia="Microsoft YaHei" w:hAnsi="Aptos Narrow"/>
           <w:iCs w:val="0"/>
           <w:szCs w:val="20"/>
         </w:rPr>
       </w:pPr>
       <w:r>
         <w:rPr>
-          <w:rFonts w:ascii="Aptos Narrow" w:eastAsia="微软雅黑" w:hAnsi="Aptos Narrow"/>
+          <w:rFonts w:ascii="Aptos Narrow" w:eastAsia="Microsoft YaHei" w:hAnsi="Aptos Narrow"/>
           <w:iCs w:val="0"/>
           <w:szCs w:val="20"/>
         </w:rPr>
@@ -37792,13 +37792,13 @@
         <w:ind w:left="6663"/>
         <w:contextualSpacing w:val="0"/>
         <w:rPr>
-          <w:rFonts w:ascii="Aptos Narrow" w:eastAsia="微软雅黑" w:hAnsi="Aptos Narrow" w:cstheme="minorHAnsi"/>
-          <w:szCs w:val="20"/>
-        </w:rPr>
-      </w:pPr>
-      <w:r>
-        <w:rPr>
-          <w:rFonts w:ascii="Aptos Narrow" w:eastAsia="微软雅黑" w:hAnsi="Aptos Narrow" w:cstheme="minorHAnsi"/>
+          <w:rFonts w:ascii="Aptos Narrow" w:eastAsia="Microsoft YaHei" w:hAnsi="Aptos Narrow" w:cstheme="minorHAnsi"/>
+          <w:szCs w:val="20"/>
+        </w:rPr>
+      </w:pPr>
+      <w:r>
+        <w:rPr>
+          <w:rFonts w:ascii="Aptos Narrow" w:eastAsia="Microsoft YaHei" w:hAnsi="Aptos Narrow" w:cstheme="minorHAnsi"/>
           <w:color w:val="70AD47" w:themeColor="accent6"/>
           <w:szCs w:val="20"/>
         </w:rPr>
@@ -37806,7 +37806,7 @@
       </w:r>
       <w:r>
         <w:rPr>
-          <w:rFonts w:ascii="Aptos Narrow" w:eastAsia="微软雅黑" w:hAnsi="Aptos Narrow" w:cstheme="minorHAnsi"/>
+          <w:rFonts w:ascii="Aptos Narrow" w:eastAsia="Microsoft YaHei" w:hAnsi="Aptos Narrow" w:cstheme="minorHAnsi"/>
           <w:color w:val="70AD47" w:themeColor="accent6"/>
           <w:szCs w:val="20"/>
         </w:rPr>
@@ -37814,7 +37814,7 @@
       </w:r>
       <w:r>
         <w:rPr>
-          <w:rFonts w:ascii="Aptos Narrow" w:eastAsia="微软雅黑" w:hAnsi="Aptos Narrow" w:cstheme="minorHAnsi"/>
+          <w:rFonts w:ascii="Aptos Narrow" w:eastAsia="Microsoft YaHei" w:hAnsi="Aptos Narrow" w:cstheme="minorHAnsi"/>
           <w:color w:val="70AD47" w:themeColor="accent6"/>
           <w:szCs w:val="20"/>
         </w:rPr>
@@ -37831,14 +37831,14 @@
         <w:spacing w:before="720" w:line="360" w:lineRule="auto"/>
         <w:ind w:left="6663" w:hanging="1276"/>
         <w:rPr>
-          <w:rFonts w:ascii="Aptos Narrow" w:eastAsia="微软雅黑" w:hAnsi="Aptos Narrow"/>
+          <w:rFonts w:ascii="Aptos Narrow" w:eastAsia="Microsoft YaHei" w:hAnsi="Aptos Narrow"/>
           <w:iCs w:val="0"/>
           <w:szCs w:val="20"/>
         </w:rPr>
       </w:pPr>
       <w:r>
         <w:rPr>
-          <w:rFonts w:ascii="Aptos Narrow" w:eastAsia="微软雅黑" w:hAnsi="Aptos Narrow"/>
+          <w:rFonts w:ascii="Aptos Narrow" w:eastAsia="Microsoft YaHei" w:hAnsi="Aptos Narrow"/>
           <w:iCs w:val="0"/>
           <w:szCs w:val="20"/>
         </w:rPr>
@@ -37852,20 +37852,20 @@
         <w:ind w:left="6663"/>
         <w:contextualSpacing w:val="0"/>
         <w:rPr>
-          <w:rFonts w:ascii="Aptos Narrow" w:eastAsia="微软雅黑" w:hAnsi="Aptos Narrow" w:cstheme="minorHAnsi"/>
-          <w:szCs w:val="20"/>
-        </w:rPr>
-      </w:pPr>
-      <w:r>
-        <w:rPr>
-          <w:rFonts w:ascii="Aptos Narrow" w:eastAsia="微软雅黑" w:hAnsi="Aptos Narrow" w:cstheme="minorHAnsi"/>
+          <w:rFonts w:ascii="Aptos Narrow" w:eastAsia="Microsoft YaHei" w:hAnsi="Aptos Narrow" w:cstheme="minorHAnsi"/>
+          <w:szCs w:val="20"/>
+        </w:rPr>
+      </w:pPr>
+      <w:r>
+        <w:rPr>
+          <w:rFonts w:ascii="Aptos Narrow" w:eastAsia="Microsoft YaHei" w:hAnsi="Aptos Narrow" w:cstheme="minorHAnsi"/>
           <w:szCs w:val="20"/>
         </w:rPr>
         <w:t xml:space="preserve">Copy  </w:t>
       </w:r>
       <w:r>
         <w:rPr>
-          <w:rFonts w:ascii="Aptos Narrow" w:eastAsia="微软雅黑" w:hAnsi="Aptos Narrow" w:cstheme="minorHAnsi"/>
+          <w:rFonts w:ascii="Aptos Narrow" w:eastAsia="Microsoft YaHei" w:hAnsi="Aptos Narrow" w:cstheme="minorHAnsi"/>
           <w:color w:val="7030A0"/>
           <w:szCs w:val="20"/>
         </w:rPr>
@@ -37873,7 +37873,7 @@
       </w:r>
       <w:r>
         <w:rPr>
-          <w:rFonts w:ascii="Aptos Narrow" w:eastAsia="微软雅黑" w:hAnsi="Aptos Narrow" w:cstheme="minorHAnsi"/>
+          <w:rFonts w:ascii="Aptos Narrow" w:eastAsia="Microsoft YaHei" w:hAnsi="Aptos Narrow" w:cstheme="minorHAnsi"/>
           <w:color w:val="7030A0"/>
           <w:szCs w:val="20"/>
         </w:rPr>
@@ -37881,14 +37881,14 @@
       </w:r>
       <w:r>
         <w:rPr>
-          <w:rFonts w:ascii="Aptos Narrow" w:eastAsia="微软雅黑" w:hAnsi="Aptos Narrow" w:cstheme="minorHAnsi"/>
+          <w:rFonts w:ascii="Aptos Narrow" w:eastAsia="Microsoft YaHei" w:hAnsi="Aptos Narrow" w:cstheme="minorHAnsi"/>
           <w:szCs w:val="20"/>
         </w:rPr>
         <w:t xml:space="preserve"> to </w:t>
       </w:r>
       <w:r>
         <w:rPr>
-          <w:rFonts w:ascii="Aptos Narrow" w:eastAsia="微软雅黑" w:hAnsi="Aptos Narrow" w:cstheme="minorHAnsi"/>
+          <w:rFonts w:ascii="Aptos Narrow" w:eastAsia="Microsoft YaHei" w:hAnsi="Aptos Narrow" w:cstheme="minorHAnsi"/>
           <w:color w:val="7030A0"/>
           <w:szCs w:val="20"/>
         </w:rPr>
@@ -37896,7 +37896,7 @@
       </w:r>
       <w:r>
         <w:rPr>
-          <w:rFonts w:ascii="Aptos Narrow" w:eastAsia="微软雅黑" w:hAnsi="Aptos Narrow" w:cstheme="minorHAnsi"/>
+          <w:rFonts w:ascii="Aptos Narrow" w:eastAsia="Microsoft YaHei" w:hAnsi="Aptos Narrow" w:cstheme="minorHAnsi"/>
           <w:color w:val="7030A0"/>
           <w:szCs w:val="20"/>
         </w:rPr>
@@ -37904,7 +37904,7 @@
       </w:r>
       <w:r>
         <w:rPr>
-          <w:rFonts w:ascii="Aptos Narrow" w:eastAsia="微软雅黑" w:hAnsi="Aptos Narrow" w:cstheme="minorHAnsi"/>
+          <w:rFonts w:ascii="Aptos Narrow" w:eastAsia="Microsoft YaHei" w:hAnsi="Aptos Narrow" w:cstheme="minorHAnsi"/>
           <w:color w:val="7030A0"/>
           <w:szCs w:val="20"/>
         </w:rPr>
@@ -37918,14 +37918,14 @@
         <w:ind w:left="6663"/>
         <w:contextualSpacing w:val="0"/>
         <w:rPr>
-          <w:rFonts w:ascii="Aptos Narrow" w:eastAsia="微软雅黑" w:hAnsi="Aptos Narrow" w:cstheme="minorHAnsi"/>
-          <w:color w:val="70AD47" w:themeColor="accent6"/>
-          <w:szCs w:val="20"/>
-        </w:rPr>
-      </w:pPr>
-      <w:r>
-        <w:rPr>
-          <w:rFonts w:ascii="Aptos Narrow" w:eastAsia="微软雅黑" w:hAnsi="Aptos Narrow" w:cstheme="minorHAnsi"/>
+          <w:rFonts w:ascii="Aptos Narrow" w:eastAsia="Microsoft YaHei" w:hAnsi="Aptos Narrow" w:cstheme="minorHAnsi"/>
+          <w:color w:val="70AD47" w:themeColor="accent6"/>
+          <w:szCs w:val="20"/>
+        </w:rPr>
+      </w:pPr>
+      <w:r>
+        <w:rPr>
+          <w:rFonts w:ascii="Aptos Narrow" w:eastAsia="Microsoft YaHei" w:hAnsi="Aptos Narrow" w:cstheme="minorHAnsi"/>
           <w:color w:val="70AD47" w:themeColor="accent6"/>
           <w:szCs w:val="20"/>
         </w:rPr>
@@ -37933,7 +37933,7 @@
       </w:r>
       <w:r>
         <w:rPr>
-          <w:rFonts w:ascii="Aptos Narrow" w:eastAsia="微软雅黑" w:hAnsi="Aptos Narrow" w:cstheme="minorHAnsi"/>
+          <w:rFonts w:ascii="Aptos Narrow" w:eastAsia="Microsoft YaHei" w:hAnsi="Aptos Narrow" w:cstheme="minorHAnsi"/>
           <w:color w:val="70AD47" w:themeColor="accent6"/>
           <w:szCs w:val="20"/>
         </w:rPr>
@@ -37941,7 +37941,7 @@
       </w:r>
       <w:r>
         <w:rPr>
-          <w:rFonts w:ascii="Aptos Narrow" w:eastAsia="微软雅黑" w:hAnsi="Aptos Narrow" w:cstheme="minorHAnsi"/>
+          <w:rFonts w:ascii="Aptos Narrow" w:eastAsia="Microsoft YaHei" w:hAnsi="Aptos Narrow" w:cstheme="minorHAnsi"/>
           <w:color w:val="70AD47" w:themeColor="accent6"/>
           <w:szCs w:val="20"/>
         </w:rPr>
@@ -37949,7 +37949,7 @@
       </w:r>
       <w:r>
         <w:rPr>
-          <w:rFonts w:ascii="Aptos Narrow" w:eastAsia="微软雅黑" w:hAnsi="Aptos Narrow" w:cstheme="minorHAnsi"/>
+          <w:rFonts w:ascii="Aptos Narrow" w:eastAsia="Microsoft YaHei" w:hAnsi="Aptos Narrow" w:cstheme="minorHAnsi"/>
           <w:color w:val="70AD47" w:themeColor="accent6"/>
           <w:szCs w:val="20"/>
         </w:rPr>
@@ -37957,7 +37957,7 @@
       </w:r>
       <w:r>
         <w:rPr>
-          <w:rFonts w:ascii="Aptos Narrow" w:eastAsia="微软雅黑" w:hAnsi="Aptos Narrow" w:cstheme="minorHAnsi"/>
+          <w:rFonts w:ascii="Aptos Narrow" w:eastAsia="Microsoft YaHei" w:hAnsi="Aptos Narrow" w:cstheme="minorHAnsi"/>
           <w:color w:val="70AD47" w:themeColor="accent6"/>
           <w:szCs w:val="20"/>
         </w:rPr>
@@ -37974,14 +37974,14 @@
         <w:spacing w:before="720" w:line="360" w:lineRule="auto"/>
         <w:ind w:left="4253" w:hanging="851"/>
         <w:rPr>
-          <w:rFonts w:ascii="Aptos Narrow" w:eastAsia="微软雅黑" w:hAnsi="Aptos Narrow"/>
+          <w:rFonts w:ascii="Aptos Narrow" w:eastAsia="Microsoft YaHei" w:hAnsi="Aptos Narrow"/>
           <w:iCs w:val="0"/>
           <w:szCs w:val="20"/>
         </w:rPr>
       </w:pPr>
       <w:r>
         <w:rPr>
-          <w:rFonts w:ascii="Aptos Narrow" w:eastAsia="微软雅黑" w:hAnsi="Aptos Narrow"/>
+          <w:rFonts w:ascii="Aptos Narrow" w:eastAsia="Microsoft YaHei" w:hAnsi="Aptos Narrow"/>
           <w:iCs w:val="0"/>
           <w:szCs w:val="20"/>
         </w:rPr>
@@ -37994,20 +37994,20 @@
         <w:spacing w:before="240" w:line="360" w:lineRule="auto"/>
         <w:ind w:left="4253"/>
         <w:rPr>
-          <w:rFonts w:ascii="Aptos Narrow" w:eastAsia="微软雅黑" w:hAnsi="Aptos Narrow" w:cstheme="minorHAnsi"/>
-          <w:szCs w:val="20"/>
-        </w:rPr>
-      </w:pPr>
-      <w:r>
-        <w:rPr>
-          <w:rFonts w:ascii="Aptos Narrow" w:eastAsia="微软雅黑" w:hAnsi="Aptos Narrow" w:cstheme="minorHAnsi"/>
+          <w:rFonts w:ascii="Aptos Narrow" w:eastAsia="Microsoft YaHei" w:hAnsi="Aptos Narrow" w:cstheme="minorHAnsi"/>
+          <w:szCs w:val="20"/>
+        </w:rPr>
+      </w:pPr>
+      <w:r>
+        <w:rPr>
+          <w:rFonts w:ascii="Aptos Narrow" w:eastAsia="Microsoft YaHei" w:hAnsi="Aptos Narrow" w:cstheme="minorHAnsi"/>
           <w:szCs w:val="20"/>
         </w:rPr>
         <w:t>Add "</w:t>
       </w:r>
       <w:r>
         <w:rPr>
-          <w:rFonts w:ascii="Aptos Narrow" w:eastAsia="微软雅黑" w:hAnsi="Aptos Narrow" w:cstheme="minorHAnsi"/>
+          <w:rFonts w:ascii="Aptos Narrow" w:eastAsia="Microsoft YaHei" w:hAnsi="Aptos Narrow" w:cstheme="minorHAnsi"/>
           <w:color w:val="7030A0"/>
           <w:szCs w:val="20"/>
         </w:rPr>
@@ -38015,14 +38015,14 @@
       </w:r>
       <w:r>
         <w:rPr>
-          <w:rFonts w:ascii="Aptos Narrow" w:eastAsia="微软雅黑" w:hAnsi="Aptos Narrow" w:cstheme="minorHAnsi"/>
+          <w:rFonts w:ascii="Aptos Narrow" w:eastAsia="Microsoft YaHei" w:hAnsi="Aptos Narrow" w:cstheme="minorHAnsi"/>
           <w:szCs w:val="20"/>
         </w:rPr>
         <w:t xml:space="preserve">" to </w:t>
       </w:r>
       <w:r>
         <w:rPr>
-          <w:rFonts w:ascii="Aptos Narrow" w:eastAsia="微软雅黑" w:hAnsi="Aptos Narrow" w:cstheme="minorHAnsi"/>
+          <w:rFonts w:ascii="Aptos Narrow" w:eastAsia="Microsoft YaHei" w:hAnsi="Aptos Narrow" w:cstheme="minorHAnsi"/>
           <w:color w:val="7030A0"/>
           <w:szCs w:val="20"/>
         </w:rPr>
@@ -38030,7 +38030,7 @@
       </w:r>
       <w:r>
         <w:rPr>
-          <w:rFonts w:ascii="Aptos Narrow" w:eastAsia="微软雅黑" w:hAnsi="Aptos Narrow" w:cstheme="minorHAnsi"/>
+          <w:rFonts w:ascii="Aptos Narrow" w:eastAsia="Microsoft YaHei" w:hAnsi="Aptos Narrow" w:cstheme="minorHAnsi"/>
           <w:color w:val="7030A0"/>
           <w:szCs w:val="20"/>
         </w:rPr>
@@ -38038,7 +38038,7 @@
       </w:r>
       <w:r>
         <w:rPr>
-          <w:rFonts w:ascii="Aptos Narrow" w:eastAsia="微软雅黑" w:hAnsi="Aptos Narrow" w:cstheme="minorHAnsi"/>
+          <w:rFonts w:ascii="Aptos Narrow" w:eastAsia="Microsoft YaHei" w:hAnsi="Aptos Narrow" w:cstheme="minorHAnsi"/>
           <w:color w:val="7030A0"/>
           <w:szCs w:val="20"/>
         </w:rPr>
@@ -38046,7 +38046,7 @@
       </w:r>
       <w:r>
         <w:rPr>
-          <w:rFonts w:ascii="Aptos Narrow" w:eastAsia="微软雅黑" w:hAnsi="Aptos Narrow" w:cstheme="minorHAnsi"/>
+          <w:rFonts w:ascii="Aptos Narrow" w:eastAsia="Microsoft YaHei" w:hAnsi="Aptos Narrow" w:cstheme="minorHAnsi"/>
           <w:szCs w:val="20"/>
         </w:rPr>
         <w:t xml:space="preserve"> in the directory.</w:t>
@@ -38064,7 +38064,7 @@
         <w:spacing w:before="720" w:line="360" w:lineRule="auto"/>
         <w:ind w:left="5387" w:hanging="1134"/>
         <w:rPr>
-          <w:rFonts w:ascii="Aptos Narrow" w:eastAsia="微软雅黑" w:hAnsi="Aptos Narrow"/>
+          <w:rFonts w:ascii="Aptos Narrow" w:eastAsia="Microsoft YaHei" w:hAnsi="Aptos Narrow"/>
           <w:color w:val="auto"/>
           <w:sz w:val="20"/>
           <w:szCs w:val="20"/>
@@ -38072,7 +38072,7 @@
       </w:pPr>
       <w:r>
         <w:rPr>
-          <w:rFonts w:ascii="Aptos Narrow" w:eastAsia="微软雅黑" w:hAnsi="Aptos Narrow"/>
+          <w:rFonts w:ascii="Aptos Narrow" w:eastAsia="Microsoft YaHei" w:hAnsi="Aptos Narrow"/>
           <w:color w:val="auto"/>
           <w:sz w:val="20"/>
           <w:szCs w:val="20"/>
@@ -38087,21 +38087,21 @@
         <w:ind w:left="5387"/>
         <w:contextualSpacing w:val="0"/>
         <w:rPr>
-          <w:rFonts w:ascii="Aptos Narrow" w:eastAsia="微软雅黑" w:hAnsi="Aptos Narrow" w:cstheme="minorHAnsi"/>
+          <w:rFonts w:ascii="Aptos Narrow" w:eastAsia="Microsoft YaHei" w:hAnsi="Aptos Narrow" w:cstheme="minorHAnsi"/>
           <w:color w:val="7030A0"/>
           <w:szCs w:val="20"/>
         </w:rPr>
       </w:pPr>
       <w:r>
         <w:rPr>
-          <w:rFonts w:ascii="Aptos Narrow" w:eastAsia="微软雅黑" w:hAnsi="Aptos Narrow" w:cstheme="minorHAnsi"/>
+          <w:rFonts w:ascii="Aptos Narrow" w:eastAsia="Microsoft YaHei" w:hAnsi="Aptos Narrow" w:cstheme="minorHAnsi"/>
           <w:szCs w:val="20"/>
         </w:rPr>
         <w:t xml:space="preserve">Copy  </w:t>
       </w:r>
       <w:r>
         <w:rPr>
-          <w:rFonts w:ascii="Aptos Narrow" w:eastAsia="微软雅黑" w:hAnsi="Aptos Narrow" w:cstheme="minorHAnsi"/>
+          <w:rFonts w:ascii="Aptos Narrow" w:eastAsia="Microsoft YaHei" w:hAnsi="Aptos Narrow" w:cstheme="minorHAnsi"/>
           <w:color w:val="7030A0"/>
           <w:szCs w:val="20"/>
         </w:rPr>
@@ -38109,14 +38109,14 @@
       </w:r>
       <w:r>
         <w:rPr>
-          <w:rFonts w:ascii="Aptos Narrow" w:eastAsia="微软雅黑" w:hAnsi="Aptos Narrow" w:cstheme="minorHAnsi"/>
+          <w:rFonts w:ascii="Aptos Narrow" w:eastAsia="Microsoft YaHei" w:hAnsi="Aptos Narrow" w:cstheme="minorHAnsi"/>
           <w:szCs w:val="20"/>
         </w:rPr>
         <w:t xml:space="preserve"> to </w:t>
       </w:r>
       <w:r>
         <w:rPr>
-          <w:rFonts w:ascii="Aptos Narrow" w:eastAsia="微软雅黑" w:hAnsi="Aptos Narrow" w:cstheme="minorHAnsi"/>
+          <w:rFonts w:ascii="Aptos Narrow" w:eastAsia="Microsoft YaHei" w:hAnsi="Aptos Narrow" w:cstheme="minorHAnsi"/>
           <w:color w:val="7030A0"/>
           <w:szCs w:val="20"/>
         </w:rPr>
@@ -38124,7 +38124,7 @@
       </w:r>
       <w:r>
         <w:rPr>
-          <w:rFonts w:ascii="Aptos Narrow" w:eastAsia="微软雅黑" w:hAnsi="Aptos Narrow" w:cstheme="minorHAnsi"/>
+          <w:rFonts w:ascii="Aptos Narrow" w:eastAsia="Microsoft YaHei" w:hAnsi="Aptos Narrow" w:cstheme="minorHAnsi"/>
           <w:color w:val="7030A0"/>
           <w:szCs w:val="20"/>
         </w:rPr>
@@ -38132,7 +38132,7 @@
       </w:r>
       <w:r>
         <w:rPr>
-          <w:rFonts w:ascii="Aptos Narrow" w:eastAsia="微软雅黑" w:hAnsi="Aptos Narrow" w:cstheme="minorHAnsi"/>
+          <w:rFonts w:ascii="Aptos Narrow" w:eastAsia="Microsoft YaHei" w:hAnsi="Aptos Narrow" w:cstheme="minorHAnsi"/>
           <w:color w:val="7030A0"/>
           <w:szCs w:val="20"/>
         </w:rPr>
@@ -38146,14 +38146,14 @@
         <w:ind w:left="5387"/>
         <w:contextualSpacing w:val="0"/>
         <w:rPr>
-          <w:rFonts w:ascii="Aptos Narrow" w:eastAsia="微软雅黑" w:hAnsi="Aptos Narrow" w:cstheme="minorHAnsi"/>
-          <w:color w:val="70AD47" w:themeColor="accent6"/>
-          <w:szCs w:val="20"/>
-        </w:rPr>
-      </w:pPr>
-      <w:r>
-        <w:rPr>
-          <w:rFonts w:ascii="Aptos Narrow" w:eastAsia="微软雅黑" w:hAnsi="Aptos Narrow" w:cstheme="minorHAnsi"/>
+          <w:rFonts w:ascii="Aptos Narrow" w:eastAsia="Microsoft YaHei" w:hAnsi="Aptos Narrow" w:cstheme="minorHAnsi"/>
+          <w:color w:val="70AD47" w:themeColor="accent6"/>
+          <w:szCs w:val="20"/>
+        </w:rPr>
+      </w:pPr>
+      <w:r>
+        <w:rPr>
+          <w:rFonts w:ascii="Aptos Narrow" w:eastAsia="Microsoft YaHei" w:hAnsi="Aptos Narrow" w:cstheme="minorHAnsi"/>
           <w:color w:val="70AD47" w:themeColor="accent6"/>
           <w:szCs w:val="20"/>
         </w:rPr>
@@ -38161,7 +38161,7 @@
       </w:r>
       <w:r>
         <w:rPr>
-          <w:rFonts w:ascii="Aptos Narrow" w:eastAsia="微软雅黑" w:hAnsi="Aptos Narrow" w:cstheme="minorHAnsi"/>
+          <w:rFonts w:ascii="Aptos Narrow" w:eastAsia="Microsoft YaHei" w:hAnsi="Aptos Narrow" w:cstheme="minorHAnsi"/>
           <w:color w:val="70AD47" w:themeColor="accent6"/>
           <w:szCs w:val="20"/>
         </w:rPr>
@@ -38169,7 +38169,7 @@
       </w:r>
       <w:r>
         <w:rPr>
-          <w:rFonts w:ascii="Aptos Narrow" w:eastAsia="微软雅黑" w:hAnsi="Aptos Narrow" w:cstheme="minorHAnsi"/>
+          <w:rFonts w:ascii="Aptos Narrow" w:eastAsia="Microsoft YaHei" w:hAnsi="Aptos Narrow" w:cstheme="minorHAnsi"/>
           <w:color w:val="70AD47" w:themeColor="accent6"/>
           <w:szCs w:val="20"/>
         </w:rPr>
@@ -38188,7 +38188,7 @@
         <w:spacing w:before="720" w:line="360" w:lineRule="auto"/>
         <w:ind w:left="5387" w:hanging="1134"/>
         <w:rPr>
-          <w:rFonts w:ascii="Aptos Narrow" w:eastAsia="微软雅黑" w:hAnsi="Aptos Narrow"/>
+          <w:rFonts w:ascii="Aptos Narrow" w:eastAsia="Microsoft YaHei" w:hAnsi="Aptos Narrow"/>
           <w:color w:val="auto"/>
           <w:sz w:val="20"/>
           <w:szCs w:val="20"/>
@@ -38196,7 +38196,7 @@
       </w:pPr>
       <w:r>
         <w:rPr>
-          <w:rFonts w:ascii="Aptos Narrow" w:eastAsia="微软雅黑" w:hAnsi="Aptos Narrow"/>
+          <w:rFonts w:ascii="Aptos Narrow" w:eastAsia="Microsoft YaHei" w:hAnsi="Aptos Narrow"/>
           <w:color w:val="auto"/>
           <w:sz w:val="20"/>
           <w:szCs w:val="20"/>
@@ -38211,14 +38211,14 @@
         <w:ind w:left="5400"/>
         <w:contextualSpacing w:val="0"/>
         <w:rPr>
-          <w:rFonts w:ascii="Aptos Narrow" w:eastAsia="微软雅黑" w:hAnsi="Aptos Narrow" w:cstheme="minorHAnsi"/>
-          <w:color w:val="70AD47" w:themeColor="accent6"/>
-          <w:szCs w:val="20"/>
-        </w:rPr>
-      </w:pPr>
-      <w:r>
-        <w:rPr>
-          <w:rFonts w:ascii="Aptos Narrow" w:eastAsia="微软雅黑" w:hAnsi="Aptos Narrow" w:cstheme="minorHAnsi"/>
+          <w:rFonts w:ascii="Aptos Narrow" w:eastAsia="Microsoft YaHei" w:hAnsi="Aptos Narrow" w:cstheme="minorHAnsi"/>
+          <w:color w:val="70AD47" w:themeColor="accent6"/>
+          <w:szCs w:val="20"/>
+        </w:rPr>
+      </w:pPr>
+      <w:r>
+        <w:rPr>
+          <w:rFonts w:ascii="Aptos Narrow" w:eastAsia="Microsoft YaHei" w:hAnsi="Aptos Narrow" w:cstheme="minorHAnsi"/>
           <w:color w:val="70AD47" w:themeColor="accent6"/>
           <w:szCs w:val="20"/>
         </w:rPr>
@@ -38232,14 +38232,14 @@
         <w:ind w:left="5400"/>
         <w:contextualSpacing w:val="0"/>
         <w:rPr>
-          <w:rFonts w:ascii="Aptos Narrow" w:eastAsia="微软雅黑" w:hAnsi="Aptos Narrow" w:cstheme="minorHAnsi"/>
-          <w:color w:val="70AD47" w:themeColor="accent6"/>
-          <w:szCs w:val="20"/>
-        </w:rPr>
-      </w:pPr>
-      <w:r>
-        <w:rPr>
-          <w:rFonts w:ascii="Aptos Narrow" w:eastAsia="微软雅黑" w:hAnsi="Aptos Narrow" w:cstheme="minorHAnsi"/>
+          <w:rFonts w:ascii="Aptos Narrow" w:eastAsia="Microsoft YaHei" w:hAnsi="Aptos Narrow" w:cstheme="minorHAnsi"/>
+          <w:color w:val="70AD47" w:themeColor="accent6"/>
+          <w:szCs w:val="20"/>
+        </w:rPr>
+      </w:pPr>
+      <w:r>
+        <w:rPr>
+          <w:rFonts w:ascii="Aptos Narrow" w:eastAsia="Microsoft YaHei" w:hAnsi="Aptos Narrow" w:cstheme="minorHAnsi"/>
           <w:color w:val="70AD47" w:themeColor="accent6"/>
           <w:szCs w:val="20"/>
         </w:rPr>
@@ -38253,14 +38253,14 @@
         <w:ind w:left="5400"/>
         <w:contextualSpacing w:val="0"/>
         <w:rPr>
-          <w:rFonts w:ascii="Aptos Narrow" w:eastAsia="微软雅黑" w:hAnsi="Aptos Narrow" w:cstheme="minorHAnsi"/>
-          <w:color w:val="70AD47" w:themeColor="accent6"/>
-          <w:szCs w:val="20"/>
-        </w:rPr>
-      </w:pPr>
-      <w:r>
-        <w:rPr>
-          <w:rFonts w:ascii="Aptos Narrow" w:eastAsia="微软雅黑" w:hAnsi="Aptos Narrow" w:cstheme="minorHAnsi"/>
+          <w:rFonts w:ascii="Aptos Narrow" w:eastAsia="Microsoft YaHei" w:hAnsi="Aptos Narrow" w:cstheme="minorHAnsi"/>
+          <w:color w:val="70AD47" w:themeColor="accent6"/>
+          <w:szCs w:val="20"/>
+        </w:rPr>
+      </w:pPr>
+      <w:r>
+        <w:rPr>
+          <w:rFonts w:ascii="Aptos Narrow" w:eastAsia="Microsoft YaHei" w:hAnsi="Aptos Narrow" w:cstheme="minorHAnsi"/>
           <w:color w:val="70AD47" w:themeColor="accent6"/>
           <w:szCs w:val="20"/>
         </w:rPr>
@@ -38274,14 +38274,14 @@
         <w:ind w:left="5400"/>
         <w:contextualSpacing w:val="0"/>
         <w:rPr>
-          <w:rFonts w:ascii="Aptos Narrow" w:eastAsia="微软雅黑" w:hAnsi="Aptos Narrow" w:cstheme="minorHAnsi"/>
-          <w:color w:val="70AD47" w:themeColor="accent6"/>
-          <w:szCs w:val="20"/>
-        </w:rPr>
-      </w:pPr>
-      <w:r>
-        <w:rPr>
-          <w:rFonts w:ascii="Aptos Narrow" w:eastAsia="微软雅黑" w:hAnsi="Aptos Narrow" w:cstheme="minorHAnsi"/>
+          <w:rFonts w:ascii="Aptos Narrow" w:eastAsia="Microsoft YaHei" w:hAnsi="Aptos Narrow" w:cstheme="minorHAnsi"/>
+          <w:color w:val="70AD47" w:themeColor="accent6"/>
+          <w:szCs w:val="20"/>
+        </w:rPr>
+      </w:pPr>
+      <w:r>
+        <w:rPr>
+          <w:rFonts w:ascii="Aptos Narrow" w:eastAsia="Microsoft YaHei" w:hAnsi="Aptos Narrow" w:cstheme="minorHAnsi"/>
           <w:color w:val="70AD47" w:themeColor="accent6"/>
           <w:szCs w:val="20"/>
         </w:rPr>
@@ -38295,14 +38295,14 @@
         <w:ind w:left="5400"/>
         <w:contextualSpacing w:val="0"/>
         <w:rPr>
-          <w:rFonts w:ascii="Aptos Narrow" w:eastAsia="微软雅黑" w:hAnsi="Aptos Narrow" w:cstheme="minorHAnsi"/>
-          <w:color w:val="70AD47" w:themeColor="accent6"/>
-          <w:szCs w:val="20"/>
-        </w:rPr>
-      </w:pPr>
-      <w:r>
-        <w:rPr>
-          <w:rFonts w:ascii="Aptos Narrow" w:eastAsia="微软雅黑" w:hAnsi="Aptos Narrow" w:cstheme="minorHAnsi"/>
+          <w:rFonts w:ascii="Aptos Narrow" w:eastAsia="Microsoft YaHei" w:hAnsi="Aptos Narrow" w:cstheme="minorHAnsi"/>
+          <w:color w:val="70AD47" w:themeColor="accent6"/>
+          <w:szCs w:val="20"/>
+        </w:rPr>
+      </w:pPr>
+      <w:r>
+        <w:rPr>
+          <w:rFonts w:ascii="Aptos Narrow" w:eastAsia="Microsoft YaHei" w:hAnsi="Aptos Narrow" w:cstheme="minorHAnsi"/>
           <w:color w:val="70AD47" w:themeColor="accent6"/>
           <w:szCs w:val="20"/>
         </w:rPr>
@@ -38316,14 +38316,14 @@
         <w:ind w:left="5400"/>
         <w:contextualSpacing w:val="0"/>
         <w:rPr>
-          <w:rFonts w:ascii="Aptos Narrow" w:eastAsia="微软雅黑" w:hAnsi="Aptos Narrow" w:cstheme="minorHAnsi"/>
-          <w:color w:val="70AD47" w:themeColor="accent6"/>
-          <w:szCs w:val="20"/>
-        </w:rPr>
-      </w:pPr>
-      <w:r>
-        <w:rPr>
-          <w:rFonts w:ascii="Aptos Narrow" w:eastAsia="微软雅黑" w:hAnsi="Aptos Narrow" w:cstheme="minorHAnsi"/>
+          <w:rFonts w:ascii="Aptos Narrow" w:eastAsia="Microsoft YaHei" w:hAnsi="Aptos Narrow" w:cstheme="minorHAnsi"/>
+          <w:color w:val="70AD47" w:themeColor="accent6"/>
+          <w:szCs w:val="20"/>
+        </w:rPr>
+      </w:pPr>
+      <w:r>
+        <w:rPr>
+          <w:rFonts w:ascii="Aptos Narrow" w:eastAsia="Microsoft YaHei" w:hAnsi="Aptos Narrow" w:cstheme="minorHAnsi"/>
           <w:color w:val="70AD47" w:themeColor="accent6"/>
           <w:szCs w:val="20"/>
         </w:rPr>
@@ -38337,14 +38337,14 @@
         <w:ind w:left="5400"/>
         <w:contextualSpacing w:val="0"/>
         <w:rPr>
-          <w:rFonts w:ascii="Aptos Narrow" w:eastAsia="微软雅黑" w:hAnsi="Aptos Narrow" w:cstheme="minorHAnsi"/>
-          <w:color w:val="70AD47" w:themeColor="accent6"/>
-          <w:szCs w:val="20"/>
-        </w:rPr>
-      </w:pPr>
-      <w:r>
-        <w:rPr>
-          <w:rFonts w:ascii="Aptos Narrow" w:eastAsia="微软雅黑" w:hAnsi="Aptos Narrow" w:cstheme="minorHAnsi"/>
+          <w:rFonts w:ascii="Aptos Narrow" w:eastAsia="Microsoft YaHei" w:hAnsi="Aptos Narrow" w:cstheme="minorHAnsi"/>
+          <w:color w:val="70AD47" w:themeColor="accent6"/>
+          <w:szCs w:val="20"/>
+        </w:rPr>
+      </w:pPr>
+      <w:r>
+        <w:rPr>
+          <w:rFonts w:ascii="Aptos Narrow" w:eastAsia="Microsoft YaHei" w:hAnsi="Aptos Narrow" w:cstheme="minorHAnsi"/>
           <w:color w:val="70AD47" w:themeColor="accent6"/>
           <w:szCs w:val="20"/>
         </w:rPr>
@@ -38358,14 +38358,14 @@
         <w:ind w:left="5400"/>
         <w:contextualSpacing w:val="0"/>
         <w:rPr>
-          <w:rFonts w:ascii="Aptos Narrow" w:eastAsia="微软雅黑" w:hAnsi="Aptos Narrow" w:cstheme="minorHAnsi"/>
-          <w:color w:val="70AD47" w:themeColor="accent6"/>
-          <w:szCs w:val="20"/>
-        </w:rPr>
-      </w:pPr>
-      <w:r>
-        <w:rPr>
-          <w:rFonts w:ascii="Aptos Narrow" w:eastAsia="微软雅黑" w:hAnsi="Aptos Narrow" w:cstheme="minorHAnsi"/>
+          <w:rFonts w:ascii="Aptos Narrow" w:eastAsia="Microsoft YaHei" w:hAnsi="Aptos Narrow" w:cstheme="minorHAnsi"/>
+          <w:color w:val="70AD47" w:themeColor="accent6"/>
+          <w:szCs w:val="20"/>
+        </w:rPr>
+      </w:pPr>
+      <w:r>
+        <w:rPr>
+          <w:rFonts w:ascii="Aptos Narrow" w:eastAsia="Microsoft YaHei" w:hAnsi="Aptos Narrow" w:cstheme="minorHAnsi"/>
           <w:color w:val="70AD47" w:themeColor="accent6"/>
           <w:szCs w:val="20"/>
         </w:rPr>
@@ -38379,14 +38379,14 @@
         <w:ind w:left="5400"/>
         <w:contextualSpacing w:val="0"/>
         <w:rPr>
-          <w:rFonts w:ascii="Aptos Narrow" w:eastAsia="微软雅黑" w:hAnsi="Aptos Narrow" w:cstheme="minorHAnsi"/>
-          <w:color w:val="70AD47" w:themeColor="accent6"/>
-          <w:szCs w:val="20"/>
-        </w:rPr>
-      </w:pPr>
-      <w:r>
-        <w:rPr>
-          <w:rFonts w:ascii="Aptos Narrow" w:eastAsia="微软雅黑" w:hAnsi="Aptos Narrow" w:cstheme="minorHAnsi"/>
+          <w:rFonts w:ascii="Aptos Narrow" w:eastAsia="Microsoft YaHei" w:hAnsi="Aptos Narrow" w:cstheme="minorHAnsi"/>
+          <w:color w:val="70AD47" w:themeColor="accent6"/>
+          <w:szCs w:val="20"/>
+        </w:rPr>
+      </w:pPr>
+      <w:r>
+        <w:rPr>
+          <w:rFonts w:ascii="Aptos Narrow" w:eastAsia="Microsoft YaHei" w:hAnsi="Aptos Narrow" w:cstheme="minorHAnsi"/>
           <w:color w:val="70AD47" w:themeColor="accent6"/>
           <w:szCs w:val="20"/>
         </w:rPr>
@@ -38400,14 +38400,14 @@
         <w:ind w:left="5400"/>
         <w:contextualSpacing w:val="0"/>
         <w:rPr>
-          <w:rFonts w:ascii="Aptos Narrow" w:eastAsia="微软雅黑" w:hAnsi="Aptos Narrow" w:cstheme="minorHAnsi"/>
-          <w:color w:val="70AD47" w:themeColor="accent6"/>
-          <w:szCs w:val="20"/>
-        </w:rPr>
-      </w:pPr>
-      <w:r>
-        <w:rPr>
-          <w:rFonts w:ascii="Aptos Narrow" w:eastAsia="微软雅黑" w:hAnsi="Aptos Narrow" w:cstheme="minorHAnsi"/>
+          <w:rFonts w:ascii="Aptos Narrow" w:eastAsia="Microsoft YaHei" w:hAnsi="Aptos Narrow" w:cstheme="minorHAnsi"/>
+          <w:color w:val="70AD47" w:themeColor="accent6"/>
+          <w:szCs w:val="20"/>
+        </w:rPr>
+      </w:pPr>
+      <w:r>
+        <w:rPr>
+          <w:rFonts w:ascii="Aptos Narrow" w:eastAsia="Microsoft YaHei" w:hAnsi="Aptos Narrow" w:cstheme="minorHAnsi"/>
           <w:color w:val="70AD47" w:themeColor="accent6"/>
           <w:szCs w:val="20"/>
         </w:rPr>
@@ -38421,14 +38421,14 @@
         <w:ind w:left="5400"/>
         <w:contextualSpacing w:val="0"/>
         <w:rPr>
-          <w:rFonts w:ascii="Aptos Narrow" w:eastAsia="微软雅黑" w:hAnsi="Aptos Narrow" w:cstheme="minorHAnsi"/>
-          <w:color w:val="70AD47" w:themeColor="accent6"/>
-          <w:szCs w:val="20"/>
-        </w:rPr>
-      </w:pPr>
-      <w:r>
-        <w:rPr>
-          <w:rFonts w:ascii="Aptos Narrow" w:eastAsia="微软雅黑" w:hAnsi="Aptos Narrow" w:cstheme="minorHAnsi"/>
+          <w:rFonts w:ascii="Aptos Narrow" w:eastAsia="Microsoft YaHei" w:hAnsi="Aptos Narrow" w:cstheme="minorHAnsi"/>
+          <w:color w:val="70AD47" w:themeColor="accent6"/>
+          <w:szCs w:val="20"/>
+        </w:rPr>
+      </w:pPr>
+      <w:r>
+        <w:rPr>
+          <w:rFonts w:ascii="Aptos Narrow" w:eastAsia="Microsoft YaHei" w:hAnsi="Aptos Narrow" w:cstheme="minorHAnsi"/>
           <w:color w:val="70AD47" w:themeColor="accent6"/>
           <w:szCs w:val="20"/>
         </w:rPr>
@@ -38442,14 +38442,14 @@
         <w:ind w:left="5400"/>
         <w:contextualSpacing w:val="0"/>
         <w:rPr>
-          <w:rFonts w:ascii="Aptos Narrow" w:eastAsia="微软雅黑" w:hAnsi="Aptos Narrow" w:cstheme="minorHAnsi"/>
-          <w:color w:val="70AD47" w:themeColor="accent6"/>
-          <w:szCs w:val="20"/>
-        </w:rPr>
-      </w:pPr>
-      <w:r>
-        <w:rPr>
-          <w:rFonts w:ascii="Aptos Narrow" w:eastAsia="微软雅黑" w:hAnsi="Aptos Narrow" w:cstheme="minorHAnsi"/>
+          <w:rFonts w:ascii="Aptos Narrow" w:eastAsia="Microsoft YaHei" w:hAnsi="Aptos Narrow" w:cstheme="minorHAnsi"/>
+          <w:color w:val="70AD47" w:themeColor="accent6"/>
+          <w:szCs w:val="20"/>
+        </w:rPr>
+      </w:pPr>
+      <w:r>
+        <w:rPr>
+          <w:rFonts w:ascii="Aptos Narrow" w:eastAsia="Microsoft YaHei" w:hAnsi="Aptos Narrow" w:cstheme="minorHAnsi"/>
           <w:color w:val="70AD47" w:themeColor="accent6"/>
           <w:szCs w:val="20"/>
         </w:rPr>
@@ -38463,14 +38463,14 @@
         <w:ind w:left="5400"/>
         <w:contextualSpacing w:val="0"/>
         <w:rPr>
-          <w:rFonts w:ascii="Aptos Narrow" w:eastAsia="微软雅黑" w:hAnsi="Aptos Narrow" w:cstheme="minorHAnsi"/>
-          <w:color w:val="70AD47" w:themeColor="accent6"/>
-          <w:szCs w:val="20"/>
-        </w:rPr>
-      </w:pPr>
-      <w:r>
-        <w:rPr>
-          <w:rFonts w:ascii="Aptos Narrow" w:eastAsia="微软雅黑" w:hAnsi="Aptos Narrow" w:cstheme="minorHAnsi"/>
+          <w:rFonts w:ascii="Aptos Narrow" w:eastAsia="Microsoft YaHei" w:hAnsi="Aptos Narrow" w:cstheme="minorHAnsi"/>
+          <w:color w:val="70AD47" w:themeColor="accent6"/>
+          <w:szCs w:val="20"/>
+        </w:rPr>
+      </w:pPr>
+      <w:r>
+        <w:rPr>
+          <w:rFonts w:ascii="Aptos Narrow" w:eastAsia="Microsoft YaHei" w:hAnsi="Aptos Narrow" w:cstheme="minorHAnsi"/>
           <w:color w:val="70AD47" w:themeColor="accent6"/>
           <w:szCs w:val="20"/>
         </w:rPr>
@@ -38484,14 +38484,14 @@
         <w:ind w:left="5400"/>
         <w:contextualSpacing w:val="0"/>
         <w:rPr>
-          <w:rFonts w:ascii="Aptos Narrow" w:eastAsia="微软雅黑" w:hAnsi="Aptos Narrow" w:cstheme="minorHAnsi"/>
-          <w:color w:val="70AD47" w:themeColor="accent6"/>
-          <w:szCs w:val="20"/>
-        </w:rPr>
-      </w:pPr>
-      <w:r>
-        <w:rPr>
-          <w:rFonts w:ascii="Aptos Narrow" w:eastAsia="微软雅黑" w:hAnsi="Aptos Narrow" w:cstheme="minorHAnsi"/>
+          <w:rFonts w:ascii="Aptos Narrow" w:eastAsia="Microsoft YaHei" w:hAnsi="Aptos Narrow" w:cstheme="minorHAnsi"/>
+          <w:color w:val="70AD47" w:themeColor="accent6"/>
+          <w:szCs w:val="20"/>
+        </w:rPr>
+      </w:pPr>
+      <w:r>
+        <w:rPr>
+          <w:rFonts w:ascii="Aptos Narrow" w:eastAsia="Microsoft YaHei" w:hAnsi="Aptos Narrow" w:cstheme="minorHAnsi"/>
           <w:color w:val="70AD47" w:themeColor="accent6"/>
           <w:szCs w:val="20"/>
         </w:rPr>
@@ -38505,14 +38505,14 @@
         <w:ind w:left="5400"/>
         <w:contextualSpacing w:val="0"/>
         <w:rPr>
-          <w:rFonts w:ascii="Aptos Narrow" w:eastAsia="微软雅黑" w:hAnsi="Aptos Narrow" w:cstheme="minorHAnsi"/>
-          <w:color w:val="70AD47" w:themeColor="accent6"/>
-          <w:szCs w:val="20"/>
-        </w:rPr>
-      </w:pPr>
-      <w:r>
-        <w:rPr>
-          <w:rFonts w:ascii="Aptos Narrow" w:eastAsia="微软雅黑" w:hAnsi="Aptos Narrow" w:cstheme="minorHAnsi"/>
+          <w:rFonts w:ascii="Aptos Narrow" w:eastAsia="Microsoft YaHei" w:hAnsi="Aptos Narrow" w:cstheme="minorHAnsi"/>
+          <w:color w:val="70AD47" w:themeColor="accent6"/>
+          <w:szCs w:val="20"/>
+        </w:rPr>
+      </w:pPr>
+      <w:r>
+        <w:rPr>
+          <w:rFonts w:ascii="Aptos Narrow" w:eastAsia="Microsoft YaHei" w:hAnsi="Aptos Narrow" w:cstheme="minorHAnsi"/>
           <w:color w:val="70AD47" w:themeColor="accent6"/>
           <w:szCs w:val="20"/>
         </w:rPr>
@@ -38526,14 +38526,14 @@
         <w:ind w:left="5400"/>
         <w:contextualSpacing w:val="0"/>
         <w:rPr>
-          <w:rFonts w:ascii="Aptos Narrow" w:eastAsia="微软雅黑" w:hAnsi="Aptos Narrow" w:cstheme="minorHAnsi"/>
-          <w:color w:val="70AD47" w:themeColor="accent6"/>
-          <w:szCs w:val="20"/>
-        </w:rPr>
-      </w:pPr>
-      <w:r>
-        <w:rPr>
-          <w:rFonts w:ascii="Aptos Narrow" w:eastAsia="微软雅黑" w:hAnsi="Aptos Narrow" w:cstheme="minorHAnsi"/>
+          <w:rFonts w:ascii="Aptos Narrow" w:eastAsia="Microsoft YaHei" w:hAnsi="Aptos Narrow" w:cstheme="minorHAnsi"/>
+          <w:color w:val="70AD47" w:themeColor="accent6"/>
+          <w:szCs w:val="20"/>
+        </w:rPr>
+      </w:pPr>
+      <w:r>
+        <w:rPr>
+          <w:rFonts w:ascii="Aptos Narrow" w:eastAsia="Microsoft YaHei" w:hAnsi="Aptos Narrow" w:cstheme="minorHAnsi"/>
           <w:color w:val="70AD47" w:themeColor="accent6"/>
           <w:szCs w:val="20"/>
         </w:rPr>
@@ -38547,14 +38547,14 @@
         <w:ind w:left="5400"/>
         <w:contextualSpacing w:val="0"/>
         <w:rPr>
-          <w:rFonts w:ascii="Aptos Narrow" w:eastAsia="微软雅黑" w:hAnsi="Aptos Narrow" w:cstheme="minorHAnsi"/>
-          <w:color w:val="70AD47" w:themeColor="accent6"/>
-          <w:szCs w:val="20"/>
-        </w:rPr>
-      </w:pPr>
-      <w:r>
-        <w:rPr>
-          <w:rFonts w:ascii="Aptos Narrow" w:eastAsia="微软雅黑" w:hAnsi="Aptos Narrow" w:cstheme="minorHAnsi"/>
+          <w:rFonts w:ascii="Aptos Narrow" w:eastAsia="Microsoft YaHei" w:hAnsi="Aptos Narrow" w:cstheme="minorHAnsi"/>
+          <w:color w:val="70AD47" w:themeColor="accent6"/>
+          <w:szCs w:val="20"/>
+        </w:rPr>
+      </w:pPr>
+      <w:r>
+        <w:rPr>
+          <w:rFonts w:ascii="Aptos Narrow" w:eastAsia="Microsoft YaHei" w:hAnsi="Aptos Narrow" w:cstheme="minorHAnsi"/>
           <w:color w:val="70AD47" w:themeColor="accent6"/>
           <w:szCs w:val="20"/>
         </w:rPr>
@@ -38568,14 +38568,14 @@
         <w:ind w:left="5400"/>
         <w:contextualSpacing w:val="0"/>
         <w:rPr>
-          <w:rFonts w:ascii="Aptos Narrow" w:eastAsia="微软雅黑" w:hAnsi="Aptos Narrow" w:cstheme="minorHAnsi"/>
-          <w:color w:val="70AD47" w:themeColor="accent6"/>
-          <w:szCs w:val="20"/>
-        </w:rPr>
-      </w:pPr>
-      <w:r>
-        <w:rPr>
-          <w:rFonts w:ascii="Aptos Narrow" w:eastAsia="微软雅黑" w:hAnsi="Aptos Narrow" w:cstheme="minorHAnsi"/>
+          <w:rFonts w:ascii="Aptos Narrow" w:eastAsia="Microsoft YaHei" w:hAnsi="Aptos Narrow" w:cstheme="minorHAnsi"/>
+          <w:color w:val="70AD47" w:themeColor="accent6"/>
+          <w:szCs w:val="20"/>
+        </w:rPr>
+      </w:pPr>
+      <w:r>
+        <w:rPr>
+          <w:rFonts w:ascii="Aptos Narrow" w:eastAsia="Microsoft YaHei" w:hAnsi="Aptos Narrow" w:cstheme="minorHAnsi"/>
           <w:color w:val="70AD47" w:themeColor="accent6"/>
           <w:szCs w:val="20"/>
         </w:rPr>
@@ -38589,14 +38589,14 @@
         <w:ind w:left="5400"/>
         <w:contextualSpacing w:val="0"/>
         <w:rPr>
-          <w:rFonts w:ascii="Aptos Narrow" w:eastAsia="微软雅黑" w:hAnsi="Aptos Narrow" w:cstheme="minorHAnsi"/>
-          <w:color w:val="70AD47" w:themeColor="accent6"/>
-          <w:szCs w:val="20"/>
-        </w:rPr>
-      </w:pPr>
-      <w:r>
-        <w:rPr>
-          <w:rFonts w:ascii="Aptos Narrow" w:eastAsia="微软雅黑" w:hAnsi="Aptos Narrow" w:cstheme="minorHAnsi"/>
+          <w:rFonts w:ascii="Aptos Narrow" w:eastAsia="Microsoft YaHei" w:hAnsi="Aptos Narrow" w:cstheme="minorHAnsi"/>
+          <w:color w:val="70AD47" w:themeColor="accent6"/>
+          <w:szCs w:val="20"/>
+        </w:rPr>
+      </w:pPr>
+      <w:r>
+        <w:rPr>
+          <w:rFonts w:ascii="Aptos Narrow" w:eastAsia="Microsoft YaHei" w:hAnsi="Aptos Narrow" w:cstheme="minorHAnsi"/>
           <w:color w:val="70AD47" w:themeColor="accent6"/>
           <w:szCs w:val="20"/>
         </w:rPr>
@@ -38610,14 +38610,14 @@
         <w:ind w:left="5400"/>
         <w:contextualSpacing w:val="0"/>
         <w:rPr>
-          <w:rFonts w:ascii="Aptos Narrow" w:eastAsia="微软雅黑" w:hAnsi="Aptos Narrow" w:cstheme="minorHAnsi"/>
-          <w:color w:val="70AD47" w:themeColor="accent6"/>
-          <w:szCs w:val="20"/>
-        </w:rPr>
-      </w:pPr>
-      <w:r>
-        <w:rPr>
-          <w:rFonts w:ascii="Aptos Narrow" w:eastAsia="微软雅黑" w:hAnsi="Aptos Narrow" w:cstheme="minorHAnsi"/>
+          <w:rFonts w:ascii="Aptos Narrow" w:eastAsia="Microsoft YaHei" w:hAnsi="Aptos Narrow" w:cstheme="minorHAnsi"/>
+          <w:color w:val="70AD47" w:themeColor="accent6"/>
+          <w:szCs w:val="20"/>
+        </w:rPr>
+      </w:pPr>
+      <w:r>
+        <w:rPr>
+          <w:rFonts w:ascii="Aptos Narrow" w:eastAsia="Microsoft YaHei" w:hAnsi="Aptos Narrow" w:cstheme="minorHAnsi"/>
           <w:color w:val="70AD47" w:themeColor="accent6"/>
           <w:szCs w:val="20"/>
         </w:rPr>
@@ -38631,14 +38631,14 @@
         <w:ind w:left="5400"/>
         <w:contextualSpacing w:val="0"/>
         <w:rPr>
-          <w:rFonts w:ascii="Aptos Narrow" w:eastAsia="微软雅黑" w:hAnsi="Aptos Narrow" w:cstheme="minorHAnsi"/>
-          <w:color w:val="70AD47" w:themeColor="accent6"/>
-          <w:szCs w:val="20"/>
-        </w:rPr>
-      </w:pPr>
-      <w:r>
-        <w:rPr>
-          <w:rFonts w:ascii="Aptos Narrow" w:eastAsia="微软雅黑" w:hAnsi="Aptos Narrow" w:cstheme="minorHAnsi"/>
+          <w:rFonts w:ascii="Aptos Narrow" w:eastAsia="Microsoft YaHei" w:hAnsi="Aptos Narrow" w:cstheme="minorHAnsi"/>
+          <w:color w:val="70AD47" w:themeColor="accent6"/>
+          <w:szCs w:val="20"/>
+        </w:rPr>
+      </w:pPr>
+      <w:r>
+        <w:rPr>
+          <w:rFonts w:ascii="Aptos Narrow" w:eastAsia="Microsoft YaHei" w:hAnsi="Aptos Narrow" w:cstheme="minorHAnsi"/>
           <w:color w:val="70AD47" w:themeColor="accent6"/>
           <w:szCs w:val="20"/>
         </w:rPr>
@@ -38646,7 +38646,7 @@
       </w:r>
       <w:r>
         <w:rPr>
-          <w:rFonts w:ascii="Aptos Narrow" w:eastAsia="微软雅黑" w:hAnsi="Aptos Narrow" w:cstheme="minorHAnsi"/>
+          <w:rFonts w:ascii="Aptos Narrow" w:eastAsia="Microsoft YaHei" w:hAnsi="Aptos Narrow" w:cstheme="minorHAnsi"/>
           <w:color w:val="70AD47" w:themeColor="accent6"/>
           <w:szCs w:val="20"/>
         </w:rPr>
@@ -38654,7 +38654,7 @@
       </w:r>
       <w:r>
         <w:rPr>
-          <w:rFonts w:ascii="Aptos Narrow" w:eastAsia="微软雅黑" w:hAnsi="Aptos Narrow" w:cstheme="minorHAnsi"/>
+          <w:rFonts w:ascii="Aptos Narrow" w:eastAsia="Microsoft YaHei" w:hAnsi="Aptos Narrow" w:cstheme="minorHAnsi"/>
           <w:color w:val="70AD47" w:themeColor="accent6"/>
           <w:szCs w:val="20"/>
         </w:rPr>
@@ -38668,14 +38668,14 @@
         <w:ind w:left="5400"/>
         <w:contextualSpacing w:val="0"/>
         <w:rPr>
-          <w:rFonts w:ascii="Aptos Narrow" w:eastAsia="微软雅黑" w:hAnsi="Aptos Narrow" w:cstheme="minorHAnsi"/>
-          <w:color w:val="70AD47" w:themeColor="accent6"/>
-          <w:szCs w:val="20"/>
-        </w:rPr>
-      </w:pPr>
-      <w:r>
-        <w:rPr>
-          <w:rFonts w:ascii="Aptos Narrow" w:eastAsia="微软雅黑" w:hAnsi="Aptos Narrow" w:cstheme="minorHAnsi"/>
+          <w:rFonts w:ascii="Aptos Narrow" w:eastAsia="Microsoft YaHei" w:hAnsi="Aptos Narrow" w:cstheme="minorHAnsi"/>
+          <w:color w:val="70AD47" w:themeColor="accent6"/>
+          <w:szCs w:val="20"/>
+        </w:rPr>
+      </w:pPr>
+      <w:r>
+        <w:rPr>
+          <w:rFonts w:ascii="Aptos Narrow" w:eastAsia="Microsoft YaHei" w:hAnsi="Aptos Narrow" w:cstheme="minorHAnsi"/>
           <w:color w:val="70AD47" w:themeColor="accent6"/>
           <w:szCs w:val="20"/>
         </w:rPr>
@@ -38683,7 +38683,7 @@
       </w:r>
       <w:r>
         <w:rPr>
-          <w:rFonts w:ascii="Aptos Narrow" w:eastAsia="微软雅黑" w:hAnsi="Aptos Narrow" w:cstheme="minorHAnsi"/>
+          <w:rFonts w:ascii="Aptos Narrow" w:eastAsia="Microsoft YaHei" w:hAnsi="Aptos Narrow" w:cstheme="minorHAnsi"/>
           <w:color w:val="70AD47" w:themeColor="accent6"/>
           <w:szCs w:val="20"/>
         </w:rPr>
@@ -38691,7 +38691,7 @@
       </w:r>
       <w:r>
         <w:rPr>
-          <w:rFonts w:ascii="Aptos Narrow" w:eastAsia="微软雅黑" w:hAnsi="Aptos Narrow" w:cstheme="minorHAnsi"/>
+          <w:rFonts w:ascii="Aptos Narrow" w:eastAsia="Microsoft YaHei" w:hAnsi="Aptos Narrow" w:cstheme="minorHAnsi"/>
           <w:color w:val="70AD47" w:themeColor="accent6"/>
           <w:szCs w:val="20"/>
         </w:rPr>
@@ -38705,14 +38705,14 @@
         <w:ind w:left="5400"/>
         <w:contextualSpacing w:val="0"/>
         <w:rPr>
-          <w:rFonts w:ascii="Aptos Narrow" w:eastAsia="微软雅黑" w:hAnsi="Aptos Narrow" w:cstheme="minorHAnsi"/>
-          <w:color w:val="70AD47" w:themeColor="accent6"/>
-          <w:szCs w:val="20"/>
-        </w:rPr>
-      </w:pPr>
-      <w:r>
-        <w:rPr>
-          <w:rFonts w:ascii="Aptos Narrow" w:eastAsia="微软雅黑" w:hAnsi="Aptos Narrow" w:cstheme="minorHAnsi"/>
+          <w:rFonts w:ascii="Aptos Narrow" w:eastAsia="Microsoft YaHei" w:hAnsi="Aptos Narrow" w:cstheme="minorHAnsi"/>
+          <w:color w:val="70AD47" w:themeColor="accent6"/>
+          <w:szCs w:val="20"/>
+        </w:rPr>
+      </w:pPr>
+      <w:r>
+        <w:rPr>
+          <w:rFonts w:ascii="Aptos Narrow" w:eastAsia="Microsoft YaHei" w:hAnsi="Aptos Narrow" w:cstheme="minorHAnsi"/>
           <w:color w:val="70AD47" w:themeColor="accent6"/>
           <w:szCs w:val="20"/>
         </w:rPr>
@@ -38729,13 +38729,13 @@
         <w:spacing w:before="720" w:line="360" w:lineRule="auto"/>
         <w:ind w:left="3420" w:hanging="720"/>
         <w:rPr>
-          <w:rFonts w:ascii="Aptos Narrow" w:eastAsia="微软雅黑" w:hAnsi="Aptos Narrow"/>
-          <w:szCs w:val="20"/>
-        </w:rPr>
-      </w:pPr>
-      <w:r>
-        <w:rPr>
-          <w:rFonts w:ascii="Aptos Narrow" w:eastAsia="微软雅黑" w:hAnsi="Aptos Narrow"/>
+          <w:rFonts w:ascii="Aptos Narrow" w:eastAsia="Microsoft YaHei" w:hAnsi="Aptos Narrow"/>
+          <w:szCs w:val="20"/>
+        </w:rPr>
+      </w:pPr>
+      <w:r>
+        <w:rPr>
+          <w:rFonts w:ascii="Aptos Narrow" w:eastAsia="Microsoft YaHei" w:hAnsi="Aptos Narrow"/>
           <w:szCs w:val="20"/>
         </w:rPr>
         <w:lastRenderedPageBreak/>
@@ -38747,13 +38747,13 @@
         <w:spacing w:before="240" w:line="360" w:lineRule="auto"/>
         <w:ind w:left="3510"/>
         <w:rPr>
-          <w:rFonts w:ascii="Aptos Narrow" w:eastAsia="微软雅黑" w:hAnsi="Aptos Narrow" w:cstheme="majorBidi"/>
-          <w:szCs w:val="20"/>
-        </w:rPr>
-      </w:pPr>
-      <w:r>
-        <w:rPr>
-          <w:rFonts w:ascii="Aptos Narrow" w:eastAsia="微软雅黑" w:hAnsi="Aptos Narrow" w:cstheme="majorBidi"/>
+          <w:rFonts w:ascii="Aptos Narrow" w:eastAsia="Microsoft YaHei" w:hAnsi="Aptos Narrow" w:cstheme="majorBidi"/>
+          <w:szCs w:val="20"/>
+        </w:rPr>
+      </w:pPr>
+      <w:r>
+        <w:rPr>
+          <w:rFonts w:ascii="Aptos Narrow" w:eastAsia="Microsoft YaHei" w:hAnsi="Aptos Narrow" w:cstheme="majorBidi"/>
           <w:szCs w:val="20"/>
         </w:rPr>
         <w:t>Through "</w:t>
@@ -38762,7 +38762,7 @@
         <w:r>
           <w:rPr>
             <w:rStyle w:val="Hyperlink"/>
-            <w:rFonts w:ascii="Aptos Narrow" w:eastAsia="微软雅黑" w:hAnsi="Aptos Narrow" w:cstheme="majorBidi"/>
+            <w:rFonts w:ascii="Aptos Narrow" w:eastAsia="Microsoft YaHei" w:hAnsi="Aptos Narrow" w:cstheme="majorBidi"/>
             <w:color w:val="0070C0"/>
             <w:szCs w:val="20"/>
             <w:u w:val="none"/>
@@ -38779,7 +38779,7 @@
         <w:r>
           <w:rPr>
             <w:rStyle w:val="Hyperlink"/>
-            <w:rFonts w:ascii="Aptos Narrow" w:eastAsia="微软雅黑" w:hAnsi="Aptos Narrow" w:cstheme="majorBidi"/>
+            <w:rFonts w:ascii="Aptos Narrow" w:eastAsia="Microsoft YaHei" w:hAnsi="Aptos Narrow" w:cstheme="majorBidi"/>
             <w:color w:val="0070C0"/>
             <w:szCs w:val="20"/>
             <w:u w:val="none"/>
@@ -38789,7 +38789,7 @@
         <w:r>
           <w:rPr>
             <w:rStyle w:val="Hyperlink"/>
-            <w:rFonts w:ascii="Aptos Narrow" w:eastAsia="微软雅黑" w:hAnsi="Aptos Narrow" w:cstheme="majorBidi"/>
+            <w:rFonts w:ascii="Aptos Narrow" w:eastAsia="Microsoft YaHei" w:hAnsi="Aptos Narrow" w:cstheme="majorBidi"/>
             <w:color w:val="0070C0"/>
             <w:szCs w:val="20"/>
             <w:u w:val="none"/>
@@ -38798,7 +38798,7 @@
         <w:r>
           <w:rPr>
             <w:rStyle w:val="Hyperlink"/>
-            <w:rFonts w:ascii="Aptos Narrow" w:eastAsia="微软雅黑" w:hAnsi="Aptos Narrow" w:cstheme="majorBidi"/>
+            <w:rFonts w:ascii="Aptos Narrow" w:eastAsia="Microsoft YaHei" w:hAnsi="Aptos Narrow" w:cstheme="majorBidi"/>
             <w:color w:val="0070C0"/>
             <w:szCs w:val="20"/>
             <w:u w:val="none"/>
@@ -38818,7 +38818,7 @@
         <w:r>
           <w:rPr>
             <w:rStyle w:val="Hyperlink"/>
-            <w:rFonts w:ascii="Aptos Narrow" w:eastAsia="微软雅黑" w:hAnsi="Aptos Narrow" w:cstheme="majorBidi"/>
+            <w:rFonts w:ascii="Aptos Narrow" w:eastAsia="Microsoft YaHei" w:hAnsi="Aptos Narrow" w:cstheme="majorBidi"/>
             <w:color w:val="0070C0"/>
             <w:szCs w:val="20"/>
             <w:u w:val="none"/>
@@ -38828,7 +38828,7 @@
       </w:hyperlink>
       <w:r>
         <w:rPr>
-          <w:rFonts w:ascii="Aptos Narrow" w:eastAsia="微软雅黑" w:hAnsi="Aptos Narrow" w:cstheme="majorBidi"/>
+          <w:rFonts w:ascii="Aptos Narrow" w:eastAsia="Microsoft YaHei" w:hAnsi="Aptos Narrow" w:cstheme="majorBidi"/>
           <w:szCs w:val="20"/>
         </w:rPr>
         <w:t>", execute "</w:t>
@@ -38837,7 +38837,7 @@
         <w:r>
           <w:rPr>
             <w:rStyle w:val="Hyperlink"/>
-            <w:rFonts w:ascii="Aptos Narrow" w:eastAsia="微软雅黑" w:hAnsi="Aptos Narrow" w:cstheme="majorBidi"/>
+            <w:rFonts w:ascii="Aptos Narrow" w:eastAsia="Microsoft YaHei" w:hAnsi="Aptos Narrow" w:cstheme="majorBidi"/>
             <w:color w:val="0070C0"/>
             <w:szCs w:val="20"/>
             <w:u w:val="none"/>
@@ -38854,7 +38854,7 @@
         <w:r>
           <w:rPr>
             <w:rStyle w:val="Hyperlink"/>
-            <w:rFonts w:ascii="Aptos Narrow" w:eastAsia="微软雅黑" w:hAnsi="Aptos Narrow" w:cstheme="majorBidi"/>
+            <w:rFonts w:ascii="Aptos Narrow" w:eastAsia="Microsoft YaHei" w:hAnsi="Aptos Narrow" w:cstheme="majorBidi"/>
             <w:color w:val="0070C0"/>
             <w:szCs w:val="20"/>
             <w:u w:val="none"/>
@@ -38864,7 +38864,7 @@
         <w:r>
           <w:rPr>
             <w:rStyle w:val="Hyperlink"/>
-            <w:rFonts w:ascii="Aptos Narrow" w:eastAsia="微软雅黑" w:hAnsi="Aptos Narrow" w:cstheme="majorBidi"/>
+            <w:rFonts w:ascii="Aptos Narrow" w:eastAsia="Microsoft YaHei" w:hAnsi="Aptos Narrow" w:cstheme="majorBidi"/>
             <w:color w:val="0070C0"/>
             <w:szCs w:val="20"/>
             <w:u w:val="none"/>
@@ -38873,7 +38873,7 @@
         <w:r>
           <w:rPr>
             <w:rStyle w:val="Hyperlink"/>
-            <w:rFonts w:ascii="Aptos Narrow" w:eastAsia="微软雅黑" w:hAnsi="Aptos Narrow" w:cstheme="majorBidi"/>
+            <w:rFonts w:ascii="Aptos Narrow" w:eastAsia="Microsoft YaHei" w:hAnsi="Aptos Narrow" w:cstheme="majorBidi"/>
             <w:color w:val="0070C0"/>
             <w:szCs w:val="20"/>
             <w:u w:val="none"/>
@@ -38889,7 +38889,7 @@
         <w:r>
           <w:rPr>
             <w:rStyle w:val="Hyperlink"/>
-            <w:rFonts w:ascii="Aptos Narrow" w:eastAsia="微软雅黑" w:hAnsi="Aptos Narrow" w:cstheme="majorBidi"/>
+            <w:rFonts w:ascii="Aptos Narrow" w:eastAsia="Microsoft YaHei" w:hAnsi="Aptos Narrow" w:cstheme="majorBidi"/>
             <w:color w:val="0070C0"/>
             <w:szCs w:val="20"/>
             <w:u w:val="none"/>
@@ -38899,14 +38899,14 @@
       </w:hyperlink>
       <w:r>
         <w:rPr>
-          <w:rFonts w:ascii="Aptos Narrow" w:eastAsia="微软雅黑" w:hAnsi="Aptos Narrow" w:cstheme="majorBidi"/>
+          <w:rFonts w:ascii="Aptos Narrow" w:eastAsia="Microsoft YaHei" w:hAnsi="Aptos Narrow" w:cstheme="majorBidi"/>
           <w:szCs w:val="20"/>
         </w:rPr>
         <w:t xml:space="preserve">" and mount to: </w:t>
       </w:r>
       <w:r>
         <w:rPr>
-          <w:rFonts w:ascii="Aptos Narrow" w:eastAsia="微软雅黑" w:hAnsi="Aptos Narrow" w:cstheme="majorBidi"/>
+          <w:rFonts w:ascii="Aptos Narrow" w:eastAsia="Microsoft YaHei" w:hAnsi="Aptos Narrow" w:cstheme="majorBidi"/>
           <w:color w:val="7030A0"/>
           <w:szCs w:val="20"/>
         </w:rPr>
@@ -38914,7 +38914,7 @@
       </w:r>
       <w:r>
         <w:rPr>
-          <w:rFonts w:ascii="Aptos Narrow" w:eastAsia="微软雅黑" w:hAnsi="Aptos Narrow" w:cstheme="majorBidi"/>
+          <w:rFonts w:ascii="Aptos Narrow" w:eastAsia="Microsoft YaHei" w:hAnsi="Aptos Narrow" w:cstheme="majorBidi"/>
           <w:color w:val="7030A0"/>
           <w:szCs w:val="20"/>
         </w:rPr>
@@ -38922,7 +38922,7 @@
       </w:r>
       <w:r>
         <w:rPr>
-          <w:rFonts w:ascii="Aptos Narrow" w:eastAsia="微软雅黑" w:hAnsi="Aptos Narrow" w:cstheme="majorBidi"/>
+          <w:rFonts w:ascii="Aptos Narrow" w:eastAsia="Microsoft YaHei" w:hAnsi="Aptos Narrow" w:cstheme="majorBidi"/>
           <w:color w:val="7030A0"/>
           <w:szCs w:val="20"/>
         </w:rPr>
@@ -38939,14 +38939,14 @@
         <w:spacing w:before="720" w:line="360" w:lineRule="auto"/>
         <w:ind w:left="4253" w:hanging="851"/>
         <w:rPr>
-          <w:rFonts w:ascii="Aptos Narrow" w:eastAsia="微软雅黑" w:hAnsi="Aptos Narrow"/>
+          <w:rFonts w:ascii="Aptos Narrow" w:eastAsia="Microsoft YaHei" w:hAnsi="Aptos Narrow"/>
           <w:iCs w:val="0"/>
           <w:szCs w:val="20"/>
         </w:rPr>
       </w:pPr>
       <w:r>
         <w:rPr>
-          <w:rFonts w:ascii="Aptos Narrow" w:eastAsia="微软雅黑" w:hAnsi="Aptos Narrow"/>
+          <w:rFonts w:ascii="Aptos Narrow" w:eastAsia="Microsoft YaHei" w:hAnsi="Aptos Narrow"/>
           <w:iCs w:val="0"/>
           <w:szCs w:val="20"/>
         </w:rPr>
@@ -38960,20 +38960,20 @@
         <w:ind w:left="4253"/>
         <w:contextualSpacing w:val="0"/>
         <w:rPr>
-          <w:rFonts w:ascii="Aptos Narrow" w:eastAsia="微软雅黑" w:hAnsi="Aptos Narrow" w:cstheme="minorHAnsi"/>
-          <w:szCs w:val="20"/>
-        </w:rPr>
-      </w:pPr>
-      <w:r>
-        <w:rPr>
-          <w:rFonts w:ascii="Aptos Narrow" w:eastAsia="微软雅黑" w:hAnsi="Aptos Narrow" w:cstheme="minorHAnsi"/>
+          <w:rFonts w:ascii="Aptos Narrow" w:eastAsia="Microsoft YaHei" w:hAnsi="Aptos Narrow" w:cstheme="minorHAnsi"/>
+          <w:szCs w:val="20"/>
+        </w:rPr>
+      </w:pPr>
+      <w:r>
+        <w:rPr>
+          <w:rFonts w:ascii="Aptos Narrow" w:eastAsia="Microsoft YaHei" w:hAnsi="Aptos Narrow" w:cstheme="minorHAnsi"/>
           <w:szCs w:val="20"/>
         </w:rPr>
         <w:t xml:space="preserve">Copy </w:t>
       </w:r>
       <w:r>
         <w:rPr>
-          <w:rFonts w:ascii="Aptos Narrow" w:eastAsia="微软雅黑" w:hAnsi="Aptos Narrow" w:cstheme="minorHAnsi"/>
+          <w:rFonts w:ascii="Aptos Narrow" w:eastAsia="Microsoft YaHei" w:hAnsi="Aptos Narrow" w:cstheme="minorHAnsi"/>
           <w:color w:val="7030A0"/>
           <w:szCs w:val="20"/>
         </w:rPr>
@@ -38981,7 +38981,7 @@
       </w:r>
       <w:r>
         <w:rPr>
-          <w:rFonts w:ascii="Aptos Narrow" w:eastAsia="微软雅黑" w:hAnsi="Aptos Narrow" w:cstheme="minorHAnsi"/>
+          <w:rFonts w:ascii="Aptos Narrow" w:eastAsia="Microsoft YaHei" w:hAnsi="Aptos Narrow" w:cstheme="minorHAnsi"/>
           <w:color w:val="7030A0"/>
           <w:szCs w:val="20"/>
         </w:rPr>
@@ -38989,14 +38989,14 @@
       </w:r>
       <w:r>
         <w:rPr>
-          <w:rFonts w:ascii="Aptos Narrow" w:eastAsia="微软雅黑" w:hAnsi="Aptos Narrow" w:cstheme="minorHAnsi"/>
+          <w:rFonts w:ascii="Aptos Narrow" w:eastAsia="Microsoft YaHei" w:hAnsi="Aptos Narrow" w:cstheme="minorHAnsi"/>
           <w:szCs w:val="20"/>
         </w:rPr>
         <w:t xml:space="preserve"> to </w:t>
       </w:r>
       <w:r>
         <w:rPr>
-          <w:rFonts w:ascii="Aptos Narrow" w:eastAsia="微软雅黑" w:hAnsi="Aptos Narrow" w:cstheme="minorHAnsi"/>
+          <w:rFonts w:ascii="Aptos Narrow" w:eastAsia="Microsoft YaHei" w:hAnsi="Aptos Narrow" w:cstheme="minorHAnsi"/>
           <w:color w:val="7030A0"/>
           <w:szCs w:val="20"/>
         </w:rPr>
@@ -39004,7 +39004,7 @@
       </w:r>
       <w:r>
         <w:rPr>
-          <w:rFonts w:ascii="Aptos Narrow" w:eastAsia="微软雅黑" w:hAnsi="Aptos Narrow" w:cstheme="minorHAnsi"/>
+          <w:rFonts w:ascii="Aptos Narrow" w:eastAsia="Microsoft YaHei" w:hAnsi="Aptos Narrow" w:cstheme="minorHAnsi"/>
           <w:color w:val="7030A0"/>
           <w:szCs w:val="20"/>
         </w:rPr>
@@ -39012,7 +39012,7 @@
       </w:r>
       <w:r>
         <w:rPr>
-          <w:rFonts w:ascii="Aptos Narrow" w:eastAsia="微软雅黑" w:hAnsi="Aptos Narrow" w:cstheme="minorHAnsi"/>
+          <w:rFonts w:ascii="Aptos Narrow" w:eastAsia="Microsoft YaHei" w:hAnsi="Aptos Narrow" w:cstheme="minorHAnsi"/>
           <w:color w:val="7030A0"/>
           <w:szCs w:val="20"/>
         </w:rPr>
@@ -39026,14 +39026,14 @@
         <w:ind w:left="4253"/>
         <w:contextualSpacing w:val="0"/>
         <w:rPr>
-          <w:rFonts w:ascii="Aptos Narrow" w:eastAsia="微软雅黑" w:hAnsi="Aptos Narrow" w:cstheme="minorHAnsi"/>
-          <w:color w:val="70AD47" w:themeColor="accent6"/>
-          <w:szCs w:val="20"/>
-        </w:rPr>
-      </w:pPr>
-      <w:r>
-        <w:rPr>
-          <w:rFonts w:ascii="Aptos Narrow" w:eastAsia="微软雅黑" w:hAnsi="Aptos Narrow" w:cstheme="minorHAnsi"/>
+          <w:rFonts w:ascii="Aptos Narrow" w:eastAsia="Microsoft YaHei" w:hAnsi="Aptos Narrow" w:cstheme="minorHAnsi"/>
+          <w:color w:val="70AD47" w:themeColor="accent6"/>
+          <w:szCs w:val="20"/>
+        </w:rPr>
+      </w:pPr>
+      <w:r>
+        <w:rPr>
+          <w:rFonts w:ascii="Aptos Narrow" w:eastAsia="Microsoft YaHei" w:hAnsi="Aptos Narrow" w:cstheme="minorHAnsi"/>
           <w:color w:val="70AD47" w:themeColor="accent6"/>
           <w:szCs w:val="20"/>
         </w:rPr>
@@ -39041,7 +39041,7 @@
       </w:r>
       <w:r>
         <w:rPr>
-          <w:rFonts w:ascii="Aptos Narrow" w:eastAsia="微软雅黑" w:hAnsi="Aptos Narrow" w:cstheme="minorHAnsi"/>
+          <w:rFonts w:ascii="Aptos Narrow" w:eastAsia="Microsoft YaHei" w:hAnsi="Aptos Narrow" w:cstheme="minorHAnsi"/>
           <w:color w:val="70AD47" w:themeColor="accent6"/>
           <w:szCs w:val="20"/>
         </w:rPr>
@@ -39049,7 +39049,7 @@
       </w:r>
       <w:r>
         <w:rPr>
-          <w:rFonts w:ascii="Aptos Narrow" w:eastAsia="微软雅黑" w:hAnsi="Aptos Narrow" w:cstheme="minorHAnsi"/>
+          <w:rFonts w:ascii="Aptos Narrow" w:eastAsia="Microsoft YaHei" w:hAnsi="Aptos Narrow" w:cstheme="minorHAnsi"/>
           <w:color w:val="70AD47" w:themeColor="accent6"/>
           <w:szCs w:val="20"/>
         </w:rPr>
@@ -39057,7 +39057,7 @@
       </w:r>
       <w:r>
         <w:rPr>
-          <w:rFonts w:ascii="Aptos Narrow" w:eastAsia="微软雅黑" w:hAnsi="Aptos Narrow" w:cstheme="minorHAnsi"/>
+          <w:rFonts w:ascii="Aptos Narrow" w:eastAsia="Microsoft YaHei" w:hAnsi="Aptos Narrow" w:cstheme="minorHAnsi"/>
           <w:color w:val="70AD47" w:themeColor="accent6"/>
           <w:szCs w:val="20"/>
         </w:rPr>
@@ -39065,7 +39065,7 @@
       </w:r>
       <w:r>
         <w:rPr>
-          <w:rFonts w:ascii="Aptos Narrow" w:eastAsia="微软雅黑" w:hAnsi="Aptos Narrow" w:cstheme="minorHAnsi"/>
+          <w:rFonts w:ascii="Aptos Narrow" w:eastAsia="Microsoft YaHei" w:hAnsi="Aptos Narrow" w:cstheme="minorHAnsi"/>
           <w:color w:val="70AD47" w:themeColor="accent6"/>
           <w:szCs w:val="20"/>
         </w:rPr>
@@ -39082,14 +39082,14 @@
         <w:spacing w:before="720" w:line="360" w:lineRule="auto"/>
         <w:ind w:left="4253" w:hanging="851"/>
         <w:rPr>
-          <w:rFonts w:ascii="Aptos Narrow" w:eastAsia="微软雅黑" w:hAnsi="Aptos Narrow"/>
+          <w:rFonts w:ascii="Aptos Narrow" w:eastAsia="Microsoft YaHei" w:hAnsi="Aptos Narrow"/>
           <w:iCs w:val="0"/>
           <w:szCs w:val="20"/>
         </w:rPr>
       </w:pPr>
       <w:r>
         <w:rPr>
-          <w:rFonts w:ascii="Aptos Narrow" w:eastAsia="微软雅黑" w:hAnsi="Aptos Narrow"/>
+          <w:rFonts w:ascii="Aptos Narrow" w:eastAsia="Microsoft YaHei" w:hAnsi="Aptos Narrow"/>
           <w:iCs w:val="0"/>
           <w:szCs w:val="20"/>
         </w:rPr>
@@ -39101,20 +39101,20 @@
         <w:spacing w:before="240" w:line="360" w:lineRule="auto"/>
         <w:ind w:left="4253"/>
         <w:rPr>
-          <w:rFonts w:ascii="Aptos Narrow" w:eastAsia="微软雅黑" w:hAnsi="Aptos Narrow" w:cstheme="minorHAnsi"/>
-          <w:szCs w:val="20"/>
-        </w:rPr>
-      </w:pPr>
-      <w:r>
-        <w:rPr>
-          <w:rFonts w:ascii="Aptos Narrow" w:eastAsia="微软雅黑" w:hAnsi="Aptos Narrow" w:cstheme="minorHAnsi"/>
+          <w:rFonts w:ascii="Aptos Narrow" w:eastAsia="Microsoft YaHei" w:hAnsi="Aptos Narrow" w:cstheme="minorHAnsi"/>
+          <w:szCs w:val="20"/>
+        </w:rPr>
+      </w:pPr>
+      <w:r>
+        <w:rPr>
+          <w:rFonts w:ascii="Aptos Narrow" w:eastAsia="Microsoft YaHei" w:hAnsi="Aptos Narrow" w:cstheme="minorHAnsi"/>
           <w:szCs w:val="20"/>
         </w:rPr>
         <w:t>Add "</w:t>
       </w:r>
       <w:r>
         <w:rPr>
-          <w:rFonts w:ascii="Aptos Narrow" w:eastAsia="微软雅黑" w:hAnsi="Aptos Narrow" w:cstheme="minorHAnsi"/>
+          <w:rFonts w:ascii="Aptos Narrow" w:eastAsia="Microsoft YaHei" w:hAnsi="Aptos Narrow" w:cstheme="minorHAnsi"/>
           <w:color w:val="7030A0"/>
           <w:szCs w:val="20"/>
         </w:rPr>
@@ -39122,14 +39122,14 @@
       </w:r>
       <w:r>
         <w:rPr>
-          <w:rFonts w:ascii="Aptos Narrow" w:eastAsia="微软雅黑" w:hAnsi="Aptos Narrow" w:cstheme="minorHAnsi"/>
+          <w:rFonts w:ascii="Aptos Narrow" w:eastAsia="Microsoft YaHei" w:hAnsi="Aptos Narrow" w:cstheme="minorHAnsi"/>
           <w:szCs w:val="20"/>
         </w:rPr>
         <w:t xml:space="preserve">" to the </w:t>
       </w:r>
       <w:r>
         <w:rPr>
-          <w:rFonts w:ascii="Aptos Narrow" w:eastAsia="微软雅黑" w:hAnsi="Aptos Narrow" w:cstheme="minorHAnsi"/>
+          <w:rFonts w:ascii="Aptos Narrow" w:eastAsia="Microsoft YaHei" w:hAnsi="Aptos Narrow" w:cstheme="minorHAnsi"/>
           <w:color w:val="7030A0"/>
           <w:szCs w:val="20"/>
         </w:rPr>
@@ -39137,7 +39137,7 @@
       </w:r>
       <w:r>
         <w:rPr>
-          <w:rFonts w:ascii="Aptos Narrow" w:eastAsia="微软雅黑" w:hAnsi="Aptos Narrow" w:cstheme="minorHAnsi"/>
+          <w:rFonts w:ascii="Aptos Narrow" w:eastAsia="Microsoft YaHei" w:hAnsi="Aptos Narrow" w:cstheme="minorHAnsi"/>
           <w:color w:val="7030A0"/>
           <w:szCs w:val="20"/>
         </w:rPr>
@@ -39145,7 +39145,7 @@
       </w:r>
       <w:r>
         <w:rPr>
-          <w:rFonts w:ascii="Aptos Narrow" w:eastAsia="微软雅黑" w:hAnsi="Aptos Narrow" w:cstheme="minorHAnsi"/>
+          <w:rFonts w:ascii="Aptos Narrow" w:eastAsia="Microsoft YaHei" w:hAnsi="Aptos Narrow" w:cstheme="minorHAnsi"/>
           <w:color w:val="7030A0"/>
           <w:szCs w:val="20"/>
         </w:rPr>
@@ -39153,7 +39153,7 @@
       </w:r>
       <w:r>
         <w:rPr>
-          <w:rFonts w:ascii="Aptos Narrow" w:eastAsia="微软雅黑" w:hAnsi="Aptos Narrow" w:cstheme="minorHAnsi"/>
+          <w:rFonts w:ascii="Aptos Narrow" w:eastAsia="Microsoft YaHei" w:hAnsi="Aptos Narrow" w:cstheme="minorHAnsi"/>
           <w:szCs w:val="20"/>
         </w:rPr>
         <w:t xml:space="preserve"> directory.</w:t>
@@ -39171,7 +39171,7 @@
         <w:spacing w:before="720" w:line="360" w:lineRule="auto"/>
         <w:ind w:left="5400" w:hanging="1140"/>
         <w:rPr>
-          <w:rFonts w:ascii="Aptos Narrow" w:eastAsia="微软雅黑" w:hAnsi="Aptos Narrow"/>
+          <w:rFonts w:ascii="Aptos Narrow" w:eastAsia="Microsoft YaHei" w:hAnsi="Aptos Narrow"/>
           <w:color w:val="auto"/>
           <w:sz w:val="20"/>
           <w:szCs w:val="20"/>
@@ -39179,7 +39179,7 @@
       </w:pPr>
       <w:r>
         <w:rPr>
-          <w:rFonts w:ascii="Aptos Narrow" w:eastAsia="微软雅黑" w:hAnsi="Aptos Narrow"/>
+          <w:rFonts w:ascii="Aptos Narrow" w:eastAsia="Microsoft YaHei" w:hAnsi="Aptos Narrow"/>
           <w:color w:val="auto"/>
           <w:sz w:val="20"/>
           <w:szCs w:val="20"/>
@@ -39194,21 +39194,21 @@
         <w:ind w:left="5387"/>
         <w:contextualSpacing w:val="0"/>
         <w:rPr>
-          <w:rFonts w:ascii="Aptos Narrow" w:eastAsia="微软雅黑" w:hAnsi="Aptos Narrow" w:cstheme="minorHAnsi"/>
+          <w:rFonts w:ascii="Aptos Narrow" w:eastAsia="Microsoft YaHei" w:hAnsi="Aptos Narrow" w:cstheme="minorHAnsi"/>
           <w:color w:val="7030A0"/>
           <w:szCs w:val="20"/>
         </w:rPr>
       </w:pPr>
       <w:r>
         <w:rPr>
-          <w:rFonts w:ascii="Aptos Narrow" w:eastAsia="微软雅黑" w:hAnsi="Aptos Narrow" w:cstheme="minorHAnsi"/>
+          <w:rFonts w:ascii="Aptos Narrow" w:eastAsia="Microsoft YaHei" w:hAnsi="Aptos Narrow" w:cstheme="minorHAnsi"/>
           <w:szCs w:val="20"/>
         </w:rPr>
         <w:t xml:space="preserve">Copy </w:t>
       </w:r>
       <w:r>
         <w:rPr>
-          <w:rFonts w:ascii="Aptos Narrow" w:eastAsia="微软雅黑" w:hAnsi="Aptos Narrow" w:cstheme="minorHAnsi"/>
+          <w:rFonts w:ascii="Aptos Narrow" w:eastAsia="Microsoft YaHei" w:hAnsi="Aptos Narrow" w:cstheme="minorHAnsi"/>
           <w:color w:val="7030A0"/>
           <w:szCs w:val="20"/>
         </w:rPr>
@@ -39216,14 +39216,14 @@
       </w:r>
       <w:r>
         <w:rPr>
-          <w:rFonts w:ascii="Aptos Narrow" w:eastAsia="微软雅黑" w:hAnsi="Aptos Narrow" w:cstheme="minorHAnsi"/>
+          <w:rFonts w:ascii="Aptos Narrow" w:eastAsia="Microsoft YaHei" w:hAnsi="Aptos Narrow" w:cstheme="minorHAnsi"/>
           <w:szCs w:val="20"/>
         </w:rPr>
         <w:t xml:space="preserve"> to </w:t>
       </w:r>
       <w:r>
         <w:rPr>
-          <w:rFonts w:ascii="Aptos Narrow" w:eastAsia="微软雅黑" w:hAnsi="Aptos Narrow" w:cstheme="minorHAnsi"/>
+          <w:rFonts w:ascii="Aptos Narrow" w:eastAsia="Microsoft YaHei" w:hAnsi="Aptos Narrow" w:cstheme="minorHAnsi"/>
           <w:color w:val="7030A0"/>
           <w:szCs w:val="20"/>
         </w:rPr>
@@ -39231,7 +39231,7 @@
       </w:r>
       <w:r>
         <w:rPr>
-          <w:rFonts w:ascii="Aptos Narrow" w:eastAsia="微软雅黑" w:hAnsi="Aptos Narrow" w:cstheme="minorHAnsi"/>
+          <w:rFonts w:ascii="Aptos Narrow" w:eastAsia="Microsoft YaHei" w:hAnsi="Aptos Narrow" w:cstheme="minorHAnsi"/>
           <w:color w:val="7030A0"/>
           <w:szCs w:val="20"/>
         </w:rPr>
@@ -39239,7 +39239,7 @@
       </w:r>
       <w:r>
         <w:rPr>
-          <w:rFonts w:ascii="Aptos Narrow" w:eastAsia="微软雅黑" w:hAnsi="Aptos Narrow" w:cstheme="minorHAnsi"/>
+          <w:rFonts w:ascii="Aptos Narrow" w:eastAsia="Microsoft YaHei" w:hAnsi="Aptos Narrow" w:cstheme="minorHAnsi"/>
           <w:color w:val="7030A0"/>
           <w:szCs w:val="20"/>
         </w:rPr>
@@ -39253,14 +39253,14 @@
         <w:ind w:left="5387"/>
         <w:contextualSpacing w:val="0"/>
         <w:rPr>
-          <w:rFonts w:ascii="Aptos Narrow" w:eastAsia="微软雅黑" w:hAnsi="Aptos Narrow" w:cstheme="minorHAnsi"/>
-          <w:color w:val="70AD47" w:themeColor="accent6"/>
-          <w:szCs w:val="20"/>
-        </w:rPr>
-      </w:pPr>
-      <w:r>
-        <w:rPr>
-          <w:rFonts w:ascii="Aptos Narrow" w:eastAsia="微软雅黑" w:hAnsi="Aptos Narrow" w:cstheme="minorHAnsi"/>
+          <w:rFonts w:ascii="Aptos Narrow" w:eastAsia="Microsoft YaHei" w:hAnsi="Aptos Narrow" w:cstheme="minorHAnsi"/>
+          <w:color w:val="70AD47" w:themeColor="accent6"/>
+          <w:szCs w:val="20"/>
+        </w:rPr>
+      </w:pPr>
+      <w:r>
+        <w:rPr>
+          <w:rFonts w:ascii="Aptos Narrow" w:eastAsia="Microsoft YaHei" w:hAnsi="Aptos Narrow" w:cstheme="minorHAnsi"/>
           <w:color w:val="70AD47" w:themeColor="accent6"/>
           <w:szCs w:val="20"/>
         </w:rPr>
@@ -39268,7 +39268,7 @@
       </w:r>
       <w:r>
         <w:rPr>
-          <w:rFonts w:ascii="Aptos Narrow" w:eastAsia="微软雅黑" w:hAnsi="Aptos Narrow" w:cstheme="minorHAnsi"/>
+          <w:rFonts w:ascii="Aptos Narrow" w:eastAsia="Microsoft YaHei" w:hAnsi="Aptos Narrow" w:cstheme="minorHAnsi"/>
           <w:color w:val="70AD47" w:themeColor="accent6"/>
           <w:szCs w:val="20"/>
         </w:rPr>
@@ -39276,7 +39276,7 @@
       </w:r>
       <w:r>
         <w:rPr>
-          <w:rFonts w:ascii="Aptos Narrow" w:eastAsia="微软雅黑" w:hAnsi="Aptos Narrow" w:cstheme="minorHAnsi"/>
+          <w:rFonts w:ascii="Aptos Narrow" w:eastAsia="Microsoft YaHei" w:hAnsi="Aptos Narrow" w:cstheme="minorHAnsi"/>
           <w:color w:val="70AD47" w:themeColor="accent6"/>
           <w:szCs w:val="20"/>
         </w:rPr>
@@ -39295,7 +39295,7 @@
         <w:spacing w:before="720" w:line="360" w:lineRule="auto"/>
         <w:ind w:left="5400" w:hanging="1140"/>
         <w:rPr>
-          <w:rFonts w:ascii="Aptos Narrow" w:eastAsia="微软雅黑" w:hAnsi="Aptos Narrow"/>
+          <w:rFonts w:ascii="Aptos Narrow" w:eastAsia="Microsoft YaHei" w:hAnsi="Aptos Narrow"/>
           <w:color w:val="auto"/>
           <w:sz w:val="20"/>
           <w:szCs w:val="20"/>
@@ -39303,7 +39303,7 @@
       </w:pPr>
       <w:r>
         <w:rPr>
-          <w:rFonts w:ascii="Aptos Narrow" w:eastAsia="微软雅黑" w:hAnsi="Aptos Narrow"/>
+          <w:rFonts w:ascii="Aptos Narrow" w:eastAsia="Microsoft YaHei" w:hAnsi="Aptos Narrow"/>
           <w:color w:val="auto"/>
           <w:sz w:val="20"/>
           <w:szCs w:val="20"/>
@@ -39318,14 +39318,14 @@
         <w:ind w:left="5400"/>
         <w:contextualSpacing w:val="0"/>
         <w:rPr>
-          <w:rFonts w:ascii="Aptos Narrow" w:eastAsia="微软雅黑" w:hAnsi="Aptos Narrow" w:cstheme="minorHAnsi"/>
-          <w:color w:val="70AD47" w:themeColor="accent6"/>
-          <w:szCs w:val="20"/>
-        </w:rPr>
-      </w:pPr>
-      <w:r>
-        <w:rPr>
-          <w:rFonts w:ascii="Aptos Narrow" w:eastAsia="微软雅黑" w:hAnsi="Aptos Narrow" w:cstheme="minorHAnsi"/>
+          <w:rFonts w:ascii="Aptos Narrow" w:eastAsia="Microsoft YaHei" w:hAnsi="Aptos Narrow" w:cstheme="minorHAnsi"/>
+          <w:color w:val="70AD47" w:themeColor="accent6"/>
+          <w:szCs w:val="20"/>
+        </w:rPr>
+      </w:pPr>
+      <w:r>
+        <w:rPr>
+          <w:rFonts w:ascii="Aptos Narrow" w:eastAsia="Microsoft YaHei" w:hAnsi="Aptos Narrow" w:cstheme="minorHAnsi"/>
           <w:color w:val="70AD47" w:themeColor="accent6"/>
           <w:szCs w:val="20"/>
         </w:rPr>
@@ -39339,14 +39339,14 @@
         <w:ind w:left="5400"/>
         <w:contextualSpacing w:val="0"/>
         <w:rPr>
-          <w:rFonts w:ascii="Aptos Narrow" w:eastAsia="微软雅黑" w:hAnsi="Aptos Narrow" w:cstheme="minorHAnsi"/>
-          <w:color w:val="70AD47" w:themeColor="accent6"/>
-          <w:szCs w:val="20"/>
-        </w:rPr>
-      </w:pPr>
-      <w:r>
-        <w:rPr>
-          <w:rFonts w:ascii="Aptos Narrow" w:eastAsia="微软雅黑" w:hAnsi="Aptos Narrow" w:cstheme="minorHAnsi"/>
+          <w:rFonts w:ascii="Aptos Narrow" w:eastAsia="Microsoft YaHei" w:hAnsi="Aptos Narrow" w:cstheme="minorHAnsi"/>
+          <w:color w:val="70AD47" w:themeColor="accent6"/>
+          <w:szCs w:val="20"/>
+        </w:rPr>
+      </w:pPr>
+      <w:r>
+        <w:rPr>
+          <w:rFonts w:ascii="Aptos Narrow" w:eastAsia="Microsoft YaHei" w:hAnsi="Aptos Narrow" w:cstheme="minorHAnsi"/>
           <w:color w:val="70AD47" w:themeColor="accent6"/>
           <w:szCs w:val="20"/>
         </w:rPr>
@@ -39360,14 +39360,14 @@
         <w:ind w:left="5400"/>
         <w:contextualSpacing w:val="0"/>
         <w:rPr>
-          <w:rFonts w:ascii="Aptos Narrow" w:eastAsia="微软雅黑" w:hAnsi="Aptos Narrow" w:cstheme="minorHAnsi"/>
-          <w:color w:val="70AD47" w:themeColor="accent6"/>
-          <w:szCs w:val="20"/>
-        </w:rPr>
-      </w:pPr>
-      <w:r>
-        <w:rPr>
-          <w:rFonts w:ascii="Aptos Narrow" w:eastAsia="微软雅黑" w:hAnsi="Aptos Narrow" w:cstheme="minorHAnsi"/>
+          <w:rFonts w:ascii="Aptos Narrow" w:eastAsia="Microsoft YaHei" w:hAnsi="Aptos Narrow" w:cstheme="minorHAnsi"/>
+          <w:color w:val="70AD47" w:themeColor="accent6"/>
+          <w:szCs w:val="20"/>
+        </w:rPr>
+      </w:pPr>
+      <w:r>
+        <w:rPr>
+          <w:rFonts w:ascii="Aptos Narrow" w:eastAsia="Microsoft YaHei" w:hAnsi="Aptos Narrow" w:cstheme="minorHAnsi"/>
           <w:color w:val="70AD47" w:themeColor="accent6"/>
           <w:szCs w:val="20"/>
         </w:rPr>
@@ -39381,14 +39381,14 @@
         <w:ind w:left="5400"/>
         <w:contextualSpacing w:val="0"/>
         <w:rPr>
-          <w:rFonts w:ascii="Aptos Narrow" w:eastAsia="微软雅黑" w:hAnsi="Aptos Narrow" w:cstheme="minorHAnsi"/>
-          <w:color w:val="70AD47" w:themeColor="accent6"/>
-          <w:szCs w:val="20"/>
-        </w:rPr>
-      </w:pPr>
-      <w:r>
-        <w:rPr>
-          <w:rFonts w:ascii="Aptos Narrow" w:eastAsia="微软雅黑" w:hAnsi="Aptos Narrow" w:cstheme="minorHAnsi"/>
+          <w:rFonts w:ascii="Aptos Narrow" w:eastAsia="Microsoft YaHei" w:hAnsi="Aptos Narrow" w:cstheme="minorHAnsi"/>
+          <w:color w:val="70AD47" w:themeColor="accent6"/>
+          <w:szCs w:val="20"/>
+        </w:rPr>
+      </w:pPr>
+      <w:r>
+        <w:rPr>
+          <w:rFonts w:ascii="Aptos Narrow" w:eastAsia="Microsoft YaHei" w:hAnsi="Aptos Narrow" w:cstheme="minorHAnsi"/>
           <w:color w:val="70AD47" w:themeColor="accent6"/>
           <w:szCs w:val="20"/>
         </w:rPr>
@@ -39402,14 +39402,14 @@
         <w:ind w:left="5400"/>
         <w:contextualSpacing w:val="0"/>
         <w:rPr>
-          <w:rFonts w:ascii="Aptos Narrow" w:eastAsia="微软雅黑" w:hAnsi="Aptos Narrow" w:cstheme="minorHAnsi"/>
-          <w:color w:val="70AD47" w:themeColor="accent6"/>
-          <w:szCs w:val="20"/>
-        </w:rPr>
-      </w:pPr>
-      <w:r>
-        <w:rPr>
-          <w:rFonts w:ascii="Aptos Narrow" w:eastAsia="微软雅黑" w:hAnsi="Aptos Narrow" w:cstheme="minorHAnsi"/>
+          <w:rFonts w:ascii="Aptos Narrow" w:eastAsia="Microsoft YaHei" w:hAnsi="Aptos Narrow" w:cstheme="minorHAnsi"/>
+          <w:color w:val="70AD47" w:themeColor="accent6"/>
+          <w:szCs w:val="20"/>
+        </w:rPr>
+      </w:pPr>
+      <w:r>
+        <w:rPr>
+          <w:rFonts w:ascii="Aptos Narrow" w:eastAsia="Microsoft YaHei" w:hAnsi="Aptos Narrow" w:cstheme="minorHAnsi"/>
           <w:color w:val="70AD47" w:themeColor="accent6"/>
           <w:szCs w:val="20"/>
         </w:rPr>
@@ -39423,14 +39423,14 @@
         <w:ind w:left="5400"/>
         <w:contextualSpacing w:val="0"/>
         <w:rPr>
-          <w:rFonts w:ascii="Aptos Narrow" w:eastAsia="微软雅黑" w:hAnsi="Aptos Narrow" w:cstheme="minorHAnsi"/>
-          <w:color w:val="70AD47" w:themeColor="accent6"/>
-          <w:szCs w:val="20"/>
-        </w:rPr>
-      </w:pPr>
-      <w:r>
-        <w:rPr>
-          <w:rFonts w:ascii="Aptos Narrow" w:eastAsia="微软雅黑" w:hAnsi="Aptos Narrow" w:cstheme="minorHAnsi"/>
+          <w:rFonts w:ascii="Aptos Narrow" w:eastAsia="Microsoft YaHei" w:hAnsi="Aptos Narrow" w:cstheme="minorHAnsi"/>
+          <w:color w:val="70AD47" w:themeColor="accent6"/>
+          <w:szCs w:val="20"/>
+        </w:rPr>
+      </w:pPr>
+      <w:r>
+        <w:rPr>
+          <w:rFonts w:ascii="Aptos Narrow" w:eastAsia="Microsoft YaHei" w:hAnsi="Aptos Narrow" w:cstheme="minorHAnsi"/>
           <w:color w:val="70AD47" w:themeColor="accent6"/>
           <w:szCs w:val="20"/>
         </w:rPr>
@@ -39444,14 +39444,14 @@
         <w:ind w:left="5400"/>
         <w:contextualSpacing w:val="0"/>
         <w:rPr>
-          <w:rFonts w:ascii="Aptos Narrow" w:eastAsia="微软雅黑" w:hAnsi="Aptos Narrow" w:cstheme="minorHAnsi"/>
-          <w:color w:val="70AD47" w:themeColor="accent6"/>
-          <w:szCs w:val="20"/>
-        </w:rPr>
-      </w:pPr>
-      <w:r>
-        <w:rPr>
-          <w:rFonts w:ascii="Aptos Narrow" w:eastAsia="微软雅黑" w:hAnsi="Aptos Narrow" w:cstheme="minorHAnsi"/>
+          <w:rFonts w:ascii="Aptos Narrow" w:eastAsia="Microsoft YaHei" w:hAnsi="Aptos Narrow" w:cstheme="minorHAnsi"/>
+          <w:color w:val="70AD47" w:themeColor="accent6"/>
+          <w:szCs w:val="20"/>
+        </w:rPr>
+      </w:pPr>
+      <w:r>
+        <w:rPr>
+          <w:rFonts w:ascii="Aptos Narrow" w:eastAsia="Microsoft YaHei" w:hAnsi="Aptos Narrow" w:cstheme="minorHAnsi"/>
           <w:color w:val="70AD47" w:themeColor="accent6"/>
           <w:szCs w:val="20"/>
         </w:rPr>
@@ -39465,14 +39465,14 @@
         <w:ind w:left="5400"/>
         <w:contextualSpacing w:val="0"/>
         <w:rPr>
-          <w:rFonts w:ascii="Aptos Narrow" w:eastAsia="微软雅黑" w:hAnsi="Aptos Narrow" w:cstheme="minorHAnsi"/>
-          <w:color w:val="70AD47" w:themeColor="accent6"/>
-          <w:szCs w:val="20"/>
-        </w:rPr>
-      </w:pPr>
-      <w:r>
-        <w:rPr>
-          <w:rFonts w:ascii="Aptos Narrow" w:eastAsia="微软雅黑" w:hAnsi="Aptos Narrow" w:cstheme="minorHAnsi"/>
+          <w:rFonts w:ascii="Aptos Narrow" w:eastAsia="Microsoft YaHei" w:hAnsi="Aptos Narrow" w:cstheme="minorHAnsi"/>
+          <w:color w:val="70AD47" w:themeColor="accent6"/>
+          <w:szCs w:val="20"/>
+        </w:rPr>
+      </w:pPr>
+      <w:r>
+        <w:rPr>
+          <w:rFonts w:ascii="Aptos Narrow" w:eastAsia="Microsoft YaHei" w:hAnsi="Aptos Narrow" w:cstheme="minorHAnsi"/>
           <w:color w:val="70AD47" w:themeColor="accent6"/>
           <w:szCs w:val="20"/>
         </w:rPr>
@@ -39486,14 +39486,14 @@
         <w:ind w:left="5400"/>
         <w:contextualSpacing w:val="0"/>
         <w:rPr>
-          <w:rFonts w:ascii="Aptos Narrow" w:eastAsia="微软雅黑" w:hAnsi="Aptos Narrow" w:cstheme="minorHAnsi"/>
-          <w:color w:val="70AD47" w:themeColor="accent6"/>
-          <w:szCs w:val="20"/>
-        </w:rPr>
-      </w:pPr>
-      <w:r>
-        <w:rPr>
-          <w:rFonts w:ascii="Aptos Narrow" w:eastAsia="微软雅黑" w:hAnsi="Aptos Narrow" w:cstheme="minorHAnsi"/>
+          <w:rFonts w:ascii="Aptos Narrow" w:eastAsia="Microsoft YaHei" w:hAnsi="Aptos Narrow" w:cstheme="minorHAnsi"/>
+          <w:color w:val="70AD47" w:themeColor="accent6"/>
+          <w:szCs w:val="20"/>
+        </w:rPr>
+      </w:pPr>
+      <w:r>
+        <w:rPr>
+          <w:rFonts w:ascii="Aptos Narrow" w:eastAsia="Microsoft YaHei" w:hAnsi="Aptos Narrow" w:cstheme="minorHAnsi"/>
           <w:color w:val="70AD47" w:themeColor="accent6"/>
           <w:szCs w:val="20"/>
         </w:rPr>
@@ -39507,14 +39507,14 @@
         <w:ind w:left="5400"/>
         <w:contextualSpacing w:val="0"/>
         <w:rPr>
-          <w:rFonts w:ascii="Aptos Narrow" w:eastAsia="微软雅黑" w:hAnsi="Aptos Narrow" w:cstheme="minorHAnsi"/>
-          <w:color w:val="70AD47" w:themeColor="accent6"/>
-          <w:szCs w:val="20"/>
-        </w:rPr>
-      </w:pPr>
-      <w:r>
-        <w:rPr>
-          <w:rFonts w:ascii="Aptos Narrow" w:eastAsia="微软雅黑" w:hAnsi="Aptos Narrow" w:cstheme="minorHAnsi"/>
+          <w:rFonts w:ascii="Aptos Narrow" w:eastAsia="Microsoft YaHei" w:hAnsi="Aptos Narrow" w:cstheme="minorHAnsi"/>
+          <w:color w:val="70AD47" w:themeColor="accent6"/>
+          <w:szCs w:val="20"/>
+        </w:rPr>
+      </w:pPr>
+      <w:r>
+        <w:rPr>
+          <w:rFonts w:ascii="Aptos Narrow" w:eastAsia="Microsoft YaHei" w:hAnsi="Aptos Narrow" w:cstheme="minorHAnsi"/>
           <w:color w:val="70AD47" w:themeColor="accent6"/>
           <w:szCs w:val="20"/>
         </w:rPr>
@@ -39528,14 +39528,14 @@
         <w:ind w:left="5400"/>
         <w:contextualSpacing w:val="0"/>
         <w:rPr>
-          <w:rFonts w:ascii="Aptos Narrow" w:eastAsia="微软雅黑" w:hAnsi="Aptos Narrow" w:cstheme="minorHAnsi"/>
-          <w:color w:val="70AD47" w:themeColor="accent6"/>
-          <w:szCs w:val="20"/>
-        </w:rPr>
-      </w:pPr>
-      <w:r>
-        <w:rPr>
-          <w:rFonts w:ascii="Aptos Narrow" w:eastAsia="微软雅黑" w:hAnsi="Aptos Narrow" w:cstheme="minorHAnsi"/>
+          <w:rFonts w:ascii="Aptos Narrow" w:eastAsia="Microsoft YaHei" w:hAnsi="Aptos Narrow" w:cstheme="minorHAnsi"/>
+          <w:color w:val="70AD47" w:themeColor="accent6"/>
+          <w:szCs w:val="20"/>
+        </w:rPr>
+      </w:pPr>
+      <w:r>
+        <w:rPr>
+          <w:rFonts w:ascii="Aptos Narrow" w:eastAsia="Microsoft YaHei" w:hAnsi="Aptos Narrow" w:cstheme="minorHAnsi"/>
           <w:color w:val="70AD47" w:themeColor="accent6"/>
           <w:szCs w:val="20"/>
         </w:rPr>
@@ -39549,14 +39549,14 @@
         <w:ind w:left="5400"/>
         <w:contextualSpacing w:val="0"/>
         <w:rPr>
-          <w:rFonts w:ascii="Aptos Narrow" w:eastAsia="微软雅黑" w:hAnsi="Aptos Narrow" w:cstheme="minorHAnsi"/>
-          <w:color w:val="70AD47" w:themeColor="accent6"/>
-          <w:szCs w:val="20"/>
-        </w:rPr>
-      </w:pPr>
-      <w:r>
-        <w:rPr>
-          <w:rFonts w:ascii="Aptos Narrow" w:eastAsia="微软雅黑" w:hAnsi="Aptos Narrow" w:cstheme="minorHAnsi"/>
+          <w:rFonts w:ascii="Aptos Narrow" w:eastAsia="Microsoft YaHei" w:hAnsi="Aptos Narrow" w:cstheme="minorHAnsi"/>
+          <w:color w:val="70AD47" w:themeColor="accent6"/>
+          <w:szCs w:val="20"/>
+        </w:rPr>
+      </w:pPr>
+      <w:r>
+        <w:rPr>
+          <w:rFonts w:ascii="Aptos Narrow" w:eastAsia="Microsoft YaHei" w:hAnsi="Aptos Narrow" w:cstheme="minorHAnsi"/>
           <w:color w:val="70AD47" w:themeColor="accent6"/>
           <w:szCs w:val="20"/>
         </w:rPr>
@@ -39570,14 +39570,14 @@
         <w:ind w:left="5400"/>
         <w:contextualSpacing w:val="0"/>
         <w:rPr>
-          <w:rFonts w:ascii="Aptos Narrow" w:eastAsia="微软雅黑" w:hAnsi="Aptos Narrow" w:cstheme="minorHAnsi"/>
-          <w:color w:val="70AD47" w:themeColor="accent6"/>
-          <w:szCs w:val="20"/>
-        </w:rPr>
-      </w:pPr>
-      <w:r>
-        <w:rPr>
-          <w:rFonts w:ascii="Aptos Narrow" w:eastAsia="微软雅黑" w:hAnsi="Aptos Narrow" w:cstheme="minorHAnsi"/>
+          <w:rFonts w:ascii="Aptos Narrow" w:eastAsia="Microsoft YaHei" w:hAnsi="Aptos Narrow" w:cstheme="minorHAnsi"/>
+          <w:color w:val="70AD47" w:themeColor="accent6"/>
+          <w:szCs w:val="20"/>
+        </w:rPr>
+      </w:pPr>
+      <w:r>
+        <w:rPr>
+          <w:rFonts w:ascii="Aptos Narrow" w:eastAsia="Microsoft YaHei" w:hAnsi="Aptos Narrow" w:cstheme="minorHAnsi"/>
           <w:color w:val="70AD47" w:themeColor="accent6"/>
           <w:szCs w:val="20"/>
         </w:rPr>
@@ -39591,14 +39591,14 @@
         <w:ind w:left="5400"/>
         <w:contextualSpacing w:val="0"/>
         <w:rPr>
-          <w:rFonts w:ascii="Aptos Narrow" w:eastAsia="微软雅黑" w:hAnsi="Aptos Narrow" w:cstheme="minorHAnsi"/>
-          <w:color w:val="70AD47" w:themeColor="accent6"/>
-          <w:szCs w:val="20"/>
-        </w:rPr>
-      </w:pPr>
-      <w:r>
-        <w:rPr>
-          <w:rFonts w:ascii="Aptos Narrow" w:eastAsia="微软雅黑" w:hAnsi="Aptos Narrow" w:cstheme="minorHAnsi"/>
+          <w:rFonts w:ascii="Aptos Narrow" w:eastAsia="Microsoft YaHei" w:hAnsi="Aptos Narrow" w:cstheme="minorHAnsi"/>
+          <w:color w:val="70AD47" w:themeColor="accent6"/>
+          <w:szCs w:val="20"/>
+        </w:rPr>
+      </w:pPr>
+      <w:r>
+        <w:rPr>
+          <w:rFonts w:ascii="Aptos Narrow" w:eastAsia="Microsoft YaHei" w:hAnsi="Aptos Narrow" w:cstheme="minorHAnsi"/>
           <w:color w:val="70AD47" w:themeColor="accent6"/>
           <w:szCs w:val="20"/>
         </w:rPr>
@@ -39612,14 +39612,14 @@
         <w:ind w:left="5400"/>
         <w:contextualSpacing w:val="0"/>
         <w:rPr>
-          <w:rFonts w:ascii="Aptos Narrow" w:eastAsia="微软雅黑" w:hAnsi="Aptos Narrow" w:cstheme="minorHAnsi"/>
-          <w:color w:val="70AD47" w:themeColor="accent6"/>
-          <w:szCs w:val="20"/>
-        </w:rPr>
-      </w:pPr>
-      <w:r>
-        <w:rPr>
-          <w:rFonts w:ascii="Aptos Narrow" w:eastAsia="微软雅黑" w:hAnsi="Aptos Narrow" w:cstheme="minorHAnsi"/>
+          <w:rFonts w:ascii="Aptos Narrow" w:eastAsia="Microsoft YaHei" w:hAnsi="Aptos Narrow" w:cstheme="minorHAnsi"/>
+          <w:color w:val="70AD47" w:themeColor="accent6"/>
+          <w:szCs w:val="20"/>
+        </w:rPr>
+      </w:pPr>
+      <w:r>
+        <w:rPr>
+          <w:rFonts w:ascii="Aptos Narrow" w:eastAsia="Microsoft YaHei" w:hAnsi="Aptos Narrow" w:cstheme="minorHAnsi"/>
           <w:color w:val="70AD47" w:themeColor="accent6"/>
           <w:szCs w:val="20"/>
         </w:rPr>
@@ -39633,14 +39633,14 @@
         <w:ind w:left="5400"/>
         <w:contextualSpacing w:val="0"/>
         <w:rPr>
-          <w:rFonts w:ascii="Aptos Narrow" w:eastAsia="微软雅黑" w:hAnsi="Aptos Narrow" w:cstheme="minorHAnsi"/>
-          <w:color w:val="70AD47" w:themeColor="accent6"/>
-          <w:szCs w:val="20"/>
-        </w:rPr>
-      </w:pPr>
-      <w:r>
-        <w:rPr>
-          <w:rFonts w:ascii="Aptos Narrow" w:eastAsia="微软雅黑" w:hAnsi="Aptos Narrow" w:cstheme="minorHAnsi"/>
+          <w:rFonts w:ascii="Aptos Narrow" w:eastAsia="Microsoft YaHei" w:hAnsi="Aptos Narrow" w:cstheme="minorHAnsi"/>
+          <w:color w:val="70AD47" w:themeColor="accent6"/>
+          <w:szCs w:val="20"/>
+        </w:rPr>
+      </w:pPr>
+      <w:r>
+        <w:rPr>
+          <w:rFonts w:ascii="Aptos Narrow" w:eastAsia="Microsoft YaHei" w:hAnsi="Aptos Narrow" w:cstheme="minorHAnsi"/>
           <w:color w:val="70AD47" w:themeColor="accent6"/>
           <w:szCs w:val="20"/>
         </w:rPr>
@@ -39654,14 +39654,14 @@
         <w:ind w:left="5400"/>
         <w:contextualSpacing w:val="0"/>
         <w:rPr>
-          <w:rFonts w:ascii="Aptos Narrow" w:eastAsia="微软雅黑" w:hAnsi="Aptos Narrow" w:cstheme="minorHAnsi"/>
-          <w:color w:val="70AD47" w:themeColor="accent6"/>
-          <w:szCs w:val="20"/>
-        </w:rPr>
-      </w:pPr>
-      <w:r>
-        <w:rPr>
-          <w:rFonts w:ascii="Aptos Narrow" w:eastAsia="微软雅黑" w:hAnsi="Aptos Narrow" w:cstheme="minorHAnsi"/>
+          <w:rFonts w:ascii="Aptos Narrow" w:eastAsia="Microsoft YaHei" w:hAnsi="Aptos Narrow" w:cstheme="minorHAnsi"/>
+          <w:color w:val="70AD47" w:themeColor="accent6"/>
+          <w:szCs w:val="20"/>
+        </w:rPr>
+      </w:pPr>
+      <w:r>
+        <w:rPr>
+          <w:rFonts w:ascii="Aptos Narrow" w:eastAsia="Microsoft YaHei" w:hAnsi="Aptos Narrow" w:cstheme="minorHAnsi"/>
           <w:color w:val="70AD47" w:themeColor="accent6"/>
           <w:szCs w:val="20"/>
         </w:rPr>
@@ -39675,14 +39675,14 @@
         <w:ind w:left="5400"/>
         <w:contextualSpacing w:val="0"/>
         <w:rPr>
-          <w:rFonts w:ascii="Aptos Narrow" w:eastAsia="微软雅黑" w:hAnsi="Aptos Narrow" w:cstheme="minorHAnsi"/>
-          <w:color w:val="70AD47" w:themeColor="accent6"/>
-          <w:szCs w:val="20"/>
-        </w:rPr>
-      </w:pPr>
-      <w:r>
-        <w:rPr>
-          <w:rFonts w:ascii="Aptos Narrow" w:eastAsia="微软雅黑" w:hAnsi="Aptos Narrow" w:cstheme="minorHAnsi"/>
+          <w:rFonts w:ascii="Aptos Narrow" w:eastAsia="Microsoft YaHei" w:hAnsi="Aptos Narrow" w:cstheme="minorHAnsi"/>
+          <w:color w:val="70AD47" w:themeColor="accent6"/>
+          <w:szCs w:val="20"/>
+        </w:rPr>
+      </w:pPr>
+      <w:r>
+        <w:rPr>
+          <w:rFonts w:ascii="Aptos Narrow" w:eastAsia="Microsoft YaHei" w:hAnsi="Aptos Narrow" w:cstheme="minorHAnsi"/>
           <w:color w:val="70AD47" w:themeColor="accent6"/>
           <w:szCs w:val="20"/>
         </w:rPr>
@@ -39697,14 +39697,14 @@
         <w:ind w:left="5400"/>
         <w:contextualSpacing w:val="0"/>
         <w:rPr>
-          <w:rFonts w:ascii="Aptos Narrow" w:eastAsia="微软雅黑" w:hAnsi="Aptos Narrow" w:cstheme="minorHAnsi"/>
-          <w:color w:val="70AD47" w:themeColor="accent6"/>
-          <w:szCs w:val="20"/>
-        </w:rPr>
-      </w:pPr>
-      <w:r>
-        <w:rPr>
-          <w:rFonts w:ascii="Aptos Narrow" w:eastAsia="微软雅黑" w:hAnsi="Aptos Narrow" w:cstheme="minorHAnsi"/>
+          <w:rFonts w:ascii="Aptos Narrow" w:eastAsia="Microsoft YaHei" w:hAnsi="Aptos Narrow" w:cstheme="minorHAnsi"/>
+          <w:color w:val="70AD47" w:themeColor="accent6"/>
+          <w:szCs w:val="20"/>
+        </w:rPr>
+      </w:pPr>
+      <w:r>
+        <w:rPr>
+          <w:rFonts w:ascii="Aptos Narrow" w:eastAsia="Microsoft YaHei" w:hAnsi="Aptos Narrow" w:cstheme="minorHAnsi"/>
           <w:color w:val="70AD47" w:themeColor="accent6"/>
           <w:szCs w:val="20"/>
         </w:rPr>
@@ -39718,14 +39718,14 @@
         <w:ind w:left="5400"/>
         <w:contextualSpacing w:val="0"/>
         <w:rPr>
-          <w:rFonts w:ascii="Aptos Narrow" w:eastAsia="微软雅黑" w:hAnsi="Aptos Narrow" w:cstheme="minorHAnsi"/>
-          <w:color w:val="70AD47" w:themeColor="accent6"/>
-          <w:szCs w:val="20"/>
-        </w:rPr>
-      </w:pPr>
-      <w:r>
-        <w:rPr>
-          <w:rFonts w:ascii="Aptos Narrow" w:eastAsia="微软雅黑" w:hAnsi="Aptos Narrow" w:cstheme="minorHAnsi"/>
+          <w:rFonts w:ascii="Aptos Narrow" w:eastAsia="Microsoft YaHei" w:hAnsi="Aptos Narrow" w:cstheme="minorHAnsi"/>
+          <w:color w:val="70AD47" w:themeColor="accent6"/>
+          <w:szCs w:val="20"/>
+        </w:rPr>
+      </w:pPr>
+      <w:r>
+        <w:rPr>
+          <w:rFonts w:ascii="Aptos Narrow" w:eastAsia="Microsoft YaHei" w:hAnsi="Aptos Narrow" w:cstheme="minorHAnsi"/>
           <w:color w:val="70AD47" w:themeColor="accent6"/>
           <w:szCs w:val="20"/>
         </w:rPr>
@@ -39739,14 +39739,14 @@
         <w:ind w:left="5400"/>
         <w:contextualSpacing w:val="0"/>
         <w:rPr>
-          <w:rFonts w:ascii="Aptos Narrow" w:eastAsia="微软雅黑" w:hAnsi="Aptos Narrow" w:cstheme="minorHAnsi"/>
-          <w:color w:val="70AD47" w:themeColor="accent6"/>
-          <w:szCs w:val="20"/>
-        </w:rPr>
-      </w:pPr>
-      <w:r>
-        <w:rPr>
-          <w:rFonts w:ascii="Aptos Narrow" w:eastAsia="微软雅黑" w:hAnsi="Aptos Narrow" w:cstheme="minorHAnsi"/>
+          <w:rFonts w:ascii="Aptos Narrow" w:eastAsia="Microsoft YaHei" w:hAnsi="Aptos Narrow" w:cstheme="minorHAnsi"/>
+          <w:color w:val="70AD47" w:themeColor="accent6"/>
+          <w:szCs w:val="20"/>
+        </w:rPr>
+      </w:pPr>
+      <w:r>
+        <w:rPr>
+          <w:rFonts w:ascii="Aptos Narrow" w:eastAsia="Microsoft YaHei" w:hAnsi="Aptos Narrow" w:cstheme="minorHAnsi"/>
           <w:color w:val="70AD47" w:themeColor="accent6"/>
           <w:szCs w:val="20"/>
         </w:rPr>
@@ -39754,7 +39754,7 @@
       </w:r>
       <w:r>
         <w:rPr>
-          <w:rFonts w:ascii="Aptos Narrow" w:eastAsia="微软雅黑" w:hAnsi="Aptos Narrow" w:cstheme="minorHAnsi"/>
+          <w:rFonts w:ascii="Aptos Narrow" w:eastAsia="Microsoft YaHei" w:hAnsi="Aptos Narrow" w:cstheme="minorHAnsi"/>
           <w:color w:val="70AD47" w:themeColor="accent6"/>
           <w:szCs w:val="20"/>
         </w:rPr>
@@ -39762,7 +39762,7 @@
       </w:r>
       <w:r>
         <w:rPr>
-          <w:rFonts w:ascii="Aptos Narrow" w:eastAsia="微软雅黑" w:hAnsi="Aptos Narrow" w:cstheme="minorHAnsi"/>
+          <w:rFonts w:ascii="Aptos Narrow" w:eastAsia="Microsoft YaHei" w:hAnsi="Aptos Narrow" w:cstheme="minorHAnsi"/>
           <w:color w:val="70AD47" w:themeColor="accent6"/>
           <w:szCs w:val="20"/>
         </w:rPr>
@@ -39776,14 +39776,14 @@
         <w:ind w:left="5400"/>
         <w:contextualSpacing w:val="0"/>
         <w:rPr>
-          <w:rFonts w:ascii="Aptos Narrow" w:eastAsia="微软雅黑" w:hAnsi="Aptos Narrow" w:cstheme="minorHAnsi"/>
-          <w:color w:val="70AD47" w:themeColor="accent6"/>
-          <w:szCs w:val="20"/>
-        </w:rPr>
-      </w:pPr>
-      <w:r>
-        <w:rPr>
-          <w:rFonts w:ascii="Aptos Narrow" w:eastAsia="微软雅黑" w:hAnsi="Aptos Narrow" w:cstheme="minorHAnsi"/>
+          <w:rFonts w:ascii="Aptos Narrow" w:eastAsia="Microsoft YaHei" w:hAnsi="Aptos Narrow" w:cstheme="minorHAnsi"/>
+          <w:color w:val="70AD47" w:themeColor="accent6"/>
+          <w:szCs w:val="20"/>
+        </w:rPr>
+      </w:pPr>
+      <w:r>
+        <w:rPr>
+          <w:rFonts w:ascii="Aptos Narrow" w:eastAsia="Microsoft YaHei" w:hAnsi="Aptos Narrow" w:cstheme="minorHAnsi"/>
           <w:color w:val="70AD47" w:themeColor="accent6"/>
           <w:szCs w:val="20"/>
         </w:rPr>
@@ -39791,7 +39791,7 @@
       </w:r>
       <w:r>
         <w:rPr>
-          <w:rFonts w:ascii="Aptos Narrow" w:eastAsia="微软雅黑" w:hAnsi="Aptos Narrow" w:cstheme="minorHAnsi"/>
+          <w:rFonts w:ascii="Aptos Narrow" w:eastAsia="Microsoft YaHei" w:hAnsi="Aptos Narrow" w:cstheme="minorHAnsi"/>
           <w:color w:val="70AD47" w:themeColor="accent6"/>
           <w:szCs w:val="20"/>
         </w:rPr>
@@ -39799,7 +39799,7 @@
       </w:r>
       <w:r>
         <w:rPr>
-          <w:rFonts w:ascii="Aptos Narrow" w:eastAsia="微软雅黑" w:hAnsi="Aptos Narrow" w:cstheme="minorHAnsi"/>
+          <w:rFonts w:ascii="Aptos Narrow" w:eastAsia="Microsoft YaHei" w:hAnsi="Aptos Narrow" w:cstheme="minorHAnsi"/>
           <w:color w:val="70AD47" w:themeColor="accent6"/>
           <w:szCs w:val="20"/>
         </w:rPr>
@@ -39813,14 +39813,14 @@
         <w:ind w:left="5400"/>
         <w:contextualSpacing w:val="0"/>
         <w:rPr>
-          <w:rFonts w:ascii="Aptos Narrow" w:eastAsia="微软雅黑" w:hAnsi="Aptos Narrow" w:cstheme="minorHAnsi"/>
-          <w:color w:val="70AD47" w:themeColor="accent6"/>
-          <w:szCs w:val="20"/>
-        </w:rPr>
-      </w:pPr>
-      <w:r>
-        <w:rPr>
-          <w:rFonts w:ascii="Aptos Narrow" w:eastAsia="微软雅黑" w:hAnsi="Aptos Narrow" w:cstheme="minorHAnsi"/>
+          <w:rFonts w:ascii="Aptos Narrow" w:eastAsia="Microsoft YaHei" w:hAnsi="Aptos Narrow" w:cstheme="minorHAnsi"/>
+          <w:color w:val="70AD47" w:themeColor="accent6"/>
+          <w:szCs w:val="20"/>
+        </w:rPr>
+      </w:pPr>
+      <w:r>
+        <w:rPr>
+          <w:rFonts w:ascii="Aptos Narrow" w:eastAsia="Microsoft YaHei" w:hAnsi="Aptos Narrow" w:cstheme="minorHAnsi"/>
           <w:color w:val="70AD47" w:themeColor="accent6"/>
           <w:szCs w:val="20"/>
         </w:rPr>
@@ -39837,14 +39837,14 @@
         <w:spacing w:before="720" w:line="360" w:lineRule="auto"/>
         <w:ind w:left="2715" w:hanging="585"/>
         <w:rPr>
-          <w:rFonts w:ascii="Aptos Narrow" w:eastAsia="微软雅黑" w:hAnsi="Aptos Narrow"/>
+          <w:rFonts w:ascii="Aptos Narrow" w:eastAsia="Microsoft YaHei" w:hAnsi="Aptos Narrow"/>
           <w:szCs w:val="20"/>
         </w:rPr>
       </w:pPr>
       <w:bookmarkStart w:id="121" w:name="_Ref148194096"/>
       <w:r>
         <w:rPr>
-          <w:rFonts w:ascii="Aptos Narrow" w:eastAsia="微软雅黑" w:hAnsi="Aptos Narrow"/>
+          <w:rFonts w:ascii="Aptos Narrow" w:eastAsia="Microsoft YaHei" w:hAnsi="Aptos Narrow"/>
           <w:szCs w:val="20"/>
         </w:rPr>
         <w:t>Deployment Engine: Advanced</w:t>
@@ -39861,13 +39861,13 @@
         <w:spacing w:before="240" w:line="360" w:lineRule="auto"/>
         <w:ind w:left="3420" w:hanging="720"/>
         <w:rPr>
-          <w:rFonts w:ascii="Aptos Narrow" w:eastAsia="微软雅黑" w:hAnsi="Aptos Narrow"/>
-          <w:szCs w:val="20"/>
-        </w:rPr>
-      </w:pPr>
-      <w:r>
-        <w:rPr>
-          <w:rFonts w:ascii="Aptos Narrow" w:eastAsia="微软雅黑" w:hAnsi="Aptos Narrow"/>
+          <w:rFonts w:ascii="Aptos Narrow" w:eastAsia="Microsoft YaHei" w:hAnsi="Aptos Narrow"/>
+          <w:szCs w:val="20"/>
+        </w:rPr>
+      </w:pPr>
+      <w:r>
+        <w:rPr>
+          <w:rFonts w:ascii="Aptos Narrow" w:eastAsia="Microsoft YaHei" w:hAnsi="Aptos Narrow"/>
           <w:szCs w:val="20"/>
         </w:rPr>
         <w:t>Deployment engine: adding process</w:t>
@@ -39880,13 +39880,13 @@
         <w:ind w:left="3420"/>
         <w:contextualSpacing w:val="0"/>
         <w:rPr>
-          <w:rFonts w:ascii="Aptos Narrow" w:eastAsia="微软雅黑" w:hAnsi="Aptos Narrow" w:cstheme="minorHAnsi"/>
-          <w:szCs w:val="20"/>
-        </w:rPr>
-      </w:pPr>
-      <w:r>
-        <w:rPr>
-          <w:rFonts w:ascii="Aptos Narrow" w:eastAsia="微软雅黑" w:hAnsi="Aptos Narrow" w:cstheme="minorHAnsi"/>
+          <w:rFonts w:ascii="Aptos Narrow" w:eastAsia="Microsoft YaHei" w:hAnsi="Aptos Narrow" w:cstheme="minorHAnsi"/>
+          <w:szCs w:val="20"/>
+        </w:rPr>
+      </w:pPr>
+      <w:r>
+        <w:rPr>
+          <w:rFonts w:ascii="Aptos Narrow" w:eastAsia="Microsoft YaHei" w:hAnsi="Aptos Narrow" w:cstheme="minorHAnsi"/>
           <w:szCs w:val="20"/>
         </w:rPr>
         <w:t>After copying the deployment engine, you can add deployment tags to intervene in the installation process.</w:t>
@@ -39902,13 +39902,13 @@
         <w:spacing w:before="720" w:line="360" w:lineRule="auto"/>
         <w:ind w:left="3420" w:hanging="720"/>
         <w:rPr>
-          <w:rFonts w:ascii="Aptos Narrow" w:eastAsia="微软雅黑" w:hAnsi="Aptos Narrow"/>
-          <w:szCs w:val="20"/>
-        </w:rPr>
-      </w:pPr>
-      <w:r>
-        <w:rPr>
-          <w:rFonts w:ascii="Aptos Narrow" w:eastAsia="微软雅黑" w:hAnsi="Aptos Narrow"/>
+          <w:rFonts w:ascii="Aptos Narrow" w:eastAsia="Microsoft YaHei" w:hAnsi="Aptos Narrow"/>
+          <w:szCs w:val="20"/>
+        </w:rPr>
+      </w:pPr>
+      <w:r>
+        <w:rPr>
+          <w:rFonts w:ascii="Aptos Narrow" w:eastAsia="Microsoft YaHei" w:hAnsi="Aptos Narrow"/>
           <w:szCs w:val="20"/>
         </w:rPr>
         <w:t>Unattended solution</w:t>
@@ -39919,13 +39919,13 @@
         <w:spacing w:before="240" w:line="360" w:lineRule="auto"/>
         <w:ind w:left="3420"/>
         <w:rPr>
-          <w:rFonts w:ascii="Aptos Narrow" w:eastAsia="微软雅黑" w:hAnsi="Aptos Narrow" w:cstheme="minorHAnsi"/>
-          <w:szCs w:val="20"/>
-        </w:rPr>
-      </w:pPr>
-      <w:r>
-        <w:rPr>
-          <w:rFonts w:ascii="Aptos Narrow" w:eastAsia="微软雅黑" w:hAnsi="Aptos Narrow" w:cstheme="minorHAnsi"/>
+          <w:rFonts w:ascii="Aptos Narrow" w:eastAsia="Microsoft YaHei" w:hAnsi="Aptos Narrow" w:cstheme="minorHAnsi"/>
+          <w:szCs w:val="20"/>
+        </w:rPr>
+      </w:pPr>
+      <w:r>
+        <w:rPr>
+          <w:rFonts w:ascii="Aptos Narrow" w:eastAsia="Microsoft YaHei" w:hAnsi="Aptos Narrow" w:cstheme="minorHAnsi"/>
           <w:szCs w:val="20"/>
         </w:rPr>
         <w:t>When the customization is unattended, please modify it simultaneously if the following files exist:</w:t>
@@ -39942,14 +39942,14 @@
         <w:ind w:left="4155" w:hanging="555"/>
         <w:contextualSpacing w:val="0"/>
         <w:rPr>
-          <w:rFonts w:ascii="Aptos Narrow" w:eastAsia="微软雅黑" w:hAnsi="Aptos Narrow" w:cstheme="minorHAnsi"/>
+          <w:rFonts w:ascii="Aptos Narrow" w:eastAsia="Microsoft YaHei" w:hAnsi="Aptos Narrow" w:cstheme="minorHAnsi"/>
           <w:color w:val="7030A0"/>
           <w:szCs w:val="20"/>
         </w:rPr>
       </w:pPr>
       <w:r>
         <w:rPr>
-          <w:rFonts w:ascii="Aptos Narrow" w:eastAsia="微软雅黑" w:hAnsi="Aptos Narrow" w:cstheme="minorHAnsi"/>
+          <w:rFonts w:ascii="Aptos Narrow" w:eastAsia="Microsoft YaHei" w:hAnsi="Aptos Narrow" w:cstheme="minorHAnsi"/>
           <w:color w:val="7030A0"/>
           <w:szCs w:val="20"/>
         </w:rPr>
@@ -39957,7 +39957,7 @@
       </w:r>
       <w:r>
         <w:rPr>
-          <w:rFonts w:ascii="Aptos Narrow" w:eastAsia="微软雅黑" w:hAnsi="Aptos Narrow" w:cstheme="minorHAnsi"/>
+          <w:rFonts w:ascii="Aptos Narrow" w:eastAsia="Microsoft YaHei" w:hAnsi="Aptos Narrow" w:cstheme="minorHAnsi"/>
           <w:color w:val="7030A0"/>
           <w:szCs w:val="20"/>
         </w:rPr>
@@ -39965,7 +39965,7 @@
       </w:r>
       <w:r>
         <w:rPr>
-          <w:rFonts w:ascii="Aptos Narrow" w:eastAsia="微软雅黑" w:hAnsi="Aptos Narrow" w:cstheme="minorHAnsi"/>
+          <w:rFonts w:ascii="Aptos Narrow" w:eastAsia="Microsoft YaHei" w:hAnsi="Aptos Narrow" w:cstheme="minorHAnsi"/>
           <w:color w:val="7030A0"/>
           <w:szCs w:val="20"/>
         </w:rPr>
@@ -39983,14 +39983,14 @@
         <w:ind w:left="4155" w:hanging="555"/>
         <w:contextualSpacing w:val="0"/>
         <w:rPr>
-          <w:rFonts w:ascii="Aptos Narrow" w:eastAsia="微软雅黑" w:hAnsi="Aptos Narrow" w:cstheme="minorHAnsi"/>
+          <w:rFonts w:ascii="Aptos Narrow" w:eastAsia="Microsoft YaHei" w:hAnsi="Aptos Narrow" w:cstheme="minorHAnsi"/>
           <w:color w:val="7030A0"/>
           <w:szCs w:val="20"/>
         </w:rPr>
       </w:pPr>
       <w:r>
         <w:rPr>
-          <w:rFonts w:ascii="Aptos Narrow" w:eastAsia="微软雅黑" w:hAnsi="Aptos Narrow" w:cstheme="minorHAnsi"/>
+          <w:rFonts w:ascii="Aptos Narrow" w:eastAsia="Microsoft YaHei" w:hAnsi="Aptos Narrow" w:cstheme="minorHAnsi"/>
           <w:color w:val="7030A0"/>
           <w:szCs w:val="20"/>
         </w:rPr>
@@ -39998,7 +39998,7 @@
       </w:r>
       <w:r>
         <w:rPr>
-          <w:rFonts w:ascii="Aptos Narrow" w:eastAsia="微软雅黑" w:hAnsi="Aptos Narrow" w:cstheme="minorHAnsi"/>
+          <w:rFonts w:ascii="Aptos Narrow" w:eastAsia="Microsoft YaHei" w:hAnsi="Aptos Narrow" w:cstheme="minorHAnsi"/>
           <w:color w:val="7030A0"/>
           <w:szCs w:val="20"/>
         </w:rPr>
@@ -40006,7 +40006,7 @@
       </w:r>
       <w:r>
         <w:rPr>
-          <w:rFonts w:ascii="Aptos Narrow" w:eastAsia="微软雅黑" w:hAnsi="Aptos Narrow" w:cstheme="minorHAnsi"/>
+          <w:rFonts w:ascii="Aptos Narrow" w:eastAsia="Microsoft YaHei" w:hAnsi="Aptos Narrow" w:cstheme="minorHAnsi"/>
           <w:color w:val="7030A0"/>
           <w:szCs w:val="20"/>
         </w:rPr>
@@ -40024,14 +40024,14 @@
         <w:ind w:left="4155" w:hanging="555"/>
         <w:contextualSpacing w:val="0"/>
         <w:rPr>
-          <w:rFonts w:ascii="Aptos Narrow" w:eastAsia="微软雅黑" w:hAnsi="Aptos Narrow" w:cstheme="minorHAnsi"/>
+          <w:rFonts w:ascii="Aptos Narrow" w:eastAsia="Microsoft YaHei" w:hAnsi="Aptos Narrow" w:cstheme="minorHAnsi"/>
           <w:color w:val="7030A0"/>
           <w:szCs w:val="20"/>
         </w:rPr>
       </w:pPr>
       <w:r>
         <w:rPr>
-          <w:rFonts w:ascii="Aptos Narrow" w:eastAsia="微软雅黑" w:hAnsi="Aptos Narrow" w:cstheme="minorHAnsi"/>
+          <w:rFonts w:ascii="Aptos Narrow" w:eastAsia="Microsoft YaHei" w:hAnsi="Aptos Narrow" w:cstheme="minorHAnsi"/>
           <w:color w:val="7030A0"/>
           <w:szCs w:val="20"/>
         </w:rPr>
@@ -40039,7 +40039,7 @@
       </w:r>
       <w:r>
         <w:rPr>
-          <w:rFonts w:ascii="Aptos Narrow" w:eastAsia="微软雅黑" w:hAnsi="Aptos Narrow" w:cstheme="minorHAnsi"/>
+          <w:rFonts w:ascii="Aptos Narrow" w:eastAsia="Microsoft YaHei" w:hAnsi="Aptos Narrow" w:cstheme="minorHAnsi"/>
           <w:color w:val="7030A0"/>
           <w:szCs w:val="20"/>
         </w:rPr>
@@ -40047,7 +40047,7 @@
       </w:r>
       <w:r>
         <w:rPr>
-          <w:rFonts w:ascii="Aptos Narrow" w:eastAsia="微软雅黑" w:hAnsi="Aptos Narrow" w:cstheme="minorHAnsi"/>
+          <w:rFonts w:ascii="Aptos Narrow" w:eastAsia="Microsoft YaHei" w:hAnsi="Aptos Narrow" w:cstheme="minorHAnsi"/>
           <w:color w:val="7030A0"/>
           <w:szCs w:val="20"/>
         </w:rPr>
@@ -40065,14 +40065,14 @@
         <w:ind w:left="4155" w:hanging="555"/>
         <w:contextualSpacing w:val="0"/>
         <w:rPr>
-          <w:rFonts w:ascii="Aptos Narrow" w:eastAsia="微软雅黑" w:hAnsi="Aptos Narrow" w:cstheme="minorHAnsi"/>
+          <w:rFonts w:ascii="Aptos Narrow" w:eastAsia="Microsoft YaHei" w:hAnsi="Aptos Narrow" w:cstheme="minorHAnsi"/>
           <w:color w:val="7030A0"/>
           <w:szCs w:val="20"/>
         </w:rPr>
       </w:pPr>
       <w:r>
         <w:rPr>
-          <w:rFonts w:ascii="Aptos Narrow" w:eastAsia="微软雅黑" w:hAnsi="Aptos Narrow" w:cstheme="minorHAnsi"/>
+          <w:rFonts w:ascii="Aptos Narrow" w:eastAsia="Microsoft YaHei" w:hAnsi="Aptos Narrow" w:cstheme="minorHAnsi"/>
           <w:color w:val="7030A0"/>
           <w:szCs w:val="20"/>
         </w:rPr>
@@ -40080,7 +40080,7 @@
       </w:r>
       <w:r>
         <w:rPr>
-          <w:rFonts w:ascii="Aptos Narrow" w:eastAsia="微软雅黑" w:hAnsi="Aptos Narrow" w:cstheme="minorHAnsi"/>
+          <w:rFonts w:ascii="Aptos Narrow" w:eastAsia="Microsoft YaHei" w:hAnsi="Aptos Narrow" w:cstheme="minorHAnsi"/>
           <w:color w:val="7030A0"/>
           <w:szCs w:val="20"/>
         </w:rPr>
@@ -40088,7 +40088,7 @@
       </w:r>
       <w:r>
         <w:rPr>
-          <w:rFonts w:ascii="Aptos Narrow" w:eastAsia="微软雅黑" w:hAnsi="Aptos Narrow" w:cstheme="minorHAnsi"/>
+          <w:rFonts w:ascii="Aptos Narrow" w:eastAsia="Microsoft YaHei" w:hAnsi="Aptos Narrow" w:cstheme="minorHAnsi"/>
           <w:color w:val="7030A0"/>
           <w:szCs w:val="20"/>
         </w:rPr>
@@ -40105,14 +40105,14 @@
         <w:spacing w:before="720" w:line="360" w:lineRule="auto"/>
         <w:ind w:left="4253" w:hanging="851"/>
         <w:rPr>
-          <w:rFonts w:ascii="Aptos Narrow" w:eastAsia="微软雅黑" w:hAnsi="Aptos Narrow"/>
+          <w:rFonts w:ascii="Aptos Narrow" w:eastAsia="Microsoft YaHei" w:hAnsi="Aptos Narrow"/>
           <w:iCs w:val="0"/>
           <w:szCs w:val="20"/>
         </w:rPr>
       </w:pPr>
       <w:r>
         <w:rPr>
-          <w:rFonts w:ascii="Aptos Narrow" w:eastAsia="微软雅黑" w:hAnsi="Aptos Narrow"/>
+          <w:rFonts w:ascii="Aptos Narrow" w:eastAsia="Microsoft YaHei" w:hAnsi="Aptos Narrow"/>
           <w:iCs w:val="0"/>
           <w:szCs w:val="20"/>
         </w:rPr>
@@ -40124,13 +40124,13 @@
         <w:spacing w:before="240" w:line="360" w:lineRule="auto"/>
         <w:ind w:left="4253"/>
         <w:rPr>
-          <w:rFonts w:ascii="Aptos Narrow" w:eastAsia="微软雅黑" w:hAnsi="Aptos Narrow"/>
-          <w:szCs w:val="20"/>
-        </w:rPr>
-      </w:pPr>
-      <w:r>
-        <w:rPr>
-          <w:rFonts w:ascii="Aptos Narrow" w:eastAsia="微软雅黑" w:hAnsi="Aptos Narrow"/>
+          <w:rFonts w:ascii="Aptos Narrow" w:eastAsia="Microsoft YaHei" w:hAnsi="Aptos Narrow"/>
+          <w:szCs w:val="20"/>
+        </w:rPr>
+      </w:pPr>
+      <w:r>
+        <w:rPr>
+          <w:rFonts w:ascii="Aptos Narrow" w:eastAsia="Microsoft YaHei" w:hAnsi="Aptos Narrow"/>
           <w:szCs w:val="20"/>
         </w:rPr>
         <w:t>In multi-language and monolingual, you can switch between each other. When replacing, please replace all the same ones in the file.</w:t>
@@ -40148,7 +40148,7 @@
         <w:spacing w:before="720" w:line="360" w:lineRule="auto"/>
         <w:ind w:left="5245" w:hanging="1005"/>
         <w:rPr>
-          <w:rFonts w:ascii="Aptos Narrow" w:eastAsia="微软雅黑" w:hAnsi="Aptos Narrow"/>
+          <w:rFonts w:ascii="Aptos Narrow" w:eastAsia="Microsoft YaHei" w:hAnsi="Aptos Narrow"/>
           <w:color w:val="auto"/>
           <w:sz w:val="20"/>
           <w:szCs w:val="20"/>
@@ -40156,7 +40156,7 @@
       </w:pPr>
       <w:r>
         <w:rPr>
-          <w:rFonts w:ascii="Aptos Narrow" w:eastAsia="微软雅黑" w:hAnsi="Aptos Narrow"/>
+          <w:rFonts w:ascii="Aptos Narrow" w:eastAsia="Microsoft YaHei" w:hAnsi="Aptos Narrow"/>
           <w:color w:val="auto"/>
           <w:sz w:val="20"/>
           <w:szCs w:val="20"/>
@@ -40169,14 +40169,14 @@
         <w:spacing w:before="240" w:line="360" w:lineRule="auto"/>
         <w:ind w:left="5245"/>
         <w:rPr>
-          <w:rFonts w:ascii="Aptos Narrow" w:eastAsia="微软雅黑" w:hAnsi="Aptos Narrow" w:cstheme="minorHAnsi"/>
+          <w:rFonts w:ascii="Aptos Narrow" w:eastAsia="Microsoft YaHei" w:hAnsi="Aptos Narrow" w:cstheme="minorHAnsi"/>
           <w:color w:val="7030A0"/>
           <w:szCs w:val="20"/>
         </w:rPr>
       </w:pPr>
       <w:r>
         <w:rPr>
-          <w:rFonts w:ascii="Aptos Narrow" w:eastAsia="微软雅黑" w:hAnsi="Aptos Narrow" w:cstheme="minorHAnsi"/>
+          <w:rFonts w:ascii="Aptos Narrow" w:eastAsia="Microsoft YaHei" w:hAnsi="Aptos Narrow" w:cstheme="minorHAnsi"/>
           <w:color w:val="7030A0"/>
           <w:szCs w:val="20"/>
         </w:rPr>
@@ -40188,14 +40188,14 @@
         <w:spacing w:before="240" w:line="360" w:lineRule="auto"/>
         <w:ind w:left="5245"/>
         <w:rPr>
-          <w:rFonts w:ascii="Aptos Narrow" w:eastAsia="微软雅黑" w:hAnsi="Aptos Narrow" w:cstheme="minorHAnsi"/>
+          <w:rFonts w:ascii="Aptos Narrow" w:eastAsia="Microsoft YaHei" w:hAnsi="Aptos Narrow" w:cstheme="minorHAnsi"/>
           <w:color w:val="7030A0"/>
           <w:szCs w:val="20"/>
         </w:rPr>
       </w:pPr>
       <w:r>
         <w:rPr>
-          <w:rFonts w:ascii="Aptos Narrow" w:eastAsia="微软雅黑" w:hAnsi="Aptos Narrow" w:cstheme="minorHAnsi"/>
+          <w:rFonts w:ascii="Aptos Narrow" w:eastAsia="Microsoft YaHei" w:hAnsi="Aptos Narrow" w:cstheme="minorHAnsi"/>
           <w:color w:val="7030A0"/>
           <w:szCs w:val="20"/>
         </w:rPr>
@@ -40207,14 +40207,14 @@
         <w:spacing w:before="240" w:line="360" w:lineRule="auto"/>
         <w:ind w:left="5245"/>
         <w:rPr>
-          <w:rFonts w:ascii="Aptos Narrow" w:eastAsia="微软雅黑" w:hAnsi="Aptos Narrow" w:cstheme="minorHAnsi"/>
+          <w:rFonts w:ascii="Aptos Narrow" w:eastAsia="Microsoft YaHei" w:hAnsi="Aptos Narrow" w:cstheme="minorHAnsi"/>
           <w:color w:val="7030A0"/>
           <w:szCs w:val="20"/>
         </w:rPr>
       </w:pPr>
       <w:r>
         <w:rPr>
-          <w:rFonts w:ascii="Aptos Narrow" w:eastAsia="微软雅黑" w:hAnsi="Aptos Narrow" w:cstheme="minorHAnsi"/>
+          <w:rFonts w:ascii="Aptos Narrow" w:eastAsia="Microsoft YaHei" w:hAnsi="Aptos Narrow" w:cstheme="minorHAnsi"/>
           <w:color w:val="7030A0"/>
           <w:szCs w:val="20"/>
         </w:rPr>
@@ -40226,14 +40226,14 @@
         <w:spacing w:before="240" w:line="360" w:lineRule="auto"/>
         <w:ind w:left="5245"/>
         <w:rPr>
-          <w:rFonts w:ascii="Aptos Narrow" w:eastAsia="微软雅黑" w:hAnsi="Aptos Narrow" w:cstheme="minorHAnsi"/>
+          <w:rFonts w:ascii="Aptos Narrow" w:eastAsia="Microsoft YaHei" w:hAnsi="Aptos Narrow" w:cstheme="minorHAnsi"/>
           <w:color w:val="7030A0"/>
           <w:szCs w:val="20"/>
         </w:rPr>
       </w:pPr>
       <w:r>
         <w:rPr>
-          <w:rFonts w:ascii="Aptos Narrow" w:eastAsia="微软雅黑" w:hAnsi="Aptos Narrow" w:cstheme="minorHAnsi"/>
+          <w:rFonts w:ascii="Aptos Narrow" w:eastAsia="Microsoft YaHei" w:hAnsi="Aptos Narrow" w:cstheme="minorHAnsi"/>
           <w:color w:val="7030A0"/>
           <w:szCs w:val="20"/>
         </w:rPr>
@@ -40245,14 +40245,14 @@
         <w:spacing w:before="240" w:line="360" w:lineRule="auto"/>
         <w:ind w:left="5245"/>
         <w:rPr>
-          <w:rFonts w:ascii="Aptos Narrow" w:eastAsia="微软雅黑" w:hAnsi="Aptos Narrow" w:cstheme="minorHAnsi"/>
+          <w:rFonts w:ascii="Aptos Narrow" w:eastAsia="Microsoft YaHei" w:hAnsi="Aptos Narrow" w:cstheme="minorHAnsi"/>
           <w:color w:val="7030A0"/>
           <w:szCs w:val="20"/>
         </w:rPr>
       </w:pPr>
       <w:r>
         <w:rPr>
-          <w:rFonts w:ascii="Aptos Narrow" w:eastAsia="微软雅黑" w:hAnsi="Aptos Narrow" w:cstheme="minorHAnsi"/>
+          <w:rFonts w:ascii="Aptos Narrow" w:eastAsia="Microsoft YaHei" w:hAnsi="Aptos Narrow" w:cstheme="minorHAnsi"/>
           <w:color w:val="7030A0"/>
           <w:szCs w:val="20"/>
         </w:rPr>
@@ -40264,14 +40264,14 @@
         <w:spacing w:before="240" w:line="360" w:lineRule="auto"/>
         <w:ind w:left="5245"/>
         <w:rPr>
-          <w:rFonts w:ascii="Aptos Narrow" w:eastAsia="微软雅黑" w:hAnsi="Aptos Narrow" w:cstheme="minorHAnsi"/>
+          <w:rFonts w:ascii="Aptos Narrow" w:eastAsia="Microsoft YaHei" w:hAnsi="Aptos Narrow" w:cstheme="minorHAnsi"/>
           <w:color w:val="7030A0"/>
           <w:szCs w:val="20"/>
         </w:rPr>
       </w:pPr>
       <w:r>
         <w:rPr>
-          <w:rFonts w:ascii="Aptos Narrow" w:eastAsia="微软雅黑" w:hAnsi="Aptos Narrow" w:cstheme="minorHAnsi"/>
+          <w:rFonts w:ascii="Aptos Narrow" w:eastAsia="Microsoft YaHei" w:hAnsi="Aptos Narrow" w:cstheme="minorHAnsi"/>
           <w:color w:val="7030A0"/>
           <w:szCs w:val="20"/>
         </w:rPr>
@@ -40290,7 +40290,7 @@
         <w:spacing w:before="720" w:line="360" w:lineRule="auto"/>
         <w:ind w:left="5245" w:hanging="1005"/>
         <w:rPr>
-          <w:rFonts w:ascii="Aptos Narrow" w:eastAsia="微软雅黑" w:hAnsi="Aptos Narrow"/>
+          <w:rFonts w:ascii="Aptos Narrow" w:eastAsia="Microsoft YaHei" w:hAnsi="Aptos Narrow"/>
           <w:color w:val="auto"/>
           <w:sz w:val="20"/>
           <w:szCs w:val="20"/>
@@ -40298,7 +40298,7 @@
       </w:pPr>
       <w:r>
         <w:rPr>
-          <w:rFonts w:ascii="Aptos Narrow" w:eastAsia="微软雅黑" w:hAnsi="Aptos Narrow"/>
+          <w:rFonts w:ascii="Aptos Narrow" w:eastAsia="Microsoft YaHei" w:hAnsi="Aptos Narrow"/>
           <w:color w:val="auto"/>
           <w:sz w:val="20"/>
           <w:szCs w:val="20"/>
@@ -40313,21 +40313,21 @@
         <w:ind w:left="5245"/>
         <w:contextualSpacing w:val="0"/>
         <w:rPr>
-          <w:rFonts w:ascii="Aptos Narrow" w:eastAsia="微软雅黑" w:hAnsi="Aptos Narrow" w:cstheme="minorHAnsi"/>
+          <w:rFonts w:ascii="Aptos Narrow" w:eastAsia="Microsoft YaHei" w:hAnsi="Aptos Narrow" w:cstheme="minorHAnsi"/>
           <w:color w:val="7030A0"/>
           <w:szCs w:val="20"/>
         </w:rPr>
       </w:pPr>
       <w:r>
         <w:rPr>
-          <w:rFonts w:ascii="Aptos Narrow" w:eastAsia="微软雅黑" w:hAnsi="Aptos Narrow" w:cstheme="minorHAnsi"/>
+          <w:rFonts w:ascii="Aptos Narrow" w:eastAsia="Microsoft YaHei" w:hAnsi="Aptos Narrow" w:cstheme="minorHAnsi"/>
           <w:szCs w:val="20"/>
         </w:rPr>
         <w:t xml:space="preserve">A single language needs to specify a language tag, for example, specify a language tag: </w:t>
       </w:r>
       <w:r>
         <w:rPr>
-          <w:rFonts w:ascii="Aptos Narrow" w:eastAsia="微软雅黑" w:hAnsi="Aptos Narrow" w:cstheme="minorHAnsi"/>
+          <w:rFonts w:ascii="Aptos Narrow" w:eastAsia="Microsoft YaHei" w:hAnsi="Aptos Narrow" w:cstheme="minorHAnsi"/>
           <w:color w:val="7030A0"/>
           <w:szCs w:val="20"/>
         </w:rPr>
@@ -40339,14 +40339,14 @@
         <w:spacing w:before="240" w:line="360" w:lineRule="auto"/>
         <w:ind w:left="5245"/>
         <w:rPr>
-          <w:rFonts w:ascii="Aptos Narrow" w:eastAsia="微软雅黑" w:hAnsi="Aptos Narrow" w:cstheme="minorHAnsi"/>
+          <w:rFonts w:ascii="Aptos Narrow" w:eastAsia="Microsoft YaHei" w:hAnsi="Aptos Narrow" w:cstheme="minorHAnsi"/>
           <w:color w:val="7030A0"/>
           <w:szCs w:val="20"/>
         </w:rPr>
       </w:pPr>
       <w:r>
         <w:rPr>
-          <w:rFonts w:ascii="Aptos Narrow" w:eastAsia="微软雅黑" w:hAnsi="Aptos Narrow" w:cstheme="minorHAnsi"/>
+          <w:rFonts w:ascii="Aptos Narrow" w:eastAsia="Microsoft YaHei" w:hAnsi="Aptos Narrow" w:cstheme="minorHAnsi"/>
           <w:color w:val="7030A0"/>
           <w:szCs w:val="20"/>
         </w:rPr>
@@ -40358,14 +40358,14 @@
         <w:spacing w:before="240" w:line="360" w:lineRule="auto"/>
         <w:ind w:left="5245"/>
         <w:rPr>
-          <w:rFonts w:ascii="Aptos Narrow" w:eastAsia="微软雅黑" w:hAnsi="Aptos Narrow" w:cstheme="minorHAnsi"/>
+          <w:rFonts w:ascii="Aptos Narrow" w:eastAsia="Microsoft YaHei" w:hAnsi="Aptos Narrow" w:cstheme="minorHAnsi"/>
           <w:color w:val="7030A0"/>
           <w:szCs w:val="20"/>
         </w:rPr>
       </w:pPr>
       <w:r>
         <w:rPr>
-          <w:rFonts w:ascii="Aptos Narrow" w:eastAsia="微软雅黑" w:hAnsi="Aptos Narrow" w:cstheme="minorHAnsi"/>
+          <w:rFonts w:ascii="Aptos Narrow" w:eastAsia="Microsoft YaHei" w:hAnsi="Aptos Narrow" w:cstheme="minorHAnsi"/>
           <w:color w:val="7030A0"/>
           <w:szCs w:val="20"/>
         </w:rPr>
@@ -40377,14 +40377,14 @@
         <w:spacing w:before="240" w:line="360" w:lineRule="auto"/>
         <w:ind w:left="5245"/>
         <w:rPr>
-          <w:rFonts w:ascii="Aptos Narrow" w:eastAsia="微软雅黑" w:hAnsi="Aptos Narrow" w:cstheme="minorHAnsi"/>
+          <w:rFonts w:ascii="Aptos Narrow" w:eastAsia="Microsoft YaHei" w:hAnsi="Aptos Narrow" w:cstheme="minorHAnsi"/>
           <w:color w:val="7030A0"/>
           <w:szCs w:val="20"/>
         </w:rPr>
       </w:pPr>
       <w:r>
         <w:rPr>
-          <w:rFonts w:ascii="Aptos Narrow" w:eastAsia="微软雅黑" w:hAnsi="Aptos Narrow" w:cstheme="minorHAnsi"/>
+          <w:rFonts w:ascii="Aptos Narrow" w:eastAsia="Microsoft YaHei" w:hAnsi="Aptos Narrow" w:cstheme="minorHAnsi"/>
           <w:color w:val="7030A0"/>
           <w:szCs w:val="20"/>
         </w:rPr>
@@ -40396,14 +40396,14 @@
         <w:spacing w:before="240" w:line="360" w:lineRule="auto"/>
         <w:ind w:left="5245"/>
         <w:rPr>
-          <w:rFonts w:ascii="Aptos Narrow" w:eastAsia="微软雅黑" w:hAnsi="Aptos Narrow" w:cstheme="minorHAnsi"/>
+          <w:rFonts w:ascii="Aptos Narrow" w:eastAsia="Microsoft YaHei" w:hAnsi="Aptos Narrow" w:cstheme="minorHAnsi"/>
           <w:color w:val="7030A0"/>
           <w:szCs w:val="20"/>
         </w:rPr>
       </w:pPr>
       <w:r>
         <w:rPr>
-          <w:rFonts w:ascii="Aptos Narrow" w:eastAsia="微软雅黑" w:hAnsi="Aptos Narrow" w:cstheme="minorHAnsi"/>
+          <w:rFonts w:ascii="Aptos Narrow" w:eastAsia="Microsoft YaHei" w:hAnsi="Aptos Narrow" w:cstheme="minorHAnsi"/>
           <w:color w:val="7030A0"/>
           <w:szCs w:val="20"/>
         </w:rPr>
@@ -40416,14 +40416,14 @@
         <w:spacing w:before="240" w:line="360" w:lineRule="auto"/>
         <w:ind w:left="5245"/>
         <w:rPr>
-          <w:rFonts w:ascii="Aptos Narrow" w:eastAsia="微软雅黑" w:hAnsi="Aptos Narrow" w:cstheme="minorHAnsi"/>
+          <w:rFonts w:ascii="Aptos Narrow" w:eastAsia="Microsoft YaHei" w:hAnsi="Aptos Narrow" w:cstheme="minorHAnsi"/>
           <w:color w:val="7030A0"/>
           <w:szCs w:val="20"/>
         </w:rPr>
       </w:pPr>
       <w:r>
         <w:rPr>
-          <w:rFonts w:ascii="Aptos Narrow" w:eastAsia="微软雅黑" w:hAnsi="Aptos Narrow" w:cstheme="minorHAnsi"/>
+          <w:rFonts w:ascii="Aptos Narrow" w:eastAsia="Microsoft YaHei" w:hAnsi="Aptos Narrow" w:cstheme="minorHAnsi"/>
           <w:color w:val="7030A0"/>
           <w:szCs w:val="20"/>
         </w:rPr>
@@ -40435,14 +40435,14 @@
         <w:spacing w:before="240" w:line="360" w:lineRule="auto"/>
         <w:ind w:left="5245"/>
         <w:rPr>
-          <w:rFonts w:ascii="Aptos Narrow" w:eastAsia="微软雅黑" w:hAnsi="Aptos Narrow" w:cstheme="minorHAnsi"/>
+          <w:rFonts w:ascii="Aptos Narrow" w:eastAsia="Microsoft YaHei" w:hAnsi="Aptos Narrow" w:cstheme="minorHAnsi"/>
           <w:color w:val="7030A0"/>
           <w:szCs w:val="20"/>
         </w:rPr>
       </w:pPr>
       <w:r>
         <w:rPr>
-          <w:rFonts w:ascii="Aptos Narrow" w:eastAsia="微软雅黑" w:hAnsi="Aptos Narrow" w:cstheme="minorHAnsi"/>
+          <w:rFonts w:ascii="Aptos Narrow" w:eastAsia="Microsoft YaHei" w:hAnsi="Aptos Narrow" w:cstheme="minorHAnsi"/>
           <w:color w:val="7030A0"/>
           <w:szCs w:val="20"/>
         </w:rPr>
@@ -40459,14 +40459,14 @@
         <w:spacing w:before="720" w:line="360" w:lineRule="auto"/>
         <w:ind w:left="4260" w:hanging="855"/>
         <w:rPr>
-          <w:rFonts w:ascii="Aptos Narrow" w:eastAsia="微软雅黑" w:hAnsi="Aptos Narrow"/>
+          <w:rFonts w:ascii="Aptos Narrow" w:eastAsia="Microsoft YaHei" w:hAnsi="Aptos Narrow"/>
           <w:iCs w:val="0"/>
           <w:szCs w:val="20"/>
         </w:rPr>
       </w:pPr>
       <w:r>
         <w:rPr>
-          <w:rFonts w:ascii="Aptos Narrow" w:eastAsia="微软雅黑" w:hAnsi="Aptos Narrow"/>
+          <w:rFonts w:ascii="Aptos Narrow" w:eastAsia="Microsoft YaHei" w:hAnsi="Aptos Narrow"/>
           <w:iCs w:val="0"/>
           <w:szCs w:val="20"/>
         </w:rPr>
@@ -40480,20 +40480,20 @@
         <w:ind w:left="4253"/>
         <w:contextualSpacing w:val="0"/>
         <w:rPr>
-          <w:rFonts w:ascii="Aptos Narrow" w:eastAsia="微软雅黑" w:hAnsi="Aptos Narrow" w:cstheme="minorHAnsi"/>
-          <w:szCs w:val="20"/>
-        </w:rPr>
-      </w:pPr>
-      <w:r>
-        <w:rPr>
-          <w:rFonts w:ascii="Aptos Narrow" w:eastAsia="微软雅黑" w:hAnsi="Aptos Narrow" w:cstheme="minorHAnsi"/>
+          <w:rFonts w:ascii="Aptos Narrow" w:eastAsia="Microsoft YaHei" w:hAnsi="Aptos Narrow" w:cstheme="minorHAnsi"/>
+          <w:szCs w:val="20"/>
+        </w:rPr>
+      </w:pPr>
+      <w:r>
+        <w:rPr>
+          <w:rFonts w:ascii="Aptos Narrow" w:eastAsia="Microsoft YaHei" w:hAnsi="Aptos Narrow" w:cstheme="minorHAnsi"/>
           <w:szCs w:val="20"/>
         </w:rPr>
         <w:t xml:space="preserve">By default, the self-created user </w:t>
       </w:r>
       <w:r>
         <w:rPr>
-          <w:rFonts w:ascii="Aptos Narrow" w:eastAsia="微软雅黑" w:hAnsi="Aptos Narrow" w:cstheme="minorHAnsi"/>
+          <w:rFonts w:ascii="Aptos Narrow" w:eastAsia="Microsoft YaHei" w:hAnsi="Aptos Narrow" w:cstheme="minorHAnsi"/>
           <w:color w:val="7030A0"/>
           <w:szCs w:val="20"/>
         </w:rPr>
@@ -40501,7 +40501,7 @@
       </w:r>
       <w:r>
         <w:rPr>
-          <w:rFonts w:ascii="Aptos Narrow" w:eastAsia="微软雅黑" w:hAnsi="Aptos Narrow" w:cstheme="minorHAnsi"/>
+          <w:rFonts w:ascii="Aptos Narrow" w:eastAsia="Microsoft YaHei" w:hAnsi="Aptos Narrow" w:cstheme="minorHAnsi"/>
           <w:szCs w:val="20"/>
         </w:rPr>
         <w:t xml:space="preserve"> is used and logged in automatically. It can be switched by modifying the following configuration: self-created or customized user.</w:t>
@@ -40519,7 +40519,7 @@
         <w:spacing w:before="720" w:line="360" w:lineRule="auto"/>
         <w:ind w:left="5387" w:hanging="1134"/>
         <w:rPr>
-          <w:rFonts w:ascii="Aptos Narrow" w:eastAsia="微软雅黑" w:hAnsi="Aptos Narrow"/>
+          <w:rFonts w:ascii="Aptos Narrow" w:eastAsia="Microsoft YaHei" w:hAnsi="Aptos Narrow"/>
           <w:color w:val="auto"/>
           <w:sz w:val="20"/>
           <w:szCs w:val="20"/>
@@ -40527,7 +40527,7 @@
       </w:pPr>
       <w:r>
         <w:rPr>
-          <w:rFonts w:ascii="Aptos Narrow" w:eastAsia="微软雅黑" w:hAnsi="Aptos Narrow"/>
+          <w:rFonts w:ascii="Aptos Narrow" w:eastAsia="Microsoft YaHei" w:hAnsi="Aptos Narrow"/>
           <w:color w:val="auto"/>
           <w:sz w:val="20"/>
           <w:szCs w:val="20"/>
@@ -40540,20 +40540,20 @@
         <w:spacing w:before="240" w:line="360" w:lineRule="auto"/>
         <w:ind w:left="5387"/>
         <w:rPr>
-          <w:rFonts w:ascii="Aptos Narrow" w:eastAsia="微软雅黑" w:hAnsi="Aptos Narrow"/>
-          <w:szCs w:val="20"/>
-        </w:rPr>
-      </w:pPr>
-      <w:r>
-        <w:rPr>
-          <w:rFonts w:ascii="Aptos Narrow" w:eastAsia="微软雅黑" w:hAnsi="Aptos Narrow"/>
+          <w:rFonts w:ascii="Aptos Narrow" w:eastAsia="Microsoft YaHei" w:hAnsi="Aptos Narrow"/>
+          <w:szCs w:val="20"/>
+        </w:rPr>
+      </w:pPr>
+      <w:r>
+        <w:rPr>
+          <w:rFonts w:ascii="Aptos Narrow" w:eastAsia="Microsoft YaHei" w:hAnsi="Aptos Narrow"/>
           <w:szCs w:val="20"/>
         </w:rPr>
         <w:t xml:space="preserve">By default, the self-created user: </w:t>
       </w:r>
       <w:r>
         <w:rPr>
-          <w:rFonts w:ascii="Aptos Narrow" w:eastAsia="微软雅黑" w:hAnsi="Aptos Narrow"/>
+          <w:rFonts w:ascii="Aptos Narrow" w:eastAsia="Microsoft YaHei" w:hAnsi="Aptos Narrow"/>
           <w:color w:val="7030A0"/>
           <w:szCs w:val="20"/>
         </w:rPr>
@@ -40561,14 +40561,14 @@
       </w:r>
       <w:r>
         <w:rPr>
-          <w:rFonts w:ascii="Aptos Narrow" w:eastAsia="微软雅黑" w:hAnsi="Aptos Narrow"/>
+          <w:rFonts w:ascii="Aptos Narrow" w:eastAsia="Microsoft YaHei" w:hAnsi="Aptos Narrow"/>
           <w:szCs w:val="20"/>
         </w:rPr>
         <w:t xml:space="preserve"> is used and logged in automatically, inserted between </w:t>
       </w:r>
       <w:r>
         <w:rPr>
-          <w:rFonts w:ascii="Aptos Narrow" w:eastAsia="微软雅黑" w:hAnsi="Aptos Narrow"/>
+          <w:rFonts w:ascii="Aptos Narrow" w:eastAsia="Microsoft YaHei" w:hAnsi="Aptos Narrow"/>
           <w:color w:val="7030A0"/>
           <w:szCs w:val="20"/>
         </w:rPr>
@@ -40576,14 +40576,14 @@
       </w:r>
       <w:r>
         <w:rPr>
-          <w:rFonts w:ascii="Aptos Narrow" w:eastAsia="微软雅黑" w:hAnsi="Aptos Narrow"/>
+          <w:rFonts w:ascii="Aptos Narrow" w:eastAsia="Microsoft YaHei" w:hAnsi="Aptos Narrow"/>
           <w:szCs w:val="20"/>
         </w:rPr>
         <w:t xml:space="preserve"> and </w:t>
       </w:r>
       <w:r>
         <w:rPr>
-          <w:rFonts w:ascii="Aptos Narrow" w:eastAsia="微软雅黑" w:hAnsi="Aptos Narrow"/>
+          <w:rFonts w:ascii="Aptos Narrow" w:eastAsia="Microsoft YaHei" w:hAnsi="Aptos Narrow"/>
           <w:color w:val="7030A0"/>
           <w:szCs w:val="20"/>
         </w:rPr>
@@ -40591,7 +40591,7 @@
       </w:r>
       <w:r>
         <w:rPr>
-          <w:rFonts w:ascii="Aptos Narrow" w:eastAsia="微软雅黑" w:hAnsi="Aptos Narrow"/>
+          <w:rFonts w:ascii="Aptos Narrow" w:eastAsia="Microsoft YaHei" w:hAnsi="Aptos Narrow"/>
           <w:szCs w:val="20"/>
         </w:rPr>
         <w:t>.</w:t>
@@ -40602,14 +40602,14 @@
         <w:spacing w:before="240" w:line="360" w:lineRule="auto"/>
         <w:ind w:left="5387"/>
         <w:rPr>
-          <w:rFonts w:ascii="Aptos Narrow" w:eastAsia="微软雅黑" w:hAnsi="Aptos Narrow" w:cstheme="minorHAnsi"/>
+          <w:rFonts w:ascii="Aptos Narrow" w:eastAsia="Microsoft YaHei" w:hAnsi="Aptos Narrow" w:cstheme="minorHAnsi"/>
           <w:color w:val="7030A0"/>
           <w:szCs w:val="20"/>
         </w:rPr>
       </w:pPr>
       <w:r>
         <w:rPr>
-          <w:rFonts w:ascii="Aptos Narrow" w:eastAsia="微软雅黑" w:hAnsi="Aptos Narrow" w:cstheme="minorHAnsi"/>
+          <w:rFonts w:ascii="Aptos Narrow" w:eastAsia="Microsoft YaHei" w:hAnsi="Aptos Narrow" w:cstheme="minorHAnsi"/>
           <w:color w:val="7030A0"/>
           <w:szCs w:val="20"/>
         </w:rPr>
@@ -40621,14 +40621,14 @@
         <w:spacing w:before="240" w:line="360" w:lineRule="auto"/>
         <w:ind w:left="5387"/>
         <w:rPr>
-          <w:rFonts w:ascii="Aptos Narrow" w:eastAsia="微软雅黑" w:hAnsi="Aptos Narrow" w:cstheme="minorHAnsi"/>
+          <w:rFonts w:ascii="Aptos Narrow" w:eastAsia="Microsoft YaHei" w:hAnsi="Aptos Narrow" w:cstheme="minorHAnsi"/>
           <w:color w:val="7030A0"/>
           <w:szCs w:val="20"/>
         </w:rPr>
       </w:pPr>
       <w:r>
         <w:rPr>
-          <w:rFonts w:ascii="Aptos Narrow" w:eastAsia="微软雅黑" w:hAnsi="Aptos Narrow" w:cstheme="minorHAnsi"/>
+          <w:rFonts w:ascii="Aptos Narrow" w:eastAsia="Microsoft YaHei" w:hAnsi="Aptos Narrow" w:cstheme="minorHAnsi"/>
           <w:color w:val="7030A0"/>
           <w:szCs w:val="20"/>
         </w:rPr>
@@ -40640,14 +40640,14 @@
         <w:spacing w:before="240" w:line="360" w:lineRule="auto"/>
         <w:ind w:left="5387"/>
         <w:rPr>
-          <w:rFonts w:ascii="Aptos Narrow" w:eastAsia="微软雅黑" w:hAnsi="Aptos Narrow" w:cstheme="minorHAnsi"/>
+          <w:rFonts w:ascii="Aptos Narrow" w:eastAsia="Microsoft YaHei" w:hAnsi="Aptos Narrow" w:cstheme="minorHAnsi"/>
           <w:color w:val="7030A0"/>
           <w:szCs w:val="20"/>
         </w:rPr>
       </w:pPr>
       <w:r>
         <w:rPr>
-          <w:rFonts w:ascii="Aptos Narrow" w:eastAsia="微软雅黑" w:hAnsi="Aptos Narrow" w:cstheme="minorHAnsi"/>
+          <w:rFonts w:ascii="Aptos Narrow" w:eastAsia="Microsoft YaHei" w:hAnsi="Aptos Narrow" w:cstheme="minorHAnsi"/>
           <w:color w:val="7030A0"/>
           <w:szCs w:val="20"/>
         </w:rPr>
@@ -40659,14 +40659,14 @@
         <w:spacing w:before="240" w:line="360" w:lineRule="auto"/>
         <w:ind w:left="5387"/>
         <w:rPr>
-          <w:rFonts w:ascii="Aptos Narrow" w:eastAsia="微软雅黑" w:hAnsi="Aptos Narrow" w:cstheme="minorHAnsi"/>
+          <w:rFonts w:ascii="Aptos Narrow" w:eastAsia="Microsoft YaHei" w:hAnsi="Aptos Narrow" w:cstheme="minorHAnsi"/>
           <w:color w:val="7030A0"/>
           <w:szCs w:val="20"/>
         </w:rPr>
       </w:pPr>
       <w:r>
         <w:rPr>
-          <w:rFonts w:ascii="Aptos Narrow" w:eastAsia="微软雅黑" w:hAnsi="Aptos Narrow" w:cstheme="minorHAnsi"/>
+          <w:rFonts w:ascii="Aptos Narrow" w:eastAsia="Microsoft YaHei" w:hAnsi="Aptos Narrow" w:cstheme="minorHAnsi"/>
           <w:color w:val="7030A0"/>
           <w:szCs w:val="20"/>
         </w:rPr>
@@ -40678,14 +40678,14 @@
         <w:spacing w:before="240" w:line="360" w:lineRule="auto"/>
         <w:ind w:left="5387"/>
         <w:rPr>
-          <w:rFonts w:ascii="Aptos Narrow" w:eastAsia="微软雅黑" w:hAnsi="Aptos Narrow" w:cstheme="minorHAnsi"/>
+          <w:rFonts w:ascii="Aptos Narrow" w:eastAsia="Microsoft YaHei" w:hAnsi="Aptos Narrow" w:cstheme="minorHAnsi"/>
           <w:color w:val="7030A0"/>
           <w:szCs w:val="20"/>
         </w:rPr>
       </w:pPr>
       <w:r>
         <w:rPr>
-          <w:rFonts w:ascii="Aptos Narrow" w:eastAsia="微软雅黑" w:hAnsi="Aptos Narrow" w:cstheme="minorHAnsi"/>
+          <w:rFonts w:ascii="Aptos Narrow" w:eastAsia="Microsoft YaHei" w:hAnsi="Aptos Narrow" w:cstheme="minorHAnsi"/>
           <w:color w:val="7030A0"/>
           <w:szCs w:val="20"/>
         </w:rPr>
@@ -40697,14 +40697,14 @@
         <w:spacing w:before="240" w:line="360" w:lineRule="auto"/>
         <w:ind w:left="5387"/>
         <w:rPr>
-          <w:rFonts w:ascii="Aptos Narrow" w:eastAsia="微软雅黑" w:hAnsi="Aptos Narrow" w:cstheme="minorHAnsi"/>
+          <w:rFonts w:ascii="Aptos Narrow" w:eastAsia="Microsoft YaHei" w:hAnsi="Aptos Narrow" w:cstheme="minorHAnsi"/>
           <w:color w:val="7030A0"/>
           <w:szCs w:val="20"/>
         </w:rPr>
       </w:pPr>
       <w:r>
         <w:rPr>
-          <w:rFonts w:ascii="Aptos Narrow" w:eastAsia="微软雅黑" w:hAnsi="Aptos Narrow" w:cstheme="minorHAnsi"/>
+          <w:rFonts w:ascii="Aptos Narrow" w:eastAsia="Microsoft YaHei" w:hAnsi="Aptos Narrow" w:cstheme="minorHAnsi"/>
           <w:color w:val="7030A0"/>
           <w:szCs w:val="20"/>
         </w:rPr>
@@ -40716,14 +40716,14 @@
         <w:spacing w:before="240" w:line="360" w:lineRule="auto"/>
         <w:ind w:left="5387"/>
         <w:rPr>
-          <w:rFonts w:ascii="Aptos Narrow" w:eastAsia="微软雅黑" w:hAnsi="Aptos Narrow" w:cstheme="minorHAnsi"/>
+          <w:rFonts w:ascii="Aptos Narrow" w:eastAsia="Microsoft YaHei" w:hAnsi="Aptos Narrow" w:cstheme="minorHAnsi"/>
           <w:color w:val="7030A0"/>
           <w:szCs w:val="20"/>
         </w:rPr>
       </w:pPr>
       <w:r>
         <w:rPr>
-          <w:rFonts w:ascii="Aptos Narrow" w:eastAsia="微软雅黑" w:hAnsi="Aptos Narrow" w:cstheme="minorHAnsi"/>
+          <w:rFonts w:ascii="Aptos Narrow" w:eastAsia="Microsoft YaHei" w:hAnsi="Aptos Narrow" w:cstheme="minorHAnsi"/>
           <w:color w:val="7030A0"/>
           <w:szCs w:val="20"/>
         </w:rPr>
@@ -40735,14 +40735,14 @@
         <w:spacing w:before="240" w:line="360" w:lineRule="auto"/>
         <w:ind w:left="5387"/>
         <w:rPr>
-          <w:rFonts w:ascii="Aptos Narrow" w:eastAsia="微软雅黑" w:hAnsi="Aptos Narrow" w:cstheme="minorHAnsi"/>
+          <w:rFonts w:ascii="Aptos Narrow" w:eastAsia="Microsoft YaHei" w:hAnsi="Aptos Narrow" w:cstheme="minorHAnsi"/>
           <w:color w:val="7030A0"/>
           <w:szCs w:val="20"/>
         </w:rPr>
       </w:pPr>
       <w:r>
         <w:rPr>
-          <w:rFonts w:ascii="Aptos Narrow" w:eastAsia="微软雅黑" w:hAnsi="Aptos Narrow" w:cstheme="minorHAnsi"/>
+          <w:rFonts w:ascii="Aptos Narrow" w:eastAsia="Microsoft YaHei" w:hAnsi="Aptos Narrow" w:cstheme="minorHAnsi"/>
           <w:color w:val="7030A0"/>
           <w:szCs w:val="20"/>
         </w:rPr>
@@ -40754,14 +40754,14 @@
         <w:spacing w:before="240" w:line="360" w:lineRule="auto"/>
         <w:ind w:left="5387"/>
         <w:rPr>
-          <w:rFonts w:ascii="Aptos Narrow" w:eastAsia="微软雅黑" w:hAnsi="Aptos Narrow" w:cstheme="minorHAnsi"/>
+          <w:rFonts w:ascii="Aptos Narrow" w:eastAsia="Microsoft YaHei" w:hAnsi="Aptos Narrow" w:cstheme="minorHAnsi"/>
           <w:color w:val="7030A0"/>
           <w:szCs w:val="20"/>
         </w:rPr>
       </w:pPr>
       <w:r>
         <w:rPr>
-          <w:rFonts w:ascii="Aptos Narrow" w:eastAsia="微软雅黑" w:hAnsi="Aptos Narrow" w:cstheme="minorHAnsi"/>
+          <w:rFonts w:ascii="Aptos Narrow" w:eastAsia="Microsoft YaHei" w:hAnsi="Aptos Narrow" w:cstheme="minorHAnsi"/>
           <w:color w:val="7030A0"/>
           <w:szCs w:val="20"/>
         </w:rPr>
@@ -40773,14 +40773,14 @@
         <w:spacing w:before="240" w:line="360" w:lineRule="auto"/>
         <w:ind w:left="5387"/>
         <w:rPr>
-          <w:rFonts w:ascii="Aptos Narrow" w:eastAsia="微软雅黑" w:hAnsi="Aptos Narrow" w:cstheme="minorHAnsi"/>
+          <w:rFonts w:ascii="Aptos Narrow" w:eastAsia="Microsoft YaHei" w:hAnsi="Aptos Narrow" w:cstheme="minorHAnsi"/>
           <w:color w:val="7030A0"/>
           <w:szCs w:val="20"/>
         </w:rPr>
       </w:pPr>
       <w:r>
         <w:rPr>
-          <w:rFonts w:ascii="Aptos Narrow" w:eastAsia="微软雅黑" w:hAnsi="Aptos Narrow" w:cstheme="minorHAnsi"/>
+          <w:rFonts w:ascii="Aptos Narrow" w:eastAsia="Microsoft YaHei" w:hAnsi="Aptos Narrow" w:cstheme="minorHAnsi"/>
           <w:color w:val="7030A0"/>
           <w:szCs w:val="20"/>
         </w:rPr>
@@ -40792,14 +40792,14 @@
         <w:spacing w:before="240" w:line="360" w:lineRule="auto"/>
         <w:ind w:left="5387"/>
         <w:rPr>
-          <w:rFonts w:ascii="Aptos Narrow" w:eastAsia="微软雅黑" w:hAnsi="Aptos Narrow" w:cstheme="minorHAnsi"/>
+          <w:rFonts w:ascii="Aptos Narrow" w:eastAsia="Microsoft YaHei" w:hAnsi="Aptos Narrow" w:cstheme="minorHAnsi"/>
           <w:color w:val="7030A0"/>
           <w:szCs w:val="20"/>
         </w:rPr>
       </w:pPr>
       <w:r>
         <w:rPr>
-          <w:rFonts w:ascii="Aptos Narrow" w:eastAsia="微软雅黑" w:hAnsi="Aptos Narrow" w:cstheme="minorHAnsi"/>
+          <w:rFonts w:ascii="Aptos Narrow" w:eastAsia="Microsoft YaHei" w:hAnsi="Aptos Narrow" w:cstheme="minorHAnsi"/>
           <w:color w:val="7030A0"/>
           <w:szCs w:val="20"/>
         </w:rPr>
@@ -40811,14 +40811,14 @@
         <w:spacing w:before="240" w:line="360" w:lineRule="auto"/>
         <w:ind w:left="5387"/>
         <w:rPr>
-          <w:rFonts w:ascii="Aptos Narrow" w:eastAsia="微软雅黑" w:hAnsi="Aptos Narrow" w:cstheme="minorHAnsi"/>
+          <w:rFonts w:ascii="Aptos Narrow" w:eastAsia="Microsoft YaHei" w:hAnsi="Aptos Narrow" w:cstheme="minorHAnsi"/>
           <w:color w:val="7030A0"/>
           <w:szCs w:val="20"/>
         </w:rPr>
       </w:pPr>
       <w:r>
         <w:rPr>
-          <w:rFonts w:ascii="Aptos Narrow" w:eastAsia="微软雅黑" w:hAnsi="Aptos Narrow" w:cstheme="minorHAnsi"/>
+          <w:rFonts w:ascii="Aptos Narrow" w:eastAsia="Microsoft YaHei" w:hAnsi="Aptos Narrow" w:cstheme="minorHAnsi"/>
           <w:color w:val="7030A0"/>
           <w:szCs w:val="20"/>
         </w:rPr>
@@ -40830,14 +40830,14 @@
         <w:spacing w:before="240" w:line="360" w:lineRule="auto"/>
         <w:ind w:left="5387"/>
         <w:rPr>
-          <w:rFonts w:ascii="Aptos Narrow" w:eastAsia="微软雅黑" w:hAnsi="Aptos Narrow" w:cstheme="minorHAnsi"/>
+          <w:rFonts w:ascii="Aptos Narrow" w:eastAsia="Microsoft YaHei" w:hAnsi="Aptos Narrow" w:cstheme="minorHAnsi"/>
           <w:color w:val="7030A0"/>
           <w:szCs w:val="20"/>
         </w:rPr>
       </w:pPr>
       <w:r>
         <w:rPr>
-          <w:rFonts w:ascii="Aptos Narrow" w:eastAsia="微软雅黑" w:hAnsi="Aptos Narrow" w:cstheme="minorHAnsi"/>
+          <w:rFonts w:ascii="Aptos Narrow" w:eastAsia="Microsoft YaHei" w:hAnsi="Aptos Narrow" w:cstheme="minorHAnsi"/>
           <w:color w:val="7030A0"/>
           <w:szCs w:val="20"/>
         </w:rPr>
@@ -40849,14 +40849,14 @@
         <w:spacing w:before="240" w:line="360" w:lineRule="auto"/>
         <w:ind w:left="5387"/>
         <w:rPr>
-          <w:rFonts w:ascii="Aptos Narrow" w:eastAsia="微软雅黑" w:hAnsi="Aptos Narrow" w:cstheme="minorHAnsi"/>
+          <w:rFonts w:ascii="Aptos Narrow" w:eastAsia="Microsoft YaHei" w:hAnsi="Aptos Narrow" w:cstheme="minorHAnsi"/>
           <w:color w:val="7030A0"/>
           <w:szCs w:val="20"/>
         </w:rPr>
       </w:pPr>
       <w:r>
         <w:rPr>
-          <w:rFonts w:ascii="Aptos Narrow" w:eastAsia="微软雅黑" w:hAnsi="Aptos Narrow" w:cstheme="minorHAnsi"/>
+          <w:rFonts w:ascii="Aptos Narrow" w:eastAsia="Microsoft YaHei" w:hAnsi="Aptos Narrow" w:cstheme="minorHAnsi"/>
           <w:color w:val="7030A0"/>
           <w:szCs w:val="20"/>
         </w:rPr>
@@ -40868,14 +40868,14 @@
         <w:spacing w:before="240" w:line="360" w:lineRule="auto"/>
         <w:ind w:left="5387"/>
         <w:rPr>
-          <w:rFonts w:ascii="Aptos Narrow" w:eastAsia="微软雅黑" w:hAnsi="Aptos Narrow" w:cstheme="minorHAnsi"/>
+          <w:rFonts w:ascii="Aptos Narrow" w:eastAsia="Microsoft YaHei" w:hAnsi="Aptos Narrow" w:cstheme="minorHAnsi"/>
           <w:color w:val="7030A0"/>
           <w:szCs w:val="20"/>
         </w:rPr>
       </w:pPr>
       <w:r>
         <w:rPr>
-          <w:rFonts w:ascii="Aptos Narrow" w:eastAsia="微软雅黑" w:hAnsi="Aptos Narrow" w:cstheme="minorHAnsi"/>
+          <w:rFonts w:ascii="Aptos Narrow" w:eastAsia="Microsoft YaHei" w:hAnsi="Aptos Narrow" w:cstheme="minorHAnsi"/>
           <w:color w:val="7030A0"/>
           <w:szCs w:val="20"/>
         </w:rPr>
@@ -40887,14 +40887,14 @@
         <w:spacing w:before="240" w:line="360" w:lineRule="auto"/>
         <w:ind w:left="5387"/>
         <w:rPr>
-          <w:rFonts w:ascii="Aptos Narrow" w:eastAsia="微软雅黑" w:hAnsi="Aptos Narrow" w:cstheme="minorHAnsi"/>
+          <w:rFonts w:ascii="Aptos Narrow" w:eastAsia="Microsoft YaHei" w:hAnsi="Aptos Narrow" w:cstheme="minorHAnsi"/>
           <w:color w:val="7030A0"/>
           <w:szCs w:val="20"/>
         </w:rPr>
       </w:pPr>
       <w:r>
         <w:rPr>
-          <w:rFonts w:ascii="Aptos Narrow" w:eastAsia="微软雅黑" w:hAnsi="Aptos Narrow" w:cstheme="minorHAnsi"/>
+          <w:rFonts w:ascii="Aptos Narrow" w:eastAsia="Microsoft YaHei" w:hAnsi="Aptos Narrow" w:cstheme="minorHAnsi"/>
           <w:color w:val="7030A0"/>
           <w:szCs w:val="20"/>
         </w:rPr>
@@ -40906,14 +40906,14 @@
         <w:spacing w:before="240" w:line="360" w:lineRule="auto"/>
         <w:ind w:left="5387"/>
         <w:rPr>
-          <w:rFonts w:ascii="Aptos Narrow" w:eastAsia="微软雅黑" w:hAnsi="Aptos Narrow" w:cstheme="minorHAnsi"/>
+          <w:rFonts w:ascii="Aptos Narrow" w:eastAsia="Microsoft YaHei" w:hAnsi="Aptos Narrow" w:cstheme="minorHAnsi"/>
           <w:color w:val="7030A0"/>
           <w:szCs w:val="20"/>
         </w:rPr>
       </w:pPr>
       <w:r>
         <w:rPr>
-          <w:rFonts w:ascii="Aptos Narrow" w:eastAsia="微软雅黑" w:hAnsi="Aptos Narrow" w:cstheme="minorHAnsi"/>
+          <w:rFonts w:ascii="Aptos Narrow" w:eastAsia="Microsoft YaHei" w:hAnsi="Aptos Narrow" w:cstheme="minorHAnsi"/>
           <w:color w:val="7030A0"/>
           <w:szCs w:val="20"/>
         </w:rPr>
@@ -40925,14 +40925,14 @@
         <w:spacing w:before="240" w:line="360" w:lineRule="auto"/>
         <w:ind w:left="5387"/>
         <w:rPr>
-          <w:rFonts w:ascii="Aptos Narrow" w:eastAsia="微软雅黑" w:hAnsi="Aptos Narrow" w:cstheme="minorHAnsi"/>
+          <w:rFonts w:ascii="Aptos Narrow" w:eastAsia="Microsoft YaHei" w:hAnsi="Aptos Narrow" w:cstheme="minorHAnsi"/>
           <w:color w:val="7030A0"/>
           <w:szCs w:val="20"/>
         </w:rPr>
       </w:pPr>
       <w:r>
         <w:rPr>
-          <w:rFonts w:ascii="Aptos Narrow" w:eastAsia="微软雅黑" w:hAnsi="Aptos Narrow" w:cstheme="minorHAnsi"/>
+          <w:rFonts w:ascii="Aptos Narrow" w:eastAsia="Microsoft YaHei" w:hAnsi="Aptos Narrow" w:cstheme="minorHAnsi"/>
           <w:color w:val="7030A0"/>
           <w:szCs w:val="20"/>
         </w:rPr>
@@ -40944,14 +40944,14 @@
         <w:spacing w:before="240" w:line="360" w:lineRule="auto"/>
         <w:ind w:left="5387"/>
         <w:rPr>
-          <w:rFonts w:ascii="Aptos Narrow" w:eastAsia="微软雅黑" w:hAnsi="Aptos Narrow" w:cstheme="minorHAnsi"/>
+          <w:rFonts w:ascii="Aptos Narrow" w:eastAsia="Microsoft YaHei" w:hAnsi="Aptos Narrow" w:cstheme="minorHAnsi"/>
           <w:color w:val="7030A0"/>
           <w:szCs w:val="20"/>
         </w:rPr>
       </w:pPr>
       <w:r>
         <w:rPr>
-          <w:rFonts w:ascii="Aptos Narrow" w:eastAsia="微软雅黑" w:hAnsi="Aptos Narrow" w:cstheme="minorHAnsi"/>
+          <w:rFonts w:ascii="Aptos Narrow" w:eastAsia="Microsoft YaHei" w:hAnsi="Aptos Narrow" w:cstheme="minorHAnsi"/>
           <w:color w:val="7030A0"/>
           <w:szCs w:val="20"/>
         </w:rPr>
@@ -40963,14 +40963,14 @@
         <w:spacing w:before="240" w:line="360" w:lineRule="auto"/>
         <w:ind w:left="5387"/>
         <w:rPr>
-          <w:rFonts w:ascii="Aptos Narrow" w:eastAsia="微软雅黑" w:hAnsi="Aptos Narrow" w:cstheme="minorHAnsi"/>
+          <w:rFonts w:ascii="Aptos Narrow" w:eastAsia="Microsoft YaHei" w:hAnsi="Aptos Narrow" w:cstheme="minorHAnsi"/>
           <w:color w:val="7030A0"/>
           <w:szCs w:val="20"/>
         </w:rPr>
       </w:pPr>
       <w:r>
         <w:rPr>
-          <w:rFonts w:ascii="Aptos Narrow" w:eastAsia="微软雅黑" w:hAnsi="Aptos Narrow" w:cstheme="minorHAnsi"/>
+          <w:rFonts w:ascii="Aptos Narrow" w:eastAsia="Microsoft YaHei" w:hAnsi="Aptos Narrow" w:cstheme="minorHAnsi"/>
           <w:color w:val="7030A0"/>
           <w:szCs w:val="20"/>
         </w:rPr>
@@ -40982,14 +40982,14 @@
         <w:spacing w:before="240" w:line="360" w:lineRule="auto"/>
         <w:ind w:left="5387"/>
         <w:rPr>
-          <w:rFonts w:ascii="Aptos Narrow" w:eastAsia="微软雅黑" w:hAnsi="Aptos Narrow" w:cstheme="minorHAnsi"/>
+          <w:rFonts w:ascii="Aptos Narrow" w:eastAsia="Microsoft YaHei" w:hAnsi="Aptos Narrow" w:cstheme="minorHAnsi"/>
           <w:color w:val="7030A0"/>
           <w:szCs w:val="20"/>
         </w:rPr>
       </w:pPr>
       <w:r>
         <w:rPr>
-          <w:rFonts w:ascii="Aptos Narrow" w:eastAsia="微软雅黑" w:hAnsi="Aptos Narrow" w:cstheme="minorHAnsi"/>
+          <w:rFonts w:ascii="Aptos Narrow" w:eastAsia="Microsoft YaHei" w:hAnsi="Aptos Narrow" w:cstheme="minorHAnsi"/>
           <w:color w:val="7030A0"/>
           <w:szCs w:val="20"/>
         </w:rPr>
@@ -41001,14 +41001,14 @@
         <w:spacing w:before="240" w:line="360" w:lineRule="auto"/>
         <w:ind w:left="5387"/>
         <w:rPr>
-          <w:rFonts w:ascii="Aptos Narrow" w:eastAsia="微软雅黑" w:hAnsi="Aptos Narrow" w:cstheme="minorHAnsi"/>
+          <w:rFonts w:ascii="Aptos Narrow" w:eastAsia="Microsoft YaHei" w:hAnsi="Aptos Narrow" w:cstheme="minorHAnsi"/>
           <w:color w:val="7030A0"/>
           <w:szCs w:val="20"/>
         </w:rPr>
       </w:pPr>
       <w:r>
         <w:rPr>
-          <w:rFonts w:ascii="Aptos Narrow" w:eastAsia="微软雅黑" w:hAnsi="Aptos Narrow" w:cstheme="minorHAnsi"/>
+          <w:rFonts w:ascii="Aptos Narrow" w:eastAsia="Microsoft YaHei" w:hAnsi="Aptos Narrow" w:cstheme="minorHAnsi"/>
           <w:color w:val="7030A0"/>
           <w:szCs w:val="20"/>
         </w:rPr>
@@ -41027,7 +41027,7 @@
         <w:spacing w:before="720" w:line="360" w:lineRule="auto"/>
         <w:ind w:left="5387" w:hanging="1127"/>
         <w:rPr>
-          <w:rFonts w:ascii="Aptos Narrow" w:eastAsia="微软雅黑" w:hAnsi="Aptos Narrow"/>
+          <w:rFonts w:ascii="Aptos Narrow" w:eastAsia="Microsoft YaHei" w:hAnsi="Aptos Narrow"/>
           <w:color w:val="auto"/>
           <w:sz w:val="20"/>
           <w:szCs w:val="20"/>
@@ -41035,7 +41035,7 @@
       </w:pPr>
       <w:r>
         <w:rPr>
-          <w:rFonts w:ascii="Aptos Narrow" w:eastAsia="微软雅黑" w:hAnsi="Aptos Narrow"/>
+          <w:rFonts w:ascii="Aptos Narrow" w:eastAsia="Microsoft YaHei" w:hAnsi="Aptos Narrow"/>
           <w:color w:val="auto"/>
           <w:sz w:val="20"/>
           <w:szCs w:val="20"/>
@@ -41048,13 +41048,13 @@
         <w:spacing w:before="240" w:line="360" w:lineRule="auto"/>
         <w:ind w:left="5387"/>
         <w:rPr>
-          <w:rFonts w:ascii="Aptos Narrow" w:eastAsia="微软雅黑" w:hAnsi="Aptos Narrow" w:cstheme="minorHAnsi"/>
-          <w:szCs w:val="20"/>
-        </w:rPr>
-      </w:pPr>
-      <w:r>
-        <w:rPr>
-          <w:rFonts w:ascii="Aptos Narrow" w:eastAsia="微软雅黑" w:hAnsi="Aptos Narrow" w:cstheme="minorHAnsi"/>
+          <w:rFonts w:ascii="Aptos Narrow" w:eastAsia="Microsoft YaHei" w:hAnsi="Aptos Narrow" w:cstheme="minorHAnsi"/>
+          <w:szCs w:val="20"/>
+        </w:rPr>
+      </w:pPr>
+      <w:r>
+        <w:rPr>
+          <w:rFonts w:ascii="Aptos Narrow" w:eastAsia="Microsoft YaHei" w:hAnsi="Aptos Narrow" w:cstheme="minorHAnsi"/>
           <w:szCs w:val="20"/>
         </w:rPr>
         <w:lastRenderedPageBreak/>
@@ -41088,21 +41088,21 @@
         <w:spacing w:before="240" w:line="360" w:lineRule="auto"/>
         <w:ind w:left="6521"/>
         <w:rPr>
-          <w:rFonts w:ascii="Aptos Narrow" w:eastAsia="微软雅黑" w:hAnsi="Aptos Narrow" w:cstheme="minorHAnsi"/>
+          <w:rFonts w:ascii="Aptos Narrow" w:eastAsia="Microsoft YaHei" w:hAnsi="Aptos Narrow" w:cstheme="minorHAnsi"/>
           <w:color w:val="7030A0"/>
           <w:szCs w:val="20"/>
         </w:rPr>
       </w:pPr>
       <w:r>
         <w:rPr>
-          <w:rFonts w:ascii="Aptos Narrow" w:eastAsia="微软雅黑" w:hAnsi="Aptos Narrow" w:cstheme="minorHAnsi"/>
+          <w:rFonts w:ascii="Aptos Narrow" w:eastAsia="Microsoft YaHei" w:hAnsi="Aptos Narrow" w:cstheme="minorHAnsi"/>
           <w:szCs w:val="20"/>
         </w:rPr>
         <w:t xml:space="preserve">Username: Removed from start </w:t>
       </w:r>
       <w:r>
         <w:rPr>
-          <w:rFonts w:ascii="Aptos Narrow" w:eastAsia="微软雅黑" w:hAnsi="Aptos Narrow" w:cstheme="minorHAnsi"/>
+          <w:rFonts w:ascii="Aptos Narrow" w:eastAsia="Microsoft YaHei" w:hAnsi="Aptos Narrow" w:cstheme="minorHAnsi"/>
           <w:color w:val="7030A0"/>
           <w:szCs w:val="20"/>
         </w:rPr>
@@ -41110,14 +41110,14 @@
       </w:r>
       <w:r>
         <w:rPr>
-          <w:rFonts w:ascii="Aptos Narrow" w:eastAsia="微软雅黑" w:hAnsi="Aptos Narrow" w:cstheme="minorHAnsi"/>
+          <w:rFonts w:ascii="Aptos Narrow" w:eastAsia="Microsoft YaHei" w:hAnsi="Aptos Narrow" w:cstheme="minorHAnsi"/>
           <w:szCs w:val="20"/>
         </w:rPr>
         <w:t xml:space="preserve"> to </w:t>
       </w:r>
       <w:r>
         <w:rPr>
-          <w:rFonts w:ascii="Aptos Narrow" w:eastAsia="微软雅黑" w:hAnsi="Aptos Narrow" w:cstheme="minorHAnsi"/>
+          <w:rFonts w:ascii="Aptos Narrow" w:eastAsia="Microsoft YaHei" w:hAnsi="Aptos Narrow" w:cstheme="minorHAnsi"/>
           <w:color w:val="7030A0"/>
           <w:szCs w:val="20"/>
         </w:rPr>
@@ -41129,21 +41129,21 @@
         <w:spacing w:before="240" w:line="360" w:lineRule="auto"/>
         <w:ind w:left="6521"/>
         <w:rPr>
-          <w:rFonts w:ascii="Aptos Narrow" w:eastAsia="微软雅黑" w:hAnsi="Aptos Narrow" w:cstheme="minorHAnsi"/>
+          <w:rFonts w:ascii="Aptos Narrow" w:eastAsia="Microsoft YaHei" w:hAnsi="Aptos Narrow" w:cstheme="minorHAnsi"/>
           <w:color w:val="7030A0"/>
           <w:szCs w:val="20"/>
         </w:rPr>
       </w:pPr>
       <w:r>
         <w:rPr>
-          <w:rFonts w:ascii="Aptos Narrow" w:eastAsia="微软雅黑" w:hAnsi="Aptos Narrow" w:cstheme="minorHAnsi"/>
+          <w:rFonts w:ascii="Aptos Narrow" w:eastAsia="Microsoft YaHei" w:hAnsi="Aptos Narrow" w:cstheme="minorHAnsi"/>
           <w:szCs w:val="20"/>
         </w:rPr>
         <w:t xml:space="preserve">Autologin: Remove from start </w:t>
       </w:r>
       <w:r>
         <w:rPr>
-          <w:rFonts w:ascii="Aptos Narrow" w:eastAsia="微软雅黑" w:hAnsi="Aptos Narrow" w:cstheme="minorHAnsi"/>
+          <w:rFonts w:ascii="Aptos Narrow" w:eastAsia="Microsoft YaHei" w:hAnsi="Aptos Narrow" w:cstheme="minorHAnsi"/>
           <w:color w:val="7030A0"/>
           <w:szCs w:val="20"/>
         </w:rPr>
@@ -41151,14 +41151,14 @@
       </w:r>
       <w:r>
         <w:rPr>
-          <w:rFonts w:ascii="Aptos Narrow" w:eastAsia="微软雅黑" w:hAnsi="Aptos Narrow" w:cstheme="minorHAnsi"/>
+          <w:rFonts w:ascii="Aptos Narrow" w:eastAsia="Microsoft YaHei" w:hAnsi="Aptos Narrow" w:cstheme="minorHAnsi"/>
           <w:szCs w:val="20"/>
         </w:rPr>
         <w:t xml:space="preserve"> to </w:t>
       </w:r>
       <w:r>
         <w:rPr>
-          <w:rFonts w:ascii="Aptos Narrow" w:eastAsia="微软雅黑" w:hAnsi="Aptos Narrow" w:cstheme="minorHAnsi"/>
+          <w:rFonts w:ascii="Aptos Narrow" w:eastAsia="Microsoft YaHei" w:hAnsi="Aptos Narrow" w:cstheme="minorHAnsi"/>
           <w:color w:val="7030A0"/>
           <w:szCs w:val="20"/>
         </w:rPr>
@@ -41194,21 +41194,21 @@
         <w:ind w:left="6521"/>
         <w:contextualSpacing w:val="0"/>
         <w:rPr>
-          <w:rFonts w:ascii="Aptos Narrow" w:eastAsia="微软雅黑" w:hAnsi="Aptos Narrow" w:cstheme="minorHAnsi"/>
+          <w:rFonts w:ascii="Aptos Narrow" w:eastAsia="Microsoft YaHei" w:hAnsi="Aptos Narrow" w:cstheme="minorHAnsi"/>
           <w:color w:val="7030A0"/>
           <w:szCs w:val="20"/>
         </w:rPr>
       </w:pPr>
       <w:r>
         <w:rPr>
-          <w:rFonts w:ascii="Aptos Narrow" w:eastAsia="微软雅黑" w:hAnsi="Aptos Narrow" w:cstheme="minorHAnsi"/>
+          <w:rFonts w:ascii="Aptos Narrow" w:eastAsia="Microsoft YaHei" w:hAnsi="Aptos Narrow" w:cstheme="minorHAnsi"/>
           <w:szCs w:val="20"/>
         </w:rPr>
         <w:t xml:space="preserve">From the beginning </w:t>
       </w:r>
       <w:r>
         <w:rPr>
-          <w:rFonts w:ascii="Aptos Narrow" w:eastAsia="微软雅黑" w:hAnsi="Aptos Narrow" w:cstheme="minorHAnsi"/>
+          <w:rFonts w:ascii="Aptos Narrow" w:eastAsia="Microsoft YaHei" w:hAnsi="Aptos Narrow" w:cstheme="minorHAnsi"/>
           <w:color w:val="7030A0"/>
           <w:szCs w:val="20"/>
         </w:rPr>
@@ -41216,14 +41216,14 @@
       </w:r>
       <w:r>
         <w:rPr>
-          <w:rFonts w:ascii="Aptos Narrow" w:eastAsia="微软雅黑" w:hAnsi="Aptos Narrow" w:cstheme="minorHAnsi"/>
+          <w:rFonts w:ascii="Aptos Narrow" w:eastAsia="Microsoft YaHei" w:hAnsi="Aptos Narrow" w:cstheme="minorHAnsi"/>
           <w:szCs w:val="20"/>
         </w:rPr>
         <w:t xml:space="preserve"> to </w:t>
       </w:r>
       <w:r>
         <w:rPr>
-          <w:rFonts w:ascii="Aptos Narrow" w:eastAsia="微软雅黑" w:hAnsi="Aptos Narrow" w:cstheme="minorHAnsi"/>
+          <w:rFonts w:ascii="Aptos Narrow" w:eastAsia="Microsoft YaHei" w:hAnsi="Aptos Narrow" w:cstheme="minorHAnsi"/>
           <w:color w:val="7030A0"/>
           <w:szCs w:val="20"/>
         </w:rPr>
@@ -41237,14 +41237,14 @@
         <w:ind w:left="6525"/>
         <w:contextualSpacing w:val="0"/>
         <w:rPr>
-          <w:rFonts w:ascii="Aptos Narrow" w:eastAsia="微软雅黑" w:hAnsi="Aptos Narrow" w:cstheme="minorHAnsi"/>
+          <w:rFonts w:ascii="Aptos Narrow" w:eastAsia="Microsoft YaHei" w:hAnsi="Aptos Narrow" w:cstheme="minorHAnsi"/>
           <w:color w:val="7030A0"/>
           <w:szCs w:val="20"/>
         </w:rPr>
       </w:pPr>
       <w:r>
         <w:rPr>
-          <w:rFonts w:ascii="Aptos Narrow" w:eastAsia="微软雅黑" w:hAnsi="Aptos Narrow" w:cstheme="minorHAnsi"/>
+          <w:rFonts w:ascii="Aptos Narrow" w:eastAsia="Microsoft YaHei" w:hAnsi="Aptos Narrow" w:cstheme="minorHAnsi"/>
           <w:color w:val="7030A0"/>
           <w:szCs w:val="20"/>
         </w:rPr>
@@ -41258,14 +41258,14 @@
         <w:ind w:left="6525"/>
         <w:contextualSpacing w:val="0"/>
         <w:rPr>
-          <w:rFonts w:ascii="Aptos Narrow" w:eastAsia="微软雅黑" w:hAnsi="Aptos Narrow" w:cstheme="minorHAnsi"/>
+          <w:rFonts w:ascii="Aptos Narrow" w:eastAsia="Microsoft YaHei" w:hAnsi="Aptos Narrow" w:cstheme="minorHAnsi"/>
           <w:color w:val="7030A0"/>
           <w:szCs w:val="20"/>
         </w:rPr>
       </w:pPr>
       <w:r>
         <w:rPr>
-          <w:rFonts w:ascii="Aptos Narrow" w:eastAsia="微软雅黑" w:hAnsi="Aptos Narrow" w:cstheme="minorHAnsi"/>
+          <w:rFonts w:ascii="Aptos Narrow" w:eastAsia="Microsoft YaHei" w:hAnsi="Aptos Narrow" w:cstheme="minorHAnsi"/>
           <w:color w:val="7030A0"/>
           <w:szCs w:val="20"/>
         </w:rPr>
@@ -41279,14 +41279,14 @@
         <w:ind w:left="6525"/>
         <w:contextualSpacing w:val="0"/>
         <w:rPr>
-          <w:rFonts w:ascii="Aptos Narrow" w:eastAsia="微软雅黑" w:hAnsi="Aptos Narrow" w:cstheme="minorHAnsi"/>
+          <w:rFonts w:ascii="Aptos Narrow" w:eastAsia="Microsoft YaHei" w:hAnsi="Aptos Narrow" w:cstheme="minorHAnsi"/>
           <w:color w:val="7030A0"/>
           <w:szCs w:val="20"/>
         </w:rPr>
       </w:pPr>
       <w:r>
         <w:rPr>
-          <w:rFonts w:ascii="Aptos Narrow" w:eastAsia="微软雅黑" w:hAnsi="Aptos Narrow" w:cstheme="minorHAnsi"/>
+          <w:rFonts w:ascii="Aptos Narrow" w:eastAsia="Microsoft YaHei" w:hAnsi="Aptos Narrow" w:cstheme="minorHAnsi"/>
           <w:color w:val="7030A0"/>
           <w:szCs w:val="20"/>
         </w:rPr>
@@ -41300,14 +41300,14 @@
         <w:ind w:left="6525"/>
         <w:contextualSpacing w:val="0"/>
         <w:rPr>
-          <w:rFonts w:ascii="Aptos Narrow" w:eastAsia="微软雅黑" w:hAnsi="Aptos Narrow" w:cstheme="minorHAnsi"/>
+          <w:rFonts w:ascii="Aptos Narrow" w:eastAsia="Microsoft YaHei" w:hAnsi="Aptos Narrow" w:cstheme="minorHAnsi"/>
           <w:color w:val="7030A0"/>
           <w:szCs w:val="20"/>
         </w:rPr>
       </w:pPr>
       <w:r>
         <w:rPr>
-          <w:rFonts w:ascii="Aptos Narrow" w:eastAsia="微软雅黑" w:hAnsi="Aptos Narrow" w:cstheme="minorHAnsi"/>
+          <w:rFonts w:ascii="Aptos Narrow" w:eastAsia="Microsoft YaHei" w:hAnsi="Aptos Narrow" w:cstheme="minorHAnsi"/>
           <w:color w:val="7030A0"/>
           <w:szCs w:val="20"/>
         </w:rPr>
@@ -41321,14 +41321,14 @@
         <w:ind w:left="6525"/>
         <w:contextualSpacing w:val="0"/>
         <w:rPr>
-          <w:rFonts w:ascii="Aptos Narrow" w:eastAsia="微软雅黑" w:hAnsi="Aptos Narrow" w:cstheme="minorHAnsi"/>
+          <w:rFonts w:ascii="Aptos Narrow" w:eastAsia="Microsoft YaHei" w:hAnsi="Aptos Narrow" w:cstheme="minorHAnsi"/>
           <w:color w:val="7030A0"/>
           <w:szCs w:val="20"/>
         </w:rPr>
       </w:pPr>
       <w:r>
         <w:rPr>
-          <w:rFonts w:ascii="Aptos Narrow" w:eastAsia="微软雅黑" w:hAnsi="Aptos Narrow" w:cstheme="minorHAnsi"/>
+          <w:rFonts w:ascii="Aptos Narrow" w:eastAsia="Microsoft YaHei" w:hAnsi="Aptos Narrow" w:cstheme="minorHAnsi"/>
           <w:color w:val="7030A0"/>
           <w:szCs w:val="20"/>
         </w:rPr>
@@ -42042,13 +42042,13 @@
         <w:ind w:left="1418"/>
         <w:contextualSpacing w:val="0"/>
         <w:rPr>
-          <w:rFonts w:ascii="Aptos Narrow" w:eastAsia="微软雅黑" w:hAnsi="Aptos Narrow" w:cstheme="majorBidi"/>
-          <w:szCs w:val="20"/>
-        </w:rPr>
-      </w:pPr>
-      <w:r>
-        <w:rPr>
-          <w:rFonts w:ascii="Aptos Narrow" w:eastAsia="微软雅黑" w:hAnsi="Aptos Narrow" w:cstheme="majorBidi"/>
+          <w:rFonts w:ascii="Aptos Narrow" w:eastAsia="Microsoft YaHei" w:hAnsi="Aptos Narrow" w:cstheme="majorBidi"/>
+          <w:szCs w:val="20"/>
+        </w:rPr>
+      </w:pPr>
+      <w:r>
+        <w:rPr>
+          <w:rFonts w:ascii="Aptos Narrow" w:eastAsia="Microsoft YaHei" w:hAnsi="Aptos Narrow" w:cstheme="majorBidi"/>
           <w:szCs w:val="20"/>
         </w:rPr>
         <w:t>Close any applications that may be accessing files in the image, including File Explorer.</w:t>
@@ -42064,14 +42064,14 @@
         <w:ind w:left="1418"/>
         <w:contextualSpacing w:val="0"/>
         <w:rPr>
-          <w:rFonts w:ascii="Aptos Narrow" w:eastAsia="微软雅黑" w:hAnsi="Aptos Narrow" w:cstheme="majorBidi"/>
-          <w:color w:val="70AD47" w:themeColor="accent6"/>
-          <w:szCs w:val="20"/>
-        </w:rPr>
-      </w:pPr>
-      <w:r>
-        <w:rPr>
-          <w:rFonts w:ascii="Aptos Narrow" w:eastAsia="微软雅黑" w:hAnsi="Aptos Narrow" w:cstheme="majorBidi"/>
+          <w:rFonts w:ascii="Aptos Narrow" w:eastAsia="Microsoft YaHei" w:hAnsi="Aptos Narrow" w:cstheme="majorBidi"/>
+          <w:color w:val="70AD47" w:themeColor="accent6"/>
+          <w:szCs w:val="20"/>
+        </w:rPr>
+      </w:pPr>
+      <w:r>
+        <w:rPr>
+          <w:rFonts w:ascii="Aptos Narrow" w:eastAsia="Microsoft YaHei" w:hAnsi="Aptos Narrow" w:cstheme="majorBidi"/>
           <w:color w:val="70AD47" w:themeColor="accent6"/>
           <w:szCs w:val="20"/>
         </w:rPr>
@@ -42088,14 +42088,14 @@
         <w:ind w:left="1418"/>
         <w:contextualSpacing w:val="0"/>
         <w:rPr>
-          <w:rFonts w:ascii="Aptos Narrow" w:eastAsia="微软雅黑" w:hAnsi="Aptos Narrow" w:cstheme="majorBidi"/>
-          <w:color w:val="70AD47" w:themeColor="accent6"/>
-          <w:szCs w:val="20"/>
-        </w:rPr>
-      </w:pPr>
-      <w:r>
-        <w:rPr>
-          <w:rFonts w:ascii="Aptos Narrow" w:eastAsia="微软雅黑" w:hAnsi="Aptos Narrow" w:cstheme="majorBidi"/>
+          <w:rFonts w:ascii="Aptos Narrow" w:eastAsia="Microsoft YaHei" w:hAnsi="Aptos Narrow" w:cstheme="majorBidi"/>
+          <w:color w:val="70AD47" w:themeColor="accent6"/>
+          <w:szCs w:val="20"/>
+        </w:rPr>
+      </w:pPr>
+      <w:r>
+        <w:rPr>
+          <w:rFonts w:ascii="Aptos Narrow" w:eastAsia="Microsoft YaHei" w:hAnsi="Aptos Narrow" w:cstheme="majorBidi"/>
           <w:color w:val="70AD47" w:themeColor="accent6"/>
           <w:szCs w:val="20"/>
         </w:rPr>
@@ -42112,14 +42112,14 @@
         <w:ind w:left="1418"/>
         <w:contextualSpacing w:val="0"/>
         <w:rPr>
-          <w:rFonts w:ascii="Aptos Narrow" w:eastAsia="微软雅黑" w:hAnsi="Aptos Narrow" w:cstheme="majorBidi"/>
-          <w:color w:val="70AD47" w:themeColor="accent6"/>
-          <w:szCs w:val="20"/>
-        </w:rPr>
-      </w:pPr>
-      <w:r>
-        <w:rPr>
-          <w:rFonts w:ascii="Aptos Narrow" w:eastAsia="微软雅黑" w:hAnsi="Aptos Narrow" w:cstheme="majorBidi"/>
+          <w:rFonts w:ascii="Aptos Narrow" w:eastAsia="Microsoft YaHei" w:hAnsi="Aptos Narrow" w:cstheme="majorBidi"/>
+          <w:color w:val="70AD47" w:themeColor="accent6"/>
+          <w:szCs w:val="20"/>
+        </w:rPr>
+      </w:pPr>
+      <w:r>
+        <w:rPr>
+          <w:rFonts w:ascii="Aptos Narrow" w:eastAsia="Microsoft YaHei" w:hAnsi="Aptos Narrow" w:cstheme="majorBidi"/>
           <w:color w:val="70AD47" w:themeColor="accent6"/>
           <w:szCs w:val="20"/>
         </w:rPr>
@@ -42159,13 +42159,13 @@
         <w:ind w:left="2160" w:hanging="720"/>
         <w:contextualSpacing w:val="0"/>
         <w:rPr>
-          <w:rFonts w:ascii="Aptos Narrow" w:eastAsia="微软雅黑" w:hAnsi="Aptos Narrow" w:cstheme="majorBidi"/>
-          <w:szCs w:val="20"/>
-        </w:rPr>
-      </w:pPr>
-      <w:r>
-        <w:rPr>
-          <w:rFonts w:ascii="Aptos Narrow" w:eastAsia="微软雅黑" w:hAnsi="Aptos Narrow" w:cstheme="majorBidi"/>
+          <w:rFonts w:ascii="Aptos Narrow" w:eastAsia="Microsoft YaHei" w:hAnsi="Aptos Narrow" w:cstheme="majorBidi"/>
+          <w:szCs w:val="20"/>
+        </w:rPr>
+      </w:pPr>
+      <w:r>
+        <w:rPr>
+          <w:rFonts w:ascii="Aptos Narrow" w:eastAsia="Microsoft YaHei" w:hAnsi="Aptos Narrow" w:cstheme="majorBidi"/>
           <w:szCs w:val="20"/>
         </w:rPr>
         <w:t>View mounted</w:t>
@@ -42176,14 +42176,14 @@
         <w:spacing w:before="240" w:line="360" w:lineRule="auto"/>
         <w:ind w:left="2160"/>
         <w:rPr>
-          <w:rFonts w:ascii="Aptos Narrow" w:eastAsia="微软雅黑" w:hAnsi="Aptos Narrow" w:cstheme="majorBidi"/>
-          <w:color w:val="70AD47" w:themeColor="accent6"/>
-          <w:szCs w:val="20"/>
-        </w:rPr>
-      </w:pPr>
-      <w:r>
-        <w:rPr>
-          <w:rFonts w:ascii="Aptos Narrow" w:eastAsia="微软雅黑" w:hAnsi="Aptos Narrow" w:cstheme="majorBidi"/>
+          <w:rFonts w:ascii="Aptos Narrow" w:eastAsia="Microsoft YaHei" w:hAnsi="Aptos Narrow" w:cstheme="majorBidi"/>
+          <w:color w:val="70AD47" w:themeColor="accent6"/>
+          <w:szCs w:val="20"/>
+        </w:rPr>
+      </w:pPr>
+      <w:r>
+        <w:rPr>
+          <w:rFonts w:ascii="Aptos Narrow" w:eastAsia="Microsoft YaHei" w:hAnsi="Aptos Narrow" w:cstheme="majorBidi"/>
           <w:color w:val="70AD47" w:themeColor="accent6"/>
           <w:szCs w:val="20"/>
         </w:rPr>
@@ -42201,13 +42201,13 @@
         <w:ind w:left="2160" w:hanging="720"/>
         <w:contextualSpacing w:val="0"/>
         <w:rPr>
-          <w:rFonts w:ascii="Aptos Narrow" w:eastAsia="微软雅黑" w:hAnsi="Aptos Narrow" w:cstheme="majorBidi"/>
-          <w:szCs w:val="20"/>
-        </w:rPr>
-      </w:pPr>
-      <w:r>
-        <w:rPr>
-          <w:rFonts w:ascii="Aptos Narrow" w:eastAsia="微软雅黑" w:hAnsi="Aptos Narrow" w:cstheme="majorBidi"/>
+          <w:rFonts w:ascii="Aptos Narrow" w:eastAsia="Microsoft YaHei" w:hAnsi="Aptos Narrow" w:cstheme="majorBidi"/>
+          <w:szCs w:val="20"/>
+        </w:rPr>
+      </w:pPr>
+      <w:r>
+        <w:rPr>
+          <w:rFonts w:ascii="Aptos Narrow" w:eastAsia="Microsoft YaHei" w:hAnsi="Aptos Narrow" w:cstheme="majorBidi"/>
           <w:szCs w:val="20"/>
         </w:rPr>
         <w:t>Delete the DISM mount record saved in the registry</w:t>
@@ -42218,14 +42218,14 @@
         <w:spacing w:before="240" w:line="360" w:lineRule="auto"/>
         <w:ind w:left="2160"/>
         <w:rPr>
-          <w:rFonts w:ascii="Aptos Narrow" w:eastAsia="微软雅黑" w:hAnsi="Aptos Narrow" w:cstheme="majorBidi"/>
-          <w:color w:val="70AD47" w:themeColor="accent6"/>
-          <w:szCs w:val="20"/>
-        </w:rPr>
-      </w:pPr>
-      <w:r>
-        <w:rPr>
-          <w:rFonts w:ascii="Aptos Narrow" w:eastAsia="微软雅黑" w:hAnsi="Aptos Narrow" w:cstheme="majorBidi"/>
+          <w:rFonts w:ascii="Aptos Narrow" w:eastAsia="Microsoft YaHei" w:hAnsi="Aptos Narrow" w:cstheme="majorBidi"/>
+          <w:color w:val="70AD47" w:themeColor="accent6"/>
+          <w:szCs w:val="20"/>
+        </w:rPr>
+      </w:pPr>
+      <w:r>
+        <w:rPr>
+          <w:rFonts w:ascii="Aptos Narrow" w:eastAsia="Microsoft YaHei" w:hAnsi="Aptos Narrow" w:cstheme="majorBidi"/>
           <w:color w:val="70AD47" w:themeColor="accent6"/>
           <w:szCs w:val="20"/>
         </w:rPr>
@@ -42243,13 +42243,13 @@
         <w:ind w:left="2160" w:hanging="720"/>
         <w:contextualSpacing w:val="0"/>
         <w:rPr>
-          <w:rFonts w:ascii="Aptos Narrow" w:eastAsia="微软雅黑" w:hAnsi="Aptos Narrow" w:cstheme="majorBidi"/>
-          <w:szCs w:val="20"/>
-        </w:rPr>
-      </w:pPr>
-      <w:r>
-        <w:rPr>
-          <w:rFonts w:ascii="Aptos Narrow" w:eastAsia="微软雅黑" w:hAnsi="Aptos Narrow" w:cstheme="majorBidi"/>
+          <w:rFonts w:ascii="Aptos Narrow" w:eastAsia="Microsoft YaHei" w:hAnsi="Aptos Narrow" w:cstheme="majorBidi"/>
+          <w:szCs w:val="20"/>
+        </w:rPr>
+      </w:pPr>
+      <w:r>
+        <w:rPr>
+          <w:rFonts w:ascii="Aptos Narrow" w:eastAsia="Microsoft YaHei" w:hAnsi="Aptos Narrow" w:cstheme="majorBidi"/>
           <w:szCs w:val="20"/>
         </w:rPr>
         <w:t>Delete all resources associated with the corrupted mounted image</w:t>
@@ -42260,14 +42260,14 @@
         <w:spacing w:before="240" w:line="360" w:lineRule="auto"/>
         <w:ind w:left="2160"/>
         <w:rPr>
-          <w:rFonts w:ascii="Aptos Narrow" w:eastAsia="微软雅黑" w:hAnsi="Aptos Narrow" w:cstheme="majorBidi"/>
-          <w:color w:val="70AD47" w:themeColor="accent6"/>
-          <w:szCs w:val="20"/>
-        </w:rPr>
-      </w:pPr>
-      <w:r>
-        <w:rPr>
-          <w:rFonts w:ascii="Aptos Narrow" w:eastAsia="微软雅黑" w:hAnsi="Aptos Narrow" w:cstheme="majorBidi"/>
+          <w:rFonts w:ascii="Aptos Narrow" w:eastAsia="Microsoft YaHei" w:hAnsi="Aptos Narrow" w:cstheme="majorBidi"/>
+          <w:color w:val="70AD47" w:themeColor="accent6"/>
+          <w:szCs w:val="20"/>
+        </w:rPr>
+      </w:pPr>
+      <w:r>
+        <w:rPr>
+          <w:rFonts w:ascii="Aptos Narrow" w:eastAsia="Microsoft YaHei" w:hAnsi="Aptos Narrow" w:cstheme="majorBidi"/>
           <w:color w:val="70AD47" w:themeColor="accent6"/>
           <w:szCs w:val="20"/>
         </w:rPr>
@@ -42279,14 +42279,14 @@
         <w:spacing w:before="240" w:line="360" w:lineRule="auto"/>
         <w:ind w:left="2160"/>
         <w:rPr>
-          <w:rFonts w:ascii="Aptos Narrow" w:eastAsia="微软雅黑" w:hAnsi="Aptos Narrow" w:cstheme="majorBidi"/>
-          <w:color w:val="70AD47" w:themeColor="accent6"/>
-          <w:szCs w:val="20"/>
-        </w:rPr>
-      </w:pPr>
-      <w:r>
-        <w:rPr>
-          <w:rFonts w:ascii="Aptos Narrow" w:eastAsia="微软雅黑" w:hAnsi="Aptos Narrow" w:cstheme="majorBidi"/>
+          <w:rFonts w:ascii="Aptos Narrow" w:eastAsia="Microsoft YaHei" w:hAnsi="Aptos Narrow" w:cstheme="majorBidi"/>
+          <w:color w:val="70AD47" w:themeColor="accent6"/>
+          <w:szCs w:val="20"/>
+        </w:rPr>
+      </w:pPr>
+      <w:r>
+        <w:rPr>
+          <w:rFonts w:ascii="Aptos Narrow" w:eastAsia="Microsoft YaHei" w:hAnsi="Aptos Narrow" w:cstheme="majorBidi"/>
           <w:color w:val="70AD47" w:themeColor="accent6"/>
           <w:szCs w:val="20"/>
         </w:rPr>
@@ -43020,7 +43020,7 @@
       <w:pPr>
         <w:spacing w:before="240" w:line="360" w:lineRule="auto"/>
         <w:rPr>
-          <w:rFonts w:ascii="Aptos Narrow" w:eastAsia="微软雅黑" w:hAnsi="Aptos Narrow" w:cstheme="majorBidi"/>
+          <w:rFonts w:ascii="Aptos Narrow" w:eastAsia="Microsoft YaHei" w:hAnsi="Aptos Narrow" w:cstheme="majorBidi"/>
           <w:szCs w:val="26"/>
         </w:rPr>
         <w:sectPr>
@@ -43063,7 +43063,7 @@
           <w:noProof/>
         </w:rPr>
         <w:drawing>
-          <wp:anchor distT="0" distB="0" distL="114300" distR="114300" simplePos="0" relativeHeight="251659264" behindDoc="1" locked="0" layoutInCell="1" allowOverlap="1" wp14:anchorId="71CE2F8E" wp14:editId="5F992E94">
+          <wp:anchor distT="0" distB="0" distL="114300" distR="114300" simplePos="0" relativeHeight="251659264" behindDoc="1" locked="0" layoutInCell="1" allowOverlap="1" wp14:anchorId="71CE2F8E" wp14:editId="70335AF7">
             <wp:simplePos x="0" y="0"/>
             <wp:positionH relativeFrom="column">
               <wp:posOffset>0</wp:posOffset>
@@ -43149,7 +43149,7 @@
       <w:pPr>
         <w:spacing w:before="240" w:line="360" w:lineRule="auto"/>
         <w:rPr>
-          <w:rFonts w:ascii="Aptos Narrow" w:eastAsia="微软雅黑" w:hAnsi="Aptos Narrow"/>
+          <w:rFonts w:ascii="Aptos Narrow" w:eastAsia="Microsoft YaHei" w:hAnsi="Aptos Narrow"/>
         </w:rPr>
       </w:pPr>
     </w:p>
@@ -43502,7 +43502,7 @@
 </file>
 
 <file path=word/endnotes.xml><?xml version="1.0" encoding="utf-8"?>
-<w:endnotes xmlns:wpc="http://schemas.microsoft.com/office/word/2010/wordprocessingCanvas" xmlns:cx="http://schemas.microsoft.com/office/drawing/2014/chartex" xmlns:cx1="http://schemas.microsoft.com/office/drawing/2015/9/8/chartex" xmlns:cx2="http://schemas.microsoft.com/office/drawing/2015/10/21/chartex" xmlns:cx3="http://schemas.microsoft.com/office/drawing/2016/5/9/chartex" xmlns:cx4="http://schemas.microsoft.com/office/drawing/2016/5/10/chartex" xmlns:cx5="http://schemas.microsoft.com/office/drawing/2016/5/11/chartex" xmlns:cx6="http://schemas.microsoft.com/office/drawing/2016/5/12/chartex" xmlns:cx7="http://schemas.microsoft.com/office/drawing/2016/5/13/chartex" xmlns:cx8="http://schemas.microsoft.com/office/drawing/2016/5/14/chartex" xmlns:mc="http://schemas.openxmlformats.org/markup-compatibility/2006" xmlns:aink="http://schemas.microsoft.com/office/drawing/2016/ink" xmlns:am3d="http://schemas.microsoft.com/office/drawing/2017/model3d" xmlns:o="urn:schemas-microsoft-com:office:office" xmlns:oel="http://schemas.microsoft.com/office/2019/extlst" xmlns:r="http://schemas.openxmlformats.org/officeDocument/2006/relationships" xmlns:m="http://schemas.openxmlformats.org/officeDocument/2006/math" xmlns:v="urn:schemas-microsoft-com:vml" xmlns:wp14="http://schemas.microsoft.com/office/word/2010/wordprocessingDrawing" xmlns:wp="http://schemas.openxmlformats.org/drawingml/2006/wordprocessingDrawing" xmlns:w10="urn:schemas-microsoft-com:office:word" xmlns:w="http://schemas.openxmlformats.org/wordprocessingml/2006/main" xmlns:w14="http://schemas.microsoft.com/office/word/2010/wordml" xmlns:w15="http://schemas.microsoft.com/office/word/2012/wordml" xmlns:w16cex="http://schemas.microsoft.com/office/word/2018/wordml/cex" xmlns:w16cid="http://schemas.microsoft.com/office/word/2016/wordml/cid" xmlns:w16="http://schemas.microsoft.com/office/word/2018/wordml" xmlns:w16sdtdh="http://schemas.microsoft.com/office/word/2020/wordml/sdtdatahash" xmlns:w16se="http://schemas.microsoft.com/office/word/2015/wordml/symex" xmlns:wpg="http://schemas.microsoft.com/office/word/2010/wordprocessingGroup" xmlns:wpi="http://schemas.microsoft.com/office/word/2010/wordprocessingInk" xmlns:wne="http://schemas.microsoft.com/office/word/2006/wordml" xmlns:wps="http://schemas.microsoft.com/office/word/2010/wordprocessingShape" mc:Ignorable="w14 w15 w16se w16cid w16 w16cex w16sdtdh wp14">
+<w:endnotes xmlns:wpc="http://schemas.microsoft.com/office/word/2010/wordprocessingCanvas" xmlns:cx="http://schemas.microsoft.com/office/drawing/2014/chartex" xmlns:cx1="http://schemas.microsoft.com/office/drawing/2015/9/8/chartex" xmlns:cx2="http://schemas.microsoft.com/office/drawing/2015/10/21/chartex" xmlns:cx3="http://schemas.microsoft.com/office/drawing/2016/5/9/chartex" xmlns:cx4="http://schemas.microsoft.com/office/drawing/2016/5/10/chartex" xmlns:cx5="http://schemas.microsoft.com/office/drawing/2016/5/11/chartex" xmlns:cx6="http://schemas.microsoft.com/office/drawing/2016/5/12/chartex" xmlns:cx7="http://schemas.microsoft.com/office/drawing/2016/5/13/chartex" xmlns:cx8="http://schemas.microsoft.com/office/drawing/2016/5/14/chartex" xmlns:mc="http://schemas.openxmlformats.org/markup-compatibility/2006" xmlns:aink="http://schemas.microsoft.com/office/drawing/2016/ink" xmlns:am3d="http://schemas.microsoft.com/office/drawing/2017/model3d" xmlns:o="urn:schemas-microsoft-com:office:office" xmlns:oel="http://schemas.microsoft.com/office/2019/extlst" xmlns:r="http://schemas.openxmlformats.org/officeDocument/2006/relationships" xmlns:m="http://schemas.openxmlformats.org/officeDocument/2006/math" xmlns:v="urn:schemas-microsoft-com:vml" xmlns:wp14="http://schemas.microsoft.com/office/word/2010/wordprocessingDrawing" xmlns:wp="http://schemas.openxmlformats.org/drawingml/2006/wordprocessingDrawing" xmlns:w10="urn:schemas-microsoft-com:office:word" xmlns:w="http://schemas.openxmlformats.org/wordprocessingml/2006/main" xmlns:w14="http://schemas.microsoft.com/office/word/2010/wordml" xmlns:w15="http://schemas.microsoft.com/office/word/2012/wordml" xmlns:w16cex="http://schemas.microsoft.com/office/word/2018/wordml/cex" xmlns:w16cid="http://schemas.microsoft.com/office/word/2016/wordml/cid" xmlns:w16="http://schemas.microsoft.com/office/word/2018/wordml" xmlns:w16du="http://schemas.microsoft.com/office/word/2023/wordml/word16du" xmlns:w16sdtdh="http://schemas.microsoft.com/office/word/2020/wordml/sdtdatahash" xmlns:w16sdtfl="http://schemas.microsoft.com/office/word/2024/wordml/sdtformatlock" xmlns:w16se="http://schemas.microsoft.com/office/word/2015/wordml/symex" xmlns:wpg="http://schemas.microsoft.com/office/word/2010/wordprocessingGroup" xmlns:wpi="http://schemas.microsoft.com/office/word/2010/wordprocessingInk" xmlns:wne="http://schemas.microsoft.com/office/word/2006/wordml" xmlns:wps="http://schemas.microsoft.com/office/word/2010/wordprocessingShape" mc:Ignorable="w14 w15 w16se w16cid w16 w16cex w16sdtdh w16sdtfl w16du wp14">
   <w:endnote w:type="separator" w:id="-1">
     <w:p>
       <w:pPr>
@@ -43527,7 +43527,7 @@
 </file>
 
 <file path=word/footer1.xml><?xml version="1.0" encoding="utf-8"?>
-<w:ftr xmlns:wpc="http://schemas.microsoft.com/office/word/2010/wordprocessingCanvas" xmlns:cx="http://schemas.microsoft.com/office/drawing/2014/chartex" xmlns:cx1="http://schemas.microsoft.com/office/drawing/2015/9/8/chartex" xmlns:cx2="http://schemas.microsoft.com/office/drawing/2015/10/21/chartex" xmlns:cx3="http://schemas.microsoft.com/office/drawing/2016/5/9/chartex" xmlns:cx4="http://schemas.microsoft.com/office/drawing/2016/5/10/chartex" xmlns:cx5="http://schemas.microsoft.com/office/drawing/2016/5/11/chartex" xmlns:cx6="http://schemas.microsoft.com/office/drawing/2016/5/12/chartex" xmlns:cx7="http://schemas.microsoft.com/office/drawing/2016/5/13/chartex" xmlns:cx8="http://schemas.microsoft.com/office/drawing/2016/5/14/chartex" xmlns:mc="http://schemas.openxmlformats.org/markup-compatibility/2006" xmlns:aink="http://schemas.microsoft.com/office/drawing/2016/ink" xmlns:am3d="http://schemas.microsoft.com/office/drawing/2017/model3d" xmlns:o="urn:schemas-microsoft-com:office:office" xmlns:oel="http://schemas.microsoft.com/office/2019/extlst" xmlns:r="http://schemas.openxmlformats.org/officeDocument/2006/relationships" xmlns:m="http://schemas.openxmlformats.org/officeDocument/2006/math" xmlns:v="urn:schemas-microsoft-com:vml" xmlns:wp14="http://schemas.microsoft.com/office/word/2010/wordprocessingDrawing" xmlns:wp="http://schemas.openxmlformats.org/drawingml/2006/wordprocessingDrawing" xmlns:w10="urn:schemas-microsoft-com:office:word" xmlns:w="http://schemas.openxmlformats.org/wordprocessingml/2006/main" xmlns:w14="http://schemas.microsoft.com/office/word/2010/wordml" xmlns:w15="http://schemas.microsoft.com/office/word/2012/wordml" xmlns:w16cex="http://schemas.microsoft.com/office/word/2018/wordml/cex" xmlns:w16cid="http://schemas.microsoft.com/office/word/2016/wordml/cid" xmlns:w16="http://schemas.microsoft.com/office/word/2018/wordml" xmlns:w16sdtdh="http://schemas.microsoft.com/office/word/2020/wordml/sdtdatahash" xmlns:w16se="http://schemas.microsoft.com/office/word/2015/wordml/symex" xmlns:wpg="http://schemas.microsoft.com/office/word/2010/wordprocessingGroup" xmlns:wpi="http://schemas.microsoft.com/office/word/2010/wordprocessingInk" xmlns:wne="http://schemas.microsoft.com/office/word/2006/wordml" xmlns:wps="http://schemas.microsoft.com/office/word/2010/wordprocessingShape" mc:Ignorable="w14 w15 w16se w16cid w16 w16cex w16sdtdh wp14">
+<w:ftr xmlns:wpc="http://schemas.microsoft.com/office/word/2010/wordprocessingCanvas" xmlns:cx="http://schemas.microsoft.com/office/drawing/2014/chartex" xmlns:cx1="http://schemas.microsoft.com/office/drawing/2015/9/8/chartex" xmlns:cx2="http://schemas.microsoft.com/office/drawing/2015/10/21/chartex" xmlns:cx3="http://schemas.microsoft.com/office/drawing/2016/5/9/chartex" xmlns:cx4="http://schemas.microsoft.com/office/drawing/2016/5/10/chartex" xmlns:cx5="http://schemas.microsoft.com/office/drawing/2016/5/11/chartex" xmlns:cx6="http://schemas.microsoft.com/office/drawing/2016/5/12/chartex" xmlns:cx7="http://schemas.microsoft.com/office/drawing/2016/5/13/chartex" xmlns:cx8="http://schemas.microsoft.com/office/drawing/2016/5/14/chartex" xmlns:mc="http://schemas.openxmlformats.org/markup-compatibility/2006" xmlns:aink="http://schemas.microsoft.com/office/drawing/2016/ink" xmlns:am3d="http://schemas.microsoft.com/office/drawing/2017/model3d" xmlns:o="urn:schemas-microsoft-com:office:office" xmlns:oel="http://schemas.microsoft.com/office/2019/extlst" xmlns:r="http://schemas.openxmlformats.org/officeDocument/2006/relationships" xmlns:m="http://schemas.openxmlformats.org/officeDocument/2006/math" xmlns:v="urn:schemas-microsoft-com:vml" xmlns:wp14="http://schemas.microsoft.com/office/word/2010/wordprocessingDrawing" xmlns:wp="http://schemas.openxmlformats.org/drawingml/2006/wordprocessingDrawing" xmlns:w10="urn:schemas-microsoft-com:office:word" xmlns:w="http://schemas.openxmlformats.org/wordprocessingml/2006/main" xmlns:w14="http://schemas.microsoft.com/office/word/2010/wordml" xmlns:w15="http://schemas.microsoft.com/office/word/2012/wordml" xmlns:w16cex="http://schemas.microsoft.com/office/word/2018/wordml/cex" xmlns:w16cid="http://schemas.microsoft.com/office/word/2016/wordml/cid" xmlns:w16="http://schemas.microsoft.com/office/word/2018/wordml" xmlns:w16du="http://schemas.microsoft.com/office/word/2023/wordml/word16du" xmlns:w16sdtdh="http://schemas.microsoft.com/office/word/2020/wordml/sdtdatahash" xmlns:w16sdtfl="http://schemas.microsoft.com/office/word/2024/wordml/sdtformatlock" xmlns:w16se="http://schemas.microsoft.com/office/word/2015/wordml/symex" xmlns:wpg="http://schemas.microsoft.com/office/word/2010/wordprocessingGroup" xmlns:wpi="http://schemas.microsoft.com/office/word/2010/wordprocessingInk" xmlns:wne="http://schemas.microsoft.com/office/word/2006/wordml" xmlns:wps="http://schemas.microsoft.com/office/word/2010/wordprocessingShape" mc:Ignorable="w14 w15 w16se w16cid w16 w16cex w16sdtdh w16sdtfl w16du wp14">
   <w:sdt>
     <w:sdtPr>
       <w:rPr>
@@ -43891,7 +43891,7 @@
 </file>
 
 <file path=word/footer2.xml><?xml version="1.0" encoding="utf-8"?>
-<w:ftr xmlns:wpc="http://schemas.microsoft.com/office/word/2010/wordprocessingCanvas" xmlns:cx="http://schemas.microsoft.com/office/drawing/2014/chartex" xmlns:cx1="http://schemas.microsoft.com/office/drawing/2015/9/8/chartex" xmlns:cx2="http://schemas.microsoft.com/office/drawing/2015/10/21/chartex" xmlns:cx3="http://schemas.microsoft.com/office/drawing/2016/5/9/chartex" xmlns:cx4="http://schemas.microsoft.com/office/drawing/2016/5/10/chartex" xmlns:cx5="http://schemas.microsoft.com/office/drawing/2016/5/11/chartex" xmlns:cx6="http://schemas.microsoft.com/office/drawing/2016/5/12/chartex" xmlns:cx7="http://schemas.microsoft.com/office/drawing/2016/5/13/chartex" xmlns:cx8="http://schemas.microsoft.com/office/drawing/2016/5/14/chartex" xmlns:mc="http://schemas.openxmlformats.org/markup-compatibility/2006" xmlns:aink="http://schemas.microsoft.com/office/drawing/2016/ink" xmlns:am3d="http://schemas.microsoft.com/office/drawing/2017/model3d" xmlns:o="urn:schemas-microsoft-com:office:office" xmlns:oel="http://schemas.microsoft.com/office/2019/extlst" xmlns:r="http://schemas.openxmlformats.org/officeDocument/2006/relationships" xmlns:m="http://schemas.openxmlformats.org/officeDocument/2006/math" xmlns:v="urn:schemas-microsoft-com:vml" xmlns:wp14="http://schemas.microsoft.com/office/word/2010/wordprocessingDrawing" xmlns:wp="http://schemas.openxmlformats.org/drawingml/2006/wordprocessingDrawing" xmlns:w10="urn:schemas-microsoft-com:office:word" xmlns:w="http://schemas.openxmlformats.org/wordprocessingml/2006/main" xmlns:w14="http://schemas.microsoft.com/office/word/2010/wordml" xmlns:w15="http://schemas.microsoft.com/office/word/2012/wordml" xmlns:w16cex="http://schemas.microsoft.com/office/word/2018/wordml/cex" xmlns:w16cid="http://schemas.microsoft.com/office/word/2016/wordml/cid" xmlns:w16="http://schemas.microsoft.com/office/word/2018/wordml" xmlns:w16sdtdh="http://schemas.microsoft.com/office/word/2020/wordml/sdtdatahash" xmlns:w16se="http://schemas.microsoft.com/office/word/2015/wordml/symex" xmlns:wpg="http://schemas.microsoft.com/office/word/2010/wordprocessingGroup" xmlns:wpi="http://schemas.microsoft.com/office/word/2010/wordprocessingInk" xmlns:wne="http://schemas.microsoft.com/office/word/2006/wordml" xmlns:wps="http://schemas.microsoft.com/office/word/2010/wordprocessingShape" mc:Ignorable="w14 w15 w16se w16cid w16 w16cex w16sdtdh wp14">
+<w:ftr xmlns:wpc="http://schemas.microsoft.com/office/word/2010/wordprocessingCanvas" xmlns:cx="http://schemas.microsoft.com/office/drawing/2014/chartex" xmlns:cx1="http://schemas.microsoft.com/office/drawing/2015/9/8/chartex" xmlns:cx2="http://schemas.microsoft.com/office/drawing/2015/10/21/chartex" xmlns:cx3="http://schemas.microsoft.com/office/drawing/2016/5/9/chartex" xmlns:cx4="http://schemas.microsoft.com/office/drawing/2016/5/10/chartex" xmlns:cx5="http://schemas.microsoft.com/office/drawing/2016/5/11/chartex" xmlns:cx6="http://schemas.microsoft.com/office/drawing/2016/5/12/chartex" xmlns:cx7="http://schemas.microsoft.com/office/drawing/2016/5/13/chartex" xmlns:cx8="http://schemas.microsoft.com/office/drawing/2016/5/14/chartex" xmlns:mc="http://schemas.openxmlformats.org/markup-compatibility/2006" xmlns:aink="http://schemas.microsoft.com/office/drawing/2016/ink" xmlns:am3d="http://schemas.microsoft.com/office/drawing/2017/model3d" xmlns:o="urn:schemas-microsoft-com:office:office" xmlns:oel="http://schemas.microsoft.com/office/2019/extlst" xmlns:r="http://schemas.openxmlformats.org/officeDocument/2006/relationships" xmlns:m="http://schemas.openxmlformats.org/officeDocument/2006/math" xmlns:v="urn:schemas-microsoft-com:vml" xmlns:wp14="http://schemas.microsoft.com/office/word/2010/wordprocessingDrawing" xmlns:wp="http://schemas.openxmlformats.org/drawingml/2006/wordprocessingDrawing" xmlns:w10="urn:schemas-microsoft-com:office:word" xmlns:w="http://schemas.openxmlformats.org/wordprocessingml/2006/main" xmlns:w14="http://schemas.microsoft.com/office/word/2010/wordml" xmlns:w15="http://schemas.microsoft.com/office/word/2012/wordml" xmlns:w16cex="http://schemas.microsoft.com/office/word/2018/wordml/cex" xmlns:w16cid="http://schemas.microsoft.com/office/word/2016/wordml/cid" xmlns:w16="http://schemas.microsoft.com/office/word/2018/wordml" xmlns:w16du="http://schemas.microsoft.com/office/word/2023/wordml/word16du" xmlns:w16sdtdh="http://schemas.microsoft.com/office/word/2020/wordml/sdtdatahash" xmlns:w16sdtfl="http://schemas.microsoft.com/office/word/2024/wordml/sdtformatlock" xmlns:w16se="http://schemas.microsoft.com/office/word/2015/wordml/symex" xmlns:wpg="http://schemas.microsoft.com/office/word/2010/wordprocessingGroup" xmlns:wpi="http://schemas.microsoft.com/office/word/2010/wordprocessingInk" xmlns:wne="http://schemas.microsoft.com/office/word/2006/wordml" xmlns:wps="http://schemas.microsoft.com/office/word/2010/wordprocessingShape" mc:Ignorable="w14 w15 w16se w16cid w16 w16cex w16sdtdh w16sdtfl w16du wp14">
   <w:p>
     <w:pPr>
       <w:pStyle w:val="Footer"/>
@@ -43901,7 +43901,7 @@
 </file>
 
 <file path=word/footer3.xml><?xml version="1.0" encoding="utf-8"?>
-<w:ftr xmlns:wpc="http://schemas.microsoft.com/office/word/2010/wordprocessingCanvas" xmlns:cx="http://schemas.microsoft.com/office/drawing/2014/chartex" xmlns:cx1="http://schemas.microsoft.com/office/drawing/2015/9/8/chartex" xmlns:cx2="http://schemas.microsoft.com/office/drawing/2015/10/21/chartex" xmlns:cx3="http://schemas.microsoft.com/office/drawing/2016/5/9/chartex" xmlns:cx4="http://schemas.microsoft.com/office/drawing/2016/5/10/chartex" xmlns:cx5="http://schemas.microsoft.com/office/drawing/2016/5/11/chartex" xmlns:cx6="http://schemas.microsoft.com/office/drawing/2016/5/12/chartex" xmlns:cx7="http://schemas.microsoft.com/office/drawing/2016/5/13/chartex" xmlns:cx8="http://schemas.microsoft.com/office/drawing/2016/5/14/chartex" xmlns:mc="http://schemas.openxmlformats.org/markup-compatibility/2006" xmlns:aink="http://schemas.microsoft.com/office/drawing/2016/ink" xmlns:am3d="http://schemas.microsoft.com/office/drawing/2017/model3d" xmlns:o="urn:schemas-microsoft-com:office:office" xmlns:oel="http://schemas.microsoft.com/office/2019/extlst" xmlns:r="http://schemas.openxmlformats.org/officeDocument/2006/relationships" xmlns:m="http://schemas.openxmlformats.org/officeDocument/2006/math" xmlns:v="urn:schemas-microsoft-com:vml" xmlns:wp14="http://schemas.microsoft.com/office/word/2010/wordprocessingDrawing" xmlns:wp="http://schemas.openxmlformats.org/drawingml/2006/wordprocessingDrawing" xmlns:w10="urn:schemas-microsoft-com:office:word" xmlns:w="http://schemas.openxmlformats.org/wordprocessingml/2006/main" xmlns:w14="http://schemas.microsoft.com/office/word/2010/wordml" xmlns:w15="http://schemas.microsoft.com/office/word/2012/wordml" xmlns:w16cex="http://schemas.microsoft.com/office/word/2018/wordml/cex" xmlns:w16cid="http://schemas.microsoft.com/office/word/2016/wordml/cid" xmlns:w16="http://schemas.microsoft.com/office/word/2018/wordml" xmlns:w16sdtdh="http://schemas.microsoft.com/office/word/2020/wordml/sdtdatahash" xmlns:w16se="http://schemas.microsoft.com/office/word/2015/wordml/symex" xmlns:wpg="http://schemas.microsoft.com/office/word/2010/wordprocessingGroup" xmlns:wpi="http://schemas.microsoft.com/office/word/2010/wordprocessingInk" xmlns:wne="http://schemas.microsoft.com/office/word/2006/wordml" xmlns:wps="http://schemas.microsoft.com/office/word/2010/wordprocessingShape" mc:Ignorable="w14 w15 w16se w16cid w16 w16cex w16sdtdh wp14">
+<w:ftr xmlns:wpc="http://schemas.microsoft.com/office/word/2010/wordprocessingCanvas" xmlns:cx="http://schemas.microsoft.com/office/drawing/2014/chartex" xmlns:cx1="http://schemas.microsoft.com/office/drawing/2015/9/8/chartex" xmlns:cx2="http://schemas.microsoft.com/office/drawing/2015/10/21/chartex" xmlns:cx3="http://schemas.microsoft.com/office/drawing/2016/5/9/chartex" xmlns:cx4="http://schemas.microsoft.com/office/drawing/2016/5/10/chartex" xmlns:cx5="http://schemas.microsoft.com/office/drawing/2016/5/11/chartex" xmlns:cx6="http://schemas.microsoft.com/office/drawing/2016/5/12/chartex" xmlns:cx7="http://schemas.microsoft.com/office/drawing/2016/5/13/chartex" xmlns:cx8="http://schemas.microsoft.com/office/drawing/2016/5/14/chartex" xmlns:mc="http://schemas.openxmlformats.org/markup-compatibility/2006" xmlns:aink="http://schemas.microsoft.com/office/drawing/2016/ink" xmlns:am3d="http://schemas.microsoft.com/office/drawing/2017/model3d" xmlns:o="urn:schemas-microsoft-com:office:office" xmlns:oel="http://schemas.microsoft.com/office/2019/extlst" xmlns:r="http://schemas.openxmlformats.org/officeDocument/2006/relationships" xmlns:m="http://schemas.openxmlformats.org/officeDocument/2006/math" xmlns:v="urn:schemas-microsoft-com:vml" xmlns:wp14="http://schemas.microsoft.com/office/word/2010/wordprocessingDrawing" xmlns:wp="http://schemas.openxmlformats.org/drawingml/2006/wordprocessingDrawing" xmlns:w10="urn:schemas-microsoft-com:office:word" xmlns:w="http://schemas.openxmlformats.org/wordprocessingml/2006/main" xmlns:w14="http://schemas.microsoft.com/office/word/2010/wordml" xmlns:w15="http://schemas.microsoft.com/office/word/2012/wordml" xmlns:w16cex="http://schemas.microsoft.com/office/word/2018/wordml/cex" xmlns:w16cid="http://schemas.microsoft.com/office/word/2016/wordml/cid" xmlns:w16="http://schemas.microsoft.com/office/word/2018/wordml" xmlns:w16du="http://schemas.microsoft.com/office/word/2023/wordml/word16du" xmlns:w16sdtdh="http://schemas.microsoft.com/office/word/2020/wordml/sdtdatahash" xmlns:w16sdtfl="http://schemas.microsoft.com/office/word/2024/wordml/sdtformatlock" xmlns:w16se="http://schemas.microsoft.com/office/word/2015/wordml/symex" xmlns:wpg="http://schemas.microsoft.com/office/word/2010/wordprocessingGroup" xmlns:wpi="http://schemas.microsoft.com/office/word/2010/wordprocessingInk" xmlns:wne="http://schemas.microsoft.com/office/word/2006/wordml" xmlns:wps="http://schemas.microsoft.com/office/word/2010/wordprocessingShape" mc:Ignorable="w14 w15 w16se w16cid w16 w16cex w16sdtdh w16sdtfl w16du wp14">
   <w:p>
     <w:pPr>
       <w:pStyle w:val="Footer"/>
@@ -43911,7 +43911,7 @@
 </file>
 
 <file path=word/footnotes.xml><?xml version="1.0" encoding="utf-8"?>
-<w:footnotes xmlns:wpc="http://schemas.microsoft.com/office/word/2010/wordprocessingCanvas" xmlns:cx="http://schemas.microsoft.com/office/drawing/2014/chartex" xmlns:cx1="http://schemas.microsoft.com/office/drawing/2015/9/8/chartex" xmlns:cx2="http://schemas.microsoft.com/office/drawing/2015/10/21/chartex" xmlns:cx3="http://schemas.microsoft.com/office/drawing/2016/5/9/chartex" xmlns:cx4="http://schemas.microsoft.com/office/drawing/2016/5/10/chartex" xmlns:cx5="http://schemas.microsoft.com/office/drawing/2016/5/11/chartex" xmlns:cx6="http://schemas.microsoft.com/office/drawing/2016/5/12/chartex" xmlns:cx7="http://schemas.microsoft.com/office/drawing/2016/5/13/chartex" xmlns:cx8="http://schemas.microsoft.com/office/drawing/2016/5/14/chartex" xmlns:mc="http://schemas.openxmlformats.org/markup-compatibility/2006" xmlns:aink="http://schemas.microsoft.com/office/drawing/2016/ink" xmlns:am3d="http://schemas.microsoft.com/office/drawing/2017/model3d" xmlns:o="urn:schemas-microsoft-com:office:office" xmlns:oel="http://schemas.microsoft.com/office/2019/extlst" xmlns:r="http://schemas.openxmlformats.org/officeDocument/2006/relationships" xmlns:m="http://schemas.openxmlformats.org/officeDocument/2006/math" xmlns:v="urn:schemas-microsoft-com:vml" xmlns:wp14="http://schemas.microsoft.com/office/word/2010/wordprocessingDrawing" xmlns:wp="http://schemas.openxmlformats.org/drawingml/2006/wordprocessingDrawing" xmlns:w10="urn:schemas-microsoft-com:office:word" xmlns:w="http://schemas.openxmlformats.org/wordprocessingml/2006/main" xmlns:w14="http://schemas.microsoft.com/office/word/2010/wordml" xmlns:w15="http://schemas.microsoft.com/office/word/2012/wordml" xmlns:w16cex="http://schemas.microsoft.com/office/word/2018/wordml/cex" xmlns:w16cid="http://schemas.microsoft.com/office/word/2016/wordml/cid" xmlns:w16="http://schemas.microsoft.com/office/word/2018/wordml" xmlns:w16sdtdh="http://schemas.microsoft.com/office/word/2020/wordml/sdtdatahash" xmlns:w16se="http://schemas.microsoft.com/office/word/2015/wordml/symex" xmlns:wpg="http://schemas.microsoft.com/office/word/2010/wordprocessingGroup" xmlns:wpi="http://schemas.microsoft.com/office/word/2010/wordprocessingInk" xmlns:wne="http://schemas.microsoft.com/office/word/2006/wordml" xmlns:wps="http://schemas.microsoft.com/office/word/2010/wordprocessingShape" mc:Ignorable="w14 w15 w16se w16cid w16 w16cex w16sdtdh wp14">
+<w:footnotes xmlns:wpc="http://schemas.microsoft.com/office/word/2010/wordprocessingCanvas" xmlns:cx="http://schemas.microsoft.com/office/drawing/2014/chartex" xmlns:cx1="http://schemas.microsoft.com/office/drawing/2015/9/8/chartex" xmlns:cx2="http://schemas.microsoft.com/office/drawing/2015/10/21/chartex" xmlns:cx3="http://schemas.microsoft.com/office/drawing/2016/5/9/chartex" xmlns:cx4="http://schemas.microsoft.com/office/drawing/2016/5/10/chartex" xmlns:cx5="http://schemas.microsoft.com/office/drawing/2016/5/11/chartex" xmlns:cx6="http://schemas.microsoft.com/office/drawing/2016/5/12/chartex" xmlns:cx7="http://schemas.microsoft.com/office/drawing/2016/5/13/chartex" xmlns:cx8="http://schemas.microsoft.com/office/drawing/2016/5/14/chartex" xmlns:mc="http://schemas.openxmlformats.org/markup-compatibility/2006" xmlns:aink="http://schemas.microsoft.com/office/drawing/2016/ink" xmlns:am3d="http://schemas.microsoft.com/office/drawing/2017/model3d" xmlns:o="urn:schemas-microsoft-com:office:office" xmlns:oel="http://schemas.microsoft.com/office/2019/extlst" xmlns:r="http://schemas.openxmlformats.org/officeDocument/2006/relationships" xmlns:m="http://schemas.openxmlformats.org/officeDocument/2006/math" xmlns:v="urn:schemas-microsoft-com:vml" xmlns:wp14="http://schemas.microsoft.com/office/word/2010/wordprocessingDrawing" xmlns:wp="http://schemas.openxmlformats.org/drawingml/2006/wordprocessingDrawing" xmlns:w10="urn:schemas-microsoft-com:office:word" xmlns:w="http://schemas.openxmlformats.org/wordprocessingml/2006/main" xmlns:w14="http://schemas.microsoft.com/office/word/2010/wordml" xmlns:w15="http://schemas.microsoft.com/office/word/2012/wordml" xmlns:w16cex="http://schemas.microsoft.com/office/word/2018/wordml/cex" xmlns:w16cid="http://schemas.microsoft.com/office/word/2016/wordml/cid" xmlns:w16="http://schemas.microsoft.com/office/word/2018/wordml" xmlns:w16du="http://schemas.microsoft.com/office/word/2023/wordml/word16du" xmlns:w16sdtdh="http://schemas.microsoft.com/office/word/2020/wordml/sdtdatahash" xmlns:w16sdtfl="http://schemas.microsoft.com/office/word/2024/wordml/sdtformatlock" xmlns:w16se="http://schemas.microsoft.com/office/word/2015/wordml/symex" xmlns:wpg="http://schemas.microsoft.com/office/word/2010/wordprocessingGroup" xmlns:wpi="http://schemas.microsoft.com/office/word/2010/wordprocessingInk" xmlns:wne="http://schemas.microsoft.com/office/word/2006/wordml" xmlns:wps="http://schemas.microsoft.com/office/word/2010/wordprocessingShape" mc:Ignorable="w14 w15 w16se w16cid w16 w16cex w16sdtdh w16sdtfl w16du wp14">
   <w:footnote w:type="separator" w:id="-1">
     <w:p>
       <w:pPr>
@@ -43936,7 +43936,7 @@
 </file>
 
 <file path=word/numbering.xml><?xml version="1.0" encoding="utf-8"?>
-<w:numbering xmlns:wpc="http://schemas.microsoft.com/office/word/2010/wordprocessingCanvas" xmlns:cx="http://schemas.microsoft.com/office/drawing/2014/chartex" xmlns:cx1="http://schemas.microsoft.com/office/drawing/2015/9/8/chartex" xmlns:cx2="http://schemas.microsoft.com/office/drawing/2015/10/21/chartex" xmlns:cx3="http://schemas.microsoft.com/office/drawing/2016/5/9/chartex" xmlns:cx4="http://schemas.microsoft.com/office/drawing/2016/5/10/chartex" xmlns:cx5="http://schemas.microsoft.com/office/drawing/2016/5/11/chartex" xmlns:cx6="http://schemas.microsoft.com/office/drawing/2016/5/12/chartex" xmlns:cx7="http://schemas.microsoft.com/office/drawing/2016/5/13/chartex" xmlns:cx8="http://schemas.microsoft.com/office/drawing/2016/5/14/chartex" xmlns:mc="http://schemas.openxmlformats.org/markup-compatibility/2006" xmlns:aink="http://schemas.microsoft.com/office/drawing/2016/ink" xmlns:am3d="http://schemas.microsoft.com/office/drawing/2017/model3d" xmlns:o="urn:schemas-microsoft-com:office:office" xmlns:oel="http://schemas.microsoft.com/office/2019/extlst" xmlns:r="http://schemas.openxmlformats.org/officeDocument/2006/relationships" xmlns:m="http://schemas.openxmlformats.org/officeDocument/2006/math" xmlns:v="urn:schemas-microsoft-com:vml" xmlns:wp14="http://schemas.microsoft.com/office/word/2010/wordprocessingDrawing" xmlns:wp="http://schemas.openxmlformats.org/drawingml/2006/wordprocessingDrawing" xmlns:w10="urn:schemas-microsoft-com:office:word" xmlns:w="http://schemas.openxmlformats.org/wordprocessingml/2006/main" xmlns:w14="http://schemas.microsoft.com/office/word/2010/wordml" xmlns:w15="http://schemas.microsoft.com/office/word/2012/wordml" xmlns:w16cex="http://schemas.microsoft.com/office/word/2018/wordml/cex" xmlns:w16cid="http://schemas.microsoft.com/office/word/2016/wordml/cid" xmlns:w16="http://schemas.microsoft.com/office/word/2018/wordml" xmlns:w16sdtdh="http://schemas.microsoft.com/office/word/2020/wordml/sdtdatahash" xmlns:w16se="http://schemas.microsoft.com/office/word/2015/wordml/symex" xmlns:wpg="http://schemas.microsoft.com/office/word/2010/wordprocessingGroup" xmlns:wpi="http://schemas.microsoft.com/office/word/2010/wordprocessingInk" xmlns:wne="http://schemas.microsoft.com/office/word/2006/wordml" xmlns:wps="http://schemas.microsoft.com/office/word/2010/wordprocessingShape" mc:Ignorable="w14 w15 w16se w16cid w16 w16cex w16sdtdh wp14">
+<w:numbering xmlns:wpc="http://schemas.microsoft.com/office/word/2010/wordprocessingCanvas" xmlns:cx="http://schemas.microsoft.com/office/drawing/2014/chartex" xmlns:cx1="http://schemas.microsoft.com/office/drawing/2015/9/8/chartex" xmlns:cx2="http://schemas.microsoft.com/office/drawing/2015/10/21/chartex" xmlns:cx3="http://schemas.microsoft.com/office/drawing/2016/5/9/chartex" xmlns:cx4="http://schemas.microsoft.com/office/drawing/2016/5/10/chartex" xmlns:cx5="http://schemas.microsoft.com/office/drawing/2016/5/11/chartex" xmlns:cx6="http://schemas.microsoft.com/office/drawing/2016/5/12/chartex" xmlns:cx7="http://schemas.microsoft.com/office/drawing/2016/5/13/chartex" xmlns:cx8="http://schemas.microsoft.com/office/drawing/2016/5/14/chartex" xmlns:mc="http://schemas.openxmlformats.org/markup-compatibility/2006" xmlns:aink="http://schemas.microsoft.com/office/drawing/2016/ink" xmlns:am3d="http://schemas.microsoft.com/office/drawing/2017/model3d" xmlns:o="urn:schemas-microsoft-com:office:office" xmlns:oel="http://schemas.microsoft.com/office/2019/extlst" xmlns:r="http://schemas.openxmlformats.org/officeDocument/2006/relationships" xmlns:m="http://schemas.openxmlformats.org/officeDocument/2006/math" xmlns:v="urn:schemas-microsoft-com:vml" xmlns:wp14="http://schemas.microsoft.com/office/word/2010/wordprocessingDrawing" xmlns:wp="http://schemas.openxmlformats.org/drawingml/2006/wordprocessingDrawing" xmlns:w10="urn:schemas-microsoft-com:office:word" xmlns:w="http://schemas.openxmlformats.org/wordprocessingml/2006/main" xmlns:w14="http://schemas.microsoft.com/office/word/2010/wordml" xmlns:w15="http://schemas.microsoft.com/office/word/2012/wordml" xmlns:w16cex="http://schemas.microsoft.com/office/word/2018/wordml/cex" xmlns:w16cid="http://schemas.microsoft.com/office/word/2016/wordml/cid" xmlns:w16="http://schemas.microsoft.com/office/word/2018/wordml" xmlns:w16du="http://schemas.microsoft.com/office/word/2023/wordml/word16du" xmlns:w16sdtdh="http://schemas.microsoft.com/office/word/2020/wordml/sdtdatahash" xmlns:w16sdtfl="http://schemas.microsoft.com/office/word/2024/wordml/sdtformatlock" xmlns:w16se="http://schemas.microsoft.com/office/word/2015/wordml/symex" xmlns:wpg="http://schemas.microsoft.com/office/word/2010/wordprocessingGroup" xmlns:wpi="http://schemas.microsoft.com/office/word/2010/wordprocessingInk" xmlns:wne="http://schemas.microsoft.com/office/word/2006/wordml" xmlns:wps="http://schemas.microsoft.com/office/word/2010/wordprocessingShape" mc:Ignorable="w14 w15 w16se w16cid w16 w16cex w16sdtdh w16sdtfl w16du wp14">
   <w:abstractNum w:abstractNumId="0" w15:restartNumberingAfterBreak="0">
     <w:nsid w:val="001309C0"/>
     <w:multiLevelType w:val="hybridMultilevel"/>
@@ -51464,7 +51464,7 @@
 </file>
 
 <file path=word/styles.xml><?xml version="1.0" encoding="utf-8"?>
-<w:styles xmlns:mc="http://schemas.openxmlformats.org/markup-compatibility/2006" xmlns:r="http://schemas.openxmlformats.org/officeDocument/2006/relationships" xmlns:w="http://schemas.openxmlformats.org/wordprocessingml/2006/main" xmlns:w14="http://schemas.microsoft.com/office/word/2010/wordml" xmlns:w15="http://schemas.microsoft.com/office/word/2012/wordml" xmlns:w16cex="http://schemas.microsoft.com/office/word/2018/wordml/cex" xmlns:w16cid="http://schemas.microsoft.com/office/word/2016/wordml/cid" xmlns:w16="http://schemas.microsoft.com/office/word/2018/wordml" xmlns:w16sdtdh="http://schemas.microsoft.com/office/word/2020/wordml/sdtdatahash" xmlns:w16se="http://schemas.microsoft.com/office/word/2015/wordml/symex" mc:Ignorable="w14 w15 w16se w16cid w16 w16cex w16sdtdh">
+<w:styles xmlns:mc="http://schemas.openxmlformats.org/markup-compatibility/2006" xmlns:r="http://schemas.openxmlformats.org/officeDocument/2006/relationships" xmlns:w="http://schemas.openxmlformats.org/wordprocessingml/2006/main" xmlns:w14="http://schemas.microsoft.com/office/word/2010/wordml" xmlns:w15="http://schemas.microsoft.com/office/word/2012/wordml" xmlns:w16cex="http://schemas.microsoft.com/office/word/2018/wordml/cex" xmlns:w16cid="http://schemas.microsoft.com/office/word/2016/wordml/cid" xmlns:w16="http://schemas.microsoft.com/office/word/2018/wordml" xmlns:w16du="http://schemas.microsoft.com/office/word/2023/wordml/word16du" xmlns:w16sdtdh="http://schemas.microsoft.com/office/word/2020/wordml/sdtdatahash" xmlns:w16sdtfl="http://schemas.microsoft.com/office/word/2024/wordml/sdtformatlock" xmlns:w16se="http://schemas.microsoft.com/office/word/2015/wordml/symex" mc:Ignorable="w14 w15 w16se w16cid w16 w16cex w16sdtdh w16sdtfl w16du">
   <w:docDefaults>
     <w:rPrDefault>
       <w:rPr>
@@ -51884,7 +51884,7 @@
       <w:outlineLvl w:val="0"/>
     </w:pPr>
     <w:rPr>
-      <w:rFonts w:eastAsia="微软雅黑" w:cstheme="majorBidi"/>
+      <w:rFonts w:eastAsia="Microsoft YaHei" w:cstheme="majorBidi"/>
       <w:smallCaps/>
       <w:szCs w:val="20"/>
     </w:rPr>
@@ -51903,7 +51903,7 @@
       <w:outlineLvl w:val="1"/>
     </w:pPr>
     <w:rPr>
-      <w:rFonts w:eastAsia="微软雅黑" w:cstheme="majorBidi"/>
+      <w:rFonts w:eastAsia="Microsoft YaHei" w:cstheme="majorBidi"/>
       <w:szCs w:val="26"/>
     </w:rPr>
   </w:style>
@@ -51921,7 +51921,7 @@
       <w:outlineLvl w:val="2"/>
     </w:pPr>
     <w:rPr>
-      <w:rFonts w:eastAsia="微软雅黑" w:cstheme="majorBidi"/>
+      <w:rFonts w:eastAsia="Microsoft YaHei" w:cstheme="majorBidi"/>
       <w:szCs w:val="24"/>
     </w:rPr>
   </w:style>
@@ -51941,7 +51941,7 @@
       <w:outlineLvl w:val="3"/>
     </w:pPr>
     <w:rPr>
-      <w:rFonts w:eastAsia="微软雅黑" w:cstheme="majorBidi"/>
+      <w:rFonts w:eastAsia="Microsoft YaHei" w:cstheme="majorBidi"/>
       <w:iCs/>
     </w:rPr>
   </w:style>
@@ -52502,7 +52502,7 @@
     <w:uiPriority w:val="9"/>
     <w:rsid w:val="00361B0C"/>
     <w:rPr>
-      <w:rFonts w:ascii="Aptos" w:eastAsia="微软雅黑" w:hAnsi="Aptos" w:cstheme="majorBidi"/>
+      <w:rFonts w:ascii="Aptos" w:eastAsia="Microsoft YaHei" w:hAnsi="Aptos" w:cstheme="majorBidi"/>
       <w:smallCaps/>
       <w:sz w:val="20"/>
       <w:szCs w:val="20"/>
@@ -52515,7 +52515,7 @@
     <w:uiPriority w:val="9"/>
     <w:rsid w:val="00361B0C"/>
     <w:rPr>
-      <w:rFonts w:ascii="Aptos" w:eastAsia="微软雅黑" w:hAnsi="Aptos" w:cstheme="majorBidi"/>
+      <w:rFonts w:ascii="Aptos" w:eastAsia="Microsoft YaHei" w:hAnsi="Aptos" w:cstheme="majorBidi"/>
       <w:sz w:val="20"/>
       <w:szCs w:val="26"/>
     </w:rPr>
@@ -52527,7 +52527,7 @@
     <w:uiPriority w:val="9"/>
     <w:rsid w:val="0069314A"/>
     <w:rPr>
-      <w:rFonts w:ascii="Aptos" w:eastAsia="微软雅黑" w:hAnsi="Aptos" w:cstheme="majorBidi"/>
+      <w:rFonts w:ascii="Aptos" w:eastAsia="Microsoft YaHei" w:hAnsi="Aptos" w:cstheme="majorBidi"/>
       <w:sz w:val="20"/>
       <w:szCs w:val="24"/>
     </w:rPr>
@@ -52539,7 +52539,7 @@
     <w:uiPriority w:val="9"/>
     <w:rsid w:val="006C7655"/>
     <w:rPr>
-      <w:rFonts w:ascii="Aptos" w:eastAsia="微软雅黑" w:hAnsi="Aptos" w:cstheme="majorBidi"/>
+      <w:rFonts w:ascii="Aptos" w:eastAsia="Microsoft YaHei" w:hAnsi="Aptos" w:cstheme="majorBidi"/>
       <w:iCs/>
       <w:sz w:val="20"/>
     </w:rPr>
